--- a/cpf-docs/guides/04_운영자_매뉴얼.docx
+++ b/cpf-docs/guides/04_운영자_매뉴얼.docx
@@ -4,6 +4,7 @@
   <w:body>
     <w:p>
       <w:pPr>
+        <w:keepNext w:val="0"/>
         <w:jc w:val="center"/>
       </w:pPr>
       <w:r>
@@ -23,6 +24,7 @@
     </w:p>
     <w:p>
       <w:pPr>
+        <w:keepNext w:val="0"/>
         <w:jc w:val="center"/>
       </w:pPr>
       <w:r>
@@ -36,6 +38,7 @@
     </w:p>
     <w:p>
       <w:pPr>
+        <w:keepNext w:val="0"/>
         <w:spacing w:before="560"/>
         <w:jc w:val="center"/>
       </w:pPr>
@@ -51,6 +54,7 @@
     </w:p>
     <w:p>
       <w:pPr>
+        <w:keepNext w:val="0"/>
         <w:spacing w:before="3200"/>
         <w:jc w:val="center"/>
       </w:pPr>
@@ -70,7 +74,7 @@
     </w:p>
     <w:p>
       <w:pPr>
-        <w:keepNext w:val="1"/>
+        <w:keepNext w:val="0"/>
         <w:keepLines/>
       </w:pPr>
       <w:bookmarkStart w:id="136" w:name="TOC"/>
@@ -87,33 +91,37 @@
     </w:p>
     <w:tbl>
       <w:tblPr>
-        <w:tblW w:type="auto" w:w="0"/>
+        <w:tblW w:type="dxa" w:w="10601"/>
         <w:jc w:val="center"/>
         <w:tblLayout w:type="fixed"/>
         <w:tblLook w:firstColumn="1" w:firstRow="1" w:lastColumn="0" w:lastRow="0" w:noHBand="0" w:noVBand="1" w:val="04A0"/>
       </w:tblPr>
       <w:tblGrid>
-        <w:gridCol w:w="3515"/>
-        <w:gridCol w:w="6407"/>
+        <w:gridCol w:w="2621"/>
+        <w:gridCol w:w="7979"/>
       </w:tblGrid>
       <w:tr>
         <w:trPr>
           <w:tblHeader w:val="true"/>
+          <w:cantSplit/>
         </w:trPr>
         <w:tc>
           <w:tcPr>
-            <w:tcW w:type="dxa" w:w="3515"/>
+            <w:tcW w:type="dxa" w:w="2621"/>
             <w:shd w:fill="18233D"/>
             <w:vAlign w:val="center"/>
             <w:tcMar>
-              <w:top w:w="80" w:type="dxa"/>
-              <w:start w:w="100" w:type="dxa"/>
-              <w:bottom w:w="80" w:type="dxa"/>
-              <w:end w:w="100" w:type="dxa"/>
+              <w:top w:w="55" w:type="dxa"/>
+              <w:start w:w="70" w:type="dxa"/>
+              <w:bottom w:w="55" w:type="dxa"/>
+              <w:end w:w="70" w:type="dxa"/>
             </w:tcMar>
           </w:tcPr>
           <w:p>
             <w:pPr>
+              <w:keepNext w:val="0"/>
+              <w:keepLines/>
+              <w:spacing w:before="0" w:after="0" w:line="240" w:lineRule="auto"/>
               <w:jc w:val="center"/>
             </w:pPr>
             <w:r>
@@ -129,18 +137,21 @@
         </w:tc>
         <w:tc>
           <w:tcPr>
-            <w:tcW w:type="dxa" w:w="6406"/>
+            <w:tcW w:type="dxa" w:w="7979"/>
             <w:shd w:fill="18233D"/>
             <w:vAlign w:val="center"/>
             <w:tcMar>
-              <w:top w:w="80" w:type="dxa"/>
-              <w:start w:w="100" w:type="dxa"/>
-              <w:bottom w:w="80" w:type="dxa"/>
-              <w:end w:w="100" w:type="dxa"/>
+              <w:top w:w="55" w:type="dxa"/>
+              <w:start w:w="70" w:type="dxa"/>
+              <w:bottom w:w="55" w:type="dxa"/>
+              <w:end w:w="70" w:type="dxa"/>
             </w:tcMar>
           </w:tcPr>
           <w:p>
             <w:pPr>
+              <w:keepNext w:val="0"/>
+              <w:keepLines/>
+              <w:spacing w:before="0" w:after="0" w:line="240" w:lineRule="auto"/>
               <w:jc w:val="center"/>
             </w:pPr>
             <w:r>
@@ -161,17 +172,20 @@
         </w:trPr>
         <w:tc>
           <w:tcPr>
-            <w:tcW w:type="dxa" w:w="3515"/>
+            <w:tcW w:type="dxa" w:w="2621"/>
             <w:tcMar>
-              <w:top w:w="60" w:type="dxa"/>
-              <w:start w:w="90" w:type="dxa"/>
-              <w:bottom w:w="60" w:type="dxa"/>
-              <w:end w:w="90" w:type="dxa"/>
+              <w:top w:w="55" w:type="dxa"/>
+              <w:start w:w="70" w:type="dxa"/>
+              <w:bottom w:w="55" w:type="dxa"/>
+              <w:end w:w="70" w:type="dxa"/>
             </w:tcMar>
+            <w:vAlign w:val="center"/>
           </w:tcPr>
           <w:p>
             <w:pPr>
-              <w:spacing w:after="0"/>
+              <w:keepNext w:val="0"/>
+              <w:keepLines/>
+              <w:spacing w:after="0" w:before="0" w:line="240" w:lineRule="auto"/>
             </w:pPr>
             <w:hyperlink w:anchor="omap">
               <w:r>
@@ -187,17 +201,20 @@
         </w:tc>
         <w:tc>
           <w:tcPr>
-            <w:tcW w:type="dxa" w:w="6406"/>
+            <w:tcW w:type="dxa" w:w="7979"/>
             <w:tcMar>
-              <w:top w:w="60" w:type="dxa"/>
-              <w:start w:w="90" w:type="dxa"/>
-              <w:bottom w:w="60" w:type="dxa"/>
-              <w:end w:w="90" w:type="dxa"/>
+              <w:top w:w="55" w:type="dxa"/>
+              <w:start w:w="70" w:type="dxa"/>
+              <w:bottom w:w="55" w:type="dxa"/>
+              <w:end w:w="70" w:type="dxa"/>
             </w:tcMar>
+            <w:vAlign w:val="center"/>
           </w:tcPr>
           <w:p>
             <w:pPr>
-              <w:spacing w:after="0"/>
+              <w:keepNext w:val="0"/>
+              <w:keepLines/>
+              <w:spacing w:after="0" w:before="0" w:line="240" w:lineRule="auto"/>
             </w:pPr>
             <w:r>
               <w:rPr>
@@ -216,17 +233,20 @@
         </w:trPr>
         <w:tc>
           <w:tcPr>
-            <w:tcW w:type="dxa" w:w="3515"/>
+            <w:tcW w:type="dxa" w:w="2621"/>
             <w:tcMar>
-              <w:top w:w="60" w:type="dxa"/>
-              <w:start w:w="90" w:type="dxa"/>
-              <w:bottom w:w="60" w:type="dxa"/>
-              <w:end w:w="90" w:type="dxa"/>
+              <w:top w:w="55" w:type="dxa"/>
+              <w:start w:w="70" w:type="dxa"/>
+              <w:bottom w:w="55" w:type="dxa"/>
+              <w:end w:w="70" w:type="dxa"/>
             </w:tcMar>
+            <w:vAlign w:val="center"/>
           </w:tcPr>
           <w:p>
             <w:pPr>
-              <w:spacing w:after="0"/>
+              <w:keepNext w:val="0"/>
+              <w:keepLines/>
+              <w:spacing w:after="0" w:before="0" w:line="240" w:lineRule="auto"/>
             </w:pPr>
             <w:hyperlink w:anchor="ofirst">
               <w:r>
@@ -242,17 +262,20 @@
         </w:tc>
         <w:tc>
           <w:tcPr>
-            <w:tcW w:type="dxa" w:w="6406"/>
+            <w:tcW w:type="dxa" w:w="7979"/>
             <w:tcMar>
-              <w:top w:w="60" w:type="dxa"/>
-              <w:start w:w="90" w:type="dxa"/>
-              <w:bottom w:w="60" w:type="dxa"/>
-              <w:end w:w="90" w:type="dxa"/>
+              <w:top w:w="55" w:type="dxa"/>
+              <w:start w:w="70" w:type="dxa"/>
+              <w:bottom w:w="55" w:type="dxa"/>
+              <w:end w:w="70" w:type="dxa"/>
             </w:tcMar>
+            <w:vAlign w:val="center"/>
           </w:tcPr>
           <w:p>
             <w:pPr>
-              <w:spacing w:after="0"/>
+              <w:keepNext w:val="0"/>
+              <w:keepLines/>
+              <w:spacing w:after="0" w:before="0" w:line="240" w:lineRule="auto"/>
             </w:pPr>
             <w:r>
               <w:rPr>
@@ -271,17 +294,20 @@
         </w:trPr>
         <w:tc>
           <w:tcPr>
-            <w:tcW w:type="dxa" w:w="3515"/>
+            <w:tcW w:type="dxa" w:w="2621"/>
             <w:tcMar>
-              <w:top w:w="60" w:type="dxa"/>
-              <w:start w:w="90" w:type="dxa"/>
-              <w:bottom w:w="60" w:type="dxa"/>
-              <w:end w:w="90" w:type="dxa"/>
+              <w:top w:w="55" w:type="dxa"/>
+              <w:start w:w="70" w:type="dxa"/>
+              <w:bottom w:w="55" w:type="dxa"/>
+              <w:end w:w="70" w:type="dxa"/>
             </w:tcMar>
+            <w:vAlign w:val="center"/>
           </w:tcPr>
           <w:p>
             <w:pPr>
-              <w:spacing w:after="0"/>
+              <w:keepNext w:val="0"/>
+              <w:keepLines/>
+              <w:spacing w:after="0" w:before="0" w:line="240" w:lineRule="auto"/>
             </w:pPr>
             <w:hyperlink w:anchor="otrace">
               <w:r>
@@ -297,17 +323,20 @@
         </w:tc>
         <w:tc>
           <w:tcPr>
-            <w:tcW w:type="dxa" w:w="6406"/>
+            <w:tcW w:type="dxa" w:w="7979"/>
             <w:tcMar>
-              <w:top w:w="60" w:type="dxa"/>
-              <w:start w:w="90" w:type="dxa"/>
-              <w:bottom w:w="60" w:type="dxa"/>
-              <w:end w:w="90" w:type="dxa"/>
+              <w:top w:w="55" w:type="dxa"/>
+              <w:start w:w="70" w:type="dxa"/>
+              <w:bottom w:w="55" w:type="dxa"/>
+              <w:end w:w="70" w:type="dxa"/>
             </w:tcMar>
+            <w:vAlign w:val="center"/>
           </w:tcPr>
           <w:p>
             <w:pPr>
-              <w:spacing w:after="0"/>
+              <w:keepNext w:val="0"/>
+              <w:keepLines/>
+              <w:spacing w:after="0" w:before="0" w:line="240" w:lineRule="auto"/>
             </w:pPr>
             <w:r>
               <w:rPr>
@@ -326,17 +355,20 @@
         </w:trPr>
         <w:tc>
           <w:tcPr>
-            <w:tcW w:type="dxa" w:w="3515"/>
+            <w:tcW w:type="dxa" w:w="2621"/>
             <w:tcMar>
-              <w:top w:w="60" w:type="dxa"/>
-              <w:start w:w="90" w:type="dxa"/>
-              <w:bottom w:w="60" w:type="dxa"/>
-              <w:end w:w="90" w:type="dxa"/>
+              <w:top w:w="55" w:type="dxa"/>
+              <w:start w:w="70" w:type="dxa"/>
+              <w:bottom w:w="55" w:type="dxa"/>
+              <w:end w:w="70" w:type="dxa"/>
             </w:tcMar>
+            <w:vAlign w:val="center"/>
           </w:tcPr>
           <w:p>
             <w:pPr>
-              <w:spacing w:after="0"/>
+              <w:keepNext w:val="0"/>
+              <w:keepLines/>
+              <w:spacing w:after="0" w:before="0" w:line="240" w:lineRule="auto"/>
             </w:pPr>
             <w:hyperlink w:anchor="ort">
               <w:r>
@@ -352,17 +384,20 @@
         </w:tc>
         <w:tc>
           <w:tcPr>
-            <w:tcW w:type="dxa" w:w="6406"/>
+            <w:tcW w:type="dxa" w:w="7979"/>
             <w:tcMar>
-              <w:top w:w="60" w:type="dxa"/>
-              <w:start w:w="90" w:type="dxa"/>
-              <w:bottom w:w="60" w:type="dxa"/>
-              <w:end w:w="90" w:type="dxa"/>
+              <w:top w:w="55" w:type="dxa"/>
+              <w:start w:w="70" w:type="dxa"/>
+              <w:bottom w:w="55" w:type="dxa"/>
+              <w:end w:w="70" w:type="dxa"/>
             </w:tcMar>
+            <w:vAlign w:val="center"/>
           </w:tcPr>
           <w:p>
             <w:pPr>
-              <w:spacing w:after="0"/>
+              <w:keepNext w:val="0"/>
+              <w:keepLines/>
+              <w:spacing w:after="0" w:before="0" w:line="240" w:lineRule="auto"/>
             </w:pPr>
             <w:r>
               <w:rPr>
@@ -381,17 +416,20 @@
         </w:trPr>
         <w:tc>
           <w:tcPr>
-            <w:tcW w:type="dxa" w:w="3515"/>
+            <w:tcW w:type="dxa" w:w="2621"/>
             <w:tcMar>
-              <w:top w:w="60" w:type="dxa"/>
-              <w:start w:w="90" w:type="dxa"/>
-              <w:bottom w:w="60" w:type="dxa"/>
-              <w:end w:w="90" w:type="dxa"/>
+              <w:top w:w="55" w:type="dxa"/>
+              <w:start w:w="70" w:type="dxa"/>
+              <w:bottom w:w="55" w:type="dxa"/>
+              <w:end w:w="70" w:type="dxa"/>
             </w:tcMar>
+            <w:vAlign w:val="center"/>
           </w:tcPr>
           <w:p>
             <w:pPr>
-              <w:spacing w:after="0"/>
+              <w:keepNext w:val="0"/>
+              <w:keepLines/>
+              <w:spacing w:after="0" w:before="0" w:line="240" w:lineRule="auto"/>
             </w:pPr>
             <w:hyperlink w:anchor="ounk">
               <w:r>
@@ -407,17 +445,20 @@
         </w:tc>
         <w:tc>
           <w:tcPr>
-            <w:tcW w:type="dxa" w:w="6406"/>
+            <w:tcW w:type="dxa" w:w="7979"/>
             <w:tcMar>
-              <w:top w:w="60" w:type="dxa"/>
-              <w:start w:w="90" w:type="dxa"/>
-              <w:bottom w:w="60" w:type="dxa"/>
-              <w:end w:w="90" w:type="dxa"/>
+              <w:top w:w="55" w:type="dxa"/>
+              <w:start w:w="70" w:type="dxa"/>
+              <w:bottom w:w="55" w:type="dxa"/>
+              <w:end w:w="70" w:type="dxa"/>
             </w:tcMar>
+            <w:vAlign w:val="center"/>
           </w:tcPr>
           <w:p>
             <w:pPr>
-              <w:spacing w:after="0"/>
+              <w:keepNext w:val="0"/>
+              <w:keepLines/>
+              <w:spacing w:after="0" w:before="0" w:line="240" w:lineRule="auto"/>
             </w:pPr>
             <w:r>
               <w:rPr>
@@ -436,17 +477,20 @@
         </w:trPr>
         <w:tc>
           <w:tcPr>
-            <w:tcW w:type="dxa" w:w="3515"/>
+            <w:tcW w:type="dxa" w:w="2621"/>
             <w:tcMar>
-              <w:top w:w="60" w:type="dxa"/>
-              <w:start w:w="90" w:type="dxa"/>
-              <w:bottom w:w="60" w:type="dxa"/>
-              <w:end w:w="90" w:type="dxa"/>
+              <w:top w:w="55" w:type="dxa"/>
+              <w:start w:w="70" w:type="dxa"/>
+              <w:bottom w:w="55" w:type="dxa"/>
+              <w:end w:w="70" w:type="dxa"/>
             </w:tcMar>
+            <w:vAlign w:val="center"/>
           </w:tcPr>
           <w:p>
             <w:pPr>
-              <w:spacing w:after="0"/>
+              <w:keepNext w:val="0"/>
+              <w:keepLines/>
+              <w:spacing w:after="0" w:before="0" w:line="240" w:lineRule="auto"/>
             </w:pPr>
             <w:hyperlink w:anchor="oconfig">
               <w:r>
@@ -462,17 +506,20 @@
         </w:tc>
         <w:tc>
           <w:tcPr>
-            <w:tcW w:type="dxa" w:w="6406"/>
+            <w:tcW w:type="dxa" w:w="7979"/>
             <w:tcMar>
-              <w:top w:w="60" w:type="dxa"/>
-              <w:start w:w="90" w:type="dxa"/>
-              <w:bottom w:w="60" w:type="dxa"/>
-              <w:end w:w="90" w:type="dxa"/>
+              <w:top w:w="55" w:type="dxa"/>
+              <w:start w:w="70" w:type="dxa"/>
+              <w:bottom w:w="55" w:type="dxa"/>
+              <w:end w:w="70" w:type="dxa"/>
             </w:tcMar>
+            <w:vAlign w:val="center"/>
           </w:tcPr>
           <w:p>
             <w:pPr>
-              <w:spacing w:after="0"/>
+              <w:keepNext w:val="0"/>
+              <w:keepLines/>
+              <w:spacing w:after="0" w:before="0" w:line="240" w:lineRule="auto"/>
             </w:pPr>
             <w:r>
               <w:rPr>
@@ -491,17 +538,20 @@
         </w:trPr>
         <w:tc>
           <w:tcPr>
-            <w:tcW w:type="dxa" w:w="3515"/>
+            <w:tcW w:type="dxa" w:w="2621"/>
             <w:tcMar>
-              <w:top w:w="60" w:type="dxa"/>
-              <w:start w:w="90" w:type="dxa"/>
-              <w:bottom w:w="60" w:type="dxa"/>
-              <w:end w:w="90" w:type="dxa"/>
+              <w:top w:w="55" w:type="dxa"/>
+              <w:start w:w="70" w:type="dxa"/>
+              <w:bottom w:w="55" w:type="dxa"/>
+              <w:end w:w="70" w:type="dxa"/>
             </w:tcMar>
+            <w:vAlign w:val="center"/>
           </w:tcPr>
           <w:p>
             <w:pPr>
-              <w:spacing w:after="0"/>
+              <w:keepNext w:val="0"/>
+              <w:keepLines/>
+              <w:spacing w:after="0" w:before="0" w:line="240" w:lineRule="auto"/>
             </w:pPr>
             <w:hyperlink w:anchor="orisk">
               <w:r>
@@ -517,17 +567,20 @@
         </w:tc>
         <w:tc>
           <w:tcPr>
-            <w:tcW w:type="dxa" w:w="6406"/>
+            <w:tcW w:type="dxa" w:w="7979"/>
             <w:tcMar>
-              <w:top w:w="60" w:type="dxa"/>
-              <w:start w:w="90" w:type="dxa"/>
-              <w:bottom w:w="60" w:type="dxa"/>
-              <w:end w:w="90" w:type="dxa"/>
+              <w:top w:w="55" w:type="dxa"/>
+              <w:start w:w="70" w:type="dxa"/>
+              <w:bottom w:w="55" w:type="dxa"/>
+              <w:end w:w="70" w:type="dxa"/>
             </w:tcMar>
+            <w:vAlign w:val="center"/>
           </w:tcPr>
           <w:p>
             <w:pPr>
-              <w:spacing w:after="0"/>
+              <w:keepNext w:val="0"/>
+              <w:keepLines/>
+              <w:spacing w:after="0" w:before="0" w:line="240" w:lineRule="auto"/>
             </w:pPr>
             <w:r>
               <w:rPr>
@@ -546,17 +599,20 @@
         </w:trPr>
         <w:tc>
           <w:tcPr>
-            <w:tcW w:type="dxa" w:w="3515"/>
+            <w:tcW w:type="dxa" w:w="2621"/>
             <w:tcMar>
-              <w:top w:w="60" w:type="dxa"/>
-              <w:start w:w="90" w:type="dxa"/>
-              <w:bottom w:w="60" w:type="dxa"/>
-              <w:end w:w="90" w:type="dxa"/>
+              <w:top w:w="55" w:type="dxa"/>
+              <w:start w:w="70" w:type="dxa"/>
+              <w:bottom w:w="55" w:type="dxa"/>
+              <w:end w:w="70" w:type="dxa"/>
             </w:tcMar>
+            <w:vAlign w:val="center"/>
           </w:tcPr>
           <w:p>
             <w:pPr>
-              <w:spacing w:after="0"/>
+              <w:keepNext w:val="0"/>
+              <w:keepLines/>
+              <w:spacing w:after="0" w:before="0" w:line="240" w:lineRule="auto"/>
             </w:pPr>
             <w:hyperlink w:anchor="ogw">
               <w:r>
@@ -572,17 +628,20 @@
         </w:tc>
         <w:tc>
           <w:tcPr>
-            <w:tcW w:type="dxa" w:w="6406"/>
+            <w:tcW w:type="dxa" w:w="7979"/>
             <w:tcMar>
-              <w:top w:w="60" w:type="dxa"/>
-              <w:start w:w="90" w:type="dxa"/>
-              <w:bottom w:w="60" w:type="dxa"/>
-              <w:end w:w="90" w:type="dxa"/>
+              <w:top w:w="55" w:type="dxa"/>
+              <w:start w:w="70" w:type="dxa"/>
+              <w:bottom w:w="55" w:type="dxa"/>
+              <w:end w:w="70" w:type="dxa"/>
             </w:tcMar>
+            <w:vAlign w:val="center"/>
           </w:tcPr>
           <w:p>
             <w:pPr>
-              <w:spacing w:after="0"/>
+              <w:keepNext w:val="0"/>
+              <w:keepLines/>
+              <w:spacing w:after="0" w:before="0" w:line="240" w:lineRule="auto"/>
             </w:pPr>
             <w:r>
               <w:rPr>
@@ -601,17 +660,20 @@
         </w:trPr>
         <w:tc>
           <w:tcPr>
-            <w:tcW w:type="dxa" w:w="3515"/>
+            <w:tcW w:type="dxa" w:w="2621"/>
             <w:tcMar>
-              <w:top w:w="60" w:type="dxa"/>
-              <w:start w:w="90" w:type="dxa"/>
-              <w:bottom w:w="60" w:type="dxa"/>
-              <w:end w:w="90" w:type="dxa"/>
+              <w:top w:w="55" w:type="dxa"/>
+              <w:start w:w="70" w:type="dxa"/>
+              <w:bottom w:w="55" w:type="dxa"/>
+              <w:end w:w="70" w:type="dxa"/>
             </w:tcMar>
+            <w:vAlign w:val="center"/>
           </w:tcPr>
           <w:p>
             <w:pPr>
-              <w:spacing w:after="0"/>
+              <w:keepNext w:val="0"/>
+              <w:keepLines/>
+              <w:spacing w:after="0" w:before="0" w:line="240" w:lineRule="auto"/>
             </w:pPr>
             <w:hyperlink w:anchor="olog">
               <w:r>
@@ -627,17 +689,20 @@
         </w:tc>
         <w:tc>
           <w:tcPr>
-            <w:tcW w:type="dxa" w:w="6406"/>
+            <w:tcW w:type="dxa" w:w="7979"/>
             <w:tcMar>
-              <w:top w:w="60" w:type="dxa"/>
-              <w:start w:w="90" w:type="dxa"/>
-              <w:bottom w:w="60" w:type="dxa"/>
-              <w:end w:w="90" w:type="dxa"/>
+              <w:top w:w="55" w:type="dxa"/>
+              <w:start w:w="70" w:type="dxa"/>
+              <w:bottom w:w="55" w:type="dxa"/>
+              <w:end w:w="70" w:type="dxa"/>
             </w:tcMar>
+            <w:vAlign w:val="center"/>
           </w:tcPr>
           <w:p>
             <w:pPr>
-              <w:spacing w:after="0"/>
+              <w:keepNext w:val="0"/>
+              <w:keepLines/>
+              <w:spacing w:after="0" w:before="0" w:line="240" w:lineRule="auto"/>
             </w:pPr>
             <w:r>
               <w:rPr>
@@ -656,17 +721,20 @@
         </w:trPr>
         <w:tc>
           <w:tcPr>
-            <w:tcW w:type="dxa" w:w="3515"/>
+            <w:tcW w:type="dxa" w:w="2621"/>
             <w:tcMar>
-              <w:top w:w="60" w:type="dxa"/>
-              <w:start w:w="90" w:type="dxa"/>
-              <w:bottom w:w="60" w:type="dxa"/>
-              <w:end w:w="90" w:type="dxa"/>
+              <w:top w:w="55" w:type="dxa"/>
+              <w:start w:w="70" w:type="dxa"/>
+              <w:bottom w:w="55" w:type="dxa"/>
+              <w:end w:w="70" w:type="dxa"/>
             </w:tcMar>
+            <w:vAlign w:val="center"/>
           </w:tcPr>
           <w:p>
             <w:pPr>
-              <w:spacing w:after="0"/>
+              <w:keepNext w:val="0"/>
+              <w:keepLines/>
+              <w:spacing w:after="0" w:before="0" w:line="240" w:lineRule="auto"/>
             </w:pPr>
             <w:hyperlink w:anchor="oauth">
               <w:r>
@@ -682,17 +750,20 @@
         </w:tc>
         <w:tc>
           <w:tcPr>
-            <w:tcW w:type="dxa" w:w="6406"/>
+            <w:tcW w:type="dxa" w:w="7979"/>
             <w:tcMar>
-              <w:top w:w="60" w:type="dxa"/>
-              <w:start w:w="90" w:type="dxa"/>
-              <w:bottom w:w="60" w:type="dxa"/>
-              <w:end w:w="90" w:type="dxa"/>
+              <w:top w:w="55" w:type="dxa"/>
+              <w:start w:w="70" w:type="dxa"/>
+              <w:bottom w:w="55" w:type="dxa"/>
+              <w:end w:w="70" w:type="dxa"/>
             </w:tcMar>
+            <w:vAlign w:val="center"/>
           </w:tcPr>
           <w:p>
             <w:pPr>
-              <w:spacing w:after="0"/>
+              <w:keepNext w:val="0"/>
+              <w:keepLines/>
+              <w:spacing w:after="0" w:before="0" w:line="240" w:lineRule="auto"/>
             </w:pPr>
             <w:r>
               <w:rPr>
@@ -711,17 +782,20 @@
         </w:trPr>
         <w:tc>
           <w:tcPr>
-            <w:tcW w:type="dxa" w:w="3515"/>
+            <w:tcW w:type="dxa" w:w="2621"/>
             <w:tcMar>
-              <w:top w:w="60" w:type="dxa"/>
-              <w:start w:w="90" w:type="dxa"/>
-              <w:bottom w:w="60" w:type="dxa"/>
-              <w:end w:w="90" w:type="dxa"/>
+              <w:top w:w="55" w:type="dxa"/>
+              <w:start w:w="70" w:type="dxa"/>
+              <w:bottom w:w="55" w:type="dxa"/>
+              <w:end w:w="70" w:type="dxa"/>
             </w:tcMar>
+            <w:vAlign w:val="center"/>
           </w:tcPr>
           <w:p>
             <w:pPr>
-              <w:spacing w:after="0"/>
+              <w:keepNext w:val="0"/>
+              <w:keepLines/>
+              <w:spacing w:after="0" w:before="0" w:line="240" w:lineRule="auto"/>
             </w:pPr>
             <w:hyperlink w:anchor="ohandover">
               <w:r>
@@ -737,17 +811,20 @@
         </w:tc>
         <w:tc>
           <w:tcPr>
-            <w:tcW w:type="dxa" w:w="6406"/>
+            <w:tcW w:type="dxa" w:w="7979"/>
             <w:tcMar>
-              <w:top w:w="60" w:type="dxa"/>
-              <w:start w:w="90" w:type="dxa"/>
-              <w:bottom w:w="60" w:type="dxa"/>
-              <w:end w:w="90" w:type="dxa"/>
+              <w:top w:w="55" w:type="dxa"/>
+              <w:start w:w="70" w:type="dxa"/>
+              <w:bottom w:w="55" w:type="dxa"/>
+              <w:end w:w="70" w:type="dxa"/>
             </w:tcMar>
+            <w:vAlign w:val="center"/>
           </w:tcPr>
           <w:p>
             <w:pPr>
-              <w:spacing w:after="0"/>
+              <w:keepNext w:val="0"/>
+              <w:keepLines/>
+              <w:spacing w:after="0" w:before="0" w:line="240" w:lineRule="auto"/>
             </w:pPr>
             <w:r>
               <w:rPr>
@@ -770,8 +847,9 @@
       <w:bookmarkStart w:id="137" w:name="omap"/>
       <w:pPr>
         <w:pStyle w:val="Heading1"/>
-        <w:keepNext w:val="1"/>
+        <w:keepNext/>
         <w:keepLines/>
+        <w:spacing w:before="220" w:after="80"/>
       </w:pPr>
       <w:bookmarkEnd w:id="137"/>
       <w:r>
@@ -786,9 +864,9 @@
     </w:p>
     <w:p>
       <w:pPr>
-        <w:spacing w:after="120"/>
-        <w:keepNext w:val="1"/>
-        <w:keepLines/>
+        <w:spacing w:after="40"/>
+        <w:keepNext w:val="0"/>
+        <w:keepLines w:val="0"/>
       </w:pPr>
       <w:hyperlink w:anchor="TOC">
         <w:r>
@@ -802,6 +880,7 @@
     </w:p>
     <w:p>
       <w:pPr>
+        <w:keepNext w:val="0"/>
         <w:spacing w:after="100"/>
       </w:pPr>
       <w:r>
@@ -815,16 +894,16 @@
     </w:p>
     <w:tbl>
       <w:tblPr>
-        <w:tblW w:type="auto" w:w="0"/>
+        <w:tblW w:type="dxa" w:w="10601"/>
         <w:jc w:val="center"/>
         <w:tblLayout w:type="fixed"/>
         <w:tblLook w:firstColumn="1" w:firstRow="1" w:lastColumn="0" w:lastRow="0" w:noHBand="0" w:noVBand="1" w:val="04A0"/>
       </w:tblPr>
       <w:tblGrid>
-        <w:gridCol w:w="2381"/>
-        <w:gridCol w:w="2948"/>
-        <w:gridCol w:w="3515"/>
-        <w:gridCol w:w="1020"/>
+        <w:gridCol w:w="2477"/>
+        <w:gridCol w:w="2823"/>
+        <w:gridCol w:w="2823"/>
+        <w:gridCol w:w="2477"/>
       </w:tblGrid>
       <w:tr>
         <w:trPr>
@@ -833,18 +912,21 @@
         </w:trPr>
         <w:tc>
           <w:tcPr>
-            <w:tcW w:type="dxa" w:w="2381"/>
+            <w:tcW w:type="dxa" w:w="2477"/>
             <w:shd w:fill="18233D"/>
             <w:tcMar>
-              <w:top w:w="70" w:type="dxa"/>
-              <w:start w:w="90" w:type="dxa"/>
-              <w:bottom w:w="70" w:type="dxa"/>
-              <w:end w:w="90" w:type="dxa"/>
+              <w:top w:w="55" w:type="dxa"/>
+              <w:start w:w="70" w:type="dxa"/>
+              <w:bottom w:w="55" w:type="dxa"/>
+              <w:end w:w="70" w:type="dxa"/>
             </w:tcMar>
             <w:vAlign w:val="center"/>
           </w:tcPr>
           <w:p>
             <w:pPr>
+              <w:keepNext w:val="0"/>
+              <w:keepLines/>
+              <w:spacing w:before="0" w:after="0" w:line="240" w:lineRule="auto"/>
               <w:jc w:val="center"/>
             </w:pPr>
             <w:r>
@@ -860,18 +942,21 @@
         </w:tc>
         <w:tc>
           <w:tcPr>
-            <w:tcW w:type="dxa" w:w="2948"/>
+            <w:tcW w:type="dxa" w:w="2823"/>
             <w:shd w:fill="18233D"/>
             <w:tcMar>
-              <w:top w:w="70" w:type="dxa"/>
-              <w:start w:w="90" w:type="dxa"/>
-              <w:bottom w:w="70" w:type="dxa"/>
-              <w:end w:w="90" w:type="dxa"/>
+              <w:top w:w="55" w:type="dxa"/>
+              <w:start w:w="70" w:type="dxa"/>
+              <w:bottom w:w="55" w:type="dxa"/>
+              <w:end w:w="70" w:type="dxa"/>
             </w:tcMar>
             <w:vAlign w:val="center"/>
           </w:tcPr>
           <w:p>
             <w:pPr>
+              <w:keepNext w:val="0"/>
+              <w:keepLines/>
+              <w:spacing w:before="0" w:after="0" w:line="240" w:lineRule="auto"/>
               <w:jc w:val="center"/>
             </w:pPr>
             <w:r>
@@ -887,18 +972,21 @@
         </w:tc>
         <w:tc>
           <w:tcPr>
-            <w:tcW w:type="dxa" w:w="3515"/>
+            <w:tcW w:type="dxa" w:w="2823"/>
             <w:shd w:fill="18233D"/>
             <w:tcMar>
-              <w:top w:w="70" w:type="dxa"/>
-              <w:start w:w="90" w:type="dxa"/>
-              <w:bottom w:w="70" w:type="dxa"/>
-              <w:end w:w="90" w:type="dxa"/>
+              <w:top w:w="55" w:type="dxa"/>
+              <w:start w:w="70" w:type="dxa"/>
+              <w:bottom w:w="55" w:type="dxa"/>
+              <w:end w:w="70" w:type="dxa"/>
             </w:tcMar>
             <w:vAlign w:val="center"/>
           </w:tcPr>
           <w:p>
             <w:pPr>
+              <w:keepNext w:val="0"/>
+              <w:keepLines/>
+              <w:spacing w:before="0" w:after="0" w:line="240" w:lineRule="auto"/>
               <w:jc w:val="center"/>
             </w:pPr>
             <w:r>
@@ -914,18 +1002,21 @@
         </w:tc>
         <w:tc>
           <w:tcPr>
-            <w:tcW w:type="dxa" w:w="1020"/>
+            <w:tcW w:type="dxa" w:w="2477"/>
             <w:shd w:fill="18233D"/>
             <w:tcMar>
-              <w:top w:w="70" w:type="dxa"/>
-              <w:start w:w="90" w:type="dxa"/>
-              <w:bottom w:w="70" w:type="dxa"/>
-              <w:end w:w="90" w:type="dxa"/>
+              <w:top w:w="55" w:type="dxa"/>
+              <w:start w:w="70" w:type="dxa"/>
+              <w:bottom w:w="55" w:type="dxa"/>
+              <w:end w:w="70" w:type="dxa"/>
             </w:tcMar>
             <w:vAlign w:val="center"/>
           </w:tcPr>
           <w:p>
             <w:pPr>
+              <w:keepNext w:val="0"/>
+              <w:keepLines/>
+              <w:spacing w:before="0" w:after="0" w:line="240" w:lineRule="auto"/>
               <w:jc w:val="center"/>
             </w:pPr>
             <w:r>
@@ -946,18 +1037,20 @@
         </w:trPr>
         <w:tc>
           <w:tcPr>
-            <w:tcW w:type="dxa" w:w="2381"/>
+            <w:tcW w:type="dxa" w:w="2477"/>
             <w:tcMar>
-              <w:top w:w="60" w:type="dxa"/>
-              <w:start w:w="80" w:type="dxa"/>
-              <w:bottom w:w="60" w:type="dxa"/>
-              <w:end w:w="80" w:type="dxa"/>
+              <w:top w:w="55" w:type="dxa"/>
+              <w:start w:w="70" w:type="dxa"/>
+              <w:bottom w:w="55" w:type="dxa"/>
+              <w:end w:w="70" w:type="dxa"/>
             </w:tcMar>
             <w:vAlign w:val="center"/>
           </w:tcPr>
           <w:p>
             <w:pPr>
-              <w:spacing w:after="0"/>
+              <w:keepNext w:val="0"/>
+              <w:keepLines/>
+              <w:spacing w:after="0" w:before="0" w:line="240" w:lineRule="auto"/>
             </w:pPr>
             <w:r>
               <w:rPr>
@@ -971,18 +1064,20 @@
         </w:tc>
         <w:tc>
           <w:tcPr>
-            <w:tcW w:type="dxa" w:w="2948"/>
+            <w:tcW w:type="dxa" w:w="2823"/>
             <w:tcMar>
-              <w:top w:w="60" w:type="dxa"/>
-              <w:start w:w="80" w:type="dxa"/>
-              <w:bottom w:w="60" w:type="dxa"/>
-              <w:end w:w="80" w:type="dxa"/>
+              <w:top w:w="55" w:type="dxa"/>
+              <w:start w:w="70" w:type="dxa"/>
+              <w:bottom w:w="55" w:type="dxa"/>
+              <w:end w:w="70" w:type="dxa"/>
             </w:tcMar>
             <w:vAlign w:val="center"/>
           </w:tcPr>
           <w:p>
             <w:pPr>
-              <w:spacing w:after="0"/>
+              <w:keepNext w:val="0"/>
+              <w:keepLines/>
+              <w:spacing w:after="0" w:before="0" w:line="240" w:lineRule="auto"/>
             </w:pPr>
             <w:r>
               <w:rPr>
@@ -996,18 +1091,20 @@
         </w:tc>
         <w:tc>
           <w:tcPr>
-            <w:tcW w:type="dxa" w:w="3515"/>
+            <w:tcW w:type="dxa" w:w="2823"/>
             <w:tcMar>
-              <w:top w:w="60" w:type="dxa"/>
-              <w:start w:w="80" w:type="dxa"/>
-              <w:bottom w:w="60" w:type="dxa"/>
-              <w:end w:w="80" w:type="dxa"/>
+              <w:top w:w="55" w:type="dxa"/>
+              <w:start w:w="70" w:type="dxa"/>
+              <w:bottom w:w="55" w:type="dxa"/>
+              <w:end w:w="70" w:type="dxa"/>
             </w:tcMar>
             <w:vAlign w:val="center"/>
           </w:tcPr>
           <w:p>
             <w:pPr>
-              <w:spacing w:after="0"/>
+              <w:keepNext w:val="0"/>
+              <w:keepLines/>
+              <w:spacing w:after="0" w:before="0" w:line="240" w:lineRule="auto"/>
             </w:pPr>
             <w:r>
               <w:rPr>
@@ -1021,18 +1118,20 @@
         </w:tc>
         <w:tc>
           <w:tcPr>
-            <w:tcW w:type="dxa" w:w="1020"/>
+            <w:tcW w:type="dxa" w:w="2477"/>
             <w:tcMar>
-              <w:top w:w="60" w:type="dxa"/>
-              <w:start w:w="80" w:type="dxa"/>
-              <w:bottom w:w="60" w:type="dxa"/>
-              <w:end w:w="80" w:type="dxa"/>
+              <w:top w:w="55" w:type="dxa"/>
+              <w:start w:w="70" w:type="dxa"/>
+              <w:bottom w:w="55" w:type="dxa"/>
+              <w:end w:w="70" w:type="dxa"/>
             </w:tcMar>
             <w:vAlign w:val="center"/>
           </w:tcPr>
           <w:p>
             <w:pPr>
-              <w:spacing w:after="0"/>
+              <w:keepNext w:val="0"/>
+              <w:keepLines/>
+              <w:spacing w:after="0" w:before="0" w:line="240" w:lineRule="auto"/>
             </w:pPr>
             <w:r>
               <w:rPr>
@@ -1051,19 +1150,21 @@
         </w:trPr>
         <w:tc>
           <w:tcPr>
-            <w:tcW w:type="dxa" w:w="2381"/>
+            <w:tcW w:type="dxa" w:w="2477"/>
             <w:tcMar>
-              <w:top w:w="60" w:type="dxa"/>
-              <w:start w:w="80" w:type="dxa"/>
-              <w:bottom w:w="60" w:type="dxa"/>
-              <w:end w:w="80" w:type="dxa"/>
+              <w:top w:w="55" w:type="dxa"/>
+              <w:start w:w="70" w:type="dxa"/>
+              <w:bottom w:w="55" w:type="dxa"/>
+              <w:end w:w="70" w:type="dxa"/>
             </w:tcMar>
             <w:vAlign w:val="center"/>
             <w:shd w:fill="FBFCFE"/>
           </w:tcPr>
           <w:p>
             <w:pPr>
-              <w:spacing w:after="0"/>
+              <w:keepNext w:val="0"/>
+              <w:keepLines/>
+              <w:spacing w:after="0" w:before="0" w:line="240" w:lineRule="auto"/>
             </w:pPr>
             <w:r>
               <w:rPr>
@@ -1077,19 +1178,21 @@
         </w:tc>
         <w:tc>
           <w:tcPr>
-            <w:tcW w:type="dxa" w:w="2948"/>
+            <w:tcW w:type="dxa" w:w="2823"/>
             <w:tcMar>
-              <w:top w:w="60" w:type="dxa"/>
-              <w:start w:w="80" w:type="dxa"/>
-              <w:bottom w:w="60" w:type="dxa"/>
-              <w:end w:w="80" w:type="dxa"/>
+              <w:top w:w="55" w:type="dxa"/>
+              <w:start w:w="70" w:type="dxa"/>
+              <w:bottom w:w="55" w:type="dxa"/>
+              <w:end w:w="70" w:type="dxa"/>
             </w:tcMar>
             <w:vAlign w:val="center"/>
             <w:shd w:fill="FBFCFE"/>
           </w:tcPr>
           <w:p>
             <w:pPr>
-              <w:spacing w:after="0"/>
+              <w:keepNext w:val="0"/>
+              <w:keepLines/>
+              <w:spacing w:after="0" w:before="0" w:line="240" w:lineRule="auto"/>
             </w:pPr>
             <w:r>
               <w:rPr>
@@ -1103,19 +1206,21 @@
         </w:tc>
         <w:tc>
           <w:tcPr>
-            <w:tcW w:type="dxa" w:w="3515"/>
+            <w:tcW w:type="dxa" w:w="2823"/>
             <w:tcMar>
-              <w:top w:w="60" w:type="dxa"/>
-              <w:start w:w="80" w:type="dxa"/>
-              <w:bottom w:w="60" w:type="dxa"/>
-              <w:end w:w="80" w:type="dxa"/>
+              <w:top w:w="55" w:type="dxa"/>
+              <w:start w:w="70" w:type="dxa"/>
+              <w:bottom w:w="55" w:type="dxa"/>
+              <w:end w:w="70" w:type="dxa"/>
             </w:tcMar>
             <w:vAlign w:val="center"/>
             <w:shd w:fill="FBFCFE"/>
           </w:tcPr>
           <w:p>
             <w:pPr>
-              <w:spacing w:after="0"/>
+              <w:keepNext w:val="0"/>
+              <w:keepLines/>
+              <w:spacing w:after="0" w:before="0" w:line="240" w:lineRule="auto"/>
             </w:pPr>
             <w:r>
               <w:rPr>
@@ -1129,19 +1234,21 @@
         </w:tc>
         <w:tc>
           <w:tcPr>
-            <w:tcW w:type="dxa" w:w="1020"/>
+            <w:tcW w:type="dxa" w:w="2477"/>
             <w:tcMar>
-              <w:top w:w="60" w:type="dxa"/>
-              <w:start w:w="80" w:type="dxa"/>
-              <w:bottom w:w="60" w:type="dxa"/>
-              <w:end w:w="80" w:type="dxa"/>
+              <w:top w:w="55" w:type="dxa"/>
+              <w:start w:w="70" w:type="dxa"/>
+              <w:bottom w:w="55" w:type="dxa"/>
+              <w:end w:w="70" w:type="dxa"/>
             </w:tcMar>
             <w:vAlign w:val="center"/>
             <w:shd w:fill="FBFCFE"/>
           </w:tcPr>
           <w:p>
             <w:pPr>
-              <w:spacing w:after="0"/>
+              <w:keepNext w:val="0"/>
+              <w:keepLines/>
+              <w:spacing w:after="0" w:before="0" w:line="240" w:lineRule="auto"/>
             </w:pPr>
             <w:r>
               <w:rPr>
@@ -1160,18 +1267,20 @@
         </w:trPr>
         <w:tc>
           <w:tcPr>
-            <w:tcW w:type="dxa" w:w="2381"/>
+            <w:tcW w:type="dxa" w:w="2477"/>
             <w:tcMar>
-              <w:top w:w="60" w:type="dxa"/>
-              <w:start w:w="80" w:type="dxa"/>
-              <w:bottom w:w="60" w:type="dxa"/>
-              <w:end w:w="80" w:type="dxa"/>
+              <w:top w:w="55" w:type="dxa"/>
+              <w:start w:w="70" w:type="dxa"/>
+              <w:bottom w:w="55" w:type="dxa"/>
+              <w:end w:w="70" w:type="dxa"/>
             </w:tcMar>
             <w:vAlign w:val="center"/>
           </w:tcPr>
           <w:p>
             <w:pPr>
-              <w:spacing w:after="0"/>
+              <w:keepNext w:val="0"/>
+              <w:keepLines/>
+              <w:spacing w:after="0" w:before="0" w:line="240" w:lineRule="auto"/>
             </w:pPr>
             <w:r>
               <w:rPr>
@@ -1185,18 +1294,20 @@
         </w:tc>
         <w:tc>
           <w:tcPr>
-            <w:tcW w:type="dxa" w:w="2948"/>
+            <w:tcW w:type="dxa" w:w="2823"/>
             <w:tcMar>
-              <w:top w:w="60" w:type="dxa"/>
-              <w:start w:w="80" w:type="dxa"/>
-              <w:bottom w:w="60" w:type="dxa"/>
-              <w:end w:w="80" w:type="dxa"/>
+              <w:top w:w="55" w:type="dxa"/>
+              <w:start w:w="70" w:type="dxa"/>
+              <w:bottom w:w="55" w:type="dxa"/>
+              <w:end w:w="70" w:type="dxa"/>
             </w:tcMar>
             <w:vAlign w:val="center"/>
           </w:tcPr>
           <w:p>
             <w:pPr>
-              <w:spacing w:after="0"/>
+              <w:keepNext w:val="0"/>
+              <w:keepLines/>
+              <w:spacing w:after="0" w:before="0" w:line="240" w:lineRule="auto"/>
             </w:pPr>
             <w:r>
               <w:rPr>
@@ -1210,18 +1321,20 @@
         </w:tc>
         <w:tc>
           <w:tcPr>
-            <w:tcW w:type="dxa" w:w="3515"/>
+            <w:tcW w:type="dxa" w:w="2823"/>
             <w:tcMar>
-              <w:top w:w="60" w:type="dxa"/>
-              <w:start w:w="80" w:type="dxa"/>
-              <w:bottom w:w="60" w:type="dxa"/>
-              <w:end w:w="80" w:type="dxa"/>
+              <w:top w:w="55" w:type="dxa"/>
+              <w:start w:w="70" w:type="dxa"/>
+              <w:bottom w:w="55" w:type="dxa"/>
+              <w:end w:w="70" w:type="dxa"/>
             </w:tcMar>
             <w:vAlign w:val="center"/>
           </w:tcPr>
           <w:p>
             <w:pPr>
-              <w:spacing w:after="0"/>
+              <w:keepNext w:val="0"/>
+              <w:keepLines/>
+              <w:spacing w:after="0" w:before="0" w:line="240" w:lineRule="auto"/>
             </w:pPr>
             <w:r>
               <w:rPr>
@@ -1235,18 +1348,20 @@
         </w:tc>
         <w:tc>
           <w:tcPr>
-            <w:tcW w:type="dxa" w:w="1020"/>
+            <w:tcW w:type="dxa" w:w="2477"/>
             <w:tcMar>
-              <w:top w:w="60" w:type="dxa"/>
-              <w:start w:w="80" w:type="dxa"/>
-              <w:bottom w:w="60" w:type="dxa"/>
-              <w:end w:w="80" w:type="dxa"/>
+              <w:top w:w="55" w:type="dxa"/>
+              <w:start w:w="70" w:type="dxa"/>
+              <w:bottom w:w="55" w:type="dxa"/>
+              <w:end w:w="70" w:type="dxa"/>
             </w:tcMar>
             <w:vAlign w:val="center"/>
           </w:tcPr>
           <w:p>
             <w:pPr>
-              <w:spacing w:after="0"/>
+              <w:keepNext w:val="0"/>
+              <w:keepLines/>
+              <w:spacing w:after="0" w:before="0" w:line="240" w:lineRule="auto"/>
             </w:pPr>
             <w:r>
               <w:rPr>
@@ -1265,19 +1380,21 @@
         </w:trPr>
         <w:tc>
           <w:tcPr>
-            <w:tcW w:type="dxa" w:w="2381"/>
+            <w:tcW w:type="dxa" w:w="2477"/>
             <w:tcMar>
-              <w:top w:w="60" w:type="dxa"/>
-              <w:start w:w="80" w:type="dxa"/>
-              <w:bottom w:w="60" w:type="dxa"/>
-              <w:end w:w="80" w:type="dxa"/>
+              <w:top w:w="55" w:type="dxa"/>
+              <w:start w:w="70" w:type="dxa"/>
+              <w:bottom w:w="55" w:type="dxa"/>
+              <w:end w:w="70" w:type="dxa"/>
             </w:tcMar>
             <w:vAlign w:val="center"/>
             <w:shd w:fill="FBFCFE"/>
           </w:tcPr>
           <w:p>
             <w:pPr>
-              <w:spacing w:after="0"/>
+              <w:keepNext w:val="0"/>
+              <w:keepLines/>
+              <w:spacing w:after="0" w:before="0" w:line="240" w:lineRule="auto"/>
             </w:pPr>
             <w:r>
               <w:rPr>
@@ -1291,19 +1408,21 @@
         </w:tc>
         <w:tc>
           <w:tcPr>
-            <w:tcW w:type="dxa" w:w="2948"/>
+            <w:tcW w:type="dxa" w:w="2823"/>
             <w:tcMar>
-              <w:top w:w="60" w:type="dxa"/>
-              <w:start w:w="80" w:type="dxa"/>
-              <w:bottom w:w="60" w:type="dxa"/>
-              <w:end w:w="80" w:type="dxa"/>
+              <w:top w:w="55" w:type="dxa"/>
+              <w:start w:w="70" w:type="dxa"/>
+              <w:bottom w:w="55" w:type="dxa"/>
+              <w:end w:w="70" w:type="dxa"/>
             </w:tcMar>
             <w:vAlign w:val="center"/>
             <w:shd w:fill="FBFCFE"/>
           </w:tcPr>
           <w:p>
             <w:pPr>
-              <w:spacing w:after="0"/>
+              <w:keepNext w:val="0"/>
+              <w:keepLines/>
+              <w:spacing w:after="0" w:before="0" w:line="240" w:lineRule="auto"/>
             </w:pPr>
             <w:r>
               <w:rPr>
@@ -1317,19 +1436,21 @@
         </w:tc>
         <w:tc>
           <w:tcPr>
-            <w:tcW w:type="dxa" w:w="3515"/>
+            <w:tcW w:type="dxa" w:w="2823"/>
             <w:tcMar>
-              <w:top w:w="60" w:type="dxa"/>
-              <w:start w:w="80" w:type="dxa"/>
-              <w:bottom w:w="60" w:type="dxa"/>
-              <w:end w:w="80" w:type="dxa"/>
+              <w:top w:w="55" w:type="dxa"/>
+              <w:start w:w="70" w:type="dxa"/>
+              <w:bottom w:w="55" w:type="dxa"/>
+              <w:end w:w="70" w:type="dxa"/>
             </w:tcMar>
             <w:vAlign w:val="center"/>
             <w:shd w:fill="FBFCFE"/>
           </w:tcPr>
           <w:p>
             <w:pPr>
-              <w:spacing w:after="0"/>
+              <w:keepNext w:val="0"/>
+              <w:keepLines/>
+              <w:spacing w:after="0" w:before="0" w:line="240" w:lineRule="auto"/>
             </w:pPr>
             <w:r>
               <w:rPr>
@@ -1343,19 +1464,21 @@
         </w:tc>
         <w:tc>
           <w:tcPr>
-            <w:tcW w:type="dxa" w:w="1020"/>
+            <w:tcW w:type="dxa" w:w="2477"/>
             <w:tcMar>
-              <w:top w:w="60" w:type="dxa"/>
-              <w:start w:w="80" w:type="dxa"/>
-              <w:bottom w:w="60" w:type="dxa"/>
-              <w:end w:w="80" w:type="dxa"/>
+              <w:top w:w="55" w:type="dxa"/>
+              <w:start w:w="70" w:type="dxa"/>
+              <w:bottom w:w="55" w:type="dxa"/>
+              <w:end w:w="70" w:type="dxa"/>
             </w:tcMar>
             <w:vAlign w:val="center"/>
             <w:shd w:fill="FBFCFE"/>
           </w:tcPr>
           <w:p>
             <w:pPr>
-              <w:spacing w:after="0"/>
+              <w:keepNext w:val="0"/>
+              <w:keepLines/>
+              <w:spacing w:after="0" w:before="0" w:line="240" w:lineRule="auto"/>
             </w:pPr>
             <w:r>
               <w:rPr>
@@ -1374,18 +1497,20 @@
         </w:trPr>
         <w:tc>
           <w:tcPr>
-            <w:tcW w:type="dxa" w:w="2381"/>
+            <w:tcW w:type="dxa" w:w="2477"/>
             <w:tcMar>
-              <w:top w:w="60" w:type="dxa"/>
-              <w:start w:w="80" w:type="dxa"/>
-              <w:bottom w:w="60" w:type="dxa"/>
-              <w:end w:w="80" w:type="dxa"/>
+              <w:top w:w="55" w:type="dxa"/>
+              <w:start w:w="70" w:type="dxa"/>
+              <w:bottom w:w="55" w:type="dxa"/>
+              <w:end w:w="70" w:type="dxa"/>
             </w:tcMar>
             <w:vAlign w:val="center"/>
           </w:tcPr>
           <w:p>
             <w:pPr>
-              <w:spacing w:after="0"/>
+              <w:keepNext w:val="0"/>
+              <w:keepLines/>
+              <w:spacing w:after="0" w:before="0" w:line="240" w:lineRule="auto"/>
             </w:pPr>
             <w:r>
               <w:rPr>
@@ -1399,18 +1524,20 @@
         </w:tc>
         <w:tc>
           <w:tcPr>
-            <w:tcW w:type="dxa" w:w="2948"/>
+            <w:tcW w:type="dxa" w:w="2823"/>
             <w:tcMar>
-              <w:top w:w="60" w:type="dxa"/>
-              <w:start w:w="80" w:type="dxa"/>
-              <w:bottom w:w="60" w:type="dxa"/>
-              <w:end w:w="80" w:type="dxa"/>
+              <w:top w:w="55" w:type="dxa"/>
+              <w:start w:w="70" w:type="dxa"/>
+              <w:bottom w:w="55" w:type="dxa"/>
+              <w:end w:w="70" w:type="dxa"/>
             </w:tcMar>
             <w:vAlign w:val="center"/>
           </w:tcPr>
           <w:p>
             <w:pPr>
-              <w:spacing w:after="0"/>
+              <w:keepNext w:val="0"/>
+              <w:keepLines/>
+              <w:spacing w:after="0" w:before="0" w:line="240" w:lineRule="auto"/>
             </w:pPr>
             <w:r>
               <w:rPr>
@@ -1424,18 +1551,20 @@
         </w:tc>
         <w:tc>
           <w:tcPr>
-            <w:tcW w:type="dxa" w:w="3515"/>
+            <w:tcW w:type="dxa" w:w="2823"/>
             <w:tcMar>
-              <w:top w:w="60" w:type="dxa"/>
-              <w:start w:w="80" w:type="dxa"/>
-              <w:bottom w:w="60" w:type="dxa"/>
-              <w:end w:w="80" w:type="dxa"/>
+              <w:top w:w="55" w:type="dxa"/>
+              <w:start w:w="70" w:type="dxa"/>
+              <w:bottom w:w="55" w:type="dxa"/>
+              <w:end w:w="70" w:type="dxa"/>
             </w:tcMar>
             <w:vAlign w:val="center"/>
           </w:tcPr>
           <w:p>
             <w:pPr>
-              <w:spacing w:after="0"/>
+              <w:keepNext w:val="0"/>
+              <w:keepLines/>
+              <w:spacing w:after="0" w:before="0" w:line="240" w:lineRule="auto"/>
             </w:pPr>
             <w:r>
               <w:rPr>
@@ -1449,18 +1578,20 @@
         </w:tc>
         <w:tc>
           <w:tcPr>
-            <w:tcW w:type="dxa" w:w="1020"/>
+            <w:tcW w:type="dxa" w:w="2477"/>
             <w:tcMar>
-              <w:top w:w="60" w:type="dxa"/>
-              <w:start w:w="80" w:type="dxa"/>
-              <w:bottom w:w="60" w:type="dxa"/>
-              <w:end w:w="80" w:type="dxa"/>
+              <w:top w:w="55" w:type="dxa"/>
+              <w:start w:w="70" w:type="dxa"/>
+              <w:bottom w:w="55" w:type="dxa"/>
+              <w:end w:w="70" w:type="dxa"/>
             </w:tcMar>
             <w:vAlign w:val="center"/>
           </w:tcPr>
           <w:p>
             <w:pPr>
-              <w:spacing w:after="0"/>
+              <w:keepNext w:val="0"/>
+              <w:keepLines/>
+              <w:spacing w:after="0" w:before="0" w:line="240" w:lineRule="auto"/>
             </w:pPr>
             <w:r>
               <w:rPr>
@@ -1479,19 +1610,21 @@
         </w:trPr>
         <w:tc>
           <w:tcPr>
-            <w:tcW w:type="dxa" w:w="2381"/>
+            <w:tcW w:type="dxa" w:w="2477"/>
             <w:tcMar>
-              <w:top w:w="60" w:type="dxa"/>
-              <w:start w:w="80" w:type="dxa"/>
-              <w:bottom w:w="60" w:type="dxa"/>
-              <w:end w:w="80" w:type="dxa"/>
+              <w:top w:w="55" w:type="dxa"/>
+              <w:start w:w="70" w:type="dxa"/>
+              <w:bottom w:w="55" w:type="dxa"/>
+              <w:end w:w="70" w:type="dxa"/>
             </w:tcMar>
             <w:vAlign w:val="center"/>
             <w:shd w:fill="FBFCFE"/>
           </w:tcPr>
           <w:p>
             <w:pPr>
-              <w:spacing w:after="0"/>
+              <w:keepNext w:val="0"/>
+              <w:keepLines/>
+              <w:spacing w:after="0" w:before="0" w:line="240" w:lineRule="auto"/>
             </w:pPr>
             <w:r>
               <w:rPr>
@@ -1505,19 +1638,21 @@
         </w:tc>
         <w:tc>
           <w:tcPr>
-            <w:tcW w:type="dxa" w:w="2948"/>
+            <w:tcW w:type="dxa" w:w="2823"/>
             <w:tcMar>
-              <w:top w:w="60" w:type="dxa"/>
-              <w:start w:w="80" w:type="dxa"/>
-              <w:bottom w:w="60" w:type="dxa"/>
-              <w:end w:w="80" w:type="dxa"/>
+              <w:top w:w="55" w:type="dxa"/>
+              <w:start w:w="70" w:type="dxa"/>
+              <w:bottom w:w="55" w:type="dxa"/>
+              <w:end w:w="70" w:type="dxa"/>
             </w:tcMar>
             <w:vAlign w:val="center"/>
             <w:shd w:fill="FBFCFE"/>
           </w:tcPr>
           <w:p>
             <w:pPr>
-              <w:spacing w:after="0"/>
+              <w:keepNext w:val="0"/>
+              <w:keepLines/>
+              <w:spacing w:after="0" w:before="0" w:line="240" w:lineRule="auto"/>
             </w:pPr>
             <w:r>
               <w:rPr>
@@ -1531,19 +1666,21 @@
         </w:tc>
         <w:tc>
           <w:tcPr>
-            <w:tcW w:type="dxa" w:w="3515"/>
+            <w:tcW w:type="dxa" w:w="2823"/>
             <w:tcMar>
-              <w:top w:w="60" w:type="dxa"/>
-              <w:start w:w="80" w:type="dxa"/>
-              <w:bottom w:w="60" w:type="dxa"/>
-              <w:end w:w="80" w:type="dxa"/>
+              <w:top w:w="55" w:type="dxa"/>
+              <w:start w:w="70" w:type="dxa"/>
+              <w:bottom w:w="55" w:type="dxa"/>
+              <w:end w:w="70" w:type="dxa"/>
             </w:tcMar>
             <w:vAlign w:val="center"/>
             <w:shd w:fill="FBFCFE"/>
           </w:tcPr>
           <w:p>
             <w:pPr>
-              <w:spacing w:after="0"/>
+              <w:keepNext w:val="0"/>
+              <w:keepLines/>
+              <w:spacing w:after="0" w:before="0" w:line="240" w:lineRule="auto"/>
             </w:pPr>
             <w:r>
               <w:rPr>
@@ -1557,19 +1694,21 @@
         </w:tc>
         <w:tc>
           <w:tcPr>
-            <w:tcW w:type="dxa" w:w="1020"/>
+            <w:tcW w:type="dxa" w:w="2477"/>
             <w:tcMar>
-              <w:top w:w="60" w:type="dxa"/>
-              <w:start w:w="80" w:type="dxa"/>
-              <w:bottom w:w="60" w:type="dxa"/>
-              <w:end w:w="80" w:type="dxa"/>
+              <w:top w:w="55" w:type="dxa"/>
+              <w:start w:w="70" w:type="dxa"/>
+              <w:bottom w:w="55" w:type="dxa"/>
+              <w:end w:w="70" w:type="dxa"/>
             </w:tcMar>
             <w:vAlign w:val="center"/>
             <w:shd w:fill="FBFCFE"/>
           </w:tcPr>
           <w:p>
             <w:pPr>
-              <w:spacing w:after="0"/>
+              <w:keepNext w:val="0"/>
+              <w:keepLines/>
+              <w:spacing w:after="0" w:before="0" w:line="240" w:lineRule="auto"/>
             </w:pPr>
             <w:r>
               <w:rPr>
@@ -1588,18 +1727,20 @@
         </w:trPr>
         <w:tc>
           <w:tcPr>
-            <w:tcW w:type="dxa" w:w="2381"/>
+            <w:tcW w:type="dxa" w:w="2477"/>
             <w:tcMar>
-              <w:top w:w="60" w:type="dxa"/>
-              <w:start w:w="80" w:type="dxa"/>
-              <w:bottom w:w="60" w:type="dxa"/>
-              <w:end w:w="80" w:type="dxa"/>
+              <w:top w:w="55" w:type="dxa"/>
+              <w:start w:w="70" w:type="dxa"/>
+              <w:bottom w:w="55" w:type="dxa"/>
+              <w:end w:w="70" w:type="dxa"/>
             </w:tcMar>
             <w:vAlign w:val="center"/>
           </w:tcPr>
           <w:p>
             <w:pPr>
-              <w:spacing w:after="0"/>
+              <w:keepNext w:val="0"/>
+              <w:keepLines/>
+              <w:spacing w:after="0" w:before="0" w:line="240" w:lineRule="auto"/>
             </w:pPr>
             <w:r>
               <w:rPr>
@@ -1613,18 +1754,20 @@
         </w:tc>
         <w:tc>
           <w:tcPr>
-            <w:tcW w:type="dxa" w:w="2948"/>
+            <w:tcW w:type="dxa" w:w="2823"/>
             <w:tcMar>
-              <w:top w:w="60" w:type="dxa"/>
-              <w:start w:w="80" w:type="dxa"/>
-              <w:bottom w:w="60" w:type="dxa"/>
-              <w:end w:w="80" w:type="dxa"/>
+              <w:top w:w="55" w:type="dxa"/>
+              <w:start w:w="70" w:type="dxa"/>
+              <w:bottom w:w="55" w:type="dxa"/>
+              <w:end w:w="70" w:type="dxa"/>
             </w:tcMar>
             <w:vAlign w:val="center"/>
           </w:tcPr>
           <w:p>
             <w:pPr>
-              <w:spacing w:after="0"/>
+              <w:keepNext w:val="0"/>
+              <w:keepLines/>
+              <w:spacing w:after="0" w:before="0" w:line="240" w:lineRule="auto"/>
             </w:pPr>
             <w:r>
               <w:rPr>
@@ -1638,18 +1781,20 @@
         </w:tc>
         <w:tc>
           <w:tcPr>
-            <w:tcW w:type="dxa" w:w="3515"/>
+            <w:tcW w:type="dxa" w:w="2823"/>
             <w:tcMar>
-              <w:top w:w="60" w:type="dxa"/>
-              <w:start w:w="80" w:type="dxa"/>
-              <w:bottom w:w="60" w:type="dxa"/>
-              <w:end w:w="80" w:type="dxa"/>
+              <w:top w:w="55" w:type="dxa"/>
+              <w:start w:w="70" w:type="dxa"/>
+              <w:bottom w:w="55" w:type="dxa"/>
+              <w:end w:w="70" w:type="dxa"/>
             </w:tcMar>
             <w:vAlign w:val="center"/>
           </w:tcPr>
           <w:p>
             <w:pPr>
-              <w:spacing w:after="0"/>
+              <w:keepNext w:val="0"/>
+              <w:keepLines/>
+              <w:spacing w:after="0" w:before="0" w:line="240" w:lineRule="auto"/>
             </w:pPr>
             <w:r>
               <w:rPr>
@@ -1663,18 +1808,20 @@
         </w:tc>
         <w:tc>
           <w:tcPr>
-            <w:tcW w:type="dxa" w:w="1020"/>
+            <w:tcW w:type="dxa" w:w="2477"/>
             <w:tcMar>
-              <w:top w:w="60" w:type="dxa"/>
-              <w:start w:w="80" w:type="dxa"/>
-              <w:bottom w:w="60" w:type="dxa"/>
-              <w:end w:w="80" w:type="dxa"/>
+              <w:top w:w="55" w:type="dxa"/>
+              <w:start w:w="70" w:type="dxa"/>
+              <w:bottom w:w="55" w:type="dxa"/>
+              <w:end w:w="70" w:type="dxa"/>
             </w:tcMar>
             <w:vAlign w:val="center"/>
           </w:tcPr>
           <w:p>
             <w:pPr>
-              <w:spacing w:after="0"/>
+              <w:keepNext w:val="0"/>
+              <w:keepLines/>
+              <w:spacing w:after="0" w:before="0" w:line="240" w:lineRule="auto"/>
             </w:pPr>
             <w:r>
               <w:rPr>
@@ -1697,8 +1844,9 @@
       <w:bookmarkStart w:id="138" w:name="ofirst"/>
       <w:pPr>
         <w:pStyle w:val="Heading1"/>
-        <w:keepNext w:val="1"/>
+        <w:keepNext/>
         <w:keepLines/>
+        <w:spacing w:before="220" w:after="80"/>
       </w:pPr>
       <w:bookmarkEnd w:id="138"/>
       <w:r>
@@ -1713,9 +1861,9 @@
     </w:p>
     <w:p>
       <w:pPr>
-        <w:spacing w:after="120"/>
-        <w:keepNext w:val="1"/>
-        <w:keepLines/>
+        <w:spacing w:after="40"/>
+        <w:keepNext w:val="0"/>
+        <w:keepLines w:val="0"/>
       </w:pPr>
       <w:hyperlink w:anchor="TOC">
         <w:r>
@@ -1770,13 +1918,13 @@
     </w:p>
     <w:tbl>
       <w:tblPr>
-        <w:tblW w:type="auto" w:w="0"/>
+        <w:tblW w:type="dxa" w:w="10601"/>
         <w:jc w:val="center"/>
         <w:tblLayout w:type="fixed"/>
         <w:tblLook w:firstColumn="1" w:firstRow="1" w:lastColumn="0" w:lastRow="0" w:noHBand="0" w:noVBand="1" w:val="04A0"/>
       </w:tblPr>
       <w:tblGrid>
-        <w:gridCol w:w="10092"/>
+        <w:gridCol w:w="10601"/>
       </w:tblGrid>
       <w:tr>
         <w:trPr>
@@ -1785,16 +1933,22 @@
         </w:trPr>
         <w:tc>
           <w:tcPr>
-            <w:tcW w:type="dxa" w:w="9865"/>
+            <w:tcW w:type="dxa" w:w="10601"/>
             <w:shd w:fill="F7F9FD"/>
             <w:tcMar>
-              <w:top w:w="90" w:type="dxa"/>
-              <w:start w:w="120" w:type="dxa"/>
-              <w:bottom w:w="90" w:type="dxa"/>
-              <w:end w:w="120" w:type="dxa"/>
+              <w:top w:w="55" w:type="dxa"/>
+              <w:start w:w="70" w:type="dxa"/>
+              <w:bottom w:w="55" w:type="dxa"/>
+              <w:end w:w="70" w:type="dxa"/>
             </w:tcMar>
+            <w:vAlign w:val="center"/>
           </w:tcPr>
           <w:p>
+            <w:pPr>
+              <w:keepNext w:val="0"/>
+              <w:keepLines/>
+              <w:spacing w:before="0" w:after="0" w:line="240" w:lineRule="auto"/>
+            </w:pPr>
             <w:r>
               <w:rPr>
                 <w:rFonts w:ascii="맑은 고딕" w:hAnsi="맑은 고딕" w:eastAsia="맑은 고딕"/>
@@ -1825,8 +1979,9 @@
       <w:bookmarkStart w:id="139" w:name="otrace"/>
       <w:pPr>
         <w:pStyle w:val="Heading1"/>
-        <w:keepNext w:val="1"/>
+        <w:keepNext/>
         <w:keepLines/>
+        <w:spacing w:before="220" w:after="80"/>
       </w:pPr>
       <w:bookmarkEnd w:id="139"/>
       <w:r>
@@ -1841,9 +1996,9 @@
     </w:p>
     <w:p>
       <w:pPr>
-        <w:spacing w:after="120"/>
-        <w:keepNext w:val="1"/>
-        <w:keepLines/>
+        <w:spacing w:after="40"/>
+        <w:keepNext w:val="0"/>
+        <w:keepLines w:val="0"/>
       </w:pPr>
       <w:hyperlink w:anchor="TOC">
         <w:r>
@@ -1857,15 +2012,15 @@
     </w:p>
     <w:tbl>
       <w:tblPr>
-        <w:tblW w:type="auto" w:w="0"/>
+        <w:tblW w:type="dxa" w:w="10601"/>
         <w:jc w:val="center"/>
         <w:tblLayout w:type="fixed"/>
         <w:tblLook w:firstColumn="1" w:firstRow="1" w:lastColumn="0" w:lastRow="0" w:noHBand="0" w:noVBand="1" w:val="04A0"/>
       </w:tblPr>
       <w:tblGrid>
-        <w:gridCol w:w="2381"/>
-        <w:gridCol w:w="3458"/>
-        <w:gridCol w:w="3969"/>
+        <w:gridCol w:w="3020"/>
+        <w:gridCol w:w="3761"/>
+        <w:gridCol w:w="3818"/>
       </w:tblGrid>
       <w:tr>
         <w:trPr>
@@ -1874,18 +2029,21 @@
         </w:trPr>
         <w:tc>
           <w:tcPr>
-            <w:tcW w:type="dxa" w:w="2381"/>
+            <w:tcW w:type="dxa" w:w="3020"/>
             <w:shd w:fill="18233D"/>
             <w:tcMar>
-              <w:top w:w="70" w:type="dxa"/>
-              <w:start w:w="90" w:type="dxa"/>
-              <w:bottom w:w="70" w:type="dxa"/>
-              <w:end w:w="90" w:type="dxa"/>
+              <w:top w:w="55" w:type="dxa"/>
+              <w:start w:w="70" w:type="dxa"/>
+              <w:bottom w:w="55" w:type="dxa"/>
+              <w:end w:w="70" w:type="dxa"/>
             </w:tcMar>
             <w:vAlign w:val="center"/>
           </w:tcPr>
           <w:p>
             <w:pPr>
+              <w:keepNext w:val="0"/>
+              <w:keepLines/>
+              <w:spacing w:before="0" w:after="0" w:line="240" w:lineRule="auto"/>
               <w:jc w:val="center"/>
             </w:pPr>
             <w:r>
@@ -1901,18 +2059,21 @@
         </w:tc>
         <w:tc>
           <w:tcPr>
-            <w:tcW w:type="dxa" w:w="3458"/>
+            <w:tcW w:type="dxa" w:w="3761"/>
             <w:shd w:fill="18233D"/>
             <w:tcMar>
-              <w:top w:w="70" w:type="dxa"/>
-              <w:start w:w="90" w:type="dxa"/>
-              <w:bottom w:w="70" w:type="dxa"/>
-              <w:end w:w="90" w:type="dxa"/>
+              <w:top w:w="55" w:type="dxa"/>
+              <w:start w:w="70" w:type="dxa"/>
+              <w:bottom w:w="55" w:type="dxa"/>
+              <w:end w:w="70" w:type="dxa"/>
             </w:tcMar>
             <w:vAlign w:val="center"/>
           </w:tcPr>
           <w:p>
             <w:pPr>
+              <w:keepNext w:val="0"/>
+              <w:keepLines/>
+              <w:spacing w:before="0" w:after="0" w:line="240" w:lineRule="auto"/>
               <w:jc w:val="center"/>
             </w:pPr>
             <w:r>
@@ -1928,18 +2089,21 @@
         </w:tc>
         <w:tc>
           <w:tcPr>
-            <w:tcW w:type="dxa" w:w="3969"/>
+            <w:tcW w:type="dxa" w:w="3818"/>
             <w:shd w:fill="18233D"/>
             <w:tcMar>
-              <w:top w:w="70" w:type="dxa"/>
-              <w:start w:w="90" w:type="dxa"/>
-              <w:bottom w:w="70" w:type="dxa"/>
-              <w:end w:w="90" w:type="dxa"/>
+              <w:top w:w="55" w:type="dxa"/>
+              <w:start w:w="70" w:type="dxa"/>
+              <w:bottom w:w="55" w:type="dxa"/>
+              <w:end w:w="70" w:type="dxa"/>
             </w:tcMar>
             <w:vAlign w:val="center"/>
           </w:tcPr>
           <w:p>
             <w:pPr>
+              <w:keepNext w:val="0"/>
+              <w:keepLines/>
+              <w:spacing w:before="0" w:after="0" w:line="240" w:lineRule="auto"/>
               <w:jc w:val="center"/>
             </w:pPr>
             <w:r>
@@ -1960,18 +2124,20 @@
         </w:trPr>
         <w:tc>
           <w:tcPr>
-            <w:tcW w:type="dxa" w:w="2381"/>
+            <w:tcW w:type="dxa" w:w="3020"/>
             <w:tcMar>
-              <w:top w:w="60" w:type="dxa"/>
-              <w:start w:w="80" w:type="dxa"/>
-              <w:bottom w:w="60" w:type="dxa"/>
-              <w:end w:w="80" w:type="dxa"/>
+              <w:top w:w="55" w:type="dxa"/>
+              <w:start w:w="70" w:type="dxa"/>
+              <w:bottom w:w="55" w:type="dxa"/>
+              <w:end w:w="70" w:type="dxa"/>
             </w:tcMar>
             <w:vAlign w:val="center"/>
           </w:tcPr>
           <w:p>
             <w:pPr>
-              <w:spacing w:after="0"/>
+              <w:keepNext w:val="0"/>
+              <w:keepLines/>
+              <w:spacing w:after="0" w:before="0" w:line="240" w:lineRule="auto"/>
             </w:pPr>
             <w:r>
               <w:rPr>
@@ -1985,18 +2151,20 @@
         </w:tc>
         <w:tc>
           <w:tcPr>
-            <w:tcW w:type="dxa" w:w="3458"/>
+            <w:tcW w:type="dxa" w:w="3761"/>
             <w:tcMar>
-              <w:top w:w="60" w:type="dxa"/>
-              <w:start w:w="80" w:type="dxa"/>
-              <w:bottom w:w="60" w:type="dxa"/>
-              <w:end w:w="80" w:type="dxa"/>
+              <w:top w:w="55" w:type="dxa"/>
+              <w:start w:w="70" w:type="dxa"/>
+              <w:bottom w:w="55" w:type="dxa"/>
+              <w:end w:w="70" w:type="dxa"/>
             </w:tcMar>
             <w:vAlign w:val="center"/>
           </w:tcPr>
           <w:p>
             <w:pPr>
-              <w:spacing w:after="0"/>
+              <w:keepNext w:val="0"/>
+              <w:keepLines/>
+              <w:spacing w:after="0" w:before="0" w:line="240" w:lineRule="auto"/>
             </w:pPr>
             <w:r>
               <w:rPr>
@@ -2010,18 +2178,20 @@
         </w:tc>
         <w:tc>
           <w:tcPr>
-            <w:tcW w:type="dxa" w:w="3969"/>
+            <w:tcW w:type="dxa" w:w="3818"/>
             <w:tcMar>
-              <w:top w:w="60" w:type="dxa"/>
-              <w:start w:w="80" w:type="dxa"/>
-              <w:bottom w:w="60" w:type="dxa"/>
-              <w:end w:w="80" w:type="dxa"/>
+              <w:top w:w="55" w:type="dxa"/>
+              <w:start w:w="70" w:type="dxa"/>
+              <w:bottom w:w="55" w:type="dxa"/>
+              <w:end w:w="70" w:type="dxa"/>
             </w:tcMar>
             <w:vAlign w:val="center"/>
           </w:tcPr>
           <w:p>
             <w:pPr>
-              <w:spacing w:after="0"/>
+              <w:keepNext w:val="0"/>
+              <w:keepLines/>
+              <w:spacing w:after="0" w:before="0" w:line="240" w:lineRule="auto"/>
             </w:pPr>
             <w:r>
               <w:rPr>
@@ -2040,19 +2210,21 @@
         </w:trPr>
         <w:tc>
           <w:tcPr>
-            <w:tcW w:type="dxa" w:w="2381"/>
+            <w:tcW w:type="dxa" w:w="3020"/>
             <w:tcMar>
-              <w:top w:w="60" w:type="dxa"/>
-              <w:start w:w="80" w:type="dxa"/>
-              <w:bottom w:w="60" w:type="dxa"/>
-              <w:end w:w="80" w:type="dxa"/>
+              <w:top w:w="55" w:type="dxa"/>
+              <w:start w:w="70" w:type="dxa"/>
+              <w:bottom w:w="55" w:type="dxa"/>
+              <w:end w:w="70" w:type="dxa"/>
             </w:tcMar>
             <w:vAlign w:val="center"/>
             <w:shd w:fill="FBFCFE"/>
           </w:tcPr>
           <w:p>
             <w:pPr>
-              <w:spacing w:after="0"/>
+              <w:keepNext w:val="0"/>
+              <w:keepLines/>
+              <w:spacing w:after="0" w:before="0" w:line="240" w:lineRule="auto"/>
             </w:pPr>
             <w:r>
               <w:rPr>
@@ -2066,19 +2238,21 @@
         </w:tc>
         <w:tc>
           <w:tcPr>
-            <w:tcW w:type="dxa" w:w="3458"/>
+            <w:tcW w:type="dxa" w:w="3761"/>
             <w:tcMar>
-              <w:top w:w="60" w:type="dxa"/>
-              <w:start w:w="80" w:type="dxa"/>
-              <w:bottom w:w="60" w:type="dxa"/>
-              <w:end w:w="80" w:type="dxa"/>
+              <w:top w:w="55" w:type="dxa"/>
+              <w:start w:w="70" w:type="dxa"/>
+              <w:bottom w:w="55" w:type="dxa"/>
+              <w:end w:w="70" w:type="dxa"/>
             </w:tcMar>
             <w:vAlign w:val="center"/>
             <w:shd w:fill="FBFCFE"/>
           </w:tcPr>
           <w:p>
             <w:pPr>
-              <w:spacing w:after="0"/>
+              <w:keepNext w:val="0"/>
+              <w:keepLines/>
+              <w:spacing w:after="0" w:before="0" w:line="240" w:lineRule="auto"/>
             </w:pPr>
             <w:r>
               <w:rPr>
@@ -2092,19 +2266,21 @@
         </w:tc>
         <w:tc>
           <w:tcPr>
-            <w:tcW w:type="dxa" w:w="3969"/>
+            <w:tcW w:type="dxa" w:w="3818"/>
             <w:tcMar>
-              <w:top w:w="60" w:type="dxa"/>
-              <w:start w:w="80" w:type="dxa"/>
-              <w:bottom w:w="60" w:type="dxa"/>
-              <w:end w:w="80" w:type="dxa"/>
+              <w:top w:w="55" w:type="dxa"/>
+              <w:start w:w="70" w:type="dxa"/>
+              <w:bottom w:w="55" w:type="dxa"/>
+              <w:end w:w="70" w:type="dxa"/>
             </w:tcMar>
             <w:vAlign w:val="center"/>
             <w:shd w:fill="FBFCFE"/>
           </w:tcPr>
           <w:p>
             <w:pPr>
-              <w:spacing w:after="0"/>
+              <w:keepNext w:val="0"/>
+              <w:keepLines/>
+              <w:spacing w:after="0" w:before="0" w:line="240" w:lineRule="auto"/>
             </w:pPr>
             <w:r>
               <w:rPr>
@@ -2123,18 +2299,20 @@
         </w:trPr>
         <w:tc>
           <w:tcPr>
-            <w:tcW w:type="dxa" w:w="2381"/>
+            <w:tcW w:type="dxa" w:w="3020"/>
             <w:tcMar>
-              <w:top w:w="60" w:type="dxa"/>
-              <w:start w:w="80" w:type="dxa"/>
-              <w:bottom w:w="60" w:type="dxa"/>
-              <w:end w:w="80" w:type="dxa"/>
+              <w:top w:w="55" w:type="dxa"/>
+              <w:start w:w="70" w:type="dxa"/>
+              <w:bottom w:w="55" w:type="dxa"/>
+              <w:end w:w="70" w:type="dxa"/>
             </w:tcMar>
             <w:vAlign w:val="center"/>
           </w:tcPr>
           <w:p>
             <w:pPr>
-              <w:spacing w:after="0"/>
+              <w:keepNext w:val="0"/>
+              <w:keepLines/>
+              <w:spacing w:after="0" w:before="0" w:line="240" w:lineRule="auto"/>
             </w:pPr>
             <w:r>
               <w:rPr>
@@ -2148,18 +2326,20 @@
         </w:tc>
         <w:tc>
           <w:tcPr>
-            <w:tcW w:type="dxa" w:w="3458"/>
+            <w:tcW w:type="dxa" w:w="3761"/>
             <w:tcMar>
-              <w:top w:w="60" w:type="dxa"/>
-              <w:start w:w="80" w:type="dxa"/>
-              <w:bottom w:w="60" w:type="dxa"/>
-              <w:end w:w="80" w:type="dxa"/>
+              <w:top w:w="55" w:type="dxa"/>
+              <w:start w:w="70" w:type="dxa"/>
+              <w:bottom w:w="55" w:type="dxa"/>
+              <w:end w:w="70" w:type="dxa"/>
             </w:tcMar>
             <w:vAlign w:val="center"/>
           </w:tcPr>
           <w:p>
             <w:pPr>
-              <w:spacing w:after="0"/>
+              <w:keepNext w:val="0"/>
+              <w:keepLines/>
+              <w:spacing w:after="0" w:before="0" w:line="240" w:lineRule="auto"/>
             </w:pPr>
             <w:r>
               <w:rPr>
@@ -2173,18 +2353,20 @@
         </w:tc>
         <w:tc>
           <w:tcPr>
-            <w:tcW w:type="dxa" w:w="3969"/>
+            <w:tcW w:type="dxa" w:w="3818"/>
             <w:tcMar>
-              <w:top w:w="60" w:type="dxa"/>
-              <w:start w:w="80" w:type="dxa"/>
-              <w:bottom w:w="60" w:type="dxa"/>
-              <w:end w:w="80" w:type="dxa"/>
+              <w:top w:w="55" w:type="dxa"/>
+              <w:start w:w="70" w:type="dxa"/>
+              <w:bottom w:w="55" w:type="dxa"/>
+              <w:end w:w="70" w:type="dxa"/>
             </w:tcMar>
             <w:vAlign w:val="center"/>
           </w:tcPr>
           <w:p>
             <w:pPr>
-              <w:spacing w:after="0"/>
+              <w:keepNext w:val="0"/>
+              <w:keepLines/>
+              <w:spacing w:after="0" w:before="0" w:line="240" w:lineRule="auto"/>
             </w:pPr>
             <w:r>
               <w:rPr>
@@ -2203,19 +2385,21 @@
         </w:trPr>
         <w:tc>
           <w:tcPr>
-            <w:tcW w:type="dxa" w:w="2381"/>
+            <w:tcW w:type="dxa" w:w="3020"/>
             <w:tcMar>
-              <w:top w:w="60" w:type="dxa"/>
-              <w:start w:w="80" w:type="dxa"/>
-              <w:bottom w:w="60" w:type="dxa"/>
-              <w:end w:w="80" w:type="dxa"/>
+              <w:top w:w="55" w:type="dxa"/>
+              <w:start w:w="70" w:type="dxa"/>
+              <w:bottom w:w="55" w:type="dxa"/>
+              <w:end w:w="70" w:type="dxa"/>
             </w:tcMar>
             <w:vAlign w:val="center"/>
             <w:shd w:fill="FBFCFE"/>
           </w:tcPr>
           <w:p>
             <w:pPr>
-              <w:spacing w:after="0"/>
+              <w:keepNext w:val="0"/>
+              <w:keepLines/>
+              <w:spacing w:after="0" w:before="0" w:line="240" w:lineRule="auto"/>
             </w:pPr>
             <w:r>
               <w:rPr>
@@ -2229,19 +2413,21 @@
         </w:tc>
         <w:tc>
           <w:tcPr>
-            <w:tcW w:type="dxa" w:w="3458"/>
+            <w:tcW w:type="dxa" w:w="3761"/>
             <w:tcMar>
-              <w:top w:w="60" w:type="dxa"/>
-              <w:start w:w="80" w:type="dxa"/>
-              <w:bottom w:w="60" w:type="dxa"/>
-              <w:end w:w="80" w:type="dxa"/>
+              <w:top w:w="55" w:type="dxa"/>
+              <w:start w:w="70" w:type="dxa"/>
+              <w:bottom w:w="55" w:type="dxa"/>
+              <w:end w:w="70" w:type="dxa"/>
             </w:tcMar>
             <w:vAlign w:val="center"/>
             <w:shd w:fill="FBFCFE"/>
           </w:tcPr>
           <w:p>
             <w:pPr>
-              <w:spacing w:after="0"/>
+              <w:keepNext w:val="0"/>
+              <w:keepLines/>
+              <w:spacing w:after="0" w:before="0" w:line="240" w:lineRule="auto"/>
             </w:pPr>
             <w:r>
               <w:rPr>
@@ -2255,19 +2441,21 @@
         </w:tc>
         <w:tc>
           <w:tcPr>
-            <w:tcW w:type="dxa" w:w="3969"/>
+            <w:tcW w:type="dxa" w:w="3818"/>
             <w:tcMar>
-              <w:top w:w="60" w:type="dxa"/>
-              <w:start w:w="80" w:type="dxa"/>
-              <w:bottom w:w="60" w:type="dxa"/>
-              <w:end w:w="80" w:type="dxa"/>
+              <w:top w:w="55" w:type="dxa"/>
+              <w:start w:w="70" w:type="dxa"/>
+              <w:bottom w:w="55" w:type="dxa"/>
+              <w:end w:w="70" w:type="dxa"/>
             </w:tcMar>
             <w:vAlign w:val="center"/>
             <w:shd w:fill="FBFCFE"/>
           </w:tcPr>
           <w:p>
             <w:pPr>
-              <w:spacing w:after="0"/>
+              <w:keepNext w:val="0"/>
+              <w:keepLines/>
+              <w:spacing w:after="0" w:before="0" w:line="240" w:lineRule="auto"/>
             </w:pPr>
             <w:r>
               <w:rPr>
@@ -2290,8 +2478,9 @@
       <w:bookmarkStart w:id="140" w:name="ort"/>
       <w:pPr>
         <w:pStyle w:val="Heading1"/>
-        <w:keepNext w:val="1"/>
+        <w:keepNext/>
         <w:keepLines/>
+        <w:spacing w:before="220" w:after="80"/>
       </w:pPr>
       <w:bookmarkEnd w:id="140"/>
       <w:r>
@@ -2306,9 +2495,9 @@
     </w:p>
     <w:p>
       <w:pPr>
-        <w:spacing w:after="120"/>
-        <w:keepNext w:val="1"/>
-        <w:keepLines/>
+        <w:spacing w:after="40"/>
+        <w:keepNext w:val="0"/>
+        <w:keepLines w:val="0"/>
       </w:pPr>
       <w:hyperlink w:anchor="TOC">
         <w:r>
@@ -2322,16 +2511,16 @@
     </w:p>
     <w:tbl>
       <w:tblPr>
-        <w:tblW w:type="auto" w:w="0"/>
+        <w:tblW w:type="dxa" w:w="10601"/>
         <w:jc w:val="center"/>
         <w:tblLayout w:type="fixed"/>
         <w:tblLook w:firstColumn="1" w:firstRow="1" w:lastColumn="0" w:lastRow="0" w:noHBand="0" w:noVBand="1" w:val="04A0"/>
       </w:tblPr>
       <w:tblGrid>
-        <w:gridCol w:w="2268"/>
-        <w:gridCol w:w="2948"/>
-        <w:gridCol w:w="2835"/>
-        <w:gridCol w:w="1757"/>
+        <w:gridCol w:w="2477"/>
+        <w:gridCol w:w="2823"/>
+        <w:gridCol w:w="2823"/>
+        <w:gridCol w:w="2477"/>
       </w:tblGrid>
       <w:tr>
         <w:trPr>
@@ -2340,18 +2529,21 @@
         </w:trPr>
         <w:tc>
           <w:tcPr>
-            <w:tcW w:type="dxa" w:w="2268"/>
+            <w:tcW w:type="dxa" w:w="2477"/>
             <w:shd w:fill="18233D"/>
             <w:tcMar>
-              <w:top w:w="70" w:type="dxa"/>
-              <w:start w:w="90" w:type="dxa"/>
-              <w:bottom w:w="70" w:type="dxa"/>
-              <w:end w:w="90" w:type="dxa"/>
+              <w:top w:w="55" w:type="dxa"/>
+              <w:start w:w="70" w:type="dxa"/>
+              <w:bottom w:w="55" w:type="dxa"/>
+              <w:end w:w="70" w:type="dxa"/>
             </w:tcMar>
             <w:vAlign w:val="center"/>
           </w:tcPr>
           <w:p>
             <w:pPr>
+              <w:keepNext w:val="0"/>
+              <w:keepLines/>
+              <w:spacing w:before="0" w:after="0" w:line="240" w:lineRule="auto"/>
               <w:jc w:val="center"/>
             </w:pPr>
             <w:r>
@@ -2367,18 +2559,21 @@
         </w:tc>
         <w:tc>
           <w:tcPr>
-            <w:tcW w:type="dxa" w:w="2948"/>
+            <w:tcW w:type="dxa" w:w="2823"/>
             <w:shd w:fill="18233D"/>
             <w:tcMar>
-              <w:top w:w="70" w:type="dxa"/>
-              <w:start w:w="90" w:type="dxa"/>
-              <w:bottom w:w="70" w:type="dxa"/>
-              <w:end w:w="90" w:type="dxa"/>
+              <w:top w:w="55" w:type="dxa"/>
+              <w:start w:w="70" w:type="dxa"/>
+              <w:bottom w:w="55" w:type="dxa"/>
+              <w:end w:w="70" w:type="dxa"/>
             </w:tcMar>
             <w:vAlign w:val="center"/>
           </w:tcPr>
           <w:p>
             <w:pPr>
+              <w:keepNext w:val="0"/>
+              <w:keepLines/>
+              <w:spacing w:before="0" w:after="0" w:line="240" w:lineRule="auto"/>
               <w:jc w:val="center"/>
             </w:pPr>
             <w:r>
@@ -2394,18 +2589,21 @@
         </w:tc>
         <w:tc>
           <w:tcPr>
-            <w:tcW w:type="dxa" w:w="2835"/>
+            <w:tcW w:type="dxa" w:w="2823"/>
             <w:shd w:fill="18233D"/>
             <w:tcMar>
-              <w:top w:w="70" w:type="dxa"/>
-              <w:start w:w="90" w:type="dxa"/>
-              <w:bottom w:w="70" w:type="dxa"/>
-              <w:end w:w="90" w:type="dxa"/>
+              <w:top w:w="55" w:type="dxa"/>
+              <w:start w:w="70" w:type="dxa"/>
+              <w:bottom w:w="55" w:type="dxa"/>
+              <w:end w:w="70" w:type="dxa"/>
             </w:tcMar>
             <w:vAlign w:val="center"/>
           </w:tcPr>
           <w:p>
             <w:pPr>
+              <w:keepNext w:val="0"/>
+              <w:keepLines/>
+              <w:spacing w:before="0" w:after="0" w:line="240" w:lineRule="auto"/>
               <w:jc w:val="center"/>
             </w:pPr>
             <w:r>
@@ -2421,18 +2619,21 @@
         </w:tc>
         <w:tc>
           <w:tcPr>
-            <w:tcW w:type="dxa" w:w="1757"/>
+            <w:tcW w:type="dxa" w:w="2477"/>
             <w:shd w:fill="18233D"/>
             <w:tcMar>
-              <w:top w:w="70" w:type="dxa"/>
-              <w:start w:w="90" w:type="dxa"/>
-              <w:bottom w:w="70" w:type="dxa"/>
-              <w:end w:w="90" w:type="dxa"/>
+              <w:top w:w="55" w:type="dxa"/>
+              <w:start w:w="70" w:type="dxa"/>
+              <w:bottom w:w="55" w:type="dxa"/>
+              <w:end w:w="70" w:type="dxa"/>
             </w:tcMar>
             <w:vAlign w:val="center"/>
           </w:tcPr>
           <w:p>
             <w:pPr>
+              <w:keepNext w:val="0"/>
+              <w:keepLines/>
+              <w:spacing w:before="0" w:after="0" w:line="240" w:lineRule="auto"/>
               <w:jc w:val="center"/>
             </w:pPr>
             <w:r>
@@ -2453,18 +2654,20 @@
         </w:trPr>
         <w:tc>
           <w:tcPr>
-            <w:tcW w:type="dxa" w:w="2268"/>
+            <w:tcW w:type="dxa" w:w="2477"/>
             <w:tcMar>
-              <w:top w:w="60" w:type="dxa"/>
-              <w:start w:w="80" w:type="dxa"/>
-              <w:bottom w:w="60" w:type="dxa"/>
-              <w:end w:w="80" w:type="dxa"/>
+              <w:top w:w="55" w:type="dxa"/>
+              <w:start w:w="70" w:type="dxa"/>
+              <w:bottom w:w="55" w:type="dxa"/>
+              <w:end w:w="70" w:type="dxa"/>
             </w:tcMar>
             <w:vAlign w:val="center"/>
           </w:tcPr>
           <w:p>
             <w:pPr>
-              <w:spacing w:after="0"/>
+              <w:keepNext w:val="0"/>
+              <w:keepLines/>
+              <w:spacing w:after="0" w:before="0" w:line="240" w:lineRule="auto"/>
             </w:pPr>
             <w:r>
               <w:rPr>
@@ -2478,18 +2681,20 @@
         </w:tc>
         <w:tc>
           <w:tcPr>
-            <w:tcW w:type="dxa" w:w="2948"/>
+            <w:tcW w:type="dxa" w:w="2823"/>
             <w:tcMar>
-              <w:top w:w="60" w:type="dxa"/>
-              <w:start w:w="80" w:type="dxa"/>
-              <w:bottom w:w="60" w:type="dxa"/>
-              <w:end w:w="80" w:type="dxa"/>
+              <w:top w:w="55" w:type="dxa"/>
+              <w:start w:w="70" w:type="dxa"/>
+              <w:bottom w:w="55" w:type="dxa"/>
+              <w:end w:w="70" w:type="dxa"/>
             </w:tcMar>
             <w:vAlign w:val="center"/>
           </w:tcPr>
           <w:p>
             <w:pPr>
-              <w:spacing w:after="0"/>
+              <w:keepNext w:val="0"/>
+              <w:keepLines/>
+              <w:spacing w:after="0" w:before="0" w:line="240" w:lineRule="auto"/>
             </w:pPr>
             <w:r>
               <w:rPr>
@@ -2503,18 +2708,20 @@
         </w:tc>
         <w:tc>
           <w:tcPr>
-            <w:tcW w:type="dxa" w:w="2835"/>
+            <w:tcW w:type="dxa" w:w="2823"/>
             <w:tcMar>
-              <w:top w:w="60" w:type="dxa"/>
-              <w:start w:w="80" w:type="dxa"/>
-              <w:bottom w:w="60" w:type="dxa"/>
-              <w:end w:w="80" w:type="dxa"/>
+              <w:top w:w="55" w:type="dxa"/>
+              <w:start w:w="70" w:type="dxa"/>
+              <w:bottom w:w="55" w:type="dxa"/>
+              <w:end w:w="70" w:type="dxa"/>
             </w:tcMar>
             <w:vAlign w:val="center"/>
           </w:tcPr>
           <w:p>
             <w:pPr>
-              <w:spacing w:after="0"/>
+              <w:keepNext w:val="0"/>
+              <w:keepLines/>
+              <w:spacing w:after="0" w:before="0" w:line="240" w:lineRule="auto"/>
             </w:pPr>
             <w:r>
               <w:rPr>
@@ -2528,18 +2735,20 @@
         </w:tc>
         <w:tc>
           <w:tcPr>
-            <w:tcW w:type="dxa" w:w="1757"/>
+            <w:tcW w:type="dxa" w:w="2477"/>
             <w:tcMar>
-              <w:top w:w="60" w:type="dxa"/>
-              <w:start w:w="80" w:type="dxa"/>
-              <w:bottom w:w="60" w:type="dxa"/>
-              <w:end w:w="80" w:type="dxa"/>
+              <w:top w:w="55" w:type="dxa"/>
+              <w:start w:w="70" w:type="dxa"/>
+              <w:bottom w:w="55" w:type="dxa"/>
+              <w:end w:w="70" w:type="dxa"/>
             </w:tcMar>
             <w:vAlign w:val="center"/>
           </w:tcPr>
           <w:p>
             <w:pPr>
-              <w:spacing w:after="0"/>
+              <w:keepNext w:val="0"/>
+              <w:keepLines/>
+              <w:spacing w:after="0" w:before="0" w:line="240" w:lineRule="auto"/>
             </w:pPr>
             <w:r>
               <w:rPr>
@@ -2558,19 +2767,21 @@
         </w:trPr>
         <w:tc>
           <w:tcPr>
-            <w:tcW w:type="dxa" w:w="2268"/>
+            <w:tcW w:type="dxa" w:w="2477"/>
             <w:tcMar>
-              <w:top w:w="60" w:type="dxa"/>
-              <w:start w:w="80" w:type="dxa"/>
-              <w:bottom w:w="60" w:type="dxa"/>
-              <w:end w:w="80" w:type="dxa"/>
+              <w:top w:w="55" w:type="dxa"/>
+              <w:start w:w="70" w:type="dxa"/>
+              <w:bottom w:w="55" w:type="dxa"/>
+              <w:end w:w="70" w:type="dxa"/>
             </w:tcMar>
             <w:vAlign w:val="center"/>
             <w:shd w:fill="FBFCFE"/>
           </w:tcPr>
           <w:p>
             <w:pPr>
-              <w:spacing w:after="0"/>
+              <w:keepNext w:val="0"/>
+              <w:keepLines/>
+              <w:spacing w:after="0" w:before="0" w:line="240" w:lineRule="auto"/>
             </w:pPr>
             <w:r>
               <w:rPr>
@@ -2584,19 +2795,21 @@
         </w:tc>
         <w:tc>
           <w:tcPr>
-            <w:tcW w:type="dxa" w:w="2948"/>
+            <w:tcW w:type="dxa" w:w="2823"/>
             <w:tcMar>
-              <w:top w:w="60" w:type="dxa"/>
-              <w:start w:w="80" w:type="dxa"/>
-              <w:bottom w:w="60" w:type="dxa"/>
-              <w:end w:w="80" w:type="dxa"/>
+              <w:top w:w="55" w:type="dxa"/>
+              <w:start w:w="70" w:type="dxa"/>
+              <w:bottom w:w="55" w:type="dxa"/>
+              <w:end w:w="70" w:type="dxa"/>
             </w:tcMar>
             <w:vAlign w:val="center"/>
             <w:shd w:fill="FBFCFE"/>
           </w:tcPr>
           <w:p>
             <w:pPr>
-              <w:spacing w:after="0"/>
+              <w:keepNext w:val="0"/>
+              <w:keepLines/>
+              <w:spacing w:after="0" w:before="0" w:line="240" w:lineRule="auto"/>
             </w:pPr>
             <w:r>
               <w:rPr>
@@ -2610,19 +2823,21 @@
         </w:tc>
         <w:tc>
           <w:tcPr>
-            <w:tcW w:type="dxa" w:w="2835"/>
+            <w:tcW w:type="dxa" w:w="2823"/>
             <w:tcMar>
-              <w:top w:w="60" w:type="dxa"/>
-              <w:start w:w="80" w:type="dxa"/>
-              <w:bottom w:w="60" w:type="dxa"/>
-              <w:end w:w="80" w:type="dxa"/>
+              <w:top w:w="55" w:type="dxa"/>
+              <w:start w:w="70" w:type="dxa"/>
+              <w:bottom w:w="55" w:type="dxa"/>
+              <w:end w:w="70" w:type="dxa"/>
             </w:tcMar>
             <w:vAlign w:val="center"/>
             <w:shd w:fill="FBFCFE"/>
           </w:tcPr>
           <w:p>
             <w:pPr>
-              <w:spacing w:after="0"/>
+              <w:keepNext w:val="0"/>
+              <w:keepLines/>
+              <w:spacing w:after="0" w:before="0" w:line="240" w:lineRule="auto"/>
             </w:pPr>
             <w:r>
               <w:rPr>
@@ -2636,19 +2851,21 @@
         </w:tc>
         <w:tc>
           <w:tcPr>
-            <w:tcW w:type="dxa" w:w="1757"/>
+            <w:tcW w:type="dxa" w:w="2477"/>
             <w:tcMar>
-              <w:top w:w="60" w:type="dxa"/>
-              <w:start w:w="80" w:type="dxa"/>
-              <w:bottom w:w="60" w:type="dxa"/>
-              <w:end w:w="80" w:type="dxa"/>
+              <w:top w:w="55" w:type="dxa"/>
+              <w:start w:w="70" w:type="dxa"/>
+              <w:bottom w:w="55" w:type="dxa"/>
+              <w:end w:w="70" w:type="dxa"/>
             </w:tcMar>
             <w:vAlign w:val="center"/>
             <w:shd w:fill="FBFCFE"/>
           </w:tcPr>
           <w:p>
             <w:pPr>
-              <w:spacing w:after="0"/>
+              <w:keepNext w:val="0"/>
+              <w:keepLines/>
+              <w:spacing w:after="0" w:before="0" w:line="240" w:lineRule="auto"/>
             </w:pPr>
             <w:r>
               <w:rPr>
@@ -2667,18 +2884,20 @@
         </w:trPr>
         <w:tc>
           <w:tcPr>
-            <w:tcW w:type="dxa" w:w="2268"/>
+            <w:tcW w:type="dxa" w:w="2477"/>
             <w:tcMar>
-              <w:top w:w="60" w:type="dxa"/>
-              <w:start w:w="80" w:type="dxa"/>
-              <w:bottom w:w="60" w:type="dxa"/>
-              <w:end w:w="80" w:type="dxa"/>
+              <w:top w:w="55" w:type="dxa"/>
+              <w:start w:w="70" w:type="dxa"/>
+              <w:bottom w:w="55" w:type="dxa"/>
+              <w:end w:w="70" w:type="dxa"/>
             </w:tcMar>
             <w:vAlign w:val="center"/>
           </w:tcPr>
           <w:p>
             <w:pPr>
-              <w:spacing w:after="0"/>
+              <w:keepNext w:val="0"/>
+              <w:keepLines/>
+              <w:spacing w:after="0" w:before="0" w:line="240" w:lineRule="auto"/>
             </w:pPr>
             <w:r>
               <w:rPr>
@@ -2692,18 +2911,20 @@
         </w:tc>
         <w:tc>
           <w:tcPr>
-            <w:tcW w:type="dxa" w:w="2948"/>
+            <w:tcW w:type="dxa" w:w="2823"/>
             <w:tcMar>
-              <w:top w:w="60" w:type="dxa"/>
-              <w:start w:w="80" w:type="dxa"/>
-              <w:bottom w:w="60" w:type="dxa"/>
-              <w:end w:w="80" w:type="dxa"/>
+              <w:top w:w="55" w:type="dxa"/>
+              <w:start w:w="70" w:type="dxa"/>
+              <w:bottom w:w="55" w:type="dxa"/>
+              <w:end w:w="70" w:type="dxa"/>
             </w:tcMar>
             <w:vAlign w:val="center"/>
           </w:tcPr>
           <w:p>
             <w:pPr>
-              <w:spacing w:after="0"/>
+              <w:keepNext w:val="0"/>
+              <w:keepLines/>
+              <w:spacing w:after="0" w:before="0" w:line="240" w:lineRule="auto"/>
             </w:pPr>
             <w:r>
               <w:rPr>
@@ -2717,18 +2938,20 @@
         </w:tc>
         <w:tc>
           <w:tcPr>
-            <w:tcW w:type="dxa" w:w="2835"/>
+            <w:tcW w:type="dxa" w:w="2823"/>
             <w:tcMar>
-              <w:top w:w="60" w:type="dxa"/>
-              <w:start w:w="80" w:type="dxa"/>
-              <w:bottom w:w="60" w:type="dxa"/>
-              <w:end w:w="80" w:type="dxa"/>
+              <w:top w:w="55" w:type="dxa"/>
+              <w:start w:w="70" w:type="dxa"/>
+              <w:bottom w:w="55" w:type="dxa"/>
+              <w:end w:w="70" w:type="dxa"/>
             </w:tcMar>
             <w:vAlign w:val="center"/>
           </w:tcPr>
           <w:p>
             <w:pPr>
-              <w:spacing w:after="0"/>
+              <w:keepNext w:val="0"/>
+              <w:keepLines/>
+              <w:spacing w:after="0" w:before="0" w:line="240" w:lineRule="auto"/>
             </w:pPr>
             <w:r>
               <w:rPr>
@@ -2742,18 +2965,20 @@
         </w:tc>
         <w:tc>
           <w:tcPr>
-            <w:tcW w:type="dxa" w:w="1757"/>
+            <w:tcW w:type="dxa" w:w="2477"/>
             <w:tcMar>
-              <w:top w:w="60" w:type="dxa"/>
-              <w:start w:w="80" w:type="dxa"/>
-              <w:bottom w:w="60" w:type="dxa"/>
-              <w:end w:w="80" w:type="dxa"/>
+              <w:top w:w="55" w:type="dxa"/>
+              <w:start w:w="70" w:type="dxa"/>
+              <w:bottom w:w="55" w:type="dxa"/>
+              <w:end w:w="70" w:type="dxa"/>
             </w:tcMar>
             <w:vAlign w:val="center"/>
           </w:tcPr>
           <w:p>
             <w:pPr>
-              <w:spacing w:after="0"/>
+              <w:keepNext w:val="0"/>
+              <w:keepLines/>
+              <w:spacing w:after="0" w:before="0" w:line="240" w:lineRule="auto"/>
             </w:pPr>
             <w:r>
               <w:rPr>
@@ -2772,19 +2997,21 @@
         </w:trPr>
         <w:tc>
           <w:tcPr>
-            <w:tcW w:type="dxa" w:w="2268"/>
+            <w:tcW w:type="dxa" w:w="2477"/>
             <w:tcMar>
-              <w:top w:w="60" w:type="dxa"/>
-              <w:start w:w="80" w:type="dxa"/>
-              <w:bottom w:w="60" w:type="dxa"/>
-              <w:end w:w="80" w:type="dxa"/>
+              <w:top w:w="55" w:type="dxa"/>
+              <w:start w:w="70" w:type="dxa"/>
+              <w:bottom w:w="55" w:type="dxa"/>
+              <w:end w:w="70" w:type="dxa"/>
             </w:tcMar>
             <w:vAlign w:val="center"/>
             <w:shd w:fill="FBFCFE"/>
           </w:tcPr>
           <w:p>
             <w:pPr>
-              <w:spacing w:after="0"/>
+              <w:keepNext w:val="0"/>
+              <w:keepLines/>
+              <w:spacing w:after="0" w:before="0" w:line="240" w:lineRule="auto"/>
             </w:pPr>
             <w:r>
               <w:rPr>
@@ -2798,19 +3025,21 @@
         </w:tc>
         <w:tc>
           <w:tcPr>
-            <w:tcW w:type="dxa" w:w="2948"/>
+            <w:tcW w:type="dxa" w:w="2823"/>
             <w:tcMar>
-              <w:top w:w="60" w:type="dxa"/>
-              <w:start w:w="80" w:type="dxa"/>
-              <w:bottom w:w="60" w:type="dxa"/>
-              <w:end w:w="80" w:type="dxa"/>
+              <w:top w:w="55" w:type="dxa"/>
+              <w:start w:w="70" w:type="dxa"/>
+              <w:bottom w:w="55" w:type="dxa"/>
+              <w:end w:w="70" w:type="dxa"/>
             </w:tcMar>
             <w:vAlign w:val="center"/>
             <w:shd w:fill="FBFCFE"/>
           </w:tcPr>
           <w:p>
             <w:pPr>
-              <w:spacing w:after="0"/>
+              <w:keepNext w:val="0"/>
+              <w:keepLines/>
+              <w:spacing w:after="0" w:before="0" w:line="240" w:lineRule="auto"/>
             </w:pPr>
             <w:r>
               <w:rPr>
@@ -2824,19 +3053,21 @@
         </w:tc>
         <w:tc>
           <w:tcPr>
-            <w:tcW w:type="dxa" w:w="2835"/>
+            <w:tcW w:type="dxa" w:w="2823"/>
             <w:tcMar>
-              <w:top w:w="60" w:type="dxa"/>
-              <w:start w:w="80" w:type="dxa"/>
-              <w:bottom w:w="60" w:type="dxa"/>
-              <w:end w:w="80" w:type="dxa"/>
+              <w:top w:w="55" w:type="dxa"/>
+              <w:start w:w="70" w:type="dxa"/>
+              <w:bottom w:w="55" w:type="dxa"/>
+              <w:end w:w="70" w:type="dxa"/>
             </w:tcMar>
             <w:vAlign w:val="center"/>
             <w:shd w:fill="FBFCFE"/>
           </w:tcPr>
           <w:p>
             <w:pPr>
-              <w:spacing w:after="0"/>
+              <w:keepNext w:val="0"/>
+              <w:keepLines/>
+              <w:spacing w:after="0" w:before="0" w:line="240" w:lineRule="auto"/>
             </w:pPr>
             <w:r>
               <w:rPr>
@@ -2850,19 +3081,21 @@
         </w:tc>
         <w:tc>
           <w:tcPr>
-            <w:tcW w:type="dxa" w:w="1757"/>
+            <w:tcW w:type="dxa" w:w="2477"/>
             <w:tcMar>
-              <w:top w:w="60" w:type="dxa"/>
-              <w:start w:w="80" w:type="dxa"/>
-              <w:bottom w:w="60" w:type="dxa"/>
-              <w:end w:w="80" w:type="dxa"/>
+              <w:top w:w="55" w:type="dxa"/>
+              <w:start w:w="70" w:type="dxa"/>
+              <w:bottom w:w="55" w:type="dxa"/>
+              <w:end w:w="70" w:type="dxa"/>
             </w:tcMar>
             <w:vAlign w:val="center"/>
             <w:shd w:fill="FBFCFE"/>
           </w:tcPr>
           <w:p>
             <w:pPr>
-              <w:spacing w:after="0"/>
+              <w:keepNext w:val="0"/>
+              <w:keepLines/>
+              <w:spacing w:after="0" w:before="0" w:line="240" w:lineRule="auto"/>
             </w:pPr>
             <w:r>
               <w:rPr>
@@ -2885,8 +3118,9 @@
       <w:bookmarkStart w:id="141" w:name="ounk"/>
       <w:pPr>
         <w:pStyle w:val="Heading1"/>
-        <w:keepNext w:val="1"/>
+        <w:keepNext/>
         <w:keepLines/>
+        <w:spacing w:before="220" w:after="80"/>
       </w:pPr>
       <w:bookmarkEnd w:id="141"/>
       <w:r>
@@ -2901,9 +3135,9 @@
     </w:p>
     <w:p>
       <w:pPr>
-        <w:spacing w:after="120"/>
-        <w:keepNext w:val="1"/>
-        <w:keepLines/>
+        <w:spacing w:after="40"/>
+        <w:keepNext w:val="0"/>
+        <w:keepLines w:val="0"/>
       </w:pPr>
       <w:hyperlink w:anchor="TOC">
         <w:r>
@@ -2917,15 +3151,15 @@
     </w:p>
     <w:tbl>
       <w:tblPr>
-        <w:tblW w:type="auto" w:w="0"/>
+        <w:tblW w:type="dxa" w:w="10601"/>
         <w:jc w:val="center"/>
         <w:tblLayout w:type="fixed"/>
         <w:tblLook w:firstColumn="1" w:firstRow="1" w:lastColumn="0" w:lastRow="0" w:noHBand="0" w:noVBand="1" w:val="04A0"/>
       </w:tblPr>
       <w:tblGrid>
-        <w:gridCol w:w="2268"/>
-        <w:gridCol w:w="3969"/>
-        <w:gridCol w:w="3515"/>
+        <w:gridCol w:w="3020"/>
+        <w:gridCol w:w="3761"/>
+        <w:gridCol w:w="3818"/>
       </w:tblGrid>
       <w:tr>
         <w:trPr>
@@ -2934,18 +3168,21 @@
         </w:trPr>
         <w:tc>
           <w:tcPr>
-            <w:tcW w:type="dxa" w:w="2268"/>
+            <w:tcW w:type="dxa" w:w="3020"/>
             <w:shd w:fill="18233D"/>
             <w:tcMar>
-              <w:top w:w="70" w:type="dxa"/>
-              <w:start w:w="90" w:type="dxa"/>
-              <w:bottom w:w="70" w:type="dxa"/>
-              <w:end w:w="90" w:type="dxa"/>
+              <w:top w:w="55" w:type="dxa"/>
+              <w:start w:w="70" w:type="dxa"/>
+              <w:bottom w:w="55" w:type="dxa"/>
+              <w:end w:w="70" w:type="dxa"/>
             </w:tcMar>
             <w:vAlign w:val="center"/>
           </w:tcPr>
           <w:p>
             <w:pPr>
+              <w:keepNext w:val="0"/>
+              <w:keepLines/>
+              <w:spacing w:before="0" w:after="0" w:line="240" w:lineRule="auto"/>
               <w:jc w:val="center"/>
             </w:pPr>
             <w:r>
@@ -2961,18 +3198,21 @@
         </w:tc>
         <w:tc>
           <w:tcPr>
-            <w:tcW w:type="dxa" w:w="3969"/>
+            <w:tcW w:type="dxa" w:w="3761"/>
             <w:shd w:fill="18233D"/>
             <w:tcMar>
-              <w:top w:w="70" w:type="dxa"/>
-              <w:start w:w="90" w:type="dxa"/>
-              <w:bottom w:w="70" w:type="dxa"/>
-              <w:end w:w="90" w:type="dxa"/>
+              <w:top w:w="55" w:type="dxa"/>
+              <w:start w:w="70" w:type="dxa"/>
+              <w:bottom w:w="55" w:type="dxa"/>
+              <w:end w:w="70" w:type="dxa"/>
             </w:tcMar>
             <w:vAlign w:val="center"/>
           </w:tcPr>
           <w:p>
             <w:pPr>
+              <w:keepNext w:val="0"/>
+              <w:keepLines/>
+              <w:spacing w:before="0" w:after="0" w:line="240" w:lineRule="auto"/>
               <w:jc w:val="center"/>
             </w:pPr>
             <w:r>
@@ -2988,18 +3228,21 @@
         </w:tc>
         <w:tc>
           <w:tcPr>
-            <w:tcW w:type="dxa" w:w="3515"/>
+            <w:tcW w:type="dxa" w:w="3818"/>
             <w:shd w:fill="18233D"/>
             <w:tcMar>
-              <w:top w:w="70" w:type="dxa"/>
-              <w:start w:w="90" w:type="dxa"/>
-              <w:bottom w:w="70" w:type="dxa"/>
-              <w:end w:w="90" w:type="dxa"/>
+              <w:top w:w="55" w:type="dxa"/>
+              <w:start w:w="70" w:type="dxa"/>
+              <w:bottom w:w="55" w:type="dxa"/>
+              <w:end w:w="70" w:type="dxa"/>
             </w:tcMar>
             <w:vAlign w:val="center"/>
           </w:tcPr>
           <w:p>
             <w:pPr>
+              <w:keepNext w:val="0"/>
+              <w:keepLines/>
+              <w:spacing w:before="0" w:after="0" w:line="240" w:lineRule="auto"/>
               <w:jc w:val="center"/>
             </w:pPr>
             <w:r>
@@ -3020,18 +3263,20 @@
         </w:trPr>
         <w:tc>
           <w:tcPr>
-            <w:tcW w:type="dxa" w:w="2268"/>
+            <w:tcW w:type="dxa" w:w="3020"/>
             <w:tcMar>
-              <w:top w:w="60" w:type="dxa"/>
-              <w:start w:w="80" w:type="dxa"/>
-              <w:bottom w:w="60" w:type="dxa"/>
-              <w:end w:w="80" w:type="dxa"/>
+              <w:top w:w="55" w:type="dxa"/>
+              <w:start w:w="70" w:type="dxa"/>
+              <w:bottom w:w="55" w:type="dxa"/>
+              <w:end w:w="70" w:type="dxa"/>
             </w:tcMar>
             <w:vAlign w:val="center"/>
           </w:tcPr>
           <w:p>
             <w:pPr>
-              <w:spacing w:after="0"/>
+              <w:keepNext w:val="0"/>
+              <w:keepLines/>
+              <w:spacing w:after="0" w:before="0" w:line="240" w:lineRule="auto"/>
             </w:pPr>
             <w:r>
               <w:rPr>
@@ -3045,18 +3290,20 @@
         </w:tc>
         <w:tc>
           <w:tcPr>
-            <w:tcW w:type="dxa" w:w="3969"/>
+            <w:tcW w:type="dxa" w:w="3761"/>
             <w:tcMar>
-              <w:top w:w="60" w:type="dxa"/>
-              <w:start w:w="80" w:type="dxa"/>
-              <w:bottom w:w="60" w:type="dxa"/>
-              <w:end w:w="80" w:type="dxa"/>
+              <w:top w:w="55" w:type="dxa"/>
+              <w:start w:w="70" w:type="dxa"/>
+              <w:bottom w:w="55" w:type="dxa"/>
+              <w:end w:w="70" w:type="dxa"/>
             </w:tcMar>
             <w:vAlign w:val="center"/>
           </w:tcPr>
           <w:p>
             <w:pPr>
-              <w:spacing w:after="0"/>
+              <w:keepNext w:val="0"/>
+              <w:keepLines/>
+              <w:spacing w:after="0" w:before="0" w:line="240" w:lineRule="auto"/>
             </w:pPr>
             <w:r>
               <w:rPr>
@@ -3070,18 +3317,20 @@
         </w:tc>
         <w:tc>
           <w:tcPr>
-            <w:tcW w:type="dxa" w:w="3515"/>
+            <w:tcW w:type="dxa" w:w="3818"/>
             <w:tcMar>
-              <w:top w:w="60" w:type="dxa"/>
-              <w:start w:w="80" w:type="dxa"/>
-              <w:bottom w:w="60" w:type="dxa"/>
-              <w:end w:w="80" w:type="dxa"/>
+              <w:top w:w="55" w:type="dxa"/>
+              <w:start w:w="70" w:type="dxa"/>
+              <w:bottom w:w="55" w:type="dxa"/>
+              <w:end w:w="70" w:type="dxa"/>
             </w:tcMar>
             <w:vAlign w:val="center"/>
           </w:tcPr>
           <w:p>
             <w:pPr>
-              <w:spacing w:after="0"/>
+              <w:keepNext w:val="0"/>
+              <w:keepLines/>
+              <w:spacing w:after="0" w:before="0" w:line="240" w:lineRule="auto"/>
             </w:pPr>
             <w:r>
               <w:rPr>
@@ -3100,19 +3349,21 @@
         </w:trPr>
         <w:tc>
           <w:tcPr>
-            <w:tcW w:type="dxa" w:w="2268"/>
+            <w:tcW w:type="dxa" w:w="3020"/>
             <w:tcMar>
-              <w:top w:w="60" w:type="dxa"/>
-              <w:start w:w="80" w:type="dxa"/>
-              <w:bottom w:w="60" w:type="dxa"/>
-              <w:end w:w="80" w:type="dxa"/>
+              <w:top w:w="55" w:type="dxa"/>
+              <w:start w:w="70" w:type="dxa"/>
+              <w:bottom w:w="55" w:type="dxa"/>
+              <w:end w:w="70" w:type="dxa"/>
             </w:tcMar>
             <w:vAlign w:val="center"/>
             <w:shd w:fill="FBFCFE"/>
           </w:tcPr>
           <w:p>
             <w:pPr>
-              <w:spacing w:after="0"/>
+              <w:keepNext w:val="0"/>
+              <w:keepLines/>
+              <w:spacing w:after="0" w:before="0" w:line="240" w:lineRule="auto"/>
             </w:pPr>
             <w:r>
               <w:rPr>
@@ -3126,19 +3377,21 @@
         </w:tc>
         <w:tc>
           <w:tcPr>
-            <w:tcW w:type="dxa" w:w="3969"/>
+            <w:tcW w:type="dxa" w:w="3761"/>
             <w:tcMar>
-              <w:top w:w="60" w:type="dxa"/>
-              <w:start w:w="80" w:type="dxa"/>
-              <w:bottom w:w="60" w:type="dxa"/>
-              <w:end w:w="80" w:type="dxa"/>
+              <w:top w:w="55" w:type="dxa"/>
+              <w:start w:w="70" w:type="dxa"/>
+              <w:bottom w:w="55" w:type="dxa"/>
+              <w:end w:w="70" w:type="dxa"/>
             </w:tcMar>
             <w:vAlign w:val="center"/>
             <w:shd w:fill="FBFCFE"/>
           </w:tcPr>
           <w:p>
             <w:pPr>
-              <w:spacing w:after="0"/>
+              <w:keepNext w:val="0"/>
+              <w:keepLines/>
+              <w:spacing w:after="0" w:before="0" w:line="240" w:lineRule="auto"/>
             </w:pPr>
             <w:r>
               <w:rPr>
@@ -3152,19 +3405,21 @@
         </w:tc>
         <w:tc>
           <w:tcPr>
-            <w:tcW w:type="dxa" w:w="3515"/>
+            <w:tcW w:type="dxa" w:w="3818"/>
             <w:tcMar>
-              <w:top w:w="60" w:type="dxa"/>
-              <w:start w:w="80" w:type="dxa"/>
-              <w:bottom w:w="60" w:type="dxa"/>
-              <w:end w:w="80" w:type="dxa"/>
+              <w:top w:w="55" w:type="dxa"/>
+              <w:start w:w="70" w:type="dxa"/>
+              <w:bottom w:w="55" w:type="dxa"/>
+              <w:end w:w="70" w:type="dxa"/>
             </w:tcMar>
             <w:vAlign w:val="center"/>
             <w:shd w:fill="FBFCFE"/>
           </w:tcPr>
           <w:p>
             <w:pPr>
-              <w:spacing w:after="0"/>
+              <w:keepNext w:val="0"/>
+              <w:keepLines/>
+              <w:spacing w:after="0" w:before="0" w:line="240" w:lineRule="auto"/>
             </w:pPr>
             <w:r>
               <w:rPr>
@@ -3183,18 +3438,20 @@
         </w:trPr>
         <w:tc>
           <w:tcPr>
-            <w:tcW w:type="dxa" w:w="2268"/>
+            <w:tcW w:type="dxa" w:w="3020"/>
             <w:tcMar>
-              <w:top w:w="60" w:type="dxa"/>
-              <w:start w:w="80" w:type="dxa"/>
-              <w:bottom w:w="60" w:type="dxa"/>
-              <w:end w:w="80" w:type="dxa"/>
+              <w:top w:w="55" w:type="dxa"/>
+              <w:start w:w="70" w:type="dxa"/>
+              <w:bottom w:w="55" w:type="dxa"/>
+              <w:end w:w="70" w:type="dxa"/>
             </w:tcMar>
             <w:vAlign w:val="center"/>
           </w:tcPr>
           <w:p>
             <w:pPr>
-              <w:spacing w:after="0"/>
+              <w:keepNext w:val="0"/>
+              <w:keepLines/>
+              <w:spacing w:after="0" w:before="0" w:line="240" w:lineRule="auto"/>
             </w:pPr>
             <w:r>
               <w:rPr>
@@ -3208,18 +3465,20 @@
         </w:tc>
         <w:tc>
           <w:tcPr>
-            <w:tcW w:type="dxa" w:w="3969"/>
+            <w:tcW w:type="dxa" w:w="3761"/>
             <w:tcMar>
-              <w:top w:w="60" w:type="dxa"/>
-              <w:start w:w="80" w:type="dxa"/>
-              <w:bottom w:w="60" w:type="dxa"/>
-              <w:end w:w="80" w:type="dxa"/>
+              <w:top w:w="55" w:type="dxa"/>
+              <w:start w:w="70" w:type="dxa"/>
+              <w:bottom w:w="55" w:type="dxa"/>
+              <w:end w:w="70" w:type="dxa"/>
             </w:tcMar>
             <w:vAlign w:val="center"/>
           </w:tcPr>
           <w:p>
             <w:pPr>
-              <w:spacing w:after="0"/>
+              <w:keepNext w:val="0"/>
+              <w:keepLines/>
+              <w:spacing w:after="0" w:before="0" w:line="240" w:lineRule="auto"/>
             </w:pPr>
             <w:r>
               <w:rPr>
@@ -3233,18 +3492,20 @@
         </w:tc>
         <w:tc>
           <w:tcPr>
-            <w:tcW w:type="dxa" w:w="3515"/>
+            <w:tcW w:type="dxa" w:w="3818"/>
             <w:tcMar>
-              <w:top w:w="60" w:type="dxa"/>
-              <w:start w:w="80" w:type="dxa"/>
-              <w:bottom w:w="60" w:type="dxa"/>
-              <w:end w:w="80" w:type="dxa"/>
+              <w:top w:w="55" w:type="dxa"/>
+              <w:start w:w="70" w:type="dxa"/>
+              <w:bottom w:w="55" w:type="dxa"/>
+              <w:end w:w="70" w:type="dxa"/>
             </w:tcMar>
             <w:vAlign w:val="center"/>
           </w:tcPr>
           <w:p>
             <w:pPr>
-              <w:spacing w:after="0"/>
+              <w:keepNext w:val="0"/>
+              <w:keepLines/>
+              <w:spacing w:after="0" w:before="0" w:line="240" w:lineRule="auto"/>
             </w:pPr>
             <w:r>
               <w:rPr>
@@ -3263,19 +3524,21 @@
         </w:trPr>
         <w:tc>
           <w:tcPr>
-            <w:tcW w:type="dxa" w:w="2268"/>
+            <w:tcW w:type="dxa" w:w="3020"/>
             <w:tcMar>
-              <w:top w:w="60" w:type="dxa"/>
-              <w:start w:w="80" w:type="dxa"/>
-              <w:bottom w:w="60" w:type="dxa"/>
-              <w:end w:w="80" w:type="dxa"/>
+              <w:top w:w="55" w:type="dxa"/>
+              <w:start w:w="70" w:type="dxa"/>
+              <w:bottom w:w="55" w:type="dxa"/>
+              <w:end w:w="70" w:type="dxa"/>
             </w:tcMar>
             <w:vAlign w:val="center"/>
             <w:shd w:fill="FBFCFE"/>
           </w:tcPr>
           <w:p>
             <w:pPr>
-              <w:spacing w:after="0"/>
+              <w:keepNext w:val="0"/>
+              <w:keepLines/>
+              <w:spacing w:after="0" w:before="0" w:line="240" w:lineRule="auto"/>
             </w:pPr>
             <w:r>
               <w:rPr>
@@ -3289,19 +3552,21 @@
         </w:tc>
         <w:tc>
           <w:tcPr>
-            <w:tcW w:type="dxa" w:w="3969"/>
+            <w:tcW w:type="dxa" w:w="3761"/>
             <w:tcMar>
-              <w:top w:w="60" w:type="dxa"/>
-              <w:start w:w="80" w:type="dxa"/>
-              <w:bottom w:w="60" w:type="dxa"/>
-              <w:end w:w="80" w:type="dxa"/>
+              <w:top w:w="55" w:type="dxa"/>
+              <w:start w:w="70" w:type="dxa"/>
+              <w:bottom w:w="55" w:type="dxa"/>
+              <w:end w:w="70" w:type="dxa"/>
             </w:tcMar>
             <w:vAlign w:val="center"/>
             <w:shd w:fill="FBFCFE"/>
           </w:tcPr>
           <w:p>
             <w:pPr>
-              <w:spacing w:after="0"/>
+              <w:keepNext w:val="0"/>
+              <w:keepLines/>
+              <w:spacing w:after="0" w:before="0" w:line="240" w:lineRule="auto"/>
             </w:pPr>
             <w:r>
               <w:rPr>
@@ -3315,19 +3580,21 @@
         </w:tc>
         <w:tc>
           <w:tcPr>
-            <w:tcW w:type="dxa" w:w="3515"/>
+            <w:tcW w:type="dxa" w:w="3818"/>
             <w:tcMar>
-              <w:top w:w="60" w:type="dxa"/>
-              <w:start w:w="80" w:type="dxa"/>
-              <w:bottom w:w="60" w:type="dxa"/>
-              <w:end w:w="80" w:type="dxa"/>
+              <w:top w:w="55" w:type="dxa"/>
+              <w:start w:w="70" w:type="dxa"/>
+              <w:bottom w:w="55" w:type="dxa"/>
+              <w:end w:w="70" w:type="dxa"/>
             </w:tcMar>
             <w:vAlign w:val="center"/>
             <w:shd w:fill="FBFCFE"/>
           </w:tcPr>
           <w:p>
             <w:pPr>
-              <w:spacing w:after="0"/>
+              <w:keepNext w:val="0"/>
+              <w:keepLines/>
+              <w:spacing w:after="0" w:before="0" w:line="240" w:lineRule="auto"/>
             </w:pPr>
             <w:r>
               <w:rPr>
@@ -3348,13 +3615,13 @@
     </w:p>
     <w:tbl>
       <w:tblPr>
-        <w:tblW w:type="auto" w:w="0"/>
+        <w:tblW w:type="dxa" w:w="10601"/>
         <w:jc w:val="center"/>
         <w:tblLayout w:type="fixed"/>
         <w:tblLook w:firstColumn="1" w:firstRow="1" w:lastColumn="0" w:lastRow="0" w:noHBand="0" w:noVBand="1" w:val="04A0"/>
       </w:tblPr>
       <w:tblGrid>
-        <w:gridCol w:w="10092"/>
+        <w:gridCol w:w="10601"/>
       </w:tblGrid>
       <w:tr>
         <w:trPr>
@@ -3363,16 +3630,22 @@
         </w:trPr>
         <w:tc>
           <w:tcPr>
-            <w:tcW w:type="dxa" w:w="9865"/>
+            <w:tcW w:type="dxa" w:w="10601"/>
             <w:shd w:fill="F7F9FD"/>
             <w:tcMar>
-              <w:top w:w="90" w:type="dxa"/>
-              <w:start w:w="120" w:type="dxa"/>
-              <w:bottom w:w="90" w:type="dxa"/>
-              <w:end w:w="120" w:type="dxa"/>
+              <w:top w:w="55" w:type="dxa"/>
+              <w:start w:w="70" w:type="dxa"/>
+              <w:bottom w:w="55" w:type="dxa"/>
+              <w:end w:w="70" w:type="dxa"/>
             </w:tcMar>
+            <w:vAlign w:val="center"/>
           </w:tcPr>
           <w:p>
+            <w:pPr>
+              <w:keepNext w:val="0"/>
+              <w:keepLines/>
+              <w:spacing w:before="0" w:after="0" w:line="240" w:lineRule="auto"/>
+            </w:pPr>
             <w:r>
               <w:rPr>
                 <w:rFonts w:ascii="맑은 고딕" w:hAnsi="맑은 고딕" w:eastAsia="맑은 고딕"/>
@@ -3400,16 +3673,15 @@
       </w:pPr>
     </w:p>
     <w:p>
-      <w:r>
-        <w:br w:type="page"/>
-      </w:r>
+      <w:r/>
     </w:p>
     <w:p>
       <w:bookmarkStart w:id="142" w:name="oconfig"/>
       <w:pPr>
         <w:pStyle w:val="Heading1"/>
-        <w:keepNext w:val="1"/>
+        <w:keepNext/>
         <w:keepLines/>
+        <w:spacing w:before="220" w:after="80"/>
       </w:pPr>
       <w:bookmarkEnd w:id="142"/>
       <w:r>
@@ -3424,9 +3696,9 @@
     </w:p>
     <w:p>
       <w:pPr>
-        <w:spacing w:after="120"/>
-        <w:keepNext w:val="1"/>
-        <w:keepLines/>
+        <w:spacing w:after="40"/>
+        <w:keepNext w:val="0"/>
+        <w:keepLines w:val="0"/>
       </w:pPr>
       <w:hyperlink w:anchor="TOC">
         <w:r>
@@ -3440,16 +3712,16 @@
     </w:p>
     <w:tbl>
       <w:tblPr>
-        <w:tblW w:type="auto" w:w="0"/>
+        <w:tblW w:type="dxa" w:w="10601"/>
         <w:jc w:val="center"/>
         <w:tblLayout w:type="fixed"/>
         <w:tblLook w:firstColumn="1" w:firstRow="1" w:lastColumn="0" w:lastRow="0" w:noHBand="0" w:noVBand="1" w:val="04A0"/>
       </w:tblPr>
       <w:tblGrid>
-        <w:gridCol w:w="1871"/>
-        <w:gridCol w:w="2891"/>
-        <w:gridCol w:w="2835"/>
-        <w:gridCol w:w="2268"/>
+        <w:gridCol w:w="2823"/>
+        <w:gridCol w:w="2477"/>
+        <w:gridCol w:w="2823"/>
+        <w:gridCol w:w="2477"/>
       </w:tblGrid>
       <w:tr>
         <w:trPr>
@@ -3458,18 +3730,21 @@
         </w:trPr>
         <w:tc>
           <w:tcPr>
-            <w:tcW w:type="dxa" w:w="1871"/>
+            <w:tcW w:type="dxa" w:w="2823"/>
             <w:shd w:fill="18233D"/>
             <w:tcMar>
-              <w:top w:w="70" w:type="dxa"/>
-              <w:start w:w="90" w:type="dxa"/>
-              <w:bottom w:w="70" w:type="dxa"/>
-              <w:end w:w="90" w:type="dxa"/>
+              <w:top w:w="55" w:type="dxa"/>
+              <w:start w:w="70" w:type="dxa"/>
+              <w:bottom w:w="55" w:type="dxa"/>
+              <w:end w:w="70" w:type="dxa"/>
             </w:tcMar>
             <w:vAlign w:val="center"/>
           </w:tcPr>
           <w:p>
             <w:pPr>
+              <w:keepNext w:val="0"/>
+              <w:keepLines/>
+              <w:spacing w:before="0" w:after="0" w:line="240" w:lineRule="auto"/>
               <w:jc w:val="center"/>
             </w:pPr>
             <w:r>
@@ -3485,18 +3760,21 @@
         </w:tc>
         <w:tc>
           <w:tcPr>
-            <w:tcW w:type="dxa" w:w="2891"/>
+            <w:tcW w:type="dxa" w:w="2477"/>
             <w:shd w:fill="18233D"/>
             <w:tcMar>
-              <w:top w:w="70" w:type="dxa"/>
-              <w:start w:w="90" w:type="dxa"/>
-              <w:bottom w:w="70" w:type="dxa"/>
-              <w:end w:w="90" w:type="dxa"/>
+              <w:top w:w="55" w:type="dxa"/>
+              <w:start w:w="70" w:type="dxa"/>
+              <w:bottom w:w="55" w:type="dxa"/>
+              <w:end w:w="70" w:type="dxa"/>
             </w:tcMar>
             <w:vAlign w:val="center"/>
           </w:tcPr>
           <w:p>
             <w:pPr>
+              <w:keepNext w:val="0"/>
+              <w:keepLines/>
+              <w:spacing w:before="0" w:after="0" w:line="240" w:lineRule="auto"/>
               <w:jc w:val="center"/>
             </w:pPr>
             <w:r>
@@ -3512,18 +3790,21 @@
         </w:tc>
         <w:tc>
           <w:tcPr>
-            <w:tcW w:type="dxa" w:w="2835"/>
+            <w:tcW w:type="dxa" w:w="2823"/>
             <w:shd w:fill="18233D"/>
             <w:tcMar>
-              <w:top w:w="70" w:type="dxa"/>
-              <w:start w:w="90" w:type="dxa"/>
-              <w:bottom w:w="70" w:type="dxa"/>
-              <w:end w:w="90" w:type="dxa"/>
+              <w:top w:w="55" w:type="dxa"/>
+              <w:start w:w="70" w:type="dxa"/>
+              <w:bottom w:w="55" w:type="dxa"/>
+              <w:end w:w="70" w:type="dxa"/>
             </w:tcMar>
             <w:vAlign w:val="center"/>
           </w:tcPr>
           <w:p>
             <w:pPr>
+              <w:keepNext w:val="0"/>
+              <w:keepLines/>
+              <w:spacing w:before="0" w:after="0" w:line="240" w:lineRule="auto"/>
               <w:jc w:val="center"/>
             </w:pPr>
             <w:r>
@@ -3539,18 +3820,21 @@
         </w:tc>
         <w:tc>
           <w:tcPr>
-            <w:tcW w:type="dxa" w:w="2268"/>
+            <w:tcW w:type="dxa" w:w="2477"/>
             <w:shd w:fill="18233D"/>
             <w:tcMar>
-              <w:top w:w="70" w:type="dxa"/>
-              <w:start w:w="90" w:type="dxa"/>
-              <w:bottom w:w="70" w:type="dxa"/>
-              <w:end w:w="90" w:type="dxa"/>
+              <w:top w:w="55" w:type="dxa"/>
+              <w:start w:w="70" w:type="dxa"/>
+              <w:bottom w:w="55" w:type="dxa"/>
+              <w:end w:w="70" w:type="dxa"/>
             </w:tcMar>
             <w:vAlign w:val="center"/>
           </w:tcPr>
           <w:p>
             <w:pPr>
+              <w:keepNext w:val="0"/>
+              <w:keepLines/>
+              <w:spacing w:before="0" w:after="0" w:line="240" w:lineRule="auto"/>
               <w:jc w:val="center"/>
             </w:pPr>
             <w:r>
@@ -3571,18 +3855,20 @@
         </w:trPr>
         <w:tc>
           <w:tcPr>
-            <w:tcW w:type="dxa" w:w="1871"/>
+            <w:tcW w:type="dxa" w:w="2823"/>
             <w:tcMar>
-              <w:top w:w="60" w:type="dxa"/>
-              <w:start w:w="80" w:type="dxa"/>
-              <w:bottom w:w="60" w:type="dxa"/>
-              <w:end w:w="80" w:type="dxa"/>
+              <w:top w:w="55" w:type="dxa"/>
+              <w:start w:w="70" w:type="dxa"/>
+              <w:bottom w:w="55" w:type="dxa"/>
+              <w:end w:w="70" w:type="dxa"/>
             </w:tcMar>
             <w:vAlign w:val="center"/>
           </w:tcPr>
           <w:p>
             <w:pPr>
-              <w:spacing w:after="0"/>
+              <w:keepNext w:val="0"/>
+              <w:keepLines/>
+              <w:spacing w:after="0" w:before="0" w:line="240" w:lineRule="auto"/>
             </w:pPr>
             <w:r>
               <w:rPr>
@@ -3596,18 +3882,20 @@
         </w:tc>
         <w:tc>
           <w:tcPr>
-            <w:tcW w:type="dxa" w:w="2891"/>
+            <w:tcW w:type="dxa" w:w="2477"/>
             <w:tcMar>
-              <w:top w:w="60" w:type="dxa"/>
-              <w:start w:w="80" w:type="dxa"/>
-              <w:bottom w:w="60" w:type="dxa"/>
-              <w:end w:w="80" w:type="dxa"/>
+              <w:top w:w="55" w:type="dxa"/>
+              <w:start w:w="70" w:type="dxa"/>
+              <w:bottom w:w="55" w:type="dxa"/>
+              <w:end w:w="70" w:type="dxa"/>
             </w:tcMar>
             <w:vAlign w:val="center"/>
           </w:tcPr>
           <w:p>
             <w:pPr>
-              <w:spacing w:after="0"/>
+              <w:keepNext w:val="0"/>
+              <w:keepLines/>
+              <w:spacing w:after="0" w:before="0" w:line="240" w:lineRule="auto"/>
             </w:pPr>
             <w:r>
               <w:rPr>
@@ -3621,18 +3909,20 @@
         </w:tc>
         <w:tc>
           <w:tcPr>
-            <w:tcW w:type="dxa" w:w="2835"/>
+            <w:tcW w:type="dxa" w:w="2823"/>
             <w:tcMar>
-              <w:top w:w="60" w:type="dxa"/>
-              <w:start w:w="80" w:type="dxa"/>
-              <w:bottom w:w="60" w:type="dxa"/>
-              <w:end w:w="80" w:type="dxa"/>
+              <w:top w:w="55" w:type="dxa"/>
+              <w:start w:w="70" w:type="dxa"/>
+              <w:bottom w:w="55" w:type="dxa"/>
+              <w:end w:w="70" w:type="dxa"/>
             </w:tcMar>
             <w:vAlign w:val="center"/>
           </w:tcPr>
           <w:p>
             <w:pPr>
-              <w:spacing w:after="0"/>
+              <w:keepNext w:val="0"/>
+              <w:keepLines/>
+              <w:spacing w:after="0" w:before="0" w:line="240" w:lineRule="auto"/>
             </w:pPr>
             <w:r>
               <w:rPr>
@@ -3646,18 +3936,20 @@
         </w:tc>
         <w:tc>
           <w:tcPr>
-            <w:tcW w:type="dxa" w:w="2268"/>
+            <w:tcW w:type="dxa" w:w="2477"/>
             <w:tcMar>
-              <w:top w:w="60" w:type="dxa"/>
-              <w:start w:w="80" w:type="dxa"/>
-              <w:bottom w:w="60" w:type="dxa"/>
-              <w:end w:w="80" w:type="dxa"/>
+              <w:top w:w="55" w:type="dxa"/>
+              <w:start w:w="70" w:type="dxa"/>
+              <w:bottom w:w="55" w:type="dxa"/>
+              <w:end w:w="70" w:type="dxa"/>
             </w:tcMar>
             <w:vAlign w:val="center"/>
           </w:tcPr>
           <w:p>
             <w:pPr>
-              <w:spacing w:after="0"/>
+              <w:keepNext w:val="0"/>
+              <w:keepLines/>
+              <w:spacing w:after="0" w:before="0" w:line="240" w:lineRule="auto"/>
             </w:pPr>
             <w:r>
               <w:rPr>
@@ -3676,19 +3968,21 @@
         </w:trPr>
         <w:tc>
           <w:tcPr>
-            <w:tcW w:type="dxa" w:w="1871"/>
+            <w:tcW w:type="dxa" w:w="2823"/>
             <w:tcMar>
-              <w:top w:w="60" w:type="dxa"/>
-              <w:start w:w="80" w:type="dxa"/>
-              <w:bottom w:w="60" w:type="dxa"/>
-              <w:end w:w="80" w:type="dxa"/>
+              <w:top w:w="55" w:type="dxa"/>
+              <w:start w:w="70" w:type="dxa"/>
+              <w:bottom w:w="55" w:type="dxa"/>
+              <w:end w:w="70" w:type="dxa"/>
             </w:tcMar>
             <w:vAlign w:val="center"/>
             <w:shd w:fill="FBFCFE"/>
           </w:tcPr>
           <w:p>
             <w:pPr>
-              <w:spacing w:after="0"/>
+              <w:keepNext w:val="0"/>
+              <w:keepLines/>
+              <w:spacing w:after="0" w:before="0" w:line="240" w:lineRule="auto"/>
             </w:pPr>
             <w:r>
               <w:rPr>
@@ -3702,19 +3996,21 @@
         </w:tc>
         <w:tc>
           <w:tcPr>
-            <w:tcW w:type="dxa" w:w="2891"/>
+            <w:tcW w:type="dxa" w:w="2477"/>
             <w:tcMar>
-              <w:top w:w="60" w:type="dxa"/>
-              <w:start w:w="80" w:type="dxa"/>
-              <w:bottom w:w="60" w:type="dxa"/>
-              <w:end w:w="80" w:type="dxa"/>
+              <w:top w:w="55" w:type="dxa"/>
+              <w:start w:w="70" w:type="dxa"/>
+              <w:bottom w:w="55" w:type="dxa"/>
+              <w:end w:w="70" w:type="dxa"/>
             </w:tcMar>
             <w:vAlign w:val="center"/>
             <w:shd w:fill="FBFCFE"/>
           </w:tcPr>
           <w:p>
             <w:pPr>
-              <w:spacing w:after="0"/>
+              <w:keepNext w:val="0"/>
+              <w:keepLines/>
+              <w:spacing w:after="0" w:before="0" w:line="240" w:lineRule="auto"/>
             </w:pPr>
             <w:r>
               <w:rPr>
@@ -3728,19 +4024,21 @@
         </w:tc>
         <w:tc>
           <w:tcPr>
-            <w:tcW w:type="dxa" w:w="2835"/>
+            <w:tcW w:type="dxa" w:w="2823"/>
             <w:tcMar>
-              <w:top w:w="60" w:type="dxa"/>
-              <w:start w:w="80" w:type="dxa"/>
-              <w:bottom w:w="60" w:type="dxa"/>
-              <w:end w:w="80" w:type="dxa"/>
+              <w:top w:w="55" w:type="dxa"/>
+              <w:start w:w="70" w:type="dxa"/>
+              <w:bottom w:w="55" w:type="dxa"/>
+              <w:end w:w="70" w:type="dxa"/>
             </w:tcMar>
             <w:vAlign w:val="center"/>
             <w:shd w:fill="FBFCFE"/>
           </w:tcPr>
           <w:p>
             <w:pPr>
-              <w:spacing w:after="0"/>
+              <w:keepNext w:val="0"/>
+              <w:keepLines/>
+              <w:spacing w:after="0" w:before="0" w:line="240" w:lineRule="auto"/>
             </w:pPr>
             <w:r>
               <w:rPr>
@@ -3754,19 +4052,21 @@
         </w:tc>
         <w:tc>
           <w:tcPr>
-            <w:tcW w:type="dxa" w:w="2268"/>
+            <w:tcW w:type="dxa" w:w="2477"/>
             <w:tcMar>
-              <w:top w:w="60" w:type="dxa"/>
-              <w:start w:w="80" w:type="dxa"/>
-              <w:bottom w:w="60" w:type="dxa"/>
-              <w:end w:w="80" w:type="dxa"/>
+              <w:top w:w="55" w:type="dxa"/>
+              <w:start w:w="70" w:type="dxa"/>
+              <w:bottom w:w="55" w:type="dxa"/>
+              <w:end w:w="70" w:type="dxa"/>
             </w:tcMar>
             <w:vAlign w:val="center"/>
             <w:shd w:fill="FBFCFE"/>
           </w:tcPr>
           <w:p>
             <w:pPr>
-              <w:spacing w:after="0"/>
+              <w:keepNext w:val="0"/>
+              <w:keepLines/>
+              <w:spacing w:after="0" w:before="0" w:line="240" w:lineRule="auto"/>
             </w:pPr>
             <w:r>
               <w:rPr>
@@ -3785,18 +4085,20 @@
         </w:trPr>
         <w:tc>
           <w:tcPr>
-            <w:tcW w:type="dxa" w:w="1871"/>
+            <w:tcW w:type="dxa" w:w="2823"/>
             <w:tcMar>
-              <w:top w:w="60" w:type="dxa"/>
-              <w:start w:w="80" w:type="dxa"/>
-              <w:bottom w:w="60" w:type="dxa"/>
-              <w:end w:w="80" w:type="dxa"/>
+              <w:top w:w="55" w:type="dxa"/>
+              <w:start w:w="70" w:type="dxa"/>
+              <w:bottom w:w="55" w:type="dxa"/>
+              <w:end w:w="70" w:type="dxa"/>
             </w:tcMar>
             <w:vAlign w:val="center"/>
           </w:tcPr>
           <w:p>
             <w:pPr>
-              <w:spacing w:after="0"/>
+              <w:keepNext w:val="0"/>
+              <w:keepLines/>
+              <w:spacing w:after="0" w:before="0" w:line="240" w:lineRule="auto"/>
             </w:pPr>
             <w:r>
               <w:rPr>
@@ -3810,18 +4112,20 @@
         </w:tc>
         <w:tc>
           <w:tcPr>
-            <w:tcW w:type="dxa" w:w="2891"/>
+            <w:tcW w:type="dxa" w:w="2477"/>
             <w:tcMar>
-              <w:top w:w="60" w:type="dxa"/>
-              <w:start w:w="80" w:type="dxa"/>
-              <w:bottom w:w="60" w:type="dxa"/>
-              <w:end w:w="80" w:type="dxa"/>
+              <w:top w:w="55" w:type="dxa"/>
+              <w:start w:w="70" w:type="dxa"/>
+              <w:bottom w:w="55" w:type="dxa"/>
+              <w:end w:w="70" w:type="dxa"/>
             </w:tcMar>
             <w:vAlign w:val="center"/>
           </w:tcPr>
           <w:p>
             <w:pPr>
-              <w:spacing w:after="0"/>
+              <w:keepNext w:val="0"/>
+              <w:keepLines/>
+              <w:spacing w:after="0" w:before="0" w:line="240" w:lineRule="auto"/>
             </w:pPr>
             <w:r>
               <w:rPr>
@@ -3835,18 +4139,20 @@
         </w:tc>
         <w:tc>
           <w:tcPr>
-            <w:tcW w:type="dxa" w:w="2835"/>
+            <w:tcW w:type="dxa" w:w="2823"/>
             <w:tcMar>
-              <w:top w:w="60" w:type="dxa"/>
-              <w:start w:w="80" w:type="dxa"/>
-              <w:bottom w:w="60" w:type="dxa"/>
-              <w:end w:w="80" w:type="dxa"/>
+              <w:top w:w="55" w:type="dxa"/>
+              <w:start w:w="70" w:type="dxa"/>
+              <w:bottom w:w="55" w:type="dxa"/>
+              <w:end w:w="70" w:type="dxa"/>
             </w:tcMar>
             <w:vAlign w:val="center"/>
           </w:tcPr>
           <w:p>
             <w:pPr>
-              <w:spacing w:after="0"/>
+              <w:keepNext w:val="0"/>
+              <w:keepLines/>
+              <w:spacing w:after="0" w:before="0" w:line="240" w:lineRule="auto"/>
             </w:pPr>
             <w:r>
               <w:rPr>
@@ -3860,18 +4166,20 @@
         </w:tc>
         <w:tc>
           <w:tcPr>
-            <w:tcW w:type="dxa" w:w="2268"/>
+            <w:tcW w:type="dxa" w:w="2477"/>
             <w:tcMar>
-              <w:top w:w="60" w:type="dxa"/>
-              <w:start w:w="80" w:type="dxa"/>
-              <w:bottom w:w="60" w:type="dxa"/>
-              <w:end w:w="80" w:type="dxa"/>
+              <w:top w:w="55" w:type="dxa"/>
+              <w:start w:w="70" w:type="dxa"/>
+              <w:bottom w:w="55" w:type="dxa"/>
+              <w:end w:w="70" w:type="dxa"/>
             </w:tcMar>
             <w:vAlign w:val="center"/>
           </w:tcPr>
           <w:p>
             <w:pPr>
-              <w:spacing w:after="0"/>
+              <w:keepNext w:val="0"/>
+              <w:keepLines/>
+              <w:spacing w:after="0" w:before="0" w:line="240" w:lineRule="auto"/>
             </w:pPr>
             <w:r>
               <w:rPr>
@@ -3890,19 +4198,21 @@
         </w:trPr>
         <w:tc>
           <w:tcPr>
-            <w:tcW w:type="dxa" w:w="1871"/>
+            <w:tcW w:type="dxa" w:w="2823"/>
             <w:tcMar>
-              <w:top w:w="60" w:type="dxa"/>
-              <w:start w:w="80" w:type="dxa"/>
-              <w:bottom w:w="60" w:type="dxa"/>
-              <w:end w:w="80" w:type="dxa"/>
+              <w:top w:w="55" w:type="dxa"/>
+              <w:start w:w="70" w:type="dxa"/>
+              <w:bottom w:w="55" w:type="dxa"/>
+              <w:end w:w="70" w:type="dxa"/>
             </w:tcMar>
             <w:vAlign w:val="center"/>
             <w:shd w:fill="FBFCFE"/>
           </w:tcPr>
           <w:p>
             <w:pPr>
-              <w:spacing w:after="0"/>
+              <w:keepNext w:val="0"/>
+              <w:keepLines/>
+              <w:spacing w:after="0" w:before="0" w:line="240" w:lineRule="auto"/>
             </w:pPr>
             <w:r>
               <w:rPr>
@@ -3916,19 +4226,21 @@
         </w:tc>
         <w:tc>
           <w:tcPr>
-            <w:tcW w:type="dxa" w:w="2891"/>
+            <w:tcW w:type="dxa" w:w="2477"/>
             <w:tcMar>
-              <w:top w:w="60" w:type="dxa"/>
-              <w:start w:w="80" w:type="dxa"/>
-              <w:bottom w:w="60" w:type="dxa"/>
-              <w:end w:w="80" w:type="dxa"/>
+              <w:top w:w="55" w:type="dxa"/>
+              <w:start w:w="70" w:type="dxa"/>
+              <w:bottom w:w="55" w:type="dxa"/>
+              <w:end w:w="70" w:type="dxa"/>
             </w:tcMar>
             <w:vAlign w:val="center"/>
             <w:shd w:fill="FBFCFE"/>
           </w:tcPr>
           <w:p>
             <w:pPr>
-              <w:spacing w:after="0"/>
+              <w:keepNext w:val="0"/>
+              <w:keepLines/>
+              <w:spacing w:after="0" w:before="0" w:line="240" w:lineRule="auto"/>
             </w:pPr>
             <w:r>
               <w:rPr>
@@ -3942,19 +4254,21 @@
         </w:tc>
         <w:tc>
           <w:tcPr>
-            <w:tcW w:type="dxa" w:w="2835"/>
+            <w:tcW w:type="dxa" w:w="2823"/>
             <w:tcMar>
-              <w:top w:w="60" w:type="dxa"/>
-              <w:start w:w="80" w:type="dxa"/>
-              <w:bottom w:w="60" w:type="dxa"/>
-              <w:end w:w="80" w:type="dxa"/>
+              <w:top w:w="55" w:type="dxa"/>
+              <w:start w:w="70" w:type="dxa"/>
+              <w:bottom w:w="55" w:type="dxa"/>
+              <w:end w:w="70" w:type="dxa"/>
             </w:tcMar>
             <w:vAlign w:val="center"/>
             <w:shd w:fill="FBFCFE"/>
           </w:tcPr>
           <w:p>
             <w:pPr>
-              <w:spacing w:after="0"/>
+              <w:keepNext w:val="0"/>
+              <w:keepLines/>
+              <w:spacing w:after="0" w:before="0" w:line="240" w:lineRule="auto"/>
             </w:pPr>
             <w:r>
               <w:rPr>
@@ -3968,19 +4282,21 @@
         </w:tc>
         <w:tc>
           <w:tcPr>
-            <w:tcW w:type="dxa" w:w="2268"/>
+            <w:tcW w:type="dxa" w:w="2477"/>
             <w:tcMar>
-              <w:top w:w="60" w:type="dxa"/>
-              <w:start w:w="80" w:type="dxa"/>
-              <w:bottom w:w="60" w:type="dxa"/>
-              <w:end w:w="80" w:type="dxa"/>
+              <w:top w:w="55" w:type="dxa"/>
+              <w:start w:w="70" w:type="dxa"/>
+              <w:bottom w:w="55" w:type="dxa"/>
+              <w:end w:w="70" w:type="dxa"/>
             </w:tcMar>
             <w:vAlign w:val="center"/>
             <w:shd w:fill="FBFCFE"/>
           </w:tcPr>
           <w:p>
             <w:pPr>
-              <w:spacing w:after="0"/>
+              <w:keepNext w:val="0"/>
+              <w:keepLines/>
+              <w:spacing w:after="0" w:before="0" w:line="240" w:lineRule="auto"/>
             </w:pPr>
             <w:r>
               <w:rPr>
@@ -3999,18 +4315,20 @@
         </w:trPr>
         <w:tc>
           <w:tcPr>
-            <w:tcW w:type="dxa" w:w="1871"/>
+            <w:tcW w:type="dxa" w:w="2823"/>
             <w:tcMar>
-              <w:top w:w="60" w:type="dxa"/>
-              <w:start w:w="80" w:type="dxa"/>
-              <w:bottom w:w="60" w:type="dxa"/>
-              <w:end w:w="80" w:type="dxa"/>
+              <w:top w:w="55" w:type="dxa"/>
+              <w:start w:w="70" w:type="dxa"/>
+              <w:bottom w:w="55" w:type="dxa"/>
+              <w:end w:w="70" w:type="dxa"/>
             </w:tcMar>
             <w:vAlign w:val="center"/>
           </w:tcPr>
           <w:p>
             <w:pPr>
-              <w:spacing w:after="0"/>
+              <w:keepNext w:val="0"/>
+              <w:keepLines/>
+              <w:spacing w:after="0" w:before="0" w:line="240" w:lineRule="auto"/>
             </w:pPr>
             <w:r>
               <w:rPr>
@@ -4024,18 +4342,20 @@
         </w:tc>
         <w:tc>
           <w:tcPr>
-            <w:tcW w:type="dxa" w:w="2891"/>
+            <w:tcW w:type="dxa" w:w="2477"/>
             <w:tcMar>
-              <w:top w:w="60" w:type="dxa"/>
-              <w:start w:w="80" w:type="dxa"/>
-              <w:bottom w:w="60" w:type="dxa"/>
-              <w:end w:w="80" w:type="dxa"/>
+              <w:top w:w="55" w:type="dxa"/>
+              <w:start w:w="70" w:type="dxa"/>
+              <w:bottom w:w="55" w:type="dxa"/>
+              <w:end w:w="70" w:type="dxa"/>
             </w:tcMar>
             <w:vAlign w:val="center"/>
           </w:tcPr>
           <w:p>
             <w:pPr>
-              <w:spacing w:after="0"/>
+              <w:keepNext w:val="0"/>
+              <w:keepLines/>
+              <w:spacing w:after="0" w:before="0" w:line="240" w:lineRule="auto"/>
             </w:pPr>
             <w:r>
               <w:rPr>
@@ -4049,18 +4369,20 @@
         </w:tc>
         <w:tc>
           <w:tcPr>
-            <w:tcW w:type="dxa" w:w="2835"/>
+            <w:tcW w:type="dxa" w:w="2823"/>
             <w:tcMar>
-              <w:top w:w="60" w:type="dxa"/>
-              <w:start w:w="80" w:type="dxa"/>
-              <w:bottom w:w="60" w:type="dxa"/>
-              <w:end w:w="80" w:type="dxa"/>
+              <w:top w:w="55" w:type="dxa"/>
+              <w:start w:w="70" w:type="dxa"/>
+              <w:bottom w:w="55" w:type="dxa"/>
+              <w:end w:w="70" w:type="dxa"/>
             </w:tcMar>
             <w:vAlign w:val="center"/>
           </w:tcPr>
           <w:p>
             <w:pPr>
-              <w:spacing w:after="0"/>
+              <w:keepNext w:val="0"/>
+              <w:keepLines/>
+              <w:spacing w:after="0" w:before="0" w:line="240" w:lineRule="auto"/>
             </w:pPr>
             <w:r>
               <w:rPr>
@@ -4074,18 +4396,20 @@
         </w:tc>
         <w:tc>
           <w:tcPr>
-            <w:tcW w:type="dxa" w:w="2268"/>
+            <w:tcW w:type="dxa" w:w="2477"/>
             <w:tcMar>
-              <w:top w:w="60" w:type="dxa"/>
-              <w:start w:w="80" w:type="dxa"/>
-              <w:bottom w:w="60" w:type="dxa"/>
-              <w:end w:w="80" w:type="dxa"/>
+              <w:top w:w="55" w:type="dxa"/>
+              <w:start w:w="70" w:type="dxa"/>
+              <w:bottom w:w="55" w:type="dxa"/>
+              <w:end w:w="70" w:type="dxa"/>
             </w:tcMar>
             <w:vAlign w:val="center"/>
           </w:tcPr>
           <w:p>
             <w:pPr>
-              <w:spacing w:after="0"/>
+              <w:keepNext w:val="0"/>
+              <w:keepLines/>
+              <w:spacing w:after="0" w:before="0" w:line="240" w:lineRule="auto"/>
             </w:pPr>
             <w:r>
               <w:rPr>
@@ -4108,8 +4432,9 @@
       <w:bookmarkStart w:id="143" w:name="orisk"/>
       <w:pPr>
         <w:pStyle w:val="Heading1"/>
-        <w:keepNext w:val="1"/>
+        <w:keepNext/>
         <w:keepLines/>
+        <w:spacing w:before="220" w:after="80"/>
       </w:pPr>
       <w:bookmarkEnd w:id="143"/>
       <w:r>
@@ -4124,9 +4449,9 @@
     </w:p>
     <w:p>
       <w:pPr>
-        <w:spacing w:after="120"/>
-        <w:keepNext w:val="1"/>
-        <w:keepLines/>
+        <w:spacing w:after="40"/>
+        <w:keepNext w:val="0"/>
+        <w:keepLines w:val="0"/>
       </w:pPr>
       <w:hyperlink w:anchor="TOC">
         <w:r>
@@ -4140,15 +4465,15 @@
     </w:p>
     <w:tbl>
       <w:tblPr>
-        <w:tblW w:type="auto" w:w="0"/>
+        <w:tblW w:type="dxa" w:w="10601"/>
         <w:jc w:val="center"/>
         <w:tblLayout w:type="fixed"/>
         <w:tblLook w:firstColumn="1" w:firstRow="1" w:lastColumn="0" w:lastRow="0" w:noHBand="0" w:noVBand="1" w:val="04A0"/>
       </w:tblPr>
       <w:tblGrid>
-        <w:gridCol w:w="1927"/>
-        <w:gridCol w:w="4536"/>
-        <w:gridCol w:w="3345"/>
+        <w:gridCol w:w="3020"/>
+        <w:gridCol w:w="3761"/>
+        <w:gridCol w:w="3818"/>
       </w:tblGrid>
       <w:tr>
         <w:trPr>
@@ -4157,18 +4482,21 @@
         </w:trPr>
         <w:tc>
           <w:tcPr>
-            <w:tcW w:type="dxa" w:w="1928"/>
+            <w:tcW w:type="dxa" w:w="3020"/>
             <w:shd w:fill="18233D"/>
             <w:tcMar>
-              <w:top w:w="70" w:type="dxa"/>
-              <w:start w:w="90" w:type="dxa"/>
-              <w:bottom w:w="70" w:type="dxa"/>
-              <w:end w:w="90" w:type="dxa"/>
+              <w:top w:w="55" w:type="dxa"/>
+              <w:start w:w="70" w:type="dxa"/>
+              <w:bottom w:w="55" w:type="dxa"/>
+              <w:end w:w="70" w:type="dxa"/>
             </w:tcMar>
             <w:vAlign w:val="center"/>
           </w:tcPr>
           <w:p>
             <w:pPr>
+              <w:keepNext w:val="0"/>
+              <w:keepLines/>
+              <w:spacing w:before="0" w:after="0" w:line="240" w:lineRule="auto"/>
               <w:jc w:val="center"/>
             </w:pPr>
             <w:r>
@@ -4184,18 +4512,21 @@
         </w:tc>
         <w:tc>
           <w:tcPr>
-            <w:tcW w:type="dxa" w:w="4535"/>
+            <w:tcW w:type="dxa" w:w="3761"/>
             <w:shd w:fill="18233D"/>
             <w:tcMar>
-              <w:top w:w="70" w:type="dxa"/>
-              <w:start w:w="90" w:type="dxa"/>
-              <w:bottom w:w="70" w:type="dxa"/>
-              <w:end w:w="90" w:type="dxa"/>
+              <w:top w:w="55" w:type="dxa"/>
+              <w:start w:w="70" w:type="dxa"/>
+              <w:bottom w:w="55" w:type="dxa"/>
+              <w:end w:w="70" w:type="dxa"/>
             </w:tcMar>
             <w:vAlign w:val="center"/>
           </w:tcPr>
           <w:p>
             <w:pPr>
+              <w:keepNext w:val="0"/>
+              <w:keepLines/>
+              <w:spacing w:before="0" w:after="0" w:line="240" w:lineRule="auto"/>
               <w:jc w:val="center"/>
             </w:pPr>
             <w:r>
@@ -4211,18 +4542,21 @@
         </w:tc>
         <w:tc>
           <w:tcPr>
-            <w:tcW w:type="dxa" w:w="3345"/>
+            <w:tcW w:type="dxa" w:w="3818"/>
             <w:shd w:fill="18233D"/>
             <w:tcMar>
-              <w:top w:w="70" w:type="dxa"/>
-              <w:start w:w="90" w:type="dxa"/>
-              <w:bottom w:w="70" w:type="dxa"/>
-              <w:end w:w="90" w:type="dxa"/>
+              <w:top w:w="55" w:type="dxa"/>
+              <w:start w:w="70" w:type="dxa"/>
+              <w:bottom w:w="55" w:type="dxa"/>
+              <w:end w:w="70" w:type="dxa"/>
             </w:tcMar>
             <w:vAlign w:val="center"/>
           </w:tcPr>
           <w:p>
             <w:pPr>
+              <w:keepNext w:val="0"/>
+              <w:keepLines/>
+              <w:spacing w:before="0" w:after="0" w:line="240" w:lineRule="auto"/>
               <w:jc w:val="center"/>
             </w:pPr>
             <w:r>
@@ -4243,18 +4577,20 @@
         </w:trPr>
         <w:tc>
           <w:tcPr>
-            <w:tcW w:type="dxa" w:w="1928"/>
+            <w:tcW w:type="dxa" w:w="3020"/>
             <w:tcMar>
-              <w:top w:w="60" w:type="dxa"/>
-              <w:start w:w="80" w:type="dxa"/>
-              <w:bottom w:w="60" w:type="dxa"/>
-              <w:end w:w="80" w:type="dxa"/>
+              <w:top w:w="55" w:type="dxa"/>
+              <w:start w:w="70" w:type="dxa"/>
+              <w:bottom w:w="55" w:type="dxa"/>
+              <w:end w:w="70" w:type="dxa"/>
             </w:tcMar>
             <w:vAlign w:val="center"/>
           </w:tcPr>
           <w:p>
             <w:pPr>
-              <w:spacing w:after="0"/>
+              <w:keepNext w:val="0"/>
+              <w:keepLines/>
+              <w:spacing w:after="0" w:before="0" w:line="240" w:lineRule="auto"/>
             </w:pPr>
             <w:r>
               <w:rPr>
@@ -4268,18 +4604,20 @@
         </w:tc>
         <w:tc>
           <w:tcPr>
-            <w:tcW w:type="dxa" w:w="4535"/>
+            <w:tcW w:type="dxa" w:w="3761"/>
             <w:tcMar>
-              <w:top w:w="60" w:type="dxa"/>
-              <w:start w:w="80" w:type="dxa"/>
-              <w:bottom w:w="60" w:type="dxa"/>
-              <w:end w:w="80" w:type="dxa"/>
+              <w:top w:w="55" w:type="dxa"/>
+              <w:start w:w="70" w:type="dxa"/>
+              <w:bottom w:w="55" w:type="dxa"/>
+              <w:end w:w="70" w:type="dxa"/>
             </w:tcMar>
             <w:vAlign w:val="center"/>
           </w:tcPr>
           <w:p>
             <w:pPr>
-              <w:spacing w:after="0"/>
+              <w:keepNext w:val="0"/>
+              <w:keepLines/>
+              <w:spacing w:after="0" w:before="0" w:line="240" w:lineRule="auto"/>
             </w:pPr>
             <w:r>
               <w:rPr>
@@ -4293,18 +4631,20 @@
         </w:tc>
         <w:tc>
           <w:tcPr>
-            <w:tcW w:type="dxa" w:w="3345"/>
+            <w:tcW w:type="dxa" w:w="3818"/>
             <w:tcMar>
-              <w:top w:w="60" w:type="dxa"/>
-              <w:start w:w="80" w:type="dxa"/>
-              <w:bottom w:w="60" w:type="dxa"/>
-              <w:end w:w="80" w:type="dxa"/>
+              <w:top w:w="55" w:type="dxa"/>
+              <w:start w:w="70" w:type="dxa"/>
+              <w:bottom w:w="55" w:type="dxa"/>
+              <w:end w:w="70" w:type="dxa"/>
             </w:tcMar>
             <w:vAlign w:val="center"/>
           </w:tcPr>
           <w:p>
             <w:pPr>
-              <w:spacing w:after="0"/>
+              <w:keepNext w:val="0"/>
+              <w:keepLines/>
+              <w:spacing w:after="0" w:before="0" w:line="240" w:lineRule="auto"/>
             </w:pPr>
             <w:r>
               <w:rPr>
@@ -4323,19 +4663,21 @@
         </w:trPr>
         <w:tc>
           <w:tcPr>
-            <w:tcW w:type="dxa" w:w="1928"/>
+            <w:tcW w:type="dxa" w:w="3020"/>
             <w:tcMar>
-              <w:top w:w="60" w:type="dxa"/>
-              <w:start w:w="80" w:type="dxa"/>
-              <w:bottom w:w="60" w:type="dxa"/>
-              <w:end w:w="80" w:type="dxa"/>
+              <w:top w:w="55" w:type="dxa"/>
+              <w:start w:w="70" w:type="dxa"/>
+              <w:bottom w:w="55" w:type="dxa"/>
+              <w:end w:w="70" w:type="dxa"/>
             </w:tcMar>
             <w:vAlign w:val="center"/>
             <w:shd w:fill="FBFCFE"/>
           </w:tcPr>
           <w:p>
             <w:pPr>
-              <w:spacing w:after="0"/>
+              <w:keepNext w:val="0"/>
+              <w:keepLines/>
+              <w:spacing w:after="0" w:before="0" w:line="240" w:lineRule="auto"/>
             </w:pPr>
             <w:r>
               <w:rPr>
@@ -4349,19 +4691,21 @@
         </w:tc>
         <w:tc>
           <w:tcPr>
-            <w:tcW w:type="dxa" w:w="4535"/>
+            <w:tcW w:type="dxa" w:w="3761"/>
             <w:tcMar>
-              <w:top w:w="60" w:type="dxa"/>
-              <w:start w:w="80" w:type="dxa"/>
-              <w:bottom w:w="60" w:type="dxa"/>
-              <w:end w:w="80" w:type="dxa"/>
+              <w:top w:w="55" w:type="dxa"/>
+              <w:start w:w="70" w:type="dxa"/>
+              <w:bottom w:w="55" w:type="dxa"/>
+              <w:end w:w="70" w:type="dxa"/>
             </w:tcMar>
             <w:vAlign w:val="center"/>
             <w:shd w:fill="FBFCFE"/>
           </w:tcPr>
           <w:p>
             <w:pPr>
-              <w:spacing w:after="0"/>
+              <w:keepNext w:val="0"/>
+              <w:keepLines/>
+              <w:spacing w:after="0" w:before="0" w:line="240" w:lineRule="auto"/>
             </w:pPr>
             <w:r>
               <w:rPr>
@@ -4375,19 +4719,21 @@
         </w:tc>
         <w:tc>
           <w:tcPr>
-            <w:tcW w:type="dxa" w:w="3345"/>
+            <w:tcW w:type="dxa" w:w="3818"/>
             <w:tcMar>
-              <w:top w:w="60" w:type="dxa"/>
-              <w:start w:w="80" w:type="dxa"/>
-              <w:bottom w:w="60" w:type="dxa"/>
-              <w:end w:w="80" w:type="dxa"/>
+              <w:top w:w="55" w:type="dxa"/>
+              <w:start w:w="70" w:type="dxa"/>
+              <w:bottom w:w="55" w:type="dxa"/>
+              <w:end w:w="70" w:type="dxa"/>
             </w:tcMar>
             <w:vAlign w:val="center"/>
             <w:shd w:fill="FBFCFE"/>
           </w:tcPr>
           <w:p>
             <w:pPr>
-              <w:spacing w:after="0"/>
+              <w:keepNext w:val="0"/>
+              <w:keepLines/>
+              <w:spacing w:after="0" w:before="0" w:line="240" w:lineRule="auto"/>
             </w:pPr>
             <w:r>
               <w:rPr>
@@ -4406,18 +4752,20 @@
         </w:trPr>
         <w:tc>
           <w:tcPr>
-            <w:tcW w:type="dxa" w:w="1928"/>
+            <w:tcW w:type="dxa" w:w="3020"/>
             <w:tcMar>
-              <w:top w:w="60" w:type="dxa"/>
-              <w:start w:w="80" w:type="dxa"/>
-              <w:bottom w:w="60" w:type="dxa"/>
-              <w:end w:w="80" w:type="dxa"/>
+              <w:top w:w="55" w:type="dxa"/>
+              <w:start w:w="70" w:type="dxa"/>
+              <w:bottom w:w="55" w:type="dxa"/>
+              <w:end w:w="70" w:type="dxa"/>
             </w:tcMar>
             <w:vAlign w:val="center"/>
           </w:tcPr>
           <w:p>
             <w:pPr>
-              <w:spacing w:after="0"/>
+              <w:keepNext w:val="0"/>
+              <w:keepLines/>
+              <w:spacing w:after="0" w:before="0" w:line="240" w:lineRule="auto"/>
             </w:pPr>
             <w:r>
               <w:rPr>
@@ -4431,18 +4779,20 @@
         </w:tc>
         <w:tc>
           <w:tcPr>
-            <w:tcW w:type="dxa" w:w="4535"/>
+            <w:tcW w:type="dxa" w:w="3761"/>
             <w:tcMar>
-              <w:top w:w="60" w:type="dxa"/>
-              <w:start w:w="80" w:type="dxa"/>
-              <w:bottom w:w="60" w:type="dxa"/>
-              <w:end w:w="80" w:type="dxa"/>
+              <w:top w:w="55" w:type="dxa"/>
+              <w:start w:w="70" w:type="dxa"/>
+              <w:bottom w:w="55" w:type="dxa"/>
+              <w:end w:w="70" w:type="dxa"/>
             </w:tcMar>
             <w:vAlign w:val="center"/>
           </w:tcPr>
           <w:p>
             <w:pPr>
-              <w:spacing w:after="0"/>
+              <w:keepNext w:val="0"/>
+              <w:keepLines/>
+              <w:spacing w:after="0" w:before="0" w:line="240" w:lineRule="auto"/>
             </w:pPr>
             <w:r>
               <w:rPr>
@@ -4456,18 +4806,20 @@
         </w:tc>
         <w:tc>
           <w:tcPr>
-            <w:tcW w:type="dxa" w:w="3345"/>
+            <w:tcW w:type="dxa" w:w="3818"/>
             <w:tcMar>
-              <w:top w:w="60" w:type="dxa"/>
-              <w:start w:w="80" w:type="dxa"/>
-              <w:bottom w:w="60" w:type="dxa"/>
-              <w:end w:w="80" w:type="dxa"/>
+              <w:top w:w="55" w:type="dxa"/>
+              <w:start w:w="70" w:type="dxa"/>
+              <w:bottom w:w="55" w:type="dxa"/>
+              <w:end w:w="70" w:type="dxa"/>
             </w:tcMar>
             <w:vAlign w:val="center"/>
           </w:tcPr>
           <w:p>
             <w:pPr>
-              <w:spacing w:after="0"/>
+              <w:keepNext w:val="0"/>
+              <w:keepLines/>
+              <w:spacing w:after="0" w:before="0" w:line="240" w:lineRule="auto"/>
             </w:pPr>
             <w:r>
               <w:rPr>
@@ -4486,19 +4838,21 @@
         </w:trPr>
         <w:tc>
           <w:tcPr>
-            <w:tcW w:type="dxa" w:w="1928"/>
+            <w:tcW w:type="dxa" w:w="3020"/>
             <w:tcMar>
-              <w:top w:w="60" w:type="dxa"/>
-              <w:start w:w="80" w:type="dxa"/>
-              <w:bottom w:w="60" w:type="dxa"/>
-              <w:end w:w="80" w:type="dxa"/>
+              <w:top w:w="55" w:type="dxa"/>
+              <w:start w:w="70" w:type="dxa"/>
+              <w:bottom w:w="55" w:type="dxa"/>
+              <w:end w:w="70" w:type="dxa"/>
             </w:tcMar>
             <w:vAlign w:val="center"/>
             <w:shd w:fill="FBFCFE"/>
           </w:tcPr>
           <w:p>
             <w:pPr>
-              <w:spacing w:after="0"/>
+              <w:keepNext w:val="0"/>
+              <w:keepLines/>
+              <w:spacing w:after="0" w:before="0" w:line="240" w:lineRule="auto"/>
             </w:pPr>
             <w:r>
               <w:rPr>
@@ -4512,19 +4866,21 @@
         </w:tc>
         <w:tc>
           <w:tcPr>
-            <w:tcW w:type="dxa" w:w="4535"/>
+            <w:tcW w:type="dxa" w:w="3761"/>
             <w:tcMar>
-              <w:top w:w="60" w:type="dxa"/>
-              <w:start w:w="80" w:type="dxa"/>
-              <w:bottom w:w="60" w:type="dxa"/>
-              <w:end w:w="80" w:type="dxa"/>
+              <w:top w:w="55" w:type="dxa"/>
+              <w:start w:w="70" w:type="dxa"/>
+              <w:bottom w:w="55" w:type="dxa"/>
+              <w:end w:w="70" w:type="dxa"/>
             </w:tcMar>
             <w:vAlign w:val="center"/>
             <w:shd w:fill="FBFCFE"/>
           </w:tcPr>
           <w:p>
             <w:pPr>
-              <w:spacing w:after="0"/>
+              <w:keepNext w:val="0"/>
+              <w:keepLines/>
+              <w:spacing w:after="0" w:before="0" w:line="240" w:lineRule="auto"/>
             </w:pPr>
             <w:r>
               <w:rPr>
@@ -4538,19 +4894,21 @@
         </w:tc>
         <w:tc>
           <w:tcPr>
-            <w:tcW w:type="dxa" w:w="3345"/>
+            <w:tcW w:type="dxa" w:w="3818"/>
             <w:tcMar>
-              <w:top w:w="60" w:type="dxa"/>
-              <w:start w:w="80" w:type="dxa"/>
-              <w:bottom w:w="60" w:type="dxa"/>
-              <w:end w:w="80" w:type="dxa"/>
+              <w:top w:w="55" w:type="dxa"/>
+              <w:start w:w="70" w:type="dxa"/>
+              <w:bottom w:w="55" w:type="dxa"/>
+              <w:end w:w="70" w:type="dxa"/>
             </w:tcMar>
             <w:vAlign w:val="center"/>
             <w:shd w:fill="FBFCFE"/>
           </w:tcPr>
           <w:p>
             <w:pPr>
-              <w:spacing w:after="0"/>
+              <w:keepNext w:val="0"/>
+              <w:keepLines/>
+              <w:spacing w:after="0" w:before="0" w:line="240" w:lineRule="auto"/>
             </w:pPr>
             <w:r>
               <w:rPr>
@@ -4569,18 +4927,20 @@
         </w:trPr>
         <w:tc>
           <w:tcPr>
-            <w:tcW w:type="dxa" w:w="1928"/>
+            <w:tcW w:type="dxa" w:w="3020"/>
             <w:tcMar>
-              <w:top w:w="60" w:type="dxa"/>
-              <w:start w:w="80" w:type="dxa"/>
-              <w:bottom w:w="60" w:type="dxa"/>
-              <w:end w:w="80" w:type="dxa"/>
+              <w:top w:w="55" w:type="dxa"/>
+              <w:start w:w="70" w:type="dxa"/>
+              <w:bottom w:w="55" w:type="dxa"/>
+              <w:end w:w="70" w:type="dxa"/>
             </w:tcMar>
             <w:vAlign w:val="center"/>
           </w:tcPr>
           <w:p>
             <w:pPr>
-              <w:spacing w:after="0"/>
+              <w:keepNext w:val="0"/>
+              <w:keepLines/>
+              <w:spacing w:after="0" w:before="0" w:line="240" w:lineRule="auto"/>
             </w:pPr>
             <w:r>
               <w:rPr>
@@ -4594,18 +4954,20 @@
         </w:tc>
         <w:tc>
           <w:tcPr>
-            <w:tcW w:type="dxa" w:w="4535"/>
+            <w:tcW w:type="dxa" w:w="3761"/>
             <w:tcMar>
-              <w:top w:w="60" w:type="dxa"/>
-              <w:start w:w="80" w:type="dxa"/>
-              <w:bottom w:w="60" w:type="dxa"/>
-              <w:end w:w="80" w:type="dxa"/>
+              <w:top w:w="55" w:type="dxa"/>
+              <w:start w:w="70" w:type="dxa"/>
+              <w:bottom w:w="55" w:type="dxa"/>
+              <w:end w:w="70" w:type="dxa"/>
             </w:tcMar>
             <w:vAlign w:val="center"/>
           </w:tcPr>
           <w:p>
             <w:pPr>
-              <w:spacing w:after="0"/>
+              <w:keepNext w:val="0"/>
+              <w:keepLines/>
+              <w:spacing w:after="0" w:before="0" w:line="240" w:lineRule="auto"/>
             </w:pPr>
             <w:r>
               <w:rPr>
@@ -4619,18 +4981,20 @@
         </w:tc>
         <w:tc>
           <w:tcPr>
-            <w:tcW w:type="dxa" w:w="3345"/>
+            <w:tcW w:type="dxa" w:w="3818"/>
             <w:tcMar>
-              <w:top w:w="60" w:type="dxa"/>
-              <w:start w:w="80" w:type="dxa"/>
-              <w:bottom w:w="60" w:type="dxa"/>
-              <w:end w:w="80" w:type="dxa"/>
+              <w:top w:w="55" w:type="dxa"/>
+              <w:start w:w="70" w:type="dxa"/>
+              <w:bottom w:w="55" w:type="dxa"/>
+              <w:end w:w="70" w:type="dxa"/>
             </w:tcMar>
             <w:vAlign w:val="center"/>
           </w:tcPr>
           <w:p>
             <w:pPr>
-              <w:spacing w:after="0"/>
+              <w:keepNext w:val="0"/>
+              <w:keepLines/>
+              <w:spacing w:after="0" w:before="0" w:line="240" w:lineRule="auto"/>
             </w:pPr>
             <w:r>
               <w:rPr>
@@ -4649,19 +5013,21 @@
         </w:trPr>
         <w:tc>
           <w:tcPr>
-            <w:tcW w:type="dxa" w:w="1928"/>
+            <w:tcW w:type="dxa" w:w="3020"/>
             <w:tcMar>
-              <w:top w:w="60" w:type="dxa"/>
-              <w:start w:w="80" w:type="dxa"/>
-              <w:bottom w:w="60" w:type="dxa"/>
-              <w:end w:w="80" w:type="dxa"/>
+              <w:top w:w="55" w:type="dxa"/>
+              <w:start w:w="70" w:type="dxa"/>
+              <w:bottom w:w="55" w:type="dxa"/>
+              <w:end w:w="70" w:type="dxa"/>
             </w:tcMar>
             <w:vAlign w:val="center"/>
             <w:shd w:fill="FBFCFE"/>
           </w:tcPr>
           <w:p>
             <w:pPr>
-              <w:spacing w:after="0"/>
+              <w:keepNext w:val="0"/>
+              <w:keepLines/>
+              <w:spacing w:after="0" w:before="0" w:line="240" w:lineRule="auto"/>
             </w:pPr>
             <w:r>
               <w:rPr>
@@ -4675,19 +5041,21 @@
         </w:tc>
         <w:tc>
           <w:tcPr>
-            <w:tcW w:type="dxa" w:w="4535"/>
+            <w:tcW w:type="dxa" w:w="3761"/>
             <w:tcMar>
-              <w:top w:w="60" w:type="dxa"/>
-              <w:start w:w="80" w:type="dxa"/>
-              <w:bottom w:w="60" w:type="dxa"/>
-              <w:end w:w="80" w:type="dxa"/>
+              <w:top w:w="55" w:type="dxa"/>
+              <w:start w:w="70" w:type="dxa"/>
+              <w:bottom w:w="55" w:type="dxa"/>
+              <w:end w:w="70" w:type="dxa"/>
             </w:tcMar>
             <w:vAlign w:val="center"/>
             <w:shd w:fill="FBFCFE"/>
           </w:tcPr>
           <w:p>
             <w:pPr>
-              <w:spacing w:after="0"/>
+              <w:keepNext w:val="0"/>
+              <w:keepLines/>
+              <w:spacing w:after="0" w:before="0" w:line="240" w:lineRule="auto"/>
             </w:pPr>
             <w:r>
               <w:rPr>
@@ -4701,19 +5069,21 @@
         </w:tc>
         <w:tc>
           <w:tcPr>
-            <w:tcW w:type="dxa" w:w="3345"/>
+            <w:tcW w:type="dxa" w:w="3818"/>
             <w:tcMar>
-              <w:top w:w="60" w:type="dxa"/>
-              <w:start w:w="80" w:type="dxa"/>
-              <w:bottom w:w="60" w:type="dxa"/>
-              <w:end w:w="80" w:type="dxa"/>
+              <w:top w:w="55" w:type="dxa"/>
+              <w:start w:w="70" w:type="dxa"/>
+              <w:bottom w:w="55" w:type="dxa"/>
+              <w:end w:w="70" w:type="dxa"/>
             </w:tcMar>
             <w:vAlign w:val="center"/>
             <w:shd w:fill="FBFCFE"/>
           </w:tcPr>
           <w:p>
             <w:pPr>
-              <w:spacing w:after="0"/>
+              <w:keepNext w:val="0"/>
+              <w:keepLines/>
+              <w:spacing w:after="0" w:before="0" w:line="240" w:lineRule="auto"/>
             </w:pPr>
             <w:r>
               <w:rPr>
@@ -4733,16 +5103,15 @@
       </w:pPr>
     </w:p>
     <w:p>
-      <w:r>
-        <w:br w:type="page"/>
-      </w:r>
+      <w:r/>
     </w:p>
     <w:p>
       <w:bookmarkStart w:id="144" w:name="ogw"/>
       <w:pPr>
         <w:pStyle w:val="Heading1"/>
-        <w:keepNext w:val="1"/>
+        <w:keepNext/>
         <w:keepLines/>
+        <w:spacing w:before="220" w:after="80"/>
       </w:pPr>
       <w:bookmarkEnd w:id="144"/>
       <w:r>
@@ -4757,9 +5126,9 @@
     </w:p>
     <w:p>
       <w:pPr>
-        <w:spacing w:after="120"/>
-        <w:keepNext w:val="1"/>
-        <w:keepLines/>
+        <w:spacing w:after="40"/>
+        <w:keepNext w:val="0"/>
+        <w:keepLines w:val="0"/>
       </w:pPr>
       <w:hyperlink w:anchor="TOC">
         <w:r>
@@ -4814,15 +5183,15 @@
     </w:p>
     <w:tbl>
       <w:tblPr>
-        <w:tblW w:type="auto" w:w="0"/>
+        <w:tblW w:type="dxa" w:w="10601"/>
         <w:jc w:val="center"/>
         <w:tblLayout w:type="fixed"/>
         <w:tblLook w:firstColumn="1" w:firstRow="1" w:lastColumn="0" w:lastRow="0" w:noHBand="0" w:noVBand="1" w:val="04A0"/>
       </w:tblPr>
       <w:tblGrid>
-        <w:gridCol w:w="2268"/>
-        <w:gridCol w:w="3685"/>
-        <w:gridCol w:w="3798"/>
+        <w:gridCol w:w="3020"/>
+        <w:gridCol w:w="3761"/>
+        <w:gridCol w:w="3818"/>
       </w:tblGrid>
       <w:tr>
         <w:trPr>
@@ -4831,18 +5200,21 @@
         </w:trPr>
         <w:tc>
           <w:tcPr>
-            <w:tcW w:type="dxa" w:w="2268"/>
+            <w:tcW w:type="dxa" w:w="3020"/>
             <w:shd w:fill="18233D"/>
             <w:tcMar>
-              <w:top w:w="70" w:type="dxa"/>
-              <w:start w:w="90" w:type="dxa"/>
-              <w:bottom w:w="70" w:type="dxa"/>
-              <w:end w:w="90" w:type="dxa"/>
+              <w:top w:w="55" w:type="dxa"/>
+              <w:start w:w="70" w:type="dxa"/>
+              <w:bottom w:w="55" w:type="dxa"/>
+              <w:end w:w="70" w:type="dxa"/>
             </w:tcMar>
             <w:vAlign w:val="center"/>
           </w:tcPr>
           <w:p>
             <w:pPr>
+              <w:keepNext w:val="0"/>
+              <w:keepLines/>
+              <w:spacing w:before="0" w:after="0" w:line="240" w:lineRule="auto"/>
               <w:jc w:val="center"/>
             </w:pPr>
             <w:r>
@@ -4858,18 +5230,21 @@
         </w:tc>
         <w:tc>
           <w:tcPr>
-            <w:tcW w:type="dxa" w:w="3685"/>
+            <w:tcW w:type="dxa" w:w="3761"/>
             <w:shd w:fill="18233D"/>
             <w:tcMar>
-              <w:top w:w="70" w:type="dxa"/>
-              <w:start w:w="90" w:type="dxa"/>
-              <w:bottom w:w="70" w:type="dxa"/>
-              <w:end w:w="90" w:type="dxa"/>
+              <w:top w:w="55" w:type="dxa"/>
+              <w:start w:w="70" w:type="dxa"/>
+              <w:bottom w:w="55" w:type="dxa"/>
+              <w:end w:w="70" w:type="dxa"/>
             </w:tcMar>
             <w:vAlign w:val="center"/>
           </w:tcPr>
           <w:p>
             <w:pPr>
+              <w:keepNext w:val="0"/>
+              <w:keepLines/>
+              <w:spacing w:before="0" w:after="0" w:line="240" w:lineRule="auto"/>
               <w:jc w:val="center"/>
             </w:pPr>
             <w:r>
@@ -4885,18 +5260,21 @@
         </w:tc>
         <w:tc>
           <w:tcPr>
-            <w:tcW w:type="dxa" w:w="3798"/>
+            <w:tcW w:type="dxa" w:w="3818"/>
             <w:shd w:fill="18233D"/>
             <w:tcMar>
-              <w:top w:w="70" w:type="dxa"/>
-              <w:start w:w="90" w:type="dxa"/>
-              <w:bottom w:w="70" w:type="dxa"/>
-              <w:end w:w="90" w:type="dxa"/>
+              <w:top w:w="55" w:type="dxa"/>
+              <w:start w:w="70" w:type="dxa"/>
+              <w:bottom w:w="55" w:type="dxa"/>
+              <w:end w:w="70" w:type="dxa"/>
             </w:tcMar>
             <w:vAlign w:val="center"/>
           </w:tcPr>
           <w:p>
             <w:pPr>
+              <w:keepNext w:val="0"/>
+              <w:keepLines/>
+              <w:spacing w:before="0" w:after="0" w:line="240" w:lineRule="auto"/>
               <w:jc w:val="center"/>
             </w:pPr>
             <w:r>
@@ -4917,18 +5295,20 @@
         </w:trPr>
         <w:tc>
           <w:tcPr>
-            <w:tcW w:type="dxa" w:w="2268"/>
+            <w:tcW w:type="dxa" w:w="3020"/>
             <w:tcMar>
-              <w:top w:w="60" w:type="dxa"/>
-              <w:start w:w="80" w:type="dxa"/>
-              <w:bottom w:w="60" w:type="dxa"/>
-              <w:end w:w="80" w:type="dxa"/>
+              <w:top w:w="55" w:type="dxa"/>
+              <w:start w:w="70" w:type="dxa"/>
+              <w:bottom w:w="55" w:type="dxa"/>
+              <w:end w:w="70" w:type="dxa"/>
             </w:tcMar>
             <w:vAlign w:val="center"/>
           </w:tcPr>
           <w:p>
             <w:pPr>
-              <w:spacing w:after="0"/>
+              <w:keepNext w:val="0"/>
+              <w:keepLines/>
+              <w:spacing w:after="0" w:before="0" w:line="240" w:lineRule="auto"/>
             </w:pPr>
             <w:r>
               <w:rPr>
@@ -4942,18 +5322,20 @@
         </w:tc>
         <w:tc>
           <w:tcPr>
-            <w:tcW w:type="dxa" w:w="3685"/>
+            <w:tcW w:type="dxa" w:w="3761"/>
             <w:tcMar>
-              <w:top w:w="60" w:type="dxa"/>
-              <w:start w:w="80" w:type="dxa"/>
-              <w:bottom w:w="60" w:type="dxa"/>
-              <w:end w:w="80" w:type="dxa"/>
+              <w:top w:w="55" w:type="dxa"/>
+              <w:start w:w="70" w:type="dxa"/>
+              <w:bottom w:w="55" w:type="dxa"/>
+              <w:end w:w="70" w:type="dxa"/>
             </w:tcMar>
             <w:vAlign w:val="center"/>
           </w:tcPr>
           <w:p>
             <w:pPr>
-              <w:spacing w:after="0"/>
+              <w:keepNext w:val="0"/>
+              <w:keepLines/>
+              <w:spacing w:after="0" w:before="0" w:line="240" w:lineRule="auto"/>
             </w:pPr>
             <w:r>
               <w:rPr>
@@ -4967,18 +5349,20 @@
         </w:tc>
         <w:tc>
           <w:tcPr>
-            <w:tcW w:type="dxa" w:w="3798"/>
+            <w:tcW w:type="dxa" w:w="3818"/>
             <w:tcMar>
-              <w:top w:w="60" w:type="dxa"/>
-              <w:start w:w="80" w:type="dxa"/>
-              <w:bottom w:w="60" w:type="dxa"/>
-              <w:end w:w="80" w:type="dxa"/>
+              <w:top w:w="55" w:type="dxa"/>
+              <w:start w:w="70" w:type="dxa"/>
+              <w:bottom w:w="55" w:type="dxa"/>
+              <w:end w:w="70" w:type="dxa"/>
             </w:tcMar>
             <w:vAlign w:val="center"/>
           </w:tcPr>
           <w:p>
             <w:pPr>
-              <w:spacing w:after="0"/>
+              <w:keepNext w:val="0"/>
+              <w:keepLines/>
+              <w:spacing w:after="0" w:before="0" w:line="240" w:lineRule="auto"/>
             </w:pPr>
             <w:r>
               <w:rPr>
@@ -4997,19 +5381,21 @@
         </w:trPr>
         <w:tc>
           <w:tcPr>
-            <w:tcW w:type="dxa" w:w="2268"/>
+            <w:tcW w:type="dxa" w:w="3020"/>
             <w:tcMar>
-              <w:top w:w="60" w:type="dxa"/>
-              <w:start w:w="80" w:type="dxa"/>
-              <w:bottom w:w="60" w:type="dxa"/>
-              <w:end w:w="80" w:type="dxa"/>
+              <w:top w:w="55" w:type="dxa"/>
+              <w:start w:w="70" w:type="dxa"/>
+              <w:bottom w:w="55" w:type="dxa"/>
+              <w:end w:w="70" w:type="dxa"/>
             </w:tcMar>
             <w:vAlign w:val="center"/>
             <w:shd w:fill="FBFCFE"/>
           </w:tcPr>
           <w:p>
             <w:pPr>
-              <w:spacing w:after="0"/>
+              <w:keepNext w:val="0"/>
+              <w:keepLines/>
+              <w:spacing w:after="0" w:before="0" w:line="240" w:lineRule="auto"/>
             </w:pPr>
             <w:r>
               <w:rPr>
@@ -5023,19 +5409,21 @@
         </w:tc>
         <w:tc>
           <w:tcPr>
-            <w:tcW w:type="dxa" w:w="3685"/>
+            <w:tcW w:type="dxa" w:w="3761"/>
             <w:tcMar>
-              <w:top w:w="60" w:type="dxa"/>
-              <w:start w:w="80" w:type="dxa"/>
-              <w:bottom w:w="60" w:type="dxa"/>
-              <w:end w:w="80" w:type="dxa"/>
+              <w:top w:w="55" w:type="dxa"/>
+              <w:start w:w="70" w:type="dxa"/>
+              <w:bottom w:w="55" w:type="dxa"/>
+              <w:end w:w="70" w:type="dxa"/>
             </w:tcMar>
             <w:vAlign w:val="center"/>
             <w:shd w:fill="FBFCFE"/>
           </w:tcPr>
           <w:p>
             <w:pPr>
-              <w:spacing w:after="0"/>
+              <w:keepNext w:val="0"/>
+              <w:keepLines/>
+              <w:spacing w:after="0" w:before="0" w:line="240" w:lineRule="auto"/>
             </w:pPr>
             <w:r>
               <w:rPr>
@@ -5049,19 +5437,21 @@
         </w:tc>
         <w:tc>
           <w:tcPr>
-            <w:tcW w:type="dxa" w:w="3798"/>
+            <w:tcW w:type="dxa" w:w="3818"/>
             <w:tcMar>
-              <w:top w:w="60" w:type="dxa"/>
-              <w:start w:w="80" w:type="dxa"/>
-              <w:bottom w:w="60" w:type="dxa"/>
-              <w:end w:w="80" w:type="dxa"/>
+              <w:top w:w="55" w:type="dxa"/>
+              <w:start w:w="70" w:type="dxa"/>
+              <w:bottom w:w="55" w:type="dxa"/>
+              <w:end w:w="70" w:type="dxa"/>
             </w:tcMar>
             <w:vAlign w:val="center"/>
             <w:shd w:fill="FBFCFE"/>
           </w:tcPr>
           <w:p>
             <w:pPr>
-              <w:spacing w:after="0"/>
+              <w:keepNext w:val="0"/>
+              <w:keepLines/>
+              <w:spacing w:after="0" w:before="0" w:line="240" w:lineRule="auto"/>
             </w:pPr>
             <w:r>
               <w:rPr>
@@ -5080,18 +5470,20 @@
         </w:trPr>
         <w:tc>
           <w:tcPr>
-            <w:tcW w:type="dxa" w:w="2268"/>
+            <w:tcW w:type="dxa" w:w="3020"/>
             <w:tcMar>
-              <w:top w:w="60" w:type="dxa"/>
-              <w:start w:w="80" w:type="dxa"/>
-              <w:bottom w:w="60" w:type="dxa"/>
-              <w:end w:w="80" w:type="dxa"/>
+              <w:top w:w="55" w:type="dxa"/>
+              <w:start w:w="70" w:type="dxa"/>
+              <w:bottom w:w="55" w:type="dxa"/>
+              <w:end w:w="70" w:type="dxa"/>
             </w:tcMar>
             <w:vAlign w:val="center"/>
           </w:tcPr>
           <w:p>
             <w:pPr>
-              <w:spacing w:after="0"/>
+              <w:keepNext w:val="0"/>
+              <w:keepLines/>
+              <w:spacing w:after="0" w:before="0" w:line="240" w:lineRule="auto"/>
             </w:pPr>
             <w:r>
               <w:rPr>
@@ -5105,18 +5497,20 @@
         </w:tc>
         <w:tc>
           <w:tcPr>
-            <w:tcW w:type="dxa" w:w="3685"/>
+            <w:tcW w:type="dxa" w:w="3761"/>
             <w:tcMar>
-              <w:top w:w="60" w:type="dxa"/>
-              <w:start w:w="80" w:type="dxa"/>
-              <w:bottom w:w="60" w:type="dxa"/>
-              <w:end w:w="80" w:type="dxa"/>
+              <w:top w:w="55" w:type="dxa"/>
+              <w:start w:w="70" w:type="dxa"/>
+              <w:bottom w:w="55" w:type="dxa"/>
+              <w:end w:w="70" w:type="dxa"/>
             </w:tcMar>
             <w:vAlign w:val="center"/>
           </w:tcPr>
           <w:p>
             <w:pPr>
-              <w:spacing w:after="0"/>
+              <w:keepNext w:val="0"/>
+              <w:keepLines/>
+              <w:spacing w:after="0" w:before="0" w:line="240" w:lineRule="auto"/>
             </w:pPr>
             <w:r>
               <w:rPr>
@@ -5130,18 +5524,20 @@
         </w:tc>
         <w:tc>
           <w:tcPr>
-            <w:tcW w:type="dxa" w:w="3798"/>
+            <w:tcW w:type="dxa" w:w="3818"/>
             <w:tcMar>
-              <w:top w:w="60" w:type="dxa"/>
-              <w:start w:w="80" w:type="dxa"/>
-              <w:bottom w:w="60" w:type="dxa"/>
-              <w:end w:w="80" w:type="dxa"/>
+              <w:top w:w="55" w:type="dxa"/>
+              <w:start w:w="70" w:type="dxa"/>
+              <w:bottom w:w="55" w:type="dxa"/>
+              <w:end w:w="70" w:type="dxa"/>
             </w:tcMar>
             <w:vAlign w:val="center"/>
           </w:tcPr>
           <w:p>
             <w:pPr>
-              <w:spacing w:after="0"/>
+              <w:keepNext w:val="0"/>
+              <w:keepLines/>
+              <w:spacing w:after="0" w:before="0" w:line="240" w:lineRule="auto"/>
             </w:pPr>
             <w:r>
               <w:rPr>
@@ -5160,19 +5556,21 @@
         </w:trPr>
         <w:tc>
           <w:tcPr>
-            <w:tcW w:type="dxa" w:w="2268"/>
+            <w:tcW w:type="dxa" w:w="3020"/>
             <w:tcMar>
-              <w:top w:w="60" w:type="dxa"/>
-              <w:start w:w="80" w:type="dxa"/>
-              <w:bottom w:w="60" w:type="dxa"/>
-              <w:end w:w="80" w:type="dxa"/>
+              <w:top w:w="55" w:type="dxa"/>
+              <w:start w:w="70" w:type="dxa"/>
+              <w:bottom w:w="55" w:type="dxa"/>
+              <w:end w:w="70" w:type="dxa"/>
             </w:tcMar>
             <w:vAlign w:val="center"/>
             <w:shd w:fill="FBFCFE"/>
           </w:tcPr>
           <w:p>
             <w:pPr>
-              <w:spacing w:after="0"/>
+              <w:keepNext w:val="0"/>
+              <w:keepLines/>
+              <w:spacing w:after="0" w:before="0" w:line="240" w:lineRule="auto"/>
             </w:pPr>
             <w:r>
               <w:rPr>
@@ -5186,19 +5584,21 @@
         </w:tc>
         <w:tc>
           <w:tcPr>
-            <w:tcW w:type="dxa" w:w="3685"/>
+            <w:tcW w:type="dxa" w:w="3761"/>
             <w:tcMar>
-              <w:top w:w="60" w:type="dxa"/>
-              <w:start w:w="80" w:type="dxa"/>
-              <w:bottom w:w="60" w:type="dxa"/>
-              <w:end w:w="80" w:type="dxa"/>
+              <w:top w:w="55" w:type="dxa"/>
+              <w:start w:w="70" w:type="dxa"/>
+              <w:bottom w:w="55" w:type="dxa"/>
+              <w:end w:w="70" w:type="dxa"/>
             </w:tcMar>
             <w:vAlign w:val="center"/>
             <w:shd w:fill="FBFCFE"/>
           </w:tcPr>
           <w:p>
             <w:pPr>
-              <w:spacing w:after="0"/>
+              <w:keepNext w:val="0"/>
+              <w:keepLines/>
+              <w:spacing w:after="0" w:before="0" w:line="240" w:lineRule="auto"/>
             </w:pPr>
             <w:r>
               <w:rPr>
@@ -5212,19 +5612,21 @@
         </w:tc>
         <w:tc>
           <w:tcPr>
-            <w:tcW w:type="dxa" w:w="3798"/>
+            <w:tcW w:type="dxa" w:w="3818"/>
             <w:tcMar>
-              <w:top w:w="60" w:type="dxa"/>
-              <w:start w:w="80" w:type="dxa"/>
-              <w:bottom w:w="60" w:type="dxa"/>
-              <w:end w:w="80" w:type="dxa"/>
+              <w:top w:w="55" w:type="dxa"/>
+              <w:start w:w="70" w:type="dxa"/>
+              <w:bottom w:w="55" w:type="dxa"/>
+              <w:end w:w="70" w:type="dxa"/>
             </w:tcMar>
             <w:vAlign w:val="center"/>
             <w:shd w:fill="FBFCFE"/>
           </w:tcPr>
           <w:p>
             <w:pPr>
-              <w:spacing w:after="0"/>
+              <w:keepNext w:val="0"/>
+              <w:keepLines/>
+              <w:spacing w:after="0" w:before="0" w:line="240" w:lineRule="auto"/>
             </w:pPr>
             <w:r>
               <w:rPr>
@@ -5243,18 +5645,20 @@
         </w:trPr>
         <w:tc>
           <w:tcPr>
-            <w:tcW w:type="dxa" w:w="2268"/>
+            <w:tcW w:type="dxa" w:w="3020"/>
             <w:tcMar>
-              <w:top w:w="60" w:type="dxa"/>
-              <w:start w:w="80" w:type="dxa"/>
-              <w:bottom w:w="60" w:type="dxa"/>
-              <w:end w:w="80" w:type="dxa"/>
+              <w:top w:w="55" w:type="dxa"/>
+              <w:start w:w="70" w:type="dxa"/>
+              <w:bottom w:w="55" w:type="dxa"/>
+              <w:end w:w="70" w:type="dxa"/>
             </w:tcMar>
             <w:vAlign w:val="center"/>
           </w:tcPr>
           <w:p>
             <w:pPr>
-              <w:spacing w:after="0"/>
+              <w:keepNext w:val="0"/>
+              <w:keepLines/>
+              <w:spacing w:after="0" w:before="0" w:line="240" w:lineRule="auto"/>
             </w:pPr>
             <w:r>
               <w:rPr>
@@ -5268,18 +5672,20 @@
         </w:tc>
         <w:tc>
           <w:tcPr>
-            <w:tcW w:type="dxa" w:w="3685"/>
+            <w:tcW w:type="dxa" w:w="3761"/>
             <w:tcMar>
-              <w:top w:w="60" w:type="dxa"/>
-              <w:start w:w="80" w:type="dxa"/>
-              <w:bottom w:w="60" w:type="dxa"/>
-              <w:end w:w="80" w:type="dxa"/>
+              <w:top w:w="55" w:type="dxa"/>
+              <w:start w:w="70" w:type="dxa"/>
+              <w:bottom w:w="55" w:type="dxa"/>
+              <w:end w:w="70" w:type="dxa"/>
             </w:tcMar>
             <w:vAlign w:val="center"/>
           </w:tcPr>
           <w:p>
             <w:pPr>
-              <w:spacing w:after="0"/>
+              <w:keepNext w:val="0"/>
+              <w:keepLines/>
+              <w:spacing w:after="0" w:before="0" w:line="240" w:lineRule="auto"/>
             </w:pPr>
             <w:r>
               <w:rPr>
@@ -5293,18 +5699,20 @@
         </w:tc>
         <w:tc>
           <w:tcPr>
-            <w:tcW w:type="dxa" w:w="3798"/>
+            <w:tcW w:type="dxa" w:w="3818"/>
             <w:tcMar>
-              <w:top w:w="60" w:type="dxa"/>
-              <w:start w:w="80" w:type="dxa"/>
-              <w:bottom w:w="60" w:type="dxa"/>
-              <w:end w:w="80" w:type="dxa"/>
+              <w:top w:w="55" w:type="dxa"/>
+              <w:start w:w="70" w:type="dxa"/>
+              <w:bottom w:w="55" w:type="dxa"/>
+              <w:end w:w="70" w:type="dxa"/>
             </w:tcMar>
             <w:vAlign w:val="center"/>
           </w:tcPr>
           <w:p>
             <w:pPr>
-              <w:spacing w:after="0"/>
+              <w:keepNext w:val="0"/>
+              <w:keepLines/>
+              <w:spacing w:after="0" w:before="0" w:line="240" w:lineRule="auto"/>
             </w:pPr>
             <w:r>
               <w:rPr>
@@ -5327,8 +5735,9 @@
       <w:bookmarkStart w:id="145" w:name="olog"/>
       <w:pPr>
         <w:pStyle w:val="Heading1"/>
-        <w:keepNext w:val="1"/>
+        <w:keepNext/>
         <w:keepLines/>
+        <w:spacing w:before="220" w:after="80"/>
       </w:pPr>
       <w:bookmarkEnd w:id="145"/>
       <w:r>
@@ -5343,9 +5752,9 @@
     </w:p>
     <w:p>
       <w:pPr>
-        <w:spacing w:after="120"/>
-        <w:keepNext w:val="1"/>
-        <w:keepLines/>
+        <w:spacing w:after="40"/>
+        <w:keepNext w:val="0"/>
+        <w:keepLines w:val="0"/>
       </w:pPr>
       <w:hyperlink w:anchor="TOC">
         <w:r>
@@ -5359,15 +5768,15 @@
     </w:p>
     <w:tbl>
       <w:tblPr>
-        <w:tblW w:type="auto" w:w="0"/>
+        <w:tblW w:type="dxa" w:w="10601"/>
         <w:jc w:val="center"/>
         <w:tblLayout w:type="fixed"/>
         <w:tblLook w:firstColumn="1" w:firstRow="1" w:lastColumn="0" w:lastRow="0" w:noHBand="0" w:noVBand="1" w:val="04A0"/>
       </w:tblPr>
       <w:tblGrid>
-        <w:gridCol w:w="2097"/>
-        <w:gridCol w:w="3628"/>
-        <w:gridCol w:w="4082"/>
+        <w:gridCol w:w="3020"/>
+        <w:gridCol w:w="3761"/>
+        <w:gridCol w:w="3818"/>
       </w:tblGrid>
       <w:tr>
         <w:trPr>
@@ -5376,18 +5785,21 @@
         </w:trPr>
         <w:tc>
           <w:tcPr>
-            <w:tcW w:type="dxa" w:w="2098"/>
+            <w:tcW w:type="dxa" w:w="3020"/>
             <w:shd w:fill="18233D"/>
             <w:tcMar>
-              <w:top w:w="70" w:type="dxa"/>
-              <w:start w:w="90" w:type="dxa"/>
-              <w:bottom w:w="70" w:type="dxa"/>
-              <w:end w:w="90" w:type="dxa"/>
+              <w:top w:w="55" w:type="dxa"/>
+              <w:start w:w="70" w:type="dxa"/>
+              <w:bottom w:w="55" w:type="dxa"/>
+              <w:end w:w="70" w:type="dxa"/>
             </w:tcMar>
             <w:vAlign w:val="center"/>
           </w:tcPr>
           <w:p>
             <w:pPr>
+              <w:keepNext w:val="0"/>
+              <w:keepLines/>
+              <w:spacing w:before="0" w:after="0" w:line="240" w:lineRule="auto"/>
               <w:jc w:val="center"/>
             </w:pPr>
             <w:r>
@@ -5403,18 +5815,21 @@
         </w:tc>
         <w:tc>
           <w:tcPr>
-            <w:tcW w:type="dxa" w:w="3628"/>
+            <w:tcW w:type="dxa" w:w="3761"/>
             <w:shd w:fill="18233D"/>
             <w:tcMar>
-              <w:top w:w="70" w:type="dxa"/>
-              <w:start w:w="90" w:type="dxa"/>
-              <w:bottom w:w="70" w:type="dxa"/>
-              <w:end w:w="90" w:type="dxa"/>
+              <w:top w:w="55" w:type="dxa"/>
+              <w:start w:w="70" w:type="dxa"/>
+              <w:bottom w:w="55" w:type="dxa"/>
+              <w:end w:w="70" w:type="dxa"/>
             </w:tcMar>
             <w:vAlign w:val="center"/>
           </w:tcPr>
           <w:p>
             <w:pPr>
+              <w:keepNext w:val="0"/>
+              <w:keepLines/>
+              <w:spacing w:before="0" w:after="0" w:line="240" w:lineRule="auto"/>
               <w:jc w:val="center"/>
             </w:pPr>
             <w:r>
@@ -5430,18 +5845,21 @@
         </w:tc>
         <w:tc>
           <w:tcPr>
-            <w:tcW w:type="dxa" w:w="4082"/>
+            <w:tcW w:type="dxa" w:w="3818"/>
             <w:shd w:fill="18233D"/>
             <w:tcMar>
-              <w:top w:w="70" w:type="dxa"/>
-              <w:start w:w="90" w:type="dxa"/>
-              <w:bottom w:w="70" w:type="dxa"/>
-              <w:end w:w="90" w:type="dxa"/>
+              <w:top w:w="55" w:type="dxa"/>
+              <w:start w:w="70" w:type="dxa"/>
+              <w:bottom w:w="55" w:type="dxa"/>
+              <w:end w:w="70" w:type="dxa"/>
             </w:tcMar>
             <w:vAlign w:val="center"/>
           </w:tcPr>
           <w:p>
             <w:pPr>
+              <w:keepNext w:val="0"/>
+              <w:keepLines/>
+              <w:spacing w:before="0" w:after="0" w:line="240" w:lineRule="auto"/>
               <w:jc w:val="center"/>
             </w:pPr>
             <w:r>
@@ -5462,18 +5880,20 @@
         </w:trPr>
         <w:tc>
           <w:tcPr>
-            <w:tcW w:type="dxa" w:w="2098"/>
+            <w:tcW w:type="dxa" w:w="3020"/>
             <w:tcMar>
-              <w:top w:w="60" w:type="dxa"/>
-              <w:start w:w="80" w:type="dxa"/>
-              <w:bottom w:w="60" w:type="dxa"/>
-              <w:end w:w="80" w:type="dxa"/>
+              <w:top w:w="55" w:type="dxa"/>
+              <w:start w:w="70" w:type="dxa"/>
+              <w:bottom w:w="55" w:type="dxa"/>
+              <w:end w:w="70" w:type="dxa"/>
             </w:tcMar>
             <w:vAlign w:val="center"/>
           </w:tcPr>
           <w:p>
             <w:pPr>
-              <w:spacing w:after="0"/>
+              <w:keepNext w:val="0"/>
+              <w:keepLines/>
+              <w:spacing w:after="0" w:before="0" w:line="240" w:lineRule="auto"/>
             </w:pPr>
             <w:r>
               <w:rPr>
@@ -5487,18 +5907,20 @@
         </w:tc>
         <w:tc>
           <w:tcPr>
-            <w:tcW w:type="dxa" w:w="3628"/>
+            <w:tcW w:type="dxa" w:w="3761"/>
             <w:tcMar>
-              <w:top w:w="60" w:type="dxa"/>
-              <w:start w:w="80" w:type="dxa"/>
-              <w:bottom w:w="60" w:type="dxa"/>
-              <w:end w:w="80" w:type="dxa"/>
+              <w:top w:w="55" w:type="dxa"/>
+              <w:start w:w="70" w:type="dxa"/>
+              <w:bottom w:w="55" w:type="dxa"/>
+              <w:end w:w="70" w:type="dxa"/>
             </w:tcMar>
             <w:vAlign w:val="center"/>
           </w:tcPr>
           <w:p>
             <w:pPr>
-              <w:spacing w:after="0"/>
+              <w:keepNext w:val="0"/>
+              <w:keepLines/>
+              <w:spacing w:after="0" w:before="0" w:line="240" w:lineRule="auto"/>
             </w:pPr>
             <w:r>
               <w:rPr>
@@ -5512,18 +5934,20 @@
         </w:tc>
         <w:tc>
           <w:tcPr>
-            <w:tcW w:type="dxa" w:w="4082"/>
+            <w:tcW w:type="dxa" w:w="3818"/>
             <w:tcMar>
-              <w:top w:w="60" w:type="dxa"/>
-              <w:start w:w="80" w:type="dxa"/>
-              <w:bottom w:w="60" w:type="dxa"/>
-              <w:end w:w="80" w:type="dxa"/>
+              <w:top w:w="55" w:type="dxa"/>
+              <w:start w:w="70" w:type="dxa"/>
+              <w:bottom w:w="55" w:type="dxa"/>
+              <w:end w:w="70" w:type="dxa"/>
             </w:tcMar>
             <w:vAlign w:val="center"/>
           </w:tcPr>
           <w:p>
             <w:pPr>
-              <w:spacing w:after="0"/>
+              <w:keepNext w:val="0"/>
+              <w:keepLines/>
+              <w:spacing w:after="0" w:before="0" w:line="240" w:lineRule="auto"/>
             </w:pPr>
             <w:r>
               <w:rPr>
@@ -5542,19 +5966,21 @@
         </w:trPr>
         <w:tc>
           <w:tcPr>
-            <w:tcW w:type="dxa" w:w="2098"/>
+            <w:tcW w:type="dxa" w:w="3020"/>
             <w:tcMar>
-              <w:top w:w="60" w:type="dxa"/>
-              <w:start w:w="80" w:type="dxa"/>
-              <w:bottom w:w="60" w:type="dxa"/>
-              <w:end w:w="80" w:type="dxa"/>
+              <w:top w:w="55" w:type="dxa"/>
+              <w:start w:w="70" w:type="dxa"/>
+              <w:bottom w:w="55" w:type="dxa"/>
+              <w:end w:w="70" w:type="dxa"/>
             </w:tcMar>
             <w:vAlign w:val="center"/>
             <w:shd w:fill="FBFCFE"/>
           </w:tcPr>
           <w:p>
             <w:pPr>
-              <w:spacing w:after="0"/>
+              <w:keepNext w:val="0"/>
+              <w:keepLines/>
+              <w:spacing w:after="0" w:before="0" w:line="240" w:lineRule="auto"/>
             </w:pPr>
             <w:r>
               <w:rPr>
@@ -5568,19 +5994,21 @@
         </w:tc>
         <w:tc>
           <w:tcPr>
-            <w:tcW w:type="dxa" w:w="3628"/>
+            <w:tcW w:type="dxa" w:w="3761"/>
             <w:tcMar>
-              <w:top w:w="60" w:type="dxa"/>
-              <w:start w:w="80" w:type="dxa"/>
-              <w:bottom w:w="60" w:type="dxa"/>
-              <w:end w:w="80" w:type="dxa"/>
+              <w:top w:w="55" w:type="dxa"/>
+              <w:start w:w="70" w:type="dxa"/>
+              <w:bottom w:w="55" w:type="dxa"/>
+              <w:end w:w="70" w:type="dxa"/>
             </w:tcMar>
             <w:vAlign w:val="center"/>
             <w:shd w:fill="FBFCFE"/>
           </w:tcPr>
           <w:p>
             <w:pPr>
-              <w:spacing w:after="0"/>
+              <w:keepNext w:val="0"/>
+              <w:keepLines/>
+              <w:spacing w:after="0" w:before="0" w:line="240" w:lineRule="auto"/>
             </w:pPr>
             <w:r>
               <w:rPr>
@@ -5594,19 +6022,21 @@
         </w:tc>
         <w:tc>
           <w:tcPr>
-            <w:tcW w:type="dxa" w:w="4082"/>
+            <w:tcW w:type="dxa" w:w="3818"/>
             <w:tcMar>
-              <w:top w:w="60" w:type="dxa"/>
-              <w:start w:w="80" w:type="dxa"/>
-              <w:bottom w:w="60" w:type="dxa"/>
-              <w:end w:w="80" w:type="dxa"/>
+              <w:top w:w="55" w:type="dxa"/>
+              <w:start w:w="70" w:type="dxa"/>
+              <w:bottom w:w="55" w:type="dxa"/>
+              <w:end w:w="70" w:type="dxa"/>
             </w:tcMar>
             <w:vAlign w:val="center"/>
             <w:shd w:fill="FBFCFE"/>
           </w:tcPr>
           <w:p>
             <w:pPr>
-              <w:spacing w:after="0"/>
+              <w:keepNext w:val="0"/>
+              <w:keepLines/>
+              <w:spacing w:after="0" w:before="0" w:line="240" w:lineRule="auto"/>
             </w:pPr>
             <w:r>
               <w:rPr>
@@ -5625,18 +6055,20 @@
         </w:trPr>
         <w:tc>
           <w:tcPr>
-            <w:tcW w:type="dxa" w:w="2098"/>
+            <w:tcW w:type="dxa" w:w="3020"/>
             <w:tcMar>
-              <w:top w:w="60" w:type="dxa"/>
-              <w:start w:w="80" w:type="dxa"/>
-              <w:bottom w:w="60" w:type="dxa"/>
-              <w:end w:w="80" w:type="dxa"/>
+              <w:top w:w="55" w:type="dxa"/>
+              <w:start w:w="70" w:type="dxa"/>
+              <w:bottom w:w="55" w:type="dxa"/>
+              <w:end w:w="70" w:type="dxa"/>
             </w:tcMar>
             <w:vAlign w:val="center"/>
           </w:tcPr>
           <w:p>
             <w:pPr>
-              <w:spacing w:after="0"/>
+              <w:keepNext w:val="0"/>
+              <w:keepLines/>
+              <w:spacing w:after="0" w:before="0" w:line="240" w:lineRule="auto"/>
             </w:pPr>
             <w:r>
               <w:rPr>
@@ -5650,18 +6082,20 @@
         </w:tc>
         <w:tc>
           <w:tcPr>
-            <w:tcW w:type="dxa" w:w="3628"/>
+            <w:tcW w:type="dxa" w:w="3761"/>
             <w:tcMar>
-              <w:top w:w="60" w:type="dxa"/>
-              <w:start w:w="80" w:type="dxa"/>
-              <w:bottom w:w="60" w:type="dxa"/>
-              <w:end w:w="80" w:type="dxa"/>
+              <w:top w:w="55" w:type="dxa"/>
+              <w:start w:w="70" w:type="dxa"/>
+              <w:bottom w:w="55" w:type="dxa"/>
+              <w:end w:w="70" w:type="dxa"/>
             </w:tcMar>
             <w:vAlign w:val="center"/>
           </w:tcPr>
           <w:p>
             <w:pPr>
-              <w:spacing w:after="0"/>
+              <w:keepNext w:val="0"/>
+              <w:keepLines/>
+              <w:spacing w:after="0" w:before="0" w:line="240" w:lineRule="auto"/>
             </w:pPr>
             <w:r>
               <w:rPr>
@@ -5675,18 +6109,20 @@
         </w:tc>
         <w:tc>
           <w:tcPr>
-            <w:tcW w:type="dxa" w:w="4082"/>
+            <w:tcW w:type="dxa" w:w="3818"/>
             <w:tcMar>
-              <w:top w:w="60" w:type="dxa"/>
-              <w:start w:w="80" w:type="dxa"/>
-              <w:bottom w:w="60" w:type="dxa"/>
-              <w:end w:w="80" w:type="dxa"/>
+              <w:top w:w="55" w:type="dxa"/>
+              <w:start w:w="70" w:type="dxa"/>
+              <w:bottom w:w="55" w:type="dxa"/>
+              <w:end w:w="70" w:type="dxa"/>
             </w:tcMar>
             <w:vAlign w:val="center"/>
           </w:tcPr>
           <w:p>
             <w:pPr>
-              <w:spacing w:after="0"/>
+              <w:keepNext w:val="0"/>
+              <w:keepLines/>
+              <w:spacing w:after="0" w:before="0" w:line="240" w:lineRule="auto"/>
             </w:pPr>
             <w:r>
               <w:rPr>
@@ -5705,19 +6141,21 @@
         </w:trPr>
         <w:tc>
           <w:tcPr>
-            <w:tcW w:type="dxa" w:w="2098"/>
+            <w:tcW w:type="dxa" w:w="3020"/>
             <w:tcMar>
-              <w:top w:w="60" w:type="dxa"/>
-              <w:start w:w="80" w:type="dxa"/>
-              <w:bottom w:w="60" w:type="dxa"/>
-              <w:end w:w="80" w:type="dxa"/>
+              <w:top w:w="55" w:type="dxa"/>
+              <w:start w:w="70" w:type="dxa"/>
+              <w:bottom w:w="55" w:type="dxa"/>
+              <w:end w:w="70" w:type="dxa"/>
             </w:tcMar>
             <w:vAlign w:val="center"/>
             <w:shd w:fill="FBFCFE"/>
           </w:tcPr>
           <w:p>
             <w:pPr>
-              <w:spacing w:after="0"/>
+              <w:keepNext w:val="0"/>
+              <w:keepLines/>
+              <w:spacing w:after="0" w:before="0" w:line="240" w:lineRule="auto"/>
             </w:pPr>
             <w:r>
               <w:rPr>
@@ -5731,19 +6169,21 @@
         </w:tc>
         <w:tc>
           <w:tcPr>
-            <w:tcW w:type="dxa" w:w="3628"/>
+            <w:tcW w:type="dxa" w:w="3761"/>
             <w:tcMar>
-              <w:top w:w="60" w:type="dxa"/>
-              <w:start w:w="80" w:type="dxa"/>
-              <w:bottom w:w="60" w:type="dxa"/>
-              <w:end w:w="80" w:type="dxa"/>
+              <w:top w:w="55" w:type="dxa"/>
+              <w:start w:w="70" w:type="dxa"/>
+              <w:bottom w:w="55" w:type="dxa"/>
+              <w:end w:w="70" w:type="dxa"/>
             </w:tcMar>
             <w:vAlign w:val="center"/>
             <w:shd w:fill="FBFCFE"/>
           </w:tcPr>
           <w:p>
             <w:pPr>
-              <w:spacing w:after="0"/>
+              <w:keepNext w:val="0"/>
+              <w:keepLines/>
+              <w:spacing w:after="0" w:before="0" w:line="240" w:lineRule="auto"/>
             </w:pPr>
             <w:r>
               <w:rPr>
@@ -5757,19 +6197,21 @@
         </w:tc>
         <w:tc>
           <w:tcPr>
-            <w:tcW w:type="dxa" w:w="4082"/>
+            <w:tcW w:type="dxa" w:w="3818"/>
             <w:tcMar>
-              <w:top w:w="60" w:type="dxa"/>
-              <w:start w:w="80" w:type="dxa"/>
-              <w:bottom w:w="60" w:type="dxa"/>
-              <w:end w:w="80" w:type="dxa"/>
+              <w:top w:w="55" w:type="dxa"/>
+              <w:start w:w="70" w:type="dxa"/>
+              <w:bottom w:w="55" w:type="dxa"/>
+              <w:end w:w="70" w:type="dxa"/>
             </w:tcMar>
             <w:vAlign w:val="center"/>
             <w:shd w:fill="FBFCFE"/>
           </w:tcPr>
           <w:p>
             <w:pPr>
-              <w:spacing w:after="0"/>
+              <w:keepNext w:val="0"/>
+              <w:keepLines/>
+              <w:spacing w:after="0" w:before="0" w:line="240" w:lineRule="auto"/>
             </w:pPr>
             <w:r>
               <w:rPr>
@@ -5788,18 +6230,20 @@
         </w:trPr>
         <w:tc>
           <w:tcPr>
-            <w:tcW w:type="dxa" w:w="2098"/>
+            <w:tcW w:type="dxa" w:w="3020"/>
             <w:tcMar>
-              <w:top w:w="60" w:type="dxa"/>
-              <w:start w:w="80" w:type="dxa"/>
-              <w:bottom w:w="60" w:type="dxa"/>
-              <w:end w:w="80" w:type="dxa"/>
+              <w:top w:w="55" w:type="dxa"/>
+              <w:start w:w="70" w:type="dxa"/>
+              <w:bottom w:w="55" w:type="dxa"/>
+              <w:end w:w="70" w:type="dxa"/>
             </w:tcMar>
             <w:vAlign w:val="center"/>
           </w:tcPr>
           <w:p>
             <w:pPr>
-              <w:spacing w:after="0"/>
+              <w:keepNext w:val="0"/>
+              <w:keepLines/>
+              <w:spacing w:after="0" w:before="0" w:line="240" w:lineRule="auto"/>
             </w:pPr>
             <w:r>
               <w:rPr>
@@ -5813,18 +6257,20 @@
         </w:tc>
         <w:tc>
           <w:tcPr>
-            <w:tcW w:type="dxa" w:w="3628"/>
+            <w:tcW w:type="dxa" w:w="3761"/>
             <w:tcMar>
-              <w:top w:w="60" w:type="dxa"/>
-              <w:start w:w="80" w:type="dxa"/>
-              <w:bottom w:w="60" w:type="dxa"/>
-              <w:end w:w="80" w:type="dxa"/>
+              <w:top w:w="55" w:type="dxa"/>
+              <w:start w:w="70" w:type="dxa"/>
+              <w:bottom w:w="55" w:type="dxa"/>
+              <w:end w:w="70" w:type="dxa"/>
             </w:tcMar>
             <w:vAlign w:val="center"/>
           </w:tcPr>
           <w:p>
             <w:pPr>
-              <w:spacing w:after="0"/>
+              <w:keepNext w:val="0"/>
+              <w:keepLines/>
+              <w:spacing w:after="0" w:before="0" w:line="240" w:lineRule="auto"/>
             </w:pPr>
             <w:r>
               <w:rPr>
@@ -5838,18 +6284,20 @@
         </w:tc>
         <w:tc>
           <w:tcPr>
-            <w:tcW w:type="dxa" w:w="4082"/>
+            <w:tcW w:type="dxa" w:w="3818"/>
             <w:tcMar>
-              <w:top w:w="60" w:type="dxa"/>
-              <w:start w:w="80" w:type="dxa"/>
-              <w:bottom w:w="60" w:type="dxa"/>
-              <w:end w:w="80" w:type="dxa"/>
+              <w:top w:w="55" w:type="dxa"/>
+              <w:start w:w="70" w:type="dxa"/>
+              <w:bottom w:w="55" w:type="dxa"/>
+              <w:end w:w="70" w:type="dxa"/>
             </w:tcMar>
             <w:vAlign w:val="center"/>
           </w:tcPr>
           <w:p>
             <w:pPr>
-              <w:spacing w:after="0"/>
+              <w:keepNext w:val="0"/>
+              <w:keepLines/>
+              <w:spacing w:after="0" w:before="0" w:line="240" w:lineRule="auto"/>
             </w:pPr>
             <w:r>
               <w:rPr>
@@ -5872,8 +6320,9 @@
       <w:bookmarkStart w:id="146" w:name="oauth"/>
       <w:pPr>
         <w:pStyle w:val="Heading1"/>
-        <w:keepNext w:val="1"/>
+        <w:keepNext/>
         <w:keepLines/>
+        <w:spacing w:before="220" w:after="80"/>
       </w:pPr>
       <w:bookmarkEnd w:id="146"/>
       <w:r>
@@ -5888,9 +6337,9 @@
     </w:p>
     <w:p>
       <w:pPr>
-        <w:spacing w:after="120"/>
-        <w:keepNext w:val="1"/>
-        <w:keepLines/>
+        <w:spacing w:after="40"/>
+        <w:keepNext w:val="0"/>
+        <w:keepLines w:val="0"/>
       </w:pPr>
       <w:hyperlink w:anchor="TOC">
         <w:r>
@@ -5904,15 +6353,15 @@
     </w:p>
     <w:tbl>
       <w:tblPr>
-        <w:tblW w:type="auto" w:w="0"/>
+        <w:tblW w:type="dxa" w:w="10601"/>
         <w:jc w:val="center"/>
         <w:tblLayout w:type="fixed"/>
         <w:tblLook w:firstColumn="1" w:firstRow="1" w:lastColumn="0" w:lastRow="0" w:noHBand="0" w:noVBand="1" w:val="04A0"/>
       </w:tblPr>
       <w:tblGrid>
-        <w:gridCol w:w="2268"/>
-        <w:gridCol w:w="3685"/>
-        <w:gridCol w:w="3855"/>
+        <w:gridCol w:w="3020"/>
+        <w:gridCol w:w="3761"/>
+        <w:gridCol w:w="3818"/>
       </w:tblGrid>
       <w:tr>
         <w:trPr>
@@ -5921,18 +6370,21 @@
         </w:trPr>
         <w:tc>
           <w:tcPr>
-            <w:tcW w:type="dxa" w:w="2268"/>
+            <w:tcW w:type="dxa" w:w="3020"/>
             <w:shd w:fill="18233D"/>
             <w:tcMar>
-              <w:top w:w="70" w:type="dxa"/>
-              <w:start w:w="90" w:type="dxa"/>
-              <w:bottom w:w="70" w:type="dxa"/>
-              <w:end w:w="90" w:type="dxa"/>
+              <w:top w:w="55" w:type="dxa"/>
+              <w:start w:w="70" w:type="dxa"/>
+              <w:bottom w:w="55" w:type="dxa"/>
+              <w:end w:w="70" w:type="dxa"/>
             </w:tcMar>
             <w:vAlign w:val="center"/>
           </w:tcPr>
           <w:p>
             <w:pPr>
+              <w:keepNext w:val="0"/>
+              <w:keepLines/>
+              <w:spacing w:before="0" w:after="0" w:line="240" w:lineRule="auto"/>
               <w:jc w:val="center"/>
             </w:pPr>
             <w:r>
@@ -5948,18 +6400,21 @@
         </w:tc>
         <w:tc>
           <w:tcPr>
-            <w:tcW w:type="dxa" w:w="3685"/>
+            <w:tcW w:type="dxa" w:w="3761"/>
             <w:shd w:fill="18233D"/>
             <w:tcMar>
-              <w:top w:w="70" w:type="dxa"/>
-              <w:start w:w="90" w:type="dxa"/>
-              <w:bottom w:w="70" w:type="dxa"/>
-              <w:end w:w="90" w:type="dxa"/>
+              <w:top w:w="55" w:type="dxa"/>
+              <w:start w:w="70" w:type="dxa"/>
+              <w:bottom w:w="55" w:type="dxa"/>
+              <w:end w:w="70" w:type="dxa"/>
             </w:tcMar>
             <w:vAlign w:val="center"/>
           </w:tcPr>
           <w:p>
             <w:pPr>
+              <w:keepNext w:val="0"/>
+              <w:keepLines/>
+              <w:spacing w:before="0" w:after="0" w:line="240" w:lineRule="auto"/>
               <w:jc w:val="center"/>
             </w:pPr>
             <w:r>
@@ -5975,18 +6430,21 @@
         </w:tc>
         <w:tc>
           <w:tcPr>
-            <w:tcW w:type="dxa" w:w="3855"/>
+            <w:tcW w:type="dxa" w:w="3818"/>
             <w:shd w:fill="18233D"/>
             <w:tcMar>
-              <w:top w:w="70" w:type="dxa"/>
-              <w:start w:w="90" w:type="dxa"/>
-              <w:bottom w:w="70" w:type="dxa"/>
-              <w:end w:w="90" w:type="dxa"/>
+              <w:top w:w="55" w:type="dxa"/>
+              <w:start w:w="70" w:type="dxa"/>
+              <w:bottom w:w="55" w:type="dxa"/>
+              <w:end w:w="70" w:type="dxa"/>
             </w:tcMar>
             <w:vAlign w:val="center"/>
           </w:tcPr>
           <w:p>
             <w:pPr>
+              <w:keepNext w:val="0"/>
+              <w:keepLines/>
+              <w:spacing w:before="0" w:after="0" w:line="240" w:lineRule="auto"/>
               <w:jc w:val="center"/>
             </w:pPr>
             <w:r>
@@ -6007,18 +6465,20 @@
         </w:trPr>
         <w:tc>
           <w:tcPr>
-            <w:tcW w:type="dxa" w:w="2268"/>
+            <w:tcW w:type="dxa" w:w="3020"/>
             <w:tcMar>
-              <w:top w:w="60" w:type="dxa"/>
-              <w:start w:w="80" w:type="dxa"/>
-              <w:bottom w:w="60" w:type="dxa"/>
-              <w:end w:w="80" w:type="dxa"/>
+              <w:top w:w="55" w:type="dxa"/>
+              <w:start w:w="70" w:type="dxa"/>
+              <w:bottom w:w="55" w:type="dxa"/>
+              <w:end w:w="70" w:type="dxa"/>
             </w:tcMar>
             <w:vAlign w:val="center"/>
           </w:tcPr>
           <w:p>
             <w:pPr>
-              <w:spacing w:after="0"/>
+              <w:keepNext w:val="0"/>
+              <w:keepLines/>
+              <w:spacing w:after="0" w:before="0" w:line="240" w:lineRule="auto"/>
             </w:pPr>
             <w:r>
               <w:rPr>
@@ -6032,18 +6492,20 @@
         </w:tc>
         <w:tc>
           <w:tcPr>
-            <w:tcW w:type="dxa" w:w="3685"/>
+            <w:tcW w:type="dxa" w:w="3761"/>
             <w:tcMar>
-              <w:top w:w="60" w:type="dxa"/>
-              <w:start w:w="80" w:type="dxa"/>
-              <w:bottom w:w="60" w:type="dxa"/>
-              <w:end w:w="80" w:type="dxa"/>
+              <w:top w:w="55" w:type="dxa"/>
+              <w:start w:w="70" w:type="dxa"/>
+              <w:bottom w:w="55" w:type="dxa"/>
+              <w:end w:w="70" w:type="dxa"/>
             </w:tcMar>
             <w:vAlign w:val="center"/>
           </w:tcPr>
           <w:p>
             <w:pPr>
-              <w:spacing w:after="0"/>
+              <w:keepNext w:val="0"/>
+              <w:keepLines/>
+              <w:spacing w:after="0" w:before="0" w:line="240" w:lineRule="auto"/>
             </w:pPr>
             <w:r>
               <w:rPr>
@@ -6057,18 +6519,20 @@
         </w:tc>
         <w:tc>
           <w:tcPr>
-            <w:tcW w:type="dxa" w:w="3855"/>
+            <w:tcW w:type="dxa" w:w="3818"/>
             <w:tcMar>
-              <w:top w:w="60" w:type="dxa"/>
-              <w:start w:w="80" w:type="dxa"/>
-              <w:bottom w:w="60" w:type="dxa"/>
-              <w:end w:w="80" w:type="dxa"/>
+              <w:top w:w="55" w:type="dxa"/>
+              <w:start w:w="70" w:type="dxa"/>
+              <w:bottom w:w="55" w:type="dxa"/>
+              <w:end w:w="70" w:type="dxa"/>
             </w:tcMar>
             <w:vAlign w:val="center"/>
           </w:tcPr>
           <w:p>
             <w:pPr>
-              <w:spacing w:after="0"/>
+              <w:keepNext w:val="0"/>
+              <w:keepLines/>
+              <w:spacing w:after="0" w:before="0" w:line="240" w:lineRule="auto"/>
             </w:pPr>
             <w:r>
               <w:rPr>
@@ -6087,19 +6551,21 @@
         </w:trPr>
         <w:tc>
           <w:tcPr>
-            <w:tcW w:type="dxa" w:w="2268"/>
+            <w:tcW w:type="dxa" w:w="3020"/>
             <w:tcMar>
-              <w:top w:w="60" w:type="dxa"/>
-              <w:start w:w="80" w:type="dxa"/>
-              <w:bottom w:w="60" w:type="dxa"/>
-              <w:end w:w="80" w:type="dxa"/>
+              <w:top w:w="55" w:type="dxa"/>
+              <w:start w:w="70" w:type="dxa"/>
+              <w:bottom w:w="55" w:type="dxa"/>
+              <w:end w:w="70" w:type="dxa"/>
             </w:tcMar>
             <w:vAlign w:val="center"/>
             <w:shd w:fill="FBFCFE"/>
           </w:tcPr>
           <w:p>
             <w:pPr>
-              <w:spacing w:after="0"/>
+              <w:keepNext w:val="0"/>
+              <w:keepLines/>
+              <w:spacing w:after="0" w:before="0" w:line="240" w:lineRule="auto"/>
             </w:pPr>
             <w:r>
               <w:rPr>
@@ -6113,19 +6579,21 @@
         </w:tc>
         <w:tc>
           <w:tcPr>
-            <w:tcW w:type="dxa" w:w="3685"/>
+            <w:tcW w:type="dxa" w:w="3761"/>
             <w:tcMar>
-              <w:top w:w="60" w:type="dxa"/>
-              <w:start w:w="80" w:type="dxa"/>
-              <w:bottom w:w="60" w:type="dxa"/>
-              <w:end w:w="80" w:type="dxa"/>
+              <w:top w:w="55" w:type="dxa"/>
+              <w:start w:w="70" w:type="dxa"/>
+              <w:bottom w:w="55" w:type="dxa"/>
+              <w:end w:w="70" w:type="dxa"/>
             </w:tcMar>
             <w:vAlign w:val="center"/>
             <w:shd w:fill="FBFCFE"/>
           </w:tcPr>
           <w:p>
             <w:pPr>
-              <w:spacing w:after="0"/>
+              <w:keepNext w:val="0"/>
+              <w:keepLines/>
+              <w:spacing w:after="0" w:before="0" w:line="240" w:lineRule="auto"/>
             </w:pPr>
             <w:r>
               <w:rPr>
@@ -6139,19 +6607,21 @@
         </w:tc>
         <w:tc>
           <w:tcPr>
-            <w:tcW w:type="dxa" w:w="3855"/>
+            <w:tcW w:type="dxa" w:w="3818"/>
             <w:tcMar>
-              <w:top w:w="60" w:type="dxa"/>
-              <w:start w:w="80" w:type="dxa"/>
-              <w:bottom w:w="60" w:type="dxa"/>
-              <w:end w:w="80" w:type="dxa"/>
+              <w:top w:w="55" w:type="dxa"/>
+              <w:start w:w="70" w:type="dxa"/>
+              <w:bottom w:w="55" w:type="dxa"/>
+              <w:end w:w="70" w:type="dxa"/>
             </w:tcMar>
             <w:vAlign w:val="center"/>
             <w:shd w:fill="FBFCFE"/>
           </w:tcPr>
           <w:p>
             <w:pPr>
-              <w:spacing w:after="0"/>
+              <w:keepNext w:val="0"/>
+              <w:keepLines/>
+              <w:spacing w:after="0" w:before="0" w:line="240" w:lineRule="auto"/>
             </w:pPr>
             <w:r>
               <w:rPr>
@@ -6170,18 +6640,20 @@
         </w:trPr>
         <w:tc>
           <w:tcPr>
-            <w:tcW w:type="dxa" w:w="2268"/>
+            <w:tcW w:type="dxa" w:w="3020"/>
             <w:tcMar>
-              <w:top w:w="60" w:type="dxa"/>
-              <w:start w:w="80" w:type="dxa"/>
-              <w:bottom w:w="60" w:type="dxa"/>
-              <w:end w:w="80" w:type="dxa"/>
+              <w:top w:w="55" w:type="dxa"/>
+              <w:start w:w="70" w:type="dxa"/>
+              <w:bottom w:w="55" w:type="dxa"/>
+              <w:end w:w="70" w:type="dxa"/>
             </w:tcMar>
             <w:vAlign w:val="center"/>
           </w:tcPr>
           <w:p>
             <w:pPr>
-              <w:spacing w:after="0"/>
+              <w:keepNext w:val="0"/>
+              <w:keepLines/>
+              <w:spacing w:after="0" w:before="0" w:line="240" w:lineRule="auto"/>
             </w:pPr>
             <w:r>
               <w:rPr>
@@ -6195,18 +6667,20 @@
         </w:tc>
         <w:tc>
           <w:tcPr>
-            <w:tcW w:type="dxa" w:w="3685"/>
+            <w:tcW w:type="dxa" w:w="3761"/>
             <w:tcMar>
-              <w:top w:w="60" w:type="dxa"/>
-              <w:start w:w="80" w:type="dxa"/>
-              <w:bottom w:w="60" w:type="dxa"/>
-              <w:end w:w="80" w:type="dxa"/>
+              <w:top w:w="55" w:type="dxa"/>
+              <w:start w:w="70" w:type="dxa"/>
+              <w:bottom w:w="55" w:type="dxa"/>
+              <w:end w:w="70" w:type="dxa"/>
             </w:tcMar>
             <w:vAlign w:val="center"/>
           </w:tcPr>
           <w:p>
             <w:pPr>
-              <w:spacing w:after="0"/>
+              <w:keepNext w:val="0"/>
+              <w:keepLines/>
+              <w:spacing w:after="0" w:before="0" w:line="240" w:lineRule="auto"/>
             </w:pPr>
             <w:r>
               <w:rPr>
@@ -6220,18 +6694,20 @@
         </w:tc>
         <w:tc>
           <w:tcPr>
-            <w:tcW w:type="dxa" w:w="3855"/>
+            <w:tcW w:type="dxa" w:w="3818"/>
             <w:tcMar>
-              <w:top w:w="60" w:type="dxa"/>
-              <w:start w:w="80" w:type="dxa"/>
-              <w:bottom w:w="60" w:type="dxa"/>
-              <w:end w:w="80" w:type="dxa"/>
+              <w:top w:w="55" w:type="dxa"/>
+              <w:start w:w="70" w:type="dxa"/>
+              <w:bottom w:w="55" w:type="dxa"/>
+              <w:end w:w="70" w:type="dxa"/>
             </w:tcMar>
             <w:vAlign w:val="center"/>
           </w:tcPr>
           <w:p>
             <w:pPr>
-              <w:spacing w:after="0"/>
+              <w:keepNext w:val="0"/>
+              <w:keepLines/>
+              <w:spacing w:after="0" w:before="0" w:line="240" w:lineRule="auto"/>
             </w:pPr>
             <w:r>
               <w:rPr>
@@ -6250,19 +6726,21 @@
         </w:trPr>
         <w:tc>
           <w:tcPr>
-            <w:tcW w:type="dxa" w:w="2268"/>
+            <w:tcW w:type="dxa" w:w="3020"/>
             <w:tcMar>
-              <w:top w:w="60" w:type="dxa"/>
-              <w:start w:w="80" w:type="dxa"/>
-              <w:bottom w:w="60" w:type="dxa"/>
-              <w:end w:w="80" w:type="dxa"/>
+              <w:top w:w="55" w:type="dxa"/>
+              <w:start w:w="70" w:type="dxa"/>
+              <w:bottom w:w="55" w:type="dxa"/>
+              <w:end w:w="70" w:type="dxa"/>
             </w:tcMar>
             <w:vAlign w:val="center"/>
             <w:shd w:fill="FBFCFE"/>
           </w:tcPr>
           <w:p>
             <w:pPr>
-              <w:spacing w:after="0"/>
+              <w:keepNext w:val="0"/>
+              <w:keepLines/>
+              <w:spacing w:after="0" w:before="0" w:line="240" w:lineRule="auto"/>
             </w:pPr>
             <w:r>
               <w:rPr>
@@ -6276,19 +6754,21 @@
         </w:tc>
         <w:tc>
           <w:tcPr>
-            <w:tcW w:type="dxa" w:w="3685"/>
+            <w:tcW w:type="dxa" w:w="3761"/>
             <w:tcMar>
-              <w:top w:w="60" w:type="dxa"/>
-              <w:start w:w="80" w:type="dxa"/>
-              <w:bottom w:w="60" w:type="dxa"/>
-              <w:end w:w="80" w:type="dxa"/>
+              <w:top w:w="55" w:type="dxa"/>
+              <w:start w:w="70" w:type="dxa"/>
+              <w:bottom w:w="55" w:type="dxa"/>
+              <w:end w:w="70" w:type="dxa"/>
             </w:tcMar>
             <w:vAlign w:val="center"/>
             <w:shd w:fill="FBFCFE"/>
           </w:tcPr>
           <w:p>
             <w:pPr>
-              <w:spacing w:after="0"/>
+              <w:keepNext w:val="0"/>
+              <w:keepLines/>
+              <w:spacing w:after="0" w:before="0" w:line="240" w:lineRule="auto"/>
             </w:pPr>
             <w:r>
               <w:rPr>
@@ -6302,19 +6782,21 @@
         </w:tc>
         <w:tc>
           <w:tcPr>
-            <w:tcW w:type="dxa" w:w="3855"/>
+            <w:tcW w:type="dxa" w:w="3818"/>
             <w:tcMar>
-              <w:top w:w="60" w:type="dxa"/>
-              <w:start w:w="80" w:type="dxa"/>
-              <w:bottom w:w="60" w:type="dxa"/>
-              <w:end w:w="80" w:type="dxa"/>
+              <w:top w:w="55" w:type="dxa"/>
+              <w:start w:w="70" w:type="dxa"/>
+              <w:bottom w:w="55" w:type="dxa"/>
+              <w:end w:w="70" w:type="dxa"/>
             </w:tcMar>
             <w:vAlign w:val="center"/>
             <w:shd w:fill="FBFCFE"/>
           </w:tcPr>
           <w:p>
             <w:pPr>
-              <w:spacing w:after="0"/>
+              <w:keepNext w:val="0"/>
+              <w:keepLines/>
+              <w:spacing w:after="0" w:before="0" w:line="240" w:lineRule="auto"/>
             </w:pPr>
             <w:r>
               <w:rPr>
@@ -6337,8 +6819,9 @@
       <w:bookmarkStart w:id="147" w:name="ohandover"/>
       <w:pPr>
         <w:pStyle w:val="Heading1"/>
-        <w:keepNext w:val="1"/>
+        <w:keepNext/>
         <w:keepLines/>
+        <w:spacing w:before="220" w:after="80"/>
       </w:pPr>
       <w:bookmarkEnd w:id="147"/>
       <w:r>
@@ -6353,9 +6836,9 @@
     </w:p>
     <w:p>
       <w:pPr>
-        <w:spacing w:after="120"/>
-        <w:keepNext w:val="1"/>
-        <w:keepLines/>
+        <w:spacing w:after="40"/>
+        <w:keepNext w:val="0"/>
+        <w:keepLines w:val="0"/>
       </w:pPr>
       <w:hyperlink w:anchor="TOC">
         <w:r>
@@ -6369,15 +6852,15 @@
     </w:p>
     <w:tbl>
       <w:tblPr>
-        <w:tblW w:type="auto" w:w="0"/>
+        <w:tblW w:type="dxa" w:w="10601"/>
         <w:jc w:val="center"/>
         <w:tblLayout w:type="fixed"/>
         <w:tblLook w:firstColumn="1" w:firstRow="1" w:lastColumn="0" w:lastRow="0" w:noHBand="0" w:noVBand="1" w:val="04A0"/>
       </w:tblPr>
       <w:tblGrid>
-        <w:gridCol w:w="2268"/>
-        <w:gridCol w:w="4082"/>
-        <w:gridCol w:w="3458"/>
+        <w:gridCol w:w="3020"/>
+        <w:gridCol w:w="3761"/>
+        <w:gridCol w:w="3818"/>
       </w:tblGrid>
       <w:tr>
         <w:trPr>
@@ -6386,18 +6869,21 @@
         </w:trPr>
         <w:tc>
           <w:tcPr>
-            <w:tcW w:type="dxa" w:w="2268"/>
+            <w:tcW w:type="dxa" w:w="3020"/>
             <w:shd w:fill="18233D"/>
             <w:tcMar>
-              <w:top w:w="70" w:type="dxa"/>
-              <w:start w:w="90" w:type="dxa"/>
-              <w:bottom w:w="70" w:type="dxa"/>
-              <w:end w:w="90" w:type="dxa"/>
+              <w:top w:w="55" w:type="dxa"/>
+              <w:start w:w="70" w:type="dxa"/>
+              <w:bottom w:w="55" w:type="dxa"/>
+              <w:end w:w="70" w:type="dxa"/>
             </w:tcMar>
             <w:vAlign w:val="center"/>
           </w:tcPr>
           <w:p>
             <w:pPr>
+              <w:keepNext w:val="0"/>
+              <w:keepLines/>
+              <w:spacing w:before="0" w:after="0" w:line="240" w:lineRule="auto"/>
               <w:jc w:val="center"/>
             </w:pPr>
             <w:r>
@@ -6413,18 +6899,21 @@
         </w:tc>
         <w:tc>
           <w:tcPr>
-            <w:tcW w:type="dxa" w:w="4082"/>
+            <w:tcW w:type="dxa" w:w="3761"/>
             <w:shd w:fill="18233D"/>
             <w:tcMar>
-              <w:top w:w="70" w:type="dxa"/>
-              <w:start w:w="90" w:type="dxa"/>
-              <w:bottom w:w="70" w:type="dxa"/>
-              <w:end w:w="90" w:type="dxa"/>
+              <w:top w:w="55" w:type="dxa"/>
+              <w:start w:w="70" w:type="dxa"/>
+              <w:bottom w:w="55" w:type="dxa"/>
+              <w:end w:w="70" w:type="dxa"/>
             </w:tcMar>
             <w:vAlign w:val="center"/>
           </w:tcPr>
           <w:p>
             <w:pPr>
+              <w:keepNext w:val="0"/>
+              <w:keepLines/>
+              <w:spacing w:before="0" w:after="0" w:line="240" w:lineRule="auto"/>
               <w:jc w:val="center"/>
             </w:pPr>
             <w:r>
@@ -6440,18 +6929,21 @@
         </w:tc>
         <w:tc>
           <w:tcPr>
-            <w:tcW w:type="dxa" w:w="3458"/>
+            <w:tcW w:type="dxa" w:w="3818"/>
             <w:shd w:fill="18233D"/>
             <w:tcMar>
-              <w:top w:w="70" w:type="dxa"/>
-              <w:start w:w="90" w:type="dxa"/>
-              <w:bottom w:w="70" w:type="dxa"/>
-              <w:end w:w="90" w:type="dxa"/>
+              <w:top w:w="55" w:type="dxa"/>
+              <w:start w:w="70" w:type="dxa"/>
+              <w:bottom w:w="55" w:type="dxa"/>
+              <w:end w:w="70" w:type="dxa"/>
             </w:tcMar>
             <w:vAlign w:val="center"/>
           </w:tcPr>
           <w:p>
             <w:pPr>
+              <w:keepNext w:val="0"/>
+              <w:keepLines/>
+              <w:spacing w:before="0" w:after="0" w:line="240" w:lineRule="auto"/>
               <w:jc w:val="center"/>
             </w:pPr>
             <w:r>
@@ -6472,18 +6964,20 @@
         </w:trPr>
         <w:tc>
           <w:tcPr>
-            <w:tcW w:type="dxa" w:w="2268"/>
+            <w:tcW w:type="dxa" w:w="3020"/>
             <w:tcMar>
-              <w:top w:w="60" w:type="dxa"/>
-              <w:start w:w="80" w:type="dxa"/>
-              <w:bottom w:w="60" w:type="dxa"/>
-              <w:end w:w="80" w:type="dxa"/>
+              <w:top w:w="55" w:type="dxa"/>
+              <w:start w:w="70" w:type="dxa"/>
+              <w:bottom w:w="55" w:type="dxa"/>
+              <w:end w:w="70" w:type="dxa"/>
             </w:tcMar>
             <w:vAlign w:val="center"/>
           </w:tcPr>
           <w:p>
             <w:pPr>
-              <w:spacing w:after="0"/>
+              <w:keepNext w:val="0"/>
+              <w:keepLines/>
+              <w:spacing w:after="0" w:before="0" w:line="240" w:lineRule="auto"/>
             </w:pPr>
             <w:r>
               <w:rPr>
@@ -6497,18 +6991,20 @@
         </w:tc>
         <w:tc>
           <w:tcPr>
-            <w:tcW w:type="dxa" w:w="4082"/>
+            <w:tcW w:type="dxa" w:w="3761"/>
             <w:tcMar>
-              <w:top w:w="60" w:type="dxa"/>
-              <w:start w:w="80" w:type="dxa"/>
-              <w:bottom w:w="60" w:type="dxa"/>
-              <w:end w:w="80" w:type="dxa"/>
+              <w:top w:w="55" w:type="dxa"/>
+              <w:start w:w="70" w:type="dxa"/>
+              <w:bottom w:w="55" w:type="dxa"/>
+              <w:end w:w="70" w:type="dxa"/>
             </w:tcMar>
             <w:vAlign w:val="center"/>
           </w:tcPr>
           <w:p>
             <w:pPr>
-              <w:spacing w:after="0"/>
+              <w:keepNext w:val="0"/>
+              <w:keepLines/>
+              <w:spacing w:after="0" w:before="0" w:line="240" w:lineRule="auto"/>
             </w:pPr>
             <w:r>
               <w:rPr>
@@ -6522,18 +7018,20 @@
         </w:tc>
         <w:tc>
           <w:tcPr>
-            <w:tcW w:type="dxa" w:w="3458"/>
+            <w:tcW w:type="dxa" w:w="3818"/>
             <w:tcMar>
-              <w:top w:w="60" w:type="dxa"/>
-              <w:start w:w="80" w:type="dxa"/>
-              <w:bottom w:w="60" w:type="dxa"/>
-              <w:end w:w="80" w:type="dxa"/>
+              <w:top w:w="55" w:type="dxa"/>
+              <w:start w:w="70" w:type="dxa"/>
+              <w:bottom w:w="55" w:type="dxa"/>
+              <w:end w:w="70" w:type="dxa"/>
             </w:tcMar>
             <w:vAlign w:val="center"/>
           </w:tcPr>
           <w:p>
             <w:pPr>
-              <w:spacing w:after="0"/>
+              <w:keepNext w:val="0"/>
+              <w:keepLines/>
+              <w:spacing w:after="0" w:before="0" w:line="240" w:lineRule="auto"/>
             </w:pPr>
             <w:r>
               <w:rPr>
@@ -6552,19 +7050,21 @@
         </w:trPr>
         <w:tc>
           <w:tcPr>
-            <w:tcW w:type="dxa" w:w="2268"/>
+            <w:tcW w:type="dxa" w:w="3020"/>
             <w:tcMar>
-              <w:top w:w="60" w:type="dxa"/>
-              <w:start w:w="80" w:type="dxa"/>
-              <w:bottom w:w="60" w:type="dxa"/>
-              <w:end w:w="80" w:type="dxa"/>
+              <w:top w:w="55" w:type="dxa"/>
+              <w:start w:w="70" w:type="dxa"/>
+              <w:bottom w:w="55" w:type="dxa"/>
+              <w:end w:w="70" w:type="dxa"/>
             </w:tcMar>
             <w:vAlign w:val="center"/>
             <w:shd w:fill="FBFCFE"/>
           </w:tcPr>
           <w:p>
             <w:pPr>
-              <w:spacing w:after="0"/>
+              <w:keepNext w:val="0"/>
+              <w:keepLines/>
+              <w:spacing w:after="0" w:before="0" w:line="240" w:lineRule="auto"/>
             </w:pPr>
             <w:r>
               <w:rPr>
@@ -6578,19 +7078,21 @@
         </w:tc>
         <w:tc>
           <w:tcPr>
-            <w:tcW w:type="dxa" w:w="4082"/>
+            <w:tcW w:type="dxa" w:w="3761"/>
             <w:tcMar>
-              <w:top w:w="60" w:type="dxa"/>
-              <w:start w:w="80" w:type="dxa"/>
-              <w:bottom w:w="60" w:type="dxa"/>
-              <w:end w:w="80" w:type="dxa"/>
+              <w:top w:w="55" w:type="dxa"/>
+              <w:start w:w="70" w:type="dxa"/>
+              <w:bottom w:w="55" w:type="dxa"/>
+              <w:end w:w="70" w:type="dxa"/>
             </w:tcMar>
             <w:vAlign w:val="center"/>
             <w:shd w:fill="FBFCFE"/>
           </w:tcPr>
           <w:p>
             <w:pPr>
-              <w:spacing w:after="0"/>
+              <w:keepNext w:val="0"/>
+              <w:keepLines/>
+              <w:spacing w:after="0" w:before="0" w:line="240" w:lineRule="auto"/>
             </w:pPr>
             <w:r>
               <w:rPr>
@@ -6604,19 +7106,21 @@
         </w:tc>
         <w:tc>
           <w:tcPr>
-            <w:tcW w:type="dxa" w:w="3458"/>
+            <w:tcW w:type="dxa" w:w="3818"/>
             <w:tcMar>
-              <w:top w:w="60" w:type="dxa"/>
-              <w:start w:w="80" w:type="dxa"/>
-              <w:bottom w:w="60" w:type="dxa"/>
-              <w:end w:w="80" w:type="dxa"/>
+              <w:top w:w="55" w:type="dxa"/>
+              <w:start w:w="70" w:type="dxa"/>
+              <w:bottom w:w="55" w:type="dxa"/>
+              <w:end w:w="70" w:type="dxa"/>
             </w:tcMar>
             <w:vAlign w:val="center"/>
             <w:shd w:fill="FBFCFE"/>
           </w:tcPr>
           <w:p>
             <w:pPr>
-              <w:spacing w:after="0"/>
+              <w:keepNext w:val="0"/>
+              <w:keepLines/>
+              <w:spacing w:after="0" w:before="0" w:line="240" w:lineRule="auto"/>
             </w:pPr>
             <w:r>
               <w:rPr>
@@ -6635,18 +7139,20 @@
         </w:trPr>
         <w:tc>
           <w:tcPr>
-            <w:tcW w:type="dxa" w:w="2268"/>
+            <w:tcW w:type="dxa" w:w="3020"/>
             <w:tcMar>
-              <w:top w:w="60" w:type="dxa"/>
-              <w:start w:w="80" w:type="dxa"/>
-              <w:bottom w:w="60" w:type="dxa"/>
-              <w:end w:w="80" w:type="dxa"/>
+              <w:top w:w="55" w:type="dxa"/>
+              <w:start w:w="70" w:type="dxa"/>
+              <w:bottom w:w="55" w:type="dxa"/>
+              <w:end w:w="70" w:type="dxa"/>
             </w:tcMar>
             <w:vAlign w:val="center"/>
           </w:tcPr>
           <w:p>
             <w:pPr>
-              <w:spacing w:after="0"/>
+              <w:keepNext w:val="0"/>
+              <w:keepLines/>
+              <w:spacing w:after="0" w:before="0" w:line="240" w:lineRule="auto"/>
             </w:pPr>
             <w:r>
               <w:rPr>
@@ -6660,18 +7166,20 @@
         </w:tc>
         <w:tc>
           <w:tcPr>
-            <w:tcW w:type="dxa" w:w="4082"/>
+            <w:tcW w:type="dxa" w:w="3761"/>
             <w:tcMar>
-              <w:top w:w="60" w:type="dxa"/>
-              <w:start w:w="80" w:type="dxa"/>
-              <w:bottom w:w="60" w:type="dxa"/>
-              <w:end w:w="80" w:type="dxa"/>
+              <w:top w:w="55" w:type="dxa"/>
+              <w:start w:w="70" w:type="dxa"/>
+              <w:bottom w:w="55" w:type="dxa"/>
+              <w:end w:w="70" w:type="dxa"/>
             </w:tcMar>
             <w:vAlign w:val="center"/>
           </w:tcPr>
           <w:p>
             <w:pPr>
-              <w:spacing w:after="0"/>
+              <w:keepNext w:val="0"/>
+              <w:keepLines/>
+              <w:spacing w:after="0" w:before="0" w:line="240" w:lineRule="auto"/>
             </w:pPr>
             <w:r>
               <w:rPr>
@@ -6685,18 +7193,20 @@
         </w:tc>
         <w:tc>
           <w:tcPr>
-            <w:tcW w:type="dxa" w:w="3458"/>
+            <w:tcW w:type="dxa" w:w="3818"/>
             <w:tcMar>
-              <w:top w:w="60" w:type="dxa"/>
-              <w:start w:w="80" w:type="dxa"/>
-              <w:bottom w:w="60" w:type="dxa"/>
-              <w:end w:w="80" w:type="dxa"/>
+              <w:top w:w="55" w:type="dxa"/>
+              <w:start w:w="70" w:type="dxa"/>
+              <w:bottom w:w="55" w:type="dxa"/>
+              <w:end w:w="70" w:type="dxa"/>
             </w:tcMar>
             <w:vAlign w:val="center"/>
           </w:tcPr>
           <w:p>
             <w:pPr>
-              <w:spacing w:after="0"/>
+              <w:keepNext w:val="0"/>
+              <w:keepLines/>
+              <w:spacing w:after="0" w:before="0" w:line="240" w:lineRule="auto"/>
             </w:pPr>
             <w:r>
               <w:rPr>
@@ -6715,19 +7225,21 @@
         </w:trPr>
         <w:tc>
           <w:tcPr>
-            <w:tcW w:type="dxa" w:w="2268"/>
+            <w:tcW w:type="dxa" w:w="3020"/>
             <w:tcMar>
-              <w:top w:w="60" w:type="dxa"/>
-              <w:start w:w="80" w:type="dxa"/>
-              <w:bottom w:w="60" w:type="dxa"/>
-              <w:end w:w="80" w:type="dxa"/>
+              <w:top w:w="55" w:type="dxa"/>
+              <w:start w:w="70" w:type="dxa"/>
+              <w:bottom w:w="55" w:type="dxa"/>
+              <w:end w:w="70" w:type="dxa"/>
             </w:tcMar>
             <w:vAlign w:val="center"/>
             <w:shd w:fill="FBFCFE"/>
           </w:tcPr>
           <w:p>
             <w:pPr>
-              <w:spacing w:after="0"/>
+              <w:keepNext w:val="0"/>
+              <w:keepLines/>
+              <w:spacing w:after="0" w:before="0" w:line="240" w:lineRule="auto"/>
             </w:pPr>
             <w:r>
               <w:rPr>
@@ -6741,19 +7253,21 @@
         </w:tc>
         <w:tc>
           <w:tcPr>
-            <w:tcW w:type="dxa" w:w="4082"/>
+            <w:tcW w:type="dxa" w:w="3761"/>
             <w:tcMar>
-              <w:top w:w="60" w:type="dxa"/>
-              <w:start w:w="80" w:type="dxa"/>
-              <w:bottom w:w="60" w:type="dxa"/>
-              <w:end w:w="80" w:type="dxa"/>
+              <w:top w:w="55" w:type="dxa"/>
+              <w:start w:w="70" w:type="dxa"/>
+              <w:bottom w:w="55" w:type="dxa"/>
+              <w:end w:w="70" w:type="dxa"/>
             </w:tcMar>
             <w:vAlign w:val="center"/>
             <w:shd w:fill="FBFCFE"/>
           </w:tcPr>
           <w:p>
             <w:pPr>
-              <w:spacing w:after="0"/>
+              <w:keepNext w:val="0"/>
+              <w:keepLines/>
+              <w:spacing w:after="0" w:before="0" w:line="240" w:lineRule="auto"/>
             </w:pPr>
             <w:r>
               <w:rPr>
@@ -6767,19 +7281,21 @@
         </w:tc>
         <w:tc>
           <w:tcPr>
-            <w:tcW w:type="dxa" w:w="3458"/>
+            <w:tcW w:type="dxa" w:w="3818"/>
             <w:tcMar>
-              <w:top w:w="60" w:type="dxa"/>
-              <w:start w:w="80" w:type="dxa"/>
-              <w:bottom w:w="60" w:type="dxa"/>
-              <w:end w:w="80" w:type="dxa"/>
+              <w:top w:w="55" w:type="dxa"/>
+              <w:start w:w="70" w:type="dxa"/>
+              <w:bottom w:w="55" w:type="dxa"/>
+              <w:end w:w="70" w:type="dxa"/>
             </w:tcMar>
             <w:vAlign w:val="center"/>
             <w:shd w:fill="FBFCFE"/>
           </w:tcPr>
           <w:p>
             <w:pPr>
-              <w:spacing w:after="0"/>
+              <w:keepNext w:val="0"/>
+              <w:keepLines/>
+              <w:spacing w:after="0" w:before="0" w:line="240" w:lineRule="auto"/>
             </w:pPr>
             <w:r>
               <w:rPr>
@@ -6798,18 +7314,20 @@
         </w:trPr>
         <w:tc>
           <w:tcPr>
-            <w:tcW w:type="dxa" w:w="2268"/>
+            <w:tcW w:type="dxa" w:w="3020"/>
             <w:tcMar>
-              <w:top w:w="60" w:type="dxa"/>
-              <w:start w:w="80" w:type="dxa"/>
-              <w:bottom w:w="60" w:type="dxa"/>
-              <w:end w:w="80" w:type="dxa"/>
+              <w:top w:w="55" w:type="dxa"/>
+              <w:start w:w="70" w:type="dxa"/>
+              <w:bottom w:w="55" w:type="dxa"/>
+              <w:end w:w="70" w:type="dxa"/>
             </w:tcMar>
             <w:vAlign w:val="center"/>
           </w:tcPr>
           <w:p>
             <w:pPr>
-              <w:spacing w:after="0"/>
+              <w:keepNext w:val="0"/>
+              <w:keepLines/>
+              <w:spacing w:after="0" w:before="0" w:line="240" w:lineRule="auto"/>
             </w:pPr>
             <w:r>
               <w:rPr>
@@ -6823,18 +7341,20 @@
         </w:tc>
         <w:tc>
           <w:tcPr>
-            <w:tcW w:type="dxa" w:w="4082"/>
+            <w:tcW w:type="dxa" w:w="3761"/>
             <w:tcMar>
-              <w:top w:w="60" w:type="dxa"/>
-              <w:start w:w="80" w:type="dxa"/>
-              <w:bottom w:w="60" w:type="dxa"/>
-              <w:end w:w="80" w:type="dxa"/>
+              <w:top w:w="55" w:type="dxa"/>
+              <w:start w:w="70" w:type="dxa"/>
+              <w:bottom w:w="55" w:type="dxa"/>
+              <w:end w:w="70" w:type="dxa"/>
             </w:tcMar>
             <w:vAlign w:val="center"/>
           </w:tcPr>
           <w:p>
             <w:pPr>
-              <w:spacing w:after="0"/>
+              <w:keepNext w:val="0"/>
+              <w:keepLines/>
+              <w:spacing w:after="0" w:before="0" w:line="240" w:lineRule="auto"/>
             </w:pPr>
             <w:r>
               <w:rPr>
@@ -6848,18 +7368,20 @@
         </w:tc>
         <w:tc>
           <w:tcPr>
-            <w:tcW w:type="dxa" w:w="3458"/>
+            <w:tcW w:type="dxa" w:w="3818"/>
             <w:tcMar>
-              <w:top w:w="60" w:type="dxa"/>
-              <w:start w:w="80" w:type="dxa"/>
-              <w:bottom w:w="60" w:type="dxa"/>
-              <w:end w:w="80" w:type="dxa"/>
+              <w:top w:w="55" w:type="dxa"/>
+              <w:start w:w="70" w:type="dxa"/>
+              <w:bottom w:w="55" w:type="dxa"/>
+              <w:end w:w="70" w:type="dxa"/>
             </w:tcMar>
             <w:vAlign w:val="center"/>
           </w:tcPr>
           <w:p>
             <w:pPr>
-              <w:spacing w:after="0"/>
+              <w:keepNext w:val="0"/>
+              <w:keepLines/>
+              <w:spacing w:after="0" w:before="0" w:line="240" w:lineRule="auto"/>
             </w:pPr>
             <w:r>
               <w:rPr>
@@ -6878,19 +7400,21 @@
         </w:trPr>
         <w:tc>
           <w:tcPr>
-            <w:tcW w:type="dxa" w:w="2268"/>
+            <w:tcW w:type="dxa" w:w="3020"/>
             <w:tcMar>
-              <w:top w:w="60" w:type="dxa"/>
-              <w:start w:w="80" w:type="dxa"/>
-              <w:bottom w:w="60" w:type="dxa"/>
-              <w:end w:w="80" w:type="dxa"/>
+              <w:top w:w="55" w:type="dxa"/>
+              <w:start w:w="70" w:type="dxa"/>
+              <w:bottom w:w="55" w:type="dxa"/>
+              <w:end w:w="70" w:type="dxa"/>
             </w:tcMar>
             <w:vAlign w:val="center"/>
             <w:shd w:fill="FBFCFE"/>
           </w:tcPr>
           <w:p>
             <w:pPr>
-              <w:spacing w:after="0"/>
+              <w:keepNext w:val="0"/>
+              <w:keepLines/>
+              <w:spacing w:after="0" w:before="0" w:line="240" w:lineRule="auto"/>
             </w:pPr>
             <w:r>
               <w:rPr>
@@ -6904,19 +7428,21 @@
         </w:tc>
         <w:tc>
           <w:tcPr>
-            <w:tcW w:type="dxa" w:w="4082"/>
+            <w:tcW w:type="dxa" w:w="3761"/>
             <w:tcMar>
-              <w:top w:w="60" w:type="dxa"/>
-              <w:start w:w="80" w:type="dxa"/>
-              <w:bottom w:w="60" w:type="dxa"/>
-              <w:end w:w="80" w:type="dxa"/>
+              <w:top w:w="55" w:type="dxa"/>
+              <w:start w:w="70" w:type="dxa"/>
+              <w:bottom w:w="55" w:type="dxa"/>
+              <w:end w:w="70" w:type="dxa"/>
             </w:tcMar>
             <w:vAlign w:val="center"/>
             <w:shd w:fill="FBFCFE"/>
           </w:tcPr>
           <w:p>
             <w:pPr>
-              <w:spacing w:after="0"/>
+              <w:keepNext w:val="0"/>
+              <w:keepLines/>
+              <w:spacing w:after="0" w:before="0" w:line="240" w:lineRule="auto"/>
             </w:pPr>
             <w:r>
               <w:rPr>
@@ -6930,19 +7456,21 @@
         </w:tc>
         <w:tc>
           <w:tcPr>
-            <w:tcW w:type="dxa" w:w="3458"/>
+            <w:tcW w:type="dxa" w:w="3818"/>
             <w:tcMar>
-              <w:top w:w="60" w:type="dxa"/>
-              <w:start w:w="80" w:type="dxa"/>
-              <w:bottom w:w="60" w:type="dxa"/>
-              <w:end w:w="80" w:type="dxa"/>
+              <w:top w:w="55" w:type="dxa"/>
+              <w:start w:w="70" w:type="dxa"/>
+              <w:bottom w:w="55" w:type="dxa"/>
+              <w:end w:w="70" w:type="dxa"/>
             </w:tcMar>
             <w:vAlign w:val="center"/>
             <w:shd w:fill="FBFCFE"/>
           </w:tcPr>
           <w:p>
             <w:pPr>
-              <w:spacing w:after="0"/>
+              <w:keepNext w:val="0"/>
+              <w:keepLines/>
+              <w:spacing w:after="0" w:before="0" w:line="240" w:lineRule="auto"/>
             </w:pPr>
             <w:r>
               <w:rPr>
@@ -6959,7 +7487,7 @@
     <w:sectPr>
       <w:footerReference w:type="default" r:id="rId9"/>
       <w:pgSz w:w="11906" w:h="16838"/>
-      <w:pgMar w:top="850" w:right="907" w:bottom="794" w:left="907" w:header="720" w:footer="720" w:gutter="0"/>
+      <w:pgMar w:top="737" w:right="652" w:bottom="680" w:left="652" w:header="369" w:footer="369" w:gutter="0"/>
       <w:cols w:space="720"/>
       <w:docGrid w:linePitch="360"/>
     </w:sectPr>

--- a/cpf-docs/guides/04_운영자_매뉴얼.docx
+++ b/cpf-docs/guides/04_운영자_매뉴얼.docx
@@ -143,7 +143,7 @@
           <w:color w:val="5F6368"/>
           <w:sz w:val="19"/>
         </w:rPr>
-        <w:t xml:space="preserve">Harness v1.1.3 / </w:t>
+        <w:t xml:space="preserve">Harness v1.2.5 / </w:t>
       </w:r>
       <w:r>
         <w:rPr>
@@ -159,7 +159,7 @@
           <w:color w:val="5F6368"/>
           <w:sz w:val="19"/>
         </w:rPr>
-        <w:t>Rev. 1</w:t>
+        <w:t>Rev. 2</w:t>
       </w:r>
       <w:r>
         <w:rPr>
@@ -218,7 +218,7 @@
           <w:color w:val="5F6368"/>
           <w:sz w:val="19"/>
         </w:rPr>
-        <w:t>2026-08-25</w:t>
+        <w:t>2026-08-26</w:t>
       </w:r>
     </w:p>
     <w:p>
@@ -238,987 +238,1015 @@
         <w:t>목차</w:t>
       </w:r>
     </w:p>
-    <w:sdt>
-      <w:sdtPr>
-        <w:docPartObj>
-          <w:docPartGallery w:val="Table of Contents"/>
-          <w:docPartUnique w:val="true"/>
-        </w:docPartObj>
-      </w:sdtPr>
-      <w:sdtContent>
-        <w:p>
-          <w:pPr>
-            <w:pStyle w:val="TOC1"/>
-            <w:tabs>
-              <w:tab w:val="clear" w:pos="10772"/>
-              <w:tab w:val="right" w:pos="10771" w:leader="dot"/>
-            </w:tabs>
-            <w:rPr/>
-          </w:pPr>
-          <w:r>
-            <w:fldChar w:fldCharType="begin"/>
-          </w:r>
-          <w:r>
-            <w:rPr>
-              <w:webHidden/>
-              <w:rStyle w:val="IndexLink"/>
-            </w:rPr>
-            <w:instrText xml:space="preserve"> TOC \z \o "1-2" \u \h</w:instrText>
-          </w:r>
-          <w:r>
-            <w:rPr>
-              <w:webHidden/>
-              <w:rStyle w:val="IndexLink"/>
-            </w:rPr>
-            <w:fldChar w:fldCharType="separate"/>
-          </w:r>
-          <w:hyperlink w:anchor="__RefHeading___Toc3942_1069379125">
-            <w:r>
-              <w:rPr>
-                <w:webHidden/>
-                <w:rStyle w:val="IndexLink"/>
-              </w:rPr>
-              <w:t xml:space="preserve">1. </w:t>
-            </w:r>
-            <w:r>
-              <w:rPr>
-                <w:rStyle w:val="IndexLink"/>
-              </w:rPr>
-              <w:t>거래를 찾고 현재 상태를 확인</w:t>
-            </w:r>
-            <w:r>
-              <w:rPr>
-                <w:rStyle w:val="IndexLink"/>
-              </w:rPr>
-              <w:tab/>
-              <w:t>3</w:t>
-            </w:r>
-          </w:hyperlink>
-        </w:p>
-        <w:p>
-          <w:pPr>
-            <w:pStyle w:val="TOC2"/>
-            <w:tabs>
-              <w:tab w:val="clear" w:pos="10489"/>
-              <w:tab w:val="right" w:pos="10771" w:leader="dot"/>
-            </w:tabs>
-            <w:rPr/>
-          </w:pPr>
-          <w:hyperlink w:anchor="__RefHeading___Toc3944_1069379125">
-            <w:r>
-              <w:rPr>
-                <w:webHidden/>
-                <w:rStyle w:val="IndexLink"/>
-              </w:rPr>
-              <w:t>1.1 transactionId·operationId·instanceId</w:t>
-              <w:tab/>
-              <w:t>3</w:t>
-            </w:r>
-          </w:hyperlink>
-        </w:p>
-        <w:p>
-          <w:pPr>
-            <w:pStyle w:val="TOC2"/>
-            <w:tabs>
-              <w:tab w:val="clear" w:pos="10489"/>
-              <w:tab w:val="right" w:pos="10771" w:leader="dot"/>
-            </w:tabs>
-            <w:rPr/>
-          </w:pPr>
-          <w:hyperlink w:anchor="__RefHeading___Toc3946_1069379125">
-            <w:r>
-              <w:rPr>
-                <w:webHidden/>
-                <w:rStyle w:val="IndexLink"/>
-              </w:rPr>
-              <w:t>1.2 Log·Trace·Timeline</w:t>
-              <w:tab/>
-              <w:t>3</w:t>
-            </w:r>
-          </w:hyperlink>
-        </w:p>
-        <w:p>
-          <w:pPr>
-            <w:pStyle w:val="TOC2"/>
-            <w:tabs>
-              <w:tab w:val="clear" w:pos="10489"/>
-              <w:tab w:val="right" w:pos="10771" w:leader="dot"/>
-            </w:tabs>
-            <w:rPr/>
-          </w:pPr>
-          <w:hyperlink w:anchor="__RefHeading___Toc3948_1069379125">
-            <w:r>
-              <w:rPr>
-                <w:webHidden/>
-                <w:rStyle w:val="IndexLink"/>
-              </w:rPr>
-              <w:t>1.3 Health·Service Registry</w:t>
-              <w:tab/>
-              <w:t>3</w:t>
-            </w:r>
-          </w:hyperlink>
-        </w:p>
-        <w:p>
-          <w:pPr>
-            <w:pStyle w:val="TOC2"/>
-            <w:tabs>
-              <w:tab w:val="clear" w:pos="10489"/>
-              <w:tab w:val="right" w:pos="10771" w:leader="dot"/>
-            </w:tabs>
-            <w:rPr/>
-          </w:pPr>
-          <w:hyperlink w:anchor="__RefHeading___Toc3950_1069379125">
-            <w:r>
-              <w:rPr>
-                <w:webHidden/>
-                <w:rStyle w:val="IndexLink"/>
-              </w:rPr>
-              <w:t xml:space="preserve">1.4 </w:t>
-            </w:r>
-            <w:r>
-              <w:rPr>
-                <w:rStyle w:val="IndexLink"/>
-              </w:rPr>
-              <w:t>정상</w:t>
-            </w:r>
-            <w:r>
-              <w:rPr>
-                <w:rStyle w:val="IndexLink"/>
-              </w:rPr>
-              <w:t>/</w:t>
-            </w:r>
-            <w:r>
-              <w:rPr>
-                <w:rStyle w:val="IndexLink"/>
-              </w:rPr>
-              <w:t xml:space="preserve">비정상 </w:t>
-            </w:r>
-            <w:r>
-              <w:rPr>
-                <w:rStyle w:val="IndexLink"/>
-              </w:rPr>
-              <w:t>1</w:t>
-            </w:r>
-            <w:r>
-              <w:rPr>
-                <w:rStyle w:val="IndexLink"/>
-              </w:rPr>
-              <w:t>차 판단</w:t>
-            </w:r>
-            <w:r>
-              <w:rPr>
-                <w:rStyle w:val="IndexLink"/>
-              </w:rPr>
-              <w:tab/>
-              <w:t>3</w:t>
-            </w:r>
-          </w:hyperlink>
-        </w:p>
-        <w:p>
-          <w:pPr>
-            <w:pStyle w:val="TOC1"/>
-            <w:tabs>
-              <w:tab w:val="clear" w:pos="10772"/>
-              <w:tab w:val="right" w:pos="10771" w:leader="dot"/>
-            </w:tabs>
-            <w:rPr/>
-          </w:pPr>
-          <w:hyperlink w:anchor="__RefHeading___Toc3952_1069379125">
-            <w:r>
-              <w:rPr>
-                <w:webHidden/>
-                <w:rStyle w:val="IndexLink"/>
-              </w:rPr>
-              <w:t xml:space="preserve">2. Business·Technical·UNKNOWN </w:t>
-            </w:r>
-            <w:r>
-              <w:rPr>
-                <w:rStyle w:val="IndexLink"/>
-              </w:rPr>
-              <w:t>판단</w:t>
-            </w:r>
-            <w:r>
-              <w:rPr>
-                <w:rStyle w:val="IndexLink"/>
-              </w:rPr>
-              <w:tab/>
-              <w:t>4</w:t>
-            </w:r>
-          </w:hyperlink>
-        </w:p>
-        <w:p>
-          <w:pPr>
-            <w:pStyle w:val="TOC2"/>
-            <w:tabs>
-              <w:tab w:val="clear" w:pos="10489"/>
-              <w:tab w:val="right" w:pos="10771" w:leader="dot"/>
-            </w:tabs>
-            <w:rPr/>
-          </w:pPr>
-          <w:hyperlink w:anchor="__RefHeading___Toc3954_1069379125">
-            <w:r>
-              <w:rPr>
-                <w:webHidden/>
-                <w:rStyle w:val="IndexLink"/>
-              </w:rPr>
-              <w:t>2.1 Business Failure</w:t>
-              <w:tab/>
-              <w:t>4</w:t>
-            </w:r>
-          </w:hyperlink>
-        </w:p>
-        <w:p>
-          <w:pPr>
-            <w:pStyle w:val="TOC2"/>
-            <w:tabs>
-              <w:tab w:val="clear" w:pos="10489"/>
-              <w:tab w:val="right" w:pos="10771" w:leader="dot"/>
-            </w:tabs>
-            <w:rPr/>
-          </w:pPr>
-          <w:hyperlink w:anchor="__RefHeading___Toc3956_1069379125">
-            <w:r>
-              <w:rPr>
-                <w:webHidden/>
-                <w:rStyle w:val="IndexLink"/>
-              </w:rPr>
-              <w:t>2.2 Technical Failure</w:t>
-              <w:tab/>
-              <w:t>4</w:t>
-            </w:r>
-          </w:hyperlink>
-        </w:p>
-        <w:p>
-          <w:pPr>
-            <w:pStyle w:val="TOC2"/>
-            <w:tabs>
-              <w:tab w:val="clear" w:pos="10489"/>
-              <w:tab w:val="right" w:pos="10771" w:leader="dot"/>
-            </w:tabs>
-            <w:rPr/>
-          </w:pPr>
-          <w:hyperlink w:anchor="__RefHeading___Toc3958_1069379125">
-            <w:r>
-              <w:rPr>
-                <w:webHidden/>
-                <w:rStyle w:val="IndexLink"/>
-              </w:rPr>
-              <w:t>2.3 UNKNOWN</w:t>
-              <w:tab/>
-              <w:t>4</w:t>
-            </w:r>
-          </w:hyperlink>
-        </w:p>
-        <w:p>
-          <w:pPr>
-            <w:pStyle w:val="TOC2"/>
-            <w:tabs>
-              <w:tab w:val="clear" w:pos="10489"/>
-              <w:tab w:val="right" w:pos="10771" w:leader="dot"/>
-            </w:tabs>
-            <w:rPr/>
-          </w:pPr>
-          <w:hyperlink w:anchor="__RefHeading___Toc3960_1069379125">
-            <w:r>
-              <w:rPr>
-                <w:webHidden/>
-                <w:rStyle w:val="IndexLink"/>
-              </w:rPr>
-              <w:t>2.4 Retry</w:t>
-            </w:r>
-            <w:r>
-              <w:rPr>
-                <w:rStyle w:val="IndexLink"/>
-              </w:rPr>
-              <w:t xml:space="preserve">와 </w:t>
-            </w:r>
-            <w:r>
-              <w:rPr>
-                <w:rStyle w:val="IndexLink"/>
-              </w:rPr>
-              <w:t xml:space="preserve">Reconcile </w:t>
-            </w:r>
-            <w:r>
-              <w:rPr>
-                <w:rStyle w:val="IndexLink"/>
-              </w:rPr>
-              <w:t>선택</w:t>
-            </w:r>
-            <w:r>
-              <w:rPr>
-                <w:rStyle w:val="IndexLink"/>
-              </w:rPr>
-              <w:tab/>
-              <w:t>4</w:t>
-            </w:r>
-          </w:hyperlink>
-        </w:p>
-        <w:p>
-          <w:pPr>
-            <w:pStyle w:val="TOC1"/>
-            <w:tabs>
-              <w:tab w:val="clear" w:pos="10772"/>
-              <w:tab w:val="right" w:pos="10771" w:leader="dot"/>
-            </w:tabs>
-            <w:rPr/>
-          </w:pPr>
-          <w:hyperlink w:anchor="__RefHeading___Toc3962_1069379125">
-            <w:r>
-              <w:rPr>
-                <w:webHidden/>
-                <w:rStyle w:val="IndexLink"/>
-              </w:rPr>
-              <w:t xml:space="preserve">3. Config·Feature·Runtime </w:t>
-            </w:r>
-            <w:r>
-              <w:rPr>
-                <w:rStyle w:val="IndexLink"/>
-              </w:rPr>
-              <w:t>운영</w:t>
-            </w:r>
-            <w:r>
-              <w:rPr>
-                <w:rStyle w:val="IndexLink"/>
-              </w:rPr>
-              <w:tab/>
-              <w:t>5</w:t>
-            </w:r>
-          </w:hyperlink>
-        </w:p>
-        <w:p>
-          <w:pPr>
-            <w:pStyle w:val="TOC2"/>
-            <w:tabs>
-              <w:tab w:val="clear" w:pos="10489"/>
-              <w:tab w:val="right" w:pos="10771" w:leader="dot"/>
-            </w:tabs>
-            <w:rPr/>
-          </w:pPr>
-          <w:hyperlink w:anchor="__RefHeading___Toc3964_1069379125">
-            <w:r>
-              <w:rPr>
-                <w:webHidden/>
-                <w:rStyle w:val="IndexLink"/>
-              </w:rPr>
-              <w:t>3.1 Config/Policy</w:t>
-              <w:tab/>
-              <w:t>5</w:t>
-            </w:r>
-          </w:hyperlink>
-        </w:p>
-        <w:p>
-          <w:pPr>
-            <w:pStyle w:val="TOC2"/>
-            <w:tabs>
-              <w:tab w:val="clear" w:pos="10489"/>
-              <w:tab w:val="right" w:pos="10771" w:leader="dot"/>
-            </w:tabs>
-            <w:rPr/>
-          </w:pPr>
-          <w:hyperlink w:anchor="__RefHeading___Toc3966_1069379125">
-            <w:r>
-              <w:rPr>
-                <w:webHidden/>
-                <w:rStyle w:val="IndexLink"/>
-              </w:rPr>
-              <w:t>3.2 Feature Flag</w:t>
-              <w:tab/>
-              <w:t>5</w:t>
-            </w:r>
-          </w:hyperlink>
-        </w:p>
-        <w:p>
-          <w:pPr>
-            <w:pStyle w:val="TOC2"/>
-            <w:tabs>
-              <w:tab w:val="clear" w:pos="10489"/>
-              <w:tab w:val="right" w:pos="10771" w:leader="dot"/>
-            </w:tabs>
-            <w:rPr/>
-          </w:pPr>
-          <w:hyperlink w:anchor="__RefHeading___Toc3968_1069379125">
-            <w:r>
-              <w:rPr>
-                <w:webHidden/>
-                <w:rStyle w:val="IndexLink"/>
-              </w:rPr>
-              <w:t>3.3 Dynamic Log Level</w:t>
-              <w:tab/>
-              <w:t>5</w:t>
-            </w:r>
-          </w:hyperlink>
-        </w:p>
-        <w:p>
-          <w:pPr>
-            <w:pStyle w:val="TOC2"/>
-            <w:tabs>
-              <w:tab w:val="clear" w:pos="10489"/>
-              <w:tab w:val="right" w:pos="10771" w:leader="dot"/>
-            </w:tabs>
-            <w:rPr/>
-          </w:pPr>
-          <w:hyperlink w:anchor="__RefHeading___Toc3970_1069379125">
-            <w:r>
-              <w:rPr>
-                <w:webHidden/>
-                <w:rStyle w:val="IndexLink"/>
-              </w:rPr>
-              <w:t>3.4 Cache/Runtime Control</w:t>
-              <w:tab/>
-              <w:t>6</w:t>
-            </w:r>
-          </w:hyperlink>
-        </w:p>
-        <w:p>
-          <w:pPr>
-            <w:pStyle w:val="TOC1"/>
-            <w:tabs>
-              <w:tab w:val="clear" w:pos="10772"/>
-              <w:tab w:val="right" w:pos="10771" w:leader="dot"/>
-            </w:tabs>
-            <w:rPr/>
-          </w:pPr>
-          <w:hyperlink w:anchor="__RefHeading___Toc3972_1069379125">
-            <w:r>
-              <w:rPr>
-                <w:webHidden/>
-                <w:rStyle w:val="IndexLink"/>
-              </w:rPr>
-              <w:t>4. Messaging·Notification·</w:t>
-            </w:r>
-            <w:r>
-              <w:rPr>
-                <w:rStyle w:val="IndexLink"/>
-              </w:rPr>
-              <w:t>외부 연계 운영</w:t>
-            </w:r>
-            <w:r>
-              <w:rPr>
-                <w:rStyle w:val="IndexLink"/>
-              </w:rPr>
-              <w:tab/>
-              <w:t>6</w:t>
-            </w:r>
-          </w:hyperlink>
-        </w:p>
-        <w:p>
-          <w:pPr>
-            <w:pStyle w:val="TOC2"/>
-            <w:tabs>
-              <w:tab w:val="clear" w:pos="10489"/>
-              <w:tab w:val="right" w:pos="10771" w:leader="dot"/>
-            </w:tabs>
-            <w:rPr/>
-          </w:pPr>
-          <w:hyperlink w:anchor="__RefHeading___Toc3974_1069379125">
-            <w:r>
-              <w:rPr>
-                <w:webHidden/>
-                <w:rStyle w:val="IndexLink"/>
-              </w:rPr>
-              <w:t>4.1 Messaging/DLQ/Replay</w:t>
-              <w:tab/>
-              <w:t>6</w:t>
-            </w:r>
-          </w:hyperlink>
-        </w:p>
-        <w:p>
-          <w:pPr>
-            <w:pStyle w:val="TOC2"/>
-            <w:tabs>
-              <w:tab w:val="clear" w:pos="10489"/>
-              <w:tab w:val="right" w:pos="10771" w:leader="dot"/>
-            </w:tabs>
-            <w:rPr/>
-          </w:pPr>
-          <w:hyperlink w:anchor="__RefHeading___Toc3976_1069379125">
-            <w:r>
-              <w:rPr>
-                <w:webHidden/>
-                <w:rStyle w:val="IndexLink"/>
-              </w:rPr>
-              <w:t xml:space="preserve">4.2 Notification </w:t>
-            </w:r>
-            <w:r>
-              <w:rPr>
-                <w:rStyle w:val="IndexLink"/>
-              </w:rPr>
-              <w:t>상태</w:t>
-            </w:r>
-            <w:r>
-              <w:rPr>
-                <w:rStyle w:val="IndexLink"/>
-              </w:rPr>
-              <w:tab/>
-              <w:t>6</w:t>
-            </w:r>
-          </w:hyperlink>
-        </w:p>
-        <w:p>
-          <w:pPr>
-            <w:pStyle w:val="TOC2"/>
-            <w:tabs>
-              <w:tab w:val="clear" w:pos="10489"/>
-              <w:tab w:val="right" w:pos="10771" w:leader="dot"/>
-            </w:tabs>
-            <w:rPr/>
-          </w:pPr>
-          <w:hyperlink w:anchor="__RefHeading___Toc3978_1069379125">
-            <w:r>
-              <w:rPr>
-                <w:webHidden/>
-                <w:rStyle w:val="IndexLink"/>
-              </w:rPr>
-              <w:t>4.3 Integration Closure/Recovery</w:t>
-              <w:tab/>
-              <w:t>6</w:t>
-            </w:r>
-          </w:hyperlink>
-        </w:p>
-        <w:p>
-          <w:pPr>
-            <w:pStyle w:val="TOC2"/>
-            <w:tabs>
-              <w:tab w:val="clear" w:pos="10489"/>
-              <w:tab w:val="right" w:pos="10771" w:leader="dot"/>
-            </w:tabs>
-            <w:rPr/>
-          </w:pPr>
-          <w:hyperlink w:anchor="__RefHeading___Toc3980_1069379125">
-            <w:r>
-              <w:rPr>
-                <w:webHidden/>
-                <w:rStyle w:val="IndexLink"/>
-              </w:rPr>
-              <w:t xml:space="preserve">4.4 </w:t>
-            </w:r>
-            <w:r>
-              <w:rPr>
-                <w:rStyle w:val="IndexLink"/>
-              </w:rPr>
-              <w:t>외부기관 장애</w:t>
-            </w:r>
-            <w:r>
-              <w:rPr>
-                <w:rStyle w:val="IndexLink"/>
-              </w:rPr>
-              <w:tab/>
-              <w:t>6</w:t>
-            </w:r>
-          </w:hyperlink>
-        </w:p>
-        <w:p>
-          <w:pPr>
-            <w:pStyle w:val="TOC1"/>
-            <w:tabs>
-              <w:tab w:val="clear" w:pos="10772"/>
-              <w:tab w:val="right" w:pos="10771" w:leader="dot"/>
-            </w:tabs>
-            <w:rPr/>
-          </w:pPr>
-          <w:hyperlink w:anchor="__RefHeading___Toc3982_1069379125">
-            <w:r>
-              <w:rPr>
-                <w:webHidden/>
-                <w:rStyle w:val="IndexLink"/>
-              </w:rPr>
-              <w:t>5. Security·Incident·</w:t>
-            </w:r>
-            <w:r>
-              <w:rPr>
-                <w:rStyle w:val="IndexLink"/>
-              </w:rPr>
-              <w:t>위험 조치</w:t>
-            </w:r>
-            <w:r>
-              <w:rPr>
-                <w:rStyle w:val="IndexLink"/>
-              </w:rPr>
-              <w:tab/>
-              <w:t>7</w:t>
-            </w:r>
-          </w:hyperlink>
-        </w:p>
-        <w:p>
-          <w:pPr>
-            <w:pStyle w:val="TOC2"/>
-            <w:tabs>
-              <w:tab w:val="clear" w:pos="10489"/>
-              <w:tab w:val="right" w:pos="10771" w:leader="dot"/>
-            </w:tabs>
-            <w:rPr/>
-          </w:pPr>
-          <w:hyperlink w:anchor="__RefHeading___Toc3984_1069379125">
-            <w:r>
-              <w:rPr>
-                <w:webHidden/>
-                <w:rStyle w:val="IndexLink"/>
-              </w:rPr>
-              <w:t>5.1 Session/Permission</w:t>
-              <w:tab/>
-              <w:t>7</w:t>
-            </w:r>
-          </w:hyperlink>
-        </w:p>
-        <w:p>
-          <w:pPr>
-            <w:pStyle w:val="TOC2"/>
-            <w:tabs>
-              <w:tab w:val="clear" w:pos="10489"/>
-              <w:tab w:val="right" w:pos="10771" w:leader="dot"/>
-            </w:tabs>
-            <w:rPr/>
-          </w:pPr>
-          <w:hyperlink w:anchor="__RefHeading___Toc3986_1069379125">
-            <w:r>
-              <w:rPr>
-                <w:webHidden/>
-                <w:rStyle w:val="IndexLink"/>
-              </w:rPr>
-              <w:t>5.2 Incident Lifecycle</w:t>
-              <w:tab/>
-              <w:t>7</w:t>
-            </w:r>
-          </w:hyperlink>
-        </w:p>
-        <w:p>
-          <w:pPr>
-            <w:pStyle w:val="TOC2"/>
-            <w:tabs>
-              <w:tab w:val="clear" w:pos="10489"/>
-              <w:tab w:val="right" w:pos="10771" w:leader="dot"/>
-            </w:tabs>
-            <w:rPr/>
-          </w:pPr>
-          <w:hyperlink w:anchor="__RefHeading___Toc3988_1069379125">
-            <w:r>
-              <w:rPr>
-                <w:webHidden/>
-                <w:rStyle w:val="IndexLink"/>
-              </w:rPr>
-              <w:t>5.3 Permission·Reason·Approval</w:t>
-              <w:tab/>
-              <w:t>7</w:t>
-            </w:r>
-          </w:hyperlink>
-        </w:p>
-        <w:p>
-          <w:pPr>
-            <w:pStyle w:val="TOC2"/>
-            <w:tabs>
-              <w:tab w:val="clear" w:pos="10489"/>
-              <w:tab w:val="right" w:pos="10771" w:leader="dot"/>
-            </w:tabs>
-            <w:rPr/>
-          </w:pPr>
-          <w:hyperlink w:anchor="__RefHeading___Toc3990_1069379125">
-            <w:r>
-              <w:rPr>
-                <w:webHidden/>
-                <w:rStyle w:val="IndexLink"/>
-              </w:rPr>
-              <w:t>5.4 Audit</w:t>
-            </w:r>
-            <w:r>
-              <w:rPr>
-                <w:rStyle w:val="IndexLink"/>
-              </w:rPr>
-              <w:t>와 금지 조치</w:t>
-            </w:r>
-            <w:r>
-              <w:rPr>
-                <w:rStyle w:val="IndexLink"/>
-              </w:rPr>
-              <w:tab/>
-              <w:t>8</w:t>
-            </w:r>
-          </w:hyperlink>
-        </w:p>
-        <w:p>
-          <w:pPr>
-            <w:pStyle w:val="TOC1"/>
-            <w:tabs>
-              <w:tab w:val="clear" w:pos="10772"/>
-              <w:tab w:val="right" w:pos="10771" w:leader="dot"/>
-            </w:tabs>
-            <w:rPr/>
-          </w:pPr>
-          <w:hyperlink w:anchor="__RefHeading___Toc3992_1069379125">
-            <w:r>
-              <w:rPr>
-                <w:webHidden/>
-                <w:rStyle w:val="IndexLink"/>
-              </w:rPr>
-              <w:t xml:space="preserve">6. Gateway·Batch·DB </w:t>
-            </w:r>
-            <w:r>
-              <w:rPr>
-                <w:rStyle w:val="IndexLink"/>
-              </w:rPr>
-              <w:t>장애</w:t>
-            </w:r>
-            <w:r>
-              <w:rPr>
-                <w:rStyle w:val="IndexLink"/>
-              </w:rPr>
-              <w:tab/>
-              <w:t>8</w:t>
-            </w:r>
-          </w:hyperlink>
-        </w:p>
-        <w:p>
-          <w:pPr>
-            <w:pStyle w:val="TOC2"/>
-            <w:tabs>
-              <w:tab w:val="clear" w:pos="10489"/>
-              <w:tab w:val="right" w:pos="10771" w:leader="dot"/>
-            </w:tabs>
-            <w:rPr/>
-          </w:pPr>
-          <w:hyperlink w:anchor="__RefHeading___Toc3994_1069379125">
-            <w:r>
-              <w:rPr>
-                <w:webHidden/>
-                <w:rStyle w:val="IndexLink"/>
-              </w:rPr>
-              <w:t>6.1 Gateway</w:t>
-              <w:tab/>
-              <w:t>8</w:t>
-            </w:r>
-          </w:hyperlink>
-        </w:p>
-        <w:p>
-          <w:pPr>
-            <w:pStyle w:val="TOC2"/>
-            <w:tabs>
-              <w:tab w:val="clear" w:pos="10489"/>
-              <w:tab w:val="right" w:pos="10771" w:leader="dot"/>
-            </w:tabs>
-            <w:rPr/>
-          </w:pPr>
-          <w:hyperlink w:anchor="__RefHeading___Toc3996_1069379125">
-            <w:r>
-              <w:rPr>
-                <w:webHidden/>
-                <w:rStyle w:val="IndexLink"/>
-              </w:rPr>
-              <w:t>6.2 Batch</w:t>
-              <w:tab/>
-              <w:t>8</w:t>
-            </w:r>
-          </w:hyperlink>
-        </w:p>
-        <w:p>
-          <w:pPr>
-            <w:pStyle w:val="TOC2"/>
-            <w:tabs>
-              <w:tab w:val="clear" w:pos="10489"/>
-              <w:tab w:val="right" w:pos="10771" w:leader="dot"/>
-            </w:tabs>
-            <w:rPr/>
-          </w:pPr>
-          <w:hyperlink w:anchor="__RefHeading___Toc3998_1069379125">
-            <w:r>
-              <w:rPr>
-                <w:webHidden/>
-                <w:rStyle w:val="IndexLink"/>
-              </w:rPr>
-              <w:t>6.3 DB</w:t>
-              <w:tab/>
-              <w:t>8</w:t>
-            </w:r>
-          </w:hyperlink>
-        </w:p>
-        <w:p>
-          <w:pPr>
-            <w:pStyle w:val="TOC2"/>
-            <w:tabs>
-              <w:tab w:val="clear" w:pos="10489"/>
-              <w:tab w:val="right" w:pos="10771" w:leader="dot"/>
-            </w:tabs>
-            <w:rPr/>
-          </w:pPr>
-          <w:hyperlink w:anchor="__RefHeading___Toc4000_1069379125">
-            <w:r>
-              <w:rPr>
-                <w:webHidden/>
-                <w:rStyle w:val="IndexLink"/>
-              </w:rPr>
-              <w:t>6.4 Runtime Instance</w:t>
-              <w:tab/>
-              <w:t>8</w:t>
-            </w:r>
-          </w:hyperlink>
-        </w:p>
-        <w:p>
-          <w:pPr>
-            <w:pStyle w:val="TOC1"/>
-            <w:tabs>
-              <w:tab w:val="clear" w:pos="10772"/>
-              <w:tab w:val="right" w:pos="10771" w:leader="dot"/>
-            </w:tabs>
-            <w:rPr/>
-          </w:pPr>
-          <w:hyperlink w:anchor="__RefHeading___Toc4002_1069379125">
-            <w:r>
-              <w:rPr>
-                <w:webHidden/>
-                <w:rStyle w:val="IndexLink"/>
-              </w:rPr>
-              <w:t xml:space="preserve">7. </w:t>
-            </w:r>
-            <w:r>
-              <w:rPr>
-                <w:rStyle w:val="IndexLink"/>
-              </w:rPr>
-              <w:t>정상화</w:t>
-            </w:r>
-            <w:r>
-              <w:rPr>
-                <w:rStyle w:val="IndexLink"/>
-              </w:rPr>
-              <w:t>·Escalation</w:t>
-              <w:tab/>
-              <w:t>9</w:t>
-            </w:r>
-          </w:hyperlink>
-        </w:p>
-        <w:p>
-          <w:pPr>
-            <w:pStyle w:val="TOC2"/>
-            <w:tabs>
-              <w:tab w:val="clear" w:pos="10489"/>
-              <w:tab w:val="right" w:pos="10771" w:leader="dot"/>
-            </w:tabs>
-            <w:rPr/>
-          </w:pPr>
-          <w:hyperlink w:anchor="__RefHeading___Toc4004_1069379125">
-            <w:r>
-              <w:rPr>
-                <w:webHidden/>
-                <w:rStyle w:val="IndexLink"/>
-              </w:rPr>
-              <w:t xml:space="preserve">7.1 </w:t>
-            </w:r>
-            <w:r>
-              <w:rPr>
-                <w:rStyle w:val="IndexLink"/>
-              </w:rPr>
-              <w:t>조치 후 확인</w:t>
-            </w:r>
-            <w:r>
-              <w:rPr>
-                <w:rStyle w:val="IndexLink"/>
-              </w:rPr>
-              <w:tab/>
-              <w:t>9</w:t>
-            </w:r>
-          </w:hyperlink>
-        </w:p>
-        <w:p>
-          <w:pPr>
-            <w:pStyle w:val="TOC2"/>
-            <w:tabs>
-              <w:tab w:val="clear" w:pos="10489"/>
-              <w:tab w:val="right" w:pos="10771" w:leader="dot"/>
-            </w:tabs>
-            <w:rPr/>
-          </w:pPr>
-          <w:hyperlink w:anchor="__RefHeading___Toc4006_1069379125">
-            <w:r>
-              <w:rPr>
-                <w:webHidden/>
-                <w:rStyle w:val="IndexLink"/>
-              </w:rPr>
-              <w:t xml:space="preserve">7.2 </w:t>
-            </w:r>
-            <w:r>
-              <w:rPr>
-                <w:rStyle w:val="IndexLink"/>
-              </w:rPr>
-              <w:t>정상화 기준</w:t>
-            </w:r>
-            <w:r>
-              <w:rPr>
-                <w:rStyle w:val="IndexLink"/>
-              </w:rPr>
-              <w:tab/>
-              <w:t>9</w:t>
-            </w:r>
-          </w:hyperlink>
-        </w:p>
-        <w:p>
-          <w:pPr>
-            <w:pStyle w:val="TOC2"/>
-            <w:tabs>
-              <w:tab w:val="clear" w:pos="10489"/>
-              <w:tab w:val="right" w:pos="10771" w:leader="dot"/>
-            </w:tabs>
-            <w:rPr/>
-          </w:pPr>
-          <w:hyperlink w:anchor="__RefHeading___Toc4008_1069379125">
-            <w:r>
-              <w:rPr>
-                <w:webHidden/>
-                <w:rStyle w:val="IndexLink"/>
-              </w:rPr>
-              <w:t xml:space="preserve">7.3 Escalation </w:t>
-            </w:r>
-            <w:r>
-              <w:rPr>
-                <w:rStyle w:val="IndexLink"/>
-              </w:rPr>
-              <w:t>조건</w:t>
-            </w:r>
-            <w:r>
-              <w:rPr>
-                <w:rStyle w:val="IndexLink"/>
-              </w:rPr>
-              <w:tab/>
-              <w:t>9</w:t>
-            </w:r>
-          </w:hyperlink>
-        </w:p>
-        <w:p>
-          <w:pPr>
-            <w:pStyle w:val="TOC2"/>
-            <w:tabs>
-              <w:tab w:val="clear" w:pos="10489"/>
-              <w:tab w:val="right" w:pos="10771" w:leader="dot"/>
-            </w:tabs>
-            <w:rPr/>
-          </w:pPr>
-          <w:hyperlink w:anchor="__RefHeading___Toc4010_1069379125">
-            <w:r>
-              <w:rPr>
-                <w:webHidden/>
-                <w:rStyle w:val="IndexLink"/>
-              </w:rPr>
-              <w:t xml:space="preserve">7.4 </w:t>
-            </w:r>
-            <w:r>
-              <w:rPr>
-                <w:rStyle w:val="IndexLink"/>
-              </w:rPr>
-              <w:t>인계 식별자</w:t>
-            </w:r>
-            <w:r>
-              <w:rPr>
-                <w:rStyle w:val="IndexLink"/>
-              </w:rPr>
-              <w:tab/>
-              <w:t>10</w:t>
-            </w:r>
-          </w:hyperlink>
-          <w:r>
-            <w:rPr>
-              <w:rStyle w:val="IndexLink"/>
-            </w:rPr>
-            <w:fldChar w:fldCharType="end"/>
-          </w:r>
-        </w:p>
-      </w:sdtContent>
-    </w:sdt>
+    <w:tbl>
+      <w:tblPr>
+        <w:tblW w:type="auto" w:w="0"/>
+        <w:tblLayout w:type="fixed"/>
+        <w:tblLook w:firstColumn="1" w:firstRow="1" w:lastColumn="0" w:lastRow="0" w:noHBand="0" w:noVBand="1" w:val="04A0"/>
+        <w:tblBorders>
+          <w:top w:val="nil"/>
+          <w:left w:val="nil"/>
+          <w:bottom w:val="nil"/>
+          <w:right w:val="nil"/>
+          <w:insideH w:val="nil"/>
+          <w:insideV w:val="nil"/>
+        </w:tblBorders>
+      </w:tblPr>
+      <w:tblGrid>
+        <w:gridCol w:w="4535"/>
+        <w:gridCol w:w="4535"/>
+      </w:tblGrid>
+      <w:tr>
+        <w:trPr>
+          <w:tblHeader w:val="true"/>
+        </w:trPr>
+        <w:tc>
+          <w:tcPr>
+            <w:tcW w:type="dxa" w:w="5386"/>
+            <w:vAlign w:val="top"/>
+            <w:tcMar>
+              <w:top w:w="60" w:type="dxa"/>
+              <w:start w:w="80" w:type="dxa"/>
+              <w:bottom w:w="60" w:type="dxa"/>
+              <w:end w:w="80" w:type="dxa"/>
+            </w:tcMar>
+          </w:tcPr>
+          <w:p>
+            <w:pPr>
+              <w:spacing w:before="0" w:after="20" w:line="240" w:lineRule="auto"/>
+              <w:jc w:val="left"/>
+            </w:pPr>
+            <w:r>
+              <w:rPr>
+                <w:rFonts w:ascii="Noto Sans CJK KR" w:hAnsi="Noto Sans CJK KR"/>
+                <w:b/>
+                <w:color w:val="17324D"/>
+                <w:sz w:val="16"/>
+              </w:rPr>
+              <w:t>1. 거래를 찾고 현재 상태를 확인  ·  p.2</w:t>
+            </w:r>
+          </w:p>
+        </w:tc>
+        <w:tc>
+          <w:tcPr>
+            <w:tcW w:type="dxa" w:w="5386"/>
+            <w:vAlign w:val="top"/>
+            <w:tcMar>
+              <w:top w:w="60" w:type="dxa"/>
+              <w:start w:w="80" w:type="dxa"/>
+              <w:bottom w:w="60" w:type="dxa"/>
+              <w:end w:w="80" w:type="dxa"/>
+            </w:tcMar>
+          </w:tcPr>
+          <w:p>
+            <w:pPr>
+              <w:spacing w:before="0" w:after="20" w:line="240" w:lineRule="auto"/>
+              <w:jc w:val="left"/>
+            </w:pPr>
+            <w:r>
+              <w:rPr>
+                <w:rFonts w:ascii="Noto Sans CJK KR" w:hAnsi="Noto Sans CJK KR"/>
+                <w:b w:val="0"/>
+                <w:color w:val="52667A"/>
+                <w:sz w:val="15"/>
+              </w:rPr>
+              <w:t xml:space="preserve">   4.3 Integration Closure/Recovery  ·  p.6</w:t>
+            </w:r>
+          </w:p>
+        </w:tc>
+      </w:tr>
+      <w:tr>
+        <w:tc>
+          <w:tcPr>
+            <w:tcW w:type="dxa" w:w="5386"/>
+            <w:vAlign w:val="top"/>
+            <w:tcMar>
+              <w:top w:w="60" w:type="dxa"/>
+              <w:start w:w="80" w:type="dxa"/>
+              <w:bottom w:w="60" w:type="dxa"/>
+              <w:end w:w="80" w:type="dxa"/>
+            </w:tcMar>
+          </w:tcPr>
+          <w:p>
+            <w:pPr>
+              <w:spacing w:before="0" w:after="20" w:line="240" w:lineRule="auto"/>
+              <w:jc w:val="left"/>
+            </w:pPr>
+            <w:r>
+              <w:rPr>
+                <w:rFonts w:ascii="Noto Sans CJK KR" w:hAnsi="Noto Sans CJK KR"/>
+                <w:b w:val="0"/>
+                <w:color w:val="52667A"/>
+                <w:sz w:val="15"/>
+              </w:rPr>
+              <w:t xml:space="preserve">   1.1 transactionId·operationId·instanceId  ·  p.2</w:t>
+            </w:r>
+          </w:p>
+        </w:tc>
+        <w:tc>
+          <w:tcPr>
+            <w:tcW w:type="dxa" w:w="5386"/>
+            <w:vAlign w:val="top"/>
+            <w:tcMar>
+              <w:top w:w="60" w:type="dxa"/>
+              <w:start w:w="80" w:type="dxa"/>
+              <w:bottom w:w="60" w:type="dxa"/>
+              <w:end w:w="80" w:type="dxa"/>
+            </w:tcMar>
+          </w:tcPr>
+          <w:p>
+            <w:pPr>
+              <w:spacing w:before="0" w:after="20" w:line="240" w:lineRule="auto"/>
+              <w:jc w:val="left"/>
+            </w:pPr>
+            <w:r>
+              <w:rPr>
+                <w:rFonts w:ascii="Noto Sans CJK KR" w:hAnsi="Noto Sans CJK KR"/>
+                <w:b w:val="0"/>
+                <w:color w:val="52667A"/>
+                <w:sz w:val="15"/>
+              </w:rPr>
+              <w:t xml:space="preserve">   4.4 외부기관 장애  ·  p.6</w:t>
+            </w:r>
+          </w:p>
+        </w:tc>
+      </w:tr>
+      <w:tr>
+        <w:tc>
+          <w:tcPr>
+            <w:tcW w:type="dxa" w:w="5386"/>
+            <w:vAlign w:val="top"/>
+            <w:tcMar>
+              <w:top w:w="60" w:type="dxa"/>
+              <w:start w:w="80" w:type="dxa"/>
+              <w:bottom w:w="60" w:type="dxa"/>
+              <w:end w:w="80" w:type="dxa"/>
+            </w:tcMar>
+          </w:tcPr>
+          <w:p>
+            <w:pPr>
+              <w:spacing w:before="0" w:after="20" w:line="240" w:lineRule="auto"/>
+              <w:jc w:val="left"/>
+            </w:pPr>
+            <w:r>
+              <w:rPr>
+                <w:rFonts w:ascii="Noto Sans CJK KR" w:hAnsi="Noto Sans CJK KR"/>
+                <w:b w:val="0"/>
+                <w:color w:val="52667A"/>
+                <w:sz w:val="15"/>
+              </w:rPr>
+              <w:t xml:space="preserve">   1.2 Log·Trace·Timeline  ·  p.2</w:t>
+            </w:r>
+          </w:p>
+        </w:tc>
+        <w:tc>
+          <w:tcPr>
+            <w:tcW w:type="dxa" w:w="5386"/>
+            <w:vAlign w:val="top"/>
+            <w:tcMar>
+              <w:top w:w="60" w:type="dxa"/>
+              <w:start w:w="80" w:type="dxa"/>
+              <w:bottom w:w="60" w:type="dxa"/>
+              <w:end w:w="80" w:type="dxa"/>
+            </w:tcMar>
+          </w:tcPr>
+          <w:p>
+            <w:pPr>
+              <w:spacing w:before="0" w:after="20" w:line="240" w:lineRule="auto"/>
+              <w:jc w:val="left"/>
+            </w:pPr>
+            <w:r>
+              <w:rPr>
+                <w:rFonts w:ascii="Noto Sans CJK KR" w:hAnsi="Noto Sans CJK KR"/>
+                <w:b/>
+                <w:color w:val="17324D"/>
+                <w:sz w:val="16"/>
+              </w:rPr>
+              <w:t>5. Security·Incident·위험 조치  ·  p.6</w:t>
+            </w:r>
+          </w:p>
+        </w:tc>
+      </w:tr>
+      <w:tr>
+        <w:tc>
+          <w:tcPr>
+            <w:tcW w:type="dxa" w:w="5386"/>
+            <w:vAlign w:val="top"/>
+            <w:tcMar>
+              <w:top w:w="60" w:type="dxa"/>
+              <w:start w:w="80" w:type="dxa"/>
+              <w:bottom w:w="60" w:type="dxa"/>
+              <w:end w:w="80" w:type="dxa"/>
+            </w:tcMar>
+          </w:tcPr>
+          <w:p>
+            <w:pPr>
+              <w:spacing w:before="0" w:after="20" w:line="240" w:lineRule="auto"/>
+              <w:jc w:val="left"/>
+            </w:pPr>
+            <w:r>
+              <w:rPr>
+                <w:rFonts w:ascii="Noto Sans CJK KR" w:hAnsi="Noto Sans CJK KR"/>
+                <w:b w:val="0"/>
+                <w:color w:val="52667A"/>
+                <w:sz w:val="15"/>
+              </w:rPr>
+              <w:t xml:space="preserve">   1.3 Health·Service Registry  ·  p.2</w:t>
+            </w:r>
+          </w:p>
+        </w:tc>
+        <w:tc>
+          <w:tcPr>
+            <w:tcW w:type="dxa" w:w="5386"/>
+            <w:vAlign w:val="top"/>
+            <w:tcMar>
+              <w:top w:w="60" w:type="dxa"/>
+              <w:start w:w="80" w:type="dxa"/>
+              <w:bottom w:w="60" w:type="dxa"/>
+              <w:end w:w="80" w:type="dxa"/>
+            </w:tcMar>
+          </w:tcPr>
+          <w:p>
+            <w:pPr>
+              <w:spacing w:before="0" w:after="20" w:line="240" w:lineRule="auto"/>
+              <w:jc w:val="left"/>
+            </w:pPr>
+            <w:r>
+              <w:rPr>
+                <w:rFonts w:ascii="Noto Sans CJK KR" w:hAnsi="Noto Sans CJK KR"/>
+                <w:b w:val="0"/>
+                <w:color w:val="52667A"/>
+                <w:sz w:val="15"/>
+              </w:rPr>
+              <w:t xml:space="preserve">   5.1 Session/Permission  ·  p.6</w:t>
+            </w:r>
+          </w:p>
+        </w:tc>
+      </w:tr>
+      <w:tr>
+        <w:tc>
+          <w:tcPr>
+            <w:tcW w:type="dxa" w:w="5386"/>
+            <w:vAlign w:val="top"/>
+            <w:tcMar>
+              <w:top w:w="60" w:type="dxa"/>
+              <w:start w:w="80" w:type="dxa"/>
+              <w:bottom w:w="60" w:type="dxa"/>
+              <w:end w:w="80" w:type="dxa"/>
+            </w:tcMar>
+          </w:tcPr>
+          <w:p>
+            <w:pPr>
+              <w:spacing w:before="0" w:after="20" w:line="240" w:lineRule="auto"/>
+              <w:jc w:val="left"/>
+            </w:pPr>
+            <w:r>
+              <w:rPr>
+                <w:rFonts w:ascii="Noto Sans CJK KR" w:hAnsi="Noto Sans CJK KR"/>
+                <w:b w:val="0"/>
+                <w:color w:val="52667A"/>
+                <w:sz w:val="15"/>
+              </w:rPr>
+              <w:t xml:space="preserve">   1.4 정상/비정상 1차 판단  ·  p.3</w:t>
+            </w:r>
+          </w:p>
+        </w:tc>
+        <w:tc>
+          <w:tcPr>
+            <w:tcW w:type="dxa" w:w="5386"/>
+            <w:vAlign w:val="top"/>
+            <w:tcMar>
+              <w:top w:w="60" w:type="dxa"/>
+              <w:start w:w="80" w:type="dxa"/>
+              <w:bottom w:w="60" w:type="dxa"/>
+              <w:end w:w="80" w:type="dxa"/>
+            </w:tcMar>
+          </w:tcPr>
+          <w:p>
+            <w:pPr>
+              <w:spacing w:before="0" w:after="20" w:line="240" w:lineRule="auto"/>
+              <w:jc w:val="left"/>
+            </w:pPr>
+            <w:r>
+              <w:rPr>
+                <w:rFonts w:ascii="Noto Sans CJK KR" w:hAnsi="Noto Sans CJK KR"/>
+                <w:b w:val="0"/>
+                <w:color w:val="52667A"/>
+                <w:sz w:val="15"/>
+              </w:rPr>
+              <w:t xml:space="preserve">   5.2 Incident Lifecycle  ·  p.6</w:t>
+            </w:r>
+          </w:p>
+        </w:tc>
+      </w:tr>
+      <w:tr>
+        <w:tc>
+          <w:tcPr>
+            <w:tcW w:type="dxa" w:w="5386"/>
+            <w:vAlign w:val="top"/>
+            <w:tcMar>
+              <w:top w:w="60" w:type="dxa"/>
+              <w:start w:w="80" w:type="dxa"/>
+              <w:bottom w:w="60" w:type="dxa"/>
+              <w:end w:w="80" w:type="dxa"/>
+            </w:tcMar>
+          </w:tcPr>
+          <w:p>
+            <w:pPr>
+              <w:spacing w:before="0" w:after="20" w:line="240" w:lineRule="auto"/>
+              <w:jc w:val="left"/>
+            </w:pPr>
+            <w:r>
+              <w:rPr>
+                <w:rFonts w:ascii="Noto Sans CJK KR" w:hAnsi="Noto Sans CJK KR"/>
+                <w:b/>
+                <w:color w:val="17324D"/>
+                <w:sz w:val="16"/>
+              </w:rPr>
+              <w:t>2. Business·Technical·UNKNOWN 판단  ·  p.3</w:t>
+            </w:r>
+          </w:p>
+        </w:tc>
+        <w:tc>
+          <w:tcPr>
+            <w:tcW w:type="dxa" w:w="5386"/>
+            <w:vAlign w:val="top"/>
+            <w:tcMar>
+              <w:top w:w="60" w:type="dxa"/>
+              <w:start w:w="80" w:type="dxa"/>
+              <w:bottom w:w="60" w:type="dxa"/>
+              <w:end w:w="80" w:type="dxa"/>
+            </w:tcMar>
+          </w:tcPr>
+          <w:p>
+            <w:pPr>
+              <w:spacing w:before="0" w:after="20" w:line="240" w:lineRule="auto"/>
+              <w:jc w:val="left"/>
+            </w:pPr>
+            <w:r>
+              <w:rPr>
+                <w:rFonts w:ascii="Noto Sans CJK KR" w:hAnsi="Noto Sans CJK KR"/>
+                <w:b w:val="0"/>
+                <w:color w:val="52667A"/>
+                <w:sz w:val="15"/>
+              </w:rPr>
+              <w:t xml:space="preserve">   5.3 Permission·Reason·Approval  ·  p.7</w:t>
+            </w:r>
+          </w:p>
+        </w:tc>
+      </w:tr>
+      <w:tr>
+        <w:tc>
+          <w:tcPr>
+            <w:tcW w:type="dxa" w:w="5386"/>
+            <w:vAlign w:val="top"/>
+            <w:tcMar>
+              <w:top w:w="60" w:type="dxa"/>
+              <w:start w:w="80" w:type="dxa"/>
+              <w:bottom w:w="60" w:type="dxa"/>
+              <w:end w:w="80" w:type="dxa"/>
+            </w:tcMar>
+          </w:tcPr>
+          <w:p>
+            <w:pPr>
+              <w:spacing w:before="0" w:after="20" w:line="240" w:lineRule="auto"/>
+              <w:jc w:val="left"/>
+            </w:pPr>
+            <w:r>
+              <w:rPr>
+                <w:rFonts w:ascii="Noto Sans CJK KR" w:hAnsi="Noto Sans CJK KR"/>
+                <w:b w:val="0"/>
+                <w:color w:val="52667A"/>
+                <w:sz w:val="15"/>
+              </w:rPr>
+              <w:t xml:space="preserve">   2.1 Business Failure  ·  p.3</w:t>
+            </w:r>
+          </w:p>
+        </w:tc>
+        <w:tc>
+          <w:tcPr>
+            <w:tcW w:type="dxa" w:w="5386"/>
+            <w:vAlign w:val="top"/>
+            <w:tcMar>
+              <w:top w:w="60" w:type="dxa"/>
+              <w:start w:w="80" w:type="dxa"/>
+              <w:bottom w:w="60" w:type="dxa"/>
+              <w:end w:w="80" w:type="dxa"/>
+            </w:tcMar>
+          </w:tcPr>
+          <w:p>
+            <w:pPr>
+              <w:spacing w:before="0" w:after="20" w:line="240" w:lineRule="auto"/>
+              <w:jc w:val="left"/>
+            </w:pPr>
+            <w:r>
+              <w:rPr>
+                <w:rFonts w:ascii="Noto Sans CJK KR" w:hAnsi="Noto Sans CJK KR"/>
+                <w:b w:val="0"/>
+                <w:color w:val="52667A"/>
+                <w:sz w:val="15"/>
+              </w:rPr>
+              <w:t xml:space="preserve">   5.4 Audit와 금지 조치  ·  p.7</w:t>
+            </w:r>
+          </w:p>
+        </w:tc>
+      </w:tr>
+      <w:tr>
+        <w:tc>
+          <w:tcPr>
+            <w:tcW w:type="dxa" w:w="5386"/>
+            <w:vAlign w:val="top"/>
+            <w:tcMar>
+              <w:top w:w="60" w:type="dxa"/>
+              <w:start w:w="80" w:type="dxa"/>
+              <w:bottom w:w="60" w:type="dxa"/>
+              <w:end w:w="80" w:type="dxa"/>
+            </w:tcMar>
+          </w:tcPr>
+          <w:p>
+            <w:pPr>
+              <w:spacing w:before="0" w:after="20" w:line="240" w:lineRule="auto"/>
+              <w:jc w:val="left"/>
+            </w:pPr>
+            <w:r>
+              <w:rPr>
+                <w:rFonts w:ascii="Noto Sans CJK KR" w:hAnsi="Noto Sans CJK KR"/>
+                <w:b w:val="0"/>
+                <w:color w:val="52667A"/>
+                <w:sz w:val="15"/>
+              </w:rPr>
+              <w:t xml:space="preserve">   2.2 Technical Failure  ·  p.3</w:t>
+            </w:r>
+          </w:p>
+        </w:tc>
+        <w:tc>
+          <w:tcPr>
+            <w:tcW w:type="dxa" w:w="5386"/>
+            <w:vAlign w:val="top"/>
+            <w:tcMar>
+              <w:top w:w="60" w:type="dxa"/>
+              <w:start w:w="80" w:type="dxa"/>
+              <w:bottom w:w="60" w:type="dxa"/>
+              <w:end w:w="80" w:type="dxa"/>
+            </w:tcMar>
+          </w:tcPr>
+          <w:p>
+            <w:pPr>
+              <w:spacing w:before="0" w:after="20" w:line="240" w:lineRule="auto"/>
+              <w:jc w:val="left"/>
+            </w:pPr>
+            <w:r>
+              <w:rPr>
+                <w:rFonts w:ascii="Noto Sans CJK KR" w:hAnsi="Noto Sans CJK KR"/>
+                <w:b/>
+                <w:color w:val="17324D"/>
+                <w:sz w:val="16"/>
+              </w:rPr>
+              <w:t>6. Gateway·Batch·DB 장애  ·  p.7</w:t>
+            </w:r>
+          </w:p>
+        </w:tc>
+      </w:tr>
+      <w:tr>
+        <w:tc>
+          <w:tcPr>
+            <w:tcW w:type="dxa" w:w="5386"/>
+            <w:vAlign w:val="top"/>
+            <w:tcMar>
+              <w:top w:w="60" w:type="dxa"/>
+              <w:start w:w="80" w:type="dxa"/>
+              <w:bottom w:w="60" w:type="dxa"/>
+              <w:end w:w="80" w:type="dxa"/>
+            </w:tcMar>
+          </w:tcPr>
+          <w:p>
+            <w:pPr>
+              <w:spacing w:before="0" w:after="20" w:line="240" w:lineRule="auto"/>
+              <w:jc w:val="left"/>
+            </w:pPr>
+            <w:r>
+              <w:rPr>
+                <w:rFonts w:ascii="Noto Sans CJK KR" w:hAnsi="Noto Sans CJK KR"/>
+                <w:b w:val="0"/>
+                <w:color w:val="52667A"/>
+                <w:sz w:val="15"/>
+              </w:rPr>
+              <w:t xml:space="preserve">   2.3 UNKNOWN  ·  p.3</w:t>
+            </w:r>
+          </w:p>
+        </w:tc>
+        <w:tc>
+          <w:tcPr>
+            <w:tcW w:type="dxa" w:w="5386"/>
+            <w:vAlign w:val="top"/>
+            <w:tcMar>
+              <w:top w:w="60" w:type="dxa"/>
+              <w:start w:w="80" w:type="dxa"/>
+              <w:bottom w:w="60" w:type="dxa"/>
+              <w:end w:w="80" w:type="dxa"/>
+            </w:tcMar>
+          </w:tcPr>
+          <w:p>
+            <w:pPr>
+              <w:spacing w:before="0" w:after="20" w:line="240" w:lineRule="auto"/>
+              <w:jc w:val="left"/>
+            </w:pPr>
+            <w:r>
+              <w:rPr>
+                <w:rFonts w:ascii="Noto Sans CJK KR" w:hAnsi="Noto Sans CJK KR"/>
+                <w:b w:val="0"/>
+                <w:color w:val="52667A"/>
+                <w:sz w:val="15"/>
+              </w:rPr>
+              <w:t xml:space="preserve">   6.1 Gateway  ·  p.7</w:t>
+            </w:r>
+          </w:p>
+        </w:tc>
+      </w:tr>
+      <w:tr>
+        <w:tc>
+          <w:tcPr>
+            <w:tcW w:type="dxa" w:w="5386"/>
+            <w:vAlign w:val="top"/>
+            <w:tcMar>
+              <w:top w:w="60" w:type="dxa"/>
+              <w:start w:w="80" w:type="dxa"/>
+              <w:bottom w:w="60" w:type="dxa"/>
+              <w:end w:w="80" w:type="dxa"/>
+            </w:tcMar>
+          </w:tcPr>
+          <w:p>
+            <w:pPr>
+              <w:spacing w:before="0" w:after="20" w:line="240" w:lineRule="auto"/>
+              <w:jc w:val="left"/>
+            </w:pPr>
+            <w:r>
+              <w:rPr>
+                <w:rFonts w:ascii="Noto Sans CJK KR" w:hAnsi="Noto Sans CJK KR"/>
+                <w:b w:val="0"/>
+                <w:color w:val="52667A"/>
+                <w:sz w:val="15"/>
+              </w:rPr>
+              <w:t xml:space="preserve">   2.4 Retry와 Reconcile 선택  ·  p.4</w:t>
+            </w:r>
+          </w:p>
+        </w:tc>
+        <w:tc>
+          <w:tcPr>
+            <w:tcW w:type="dxa" w:w="5386"/>
+            <w:vAlign w:val="top"/>
+            <w:tcMar>
+              <w:top w:w="60" w:type="dxa"/>
+              <w:start w:w="80" w:type="dxa"/>
+              <w:bottom w:w="60" w:type="dxa"/>
+              <w:end w:w="80" w:type="dxa"/>
+            </w:tcMar>
+          </w:tcPr>
+          <w:p>
+            <w:pPr>
+              <w:spacing w:before="0" w:after="20" w:line="240" w:lineRule="auto"/>
+              <w:jc w:val="left"/>
+            </w:pPr>
+            <w:r>
+              <w:rPr>
+                <w:rFonts w:ascii="Noto Sans CJK KR" w:hAnsi="Noto Sans CJK KR"/>
+                <w:b w:val="0"/>
+                <w:color w:val="52667A"/>
+                <w:sz w:val="15"/>
+              </w:rPr>
+              <w:t xml:space="preserve">   6.2 Batch  ·  p.7</w:t>
+            </w:r>
+          </w:p>
+        </w:tc>
+      </w:tr>
+      <w:tr>
+        <w:tc>
+          <w:tcPr>
+            <w:tcW w:type="dxa" w:w="5386"/>
+            <w:vAlign w:val="top"/>
+            <w:tcMar>
+              <w:top w:w="60" w:type="dxa"/>
+              <w:start w:w="80" w:type="dxa"/>
+              <w:bottom w:w="60" w:type="dxa"/>
+              <w:end w:w="80" w:type="dxa"/>
+            </w:tcMar>
+          </w:tcPr>
+          <w:p>
+            <w:pPr>
+              <w:spacing w:before="0" w:after="20" w:line="240" w:lineRule="auto"/>
+              <w:jc w:val="left"/>
+            </w:pPr>
+            <w:r>
+              <w:rPr>
+                <w:rFonts w:ascii="Noto Sans CJK KR" w:hAnsi="Noto Sans CJK KR"/>
+                <w:b/>
+                <w:color w:val="17324D"/>
+                <w:sz w:val="16"/>
+              </w:rPr>
+              <w:t>3. Config·Feature·Runtime 운영  ·  p.4</w:t>
+            </w:r>
+          </w:p>
+        </w:tc>
+        <w:tc>
+          <w:tcPr>
+            <w:tcW w:type="dxa" w:w="5386"/>
+            <w:vAlign w:val="top"/>
+            <w:tcMar>
+              <w:top w:w="60" w:type="dxa"/>
+              <w:start w:w="80" w:type="dxa"/>
+              <w:bottom w:w="60" w:type="dxa"/>
+              <w:end w:w="80" w:type="dxa"/>
+            </w:tcMar>
+          </w:tcPr>
+          <w:p>
+            <w:pPr>
+              <w:spacing w:before="0" w:after="20" w:line="240" w:lineRule="auto"/>
+              <w:jc w:val="left"/>
+            </w:pPr>
+            <w:r>
+              <w:rPr>
+                <w:rFonts w:ascii="Noto Sans CJK KR" w:hAnsi="Noto Sans CJK KR"/>
+                <w:b w:val="0"/>
+                <w:color w:val="52667A"/>
+                <w:sz w:val="15"/>
+              </w:rPr>
+              <w:t xml:space="preserve">   6.3 DB  ·  p.8</w:t>
+            </w:r>
+          </w:p>
+        </w:tc>
+      </w:tr>
+      <w:tr>
+        <w:tc>
+          <w:tcPr>
+            <w:tcW w:type="dxa" w:w="5386"/>
+            <w:vAlign w:val="top"/>
+            <w:tcMar>
+              <w:top w:w="60" w:type="dxa"/>
+              <w:start w:w="80" w:type="dxa"/>
+              <w:bottom w:w="60" w:type="dxa"/>
+              <w:end w:w="80" w:type="dxa"/>
+            </w:tcMar>
+          </w:tcPr>
+          <w:p>
+            <w:pPr>
+              <w:spacing w:before="0" w:after="20" w:line="240" w:lineRule="auto"/>
+              <w:jc w:val="left"/>
+            </w:pPr>
+            <w:r>
+              <w:rPr>
+                <w:rFonts w:ascii="Noto Sans CJK KR" w:hAnsi="Noto Sans CJK KR"/>
+                <w:b w:val="0"/>
+                <w:color w:val="52667A"/>
+                <w:sz w:val="15"/>
+              </w:rPr>
+              <w:t xml:space="preserve">   3.1 Config/Policy  ·  p.4</w:t>
+            </w:r>
+          </w:p>
+        </w:tc>
+        <w:tc>
+          <w:tcPr>
+            <w:tcW w:type="dxa" w:w="5386"/>
+            <w:vAlign w:val="top"/>
+            <w:tcMar>
+              <w:top w:w="60" w:type="dxa"/>
+              <w:start w:w="80" w:type="dxa"/>
+              <w:bottom w:w="60" w:type="dxa"/>
+              <w:end w:w="80" w:type="dxa"/>
+            </w:tcMar>
+          </w:tcPr>
+          <w:p>
+            <w:pPr>
+              <w:spacing w:before="0" w:after="20" w:line="240" w:lineRule="auto"/>
+              <w:jc w:val="left"/>
+            </w:pPr>
+            <w:r>
+              <w:rPr>
+                <w:rFonts w:ascii="Noto Sans CJK KR" w:hAnsi="Noto Sans CJK KR"/>
+                <w:b w:val="0"/>
+                <w:color w:val="52667A"/>
+                <w:sz w:val="15"/>
+              </w:rPr>
+              <w:t xml:space="preserve">   6.4 Runtime Instance  ·  p.8</w:t>
+            </w:r>
+          </w:p>
+        </w:tc>
+      </w:tr>
+      <w:tr>
+        <w:tc>
+          <w:tcPr>
+            <w:tcW w:type="dxa" w:w="5386"/>
+            <w:vAlign w:val="top"/>
+            <w:tcMar>
+              <w:top w:w="60" w:type="dxa"/>
+              <w:start w:w="80" w:type="dxa"/>
+              <w:bottom w:w="60" w:type="dxa"/>
+              <w:end w:w="80" w:type="dxa"/>
+            </w:tcMar>
+          </w:tcPr>
+          <w:p>
+            <w:pPr>
+              <w:spacing w:before="0" w:after="20" w:line="240" w:lineRule="auto"/>
+              <w:jc w:val="left"/>
+            </w:pPr>
+            <w:r>
+              <w:rPr>
+                <w:rFonts w:ascii="Noto Sans CJK KR" w:hAnsi="Noto Sans CJK KR"/>
+                <w:b w:val="0"/>
+                <w:color w:val="52667A"/>
+                <w:sz w:val="15"/>
+              </w:rPr>
+              <w:t xml:space="preserve">   3.2 Feature Flag  ·  p.4</w:t>
+            </w:r>
+          </w:p>
+        </w:tc>
+        <w:tc>
+          <w:tcPr>
+            <w:tcW w:type="dxa" w:w="5386"/>
+            <w:vAlign w:val="top"/>
+            <w:tcMar>
+              <w:top w:w="60" w:type="dxa"/>
+              <w:start w:w="80" w:type="dxa"/>
+              <w:bottom w:w="60" w:type="dxa"/>
+              <w:end w:w="80" w:type="dxa"/>
+            </w:tcMar>
+          </w:tcPr>
+          <w:p>
+            <w:pPr>
+              <w:spacing w:before="0" w:after="20" w:line="240" w:lineRule="auto"/>
+              <w:jc w:val="left"/>
+            </w:pPr>
+            <w:r>
+              <w:rPr>
+                <w:rFonts w:ascii="Noto Sans CJK KR" w:hAnsi="Noto Sans CJK KR"/>
+                <w:b/>
+                <w:color w:val="17324D"/>
+                <w:sz w:val="16"/>
+              </w:rPr>
+              <w:t>7. 정상화·Escalation  ·  p.8</w:t>
+            </w:r>
+          </w:p>
+        </w:tc>
+      </w:tr>
+      <w:tr>
+        <w:tc>
+          <w:tcPr>
+            <w:tcW w:type="dxa" w:w="5386"/>
+            <w:vAlign w:val="top"/>
+            <w:tcMar>
+              <w:top w:w="60" w:type="dxa"/>
+              <w:start w:w="80" w:type="dxa"/>
+              <w:bottom w:w="60" w:type="dxa"/>
+              <w:end w:w="80" w:type="dxa"/>
+            </w:tcMar>
+          </w:tcPr>
+          <w:p>
+            <w:pPr>
+              <w:spacing w:before="0" w:after="20" w:line="240" w:lineRule="auto"/>
+              <w:jc w:val="left"/>
+            </w:pPr>
+            <w:r>
+              <w:rPr>
+                <w:rFonts w:ascii="Noto Sans CJK KR" w:hAnsi="Noto Sans CJK KR"/>
+                <w:b w:val="0"/>
+                <w:color w:val="52667A"/>
+                <w:sz w:val="15"/>
+              </w:rPr>
+              <w:t xml:space="preserve">   3.3 Dynamic Log Level  ·  p.5</w:t>
+            </w:r>
+          </w:p>
+        </w:tc>
+        <w:tc>
+          <w:tcPr>
+            <w:tcW w:type="dxa" w:w="5386"/>
+            <w:vAlign w:val="top"/>
+            <w:tcMar>
+              <w:top w:w="60" w:type="dxa"/>
+              <w:start w:w="80" w:type="dxa"/>
+              <w:bottom w:w="60" w:type="dxa"/>
+              <w:end w:w="80" w:type="dxa"/>
+            </w:tcMar>
+          </w:tcPr>
+          <w:p>
+            <w:pPr>
+              <w:spacing w:before="0" w:after="20" w:line="240" w:lineRule="auto"/>
+              <w:jc w:val="left"/>
+            </w:pPr>
+            <w:r>
+              <w:rPr>
+                <w:rFonts w:ascii="Noto Sans CJK KR" w:hAnsi="Noto Sans CJK KR"/>
+                <w:b w:val="0"/>
+                <w:color w:val="52667A"/>
+                <w:sz w:val="15"/>
+              </w:rPr>
+              <w:t xml:space="preserve">   7.1 조치 후 확인  ·  p.8</w:t>
+            </w:r>
+          </w:p>
+        </w:tc>
+      </w:tr>
+      <w:tr>
+        <w:tc>
+          <w:tcPr>
+            <w:tcW w:type="dxa" w:w="5386"/>
+            <w:vAlign w:val="top"/>
+            <w:tcMar>
+              <w:top w:w="60" w:type="dxa"/>
+              <w:start w:w="80" w:type="dxa"/>
+              <w:bottom w:w="60" w:type="dxa"/>
+              <w:end w:w="80" w:type="dxa"/>
+            </w:tcMar>
+          </w:tcPr>
+          <w:p>
+            <w:pPr>
+              <w:spacing w:before="0" w:after="20" w:line="240" w:lineRule="auto"/>
+              <w:jc w:val="left"/>
+            </w:pPr>
+            <w:r>
+              <w:rPr>
+                <w:rFonts w:ascii="Noto Sans CJK KR" w:hAnsi="Noto Sans CJK KR"/>
+                <w:b w:val="0"/>
+                <w:color w:val="52667A"/>
+                <w:sz w:val="15"/>
+              </w:rPr>
+              <w:t xml:space="preserve">   3.4 Cache/Runtime Control  ·  p.5</w:t>
+            </w:r>
+          </w:p>
+        </w:tc>
+        <w:tc>
+          <w:tcPr>
+            <w:tcW w:type="dxa" w:w="5386"/>
+            <w:vAlign w:val="top"/>
+            <w:tcMar>
+              <w:top w:w="60" w:type="dxa"/>
+              <w:start w:w="80" w:type="dxa"/>
+              <w:bottom w:w="60" w:type="dxa"/>
+              <w:end w:w="80" w:type="dxa"/>
+            </w:tcMar>
+          </w:tcPr>
+          <w:p>
+            <w:pPr>
+              <w:spacing w:before="0" w:after="20" w:line="240" w:lineRule="auto"/>
+              <w:jc w:val="left"/>
+            </w:pPr>
+            <w:r>
+              <w:rPr>
+                <w:rFonts w:ascii="Noto Sans CJK KR" w:hAnsi="Noto Sans CJK KR"/>
+                <w:b w:val="0"/>
+                <w:color w:val="52667A"/>
+                <w:sz w:val="15"/>
+              </w:rPr>
+              <w:t xml:space="preserve">   7.2 정상화 기준  ·  p.9</w:t>
+            </w:r>
+          </w:p>
+        </w:tc>
+      </w:tr>
+      <w:tr>
+        <w:tc>
+          <w:tcPr>
+            <w:tcW w:type="dxa" w:w="5386"/>
+            <w:vAlign w:val="top"/>
+            <w:tcMar>
+              <w:top w:w="60" w:type="dxa"/>
+              <w:start w:w="80" w:type="dxa"/>
+              <w:bottom w:w="60" w:type="dxa"/>
+              <w:end w:w="80" w:type="dxa"/>
+            </w:tcMar>
+          </w:tcPr>
+          <w:p>
+            <w:pPr>
+              <w:spacing w:before="0" w:after="20" w:line="240" w:lineRule="auto"/>
+              <w:jc w:val="left"/>
+            </w:pPr>
+            <w:r>
+              <w:rPr>
+                <w:rFonts w:ascii="Noto Sans CJK KR" w:hAnsi="Noto Sans CJK KR"/>
+                <w:b/>
+                <w:color w:val="17324D"/>
+                <w:sz w:val="16"/>
+              </w:rPr>
+              <w:t>4. Messaging·Notification·외부 연계 운영  ·  p.5</w:t>
+            </w:r>
+          </w:p>
+        </w:tc>
+        <w:tc>
+          <w:tcPr>
+            <w:tcW w:type="dxa" w:w="5386"/>
+            <w:vAlign w:val="top"/>
+            <w:tcMar>
+              <w:top w:w="60" w:type="dxa"/>
+              <w:start w:w="80" w:type="dxa"/>
+              <w:bottom w:w="60" w:type="dxa"/>
+              <w:end w:w="80" w:type="dxa"/>
+            </w:tcMar>
+          </w:tcPr>
+          <w:p>
+            <w:pPr>
+              <w:spacing w:before="0" w:after="20" w:line="240" w:lineRule="auto"/>
+              <w:jc w:val="left"/>
+            </w:pPr>
+            <w:r>
+              <w:rPr>
+                <w:rFonts w:ascii="Noto Sans CJK KR" w:hAnsi="Noto Sans CJK KR"/>
+                <w:b w:val="0"/>
+                <w:color w:val="52667A"/>
+                <w:sz w:val="15"/>
+              </w:rPr>
+              <w:t xml:space="preserve">   7.3 Escalation 조건  ·  p.9</w:t>
+            </w:r>
+          </w:p>
+        </w:tc>
+      </w:tr>
+      <w:tr>
+        <w:tc>
+          <w:tcPr>
+            <w:tcW w:type="dxa" w:w="5386"/>
+            <w:vAlign w:val="top"/>
+            <w:tcMar>
+              <w:top w:w="60" w:type="dxa"/>
+              <w:start w:w="80" w:type="dxa"/>
+              <w:bottom w:w="60" w:type="dxa"/>
+              <w:end w:w="80" w:type="dxa"/>
+            </w:tcMar>
+          </w:tcPr>
+          <w:p>
+            <w:pPr>
+              <w:spacing w:before="0" w:after="20" w:line="240" w:lineRule="auto"/>
+              <w:jc w:val="left"/>
+            </w:pPr>
+            <w:r>
+              <w:rPr>
+                <w:rFonts w:ascii="Noto Sans CJK KR" w:hAnsi="Noto Sans CJK KR"/>
+                <w:b w:val="0"/>
+                <w:color w:val="52667A"/>
+                <w:sz w:val="15"/>
+              </w:rPr>
+              <w:t xml:space="preserve">   4.1 Messaging/DLQ/Replay  ·  p.5</w:t>
+            </w:r>
+          </w:p>
+        </w:tc>
+        <w:tc>
+          <w:tcPr>
+            <w:tcW w:type="dxa" w:w="5386"/>
+            <w:vAlign w:val="top"/>
+            <w:tcMar>
+              <w:top w:w="60" w:type="dxa"/>
+              <w:start w:w="80" w:type="dxa"/>
+              <w:bottom w:w="60" w:type="dxa"/>
+              <w:end w:w="80" w:type="dxa"/>
+            </w:tcMar>
+          </w:tcPr>
+          <w:p>
+            <w:pPr>
+              <w:spacing w:before="0" w:after="20" w:line="240" w:lineRule="auto"/>
+              <w:jc w:val="left"/>
+            </w:pPr>
+            <w:r>
+              <w:rPr>
+                <w:rFonts w:ascii="Noto Sans CJK KR" w:hAnsi="Noto Sans CJK KR"/>
+                <w:b w:val="0"/>
+                <w:color w:val="52667A"/>
+                <w:sz w:val="15"/>
+              </w:rPr>
+              <w:t xml:space="preserve">   7.4 인계 식별자  ·  p.9</w:t>
+            </w:r>
+          </w:p>
+        </w:tc>
+      </w:tr>
+      <w:tr>
+        <w:tc>
+          <w:tcPr>
+            <w:tcW w:type="dxa" w:w="5386"/>
+            <w:vAlign w:val="top"/>
+            <w:tcMar>
+              <w:top w:w="60" w:type="dxa"/>
+              <w:start w:w="80" w:type="dxa"/>
+              <w:bottom w:w="60" w:type="dxa"/>
+              <w:end w:w="80" w:type="dxa"/>
+            </w:tcMar>
+          </w:tcPr>
+          <w:p>
+            <w:pPr>
+              <w:spacing w:before="0" w:after="20" w:line="240" w:lineRule="auto"/>
+              <w:jc w:val="left"/>
+            </w:pPr>
+            <w:r>
+              <w:rPr>
+                <w:rFonts w:ascii="Noto Sans CJK KR" w:hAnsi="Noto Sans CJK KR"/>
+                <w:b w:val="0"/>
+                <w:color w:val="52667A"/>
+                <w:sz w:val="15"/>
+              </w:rPr>
+              <w:t xml:space="preserve">   4.2 Notification 상태  ·  p.5</w:t>
+            </w:r>
+          </w:p>
+        </w:tc>
+        <w:tc>
+          <w:tcPr>
+            <w:tcW w:type="dxa" w:w="5386"/>
+          </w:tcPr>
+          <w:p/>
+        </w:tc>
+      </w:tr>
+    </w:tbl>
     <w:p>
       <w:pPr>
         <w:pStyle w:val="Heading1"/>
@@ -1229,9 +1257,7 @@
         <w:spacing w:before="0" w:after="160"/>
         <w:rPr/>
       </w:pPr>
-      <w:r>
-        <w:br w:type="page"/>
-      </w:r>
+      <w:r/>
       <w:bookmarkStart w:id="0" w:name="__RefHeading___Toc3942_1069379125"/>
       <w:bookmarkEnd w:id="0"/>
       <w:r>
@@ -1266,44 +1292,6 @@
       </w:pPr>
       <w:r>
         <w:rPr/>
-        <w:drawing>
-          <wp:inline distT="0" distB="0" distL="0" distR="0">
-            <wp:extent cx="5687695" cy="3199765"/>
-            <wp:effectExtent l="0" t="0" r="0" b="0"/>
-            <wp:docPr id="1" name="Picture 1" descr="CPF OPERATIONS_TRACE - 1장 구조와 흐름" title=""/>
-            <wp:cNvGraphicFramePr>
-              <a:graphicFrameLocks xmlns:a="http://schemas.openxmlformats.org/drawingml/2006/main" noChangeAspect="1"/>
-            </wp:cNvGraphicFramePr>
-            <a:graphic xmlns:a="http://schemas.openxmlformats.org/drawingml/2006/main">
-              <a:graphicData uri="http://schemas.openxmlformats.org/drawingml/2006/picture">
-                <pic:pic xmlns:pic="http://schemas.openxmlformats.org/drawingml/2006/picture">
-                  <pic:nvPicPr>
-                    <pic:cNvPr id="1" name="Picture 1" descr="CPF OPERATIONS_TRACE - 1장 구조와 흐름" title=""/>
-                    <pic:cNvPicPr>
-                      <a:picLocks noChangeAspect="1" noChangeArrowheads="1"/>
-                    </pic:cNvPicPr>
-                  </pic:nvPicPr>
-                  <pic:blipFill>
-                    <a:blip r:embed="rId8"/>
-                    <a:stretch>
-                      <a:fillRect/>
-                    </a:stretch>
-                  </pic:blipFill>
-                  <pic:spPr bwMode="auto">
-                    <a:xfrm>
-                      <a:off x="0" y="0"/>
-                      <a:ext cx="5687695" cy="3199765"/>
-                    </a:xfrm>
-                    <a:prstGeom prst="rect">
-                      <a:avLst/>
-                    </a:prstGeom>
-                    <a:noFill/>
-                  </pic:spPr>
-                </pic:pic>
-              </a:graphicData>
-            </a:graphic>
-          </wp:inline>
-        </w:drawing>
       </w:r>
     </w:p>
     <w:p>
@@ -1312,28 +1300,7 @@
         <w:rPr/>
       </w:pPr>
       <w:r>
-        <w:rPr/>
-        <w:t xml:space="preserve">그림 </w:t>
-      </w:r>
-      <w:r>
-        <w:rPr/>
-        <w:t xml:space="preserve">1-1. Operations Trace - </w:t>
-      </w:r>
-      <w:r>
-        <w:rPr/>
-        <w:t xml:space="preserve">이 절의 </w:t>
-      </w:r>
-      <w:r>
-        <w:rPr/>
-        <w:t xml:space="preserve">Owner, </w:t>
-      </w:r>
-      <w:r>
-        <w:rPr/>
-        <w:t>흐름 또는 상태 전이를 한눈에 확인합니다</w:t>
-      </w:r>
-      <w:r>
-        <w:rPr/>
-        <w:t>.</w:t>
+        <w:t>그림 1-1. Operations Trace - transactionId → operationId → instanceId → Log/Trace를 같은 흐름으로 좁혀 갑니다.</w:t>
       </w:r>
     </w:p>
     <w:p>
@@ -12921,10 +12888,49 @@
   <w:p>
     <w:pPr>
       <w:pStyle w:val="Footer"/>
+      <w:tabs>
+        <w:tab w:pos="9354" w:val="right"/>
+      </w:tabs>
       <w:rPr/>
     </w:pPr>
     <w:r>
-      <w:rPr/>
+      <w:rPr>
+        <w:rFonts w:ascii="Noto Sans CJK KR" w:hAnsi="Noto Sans CJK KR"/>
+        <w:color w:val="5F6368"/>
+        <w:sz w:val="16"/>
+      </w:rPr>
+      <w:t>Core Platform Framework</w:t>
+    </w:r>
+    <w:r>
+      <w:tab/>
+    </w:r>
+    <w:r>
+      <w:rPr>
+        <w:rFonts w:ascii="Noto Sans CJK KR" w:hAnsi="Noto Sans CJK KR"/>
+        <w:color w:val="5F6368"/>
+        <w:sz w:val="16"/>
+      </w:rPr>
+      <w:t xml:space="preserve">p. </w:t>
+    </w:r>
+    <w:r>
+      <w:fldChar w:fldCharType="begin"/>
+    </w:r>
+    <w:r>
+      <w:instrText xml:space="preserve"> PAGE </w:instrText>
+    </w:r>
+    <w:r>
+      <w:fldChar w:fldCharType="separate"/>
+    </w:r>
+    <w:r>
+      <w:rPr>
+        <w:rFonts w:ascii="Noto Sans CJK KR" w:hAnsi="Noto Sans CJK KR"/>
+        <w:color w:val="5F6368"/>
+        <w:sz w:val="16"/>
+      </w:rPr>
+      <w:t>1</w:t>
+    </w:r>
+    <w:r>
+      <w:fldChar w:fldCharType="end"/>
     </w:r>
   </w:p>
 </w:ftr>
@@ -12963,46 +12969,48 @@
   <w:p>
     <w:pPr>
       <w:pStyle w:val="Footer"/>
+      <w:tabs>
+        <w:tab w:pos="9354" w:val="right"/>
+      </w:tabs>
       <w:rPr/>
     </w:pPr>
     <w:r>
       <w:rPr>
-        <w:rFonts w:eastAsia="Noto Sans CJK KR"/>
+        <w:rFonts w:ascii="Noto Sans CJK KR" w:hAnsi="Noto Sans CJK KR"/>
         <w:color w:val="5F6368"/>
         <w:sz w:val="16"/>
       </w:rPr>
       <w:t>Core Platform Framework</w:t>
     </w:r>
     <w:r>
-      <w:rPr/>
-      <w:t xml:space="preserve">            </w:t>
+      <w:tab/>
     </w:r>
     <w:r>
       <w:rPr>
-        <w:rFonts w:eastAsia="Noto Sans CJK KR"/>
+        <w:rFonts w:ascii="Noto Sans CJK KR" w:hAnsi="Noto Sans CJK KR"/>
         <w:color w:val="5F6368"/>
         <w:sz w:val="16"/>
       </w:rPr>
       <w:t xml:space="preserve">p. </w:t>
     </w:r>
     <w:r>
-      <w:rPr/>
       <w:fldChar w:fldCharType="begin"/>
     </w:r>
     <w:r>
-      <w:rPr/>
       <w:instrText xml:space="preserve"> PAGE </w:instrText>
     </w:r>
     <w:r>
-      <w:rPr/>
       <w:fldChar w:fldCharType="separate"/>
     </w:r>
     <w:r>
-      <w:rPr/>
-      <w:t>10</w:t>
+      <w:rPr>
+        <w:rFonts w:ascii="Noto Sans CJK KR" w:hAnsi="Noto Sans CJK KR"/>
+        <w:color w:val="5F6368"/>
+        <w:sz w:val="16"/>
+      </w:rPr>
+      <w:t>1</w:t>
     </w:r>
     <w:r>
-      <w:rPr/>
       <w:fldChar w:fldCharType="end"/>
     </w:r>
   </w:p>
@@ -13147,7 +13155,7 @@
         <w:color w:val="5F6368"/>
         <w:sz w:val="16"/>
       </w:rPr>
-      <w:t xml:space="preserve">Harness v1.1.3 / </w:t>
+      <w:t xml:space="preserve">Harness v1.2.5 / </w:t>
     </w:r>
     <w:r>
       <w:rPr>
@@ -13163,7 +13171,7 @@
         <w:color w:val="5F6368"/>
         <w:sz w:val="16"/>
       </w:rPr>
-      <w:t>Rev. 1</w:t>
+      <w:t>Rev. 2</w:t>
     </w:r>
   </w:p>
 </w:hdr>
@@ -13200,7 +13208,7 @@
         <w:color w:val="5F6368"/>
         <w:sz w:val="16"/>
       </w:rPr>
-      <w:t xml:space="preserve">Harness v1.1.3 / </w:t>
+      <w:t xml:space="preserve">Harness v1.2.5 / </w:t>
     </w:r>
     <w:r>
       <w:rPr>

--- a/cpf-docs/guides/04_운영자_매뉴얼.docx
+++ b/cpf-docs/guides/04_운영자_매뉴얼.docx
@@ -2,73 +2,239 @@
 <file path=word/document.xml><?xml version="1.0" encoding="utf-8"?>
 <w:document xmlns:wpc="http://schemas.microsoft.com/office/word/2010/wordprocessingCanvas" xmlns:mo="http://schemas.microsoft.com/office/mac/office/2008/main" xmlns:mc="http://schemas.openxmlformats.org/markup-compatibility/2006" xmlns:mv="urn:schemas-microsoft-com:mac:vml" xmlns:o="urn:schemas-microsoft-com:office:office" xmlns:r="http://schemas.openxmlformats.org/officeDocument/2006/relationships" xmlns:m="http://schemas.openxmlformats.org/officeDocument/2006/math" xmlns:v="urn:schemas-microsoft-com:vml" xmlns:wp14="http://schemas.microsoft.com/office/word/2010/wordprocessingDrawing" xmlns:wp="http://schemas.openxmlformats.org/drawingml/2006/wordprocessingDrawing" xmlns:w10="urn:schemas-microsoft-com:office:word" xmlns:w="http://schemas.openxmlformats.org/wordprocessingml/2006/main" xmlns:w14="http://schemas.microsoft.com/office/word/2010/wordml" xmlns:wpg="http://schemas.microsoft.com/office/word/2010/wordprocessingGroup" xmlns:wpi="http://schemas.microsoft.com/office/word/2010/wordprocessingInk" xmlns:wne="http://schemas.microsoft.com/office/word/2006/wordml" xmlns:wps="http://schemas.microsoft.com/office/word/2010/wordprocessingShape" mc:Ignorable="w14 wp14">
   <w:body>
+    <w:p>
+      <w:pPr>
+        <w:spacing w:before="600"/>
+      </w:pPr>
+      <w:r>
+        <w:rPr>
+          <w:rFonts w:ascii="Noto Sans KR" w:hAnsi="Noto Sans KR"/>
+          <w:b/>
+          <w:color w:val="00B882"/>
+          <w:sz w:val="22"/>
+        </w:rPr>
+        <w:t>CORE PLATFORM FRAMEWORK</w:t>
+      </w:r>
+    </w:p>
+    <w:p>
+      <w:pPr>
+        <w:pStyle w:val="Title"/>
+      </w:pPr>
+      <w:r>
+        <w:t>운영자 매뉴얼</w:t>
+      </w:r>
+    </w:p>
+    <w:p>
+      <w:pPr>
+        <w:pStyle w:val="Subtitle"/>
+      </w:pPr>
+      <w:r>
+        <w:t>장애·배포·DB 변경·복구를 상태별로 판단하는 Runbook</w:t>
+      </w:r>
+    </w:p>
+    <w:p>
+      <w:pPr>
+        <w:spacing w:before="240" w:after="160"/>
+      </w:pPr>
+    </w:p>
     <w:tbl>
       <w:tblPr>
         <w:tblW w:type="auto" w:w="0"/>
         <w:jc w:val="left"/>
+        <w:tblLayout w:type="fixed"/>
         <w:tblLook w:firstColumn="1" w:firstRow="1" w:lastColumn="0" w:lastRow="0" w:noHBand="0" w:noVBand="1" w:val="04A0"/>
       </w:tblPr>
       <w:tblGrid>
-        <w:gridCol w:w="10880"/>
+        <w:gridCol w:w="4933"/>
+        <w:gridCol w:w="4933"/>
       </w:tblGrid>
       <w:tr>
+        <w:trPr>
+          <w:tblHeader w:val="true"/>
+        </w:trPr>
         <w:tc>
           <w:tcPr>
-            <w:tcW w:type="dxa" w:w="10880"/>
-            <w:shd w:fill="0B2137"/>
+            <w:tcW w:type="dxa" w:w="4933"/>
             <w:tcMar>
-              <w:top w:w="220" w:type="dxa"/>
-              <w:start w:w="260" w:type="dxa"/>
-              <w:bottom w:w="220" w:type="dxa"/>
-              <w:end w:w="260" w:type="dxa"/>
+              <w:top w:w="100" w:type="dxa"/>
+              <w:start w:w="150" w:type="dxa"/>
+              <w:bottom w:w="100" w:type="dxa"/>
+              <w:end w:w="150" w:type="dxa"/>
+            </w:tcMar>
+            <w:shd w:fill="17324D"/>
+          </w:tcPr>
+          <w:p>
+            <w:r>
+              <w:rPr>
+                <w:b/>
+                <w:color w:val="FFFFFF"/>
+                <w:sz w:val="18"/>
+              </w:rPr>
+              <w:t>누가 보는가</w:t>
+            </w:r>
+          </w:p>
+        </w:tc>
+        <w:tc>
+          <w:tcPr>
+            <w:tcW w:type="dxa" w:w="4933"/>
+            <w:tcMar>
+              <w:top w:w="100" w:type="dxa"/>
+              <w:start w:w="150" w:type="dxa"/>
+              <w:bottom w:w="100" w:type="dxa"/>
+              <w:end w:w="150" w:type="dxa"/>
             </w:tcMar>
           </w:tcPr>
           <w:p>
             <w:r>
               <w:rPr>
-                <w:rFonts w:ascii="Noto Sans CJK KR" w:hAnsi="Noto Sans CJK KR"/>
-                <w:b/>
-                <w:color w:val="FFFFFF"/>
-                <w:sz w:val="28"/>
+                <w:sz w:val="18"/>
               </w:rPr>
-              <w:t>CPF  |  Core Platform Framework</w:t>
-            </w:r>
-          </w:p>
-          <w:p>
-            <w:pPr>
-              <w:spacing w:before="80" w:after="0"/>
-            </w:pPr>
-            <w:r>
-              <w:rPr>
-                <w:rFonts w:ascii="Noto Sans CJK KR" w:hAnsi="Noto Sans CJK KR"/>
-                <w:color w:val="CFE2F5"/>
-                <w:sz w:val="19"/>
-              </w:rPr>
-              <w:t>Business Platform Documentation</w:t>
+              <w:t>플랫폼 운영자·SRE·당직자</w:t>
             </w:r>
           </w:p>
         </w:tc>
-        <w:trPr>
-          <w:tblHeader/>
-        </w:trPr>
+      </w:tr>
+      <w:tr>
+        <w:tc>
+          <w:tcPr>
+            <w:tcW w:type="dxa" w:w="4933"/>
+            <w:tcMar>
+              <w:top w:w="100" w:type="dxa"/>
+              <w:start w:w="150" w:type="dxa"/>
+              <w:bottom w:w="100" w:type="dxa"/>
+              <w:end w:w="150" w:type="dxa"/>
+            </w:tcMar>
+            <w:shd w:fill="17324D"/>
+          </w:tcPr>
+          <w:p>
+            <w:r>
+              <w:rPr>
+                <w:b/>
+                <w:color w:val="FFFFFF"/>
+                <w:sz w:val="18"/>
+              </w:rPr>
+              <w:t>이 문서로 끝낼 일</w:t>
+            </w:r>
+          </w:p>
+        </w:tc>
+        <w:tc>
+          <w:tcPr>
+            <w:tcW w:type="dxa" w:w="4933"/>
+            <w:tcMar>
+              <w:top w:w="100" w:type="dxa"/>
+              <w:start w:w="150" w:type="dxa"/>
+              <w:bottom w:w="100" w:type="dxa"/>
+              <w:end w:w="150" w:type="dxa"/>
+            </w:tcMar>
+          </w:tcPr>
+          <w:p>
+            <w:r>
+              <w:rPr>
+                <w:sz w:val="18"/>
+              </w:rPr>
+              <w:t>알람을 받고 식별→판단→안전 조치→Evidence까지 끝낸다</w:t>
+            </w:r>
+          </w:p>
+        </w:tc>
+      </w:tr>
+      <w:tr>
+        <w:tc>
+          <w:tcPr>
+            <w:tcW w:type="dxa" w:w="4933"/>
+            <w:tcMar>
+              <w:top w:w="100" w:type="dxa"/>
+              <w:start w:w="150" w:type="dxa"/>
+              <w:bottom w:w="100" w:type="dxa"/>
+              <w:end w:w="150" w:type="dxa"/>
+            </w:tcMar>
+            <w:shd w:fill="17324D"/>
+          </w:tcPr>
+          <w:p>
+            <w:r>
+              <w:rPr>
+                <w:b/>
+                <w:color w:val="FFFFFF"/>
+                <w:sz w:val="18"/>
+              </w:rPr>
+              <w:t>기준</w:t>
+            </w:r>
+          </w:p>
+        </w:tc>
+        <w:tc>
+          <w:tcPr>
+            <w:tcW w:type="dxa" w:w="4933"/>
+            <w:tcMar>
+              <w:top w:w="100" w:type="dxa"/>
+              <w:start w:w="150" w:type="dxa"/>
+              <w:bottom w:w="100" w:type="dxa"/>
+              <w:end w:w="150" w:type="dxa"/>
+            </w:tcMar>
+          </w:tcPr>
+          <w:p>
+            <w:r>
+              <w:rPr>
+                <w:sz w:val="18"/>
+              </w:rPr>
+              <w:t>Harness 2.2.0 · Source 054d894b47f4 · Oracle/PostgreSQL/MariaDB</w:t>
+            </w:r>
+          </w:p>
+        </w:tc>
       </w:tr>
     </w:tbl>
     <w:p>
       <w:pPr>
-        <w:pStyle w:val="Title"/>
-        <w:spacing w:before="680"/>
+        <w:spacing w:before="200"/>
+      </w:pPr>
+    </w:p>
+    <w:p>
+      <w:pPr>
+        <w:pStyle w:val="ListBullet"/>
+        <w:spacing w:after="60"/>
+        <w:ind w:left="283"/>
       </w:pPr>
       <w:r>
-        <w:t>CPF 운영자 매뉴얼</w:t>
+        <w:t>transactionId/operationId/instanceId로 사건을 좁힙니다.</w:t>
       </w:r>
     </w:p>
     <w:p>
       <w:pPr>
-        <w:pStyle w:val="Subtitle"/>
-        <w:spacing w:after="440"/>
+        <w:pStyle w:val="ListBullet"/>
+        <w:spacing w:after="60"/>
+        <w:ind w:left="283"/>
       </w:pPr>
       <w:r>
-        <w:t>거래·Runtime·외부 연계 장애를 식별하고 안전한 조치와 감사까지 연결합니다.</w:t>
+        <w:t>HTTP/업무 상태에 맞는 조치를 선택합니다.</w:t>
+      </w:r>
+    </w:p>
+    <w:p>
+      <w:pPr>
+        <w:pStyle w:val="ListBullet"/>
+        <w:spacing w:after="60"/>
+        <w:ind w:left="283"/>
+      </w:pPr>
+      <w:r>
+        <w:t>위험 조치는 Permission·Reason·Approval·Audit로 남깁니다.</w:t>
+      </w:r>
+    </w:p>
+    <w:p>
+      <w:r>
+        <w:br w:type="page"/>
+      </w:r>
+    </w:p>
+    <w:p>
+      <w:pPr>
+        <w:pStyle w:val="Heading1"/>
+      </w:pPr>
+      <w:r>
+        <w:t>찾아보기</w:t>
+      </w:r>
+    </w:p>
+    <w:p>
+      <w:pPr>
+        <w:spacing w:after="100"/>
+      </w:pPr>
+      <w:r>
+        <w:t>필요한 작업을 먼저 찾고 해당 장으로 이동합니다. 페이지 번호는 최종 PDF 기준입니다.</w:t>
       </w:r>
     </w:p>
     <w:tbl>
@@ -79,153 +245,406 @@
         <w:tblLook w:firstColumn="1" w:firstRow="1" w:lastColumn="0" w:lastRow="0" w:noHBand="0" w:noVBand="1" w:val="04A0"/>
       </w:tblPr>
       <w:tblGrid>
-        <w:gridCol w:w="5440"/>
-        <w:gridCol w:w="5440"/>
+        <w:gridCol w:w="3289"/>
+        <w:gridCol w:w="3289"/>
+        <w:gridCol w:w="3289"/>
       </w:tblGrid>
       <w:tr>
+        <w:trPr>
+          <w:tblHeader w:val="true"/>
+        </w:trPr>
         <w:tc>
           <w:tcPr>
-            <w:tcW w:type="dxa" w:w="2154"/>
-            <w:shd w:fill="F4F7FA"/>
+            <w:tcW w:type="dxa" w:w="1247"/>
+            <w:shd w:fill="17324D"/>
+          </w:tcPr>
+          <w:p>
+            <w:r>
+              <w:rPr>
+                <w:b/>
+                <w:color w:val="FFFFFF"/>
+                <w:sz w:val="17"/>
+              </w:rPr>
+              <w:t>구분</w:t>
+            </w:r>
+          </w:p>
+        </w:tc>
+        <w:tc>
+          <w:tcPr>
+            <w:tcW w:type="dxa" w:w="7087"/>
+            <w:shd w:fill="17324D"/>
+          </w:tcPr>
+          <w:p>
+            <w:r>
+              <w:rPr>
+                <w:b/>
+                <w:color w:val="FFFFFF"/>
+                <w:sz w:val="17"/>
+              </w:rPr>
+              <w:t>내용</w:t>
+            </w:r>
+          </w:p>
+        </w:tc>
+        <w:tc>
+          <w:tcPr>
+            <w:tcW w:type="dxa" w:w="1020"/>
+            <w:shd w:fill="17324D"/>
+          </w:tcPr>
+          <w:p>
+            <w:r>
+              <w:rPr>
+                <w:b/>
+                <w:color w:val="FFFFFF"/>
+                <w:sz w:val="17"/>
+              </w:rPr>
+              <w:t>쪽</w:t>
+            </w:r>
+          </w:p>
+        </w:tc>
+      </w:tr>
+      <w:tr>
+        <w:trPr>
+          <w:cantSplit/>
+        </w:trPr>
+        <w:tc>
+          <w:tcPr>
+            <w:tcW w:type="dxa" w:w="1247"/>
+            <w:shd w:fill="E9F6F2"/>
             <w:tcMar>
-              <w:top w:w="80" w:type="dxa"/>
-              <w:start w:w="90" w:type="dxa"/>
-              <w:bottom w:w="80" w:type="dxa"/>
-              <w:end w:w="90" w:type="dxa"/>
+              <w:top w:w="70" w:type="dxa"/>
+              <w:start w:w="100" w:type="dxa"/>
+              <w:bottom w:w="70" w:type="dxa"/>
+              <w:end w:w="100" w:type="dxa"/>
+            </w:tcMar>
+          </w:tcPr>
+          <w:p>
+            <w:r>
+              <w:t>대메뉴</w:t>
+            </w:r>
+          </w:p>
+        </w:tc>
+        <w:tc>
+          <w:tcPr>
+            <w:tcW w:type="dxa" w:w="7087"/>
+            <w:tcMar>
+              <w:top w:w="70" w:type="dxa"/>
+              <w:start w:w="100" w:type="dxa"/>
+              <w:bottom w:w="70" w:type="dxa"/>
+              <w:end w:w="100" w:type="dxa"/>
             </w:tcMar>
           </w:tcPr>
           <w:p>
             <w:r>
               <w:rPr>
-                <w:rFonts w:ascii="Noto Sans CJK KR" w:hAnsi="Noto Sans CJK KR"/>
                 <w:b/>
-                <w:sz w:val="18"/>
               </w:rPr>
-              <w:t>문서 기준</w:t>
+              <w:t>1 장애를 처음 봤을 때</w:t>
             </w:r>
           </w:p>
         </w:tc>
         <w:tc>
           <w:tcPr>
-            <w:tcW w:type="dxa" w:w="7370"/>
+            <w:tcW w:type="dxa" w:w="1020"/>
             <w:tcMar>
-              <w:top w:w="80" w:type="dxa"/>
-              <w:start w:w="90" w:type="dxa"/>
-              <w:bottom w:w="80" w:type="dxa"/>
-              <w:end w:w="90" w:type="dxa"/>
+              <w:top w:w="70" w:type="dxa"/>
+              <w:start w:w="100" w:type="dxa"/>
+              <w:bottom w:w="70" w:type="dxa"/>
+              <w:end w:w="100" w:type="dxa"/>
+            </w:tcMar>
+          </w:tcPr>
+          <w:p>
+            <w:r>
+              <w:t>3</w:t>
+            </w:r>
+          </w:p>
+        </w:tc>
+      </w:tr>
+      <w:tr>
+        <w:trPr>
+          <w:cantSplit/>
+        </w:trPr>
+        <w:tc>
+          <w:tcPr>
+            <w:tcW w:type="dxa" w:w="1247"/>
+            <w:shd w:fill="E9F6F2"/>
+            <w:tcMar>
+              <w:top w:w="70" w:type="dxa"/>
+              <w:start w:w="100" w:type="dxa"/>
+              <w:bottom w:w="70" w:type="dxa"/>
+              <w:end w:w="100" w:type="dxa"/>
+            </w:tcMar>
+          </w:tcPr>
+          <w:p>
+            <w:r>
+              <w:t>대메뉴</w:t>
+            </w:r>
+          </w:p>
+        </w:tc>
+        <w:tc>
+          <w:tcPr>
+            <w:tcW w:type="dxa" w:w="7087"/>
+            <w:tcMar>
+              <w:top w:w="70" w:type="dxa"/>
+              <w:start w:w="100" w:type="dxa"/>
+              <w:bottom w:w="70" w:type="dxa"/>
+              <w:end w:w="100" w:type="dxa"/>
             </w:tcMar>
           </w:tcPr>
           <w:p>
             <w:r>
               <w:rPr>
-                <w:rFonts w:ascii="Noto Sans CJK KR" w:hAnsi="Noto Sans CJK KR"/>
-                <w:sz w:val="18"/>
+                <w:b/>
               </w:rPr>
-              <w:t>Documentation Harness v2.1.0</w:t>
+              <w:t>2 HTTP/업무 상태별 조치</w:t>
             </w:r>
           </w:p>
         </w:tc>
-        <w:trPr>
-          <w:tblHeader/>
-        </w:trPr>
+        <w:tc>
+          <w:tcPr>
+            <w:tcW w:type="dxa" w:w="1020"/>
+            <w:tcMar>
+              <w:top w:w="70" w:type="dxa"/>
+              <w:start w:w="100" w:type="dxa"/>
+              <w:bottom w:w="70" w:type="dxa"/>
+              <w:end w:w="100" w:type="dxa"/>
+            </w:tcMar>
+          </w:tcPr>
+          <w:p>
+            <w:r>
+              <w:t>3</w:t>
+            </w:r>
+          </w:p>
+        </w:tc>
       </w:tr>
       <w:tr>
+        <w:trPr>
+          <w:cantSplit/>
+        </w:trPr>
         <w:tc>
           <w:tcPr>
-            <w:tcW w:type="dxa" w:w="2154"/>
-            <w:shd w:fill="F4F7FA"/>
+            <w:tcW w:type="dxa" w:w="1247"/>
+            <w:shd w:fill="E9F6F2"/>
             <w:tcMar>
-              <w:top w:w="80" w:type="dxa"/>
-              <w:start w:w="90" w:type="dxa"/>
-              <w:bottom w:w="80" w:type="dxa"/>
-              <w:end w:w="90" w:type="dxa"/>
+              <w:top w:w="70" w:type="dxa"/>
+              <w:start w:w="100" w:type="dxa"/>
+              <w:bottom w:w="70" w:type="dxa"/>
+              <w:end w:w="100" w:type="dxa"/>
+            </w:tcMar>
+          </w:tcPr>
+          <w:p>
+            <w:r>
+              <w:t>대메뉴</w:t>
+            </w:r>
+          </w:p>
+        </w:tc>
+        <w:tc>
+          <w:tcPr>
+            <w:tcW w:type="dxa" w:w="7087"/>
+            <w:tcMar>
+              <w:top w:w="70" w:type="dxa"/>
+              <w:start w:w="100" w:type="dxa"/>
+              <w:bottom w:w="70" w:type="dxa"/>
+              <w:end w:w="100" w:type="dxa"/>
             </w:tcMar>
           </w:tcPr>
           <w:p>
             <w:r>
               <w:rPr>
-                <w:rFonts w:ascii="Noto Sans CJK KR" w:hAnsi="Noto Sans CJK KR"/>
                 <w:b/>
-                <w:sz w:val="18"/>
               </w:rPr>
-              <w:t>기준 Source</w:t>
+              <w:t>3 위험 운영 조치</w:t>
             </w:r>
           </w:p>
         </w:tc>
         <w:tc>
           <w:tcPr>
-            <w:tcW w:type="dxa" w:w="7370"/>
+            <w:tcW w:type="dxa" w:w="1020"/>
             <w:tcMar>
-              <w:top w:w="80" w:type="dxa"/>
-              <w:start w:w="90" w:type="dxa"/>
-              <w:bottom w:w="80" w:type="dxa"/>
-              <w:end w:w="90" w:type="dxa"/>
+              <w:top w:w="70" w:type="dxa"/>
+              <w:start w:w="100" w:type="dxa"/>
+              <w:bottom w:w="70" w:type="dxa"/>
+              <w:end w:w="100" w:type="dxa"/>
+            </w:tcMar>
+          </w:tcPr>
+          <w:p>
+            <w:r>
+              <w:t>4</w:t>
+            </w:r>
+          </w:p>
+        </w:tc>
+      </w:tr>
+      <w:tr>
+        <w:trPr>
+          <w:cantSplit/>
+        </w:trPr>
+        <w:tc>
+          <w:tcPr>
+            <w:tcW w:type="dxa" w:w="1247"/>
+            <w:shd w:fill="E9F6F2"/>
+            <w:tcMar>
+              <w:top w:w="70" w:type="dxa"/>
+              <w:start w:w="100" w:type="dxa"/>
+              <w:bottom w:w="70" w:type="dxa"/>
+              <w:end w:w="100" w:type="dxa"/>
+            </w:tcMar>
+          </w:tcPr>
+          <w:p>
+            <w:r>
+              <w:t>대메뉴</w:t>
+            </w:r>
+          </w:p>
+        </w:tc>
+        <w:tc>
+          <w:tcPr>
+            <w:tcW w:type="dxa" w:w="7087"/>
+            <w:tcMar>
+              <w:top w:w="70" w:type="dxa"/>
+              <w:start w:w="100" w:type="dxa"/>
+              <w:bottom w:w="70" w:type="dxa"/>
+              <w:end w:w="100" w:type="dxa"/>
             </w:tcMar>
           </w:tcPr>
           <w:p>
             <w:r>
               <w:rPr>
-                <w:rFonts w:ascii="Noto Sans CJK KR" w:hAnsi="Noto Sans CJK KR"/>
-                <w:sz w:val="18"/>
+                <w:b/>
               </w:rPr>
-              <w:t>master 054d894b47f4be8323439dc6f9e58b7d8b60fe54</w:t>
+              <w:t>4 DB Migration 운영</w:t>
+            </w:r>
+          </w:p>
+        </w:tc>
+        <w:tc>
+          <w:tcPr>
+            <w:tcW w:type="dxa" w:w="1020"/>
+            <w:tcMar>
+              <w:top w:w="70" w:type="dxa"/>
+              <w:start w:w="100" w:type="dxa"/>
+              <w:bottom w:w="70" w:type="dxa"/>
+              <w:end w:w="100" w:type="dxa"/>
+            </w:tcMar>
+          </w:tcPr>
+          <w:p>
+            <w:r>
+              <w:t>4</w:t>
             </w:r>
           </w:p>
         </w:tc>
       </w:tr>
       <w:tr>
+        <w:trPr>
+          <w:cantSplit/>
+        </w:trPr>
         <w:tc>
           <w:tcPr>
-            <w:tcW w:type="dxa" w:w="2154"/>
-            <w:shd w:fill="F4F7FA"/>
+            <w:tcW w:type="dxa" w:w="1247"/>
+            <w:shd w:fill="E9F6F2"/>
             <w:tcMar>
-              <w:top w:w="80" w:type="dxa"/>
-              <w:start w:w="90" w:type="dxa"/>
-              <w:bottom w:w="80" w:type="dxa"/>
-              <w:end w:w="90" w:type="dxa"/>
+              <w:top w:w="70" w:type="dxa"/>
+              <w:start w:w="100" w:type="dxa"/>
+              <w:bottom w:w="70" w:type="dxa"/>
+              <w:end w:w="100" w:type="dxa"/>
+            </w:tcMar>
+          </w:tcPr>
+          <w:p>
+            <w:r>
+              <w:t>대메뉴</w:t>
+            </w:r>
+          </w:p>
+        </w:tc>
+        <w:tc>
+          <w:tcPr>
+            <w:tcW w:type="dxa" w:w="7087"/>
+            <w:tcMar>
+              <w:top w:w="70" w:type="dxa"/>
+              <w:start w:w="100" w:type="dxa"/>
+              <w:bottom w:w="70" w:type="dxa"/>
+              <w:end w:w="100" w:type="dxa"/>
             </w:tcMar>
           </w:tcPr>
           <w:p>
             <w:r>
               <w:rPr>
-                <w:rFonts w:ascii="Noto Sans CJK KR" w:hAnsi="Noto Sans CJK KR"/>
                 <w:b/>
-                <w:sz w:val="18"/>
               </w:rPr>
-              <w:t>기준일</w:t>
+              <w:t>5 배포와 Rollback</w:t>
             </w:r>
           </w:p>
         </w:tc>
         <w:tc>
           <w:tcPr>
-            <w:tcW w:type="dxa" w:w="7370"/>
+            <w:tcW w:type="dxa" w:w="1020"/>
             <w:tcMar>
-              <w:top w:w="80" w:type="dxa"/>
-              <w:start w:w="90" w:type="dxa"/>
-              <w:bottom w:w="80" w:type="dxa"/>
-              <w:end w:w="90" w:type="dxa"/>
+              <w:top w:w="70" w:type="dxa"/>
+              <w:start w:w="100" w:type="dxa"/>
+              <w:bottom w:w="70" w:type="dxa"/>
+              <w:end w:w="100" w:type="dxa"/>
+            </w:tcMar>
+          </w:tcPr>
+          <w:p>
+            <w:r>
+              <w:t>4</w:t>
+            </w:r>
+          </w:p>
+        </w:tc>
+      </w:tr>
+      <w:tr>
+        <w:trPr>
+          <w:cantSplit/>
+        </w:trPr>
+        <w:tc>
+          <w:tcPr>
+            <w:tcW w:type="dxa" w:w="1247"/>
+            <w:shd w:fill="E9F6F2"/>
+            <w:tcMar>
+              <w:top w:w="70" w:type="dxa"/>
+              <w:start w:w="100" w:type="dxa"/>
+              <w:bottom w:w="70" w:type="dxa"/>
+              <w:end w:w="100" w:type="dxa"/>
+            </w:tcMar>
+          </w:tcPr>
+          <w:p>
+            <w:r>
+              <w:t>대메뉴</w:t>
+            </w:r>
+          </w:p>
+        </w:tc>
+        <w:tc>
+          <w:tcPr>
+            <w:tcW w:type="dxa" w:w="7087"/>
+            <w:tcMar>
+              <w:top w:w="70" w:type="dxa"/>
+              <w:start w:w="100" w:type="dxa"/>
+              <w:bottom w:w="70" w:type="dxa"/>
+              <w:end w:w="100" w:type="dxa"/>
             </w:tcMar>
           </w:tcPr>
           <w:p>
             <w:r>
               <w:rPr>
-                <w:rFonts w:ascii="Noto Sans CJK KR" w:hAnsi="Noto Sans CJK KR"/>
-                <w:sz w:val="18"/>
+                <w:b/>
               </w:rPr>
-              <w:t>2026-08-26</w:t>
+              <w:t>6 사건 종료와 Evidence</w:t>
+            </w:r>
+          </w:p>
+        </w:tc>
+        <w:tc>
+          <w:tcPr>
+            <w:tcW w:type="dxa" w:w="1020"/>
+            <w:tcMar>
+              <w:top w:w="70" w:type="dxa"/>
+              <w:start w:w="100" w:type="dxa"/>
+              <w:bottom w:w="70" w:type="dxa"/>
+              <w:end w:w="100" w:type="dxa"/>
+            </w:tcMar>
+          </w:tcPr>
+          <w:p>
+            <w:r>
+              <w:t>5</w:t>
             </w:r>
           </w:p>
         </w:tc>
       </w:tr>
     </w:tbl>
-    <w:p>
-      <w:pPr>
-        <w:pStyle w:val="Subtitle"/>
-      </w:pPr>
-      <w:r>
-        <w:t>이 문서는 최신 Source의 공개 계약과 운영 경계를 기준으로 작성하며, 실행하지 않은 검증을 성공으로 기록하지 않습니다.</w:t>
-      </w:r>
-    </w:p>
     <w:p>
       <w:r>
         <w:br w:type="page"/>
@@ -233,18 +652,10 @@
     </w:p>
     <w:p>
       <w:pPr>
-        <w:pStyle w:val="Title"/>
+        <w:pStyle w:val="Heading1"/>
       </w:pPr>
       <w:r>
-        <w:t>목차</w:t>
-      </w:r>
-    </w:p>
-    <w:p>
-      <w:pPr>
-        <w:pStyle w:val="Subtitle"/>
-      </w:pPr>
-      <w:r>
-        <w:t>역할과 질문을 기준으로 필요한 절을 빠르게 찾습니다.</w:t>
+        <w:t>1 장애를 처음 봤을 때</w:t>
       </w:r>
     </w:p>
     <w:tbl>
@@ -255,411 +666,545 @@
         <w:tblLook w:firstColumn="1" w:firstRow="1" w:lastColumn="0" w:lastRow="0" w:noHBand="0" w:noVBand="1" w:val="04A0"/>
       </w:tblPr>
       <w:tblGrid>
-        <w:gridCol w:w="5440"/>
-        <w:gridCol w:w="5440"/>
+        <w:gridCol w:w="4933"/>
+        <w:gridCol w:w="4933"/>
       </w:tblGrid>
       <w:tr>
+        <w:trPr>
+          <w:tblHeader w:val="true"/>
+        </w:trPr>
         <w:tc>
           <w:tcPr>
-            <w:tcW w:type="dxa" w:w="5440"/>
+            <w:tcW w:type="dxa" w:w="1927"/>
+            <w:shd w:fill="17324D"/>
             <w:tcMar>
-              <w:top w:w="0" w:type="dxa"/>
-              <w:start w:w="0" w:type="dxa"/>
-              <w:bottom w:w="0" w:type="dxa"/>
-              <w:end w:w="130" w:type="dxa"/>
+              <w:top w:w="110" w:type="dxa"/>
+              <w:start w:w="140" w:type="dxa"/>
+              <w:bottom w:w="110" w:type="dxa"/>
+              <w:end w:w="140" w:type="dxa"/>
             </w:tcMar>
-            <w:tcBorders>
-              <w:top w:val="nil"/>
-              <w:left w:val="nil"/>
-              <w:bottom w:val="nil"/>
-              <w:right w:val="nil"/>
-              <w:insideH w:val="nil"/>
-              <w:insideV w:val="nil"/>
-            </w:tcBorders>
           </w:tcPr>
           <w:p>
-            <w:pPr>
-              <w:pStyle w:val="TOC1"/>
-              <w:spacing w:after="28"/>
-            </w:pPr>
-            <w:r/>
             <w:r>
-              <w:t>1. 거래를 찾고 현재 상태를 확인</w:t>
-            </w:r>
-          </w:p>
-          <w:p>
-            <w:pPr>
-              <w:pStyle w:val="TOC2"/>
-              <w:spacing w:after="12"/>
-            </w:pPr>
-            <w:r>
-              <w:t>1.1 transactionId·operationId·instanceId</w:t>
-            </w:r>
-          </w:p>
-          <w:p>
-            <w:pPr>
-              <w:pStyle w:val="TOC2"/>
-              <w:spacing w:after="12"/>
-            </w:pPr>
-            <w:r>
-              <w:t>1.2 Log·Trace·Timeline</w:t>
-            </w:r>
-          </w:p>
-          <w:p>
-            <w:pPr>
-              <w:pStyle w:val="TOC2"/>
-              <w:spacing w:after="12"/>
-            </w:pPr>
-            <w:r>
-              <w:t>1.3 Health·Service Registry</w:t>
-            </w:r>
-          </w:p>
-          <w:p>
-            <w:pPr>
-              <w:pStyle w:val="TOC2"/>
-              <w:spacing w:after="12"/>
-            </w:pPr>
-            <w:r>
-              <w:t>1.4 정상/비정상 1차 판단</w:t>
-            </w:r>
-          </w:p>
-          <w:p>
-            <w:pPr>
-              <w:pStyle w:val="TOC1"/>
-              <w:spacing w:after="28"/>
-            </w:pPr>
-            <w:r>
-              <w:t>2. Business·Technical·UNKNOWN 판단</w:t>
-            </w:r>
-          </w:p>
-          <w:p>
-            <w:pPr>
-              <w:pStyle w:val="TOC2"/>
-              <w:spacing w:after="12"/>
-            </w:pPr>
-            <w:r>
-              <w:t>2.1 Business Failure</w:t>
-            </w:r>
-          </w:p>
-          <w:p>
-            <w:pPr>
-              <w:pStyle w:val="TOC2"/>
-              <w:spacing w:after="12"/>
-            </w:pPr>
-            <w:r>
-              <w:t>2.2 Technical Failure</w:t>
-            </w:r>
-          </w:p>
-          <w:p>
-            <w:pPr>
-              <w:pStyle w:val="TOC2"/>
-              <w:spacing w:after="12"/>
-            </w:pPr>
-            <w:r>
-              <w:t>2.3 UNKNOWN</w:t>
-            </w:r>
-          </w:p>
-          <w:p>
-            <w:pPr>
-              <w:pStyle w:val="TOC2"/>
-              <w:spacing w:after="12"/>
-            </w:pPr>
-            <w:r>
-              <w:t>2.4 Retry와 Reconcile 선택</w:t>
-            </w:r>
-          </w:p>
-          <w:p>
-            <w:pPr>
-              <w:pStyle w:val="TOC1"/>
-              <w:spacing w:after="28"/>
-            </w:pPr>
-            <w:r>
-              <w:t>3. Config·Feature·Runtime 운영</w:t>
-            </w:r>
-          </w:p>
-          <w:p>
-            <w:pPr>
-              <w:pStyle w:val="TOC2"/>
-              <w:spacing w:after="12"/>
-            </w:pPr>
-            <w:r>
-              <w:t>3.1 Config/Policy</w:t>
-            </w:r>
-          </w:p>
-          <w:p>
-            <w:pPr>
-              <w:pStyle w:val="TOC2"/>
-              <w:spacing w:after="12"/>
-            </w:pPr>
-            <w:r>
-              <w:t>3.2 Feature Flag</w:t>
-            </w:r>
-          </w:p>
-          <w:p>
-            <w:pPr>
-              <w:pStyle w:val="TOC2"/>
-              <w:spacing w:after="12"/>
-            </w:pPr>
-            <w:r>
-              <w:t>3.3 Dynamic Log Level</w:t>
-            </w:r>
-          </w:p>
-          <w:p>
-            <w:pPr>
-              <w:pStyle w:val="TOC2"/>
-              <w:spacing w:after="12"/>
-            </w:pPr>
-            <w:r>
-              <w:t>3.4 Cache/Runtime Control</w:t>
-            </w:r>
-          </w:p>
-          <w:p>
-            <w:pPr>
-              <w:pStyle w:val="TOC1"/>
-              <w:spacing w:after="28"/>
-            </w:pPr>
-            <w:r>
-              <w:t>4. Messaging·Notification·외부 연계 운영</w:t>
-            </w:r>
-          </w:p>
-          <w:p>
-            <w:pPr>
-              <w:pStyle w:val="TOC2"/>
-              <w:spacing w:after="12"/>
-            </w:pPr>
-            <w:r>
-              <w:t>4.1 Messaging/DLQ/Replay</w:t>
-            </w:r>
-          </w:p>
-          <w:p>
-            <w:pPr>
-              <w:pStyle w:val="TOC2"/>
-              <w:spacing w:after="12"/>
-            </w:pPr>
-            <w:r>
-              <w:t>4.2 Notification 상태</w:t>
+              <w:rPr>
+                <w:b/>
+                <w:color w:val="FFFFFF"/>
+              </w:rPr>
+              <w:t>이 장을 보는 이유</w:t>
             </w:r>
           </w:p>
         </w:tc>
         <w:tc>
           <w:tcPr>
-            <w:tcW w:type="dxa" w:w="5440"/>
+            <w:tcW w:type="dxa" w:w="7371"/>
             <w:tcMar>
-              <w:top w:w="0" w:type="dxa"/>
-              <w:start w:w="0" w:type="dxa"/>
-              <w:bottom w:w="0" w:type="dxa"/>
-              <w:end w:w="130" w:type="dxa"/>
+              <w:top w:w="110" w:type="dxa"/>
+              <w:start w:w="140" w:type="dxa"/>
+              <w:bottom w:w="110" w:type="dxa"/>
+              <w:end w:w="140" w:type="dxa"/>
             </w:tcMar>
-            <w:tcBorders>
-              <w:top w:val="nil"/>
-              <w:left w:val="nil"/>
-              <w:bottom w:val="nil"/>
-              <w:right w:val="nil"/>
-              <w:insideH w:val="nil"/>
-              <w:insideV w:val="nil"/>
-            </w:tcBorders>
+          </w:tcPr>
+          <w:p>
+            <w:r>
+              <w:t>알람이나 사용자 신고를 받으면 원인을 추측하기 전에 거래·인스턴스·Operation을 식별합니다.</w:t>
+            </w:r>
+          </w:p>
+        </w:tc>
+      </w:tr>
+    </w:tbl>
+    <w:p>
+      <w:pPr>
+        <w:pStyle w:val="CPFLabel"/>
+      </w:pPr>
+      <w:r>
+        <w:t>첫 5분 확인</w:t>
+      </w:r>
+    </w:p>
+    <w:tbl>
+      <w:tblPr>
+        <w:tblW w:type="auto" w:w="0"/>
+        <w:jc w:val="left"/>
+        <w:tblLayout w:type="fixed"/>
+        <w:tblLook w:firstColumn="1" w:firstRow="1" w:lastColumn="0" w:lastRow="0" w:noHBand="0" w:noVBand="1" w:val="04A0"/>
+      </w:tblPr>
+      <w:tblGrid>
+        <w:gridCol w:w="3289"/>
+        <w:gridCol w:w="3289"/>
+        <w:gridCol w:w="3289"/>
+      </w:tblGrid>
+      <w:tr>
+        <w:trPr>
+          <w:tblHeader w:val="true"/>
+        </w:trPr>
+        <w:tc>
+          <w:tcPr>
+            <w:tcW w:type="dxa" w:w="1663"/>
+            <w:shd w:fill="17324D"/>
+            <w:tcMar>
+              <w:top w:w="90" w:type="dxa"/>
+              <w:start w:w="110" w:type="dxa"/>
+              <w:bottom w:w="90" w:type="dxa"/>
+              <w:end w:w="110" w:type="dxa"/>
+            </w:tcMar>
+          </w:tcPr>
+          <w:p>
+            <w:r>
+              <w:rPr>
+                <w:b/>
+                <w:color w:val="FFFFFF"/>
+                <w:sz w:val="16"/>
+              </w:rPr>
+              <w:t>확인</w:t>
+            </w:r>
+          </w:p>
+        </w:tc>
+        <w:tc>
+          <w:tcPr>
+            <w:tcW w:type="dxa" w:w="3628"/>
+            <w:shd w:fill="17324D"/>
+            <w:tcMar>
+              <w:top w:w="90" w:type="dxa"/>
+              <w:start w:w="110" w:type="dxa"/>
+              <w:bottom w:w="90" w:type="dxa"/>
+              <w:end w:w="110" w:type="dxa"/>
+            </w:tcMar>
+          </w:tcPr>
+          <w:p>
+            <w:r>
+              <w:rPr>
+                <w:b/>
+                <w:color w:val="FFFFFF"/>
+                <w:sz w:val="16"/>
+              </w:rPr>
+              <w:t>찾을 값</w:t>
+            </w:r>
+          </w:p>
+        </w:tc>
+        <w:tc>
+          <w:tcPr>
+            <w:tcW w:type="dxa" w:w="4233"/>
+            <w:shd w:fill="17324D"/>
+            <w:tcMar>
+              <w:top w:w="90" w:type="dxa"/>
+              <w:start w:w="110" w:type="dxa"/>
+              <w:bottom w:w="90" w:type="dxa"/>
+              <w:end w:w="110" w:type="dxa"/>
+            </w:tcMar>
+          </w:tcPr>
+          <w:p>
+            <w:r>
+              <w:rPr>
+                <w:b/>
+                <w:color w:val="FFFFFF"/>
+                <w:sz w:val="16"/>
+              </w:rPr>
+              <w:t>판단</w:t>
+            </w:r>
+          </w:p>
+        </w:tc>
+      </w:tr>
+      <w:tr>
+        <w:trPr>
+          <w:cantSplit/>
+        </w:trPr>
+        <w:tc>
+          <w:tcPr>
+            <w:tcW w:type="dxa" w:w="1663"/>
+            <w:tcMar>
+              <w:top w:w="80" w:type="dxa"/>
+              <w:start w:w="100" w:type="dxa"/>
+              <w:bottom w:w="80" w:type="dxa"/>
+              <w:end w:w="100" w:type="dxa"/>
+            </w:tcMar>
+            <w:vAlign w:val="center"/>
           </w:tcPr>
           <w:p>
             <w:pPr>
-              <w:pStyle w:val="TOC2"/>
-              <w:spacing w:after="12"/>
-            </w:pPr>
-            <w:r/>
-            <w:r>
-              <w:t>4.3 Integration Closure/Recovery</w:t>
-            </w:r>
-          </w:p>
-          <w:p>
-            <w:pPr>
-              <w:pStyle w:val="TOC2"/>
-              <w:spacing w:after="12"/>
+              <w:spacing w:after="0" w:line="252" w:lineRule="auto"/>
             </w:pPr>
             <w:r>
-              <w:t>4.4 외부기관 장애</w:t>
-            </w:r>
-          </w:p>
-          <w:p>
-            <w:pPr>
-              <w:pStyle w:val="TOC1"/>
-              <w:spacing w:after="28"/>
-            </w:pPr>
-            <w:r>
-              <w:t>5. Security·Incident·위험 조치</w:t>
-            </w:r>
-          </w:p>
-          <w:p>
-            <w:pPr>
-              <w:pStyle w:val="TOC2"/>
-              <w:spacing w:after="12"/>
-            </w:pPr>
-            <w:r>
-              <w:t>5.1 Session/Permission</w:t>
-            </w:r>
-          </w:p>
-          <w:p>
-            <w:pPr>
-              <w:pStyle w:val="TOC2"/>
-              <w:spacing w:after="12"/>
-            </w:pPr>
-            <w:r>
-              <w:t>5.2 Incident Lifecycle</w:t>
-            </w:r>
-          </w:p>
-          <w:p>
-            <w:pPr>
-              <w:pStyle w:val="TOC2"/>
-              <w:spacing w:after="12"/>
-            </w:pPr>
-            <w:r>
-              <w:t>5.3 Permission·Reason·Approval</w:t>
-            </w:r>
-          </w:p>
-          <w:p>
-            <w:pPr>
-              <w:pStyle w:val="TOC2"/>
-              <w:spacing w:after="12"/>
-            </w:pPr>
-            <w:r>
-              <w:t>5.4 Audit와 금지 조치</w:t>
-            </w:r>
-          </w:p>
-          <w:p>
-            <w:pPr>
-              <w:pStyle w:val="TOC1"/>
-              <w:spacing w:after="28"/>
-            </w:pPr>
-            <w:r>
-              <w:t>6. Gateway·Batch·DB 장애</w:t>
-            </w:r>
-          </w:p>
-          <w:p>
-            <w:pPr>
-              <w:pStyle w:val="TOC2"/>
-              <w:spacing w:after="12"/>
-            </w:pPr>
-            <w:r>
-              <w:t>6.1 Gateway</w:t>
-            </w:r>
-          </w:p>
-          <w:p>
-            <w:pPr>
-              <w:pStyle w:val="TOC2"/>
-              <w:spacing w:after="12"/>
-            </w:pPr>
-            <w:r>
-              <w:t>6.2 Batch</w:t>
-            </w:r>
-          </w:p>
-          <w:p>
-            <w:pPr>
-              <w:pStyle w:val="TOC2"/>
-              <w:spacing w:after="12"/>
-            </w:pPr>
-            <w:r>
-              <w:t>6.3 DB</w:t>
-            </w:r>
-          </w:p>
-          <w:p>
-            <w:pPr>
-              <w:pStyle w:val="TOC2"/>
-              <w:spacing w:after="12"/>
-            </w:pPr>
-            <w:r>
-              <w:t>6.4 Runtime Instance</w:t>
-            </w:r>
-          </w:p>
-          <w:p>
-            <w:pPr>
-              <w:pStyle w:val="TOC1"/>
-              <w:spacing w:after="28"/>
-            </w:pPr>
-            <w:r>
-              <w:t>7. 정상화·Escalation</w:t>
-            </w:r>
-          </w:p>
-          <w:p>
-            <w:pPr>
-              <w:pStyle w:val="TOC2"/>
-              <w:spacing w:after="12"/>
-            </w:pPr>
-            <w:r>
-              <w:t>7.1 조치 후 확인</w:t>
-            </w:r>
-          </w:p>
-          <w:p>
-            <w:pPr>
-              <w:pStyle w:val="TOC2"/>
-              <w:spacing w:after="12"/>
-            </w:pPr>
-            <w:r>
-              <w:t>7.2 정상화 기준</w:t>
-            </w:r>
-          </w:p>
-          <w:p>
-            <w:pPr>
-              <w:pStyle w:val="TOC2"/>
-              <w:spacing w:after="12"/>
-            </w:pPr>
-            <w:r>
-              <w:t>7.3 Escalation 조건</w:t>
-            </w:r>
-          </w:p>
-          <w:p>
-            <w:pPr>
-              <w:pStyle w:val="TOC2"/>
-              <w:spacing w:after="12"/>
-            </w:pPr>
-            <w:r>
-              <w:t>7.4 인계 식별자</w:t>
+              <w:rPr>
+                <w:rFonts w:ascii="Noto Sans KR" w:hAnsi="Noto Sans KR" w:eastAsia="Noto Sans KR"/>
+                <w:sz w:val="16"/>
+              </w:rPr>
+              <w:t>거래</w:t>
             </w:r>
           </w:p>
         </w:tc>
+        <w:tc>
+          <w:tcPr>
+            <w:tcW w:type="dxa" w:w="3628"/>
+            <w:tcMar>
+              <w:top w:w="80" w:type="dxa"/>
+              <w:start w:w="100" w:type="dxa"/>
+              <w:bottom w:w="80" w:type="dxa"/>
+              <w:end w:w="100" w:type="dxa"/>
+            </w:tcMar>
+            <w:vAlign w:val="center"/>
+          </w:tcPr>
+          <w:p>
+            <w:pPr>
+              <w:spacing w:after="0" w:line="252" w:lineRule="auto"/>
+            </w:pPr>
+            <w:r>
+              <w:rPr>
+                <w:rFonts w:ascii="Noto Sans KR" w:hAnsi="Noto Sans KR" w:eastAsia="Noto Sans KR"/>
+                <w:sz w:val="16"/>
+              </w:rPr>
+              <w:t>transactionId</w:t>
+            </w:r>
+          </w:p>
+        </w:tc>
+        <w:tc>
+          <w:tcPr>
+            <w:tcW w:type="dxa" w:w="4233"/>
+            <w:tcMar>
+              <w:top w:w="80" w:type="dxa"/>
+              <w:start w:w="100" w:type="dxa"/>
+              <w:bottom w:w="80" w:type="dxa"/>
+              <w:end w:w="100" w:type="dxa"/>
+            </w:tcMar>
+            <w:vAlign w:val="center"/>
+          </w:tcPr>
+          <w:p>
+            <w:pPr>
+              <w:spacing w:after="0" w:line="252" w:lineRule="auto"/>
+            </w:pPr>
+            <w:r>
+              <w:rPr>
+                <w:rFonts w:ascii="Noto Sans KR" w:hAnsi="Noto Sans KR" w:eastAsia="Noto Sans KR"/>
+                <w:sz w:val="16"/>
+              </w:rPr>
+              <w:t>한 요청의 전체 hop 추적</w:t>
+            </w:r>
+          </w:p>
+        </w:tc>
+      </w:tr>
+      <w:tr>
         <w:trPr>
-          <w:tblHeader/>
+          <w:cantSplit/>
         </w:trPr>
+        <w:tc>
+          <w:tcPr>
+            <w:tcW w:type="dxa" w:w="1663"/>
+            <w:tcMar>
+              <w:top w:w="80" w:type="dxa"/>
+              <w:start w:w="100" w:type="dxa"/>
+              <w:bottom w:w="80" w:type="dxa"/>
+              <w:end w:w="100" w:type="dxa"/>
+            </w:tcMar>
+            <w:vAlign w:val="center"/>
+            <w:shd w:fill="F7FAFC"/>
+          </w:tcPr>
+          <w:p>
+            <w:pPr>
+              <w:spacing w:after="0" w:line="252" w:lineRule="auto"/>
+            </w:pPr>
+            <w:r>
+              <w:rPr>
+                <w:rFonts w:ascii="Noto Sans KR" w:hAnsi="Noto Sans KR" w:eastAsia="Noto Sans KR"/>
+                <w:sz w:val="16"/>
+              </w:rPr>
+              <w:t>Operation</w:t>
+            </w:r>
+          </w:p>
+        </w:tc>
+        <w:tc>
+          <w:tcPr>
+            <w:tcW w:type="dxa" w:w="3628"/>
+            <w:tcMar>
+              <w:top w:w="80" w:type="dxa"/>
+              <w:start w:w="100" w:type="dxa"/>
+              <w:bottom w:w="80" w:type="dxa"/>
+              <w:end w:w="100" w:type="dxa"/>
+            </w:tcMar>
+            <w:vAlign w:val="center"/>
+            <w:shd w:fill="F7FAFC"/>
+          </w:tcPr>
+          <w:p>
+            <w:pPr>
+              <w:spacing w:after="0" w:line="252" w:lineRule="auto"/>
+            </w:pPr>
+            <w:r>
+              <w:rPr>
+                <w:rFonts w:ascii="Noto Sans KR" w:hAnsi="Noto Sans KR" w:eastAsia="Noto Sans KR"/>
+                <w:sz w:val="16"/>
+              </w:rPr>
+              <w:t>operationId/targetOperationId</w:t>
+            </w:r>
+          </w:p>
+        </w:tc>
+        <w:tc>
+          <w:tcPr>
+            <w:tcW w:type="dxa" w:w="4233"/>
+            <w:tcMar>
+              <w:top w:w="80" w:type="dxa"/>
+              <w:start w:w="100" w:type="dxa"/>
+              <w:bottom w:w="80" w:type="dxa"/>
+              <w:end w:w="100" w:type="dxa"/>
+            </w:tcMar>
+            <w:vAlign w:val="center"/>
+            <w:shd w:fill="F7FAFC"/>
+          </w:tcPr>
+          <w:p>
+            <w:pPr>
+              <w:spacing w:after="0" w:line="252" w:lineRule="auto"/>
+            </w:pPr>
+            <w:r>
+              <w:rPr>
+                <w:rFonts w:ascii="Noto Sans KR" w:hAnsi="Noto Sans KR" w:eastAsia="Noto Sans KR"/>
+                <w:sz w:val="16"/>
+              </w:rPr>
+              <w:t>어떤 업무 기능인지</w:t>
+            </w:r>
+          </w:p>
+        </w:tc>
+      </w:tr>
+      <w:tr>
+        <w:trPr>
+          <w:cantSplit/>
+        </w:trPr>
+        <w:tc>
+          <w:tcPr>
+            <w:tcW w:type="dxa" w:w="1663"/>
+            <w:tcMar>
+              <w:top w:w="80" w:type="dxa"/>
+              <w:start w:w="100" w:type="dxa"/>
+              <w:bottom w:w="80" w:type="dxa"/>
+              <w:end w:w="100" w:type="dxa"/>
+            </w:tcMar>
+            <w:vAlign w:val="center"/>
+          </w:tcPr>
+          <w:p>
+            <w:pPr>
+              <w:spacing w:after="0" w:line="252" w:lineRule="auto"/>
+            </w:pPr>
+            <w:r>
+              <w:rPr>
+                <w:rFonts w:ascii="Noto Sans KR" w:hAnsi="Noto Sans KR" w:eastAsia="Noto Sans KR"/>
+                <w:sz w:val="16"/>
+              </w:rPr>
+              <w:t>Runtime</w:t>
+            </w:r>
+          </w:p>
+        </w:tc>
+        <w:tc>
+          <w:tcPr>
+            <w:tcW w:type="dxa" w:w="3628"/>
+            <w:tcMar>
+              <w:top w:w="80" w:type="dxa"/>
+              <w:start w:w="100" w:type="dxa"/>
+              <w:bottom w:w="80" w:type="dxa"/>
+              <w:end w:w="100" w:type="dxa"/>
+            </w:tcMar>
+            <w:vAlign w:val="center"/>
+          </w:tcPr>
+          <w:p>
+            <w:pPr>
+              <w:spacing w:after="0" w:line="252" w:lineRule="auto"/>
+            </w:pPr>
+            <w:r>
+              <w:rPr>
+                <w:rFonts w:ascii="Noto Sans KR" w:hAnsi="Noto Sans KR" w:eastAsia="Noto Sans KR"/>
+                <w:sz w:val="16"/>
+              </w:rPr>
+              <w:t>systemCode/instanceId</w:t>
+            </w:r>
+          </w:p>
+        </w:tc>
+        <w:tc>
+          <w:tcPr>
+            <w:tcW w:type="dxa" w:w="4233"/>
+            <w:tcMar>
+              <w:top w:w="80" w:type="dxa"/>
+              <w:start w:w="100" w:type="dxa"/>
+              <w:bottom w:w="80" w:type="dxa"/>
+              <w:end w:w="100" w:type="dxa"/>
+            </w:tcMar>
+            <w:vAlign w:val="center"/>
+          </w:tcPr>
+          <w:p>
+            <w:pPr>
+              <w:spacing w:after="0" w:line="252" w:lineRule="auto"/>
+            </w:pPr>
+            <w:r>
+              <w:rPr>
+                <w:rFonts w:ascii="Noto Sans KR" w:hAnsi="Noto Sans KR" w:eastAsia="Noto Sans KR"/>
+                <w:sz w:val="16"/>
+              </w:rPr>
+              <w:t>어느 시스템·인스턴스인지</w:t>
+            </w:r>
+          </w:p>
+        </w:tc>
+      </w:tr>
+      <w:tr>
+        <w:trPr>
+          <w:cantSplit/>
+        </w:trPr>
+        <w:tc>
+          <w:tcPr>
+            <w:tcW w:type="dxa" w:w="1663"/>
+            <w:tcMar>
+              <w:top w:w="80" w:type="dxa"/>
+              <w:start w:w="100" w:type="dxa"/>
+              <w:bottom w:w="80" w:type="dxa"/>
+              <w:end w:w="100" w:type="dxa"/>
+            </w:tcMar>
+            <w:vAlign w:val="center"/>
+            <w:shd w:fill="F7FAFC"/>
+          </w:tcPr>
+          <w:p>
+            <w:pPr>
+              <w:spacing w:after="0" w:line="252" w:lineRule="auto"/>
+            </w:pPr>
+            <w:r>
+              <w:rPr>
+                <w:rFonts w:ascii="Noto Sans KR" w:hAnsi="Noto Sans KR" w:eastAsia="Noto Sans KR"/>
+                <w:sz w:val="16"/>
+              </w:rPr>
+              <w:t>결과</w:t>
+            </w:r>
+          </w:p>
+        </w:tc>
+        <w:tc>
+          <w:tcPr>
+            <w:tcW w:type="dxa" w:w="3628"/>
+            <w:tcMar>
+              <w:top w:w="80" w:type="dxa"/>
+              <w:start w:w="100" w:type="dxa"/>
+              <w:bottom w:w="80" w:type="dxa"/>
+              <w:end w:w="100" w:type="dxa"/>
+            </w:tcMar>
+            <w:vAlign w:val="center"/>
+            <w:shd w:fill="F7FAFC"/>
+          </w:tcPr>
+          <w:p>
+            <w:pPr>
+              <w:spacing w:after="0" w:line="252" w:lineRule="auto"/>
+            </w:pPr>
+            <w:r>
+              <w:rPr>
+                <w:rFonts w:ascii="Noto Sans KR" w:hAnsi="Noto Sans KR" w:eastAsia="Noto Sans KR"/>
+                <w:sz w:val="16"/>
+              </w:rPr>
+              <w:t>SUCCESS/BUSINESS_FAILURE/TECHNICAL_FAILURE/UNKNOWN</w:t>
+            </w:r>
+          </w:p>
+        </w:tc>
+        <w:tc>
+          <w:tcPr>
+            <w:tcW w:type="dxa" w:w="4233"/>
+            <w:tcMar>
+              <w:top w:w="80" w:type="dxa"/>
+              <w:start w:w="100" w:type="dxa"/>
+              <w:bottom w:w="80" w:type="dxa"/>
+              <w:end w:w="100" w:type="dxa"/>
+            </w:tcMar>
+            <w:vAlign w:val="center"/>
+            <w:shd w:fill="F7FAFC"/>
+          </w:tcPr>
+          <w:p>
+            <w:pPr>
+              <w:spacing w:after="0" w:line="252" w:lineRule="auto"/>
+            </w:pPr>
+            <w:r>
+              <w:rPr>
+                <w:rFonts w:ascii="Noto Sans KR" w:hAnsi="Noto Sans KR" w:eastAsia="Noto Sans KR"/>
+                <w:sz w:val="16"/>
+              </w:rPr>
+              <w:t>복구 유형 결정</w:t>
+            </w:r>
+          </w:p>
+        </w:tc>
+      </w:tr>
+      <w:tr>
+        <w:trPr>
+          <w:cantSplit/>
+        </w:trPr>
+        <w:tc>
+          <w:tcPr>
+            <w:tcW w:type="dxa" w:w="1663"/>
+            <w:tcMar>
+              <w:top w:w="80" w:type="dxa"/>
+              <w:start w:w="100" w:type="dxa"/>
+              <w:bottom w:w="80" w:type="dxa"/>
+              <w:end w:w="100" w:type="dxa"/>
+            </w:tcMar>
+            <w:vAlign w:val="center"/>
+          </w:tcPr>
+          <w:p>
+            <w:pPr>
+              <w:spacing w:after="0" w:line="252" w:lineRule="auto"/>
+            </w:pPr>
+            <w:r>
+              <w:rPr>
+                <w:rFonts w:ascii="Noto Sans KR" w:hAnsi="Noto Sans KR" w:eastAsia="Noto Sans KR"/>
+                <w:sz w:val="16"/>
+              </w:rPr>
+              <w:t>변경</w:t>
+            </w:r>
+          </w:p>
+        </w:tc>
+        <w:tc>
+          <w:tcPr>
+            <w:tcW w:type="dxa" w:w="3628"/>
+            <w:tcMar>
+              <w:top w:w="80" w:type="dxa"/>
+              <w:start w:w="100" w:type="dxa"/>
+              <w:bottom w:w="80" w:type="dxa"/>
+              <w:end w:w="100" w:type="dxa"/>
+            </w:tcMar>
+            <w:vAlign w:val="center"/>
+          </w:tcPr>
+          <w:p>
+            <w:pPr>
+              <w:spacing w:after="0" w:line="252" w:lineRule="auto"/>
+            </w:pPr>
+            <w:r>
+              <w:rPr>
+                <w:rFonts w:ascii="Noto Sans KR" w:hAnsi="Noto Sans KR" w:eastAsia="Noto Sans KR"/>
+                <w:sz w:val="16"/>
+              </w:rPr>
+              <w:t>최근 deploy/config/db migration</w:t>
+            </w:r>
+          </w:p>
+        </w:tc>
+        <w:tc>
+          <w:tcPr>
+            <w:tcW w:type="dxa" w:w="4233"/>
+            <w:tcMar>
+              <w:top w:w="80" w:type="dxa"/>
+              <w:start w:w="100" w:type="dxa"/>
+              <w:bottom w:w="80" w:type="dxa"/>
+              <w:end w:w="100" w:type="dxa"/>
+            </w:tcMar>
+            <w:vAlign w:val="center"/>
+          </w:tcPr>
+          <w:p>
+            <w:pPr>
+              <w:spacing w:after="0" w:line="252" w:lineRule="auto"/>
+            </w:pPr>
+            <w:r>
+              <w:rPr>
+                <w:rFonts w:ascii="Noto Sans KR" w:hAnsi="Noto Sans KR" w:eastAsia="Noto Sans KR"/>
+                <w:sz w:val="16"/>
+              </w:rPr>
+              <w:t>변경 상관관계</w:t>
+            </w:r>
+          </w:p>
+        </w:tc>
       </w:tr>
     </w:tbl>
     <w:p>
-      <w:r>
-        <w:br w:type="page"/>
-      </w:r>
-    </w:p>
-    <w:p>
       <w:pPr>
-        <w:pStyle w:val="Heading1"/>
-        <w:keepNext/>
-        <w:keepLines/>
-        <w:widowControl/>
-      </w:pPr>
-      <w:r>
-        <w:t>1. 거래를 찾고 현재 상태를 확인</w:t>
-      </w:r>
-    </w:p>
-    <w:p>
-      <w:pPr>
-        <w:pStyle w:val="FigureCaption"/>
-        <w:jc w:val="left"/>
-        <w:keepNext/>
-        <w:keepLines/>
-        <w:widowControl/>
-      </w:pPr>
-      <w:r>
-        <w:t>그림 1-1. 거래 추적 Timeline</w:t>
-      </w:r>
-    </w:p>
-    <w:p>
-      <w:pPr>
-        <w:spacing w:after="40"/>
+        <w:spacing w:before="60" w:after="40"/>
         <w:jc w:val="center"/>
-        <w:keepNext/>
-        <w:keepLines/>
-        <w:widowControl/>
       </w:pPr>
       <w:r>
         <w:drawing>
           <wp:inline xmlns:a="http://schemas.openxmlformats.org/drawingml/2006/main" xmlns:pic="http://schemas.openxmlformats.org/drawingml/2006/picture">
-            <wp:extent cx="6408000" cy="3204000"/>
-            <wp:docPr id="1" name="Picture 1" descr="그림 1-1. 거래 추적 Timeline - 거래 식별자에서 시작해 Runtime·Health·Recovery까지 같은 흐름으로 좁힙니다." title="그림 1-1. 거래 추적 Timeline"/>
+            <wp:extent cx="5629960" cy="3127756"/>
+            <wp:docPr id="1" name="Picture 1" descr="CPF 운영 관제 핵심 식별자 시각화" title="CPF 운영 관제 핵심 식별자 시각화"/>
             <wp:cNvGraphicFramePr>
               <a:graphicFrameLocks noChangeAspect="1"/>
             </wp:cNvGraphicFramePr>
@@ -679,7 +1224,7 @@
                   <pic:spPr>
                     <a:xfrm>
                       <a:off x="0" y="0"/>
-                      <a:ext cx="6408000" cy="3204000"/>
+                      <a:ext cx="5629960" cy="3127756"/>
                     </a:xfrm>
                     <a:prstGeom prst="rect"/>
                   </pic:spPr>
@@ -692,1081 +1237,139 @@
     </w:p>
     <w:p>
       <w:pPr>
-        <w:pStyle w:val="FigureExplain"/>
-        <w:keepLines/>
-        <w:widowControl/>
+        <w:pStyle w:val="CPFCaption"/>
+        <w:jc w:val="left"/>
       </w:pPr>
       <w:r>
-        <w:t>거래 식별자에서 시작해 Runtime·Health·Recovery까지 같은 흐름으로 좁힙니다.</w:t>
-      </w:r>
-    </w:p>
-    <w:p>
-      <w:pPr>
-        <w:pStyle w:val="Heading2"/>
-        <w:keepNext/>
-        <w:keepLines/>
-        <w:widowControl/>
-      </w:pPr>
-      <w:r>
-        <w:t>1.1 transactionId·operationId·instanceId</w:t>
-      </w:r>
-    </w:p>
-    <w:p>
-      <w:pPr>
-        <w:pStyle w:val="BodyRail"/>
-      </w:pPr>
-      <w:r>
-        <w:t>operationId는 Annotation, OpenAPI, Domain Client, Registry, ADM, Log/Trace가 공유하는 안정 실행 정의 ID입니다. 개별 실행 건의 executionId와 분리합니다.</w:t>
-      </w:r>
-    </w:p>
-    <w:p>
-      <w:pPr>
-        <w:pStyle w:val="BulletRail"/>
-      </w:pPr>
-      <w:r>
-        <w:t>•  Source는 operation metadata를, ADM Policy는 enabled/allowlist/override를 소유합니다.</w:t>
-      </w:r>
-    </w:p>
-    <w:p>
-      <w:pPr>
-        <w:pStyle w:val="BulletRail"/>
-      </w:pPr>
-      <w:r>
-        <w:t>•  Discovery에서 일시 미발견된 Operation을 자동 삭제하지 않습니다.</w:t>
-      </w:r>
-    </w:p>
-    <w:p>
-      <w:pPr>
-        <w:pStyle w:val="Heading2"/>
-        <w:keepNext/>
-        <w:keepLines/>
-        <w:widowControl/>
-      </w:pPr>
-      <w:r>
-        <w:t>1.2 Log·Trace·Timeline</w:t>
-      </w:r>
-    </w:p>
-    <w:p>
-      <w:pPr>
-        <w:pStyle w:val="BodyRail"/>
-      </w:pPr>
-      <w:r>
-        <w:t>Observability는 transactionId·operationId·instanceId를 중심으로 Log, Trace, Metric, Timeline을 연결합니다. 운영자는 코드 위치보다 거래·실행 식별자에서 시작해 원인을 좁힐 수 있어야 합니다.</w:t>
-      </w:r>
-    </w:p>
-    <w:p>
-      <w:pPr>
-        <w:pStyle w:val="BulletRail"/>
-      </w:pPr>
-      <w:r>
-        <w:t>•  민감정보는 structured log에서도 마스킹합니다.</w:t>
-      </w:r>
-    </w:p>
-    <w:p>
-      <w:pPr>
-        <w:pStyle w:val="BulletRail"/>
-      </w:pPr>
-      <w:r>
-        <w:t>•  재시도/복구 segment가 원 거래와 단절되지 않도록 correlation을 유지합니다.</w:t>
-      </w:r>
-    </w:p>
-    <w:p>
-      <w:pPr>
-        <w:pStyle w:val="Heading2"/>
-        <w:keepNext/>
-        <w:keepLines/>
-        <w:widowControl/>
-      </w:pPr>
-      <w:r>
-        <w:t>1.3 Health·Service Registry</w:t>
-      </w:r>
-    </w:p>
-    <w:p>
-      <w:pPr>
-        <w:pStyle w:val="BodyRail"/>
-      </w:pPr>
-      <w:r>
-        <w:t>Health·Service Registry에서는 instance별 READY/LIVE, dependency 상태와 discovery 등록을 비교해 특정 인스턴스 문제인지 공통 장애인지 구분합니다.</w:t>
-      </w:r>
-    </w:p>
-    <w:p>
-      <w:pPr>
-        <w:pStyle w:val="BulletRail"/>
-      </w:pPr>
-      <w:r>
-        <w:t>•  민감정보는 structured log에서도 마스킹합니다.</w:t>
-      </w:r>
-    </w:p>
-    <w:p>
-      <w:pPr>
-        <w:pStyle w:val="BulletRail"/>
-      </w:pPr>
-      <w:r>
-        <w:t>•  재시도/복구 segment가 원 거래와 단절되지 않도록 correlation을 유지합니다.</w:t>
-      </w:r>
-    </w:p>
-    <w:p>
-      <w:pPr>
-        <w:pStyle w:val="Heading2"/>
-        <w:keepNext/>
-        <w:keepLines/>
-        <w:widowControl/>
-      </w:pPr>
-      <w:r>
-        <w:t>1.4 정상/비정상 1차 판단</w:t>
-      </w:r>
-    </w:p>
-    <w:p>
-      <w:pPr>
-        <w:pStyle w:val="BodyRail"/>
-      </w:pPr>
-      <w:r>
-        <w:t>transactionId·operationId·instanceId로 거래를 찾고 현재 Result/Error/UNKNOWN 상태와 마지막 Side Effect를 확인합니다. 원인이 불명확하면 재호출보다 Trace와 대상 시스템 결과 확인을 우선합니다.</w:t>
-      </w:r>
-    </w:p>
-    <w:p>
-      <w:pPr>
-        <w:pStyle w:val="BodyRail"/>
-      </w:pPr>
-      <w:r>
-        <w:t>현재 상태를 정상·Business Failure·Technical Failure·UNKNOWN으로 나누고 첫 조치가 달라지는 지점을 확인합니다.</w:t>
-      </w:r>
-    </w:p>
-    <w:p>
-      <w:pPr>
-        <w:pStyle w:val="SourceRail"/>
-      </w:pPr>
-      <w:r>
-        <w:t>Source 길찾기 cpf-starters/platform-operations/src/main/java/com/cpf/platform/operations/api/health/CpfRuntimeHealthRegistry.java</w:t>
+        <w:t>Trace·Health·Audit·Recovery를 transactionId, operationId, instanceId 기준으로 연결해 같은 사건을 여러 화면에서 추적합니다.</w:t>
       </w:r>
     </w:p>
     <w:p>
       <w:pPr>
         <w:pStyle w:val="Heading1"/>
-        <w:keepNext/>
-        <w:keepLines/>
-        <w:widowControl/>
       </w:pPr>
       <w:r>
-        <w:t>2. Business·Technical·UNKNOWN 판단</w:t>
-      </w:r>
-    </w:p>
-    <w:p>
-      <w:pPr>
-        <w:pStyle w:val="FigureCaption"/>
-        <w:jc w:val="left"/>
-        <w:keepNext/>
-        <w:keepLines/>
-        <w:widowControl/>
-      </w:pPr>
-      <w:r>
-        <w:t>그림 2-1. 결과 상태 판단</w:t>
-      </w:r>
-    </w:p>
-    <w:p>
-      <w:pPr>
-        <w:spacing w:after="40"/>
-        <w:jc w:val="center"/>
-        <w:keepNext/>
-        <w:keepLines/>
-        <w:widowControl/>
-      </w:pPr>
-      <w:r>
-        <w:drawing>
-          <wp:inline xmlns:a="http://schemas.openxmlformats.org/drawingml/2006/main" xmlns:pic="http://schemas.openxmlformats.org/drawingml/2006/picture">
-            <wp:extent cx="6408000" cy="3204000"/>
-            <wp:docPr id="2" name="Picture 2" descr="그림 2-1. 결과 상태 판단 - 확정 성공/실패와 UNKNOWN을 구분하고 Reconcile 여부를 결정합니다." title="그림 2-1. 결과 상태 판단"/>
-            <wp:cNvGraphicFramePr>
-              <a:graphicFrameLocks noChangeAspect="1"/>
-            </wp:cNvGraphicFramePr>
-            <a:graphic>
-              <a:graphicData uri="http://schemas.openxmlformats.org/drawingml/2006/picture">
-                <pic:pic>
-                  <pic:nvPicPr>
-                    <pic:cNvPr id="0" name="tx.png"/>
-                    <pic:cNvPicPr/>
-                  </pic:nvPicPr>
-                  <pic:blipFill>
-                    <a:blip r:embed="rId12"/>
-                    <a:stretch>
-                      <a:fillRect/>
-                    </a:stretch>
-                  </pic:blipFill>
-                  <pic:spPr>
-                    <a:xfrm>
-                      <a:off x="0" y="0"/>
-                      <a:ext cx="6408000" cy="3204000"/>
-                    </a:xfrm>
-                    <a:prstGeom prst="rect"/>
-                  </pic:spPr>
-                </pic:pic>
-              </a:graphicData>
-            </a:graphic>
-          </wp:inline>
-        </w:drawing>
-      </w:r>
-    </w:p>
-    <w:p>
-      <w:pPr>
-        <w:pStyle w:val="FigureExplain"/>
-        <w:keepLines/>
-        <w:widowControl/>
-      </w:pPr>
-      <w:r>
-        <w:t>확정 성공/실패와 UNKNOWN을 구분하고 Reconcile 여부를 결정합니다.</w:t>
-      </w:r>
-    </w:p>
-    <w:p>
-      <w:pPr>
-        <w:pStyle w:val="Heading2"/>
-        <w:keepNext/>
-        <w:keepLines/>
-        <w:widowControl/>
-      </w:pPr>
-      <w:r>
-        <w:t>2.1 Business Failure</w:t>
-      </w:r>
-    </w:p>
-    <w:p>
-      <w:pPr>
-        <w:pStyle w:val="BodyRail"/>
-      </w:pPr>
-      <w:r>
-        <w:t>Business Failure는 기술 장애가 아니라 업무 규칙상 거절·불가·검증 실패처럼 예상 가능한 결과입니다. 운영자는 오류 코드와 transactionId를 기준으로 재시도보다 업무 조건과 입력 상태를 먼저 확인합니다.</w:t>
-      </w:r>
-    </w:p>
-    <w:p>
-      <w:pPr>
-        <w:pStyle w:val="BulletRail"/>
-      </w:pPr>
-      <w:r>
-        <w:t>•  동일 입력을 반복하기 전에 업무 거절 사유와 현재 업무 상태가 바뀌었는지 확인합니다.</w:t>
-      </w:r>
-    </w:p>
-    <w:p>
-      <w:pPr>
-        <w:pStyle w:val="BulletRail"/>
-      </w:pPr>
-      <w:r>
-        <w:t>•  Business Failure는 기술 재시도로 해결할 대상으로 분류하지 않습니다.</w:t>
-      </w:r>
-    </w:p>
-    <w:p>
-      <w:pPr>
-        <w:pStyle w:val="Heading2"/>
-        <w:keepNext/>
-        <w:keepLines/>
-        <w:widowControl/>
-      </w:pPr>
-      <w:r>
-        <w:t>2.2 Technical Failure</w:t>
-      </w:r>
-    </w:p>
-    <w:p>
-      <w:pPr>
-        <w:pStyle w:val="BodyRail"/>
-      </w:pPr>
-      <w:r>
-        <w:t>Technical Failure는 Runtime, DB, Provider, network 등 기술 원인으로 요청을 정상 처리하지 못한 상태입니다. retry 가능 여부와 영향 범위를 확인하고 동일 거래를 무조건 반복하지 않습니다.</w:t>
-      </w:r>
-    </w:p>
-    <w:p>
-      <w:pPr>
-        <w:pStyle w:val="BulletRail"/>
-      </w:pPr>
-      <w:r>
-        <w:t>•  timeout·connection·DB·Provider 장애를 원인별로 분리하고 retry 가능 조건을 확인합니다.</w:t>
-      </w:r>
-    </w:p>
-    <w:p>
-      <w:pPr>
-        <w:pStyle w:val="BulletRail"/>
-      </w:pPr>
-      <w:r>
-        <w:t>•  재시도 전 이미 확정됐을 수 있는 원격 Side Effect와 UNKNOWN 여부를 확인합니다.</w:t>
-      </w:r>
-    </w:p>
-    <w:p>
-      <w:pPr>
-        <w:pStyle w:val="Heading2"/>
-        <w:keepNext/>
-        <w:keepLines/>
-        <w:widowControl/>
-      </w:pPr>
-      <w:r>
-        <w:t>2.3 UNKNOWN</w:t>
-      </w:r>
-    </w:p>
-    <w:p>
-      <w:pPr>
-        <w:pStyle w:val="BodyRail"/>
-      </w:pPr>
-      <w:r>
-        <w:t>UNKNOWN은 결과를 확정할 Evidence가 부족한 정상적인 운영 상태입니다. Reconcile은 외부기관·DB·Broker의 실제 결과를 조회해 상태를 확정하거나 manual review로 넘깁니다.</w:t>
-      </w:r>
-    </w:p>
-    <w:p>
-      <w:pPr>
-        <w:pStyle w:val="BulletRail"/>
-      </w:pPr>
-      <w:r>
-        <w:t>•  UNKNOWN에서 무조건 재호출하면 중복 Side Effect가 생길 수 있습니다.</w:t>
-      </w:r>
-    </w:p>
-    <w:p>
-      <w:pPr>
-        <w:pStyle w:val="BulletRail"/>
-      </w:pPr>
-      <w:r>
-        <w:t>•  Reconcile 결과·actor·reason·시각을 추적 가능하게 남깁니다.</w:t>
-      </w:r>
-    </w:p>
-    <w:p>
-      <w:pPr>
-        <w:pStyle w:val="Heading2"/>
-        <w:keepNext/>
-        <w:keepLines/>
-        <w:widowControl/>
-      </w:pPr>
-      <w:r>
-        <w:t>2.4 Retry와 Reconcile 선택</w:t>
-      </w:r>
-    </w:p>
-    <w:p>
-      <w:pPr>
-        <w:pStyle w:val="BodyRail"/>
-      </w:pPr>
-      <w:r>
-        <w:t>Retry는 실패 원인이 일시적이고 재실행 안전성이 확보됐을 때만 선택합니다. 결과가 UNKNOWN이면 외부기관·DB·Broker의 실제 결과를 먼저 Reconcile한 뒤 다음 조치를 정합니다.</w:t>
-      </w:r>
-    </w:p>
-    <w:p>
-      <w:pPr>
-        <w:pStyle w:val="BulletRail"/>
-      </w:pPr>
-      <w:r>
-        <w:t>•  UNKNOWN에서 무조건 재호출하면 중복 Side Effect가 생길 수 있습니다.</w:t>
-      </w:r>
-    </w:p>
-    <w:p>
-      <w:pPr>
-        <w:pStyle w:val="BulletRail"/>
-      </w:pPr>
-      <w:r>
-        <w:t>•  Reconcile 결과·actor·reason·시각을 추적 가능하게 남깁니다.</w:t>
-      </w:r>
-    </w:p>
-    <w:p>
-      <w:pPr>
-        <w:pStyle w:val="BodyRail"/>
-      </w:pPr>
-      <w:r>
-        <w:t>오류 상태에서 Retry·복구·확인 순서를 판단합니다.</w:t>
-      </w:r>
-    </w:p>
-    <w:p>
-      <w:pPr>
-        <w:pStyle w:val="BodyRail"/>
-      </w:pPr>
-      <w:r>
-        <w:t>상황에 맞는 선택과 피해야 할 경로를 판단합니다.</w:t>
-      </w:r>
-    </w:p>
-    <w:p>
-      <w:pPr>
-        <w:pStyle w:val="SourceRail"/>
-      </w:pPr>
-      <w:r>
-        <w:t>Source 길찾기 cpf-starters/platform-operations/src/main/java/com/cpf/platform/operations/reconciliation/CpfReconciliationPort.java</w:t>
-      </w:r>
-    </w:p>
-    <w:p>
-      <w:pPr>
-        <w:pStyle w:val="Heading1"/>
-        <w:keepNext/>
-        <w:keepLines/>
-        <w:widowControl/>
-      </w:pPr>
-      <w:r>
-        <w:t>3. Config·Feature·Runtime 운영</w:t>
-      </w:r>
-    </w:p>
-    <w:p>
-      <w:pPr>
-        <w:pStyle w:val="Heading2"/>
-        <w:keepNext/>
-        <w:keepLines/>
-        <w:widowControl/>
-      </w:pPr>
-      <w:r>
-        <w:t>3.1 Config/Policy</w:t>
-      </w:r>
-    </w:p>
-    <w:p>
-      <w:pPr>
-        <w:pStyle w:val="BodyRail"/>
-      </w:pPr>
-      <w:r>
-        <w:t>Config/Policy는 Source 기본값과 운영 override의 소유권·우선순위를 구분하고 변경 actor·reason·version을 추적합니다. secret은 일반 property dump나 화면에 노출하지 않습니다.</w:t>
-      </w:r>
-    </w:p>
-    <w:p>
-      <w:pPr>
-        <w:pStyle w:val="BulletRail"/>
-      </w:pPr>
-      <w:r>
-        <w:t>•  secret 값을 일반 property dump나 ADM 화면에 노출하지 않습니다.</w:t>
-      </w:r>
-    </w:p>
-    <w:p>
-      <w:pPr>
-        <w:pStyle w:val="BulletRail"/>
-      </w:pPr>
-      <w:r>
-        <w:t>•  동적 변경은 다중 인스턴스 전파와 stale version 충돌을 검증합니다.</w:t>
-      </w:r>
-    </w:p>
-    <w:p>
-      <w:pPr>
-        <w:pStyle w:val="Heading2"/>
-        <w:keepNext/>
-        <w:keepLines/>
-        <w:widowControl/>
-      </w:pPr>
-      <w:r>
-        <w:t>3.2 Feature Flag</w:t>
-      </w:r>
-    </w:p>
-    <w:p>
-      <w:pPr>
-        <w:pStyle w:val="BodyRail"/>
-      </w:pPr>
-      <w:r>
-        <w:t>Feature Flag는 기능 노출이나 경로 선택을 동적으로 제어하되 다중 인스턴스에 같은 version으로 전파되어야 합니다. stale flag와 부분 적용 여부를 운영 화면에서 확인합니다.</w:t>
-      </w:r>
-    </w:p>
-    <w:p>
-      <w:pPr>
-        <w:pStyle w:val="BulletRail"/>
-      </w:pPr>
-      <w:r>
-        <w:t>•  flag version과 instance별 적용 상태를 비교해 부분 전파를 확인합니다.</w:t>
-      </w:r>
-    </w:p>
-    <w:p>
-      <w:pPr>
-        <w:pStyle w:val="Heading2"/>
-        <w:keepNext/>
-        <w:keepLines/>
-        <w:widowControl/>
-      </w:pPr>
-      <w:r>
-        <w:t>3.3 Dynamic Log Level</w:t>
-      </w:r>
-    </w:p>
-    <w:p>
-      <w:pPr>
-        <w:pStyle w:val="BodyRail"/>
-      </w:pPr>
-      <w:r>
-        <w:t>Dynamic Log Level은 장애 분석을 위해 제한적으로 변경하고 대상 instance, 적용 시간, 원복 시점과 actor를 기록합니다. 민감정보가 더 많이 노출되지 않도록 masking 정책은 유지합니다.</w:t>
-      </w:r>
-    </w:p>
-    <w:p>
-      <w:pPr>
-        <w:pStyle w:val="BulletRail"/>
-      </w:pPr>
-      <w:r>
-        <w:t>•  DEBUG 확대로도 secret·개인정보 masking 정책은 해제하지 않습니다.</w:t>
-      </w:r>
-    </w:p>
-    <w:p>
-      <w:pPr>
-        <w:pStyle w:val="BulletRail"/>
-      </w:pPr>
-      <w:r>
-        <w:t>•  변경 종료 시 원래 level로 복구되었는지 instance별로 확인합니다.</w:t>
-      </w:r>
-    </w:p>
-    <w:p>
-      <w:pPr>
-        <w:pStyle w:val="Heading2"/>
-        <w:keepNext/>
-        <w:keepLines/>
-        <w:widowControl/>
-      </w:pPr>
-      <w:r>
-        <w:t>3.4 Cache/Runtime Control</w:t>
-      </w:r>
-    </w:p>
-    <w:p>
-      <w:pPr>
-        <w:pStyle w:val="BodyRail"/>
-      </w:pPr>
-      <w:r>
-        <w:t>Cache는 get/put/evict뿐 아니라 TTL, invalidation, multi-instance 전파와 stampede를 함께 설계합니다. Provider 장애 시 원장 DB와의 일관성 우선순위를 명확히 합니다.</w:t>
-      </w:r>
-    </w:p>
-    <w:p>
-      <w:pPr>
-        <w:pStyle w:val="BulletRail"/>
-      </w:pPr>
-      <w:r>
-        <w:t>•  Cache는 원장 Owner를 대체하지 않습니다.</w:t>
-      </w:r>
-    </w:p>
-    <w:p>
-      <w:pPr>
-        <w:pStyle w:val="BulletRail"/>
-      </w:pPr>
-      <w:r>
-        <w:t>•  serialization/provider conflict와 stale data를 실패 시나리오에 포함합니다.</w:t>
-      </w:r>
-    </w:p>
-    <w:p>
-      <w:pPr>
-        <w:pStyle w:val="BodyRail"/>
-      </w:pPr>
-      <w:r>
-        <w:t>Cache invalidation, instance별 전파, stale data와 Runtime control 적용 상태를 확인합니다.</w:t>
-      </w:r>
-    </w:p>
-    <w:p>
-      <w:pPr>
-        <w:pStyle w:val="SourceRail"/>
-      </w:pPr>
-      <w:r>
-        <w:t>Source 길찾기 cpf-starters/data/src/main/java/com/cpf/data/cache/api/CpfCache.java</w:t>
-      </w:r>
-    </w:p>
-    <w:p>
-      <w:pPr>
-        <w:pStyle w:val="Heading1"/>
-        <w:keepNext/>
-        <w:keepLines/>
-        <w:widowControl/>
-      </w:pPr>
-      <w:r>
-        <w:t>4. Messaging·Notification·외부 연계 운영</w:t>
-      </w:r>
-    </w:p>
-    <w:p>
-      <w:pPr>
-        <w:pStyle w:val="Heading2"/>
-        <w:keepNext/>
-        <w:keepLines/>
-        <w:widowControl/>
-      </w:pPr>
-      <w:r>
-        <w:t>4.1 Messaging/DLQ/Replay</w:t>
-      </w:r>
-    </w:p>
-    <w:p>
-      <w:pPr>
-        <w:pStyle w:val="BodyRail"/>
-      </w:pPr>
-      <w:r>
-        <w:t>Messaging은 Broker 종류와 무관하게 schema, producer/consumer context, duplicate, DLQ와 replay를 함께 관리합니다. 전송 성공과 업무 처리 성공을 같은 상태로 보지 않습니다.</w:t>
-      </w:r>
-    </w:p>
-    <w:p>
-      <w:pPr>
-        <w:pStyle w:val="BulletRail"/>
-      </w:pPr>
-      <w:r>
-        <w:t>•  Outbox/Inbox를 사용할 때 DB commit과 publish/consume 상태를 분리합니다.</w:t>
-      </w:r>
-    </w:p>
-    <w:p>
-      <w:pPr>
-        <w:pStyle w:val="BulletRail"/>
-      </w:pPr>
-      <w:r>
-        <w:t>•  Replay는 idempotency와 ordering/partition 영향을 확인한 뒤 수행합니다.</w:t>
-      </w:r>
-    </w:p>
-    <w:p>
-      <w:pPr>
-        <w:pStyle w:val="Heading2"/>
-        <w:keepNext/>
-        <w:keepLines/>
-        <w:widowControl/>
-      </w:pPr>
-      <w:r>
-        <w:t>4.2 Notification 상태</w:t>
-      </w:r>
-    </w:p>
-    <w:p>
-      <w:pPr>
-        <w:pStyle w:val="BodyRail"/>
-      </w:pPr>
-      <w:r>
-        <w:t>Notification은 발송 요청, Provider 결과, Receipt, Reconcile 상태를 분리합니다. 요청 수락만으로 최종 전달 성공을 확정하지 않습니다.</w:t>
-      </w:r>
-    </w:p>
-    <w:p>
-      <w:pPr>
-        <w:pStyle w:val="BulletRail"/>
-      </w:pPr>
-      <w:r>
-        <w:t>•  Provider별 message/receipt ID를 내부 execution과 연결합니다.</w:t>
-      </w:r>
-    </w:p>
-    <w:p>
-      <w:pPr>
-        <w:pStyle w:val="BulletRail"/>
-      </w:pPr>
-      <w:r>
-        <w:t>•  UNKNOWN/지연 상태는 중복 발송 전에 조회·Reconcile합니다.</w:t>
-      </w:r>
-    </w:p>
-    <w:p>
-      <w:pPr>
-        <w:pStyle w:val="Heading2"/>
-        <w:keepNext/>
-        <w:keepLines/>
-        <w:widowControl/>
-      </w:pPr>
-      <w:r>
-        <w:t>4.3 Integration Closure/Recovery</w:t>
-      </w:r>
-    </w:p>
-    <w:p>
-      <w:pPr>
-        <w:pStyle w:val="BodyRail"/>
-      </w:pPr>
-      <w:r>
-        <w:t>연계 종료 상태는 호출 응답만 보지 않고 target 결과와 closure/reconcile 상태를 함께 확인합니다. UNKNOWN이면 재호출 전에 외부기관 결과를 조회합니다.</w:t>
-      </w:r>
-    </w:p>
-    <w:p>
-      <w:pPr>
-        <w:pStyle w:val="Heading2"/>
-        <w:keepNext/>
-        <w:keepLines/>
-        <w:widowControl/>
-      </w:pPr>
-      <w:r>
-        <w:t>4.4 외부기관 장애</w:t>
-      </w:r>
-    </w:p>
-    <w:p>
-      <w:pPr>
-        <w:pStyle w:val="BodyRail"/>
-      </w:pPr>
-      <w:r>
-        <w:t>외부기관 장애에서는 timeout/503/connection 실패와 이미 수행됐을 수 있는 원격 Side Effect를 분리합니다. 복구 후 재시도는 idempotency와 실제 target 결과를 확인한 거래에만 적용합니다.</w:t>
-      </w:r>
-    </w:p>
-    <w:p>
-      <w:pPr>
-        <w:pStyle w:val="BodyRail"/>
-      </w:pPr>
-      <w:r>
-        <w:t>외부기관 장애 시 재시도 가능 여부와 UNKNOWN/Reconcile 필요 여부를 구분합니다.</w:t>
-      </w:r>
-    </w:p>
-    <w:p>
-      <w:pPr>
-        <w:pStyle w:val="BodyRail"/>
-      </w:pPr>
-      <w:r>
-        <w:t>오류 상태에서 Retry·복구·확인 순서를 판단합니다.</w:t>
-      </w:r>
-    </w:p>
-    <w:p>
-      <w:pPr>
-        <w:pStyle w:val="SourceRail"/>
-      </w:pPr>
-      <w:r>
-        <w:t>Source 길찾기 cpf-starters/integration/http/src/main/java/com/cpf/integration/http/runtimecontrol/CpfExternalInstitutionRuntimeApplier.java</w:t>
-      </w:r>
-    </w:p>
-    <w:p>
-      <w:pPr>
-        <w:pStyle w:val="Heading1"/>
-        <w:keepNext/>
-        <w:keepLines/>
-        <w:widowControl/>
-      </w:pPr>
-      <w:r>
-        <w:t>5. Security·Incident·위험 조치</w:t>
-      </w:r>
-    </w:p>
-    <w:p>
-      <w:pPr>
-        <w:pStyle w:val="Heading2"/>
-        <w:keepNext/>
-        <w:keepLines/>
-        <w:widowControl/>
-      </w:pPr>
-      <w:r>
-        <w:t>5.1 Session/Permission</w:t>
-      </w:r>
-    </w:p>
-    <w:p>
-      <w:pPr>
-        <w:pStyle w:val="BodyRail"/>
-      </w:pPr>
-      <w:r>
-        <w:t>Security는 Authentication 이후 Authorization/Permission을 분리해 평가하고 Session/Token lifecycle을 Runtime 경계에 맞춥니다. 관리 기능과 업무 기능은 서로 다른 권한 Surface를 가집니다.</w:t>
-      </w:r>
-    </w:p>
-    <w:p>
-      <w:pPr>
-        <w:pStyle w:val="BulletRail"/>
-      </w:pPr>
-      <w:r>
-        <w:t>•  Protected Header와 사용자 credential을 동일 identity로 취급하지 않습니다.</w:t>
-      </w:r>
-    </w:p>
-    <w:p>
-      <w:pPr>
-        <w:pStyle w:val="BulletRail"/>
-      </w:pPr>
-      <w:r>
-        <w:t>•  401/403은 원인을 구분하고 실패도 audit/trace와 연결합니다.</w:t>
-      </w:r>
-    </w:p>
-    <w:p>
-      <w:pPr>
-        <w:pStyle w:val="Heading2"/>
-        <w:keepNext/>
-        <w:keepLines/>
-        <w:widowControl/>
-      </w:pPr>
-      <w:r>
-        <w:t>5.2 Incident Lifecycle</w:t>
-      </w:r>
-    </w:p>
-    <w:p>
-      <w:pPr>
-        <w:pStyle w:val="BodyRail"/>
-      </w:pPr>
-      <w:r>
-        <w:t>Incident는 탐지, 분류, 조치, 복구, 종료와 Evidence를 하나의 lifecycle로 연결합니다. 단순 로그 메시지와 실제 운영 Incident 상태를 구분합니다.</w:t>
-      </w:r>
-    </w:p>
-    <w:p>
-      <w:pPr>
-        <w:pStyle w:val="BulletRail"/>
-      </w:pPr>
-      <w:r>
-        <w:t>•  영향 범위와 관련 transaction/instance를 연결합니다.</w:t>
-      </w:r>
-    </w:p>
-    <w:p>
-      <w:pPr>
-        <w:pStyle w:val="BulletRail"/>
-      </w:pPr>
-      <w:r>
-        <w:t>•  정상화 기준을 충족한 뒤 close하며 후속 Evidence를 보존합니다.</w:t>
-      </w:r>
-    </w:p>
-    <w:p>
-      <w:pPr>
-        <w:pStyle w:val="Heading2"/>
-        <w:keepNext/>
-        <w:keepLines/>
-        <w:widowControl/>
-      </w:pPr>
-      <w:r>
-        <w:t>5.3 Permission·Reason·Approval</w:t>
-      </w:r>
-    </w:p>
-    <w:p>
-      <w:pPr>
-        <w:pStyle w:val="BodyRail"/>
-      </w:pPr>
-      <w:r>
-        <w:t>위험 조치는 단순 Permission 보유 여부만으로 실행하지 않고 reason을 필수로 남기며, 정책상 필요한 경우 Approval ID와 승인 Snapshot을 검증합니다.</w:t>
-      </w:r>
-    </w:p>
-    <w:p>
-      <w:pPr>
-        <w:pStyle w:val="BulletRail"/>
-      </w:pPr>
-      <w:r>
-        <w:t>•  승인 주체와 실제 실행 주체를 분리해 actor, approver, reason과 결과를 Audit에 연결합니다.</w:t>
-      </w:r>
-    </w:p>
-    <w:p>
-      <w:pPr>
-        <w:pStyle w:val="BulletRail"/>
-      </w:pPr>
-      <w:r>
-        <w:t>•  401/403은 원인을 구분하고 실패도 audit/trace와 연결합니다.</w:t>
-      </w:r>
-    </w:p>
-    <w:p>
-      <w:pPr>
-        <w:pStyle w:val="Heading2"/>
-        <w:keepNext/>
-        <w:keepLines/>
-        <w:widowControl/>
-      </w:pPr>
-      <w:r>
-        <w:t>5.4 Audit와 금지 조치</w:t>
-      </w:r>
-    </w:p>
-    <w:p>
-      <w:pPr>
-        <w:pStyle w:val="BodyRail"/>
-      </w:pPr>
-      <w:r>
-        <w:t>위험 운영 조치는 Permission만으로 끝내지 않고 reason, 필요 시 approval, 실행 결과와 audit를 연결합니다. Break-glass는 일반 권한 우회가 아니라 별도 통제된 비상 절차입니다.</w:t>
-      </w:r>
-    </w:p>
-    <w:p>
-      <w:pPr>
-        <w:pStyle w:val="BulletRail"/>
-      </w:pPr>
-      <w:r>
-        <w:t>•  승인자와 실행자의 SoD를 적용할 수 있어야 합니다.</w:t>
-      </w:r>
-    </w:p>
-    <w:p>
-      <w:pPr>
-        <w:pStyle w:val="BulletRail"/>
-      </w:pPr>
-      <w:r>
-        <w:t>•  실행 실패도 승인/요청/결과 trace에서 누락하지 않습니다.</w:t>
-      </w:r>
-    </w:p>
-    <w:p>
-      <w:pPr>
-        <w:pStyle w:val="BodyRail"/>
-      </w:pPr>
-      <w:r>
-        <w:t>위험 조치의 권한·사유·승인·Audit와 금지된 우회 경로를 확인합니다.</w:t>
-      </w:r>
-    </w:p>
-    <w:p>
-      <w:pPr>
-        <w:pStyle w:val="SourceRail"/>
-      </w:pPr>
-      <w:r>
-        <w:t>Source 길찾기 cpf-starters/platform-operations/src/main/java/com/cpf/platform/operations/api/audit/CpfAuditSink.java</w:t>
-      </w:r>
-    </w:p>
-    <w:p>
-      <w:pPr>
-        <w:pStyle w:val="Heading1"/>
-        <w:keepNext/>
-        <w:keepLines/>
-        <w:widowControl/>
-      </w:pPr>
-      <w:r>
-        <w:t>6. Gateway·Batch·DB 장애</w:t>
-      </w:r>
-    </w:p>
-    <w:p>
-      <w:pPr>
-        <w:pStyle w:val="Heading2"/>
-        <w:keepNext/>
-        <w:keepLines/>
-        <w:widowControl/>
-      </w:pPr>
-      <w:r>
-        <w:t>6.1 Gateway</w:t>
-      </w:r>
-    </w:p>
-    <w:p>
-      <w:pPr>
-        <w:pStyle w:val="BodyRail"/>
-      </w:pPr>
-      <w:r>
-        <w:t>Gateway는 외부 진입·trust normalization·routing·rate/resilience를 담당하는 Optional Edge입니다. 업무 로직과 Business DB는 Gateway에 두지 않습니다.</w:t>
-      </w:r>
-    </w:p>
-    <w:p>
-      <w:pPr>
-        <w:pStyle w:val="BulletRail"/>
-      </w:pPr>
-      <w:r>
-        <w:t>•  Gateway 없이 배포하는 topology도 공식 Domain 계약을 유지합니다.</w:t>
-      </w:r>
-    </w:p>
-    <w:p>
-      <w:pPr>
-        <w:pStyle w:val="BulletRail"/>
-      </w:pPr>
-      <w:r>
-        <w:t>•  Route 변경은 health/draining/canary/rollback과 함께 운영합니다.</w:t>
-      </w:r>
-    </w:p>
-    <w:p>
-      <w:pPr>
-        <w:pStyle w:val="Heading2"/>
-        <w:keepNext/>
-        <w:keepLines/>
-        <w:widowControl/>
-      </w:pPr>
-      <w:r>
-        <w:t>6.2 Batch</w:t>
-      </w:r>
-    </w:p>
-    <w:p>
-      <w:pPr>
-        <w:pStyle w:val="BodyRail"/>
-      </w:pPr>
-      <w:r>
-        <w:t>Batch 장애는 Job/Execution/Step 상태와 Worker·lease·checkpoint를 먼저 확인합니다. 실행 정의 재시작과 업무 대상 재처리를 같은 조치로 취급하지 않습니다.</w:t>
-      </w:r>
-    </w:p>
-    <w:p>
-      <w:pPr>
-        <w:pStyle w:val="Heading2"/>
-        <w:keepNext/>
-        <w:keepLines/>
-        <w:widowControl/>
-      </w:pPr>
-      <w:r>
-        <w:t>6.3 DB</w:t>
-      </w:r>
-    </w:p>
-    <w:p>
-      <w:pPr>
-        <w:pStyle w:val="BodyRail"/>
-      </w:pPr>
-      <w:r>
-        <w:t>DB 장애는 connection/lock/schema/query 문제를 구분하고 commit 여부가 불명확한 거래는 원장과 transaction trace를 대조합니다. Schema mismatch는 우회하지 않고 Migration/Recovery로 연결합니다.</w:t>
-      </w:r>
-    </w:p>
-    <w:p>
-      <w:pPr>
-        <w:pStyle w:val="Heading2"/>
-        <w:keepNext/>
-        <w:keepLines/>
-        <w:widowControl/>
-      </w:pPr>
-      <w:r>
-        <w:t>6.4 Runtime Instance</w:t>
-      </w:r>
-    </w:p>
-    <w:p>
-      <w:pPr>
-        <w:pStyle w:val="BodyRail"/>
-      </w:pPr>
-      <w:r>
-        <w:t>instanceId는 현재 Process를 식별하는 Runtime 축이며 System6 Header에는 포함하지 않습니다. 기동 시 설정→환경변수→Hostname 순으로 한 번 확정하고 Process 수명 동안 유지합니다.</w:t>
-      </w:r>
-    </w:p>
-    <w:p>
-      <w:pPr>
-        <w:pStyle w:val="BulletRail"/>
-      </w:pPr>
-      <w:r>
-        <w:t>•  localhost/unknown/Domain명 같은 fallback으로 READY를 허용하지 않습니다.</w:t>
-      </w:r>
-    </w:p>
-    <w:p>
-      <w:pPr>
-        <w:pStyle w:val="BulletRail"/>
-      </w:pPr>
-      <w:r>
-        <w:t>•  동일 Host의 동일 System 다중 Process는 explicit instanceId가 필요합니다.</w:t>
-      </w:r>
-    </w:p>
-    <w:p>
-      <w:pPr>
-        <w:pStyle w:val="BodyRail"/>
-      </w:pPr>
-      <w:r>
-        <w:t>instance별 health·설정·Trace를 비교해 특정 Process 장애인지 공통 장애인지 구분합니다.</w:t>
-      </w:r>
-    </w:p>
-    <w:p>
-      <w:pPr>
-        <w:pStyle w:val="BodyRail"/>
-      </w:pPr>
-      <w:r>
-        <w:t>HTTP 상태별 원인 확인과 운영 조치를 구분합니다.</w:t>
-      </w:r>
-    </w:p>
-    <w:p>
-      <w:pPr>
-        <w:pStyle w:val="TableTitle"/>
-        <w:keepNext/>
-        <w:keepLines/>
-        <w:widowControl/>
-      </w:pPr>
-      <w:r>
-        <w:t>표 6-1. HTTP / 의미 / 우선 확인 / 조치</w:t>
-      </w:r>
-    </w:p>
-    <w:p>
-      <w:pPr>
-        <w:pStyle w:val="TablePurpose"/>
-        <w:keepNext/>
-        <w:keepLines/>
-        <w:widowControl/>
-      </w:pPr>
-      <w:r>
-        <w:t>비교·선택·확인에 필요한 항목만 압축해 정리합니다.</w:t>
+        <w:t>2 HTTP/업무 상태별 조치</w:t>
       </w:r>
     </w:p>
     <w:tbl>
       <w:tblPr>
         <w:tblW w:type="auto" w:w="0"/>
         <w:jc w:val="left"/>
-        <w:tblLayout w:type="autofit"/>
+        <w:tblLayout w:type="fixed"/>
         <w:tblLook w:firstColumn="1" w:firstRow="1" w:lastColumn="0" w:lastRow="0" w:noHBand="0" w:noVBand="1" w:val="04A0"/>
       </w:tblPr>
       <w:tblGrid>
-        <w:gridCol w:w="2720"/>
-        <w:gridCol w:w="2720"/>
-        <w:gridCol w:w="2720"/>
-        <w:gridCol w:w="2720"/>
+        <w:gridCol w:w="4933"/>
+        <w:gridCol w:w="4933"/>
       </w:tblGrid>
       <w:tr>
         <w:trPr>
-          <w:cantSplit/>
           <w:tblHeader w:val="true"/>
         </w:trPr>
         <w:tc>
           <w:tcPr>
-            <w:tcW w:type="dxa" w:w="2720"/>
+            <w:tcW w:type="dxa" w:w="1927"/>
+            <w:shd w:fill="17324D"/>
             <w:tcMar>
-              <w:top w:w="70" w:type="dxa"/>
-              <w:start w:w="80" w:type="dxa"/>
-              <w:bottom w:w="70" w:type="dxa"/>
-              <w:end w:w="80" w:type="dxa"/>
+              <w:top w:w="110" w:type="dxa"/>
+              <w:start w:w="140" w:type="dxa"/>
+              <w:bottom w:w="110" w:type="dxa"/>
+              <w:end w:w="140" w:type="dxa"/>
             </w:tcMar>
-            <w:vAlign w:val="top"/>
-            <w:shd w:fill="17324D"/>
           </w:tcPr>
           <w:p>
             <w:r>
               <w:rPr>
-                <w:rFonts w:ascii="Noto Sans CJK KR" w:hAnsi="Noto Sans CJK KR"/>
                 <w:b/>
                 <w:color w:val="FFFFFF"/>
-                <w:sz w:val="17"/>
               </w:rPr>
-              <w:t>HTTP</w:t>
+              <w:t>이 장을 보는 이유</w:t>
             </w:r>
           </w:p>
         </w:tc>
         <w:tc>
           <w:tcPr>
-            <w:tcW w:type="dxa" w:w="2720"/>
+            <w:tcW w:type="dxa" w:w="7371"/>
             <w:tcMar>
-              <w:top w:w="70" w:type="dxa"/>
-              <w:start w:w="80" w:type="dxa"/>
-              <w:bottom w:w="70" w:type="dxa"/>
-              <w:end w:w="80" w:type="dxa"/>
+              <w:top w:w="110" w:type="dxa"/>
+              <w:start w:w="140" w:type="dxa"/>
+              <w:bottom w:w="110" w:type="dxa"/>
+              <w:end w:w="140" w:type="dxa"/>
             </w:tcMar>
-            <w:vAlign w:val="top"/>
+          </w:tcPr>
+          <w:p>
+            <w:r>
+              <w:t>401·403·404·409·429·500·503과 UNKNOWN을 같은 장애로 취급하지 않습니다.</w:t>
+            </w:r>
+          </w:p>
+        </w:tc>
+      </w:tr>
+    </w:tbl>
+    <w:p>
+      <w:pPr>
+        <w:pStyle w:val="CPFLabel"/>
+      </w:pPr>
+      <w:r>
+        <w:t>상태별 런북</w:t>
+      </w:r>
+    </w:p>
+    <w:tbl>
+      <w:tblPr>
+        <w:tblW w:type="auto" w:w="0"/>
+        <w:jc w:val="left"/>
+        <w:tblLayout w:type="fixed"/>
+        <w:tblLook w:firstColumn="1" w:firstRow="1" w:lastColumn="0" w:lastRow="0" w:noHBand="0" w:noVBand="1" w:val="04A0"/>
+      </w:tblPr>
+      <w:tblGrid>
+        <w:gridCol w:w="2466"/>
+        <w:gridCol w:w="2466"/>
+        <w:gridCol w:w="2466"/>
+        <w:gridCol w:w="2466"/>
+      </w:tblGrid>
+      <w:tr>
+        <w:trPr>
+          <w:tblHeader w:val="true"/>
+        </w:trPr>
+        <w:tc>
+          <w:tcPr>
+            <w:tcW w:type="dxa" w:w="939"/>
             <w:shd w:fill="17324D"/>
+            <w:tcMar>
+              <w:top w:w="90" w:type="dxa"/>
+              <w:start w:w="110" w:type="dxa"/>
+              <w:bottom w:w="90" w:type="dxa"/>
+              <w:end w:w="110" w:type="dxa"/>
+            </w:tcMar>
           </w:tcPr>
           <w:p>
             <w:r>
               <w:rPr>
-                <w:rFonts w:ascii="Noto Sans CJK KR" w:hAnsi="Noto Sans CJK KR"/>
                 <w:b/>
                 <w:color w:val="FFFFFF"/>
-                <w:sz w:val="17"/>
+                <w:sz w:val="16"/>
+              </w:rPr>
+              <w:t>상태</w:t>
+            </w:r>
+          </w:p>
+        </w:tc>
+        <w:tc>
+          <w:tcPr>
+            <w:tcW w:type="dxa" w:w="2213"/>
+            <w:shd w:fill="17324D"/>
+            <w:tcMar>
+              <w:top w:w="90" w:type="dxa"/>
+              <w:start w:w="110" w:type="dxa"/>
+              <w:bottom w:w="90" w:type="dxa"/>
+              <w:end w:w="110" w:type="dxa"/>
+            </w:tcMar>
+          </w:tcPr>
+          <w:p>
+            <w:r>
+              <w:rPr>
+                <w:b/>
+                <w:color w:val="FFFFFF"/>
+                <w:sz w:val="16"/>
               </w:rPr>
               <w:t>의미</w:t>
             </w:r>
@@ -1774,47 +1377,43 @@
         </w:tc>
         <w:tc>
           <w:tcPr>
-            <w:tcW w:type="dxa" w:w="2720"/>
+            <w:tcW w:type="dxa" w:w="3152"/>
+            <w:shd w:fill="17324D"/>
             <w:tcMar>
-              <w:top w:w="70" w:type="dxa"/>
-              <w:start w:w="80" w:type="dxa"/>
-              <w:bottom w:w="70" w:type="dxa"/>
-              <w:end w:w="80" w:type="dxa"/>
+              <w:top w:w="90" w:type="dxa"/>
+              <w:start w:w="110" w:type="dxa"/>
+              <w:bottom w:w="90" w:type="dxa"/>
+              <w:end w:w="110" w:type="dxa"/>
             </w:tcMar>
-            <w:vAlign w:val="top"/>
-            <w:shd w:fill="17324D"/>
           </w:tcPr>
           <w:p>
             <w:r>
               <w:rPr>
-                <w:rFonts w:ascii="Noto Sans CJK KR" w:hAnsi="Noto Sans CJK KR"/>
                 <w:b/>
                 <w:color w:val="FFFFFF"/>
-                <w:sz w:val="17"/>
+                <w:sz w:val="16"/>
               </w:rPr>
-              <w:t>우선 확인</w:t>
+              <w:t>먼저 확인</w:t>
             </w:r>
           </w:p>
         </w:tc>
         <w:tc>
           <w:tcPr>
-            <w:tcW w:type="dxa" w:w="2720"/>
+            <w:tcW w:type="dxa" w:w="3219"/>
+            <w:shd w:fill="17324D"/>
             <w:tcMar>
-              <w:top w:w="70" w:type="dxa"/>
-              <w:start w:w="80" w:type="dxa"/>
-              <w:bottom w:w="70" w:type="dxa"/>
-              <w:end w:w="80" w:type="dxa"/>
+              <w:top w:w="90" w:type="dxa"/>
+              <w:start w:w="110" w:type="dxa"/>
+              <w:bottom w:w="90" w:type="dxa"/>
+              <w:end w:w="110" w:type="dxa"/>
             </w:tcMar>
-            <w:vAlign w:val="top"/>
-            <w:shd w:fill="17324D"/>
           </w:tcPr>
           <w:p>
             <w:r>
               <w:rPr>
-                <w:rFonts w:ascii="Noto Sans CJK KR" w:hAnsi="Noto Sans CJK KR"/>
                 <w:b/>
                 <w:color w:val="FFFFFF"/>
-                <w:sz w:val="17"/>
+                <w:sz w:val="16"/>
               </w:rPr>
               <w:t>조치</w:t>
             </w:r>
@@ -1827,15 +1426,14 @@
         </w:trPr>
         <w:tc>
           <w:tcPr>
-            <w:tcW w:type="dxa" w:w="2720"/>
+            <w:tcW w:type="dxa" w:w="939"/>
             <w:tcMar>
-              <w:top w:w="70" w:type="dxa"/>
-              <w:start w:w="80" w:type="dxa"/>
-              <w:bottom w:w="70" w:type="dxa"/>
-              <w:end w:w="80" w:type="dxa"/>
+              <w:top w:w="80" w:type="dxa"/>
+              <w:start w:w="100" w:type="dxa"/>
+              <w:bottom w:w="80" w:type="dxa"/>
+              <w:end w:w="100" w:type="dxa"/>
             </w:tcMar>
-            <w:vAlign w:val="top"/>
-            <w:shd w:fill="F4F7FA"/>
+            <w:vAlign w:val="center"/>
           </w:tcPr>
           <w:p>
             <w:pPr>
@@ -1843,9 +1441,8 @@
             </w:pPr>
             <w:r>
               <w:rPr>
-                <w:rFonts w:ascii="Noto Sans CJK KR" w:hAnsi="Noto Sans CJK KR"/>
-                <w:color w:val="202124"/>
-                <w:sz w:val="17"/>
+                <w:rFonts w:ascii="Noto Sans KR" w:hAnsi="Noto Sans KR" w:eastAsia="Noto Sans KR"/>
+                <w:sz w:val="16"/>
               </w:rPr>
               <w:t>401</w:t>
             </w:r>
@@ -1853,14 +1450,14 @@
         </w:tc>
         <w:tc>
           <w:tcPr>
-            <w:tcW w:type="dxa" w:w="2720"/>
+            <w:tcW w:type="dxa" w:w="2213"/>
             <w:tcMar>
-              <w:top w:w="70" w:type="dxa"/>
-              <w:start w:w="80" w:type="dxa"/>
-              <w:bottom w:w="70" w:type="dxa"/>
-              <w:end w:w="80" w:type="dxa"/>
+              <w:top w:w="80" w:type="dxa"/>
+              <w:start w:w="100" w:type="dxa"/>
+              <w:bottom w:w="80" w:type="dxa"/>
+              <w:end w:w="100" w:type="dxa"/>
             </w:tcMar>
-            <w:vAlign w:val="top"/>
+            <w:vAlign w:val="center"/>
           </w:tcPr>
           <w:p>
             <w:pPr>
@@ -1868,9 +1465,8 @@
             </w:pPr>
             <w:r>
               <w:rPr>
-                <w:rFonts w:ascii="Noto Sans CJK KR" w:hAnsi="Noto Sans CJK KR"/>
-                <w:color w:val="202124"/>
-                <w:sz w:val="17"/>
+                <w:rFonts w:ascii="Noto Sans KR" w:hAnsi="Noto Sans KR" w:eastAsia="Noto Sans KR"/>
+                <w:sz w:val="16"/>
               </w:rPr>
               <w:t>인증 실패</w:t>
             </w:r>
@@ -1878,14 +1474,14 @@
         </w:tc>
         <w:tc>
           <w:tcPr>
-            <w:tcW w:type="dxa" w:w="2720"/>
+            <w:tcW w:type="dxa" w:w="3152"/>
             <w:tcMar>
-              <w:top w:w="70" w:type="dxa"/>
-              <w:start w:w="80" w:type="dxa"/>
-              <w:bottom w:w="70" w:type="dxa"/>
-              <w:end w:w="80" w:type="dxa"/>
+              <w:top w:w="80" w:type="dxa"/>
+              <w:start w:w="100" w:type="dxa"/>
+              <w:bottom w:w="80" w:type="dxa"/>
+              <w:end w:w="100" w:type="dxa"/>
             </w:tcMar>
-            <w:vAlign w:val="top"/>
+            <w:vAlign w:val="center"/>
           </w:tcPr>
           <w:p>
             <w:pPr>
@@ -1893,24 +1489,23 @@
             </w:pPr>
             <w:r>
               <w:rPr>
-                <w:rFonts w:ascii="Noto Sans CJK KR" w:hAnsi="Noto Sans CJK KR"/>
-                <w:color w:val="202124"/>
-                <w:sz w:val="17"/>
+                <w:rFonts w:ascii="Noto Sans KR" w:hAnsi="Noto Sans KR" w:eastAsia="Noto Sans KR"/>
+                <w:sz w:val="16"/>
               </w:rPr>
-              <w:t>credential/session</w:t>
+              <w:t>token/session/clock</w:t>
             </w:r>
           </w:p>
         </w:tc>
         <w:tc>
           <w:tcPr>
-            <w:tcW w:type="dxa" w:w="2720"/>
+            <w:tcW w:type="dxa" w:w="3219"/>
             <w:tcMar>
-              <w:top w:w="70" w:type="dxa"/>
-              <w:start w:w="80" w:type="dxa"/>
-              <w:bottom w:w="70" w:type="dxa"/>
-              <w:end w:w="80" w:type="dxa"/>
+              <w:top w:w="80" w:type="dxa"/>
+              <w:start w:w="100" w:type="dxa"/>
+              <w:bottom w:w="80" w:type="dxa"/>
+              <w:end w:w="100" w:type="dxa"/>
             </w:tcMar>
-            <w:vAlign w:val="top"/>
+            <w:vAlign w:val="center"/>
           </w:tcPr>
           <w:p>
             <w:pPr>
@@ -1918,11 +1513,10 @@
             </w:pPr>
             <w:r>
               <w:rPr>
-                <w:rFonts w:ascii="Noto Sans CJK KR" w:hAnsi="Noto Sans CJK KR"/>
-                <w:color w:val="202124"/>
-                <w:sz w:val="17"/>
+                <w:rFonts w:ascii="Noto Sans KR" w:hAnsi="Noto Sans KR" w:eastAsia="Noto Sans KR"/>
+                <w:sz w:val="16"/>
               </w:rPr>
-              <w:t>재인증</w:t>
+              <w:t>인증 경로 복구</w:t>
             </w:r>
           </w:p>
         </w:tc>
@@ -1933,15 +1527,15 @@
         </w:trPr>
         <w:tc>
           <w:tcPr>
-            <w:tcW w:type="dxa" w:w="2720"/>
+            <w:tcW w:type="dxa" w:w="939"/>
             <w:tcMar>
-              <w:top w:w="70" w:type="dxa"/>
-              <w:start w:w="80" w:type="dxa"/>
-              <w:bottom w:w="70" w:type="dxa"/>
-              <w:end w:w="80" w:type="dxa"/>
+              <w:top w:w="80" w:type="dxa"/>
+              <w:start w:w="100" w:type="dxa"/>
+              <w:bottom w:w="80" w:type="dxa"/>
+              <w:end w:w="100" w:type="dxa"/>
             </w:tcMar>
-            <w:vAlign w:val="top"/>
-            <w:shd w:fill="F4F7FA"/>
+            <w:vAlign w:val="center"/>
+            <w:shd w:fill="F7FAFC"/>
           </w:tcPr>
           <w:p>
             <w:pPr>
@@ -1949,9 +1543,8 @@
             </w:pPr>
             <w:r>
               <w:rPr>
-                <w:rFonts w:ascii="Noto Sans CJK KR" w:hAnsi="Noto Sans CJK KR"/>
-                <w:color w:val="202124"/>
-                <w:sz w:val="17"/>
+                <w:rFonts w:ascii="Noto Sans KR" w:hAnsi="Noto Sans KR" w:eastAsia="Noto Sans KR"/>
+                <w:sz w:val="16"/>
               </w:rPr>
               <w:t>403</w:t>
             </w:r>
@@ -1959,14 +1552,15 @@
         </w:tc>
         <w:tc>
           <w:tcPr>
-            <w:tcW w:type="dxa" w:w="2720"/>
+            <w:tcW w:type="dxa" w:w="2213"/>
             <w:tcMar>
-              <w:top w:w="70" w:type="dxa"/>
-              <w:start w:w="80" w:type="dxa"/>
-              <w:bottom w:w="70" w:type="dxa"/>
-              <w:end w:w="80" w:type="dxa"/>
+              <w:top w:w="80" w:type="dxa"/>
+              <w:start w:w="100" w:type="dxa"/>
+              <w:bottom w:w="80" w:type="dxa"/>
+              <w:end w:w="100" w:type="dxa"/>
             </w:tcMar>
-            <w:vAlign w:val="top"/>
+            <w:vAlign w:val="center"/>
+            <w:shd w:fill="F7FAFC"/>
           </w:tcPr>
           <w:p>
             <w:pPr>
@@ -1974,24 +1568,24 @@
             </w:pPr>
             <w:r>
               <w:rPr>
-                <w:rFonts w:ascii="Noto Sans CJK KR" w:hAnsi="Noto Sans CJK KR"/>
-                <w:color w:val="202124"/>
-                <w:sz w:val="17"/>
+                <w:rFonts w:ascii="Noto Sans KR" w:hAnsi="Noto Sans KR" w:eastAsia="Noto Sans KR"/>
+                <w:sz w:val="16"/>
               </w:rPr>
-              <w:t>권한 실패</w:t>
+              <w:t>권한/승인 부족</w:t>
             </w:r>
           </w:p>
         </w:tc>
         <w:tc>
           <w:tcPr>
-            <w:tcW w:type="dxa" w:w="2720"/>
+            <w:tcW w:type="dxa" w:w="3152"/>
             <w:tcMar>
-              <w:top w:w="70" w:type="dxa"/>
-              <w:start w:w="80" w:type="dxa"/>
-              <w:bottom w:w="70" w:type="dxa"/>
-              <w:end w:w="80" w:type="dxa"/>
+              <w:top w:w="80" w:type="dxa"/>
+              <w:start w:w="100" w:type="dxa"/>
+              <w:bottom w:w="80" w:type="dxa"/>
+              <w:end w:w="100" w:type="dxa"/>
             </w:tcMar>
-            <w:vAlign w:val="top"/>
+            <w:vAlign w:val="center"/>
+            <w:shd w:fill="F7FAFC"/>
           </w:tcPr>
           <w:p>
             <w:pPr>
@@ -1999,24 +1593,24 @@
             </w:pPr>
             <w:r>
               <w:rPr>
-                <w:rFonts w:ascii="Noto Sans CJK KR" w:hAnsi="Noto Sans CJK KR"/>
-                <w:color w:val="202124"/>
-                <w:sz w:val="17"/>
+                <w:rFonts w:ascii="Noto Sans KR" w:hAnsi="Noto Sans KR" w:eastAsia="Noto Sans KR"/>
+                <w:sz w:val="16"/>
               </w:rPr>
-              <w:t>permission/policy</w:t>
+              <w:t>Permission/Approval</w:t>
             </w:r>
           </w:p>
         </w:tc>
         <w:tc>
           <w:tcPr>
-            <w:tcW w:type="dxa" w:w="2720"/>
+            <w:tcW w:type="dxa" w:w="3219"/>
             <w:tcMar>
-              <w:top w:w="70" w:type="dxa"/>
-              <w:start w:w="80" w:type="dxa"/>
-              <w:bottom w:w="70" w:type="dxa"/>
-              <w:end w:w="80" w:type="dxa"/>
+              <w:top w:w="80" w:type="dxa"/>
+              <w:start w:w="100" w:type="dxa"/>
+              <w:bottom w:w="80" w:type="dxa"/>
+              <w:end w:w="100" w:type="dxa"/>
             </w:tcMar>
-            <w:vAlign w:val="top"/>
+            <w:vAlign w:val="center"/>
+            <w:shd w:fill="F7FAFC"/>
           </w:tcPr>
           <w:p>
             <w:pPr>
@@ -2024,11 +1618,10 @@
             </w:pPr>
             <w:r>
               <w:rPr>
-                <w:rFonts w:ascii="Noto Sans CJK KR" w:hAnsi="Noto Sans CJK KR"/>
-                <w:color w:val="202124"/>
-                <w:sz w:val="17"/>
+                <w:rFonts w:ascii="Noto Sans KR" w:hAnsi="Noto Sans KR" w:eastAsia="Noto Sans KR"/>
+                <w:sz w:val="16"/>
               </w:rPr>
-              <w:t>권한/승인 확인</w:t>
+              <w:t>권한 우회 금지</w:t>
             </w:r>
           </w:p>
         </w:tc>
@@ -2039,15 +1632,14 @@
         </w:trPr>
         <w:tc>
           <w:tcPr>
-            <w:tcW w:type="dxa" w:w="2720"/>
+            <w:tcW w:type="dxa" w:w="939"/>
             <w:tcMar>
-              <w:top w:w="70" w:type="dxa"/>
-              <w:start w:w="80" w:type="dxa"/>
-              <w:bottom w:w="70" w:type="dxa"/>
-              <w:end w:w="80" w:type="dxa"/>
+              <w:top w:w="80" w:type="dxa"/>
+              <w:start w:w="100" w:type="dxa"/>
+              <w:bottom w:w="80" w:type="dxa"/>
+              <w:end w:w="100" w:type="dxa"/>
             </w:tcMar>
-            <w:vAlign w:val="top"/>
-            <w:shd w:fill="F4F7FA"/>
+            <w:vAlign w:val="center"/>
           </w:tcPr>
           <w:p>
             <w:pPr>
@@ -2055,9 +1647,8 @@
             </w:pPr>
             <w:r>
               <w:rPr>
-                <w:rFonts w:ascii="Noto Sans CJK KR" w:hAnsi="Noto Sans CJK KR"/>
-                <w:color w:val="202124"/>
-                <w:sz w:val="17"/>
+                <w:rFonts w:ascii="Noto Sans KR" w:hAnsi="Noto Sans KR" w:eastAsia="Noto Sans KR"/>
+                <w:sz w:val="16"/>
               </w:rPr>
               <w:t>404</w:t>
             </w:r>
@@ -2065,14 +1656,14 @@
         </w:tc>
         <w:tc>
           <w:tcPr>
-            <w:tcW w:type="dxa" w:w="2720"/>
+            <w:tcW w:type="dxa" w:w="2213"/>
             <w:tcMar>
-              <w:top w:w="70" w:type="dxa"/>
-              <w:start w:w="80" w:type="dxa"/>
-              <w:bottom w:w="70" w:type="dxa"/>
-              <w:end w:w="80" w:type="dxa"/>
+              <w:top w:w="80" w:type="dxa"/>
+              <w:start w:w="100" w:type="dxa"/>
+              <w:bottom w:w="80" w:type="dxa"/>
+              <w:end w:w="100" w:type="dxa"/>
             </w:tcMar>
-            <w:vAlign w:val="top"/>
+            <w:vAlign w:val="center"/>
           </w:tcPr>
           <w:p>
             <w:pPr>
@@ -2080,24 +1671,23 @@
             </w:pPr>
             <w:r>
               <w:rPr>
-                <w:rFonts w:ascii="Noto Sans CJK KR" w:hAnsi="Noto Sans CJK KR"/>
-                <w:color w:val="202124"/>
-                <w:sz w:val="17"/>
+                <w:rFonts w:ascii="Noto Sans KR" w:hAnsi="Noto Sans KR" w:eastAsia="Noto Sans KR"/>
+                <w:sz w:val="16"/>
               </w:rPr>
-              <w:t>대상/route 없음</w:t>
+              <w:t>대상/Operation 없음</w:t>
             </w:r>
           </w:p>
         </w:tc>
         <w:tc>
           <w:tcPr>
-            <w:tcW w:type="dxa" w:w="2720"/>
+            <w:tcW w:type="dxa" w:w="3152"/>
             <w:tcMar>
-              <w:top w:w="70" w:type="dxa"/>
-              <w:start w:w="80" w:type="dxa"/>
-              <w:bottom w:w="70" w:type="dxa"/>
-              <w:end w:w="80" w:type="dxa"/>
+              <w:top w:w="80" w:type="dxa"/>
+              <w:start w:w="100" w:type="dxa"/>
+              <w:bottom w:w="80" w:type="dxa"/>
+              <w:end w:w="100" w:type="dxa"/>
             </w:tcMar>
-            <w:vAlign w:val="top"/>
+            <w:vAlign w:val="center"/>
           </w:tcPr>
           <w:p>
             <w:pPr>
@@ -2105,24 +1695,23 @@
             </w:pPr>
             <w:r>
               <w:rPr>
-                <w:rFonts w:ascii="Noto Sans CJK KR" w:hAnsi="Noto Sans CJK KR"/>
-                <w:color w:val="202124"/>
-                <w:sz w:val="17"/>
+                <w:rFonts w:ascii="Noto Sans KR" w:hAnsi="Noto Sans KR" w:eastAsia="Noto Sans KR"/>
+                <w:sz w:val="16"/>
               </w:rPr>
-              <w:t>operation/route</w:t>
+              <w:t>route/operation registry</w:t>
             </w:r>
           </w:p>
         </w:tc>
         <w:tc>
           <w:tcPr>
-            <w:tcW w:type="dxa" w:w="2720"/>
+            <w:tcW w:type="dxa" w:w="3219"/>
             <w:tcMar>
-              <w:top w:w="70" w:type="dxa"/>
-              <w:start w:w="80" w:type="dxa"/>
-              <w:bottom w:w="70" w:type="dxa"/>
-              <w:end w:w="80" w:type="dxa"/>
+              <w:top w:w="80" w:type="dxa"/>
+              <w:start w:w="100" w:type="dxa"/>
+              <w:bottom w:w="80" w:type="dxa"/>
+              <w:end w:w="100" w:type="dxa"/>
             </w:tcMar>
-            <w:vAlign w:val="top"/>
+            <w:vAlign w:val="center"/>
           </w:tcPr>
           <w:p>
             <w:pPr>
@@ -2130,11 +1719,10 @@
             </w:pPr>
             <w:r>
               <w:rPr>
-                <w:rFonts w:ascii="Noto Sans CJK KR" w:hAnsi="Noto Sans CJK KR"/>
-                <w:color w:val="202124"/>
-                <w:sz w:val="17"/>
+                <w:rFonts w:ascii="Noto Sans KR" w:hAnsi="Noto Sans KR" w:eastAsia="Noto Sans KR"/>
+                <w:sz w:val="16"/>
               </w:rPr>
-              <w:t>등록·경로 확인</w:t>
+              <w:t>stale routing 확인</w:t>
             </w:r>
           </w:p>
         </w:tc>
@@ -2145,15 +1733,15 @@
         </w:trPr>
         <w:tc>
           <w:tcPr>
-            <w:tcW w:type="dxa" w:w="2720"/>
+            <w:tcW w:type="dxa" w:w="939"/>
             <w:tcMar>
-              <w:top w:w="70" w:type="dxa"/>
-              <w:start w:w="80" w:type="dxa"/>
-              <w:bottom w:w="70" w:type="dxa"/>
-              <w:end w:w="80" w:type="dxa"/>
+              <w:top w:w="80" w:type="dxa"/>
+              <w:start w:w="100" w:type="dxa"/>
+              <w:bottom w:w="80" w:type="dxa"/>
+              <w:end w:w="100" w:type="dxa"/>
             </w:tcMar>
-            <w:vAlign w:val="top"/>
-            <w:shd w:fill="F4F7FA"/>
+            <w:vAlign w:val="center"/>
+            <w:shd w:fill="F7FAFC"/>
           </w:tcPr>
           <w:p>
             <w:pPr>
@@ -2161,9 +1749,8 @@
             </w:pPr>
             <w:r>
               <w:rPr>
-                <w:rFonts w:ascii="Noto Sans CJK KR" w:hAnsi="Noto Sans CJK KR"/>
-                <w:color w:val="202124"/>
-                <w:sz w:val="17"/>
+                <w:rFonts w:ascii="Noto Sans KR" w:hAnsi="Noto Sans KR" w:eastAsia="Noto Sans KR"/>
+                <w:sz w:val="16"/>
               </w:rPr>
               <w:t>409</w:t>
             </w:r>
@@ -2171,14 +1758,15 @@
         </w:tc>
         <w:tc>
           <w:tcPr>
-            <w:tcW w:type="dxa" w:w="2720"/>
+            <w:tcW w:type="dxa" w:w="2213"/>
             <w:tcMar>
-              <w:top w:w="70" w:type="dxa"/>
-              <w:start w:w="80" w:type="dxa"/>
-              <w:bottom w:w="70" w:type="dxa"/>
-              <w:end w:w="80" w:type="dxa"/>
+              <w:top w:w="80" w:type="dxa"/>
+              <w:start w:w="100" w:type="dxa"/>
+              <w:bottom w:w="80" w:type="dxa"/>
+              <w:end w:w="100" w:type="dxa"/>
             </w:tcMar>
-            <w:vAlign w:val="top"/>
+            <w:vAlign w:val="center"/>
+            <w:shd w:fill="F7FAFC"/>
           </w:tcPr>
           <w:p>
             <w:pPr>
@@ -2186,24 +1774,24 @@
             </w:pPr>
             <w:r>
               <w:rPr>
-                <w:rFonts w:ascii="Noto Sans CJK KR" w:hAnsi="Noto Sans CJK KR"/>
-                <w:color w:val="202124"/>
-                <w:sz w:val="17"/>
+                <w:rFonts w:ascii="Noto Sans KR" w:hAnsi="Noto Sans KR" w:eastAsia="Noto Sans KR"/>
+                <w:sz w:val="16"/>
               </w:rPr>
-              <w:t>상태 충돌</w:t>
+              <w:t>중복/상태 충돌</w:t>
             </w:r>
           </w:p>
         </w:tc>
         <w:tc>
           <w:tcPr>
-            <w:tcW w:type="dxa" w:w="2720"/>
+            <w:tcW w:type="dxa" w:w="3152"/>
             <w:tcMar>
-              <w:top w:w="70" w:type="dxa"/>
-              <w:start w:w="80" w:type="dxa"/>
-              <w:bottom w:w="70" w:type="dxa"/>
-              <w:end w:w="80" w:type="dxa"/>
+              <w:top w:w="80" w:type="dxa"/>
+              <w:start w:w="100" w:type="dxa"/>
+              <w:bottom w:w="80" w:type="dxa"/>
+              <w:end w:w="100" w:type="dxa"/>
             </w:tcMar>
-            <w:vAlign w:val="top"/>
+            <w:vAlign w:val="center"/>
+            <w:shd w:fill="F7FAFC"/>
           </w:tcPr>
           <w:p>
             <w:pPr>
@@ -2211,24 +1799,24 @@
             </w:pPr>
             <w:r>
               <w:rPr>
-                <w:rFonts w:ascii="Noto Sans CJK KR" w:hAnsi="Noto Sans CJK KR"/>
-                <w:color w:val="202124"/>
-                <w:sz w:val="17"/>
+                <w:rFonts w:ascii="Noto Sans KR" w:hAnsi="Noto Sans KR" w:eastAsia="Noto Sans KR"/>
+                <w:sz w:val="16"/>
               </w:rPr>
-              <w:t>version/idempotency</w:t>
+              <w:t>idempotency/state version</w:t>
             </w:r>
           </w:p>
         </w:tc>
         <w:tc>
           <w:tcPr>
-            <w:tcW w:type="dxa" w:w="2720"/>
+            <w:tcW w:type="dxa" w:w="3219"/>
             <w:tcMar>
-              <w:top w:w="70" w:type="dxa"/>
-              <w:start w:w="80" w:type="dxa"/>
-              <w:bottom w:w="70" w:type="dxa"/>
-              <w:end w:w="80" w:type="dxa"/>
+              <w:top w:w="80" w:type="dxa"/>
+              <w:start w:w="100" w:type="dxa"/>
+              <w:bottom w:w="80" w:type="dxa"/>
+              <w:end w:w="100" w:type="dxa"/>
             </w:tcMar>
-            <w:vAlign w:val="top"/>
+            <w:vAlign w:val="center"/>
+            <w:shd w:fill="F7FAFC"/>
           </w:tcPr>
           <w:p>
             <w:pPr>
@@ -2236,11 +1824,10 @@
             </w:pPr>
             <w:r>
               <w:rPr>
-                <w:rFonts w:ascii="Noto Sans CJK KR" w:hAnsi="Noto Sans CJK KR"/>
-                <w:color w:val="202124"/>
-                <w:sz w:val="17"/>
+                <w:rFonts w:ascii="Noto Sans KR" w:hAnsi="Noto Sans KR" w:eastAsia="Noto Sans KR"/>
+                <w:sz w:val="16"/>
               </w:rPr>
-              <w:t>현재 상태 재조회</w:t>
+              <w:t>기존 실행/원장 확인</w:t>
             </w:r>
           </w:p>
         </w:tc>
@@ -2251,15 +1838,14 @@
         </w:trPr>
         <w:tc>
           <w:tcPr>
-            <w:tcW w:type="dxa" w:w="2720"/>
+            <w:tcW w:type="dxa" w:w="939"/>
             <w:tcMar>
-              <w:top w:w="70" w:type="dxa"/>
-              <w:start w:w="80" w:type="dxa"/>
-              <w:bottom w:w="70" w:type="dxa"/>
-              <w:end w:w="80" w:type="dxa"/>
+              <w:top w:w="80" w:type="dxa"/>
+              <w:start w:w="100" w:type="dxa"/>
+              <w:bottom w:w="80" w:type="dxa"/>
+              <w:end w:w="100" w:type="dxa"/>
             </w:tcMar>
-            <w:vAlign w:val="top"/>
-            <w:shd w:fill="F4F7FA"/>
+            <w:vAlign w:val="center"/>
           </w:tcPr>
           <w:p>
             <w:pPr>
@@ -2267,9 +1853,8 @@
             </w:pPr>
             <w:r>
               <w:rPr>
-                <w:rFonts w:ascii="Noto Sans CJK KR" w:hAnsi="Noto Sans CJK KR"/>
-                <w:color w:val="202124"/>
-                <w:sz w:val="17"/>
+                <w:rFonts w:ascii="Noto Sans KR" w:hAnsi="Noto Sans KR" w:eastAsia="Noto Sans KR"/>
+                <w:sz w:val="16"/>
               </w:rPr>
               <w:t>429</w:t>
             </w:r>
@@ -2277,14 +1862,14 @@
         </w:tc>
         <w:tc>
           <w:tcPr>
-            <w:tcW w:type="dxa" w:w="2720"/>
+            <w:tcW w:type="dxa" w:w="2213"/>
             <w:tcMar>
-              <w:top w:w="70" w:type="dxa"/>
-              <w:start w:w="80" w:type="dxa"/>
-              <w:bottom w:w="70" w:type="dxa"/>
-              <w:end w:w="80" w:type="dxa"/>
+              <w:top w:w="80" w:type="dxa"/>
+              <w:start w:w="100" w:type="dxa"/>
+              <w:bottom w:w="80" w:type="dxa"/>
+              <w:end w:w="100" w:type="dxa"/>
             </w:tcMar>
-            <w:vAlign w:val="top"/>
+            <w:vAlign w:val="center"/>
           </w:tcPr>
           <w:p>
             <w:pPr>
@@ -2292,24 +1877,23 @@
             </w:pPr>
             <w:r>
               <w:rPr>
-                <w:rFonts w:ascii="Noto Sans CJK KR" w:hAnsi="Noto Sans CJK KR"/>
-                <w:color w:val="202124"/>
-                <w:sz w:val="17"/>
+                <w:rFonts w:ascii="Noto Sans KR" w:hAnsi="Noto Sans KR" w:eastAsia="Noto Sans KR"/>
+                <w:sz w:val="16"/>
               </w:rPr>
-              <w:t>Rate 제한</w:t>
+              <w:t>rate limit</w:t>
             </w:r>
           </w:p>
         </w:tc>
         <w:tc>
           <w:tcPr>
-            <w:tcW w:type="dxa" w:w="2720"/>
+            <w:tcW w:type="dxa" w:w="3152"/>
             <w:tcMar>
-              <w:top w:w="70" w:type="dxa"/>
-              <w:start w:w="80" w:type="dxa"/>
-              <w:bottom w:w="70" w:type="dxa"/>
-              <w:end w:w="80" w:type="dxa"/>
+              <w:top w:w="80" w:type="dxa"/>
+              <w:start w:w="100" w:type="dxa"/>
+              <w:bottom w:w="80" w:type="dxa"/>
+              <w:end w:w="100" w:type="dxa"/>
             </w:tcMar>
-            <w:vAlign w:val="top"/>
+            <w:vAlign w:val="center"/>
           </w:tcPr>
           <w:p>
             <w:pPr>
@@ -2317,24 +1901,23 @@
             </w:pPr>
             <w:r>
               <w:rPr>
-                <w:rFonts w:ascii="Noto Sans CJK KR" w:hAnsi="Noto Sans CJK KR"/>
-                <w:color w:val="202124"/>
-                <w:sz w:val="17"/>
+                <w:rFonts w:ascii="Noto Sans KR" w:hAnsi="Noto Sans KR" w:eastAsia="Noto Sans KR"/>
+                <w:sz w:val="16"/>
               </w:rPr>
-              <w:t>quota/window</w:t>
+              <w:t>quota/retry-after</w:t>
             </w:r>
           </w:p>
         </w:tc>
         <w:tc>
           <w:tcPr>
-            <w:tcW w:type="dxa" w:w="2720"/>
+            <w:tcW w:type="dxa" w:w="3219"/>
             <w:tcMar>
-              <w:top w:w="70" w:type="dxa"/>
-              <w:start w:w="80" w:type="dxa"/>
-              <w:bottom w:w="70" w:type="dxa"/>
-              <w:end w:w="80" w:type="dxa"/>
+              <w:top w:w="80" w:type="dxa"/>
+              <w:start w:w="100" w:type="dxa"/>
+              <w:bottom w:w="80" w:type="dxa"/>
+              <w:end w:w="100" w:type="dxa"/>
             </w:tcMar>
-            <w:vAlign w:val="top"/>
+            <w:vAlign w:val="center"/>
           </w:tcPr>
           <w:p>
             <w:pPr>
@@ -2342,11 +1925,10 @@
             </w:pPr>
             <w:r>
               <w:rPr>
-                <w:rFonts w:ascii="Noto Sans CJK KR" w:hAnsi="Noto Sans CJK KR"/>
-                <w:color w:val="202124"/>
-                <w:sz w:val="17"/>
+                <w:rFonts w:ascii="Noto Sans KR" w:hAnsi="Noto Sans KR" w:eastAsia="Noto Sans KR"/>
+                <w:sz w:val="16"/>
               </w:rPr>
-              <w:t>backoff</w:t>
+              <w:t>backoff/용량</w:t>
             </w:r>
           </w:p>
         </w:tc>
@@ -2357,15 +1939,15 @@
         </w:trPr>
         <w:tc>
           <w:tcPr>
-            <w:tcW w:type="dxa" w:w="2720"/>
+            <w:tcW w:type="dxa" w:w="939"/>
             <w:tcMar>
-              <w:top w:w="70" w:type="dxa"/>
-              <w:start w:w="80" w:type="dxa"/>
-              <w:bottom w:w="70" w:type="dxa"/>
-              <w:end w:w="80" w:type="dxa"/>
+              <w:top w:w="80" w:type="dxa"/>
+              <w:start w:w="100" w:type="dxa"/>
+              <w:bottom w:w="80" w:type="dxa"/>
+              <w:end w:w="100" w:type="dxa"/>
             </w:tcMar>
-            <w:vAlign w:val="top"/>
-            <w:shd w:fill="F4F7FA"/>
+            <w:vAlign w:val="center"/>
+            <w:shd w:fill="F7FAFC"/>
           </w:tcPr>
           <w:p>
             <w:pPr>
@@ -2373,9 +1955,8 @@
             </w:pPr>
             <w:r>
               <w:rPr>
-                <w:rFonts w:ascii="Noto Sans CJK KR" w:hAnsi="Noto Sans CJK KR"/>
-                <w:color w:val="202124"/>
-                <w:sz w:val="17"/>
+                <w:rFonts w:ascii="Noto Sans KR" w:hAnsi="Noto Sans KR" w:eastAsia="Noto Sans KR"/>
+                <w:sz w:val="16"/>
               </w:rPr>
               <w:t>500</w:t>
             </w:r>
@@ -2383,14 +1964,15 @@
         </w:tc>
         <w:tc>
           <w:tcPr>
-            <w:tcW w:type="dxa" w:w="2720"/>
+            <w:tcW w:type="dxa" w:w="2213"/>
             <w:tcMar>
-              <w:top w:w="70" w:type="dxa"/>
-              <w:start w:w="80" w:type="dxa"/>
-              <w:bottom w:w="70" w:type="dxa"/>
-              <w:end w:w="80" w:type="dxa"/>
+              <w:top w:w="80" w:type="dxa"/>
+              <w:start w:w="100" w:type="dxa"/>
+              <w:bottom w:w="80" w:type="dxa"/>
+              <w:end w:w="100" w:type="dxa"/>
             </w:tcMar>
-            <w:vAlign w:val="top"/>
+            <w:vAlign w:val="center"/>
+            <w:shd w:fill="F7FAFC"/>
           </w:tcPr>
           <w:p>
             <w:pPr>
@@ -2398,9 +1980,8 @@
             </w:pPr>
             <w:r>
               <w:rPr>
-                <w:rFonts w:ascii="Noto Sans CJK KR" w:hAnsi="Noto Sans CJK KR"/>
-                <w:color w:val="202124"/>
-                <w:sz w:val="17"/>
+                <w:rFonts w:ascii="Noto Sans KR" w:hAnsi="Noto Sans KR" w:eastAsia="Noto Sans KR"/>
+                <w:sz w:val="16"/>
               </w:rPr>
               <w:t>내부 오류</w:t>
             </w:r>
@@ -2408,14 +1989,15 @@
         </w:tc>
         <w:tc>
           <w:tcPr>
-            <w:tcW w:type="dxa" w:w="2720"/>
+            <w:tcW w:type="dxa" w:w="3152"/>
             <w:tcMar>
-              <w:top w:w="70" w:type="dxa"/>
-              <w:start w:w="80" w:type="dxa"/>
-              <w:bottom w:w="70" w:type="dxa"/>
-              <w:end w:w="80" w:type="dxa"/>
+              <w:top w:w="80" w:type="dxa"/>
+              <w:start w:w="100" w:type="dxa"/>
+              <w:bottom w:w="80" w:type="dxa"/>
+              <w:end w:w="100" w:type="dxa"/>
             </w:tcMar>
-            <w:vAlign w:val="top"/>
+            <w:vAlign w:val="center"/>
+            <w:shd w:fill="F7FAFC"/>
           </w:tcPr>
           <w:p>
             <w:pPr>
@@ -2423,24 +2005,24 @@
             </w:pPr>
             <w:r>
               <w:rPr>
-                <w:rFonts w:ascii="Noto Sans CJK KR" w:hAnsi="Noto Sans CJK KR"/>
-                <w:color w:val="202124"/>
-                <w:sz w:val="17"/>
+                <w:rFonts w:ascii="Noto Sans KR" w:hAnsi="Noto Sans KR" w:eastAsia="Noto Sans KR"/>
+                <w:sz w:val="16"/>
               </w:rPr>
-              <w:t>trace/errorCode</w:t>
+              <w:t>errorCode/stack/DB</w:t>
             </w:r>
           </w:p>
         </w:tc>
         <w:tc>
           <w:tcPr>
-            <w:tcW w:type="dxa" w:w="2720"/>
+            <w:tcW w:type="dxa" w:w="3219"/>
             <w:tcMar>
-              <w:top w:w="70" w:type="dxa"/>
-              <w:start w:w="80" w:type="dxa"/>
-              <w:bottom w:w="70" w:type="dxa"/>
-              <w:end w:w="80" w:type="dxa"/>
+              <w:top w:w="80" w:type="dxa"/>
+              <w:start w:w="100" w:type="dxa"/>
+              <w:bottom w:w="80" w:type="dxa"/>
+              <w:end w:w="100" w:type="dxa"/>
             </w:tcMar>
-            <w:vAlign w:val="top"/>
+            <w:vAlign w:val="center"/>
+            <w:shd w:fill="F7FAFC"/>
           </w:tcPr>
           <w:p>
             <w:pPr>
@@ -2448,11 +2030,10 @@
             </w:pPr>
             <w:r>
               <w:rPr>
-                <w:rFonts w:ascii="Noto Sans CJK KR" w:hAnsi="Noto Sans CJK KR"/>
-                <w:color w:val="202124"/>
-                <w:sz w:val="17"/>
+                <w:rFonts w:ascii="Noto Sans KR" w:hAnsi="Noto Sans KR" w:eastAsia="Noto Sans KR"/>
+                <w:sz w:val="16"/>
               </w:rPr>
-              <w:t>원인 분석</w:t>
+              <w:t>원인별 rollback/recovery</w:t>
             </w:r>
           </w:p>
         </w:tc>
@@ -2463,15 +2044,14 @@
         </w:trPr>
         <w:tc>
           <w:tcPr>
-            <w:tcW w:type="dxa" w:w="2720"/>
+            <w:tcW w:type="dxa" w:w="939"/>
             <w:tcMar>
-              <w:top w:w="70" w:type="dxa"/>
-              <w:start w:w="80" w:type="dxa"/>
-              <w:bottom w:w="70" w:type="dxa"/>
-              <w:end w:w="80" w:type="dxa"/>
+              <w:top w:w="80" w:type="dxa"/>
+              <w:start w:w="100" w:type="dxa"/>
+              <w:bottom w:w="80" w:type="dxa"/>
+              <w:end w:w="100" w:type="dxa"/>
             </w:tcMar>
-            <w:vAlign w:val="top"/>
-            <w:shd w:fill="F4F7FA"/>
+            <w:vAlign w:val="center"/>
           </w:tcPr>
           <w:p>
             <w:pPr>
@@ -2479,9 +2059,8 @@
             </w:pPr>
             <w:r>
               <w:rPr>
-                <w:rFonts w:ascii="Noto Sans CJK KR" w:hAnsi="Noto Sans CJK KR"/>
-                <w:color w:val="202124"/>
-                <w:sz w:val="17"/>
+                <w:rFonts w:ascii="Noto Sans KR" w:hAnsi="Noto Sans KR" w:eastAsia="Noto Sans KR"/>
+                <w:sz w:val="16"/>
               </w:rPr>
               <w:t>503</w:t>
             </w:r>
@@ -2489,14 +2068,14 @@
         </w:tc>
         <w:tc>
           <w:tcPr>
-            <w:tcW w:type="dxa" w:w="2720"/>
+            <w:tcW w:type="dxa" w:w="2213"/>
             <w:tcMar>
-              <w:top w:w="70" w:type="dxa"/>
-              <w:start w:w="80" w:type="dxa"/>
-              <w:bottom w:w="70" w:type="dxa"/>
-              <w:end w:w="80" w:type="dxa"/>
+              <w:top w:w="80" w:type="dxa"/>
+              <w:start w:w="100" w:type="dxa"/>
+              <w:bottom w:w="80" w:type="dxa"/>
+              <w:end w:w="100" w:type="dxa"/>
             </w:tcMar>
-            <w:vAlign w:val="top"/>
+            <w:vAlign w:val="center"/>
           </w:tcPr>
           <w:p>
             <w:pPr>
@@ -2504,24 +2083,23 @@
             </w:pPr>
             <w:r>
               <w:rPr>
-                <w:rFonts w:ascii="Noto Sans CJK KR" w:hAnsi="Noto Sans CJK KR"/>
-                <w:color w:val="202124"/>
-                <w:sz w:val="17"/>
+                <w:rFonts w:ascii="Noto Sans KR" w:hAnsi="Noto Sans KR" w:eastAsia="Noto Sans KR"/>
+                <w:sz w:val="16"/>
               </w:rPr>
-              <w:t>가용성 오류</w:t>
+              <w:t>infra unavailable</w:t>
             </w:r>
           </w:p>
         </w:tc>
         <w:tc>
           <w:tcPr>
-            <w:tcW w:type="dxa" w:w="2720"/>
+            <w:tcW w:type="dxa" w:w="3152"/>
             <w:tcMar>
-              <w:top w:w="70" w:type="dxa"/>
-              <w:start w:w="80" w:type="dxa"/>
-              <w:bottom w:w="70" w:type="dxa"/>
-              <w:end w:w="80" w:type="dxa"/>
+              <w:top w:w="80" w:type="dxa"/>
+              <w:start w:w="100" w:type="dxa"/>
+              <w:bottom w:w="80" w:type="dxa"/>
+              <w:end w:w="100" w:type="dxa"/>
             </w:tcMar>
-            <w:vAlign w:val="top"/>
+            <w:vAlign w:val="center"/>
           </w:tcPr>
           <w:p>
             <w:pPr>
@@ -2529,24 +2107,23 @@
             </w:pPr>
             <w:r>
               <w:rPr>
-                <w:rFonts w:ascii="Noto Sans CJK KR" w:hAnsi="Noto Sans CJK KR"/>
-                <w:color w:val="202124"/>
-                <w:sz w:val="17"/>
+                <w:rFonts w:ascii="Noto Sans KR" w:hAnsi="Noto Sans KR" w:eastAsia="Noto Sans KR"/>
+                <w:sz w:val="16"/>
               </w:rPr>
-              <w:t>health/draining</w:t>
+              <w:t>health/dependency</w:t>
             </w:r>
           </w:p>
         </w:tc>
         <w:tc>
           <w:tcPr>
-            <w:tcW w:type="dxa" w:w="2720"/>
+            <w:tcW w:type="dxa" w:w="3219"/>
             <w:tcMar>
-              <w:top w:w="70" w:type="dxa"/>
-              <w:start w:w="80" w:type="dxa"/>
-              <w:bottom w:w="70" w:type="dxa"/>
-              <w:end w:w="80" w:type="dxa"/>
+              <w:top w:w="80" w:type="dxa"/>
+              <w:start w:w="100" w:type="dxa"/>
+              <w:bottom w:w="80" w:type="dxa"/>
+              <w:end w:w="100" w:type="dxa"/>
             </w:tcMar>
-            <w:vAlign w:val="top"/>
+            <w:vAlign w:val="center"/>
           </w:tcPr>
           <w:p>
             <w:pPr>
@@ -2554,149 +2131,1846 @@
             </w:pPr>
             <w:r>
               <w:rPr>
-                <w:rFonts w:ascii="Noto Sans CJK KR" w:hAnsi="Noto Sans CJK KR"/>
-                <w:color w:val="202124"/>
-                <w:sz w:val="17"/>
+                <w:rFonts w:ascii="Noto Sans KR" w:hAnsi="Noto Sans KR" w:eastAsia="Noto Sans KR"/>
+                <w:sz w:val="16"/>
               </w:rPr>
-              <w:t>우회·복구 후 재시도</w:t>
+              <w:t>failover/복구</w:t>
+            </w:r>
+          </w:p>
+        </w:tc>
+      </w:tr>
+      <w:tr>
+        <w:trPr>
+          <w:cantSplit/>
+        </w:trPr>
+        <w:tc>
+          <w:tcPr>
+            <w:tcW w:type="dxa" w:w="939"/>
+            <w:tcMar>
+              <w:top w:w="80" w:type="dxa"/>
+              <w:start w:w="100" w:type="dxa"/>
+              <w:bottom w:w="80" w:type="dxa"/>
+              <w:end w:w="100" w:type="dxa"/>
+            </w:tcMar>
+            <w:vAlign w:val="center"/>
+            <w:shd w:fill="F7FAFC"/>
+          </w:tcPr>
+          <w:p>
+            <w:pPr>
+              <w:spacing w:after="0" w:line="252" w:lineRule="auto"/>
+            </w:pPr>
+            <w:r>
+              <w:rPr>
+                <w:rFonts w:ascii="Noto Sans KR" w:hAnsi="Noto Sans KR" w:eastAsia="Noto Sans KR"/>
+                <w:sz w:val="16"/>
+              </w:rPr>
+              <w:t>UNKNOWN</w:t>
+            </w:r>
+          </w:p>
+        </w:tc>
+        <w:tc>
+          <w:tcPr>
+            <w:tcW w:type="dxa" w:w="2213"/>
+            <w:tcMar>
+              <w:top w:w="80" w:type="dxa"/>
+              <w:start w:w="100" w:type="dxa"/>
+              <w:bottom w:w="80" w:type="dxa"/>
+              <w:end w:w="100" w:type="dxa"/>
+            </w:tcMar>
+            <w:vAlign w:val="center"/>
+            <w:shd w:fill="F7FAFC"/>
+          </w:tcPr>
+          <w:p>
+            <w:pPr>
+              <w:spacing w:after="0" w:line="252" w:lineRule="auto"/>
+            </w:pPr>
+            <w:r>
+              <w:rPr>
+                <w:rFonts w:ascii="Noto Sans KR" w:hAnsi="Noto Sans KR" w:eastAsia="Noto Sans KR"/>
+                <w:sz w:val="16"/>
+              </w:rPr>
+              <w:t>결과 미확정</w:t>
+            </w:r>
+          </w:p>
+        </w:tc>
+        <w:tc>
+          <w:tcPr>
+            <w:tcW w:type="dxa" w:w="3152"/>
+            <w:tcMar>
+              <w:top w:w="80" w:type="dxa"/>
+              <w:start w:w="100" w:type="dxa"/>
+              <w:bottom w:w="80" w:type="dxa"/>
+              <w:end w:w="100" w:type="dxa"/>
+            </w:tcMar>
+            <w:vAlign w:val="center"/>
+            <w:shd w:fill="F7FAFC"/>
+          </w:tcPr>
+          <w:p>
+            <w:pPr>
+              <w:spacing w:after="0" w:line="252" w:lineRule="auto"/>
+            </w:pPr>
+            <w:r>
+              <w:rPr>
+                <w:rFonts w:ascii="Noto Sans KR" w:hAnsi="Noto Sans KR" w:eastAsia="Noto Sans KR"/>
+                <w:sz w:val="16"/>
+              </w:rPr>
+              <w:t>ledger/probe/recoveryId</w:t>
+            </w:r>
+          </w:p>
+        </w:tc>
+        <w:tc>
+          <w:tcPr>
+            <w:tcW w:type="dxa" w:w="3219"/>
+            <w:tcMar>
+              <w:top w:w="80" w:type="dxa"/>
+              <w:start w:w="100" w:type="dxa"/>
+              <w:bottom w:w="80" w:type="dxa"/>
+              <w:end w:w="100" w:type="dxa"/>
+            </w:tcMar>
+            <w:vAlign w:val="center"/>
+            <w:shd w:fill="F7FAFC"/>
+          </w:tcPr>
+          <w:p>
+            <w:pPr>
+              <w:spacing w:after="0" w:line="252" w:lineRule="auto"/>
+            </w:pPr>
+            <w:r>
+              <w:rPr>
+                <w:rFonts w:ascii="Noto Sans KR" w:hAnsi="Noto Sans KR" w:eastAsia="Noto Sans KR"/>
+                <w:sz w:val="16"/>
+              </w:rPr>
+              <w:t>blind retry 금지, reconcile</w:t>
             </w:r>
           </w:p>
         </w:tc>
       </w:tr>
     </w:tbl>
-    <w:p/>
     <w:p>
       <w:pPr>
-        <w:pStyle w:val="SourceRail"/>
+        <w:pStyle w:val="Heading1"/>
       </w:pPr>
       <w:r>
-        <w:t>Source 길찾기 cpf-starters/base/runtime/src/main/java/com/cpf/foundation/runtime/CpfInstanceIdentity.java</w:t>
+        <w:t>3 위험 운영 조치</w:t>
+      </w:r>
+    </w:p>
+    <w:tbl>
+      <w:tblPr>
+        <w:tblW w:type="auto" w:w="0"/>
+        <w:jc w:val="left"/>
+        <w:tblLayout w:type="fixed"/>
+        <w:tblLook w:firstColumn="1" w:firstRow="1" w:lastColumn="0" w:lastRow="0" w:noHBand="0" w:noVBand="1" w:val="04A0"/>
+      </w:tblPr>
+      <w:tblGrid>
+        <w:gridCol w:w="4933"/>
+        <w:gridCol w:w="4933"/>
+      </w:tblGrid>
+      <w:tr>
+        <w:trPr>
+          <w:tblHeader w:val="true"/>
+        </w:trPr>
+        <w:tc>
+          <w:tcPr>
+            <w:tcW w:type="dxa" w:w="1927"/>
+            <w:shd w:fill="17324D"/>
+            <w:tcMar>
+              <w:top w:w="110" w:type="dxa"/>
+              <w:start w:w="140" w:type="dxa"/>
+              <w:bottom w:w="110" w:type="dxa"/>
+              <w:end w:w="140" w:type="dxa"/>
+            </w:tcMar>
+          </w:tcPr>
+          <w:p>
+            <w:r>
+              <w:rPr>
+                <w:b/>
+                <w:color w:val="FFFFFF"/>
+              </w:rPr>
+              <w:t>이 장을 보는 이유</w:t>
+            </w:r>
+          </w:p>
+        </w:tc>
+        <w:tc>
+          <w:tcPr>
+            <w:tcW w:type="dxa" w:w="7371"/>
+            <w:tcMar>
+              <w:top w:w="110" w:type="dxa"/>
+              <w:start w:w="140" w:type="dxa"/>
+              <w:bottom w:w="110" w:type="dxa"/>
+              <w:end w:w="140" w:type="dxa"/>
+            </w:tcMar>
+          </w:tcPr>
+          <w:p>
+            <w:r>
+              <w:t>중지·재시작·Replay·Reconcile·배포 같은 위험 조치는 권한·사유·승인·감사를 남깁니다.</w:t>
+            </w:r>
+          </w:p>
+        </w:tc>
+      </w:tr>
+    </w:tbl>
+    <w:p>
+      <w:pPr>
+        <w:pStyle w:val="CPFLabel"/>
+      </w:pPr>
+      <w:r>
+        <w:t>조치 승인선</w:t>
+      </w:r>
+    </w:p>
+    <w:tbl>
+      <w:tblPr>
+        <w:tblW w:type="auto" w:w="0"/>
+        <w:jc w:val="left"/>
+        <w:tblLayout w:type="fixed"/>
+        <w:tblLook w:firstColumn="1" w:firstRow="1" w:lastColumn="0" w:lastRow="0" w:noHBand="0" w:noVBand="1" w:val="04A0"/>
+      </w:tblPr>
+      <w:tblGrid>
+        <w:gridCol w:w="1973"/>
+        <w:gridCol w:w="1973"/>
+        <w:gridCol w:w="1973"/>
+        <w:gridCol w:w="1973"/>
+        <w:gridCol w:w="1973"/>
+      </w:tblGrid>
+      <w:tr>
+        <w:trPr>
+          <w:tblHeader w:val="true"/>
+        </w:trPr>
+        <w:tc>
+          <w:tcPr>
+            <w:tcW w:type="dxa" w:w="1561"/>
+            <w:shd w:fill="17324D"/>
+            <w:tcMar>
+              <w:top w:w="90" w:type="dxa"/>
+              <w:start w:w="110" w:type="dxa"/>
+              <w:bottom w:w="90" w:type="dxa"/>
+              <w:end w:w="110" w:type="dxa"/>
+            </w:tcMar>
+          </w:tcPr>
+          <w:p>
+            <w:r>
+              <w:rPr>
+                <w:b/>
+                <w:color w:val="FFFFFF"/>
+                <w:sz w:val="16"/>
+              </w:rPr>
+              <w:t>조치</w:t>
+            </w:r>
+          </w:p>
+        </w:tc>
+        <w:tc>
+          <w:tcPr>
+            <w:tcW w:type="dxa" w:w="2264"/>
+            <w:shd w:fill="17324D"/>
+            <w:tcMar>
+              <w:top w:w="90" w:type="dxa"/>
+              <w:start w:w="110" w:type="dxa"/>
+              <w:bottom w:w="90" w:type="dxa"/>
+              <w:end w:w="110" w:type="dxa"/>
+            </w:tcMar>
+          </w:tcPr>
+          <w:p>
+            <w:r>
+              <w:rPr>
+                <w:b/>
+                <w:color w:val="FFFFFF"/>
+                <w:sz w:val="16"/>
+              </w:rPr>
+              <w:t>권한</w:t>
+            </w:r>
+          </w:p>
+        </w:tc>
+        <w:tc>
+          <w:tcPr>
+            <w:tcW w:type="dxa" w:w="1405"/>
+            <w:shd w:fill="17324D"/>
+            <w:tcMar>
+              <w:top w:w="90" w:type="dxa"/>
+              <w:start w:w="110" w:type="dxa"/>
+              <w:bottom w:w="90" w:type="dxa"/>
+              <w:end w:w="110" w:type="dxa"/>
+            </w:tcMar>
+          </w:tcPr>
+          <w:p>
+            <w:r>
+              <w:rPr>
+                <w:b/>
+                <w:color w:val="FFFFFF"/>
+                <w:sz w:val="16"/>
+              </w:rPr>
+              <w:t>사유</w:t>
+            </w:r>
+          </w:p>
+        </w:tc>
+        <w:tc>
+          <w:tcPr>
+            <w:tcW w:type="dxa" w:w="1405"/>
+            <w:shd w:fill="17324D"/>
+            <w:tcMar>
+              <w:top w:w="90" w:type="dxa"/>
+              <w:start w:w="110" w:type="dxa"/>
+              <w:bottom w:w="90" w:type="dxa"/>
+              <w:end w:w="110" w:type="dxa"/>
+            </w:tcMar>
+          </w:tcPr>
+          <w:p>
+            <w:r>
+              <w:rPr>
+                <w:b/>
+                <w:color w:val="FFFFFF"/>
+                <w:sz w:val="16"/>
+              </w:rPr>
+              <w:t>승인</w:t>
+            </w:r>
+          </w:p>
+        </w:tc>
+        <w:tc>
+          <w:tcPr>
+            <w:tcW w:type="dxa" w:w="2888"/>
+            <w:shd w:fill="17324D"/>
+            <w:tcMar>
+              <w:top w:w="90" w:type="dxa"/>
+              <w:start w:w="110" w:type="dxa"/>
+              <w:bottom w:w="90" w:type="dxa"/>
+              <w:end w:w="110" w:type="dxa"/>
+            </w:tcMar>
+          </w:tcPr>
+          <w:p>
+            <w:r>
+              <w:rPr>
+                <w:b/>
+                <w:color w:val="FFFFFF"/>
+                <w:sz w:val="16"/>
+              </w:rPr>
+              <w:t>결과 추적</w:t>
+            </w:r>
+          </w:p>
+        </w:tc>
+      </w:tr>
+      <w:tr>
+        <w:trPr>
+          <w:cantSplit/>
+        </w:trPr>
+        <w:tc>
+          <w:tcPr>
+            <w:tcW w:type="dxa" w:w="1561"/>
+            <w:tcMar>
+              <w:top w:w="80" w:type="dxa"/>
+              <w:start w:w="100" w:type="dxa"/>
+              <w:bottom w:w="80" w:type="dxa"/>
+              <w:end w:w="100" w:type="dxa"/>
+            </w:tcMar>
+            <w:vAlign w:val="center"/>
+          </w:tcPr>
+          <w:p>
+            <w:pPr>
+              <w:spacing w:after="0" w:line="252" w:lineRule="auto"/>
+            </w:pPr>
+            <w:r>
+              <w:rPr>
+                <w:rFonts w:ascii="Noto Sans KR" w:hAnsi="Noto Sans KR" w:eastAsia="Noto Sans KR"/>
+                <w:sz w:val="15"/>
+              </w:rPr>
+              <w:t>조회</w:t>
+            </w:r>
+          </w:p>
+        </w:tc>
+        <w:tc>
+          <w:tcPr>
+            <w:tcW w:type="dxa" w:w="2264"/>
+            <w:tcMar>
+              <w:top w:w="80" w:type="dxa"/>
+              <w:start w:w="100" w:type="dxa"/>
+              <w:bottom w:w="80" w:type="dxa"/>
+              <w:end w:w="100" w:type="dxa"/>
+            </w:tcMar>
+            <w:vAlign w:val="center"/>
+          </w:tcPr>
+          <w:p>
+            <w:pPr>
+              <w:spacing w:after="0" w:line="252" w:lineRule="auto"/>
+            </w:pPr>
+            <w:r>
+              <w:rPr>
+                <w:rFonts w:ascii="Noto Sans KR" w:hAnsi="Noto Sans KR" w:eastAsia="Noto Sans KR"/>
+                <w:sz w:val="15"/>
+              </w:rPr>
+              <w:t>read permission</w:t>
+            </w:r>
+          </w:p>
+        </w:tc>
+        <w:tc>
+          <w:tcPr>
+            <w:tcW w:type="dxa" w:w="1405"/>
+            <w:tcMar>
+              <w:top w:w="80" w:type="dxa"/>
+              <w:start w:w="100" w:type="dxa"/>
+              <w:bottom w:w="80" w:type="dxa"/>
+              <w:end w:w="100" w:type="dxa"/>
+            </w:tcMar>
+            <w:vAlign w:val="center"/>
+          </w:tcPr>
+          <w:p>
+            <w:pPr>
+              <w:spacing w:after="0" w:line="252" w:lineRule="auto"/>
+            </w:pPr>
+            <w:r>
+              <w:rPr>
+                <w:rFonts w:ascii="Noto Sans KR" w:hAnsi="Noto Sans KR" w:eastAsia="Noto Sans KR"/>
+                <w:sz w:val="15"/>
+              </w:rPr>
+              <w:t>선택</w:t>
+            </w:r>
+          </w:p>
+        </w:tc>
+        <w:tc>
+          <w:tcPr>
+            <w:tcW w:type="dxa" w:w="1405"/>
+            <w:tcMar>
+              <w:top w:w="80" w:type="dxa"/>
+              <w:start w:w="100" w:type="dxa"/>
+              <w:bottom w:w="80" w:type="dxa"/>
+              <w:end w:w="100" w:type="dxa"/>
+            </w:tcMar>
+            <w:vAlign w:val="center"/>
+          </w:tcPr>
+          <w:p>
+            <w:pPr>
+              <w:spacing w:after="0" w:line="252" w:lineRule="auto"/>
+            </w:pPr>
+            <w:r>
+              <w:rPr>
+                <w:rFonts w:ascii="Noto Sans KR" w:hAnsi="Noto Sans KR" w:eastAsia="Noto Sans KR"/>
+                <w:sz w:val="15"/>
+              </w:rPr>
+              <w:t>불필요</w:t>
+            </w:r>
+          </w:p>
+        </w:tc>
+        <w:tc>
+          <w:tcPr>
+            <w:tcW w:type="dxa" w:w="2888"/>
+            <w:tcMar>
+              <w:top w:w="80" w:type="dxa"/>
+              <w:start w:w="100" w:type="dxa"/>
+              <w:bottom w:w="80" w:type="dxa"/>
+              <w:end w:w="100" w:type="dxa"/>
+            </w:tcMar>
+            <w:vAlign w:val="center"/>
+          </w:tcPr>
+          <w:p>
+            <w:pPr>
+              <w:spacing w:after="0" w:line="252" w:lineRule="auto"/>
+            </w:pPr>
+            <w:r>
+              <w:rPr>
+                <w:rFonts w:ascii="Noto Sans KR" w:hAnsi="Noto Sans KR" w:eastAsia="Noto Sans KR"/>
+                <w:sz w:val="15"/>
+              </w:rPr>
+              <w:t>audit/read log</w:t>
+            </w:r>
+          </w:p>
+        </w:tc>
+      </w:tr>
+      <w:tr>
+        <w:trPr>
+          <w:cantSplit/>
+        </w:trPr>
+        <w:tc>
+          <w:tcPr>
+            <w:tcW w:type="dxa" w:w="1561"/>
+            <w:tcMar>
+              <w:top w:w="80" w:type="dxa"/>
+              <w:start w:w="100" w:type="dxa"/>
+              <w:bottom w:w="80" w:type="dxa"/>
+              <w:end w:w="100" w:type="dxa"/>
+            </w:tcMar>
+            <w:vAlign w:val="center"/>
+            <w:shd w:fill="F7FAFC"/>
+          </w:tcPr>
+          <w:p>
+            <w:pPr>
+              <w:spacing w:after="0" w:line="252" w:lineRule="auto"/>
+            </w:pPr>
+            <w:r>
+              <w:rPr>
+                <w:rFonts w:ascii="Noto Sans KR" w:hAnsi="Noto Sans KR" w:eastAsia="Noto Sans KR"/>
+                <w:sz w:val="15"/>
+              </w:rPr>
+              <w:t>재시도</w:t>
+            </w:r>
+          </w:p>
+        </w:tc>
+        <w:tc>
+          <w:tcPr>
+            <w:tcW w:type="dxa" w:w="2264"/>
+            <w:tcMar>
+              <w:top w:w="80" w:type="dxa"/>
+              <w:start w:w="100" w:type="dxa"/>
+              <w:bottom w:w="80" w:type="dxa"/>
+              <w:end w:w="100" w:type="dxa"/>
+            </w:tcMar>
+            <w:vAlign w:val="center"/>
+            <w:shd w:fill="F7FAFC"/>
+          </w:tcPr>
+          <w:p>
+            <w:pPr>
+              <w:spacing w:after="0" w:line="252" w:lineRule="auto"/>
+            </w:pPr>
+            <w:r>
+              <w:rPr>
+                <w:rFonts w:ascii="Noto Sans KR" w:hAnsi="Noto Sans KR" w:eastAsia="Noto Sans KR"/>
+                <w:sz w:val="15"/>
+              </w:rPr>
+              <w:t>operation permission</w:t>
+            </w:r>
+          </w:p>
+        </w:tc>
+        <w:tc>
+          <w:tcPr>
+            <w:tcW w:type="dxa" w:w="1405"/>
+            <w:tcMar>
+              <w:top w:w="80" w:type="dxa"/>
+              <w:start w:w="100" w:type="dxa"/>
+              <w:bottom w:w="80" w:type="dxa"/>
+              <w:end w:w="100" w:type="dxa"/>
+            </w:tcMar>
+            <w:vAlign w:val="center"/>
+            <w:shd w:fill="F7FAFC"/>
+          </w:tcPr>
+          <w:p>
+            <w:pPr>
+              <w:spacing w:after="0" w:line="252" w:lineRule="auto"/>
+            </w:pPr>
+            <w:r>
+              <w:rPr>
+                <w:rFonts w:ascii="Noto Sans KR" w:hAnsi="Noto Sans KR" w:eastAsia="Noto Sans KR"/>
+                <w:sz w:val="15"/>
+              </w:rPr>
+              <w:t>필수</w:t>
+            </w:r>
+          </w:p>
+        </w:tc>
+        <w:tc>
+          <w:tcPr>
+            <w:tcW w:type="dxa" w:w="1405"/>
+            <w:tcMar>
+              <w:top w:w="80" w:type="dxa"/>
+              <w:start w:w="100" w:type="dxa"/>
+              <w:bottom w:w="80" w:type="dxa"/>
+              <w:end w:w="100" w:type="dxa"/>
+            </w:tcMar>
+            <w:vAlign w:val="center"/>
+            <w:shd w:fill="F7FAFC"/>
+          </w:tcPr>
+          <w:p>
+            <w:pPr>
+              <w:spacing w:after="0" w:line="252" w:lineRule="auto"/>
+            </w:pPr>
+            <w:r>
+              <w:rPr>
+                <w:rFonts w:ascii="Noto Sans KR" w:hAnsi="Noto Sans KR" w:eastAsia="Noto Sans KR"/>
+                <w:sz w:val="15"/>
+              </w:rPr>
+              <w:t>정책</w:t>
+            </w:r>
+          </w:p>
+        </w:tc>
+        <w:tc>
+          <w:tcPr>
+            <w:tcW w:type="dxa" w:w="2888"/>
+            <w:tcMar>
+              <w:top w:w="80" w:type="dxa"/>
+              <w:start w:w="100" w:type="dxa"/>
+              <w:bottom w:w="80" w:type="dxa"/>
+              <w:end w:w="100" w:type="dxa"/>
+            </w:tcMar>
+            <w:vAlign w:val="center"/>
+            <w:shd w:fill="F7FAFC"/>
+          </w:tcPr>
+          <w:p>
+            <w:pPr>
+              <w:spacing w:after="0" w:line="252" w:lineRule="auto"/>
+            </w:pPr>
+            <w:r>
+              <w:rPr>
+                <w:rFonts w:ascii="Noto Sans KR" w:hAnsi="Noto Sans KR" w:eastAsia="Noto Sans KR"/>
+                <w:sz w:val="15"/>
+              </w:rPr>
+              <w:t>attempt/result</w:t>
+            </w:r>
+          </w:p>
+        </w:tc>
+      </w:tr>
+      <w:tr>
+        <w:trPr>
+          <w:cantSplit/>
+        </w:trPr>
+        <w:tc>
+          <w:tcPr>
+            <w:tcW w:type="dxa" w:w="1561"/>
+            <w:tcMar>
+              <w:top w:w="80" w:type="dxa"/>
+              <w:start w:w="100" w:type="dxa"/>
+              <w:bottom w:w="80" w:type="dxa"/>
+              <w:end w:w="100" w:type="dxa"/>
+            </w:tcMar>
+            <w:vAlign w:val="center"/>
+          </w:tcPr>
+          <w:p>
+            <w:pPr>
+              <w:spacing w:after="0" w:line="252" w:lineRule="auto"/>
+            </w:pPr>
+            <w:r>
+              <w:rPr>
+                <w:rFonts w:ascii="Noto Sans KR" w:hAnsi="Noto Sans KR" w:eastAsia="Noto Sans KR"/>
+                <w:sz w:val="15"/>
+              </w:rPr>
+              <w:t>Reconcile</w:t>
+            </w:r>
+          </w:p>
+        </w:tc>
+        <w:tc>
+          <w:tcPr>
+            <w:tcW w:type="dxa" w:w="2264"/>
+            <w:tcMar>
+              <w:top w:w="80" w:type="dxa"/>
+              <w:start w:w="100" w:type="dxa"/>
+              <w:bottom w:w="80" w:type="dxa"/>
+              <w:end w:w="100" w:type="dxa"/>
+            </w:tcMar>
+            <w:vAlign w:val="center"/>
+          </w:tcPr>
+          <w:p>
+            <w:pPr>
+              <w:spacing w:after="0" w:line="252" w:lineRule="auto"/>
+            </w:pPr>
+            <w:r>
+              <w:rPr>
+                <w:rFonts w:ascii="Noto Sans KR" w:hAnsi="Noto Sans KR" w:eastAsia="Noto Sans KR"/>
+                <w:sz w:val="15"/>
+              </w:rPr>
+              <w:t>recovery permission</w:t>
+            </w:r>
+          </w:p>
+        </w:tc>
+        <w:tc>
+          <w:tcPr>
+            <w:tcW w:type="dxa" w:w="1405"/>
+            <w:tcMar>
+              <w:top w:w="80" w:type="dxa"/>
+              <w:start w:w="100" w:type="dxa"/>
+              <w:bottom w:w="80" w:type="dxa"/>
+              <w:end w:w="100" w:type="dxa"/>
+            </w:tcMar>
+            <w:vAlign w:val="center"/>
+          </w:tcPr>
+          <w:p>
+            <w:pPr>
+              <w:spacing w:after="0" w:line="252" w:lineRule="auto"/>
+            </w:pPr>
+            <w:r>
+              <w:rPr>
+                <w:rFonts w:ascii="Noto Sans KR" w:hAnsi="Noto Sans KR" w:eastAsia="Noto Sans KR"/>
+                <w:sz w:val="15"/>
+              </w:rPr>
+              <w:t>필수</w:t>
+            </w:r>
+          </w:p>
+        </w:tc>
+        <w:tc>
+          <w:tcPr>
+            <w:tcW w:type="dxa" w:w="1405"/>
+            <w:tcMar>
+              <w:top w:w="80" w:type="dxa"/>
+              <w:start w:w="100" w:type="dxa"/>
+              <w:bottom w:w="80" w:type="dxa"/>
+              <w:end w:w="100" w:type="dxa"/>
+            </w:tcMar>
+            <w:vAlign w:val="center"/>
+          </w:tcPr>
+          <w:p>
+            <w:pPr>
+              <w:spacing w:after="0" w:line="252" w:lineRule="auto"/>
+            </w:pPr>
+            <w:r>
+              <w:rPr>
+                <w:rFonts w:ascii="Noto Sans KR" w:hAnsi="Noto Sans KR" w:eastAsia="Noto Sans KR"/>
+                <w:sz w:val="15"/>
+              </w:rPr>
+              <w:t>정책</w:t>
+            </w:r>
+          </w:p>
+        </w:tc>
+        <w:tc>
+          <w:tcPr>
+            <w:tcW w:type="dxa" w:w="2888"/>
+            <w:tcMar>
+              <w:top w:w="80" w:type="dxa"/>
+              <w:start w:w="100" w:type="dxa"/>
+              <w:bottom w:w="80" w:type="dxa"/>
+              <w:end w:w="100" w:type="dxa"/>
+            </w:tcMar>
+            <w:vAlign w:val="center"/>
+          </w:tcPr>
+          <w:p>
+            <w:pPr>
+              <w:spacing w:after="0" w:line="252" w:lineRule="auto"/>
+            </w:pPr>
+            <w:r>
+              <w:rPr>
+                <w:rFonts w:ascii="Noto Sans KR" w:hAnsi="Noto Sans KR" w:eastAsia="Noto Sans KR"/>
+                <w:sz w:val="15"/>
+              </w:rPr>
+              <w:t>before/after</w:t>
+            </w:r>
+          </w:p>
+        </w:tc>
+      </w:tr>
+      <w:tr>
+        <w:trPr>
+          <w:cantSplit/>
+        </w:trPr>
+        <w:tc>
+          <w:tcPr>
+            <w:tcW w:type="dxa" w:w="1561"/>
+            <w:tcMar>
+              <w:top w:w="80" w:type="dxa"/>
+              <w:start w:w="100" w:type="dxa"/>
+              <w:bottom w:w="80" w:type="dxa"/>
+              <w:end w:w="100" w:type="dxa"/>
+            </w:tcMar>
+            <w:vAlign w:val="center"/>
+            <w:shd w:fill="F7FAFC"/>
+          </w:tcPr>
+          <w:p>
+            <w:pPr>
+              <w:spacing w:after="0" w:line="252" w:lineRule="auto"/>
+            </w:pPr>
+            <w:r>
+              <w:rPr>
+                <w:rFonts w:ascii="Noto Sans KR" w:hAnsi="Noto Sans KR" w:eastAsia="Noto Sans KR"/>
+                <w:sz w:val="15"/>
+              </w:rPr>
+              <w:t>Batch abandon</w:t>
+            </w:r>
+          </w:p>
+        </w:tc>
+        <w:tc>
+          <w:tcPr>
+            <w:tcW w:type="dxa" w:w="2264"/>
+            <w:tcMar>
+              <w:top w:w="80" w:type="dxa"/>
+              <w:start w:w="100" w:type="dxa"/>
+              <w:bottom w:w="80" w:type="dxa"/>
+              <w:end w:w="100" w:type="dxa"/>
+            </w:tcMar>
+            <w:vAlign w:val="center"/>
+            <w:shd w:fill="F7FAFC"/>
+          </w:tcPr>
+          <w:p>
+            <w:pPr>
+              <w:spacing w:after="0" w:line="252" w:lineRule="auto"/>
+            </w:pPr>
+            <w:r>
+              <w:rPr>
+                <w:rFonts w:ascii="Noto Sans KR" w:hAnsi="Noto Sans KR" w:eastAsia="Noto Sans KR"/>
+                <w:sz w:val="15"/>
+              </w:rPr>
+              <w:t>strong permission</w:t>
+            </w:r>
+          </w:p>
+        </w:tc>
+        <w:tc>
+          <w:tcPr>
+            <w:tcW w:type="dxa" w:w="1405"/>
+            <w:tcMar>
+              <w:top w:w="80" w:type="dxa"/>
+              <w:start w:w="100" w:type="dxa"/>
+              <w:bottom w:w="80" w:type="dxa"/>
+              <w:end w:w="100" w:type="dxa"/>
+            </w:tcMar>
+            <w:vAlign w:val="center"/>
+            <w:shd w:fill="F7FAFC"/>
+          </w:tcPr>
+          <w:p>
+            <w:pPr>
+              <w:spacing w:after="0" w:line="252" w:lineRule="auto"/>
+            </w:pPr>
+            <w:r>
+              <w:rPr>
+                <w:rFonts w:ascii="Noto Sans KR" w:hAnsi="Noto Sans KR" w:eastAsia="Noto Sans KR"/>
+                <w:sz w:val="15"/>
+              </w:rPr>
+              <w:t>필수</w:t>
+            </w:r>
+          </w:p>
+        </w:tc>
+        <w:tc>
+          <w:tcPr>
+            <w:tcW w:type="dxa" w:w="1405"/>
+            <w:tcMar>
+              <w:top w:w="80" w:type="dxa"/>
+              <w:start w:w="100" w:type="dxa"/>
+              <w:bottom w:w="80" w:type="dxa"/>
+              <w:end w:w="100" w:type="dxa"/>
+            </w:tcMar>
+            <w:vAlign w:val="center"/>
+            <w:shd w:fill="F7FAFC"/>
+          </w:tcPr>
+          <w:p>
+            <w:pPr>
+              <w:spacing w:after="0" w:line="252" w:lineRule="auto"/>
+            </w:pPr>
+            <w:r>
+              <w:rPr>
+                <w:rFonts w:ascii="Noto Sans KR" w:hAnsi="Noto Sans KR" w:eastAsia="Noto Sans KR"/>
+                <w:sz w:val="15"/>
+              </w:rPr>
+              <w:t>필수</w:t>
+            </w:r>
+          </w:p>
+        </w:tc>
+        <w:tc>
+          <w:tcPr>
+            <w:tcW w:type="dxa" w:w="2888"/>
+            <w:tcMar>
+              <w:top w:w="80" w:type="dxa"/>
+              <w:start w:w="100" w:type="dxa"/>
+              <w:bottom w:w="80" w:type="dxa"/>
+              <w:end w:w="100" w:type="dxa"/>
+            </w:tcMar>
+            <w:vAlign w:val="center"/>
+            <w:shd w:fill="F7FAFC"/>
+          </w:tcPr>
+          <w:p>
+            <w:pPr>
+              <w:spacing w:after="0" w:line="252" w:lineRule="auto"/>
+            </w:pPr>
+            <w:r>
+              <w:rPr>
+                <w:rFonts w:ascii="Noto Sans KR" w:hAnsi="Noto Sans KR" w:eastAsia="Noto Sans KR"/>
+                <w:sz w:val="15"/>
+              </w:rPr>
+              <w:t>execution state</w:t>
+            </w:r>
+          </w:p>
+        </w:tc>
+      </w:tr>
+      <w:tr>
+        <w:trPr>
+          <w:cantSplit/>
+        </w:trPr>
+        <w:tc>
+          <w:tcPr>
+            <w:tcW w:type="dxa" w:w="1561"/>
+            <w:tcMar>
+              <w:top w:w="80" w:type="dxa"/>
+              <w:start w:w="100" w:type="dxa"/>
+              <w:bottom w:w="80" w:type="dxa"/>
+              <w:end w:w="100" w:type="dxa"/>
+            </w:tcMar>
+            <w:vAlign w:val="center"/>
+          </w:tcPr>
+          <w:p>
+            <w:pPr>
+              <w:spacing w:after="0" w:line="252" w:lineRule="auto"/>
+            </w:pPr>
+            <w:r>
+              <w:rPr>
+                <w:rFonts w:ascii="Noto Sans KR" w:hAnsi="Noto Sans KR" w:eastAsia="Noto Sans KR"/>
+                <w:sz w:val="15"/>
+              </w:rPr>
+              <w:t>배포/rollback</w:t>
+            </w:r>
+          </w:p>
+        </w:tc>
+        <w:tc>
+          <w:tcPr>
+            <w:tcW w:type="dxa" w:w="2264"/>
+            <w:tcMar>
+              <w:top w:w="80" w:type="dxa"/>
+              <w:start w:w="100" w:type="dxa"/>
+              <w:bottom w:w="80" w:type="dxa"/>
+              <w:end w:w="100" w:type="dxa"/>
+            </w:tcMar>
+            <w:vAlign w:val="center"/>
+          </w:tcPr>
+          <w:p>
+            <w:pPr>
+              <w:spacing w:after="0" w:line="252" w:lineRule="auto"/>
+            </w:pPr>
+            <w:r>
+              <w:rPr>
+                <w:rFonts w:ascii="Noto Sans KR" w:hAnsi="Noto Sans KR" w:eastAsia="Noto Sans KR"/>
+                <w:sz w:val="15"/>
+              </w:rPr>
+              <w:t>deployment permission</w:t>
+            </w:r>
+          </w:p>
+        </w:tc>
+        <w:tc>
+          <w:tcPr>
+            <w:tcW w:type="dxa" w:w="1405"/>
+            <w:tcMar>
+              <w:top w:w="80" w:type="dxa"/>
+              <w:start w:w="100" w:type="dxa"/>
+              <w:bottom w:w="80" w:type="dxa"/>
+              <w:end w:w="100" w:type="dxa"/>
+            </w:tcMar>
+            <w:vAlign w:val="center"/>
+          </w:tcPr>
+          <w:p>
+            <w:pPr>
+              <w:spacing w:after="0" w:line="252" w:lineRule="auto"/>
+            </w:pPr>
+            <w:r>
+              <w:rPr>
+                <w:rFonts w:ascii="Noto Sans KR" w:hAnsi="Noto Sans KR" w:eastAsia="Noto Sans KR"/>
+                <w:sz w:val="15"/>
+              </w:rPr>
+              <w:t>필수</w:t>
+            </w:r>
+          </w:p>
+        </w:tc>
+        <w:tc>
+          <w:tcPr>
+            <w:tcW w:type="dxa" w:w="1405"/>
+            <w:tcMar>
+              <w:top w:w="80" w:type="dxa"/>
+              <w:start w:w="100" w:type="dxa"/>
+              <w:bottom w:w="80" w:type="dxa"/>
+              <w:end w:w="100" w:type="dxa"/>
+            </w:tcMar>
+            <w:vAlign w:val="center"/>
+          </w:tcPr>
+          <w:p>
+            <w:pPr>
+              <w:spacing w:after="0" w:line="252" w:lineRule="auto"/>
+            </w:pPr>
+            <w:r>
+              <w:rPr>
+                <w:rFonts w:ascii="Noto Sans KR" w:hAnsi="Noto Sans KR" w:eastAsia="Noto Sans KR"/>
+                <w:sz w:val="15"/>
+              </w:rPr>
+              <w:t>변경관리</w:t>
+            </w:r>
+          </w:p>
+        </w:tc>
+        <w:tc>
+          <w:tcPr>
+            <w:tcW w:type="dxa" w:w="2888"/>
+            <w:tcMar>
+              <w:top w:w="80" w:type="dxa"/>
+              <w:start w:w="100" w:type="dxa"/>
+              <w:bottom w:w="80" w:type="dxa"/>
+              <w:end w:w="100" w:type="dxa"/>
+            </w:tcMar>
+            <w:vAlign w:val="center"/>
+          </w:tcPr>
+          <w:p>
+            <w:pPr>
+              <w:spacing w:after="0" w:line="252" w:lineRule="auto"/>
+            </w:pPr>
+            <w:r>
+              <w:rPr>
+                <w:rFonts w:ascii="Noto Sans KR" w:hAnsi="Noto Sans KR" w:eastAsia="Noto Sans KR"/>
+                <w:sz w:val="15"/>
+              </w:rPr>
+              <w:t>version/health</w:t>
+            </w:r>
+          </w:p>
+        </w:tc>
+      </w:tr>
+    </w:tbl>
+    <w:p>
+      <w:pPr>
+        <w:pStyle w:val="Heading1"/>
+      </w:pPr>
+      <w:r>
+        <w:t>4 DB Migration 운영</w:t>
+      </w:r>
+    </w:p>
+    <w:tbl>
+      <w:tblPr>
+        <w:tblW w:type="auto" w:w="0"/>
+        <w:jc w:val="left"/>
+        <w:tblLayout w:type="fixed"/>
+        <w:tblLook w:firstColumn="1" w:firstRow="1" w:lastColumn="0" w:lastRow="0" w:noHBand="0" w:noVBand="1" w:val="04A0"/>
+      </w:tblPr>
+      <w:tblGrid>
+        <w:gridCol w:w="4933"/>
+        <w:gridCol w:w="4933"/>
+      </w:tblGrid>
+      <w:tr>
+        <w:trPr>
+          <w:tblHeader w:val="true"/>
+        </w:trPr>
+        <w:tc>
+          <w:tcPr>
+            <w:tcW w:type="dxa" w:w="1927"/>
+            <w:shd w:fill="17324D"/>
+            <w:tcMar>
+              <w:top w:w="110" w:type="dxa"/>
+              <w:start w:w="140" w:type="dxa"/>
+              <w:bottom w:w="110" w:type="dxa"/>
+              <w:end w:w="140" w:type="dxa"/>
+            </w:tcMar>
+          </w:tcPr>
+          <w:p>
+            <w:r>
+              <w:rPr>
+                <w:b/>
+                <w:color w:val="FFFFFF"/>
+              </w:rPr>
+              <w:t>이 장을 보는 이유</w:t>
+            </w:r>
+          </w:p>
+        </w:tc>
+        <w:tc>
+          <w:tcPr>
+            <w:tcW w:type="dxa" w:w="7371"/>
+            <w:tcMar>
+              <w:top w:w="110" w:type="dxa"/>
+              <w:start w:w="140" w:type="dxa"/>
+              <w:bottom w:w="110" w:type="dxa"/>
+              <w:end w:w="140" w:type="dxa"/>
+            </w:tcMar>
+          </w:tcPr>
+          <w:p>
+            <w:r>
+              <w:t>먼저 dry-run과 plan hash를 검토하고, 실제 적용은 애플리케이션 정지·rollback 준비·Backup Manifest·승인정보가 있어야 합니다.</w:t>
+            </w:r>
+          </w:p>
+        </w:tc>
+      </w:tr>
+    </w:tbl>
+    <w:p>
+      <w:pPr>
+        <w:pStyle w:val="CPFLabel"/>
+      </w:pPr>
+      <w:r>
+        <w:t>1단계: dry-run</w:t>
+      </w:r>
+    </w:p>
+    <w:tbl>
+      <w:tblPr>
+        <w:tblW w:type="auto" w:w="0"/>
+        <w:jc w:val="left"/>
+        <w:tblLook w:firstColumn="1" w:firstRow="1" w:lastColumn="0" w:lastRow="0" w:noHBand="0" w:noVBand="1" w:val="04A0"/>
+      </w:tblPr>
+      <w:tblGrid>
+        <w:gridCol w:w="9866"/>
+      </w:tblGrid>
+      <w:tr>
+        <w:trPr>
+          <w:tblHeader w:val="true"/>
+        </w:trPr>
+        <w:tc>
+          <w:tcPr>
+            <w:tcW w:type="dxa" w:w="9866"/>
+            <w:shd w:fill="F1F5F9"/>
+            <w:tcMar>
+              <w:top w:w="120" w:type="dxa"/>
+              <w:start w:w="150" w:type="dxa"/>
+              <w:bottom w:w="120" w:type="dxa"/>
+              <w:end w:w="150" w:type="dxa"/>
+            </w:tcMar>
+          </w:tcPr>
+          <w:p>
+            <w:pPr>
+              <w:pStyle w:val="CPFCode"/>
+              <w:ind w:left="0"/>
+            </w:pPr>
+            <w:r>
+              <w:t>pwsh -NoProfile -File cpf-tools/db/tools/invoke-platform-database-migration.ps1 `</w:t>
+              <w:br/>
+              <w:t xml:space="preserve">  -ProfilePath &lt;profile.json&gt; -Direction upgrade -MigrationVersion &lt;version&gt; `</w:t>
+              <w:br/>
+              <w:t xml:space="preserve">  -Modules &lt;module&gt; -ResultPath &lt;dry-run-result.json&gt; -DryRun</w:t>
+            </w:r>
+          </w:p>
+        </w:tc>
+      </w:tr>
+    </w:tbl>
+    <w:p>
+      <w:pPr>
+        <w:pStyle w:val="CPFLabel"/>
+      </w:pPr>
+      <w:r>
+        <w:t>2단계: 승인된 plan 적용</w:t>
+      </w:r>
+    </w:p>
+    <w:tbl>
+      <w:tblPr>
+        <w:tblW w:type="auto" w:w="0"/>
+        <w:jc w:val="left"/>
+        <w:tblLook w:firstColumn="1" w:firstRow="1" w:lastColumn="0" w:lastRow="0" w:noHBand="0" w:noVBand="1" w:val="04A0"/>
+      </w:tblPr>
+      <w:tblGrid>
+        <w:gridCol w:w="9866"/>
+      </w:tblGrid>
+      <w:tr>
+        <w:trPr>
+          <w:tblHeader w:val="true"/>
+        </w:trPr>
+        <w:tc>
+          <w:tcPr>
+            <w:tcW w:type="dxa" w:w="9866"/>
+            <w:shd w:fill="F1F5F9"/>
+            <w:tcMar>
+              <w:top w:w="120" w:type="dxa"/>
+              <w:start w:w="150" w:type="dxa"/>
+              <w:bottom w:w="120" w:type="dxa"/>
+              <w:end w:w="150" w:type="dxa"/>
+            </w:tcMar>
+          </w:tcPr>
+          <w:p>
+            <w:pPr>
+              <w:pStyle w:val="CPFCode"/>
+              <w:ind w:left="0"/>
+            </w:pPr>
+            <w:r>
+              <w:t>pwsh -NoProfile -File cpf-tools/db/tools/invoke-platform-database-migration.ps1 `</w:t>
+              <w:br/>
+              <w:t xml:space="preserve">  -ProfilePath &lt;profile.json&gt; -Direction upgrade -MigrationVersion &lt;version&gt; `</w:t>
+              <w:br/>
+              <w:t xml:space="preserve">  -Modules &lt;module&gt; -Apply -ConfirmApply -ConfirmApplicationsStopped `</w:t>
+              <w:br/>
+              <w:t xml:space="preserve">  -ConfirmRollbackReady -ExpectedPlanSha256 &lt;reviewed-sha256&gt; `</w:t>
+              <w:br/>
+              <w:t xml:space="preserve">  -BackupManifestPath &lt;backup-manifest.json&gt; -Operator &lt;operator&gt; `</w:t>
+              <w:br/>
+              <w:t xml:space="preserve">  -Reason &lt;reason&gt; -ApprovalReference &lt;approval&gt; -ResultPath &lt;apply-result.json&gt;</w:t>
+            </w:r>
+          </w:p>
+        </w:tc>
+      </w:tr>
+    </w:tbl>
+    <w:tbl>
+      <w:tblPr>
+        <w:tblW w:type="auto" w:w="0"/>
+        <w:jc w:val="left"/>
+        <w:tblLayout w:type="fixed"/>
+        <w:tblLook w:firstColumn="1" w:firstRow="1" w:lastColumn="0" w:lastRow="0" w:noHBand="0" w:noVBand="1" w:val="04A0"/>
+      </w:tblPr>
+      <w:tblGrid>
+        <w:gridCol w:w="4933"/>
+        <w:gridCol w:w="4933"/>
+      </w:tblGrid>
+      <w:tr>
+        <w:trPr>
+          <w:tblHeader w:val="true"/>
+        </w:trPr>
+        <w:tc>
+          <w:tcPr>
+            <w:tcW w:type="dxa" w:w="1701"/>
+            <w:shd w:fill="17324D"/>
+            <w:tcMar>
+              <w:top w:w="90" w:type="dxa"/>
+              <w:start w:w="120" w:type="dxa"/>
+              <w:bottom w:w="90" w:type="dxa"/>
+              <w:end w:w="120" w:type="dxa"/>
+            </w:tcMar>
+          </w:tcPr>
+          <w:p>
+            <w:r>
+              <w:rPr>
+                <w:b/>
+                <w:color w:val="FFFFFF"/>
+                <w:sz w:val="16"/>
+              </w:rPr>
+              <w:t>Secret</w:t>
+            </w:r>
+          </w:p>
+        </w:tc>
+        <w:tc>
+          <w:tcPr>
+            <w:tcW w:type="dxa" w:w="7371"/>
+            <w:shd w:fill="FDECEC"/>
+            <w:tcMar>
+              <w:top w:w="90" w:type="dxa"/>
+              <w:start w:w="120" w:type="dxa"/>
+              <w:bottom w:w="90" w:type="dxa"/>
+              <w:end w:w="120" w:type="dxa"/>
+            </w:tcMar>
+          </w:tcPr>
+          <w:p>
+            <w:r>
+              <w:t>DB Password/Token 등 Secret 값을 명령행·로그·Evidence에 원문으로 기록하지 않습니다.</w:t>
+            </w:r>
+          </w:p>
+        </w:tc>
+      </w:tr>
+    </w:tbl>
+    <w:p>
+      <w:pPr>
+        <w:pStyle w:val="Heading1"/>
+      </w:pPr>
+      <w:r>
+        <w:t>5 배포와 Rollback</w:t>
+      </w:r>
+    </w:p>
+    <w:tbl>
+      <w:tblPr>
+        <w:tblW w:type="auto" w:w="0"/>
+        <w:jc w:val="left"/>
+        <w:tblLayout w:type="fixed"/>
+        <w:tblLook w:firstColumn="1" w:firstRow="1" w:lastColumn="0" w:lastRow="0" w:noHBand="0" w:noVBand="1" w:val="04A0"/>
+      </w:tblPr>
+      <w:tblGrid>
+        <w:gridCol w:w="4933"/>
+        <w:gridCol w:w="4933"/>
+      </w:tblGrid>
+      <w:tr>
+        <w:trPr>
+          <w:tblHeader w:val="true"/>
+        </w:trPr>
+        <w:tc>
+          <w:tcPr>
+            <w:tcW w:type="dxa" w:w="1927"/>
+            <w:shd w:fill="17324D"/>
+            <w:tcMar>
+              <w:top w:w="110" w:type="dxa"/>
+              <w:start w:w="140" w:type="dxa"/>
+              <w:bottom w:w="110" w:type="dxa"/>
+              <w:end w:w="140" w:type="dxa"/>
+            </w:tcMar>
+          </w:tcPr>
+          <w:p>
+            <w:r>
+              <w:rPr>
+                <w:b/>
+                <w:color w:val="FFFFFF"/>
+              </w:rPr>
+              <w:t>이 장을 보는 이유</w:t>
+            </w:r>
+          </w:p>
+        </w:tc>
+        <w:tc>
+          <w:tcPr>
+            <w:tcW w:type="dxa" w:w="7371"/>
+            <w:tcMar>
+              <w:top w:w="110" w:type="dxa"/>
+              <w:start w:w="140" w:type="dxa"/>
+              <w:bottom w:w="110" w:type="dxa"/>
+              <w:end w:w="140" w:type="dxa"/>
+            </w:tcMar>
+          </w:tcPr>
+          <w:p>
+            <w:r>
+              <w:t>배포 전후 Health/Trace/DB 상태를 비교하고 rollback 조건을 사전에 정합니다.</w:t>
+            </w:r>
+          </w:p>
+        </w:tc>
+      </w:tr>
+    </w:tbl>
+    <w:p>
+      <w:pPr>
+        <w:pStyle w:val="CPFLabel"/>
+      </w:pPr>
+      <w:r>
+        <w:t>배포 Checkpoint</w:t>
+      </w:r>
+    </w:p>
+    <w:tbl>
+      <w:tblPr>
+        <w:tblW w:type="auto" w:w="0"/>
+        <w:jc w:val="left"/>
+        <w:tblLayout w:type="fixed"/>
+        <w:tblLook w:firstColumn="1" w:firstRow="1" w:lastColumn="0" w:lastRow="0" w:noHBand="0" w:noVBand="1" w:val="04A0"/>
+      </w:tblPr>
+      <w:tblGrid>
+        <w:gridCol w:w="3289"/>
+        <w:gridCol w:w="3289"/>
+        <w:gridCol w:w="3289"/>
+      </w:tblGrid>
+      <w:tr>
+        <w:trPr>
+          <w:tblHeader w:val="true"/>
+        </w:trPr>
+        <w:tc>
+          <w:tcPr>
+            <w:tcW w:type="dxa" w:w="1360"/>
+            <w:shd w:fill="17324D"/>
+            <w:tcMar>
+              <w:top w:w="90" w:type="dxa"/>
+              <w:start w:w="110" w:type="dxa"/>
+              <w:bottom w:w="90" w:type="dxa"/>
+              <w:end w:w="110" w:type="dxa"/>
+            </w:tcMar>
+          </w:tcPr>
+          <w:p>
+            <w:r>
+              <w:rPr>
+                <w:b/>
+                <w:color w:val="FFFFFF"/>
+                <w:sz w:val="16"/>
+              </w:rPr>
+              <w:t>단계</w:t>
+            </w:r>
+          </w:p>
+        </w:tc>
+        <w:tc>
+          <w:tcPr>
+            <w:tcW w:type="dxa" w:w="4762"/>
+            <w:shd w:fill="17324D"/>
+            <w:tcMar>
+              <w:top w:w="90" w:type="dxa"/>
+              <w:start w:w="110" w:type="dxa"/>
+              <w:bottom w:w="90" w:type="dxa"/>
+              <w:end w:w="110" w:type="dxa"/>
+            </w:tcMar>
+          </w:tcPr>
+          <w:p>
+            <w:r>
+              <w:rPr>
+                <w:b/>
+                <w:color w:val="FFFFFF"/>
+                <w:sz w:val="16"/>
+              </w:rPr>
+              <w:t>확인</w:t>
+            </w:r>
+          </w:p>
+        </w:tc>
+        <w:tc>
+          <w:tcPr>
+            <w:tcW w:type="dxa" w:w="3402"/>
+            <w:shd w:fill="17324D"/>
+            <w:tcMar>
+              <w:top w:w="90" w:type="dxa"/>
+              <w:start w:w="110" w:type="dxa"/>
+              <w:bottom w:w="90" w:type="dxa"/>
+              <w:end w:w="110" w:type="dxa"/>
+            </w:tcMar>
+          </w:tcPr>
+          <w:p>
+            <w:r>
+              <w:rPr>
+                <w:b/>
+                <w:color w:val="FFFFFF"/>
+                <w:sz w:val="16"/>
+              </w:rPr>
+              <w:t>실패 시</w:t>
+            </w:r>
+          </w:p>
+        </w:tc>
+      </w:tr>
+      <w:tr>
+        <w:trPr>
+          <w:cantSplit/>
+        </w:trPr>
+        <w:tc>
+          <w:tcPr>
+            <w:tcW w:type="dxa" w:w="1360"/>
+            <w:tcMar>
+              <w:top w:w="80" w:type="dxa"/>
+              <w:start w:w="100" w:type="dxa"/>
+              <w:bottom w:w="80" w:type="dxa"/>
+              <w:end w:w="100" w:type="dxa"/>
+            </w:tcMar>
+            <w:vAlign w:val="center"/>
+          </w:tcPr>
+          <w:p>
+            <w:pPr>
+              <w:spacing w:after="0" w:line="252" w:lineRule="auto"/>
+            </w:pPr>
+            <w:r>
+              <w:rPr>
+                <w:rFonts w:ascii="Noto Sans KR" w:hAnsi="Noto Sans KR" w:eastAsia="Noto Sans KR"/>
+                <w:sz w:val="16"/>
+              </w:rPr>
+              <w:t>전</w:t>
+            </w:r>
+          </w:p>
+        </w:tc>
+        <w:tc>
+          <w:tcPr>
+            <w:tcW w:type="dxa" w:w="4762"/>
+            <w:tcMar>
+              <w:top w:w="80" w:type="dxa"/>
+              <w:start w:w="100" w:type="dxa"/>
+              <w:bottom w:w="80" w:type="dxa"/>
+              <w:end w:w="100" w:type="dxa"/>
+            </w:tcMar>
+            <w:vAlign w:val="center"/>
+          </w:tcPr>
+          <w:p>
+            <w:pPr>
+              <w:spacing w:after="0" w:line="252" w:lineRule="auto"/>
+            </w:pPr>
+            <w:r>
+              <w:rPr>
+                <w:rFonts w:ascii="Noto Sans KR" w:hAnsi="Noto Sans KR" w:eastAsia="Noto Sans KR"/>
+                <w:sz w:val="16"/>
+              </w:rPr>
+              <w:t>artifact/hash/config/db migration plan</w:t>
+            </w:r>
+          </w:p>
+        </w:tc>
+        <w:tc>
+          <w:tcPr>
+            <w:tcW w:type="dxa" w:w="3402"/>
+            <w:tcMar>
+              <w:top w:w="80" w:type="dxa"/>
+              <w:start w:w="100" w:type="dxa"/>
+              <w:bottom w:w="80" w:type="dxa"/>
+              <w:end w:w="100" w:type="dxa"/>
+            </w:tcMar>
+            <w:vAlign w:val="center"/>
+          </w:tcPr>
+          <w:p>
+            <w:pPr>
+              <w:spacing w:after="0" w:line="252" w:lineRule="auto"/>
+            </w:pPr>
+            <w:r>
+              <w:rPr>
+                <w:rFonts w:ascii="Noto Sans KR" w:hAnsi="Noto Sans KR" w:eastAsia="Noto Sans KR"/>
+                <w:sz w:val="16"/>
+              </w:rPr>
+              <w:t>배포 중지</w:t>
+            </w:r>
+          </w:p>
+        </w:tc>
+      </w:tr>
+      <w:tr>
+        <w:trPr>
+          <w:cantSplit/>
+        </w:trPr>
+        <w:tc>
+          <w:tcPr>
+            <w:tcW w:type="dxa" w:w="1360"/>
+            <w:tcMar>
+              <w:top w:w="80" w:type="dxa"/>
+              <w:start w:w="100" w:type="dxa"/>
+              <w:bottom w:w="80" w:type="dxa"/>
+              <w:end w:w="100" w:type="dxa"/>
+            </w:tcMar>
+            <w:vAlign w:val="center"/>
+            <w:shd w:fill="F7FAFC"/>
+          </w:tcPr>
+          <w:p>
+            <w:pPr>
+              <w:spacing w:after="0" w:line="252" w:lineRule="auto"/>
+            </w:pPr>
+            <w:r>
+              <w:rPr>
+                <w:rFonts w:ascii="Noto Sans KR" w:hAnsi="Noto Sans KR" w:eastAsia="Noto Sans KR"/>
+                <w:sz w:val="16"/>
+              </w:rPr>
+              <w:t>배포</w:t>
+            </w:r>
+          </w:p>
+        </w:tc>
+        <w:tc>
+          <w:tcPr>
+            <w:tcW w:type="dxa" w:w="4762"/>
+            <w:tcMar>
+              <w:top w:w="80" w:type="dxa"/>
+              <w:start w:w="100" w:type="dxa"/>
+              <w:bottom w:w="80" w:type="dxa"/>
+              <w:end w:w="100" w:type="dxa"/>
+            </w:tcMar>
+            <w:vAlign w:val="center"/>
+            <w:shd w:fill="F7FAFC"/>
+          </w:tcPr>
+          <w:p>
+            <w:pPr>
+              <w:spacing w:after="0" w:line="252" w:lineRule="auto"/>
+            </w:pPr>
+            <w:r>
+              <w:rPr>
+                <w:rFonts w:ascii="Noto Sans KR" w:hAnsi="Noto Sans KR" w:eastAsia="Noto Sans KR"/>
+                <w:sz w:val="16"/>
+              </w:rPr>
+              <w:t>instance별 version/health</w:t>
+            </w:r>
+          </w:p>
+        </w:tc>
+        <w:tc>
+          <w:tcPr>
+            <w:tcW w:type="dxa" w:w="3402"/>
+            <w:tcMar>
+              <w:top w:w="80" w:type="dxa"/>
+              <w:start w:w="100" w:type="dxa"/>
+              <w:bottom w:w="80" w:type="dxa"/>
+              <w:end w:w="100" w:type="dxa"/>
+            </w:tcMar>
+            <w:vAlign w:val="center"/>
+            <w:shd w:fill="F7FAFC"/>
+          </w:tcPr>
+          <w:p>
+            <w:pPr>
+              <w:spacing w:after="0" w:line="252" w:lineRule="auto"/>
+            </w:pPr>
+            <w:r>
+              <w:rPr>
+                <w:rFonts w:ascii="Noto Sans KR" w:hAnsi="Noto Sans KR" w:eastAsia="Noto Sans KR"/>
+                <w:sz w:val="16"/>
+              </w:rPr>
+              <w:t>영향 인스턴스 격리</w:t>
+            </w:r>
+          </w:p>
+        </w:tc>
+      </w:tr>
+      <w:tr>
+        <w:trPr>
+          <w:cantSplit/>
+        </w:trPr>
+        <w:tc>
+          <w:tcPr>
+            <w:tcW w:type="dxa" w:w="1360"/>
+            <w:tcMar>
+              <w:top w:w="80" w:type="dxa"/>
+              <w:start w:w="100" w:type="dxa"/>
+              <w:bottom w:w="80" w:type="dxa"/>
+              <w:end w:w="100" w:type="dxa"/>
+            </w:tcMar>
+            <w:vAlign w:val="center"/>
+          </w:tcPr>
+          <w:p>
+            <w:pPr>
+              <w:spacing w:after="0" w:line="252" w:lineRule="auto"/>
+            </w:pPr>
+            <w:r>
+              <w:rPr>
+                <w:rFonts w:ascii="Noto Sans KR" w:hAnsi="Noto Sans KR" w:eastAsia="Noto Sans KR"/>
+                <w:sz w:val="16"/>
+              </w:rPr>
+              <w:t>후</w:t>
+            </w:r>
+          </w:p>
+        </w:tc>
+        <w:tc>
+          <w:tcPr>
+            <w:tcW w:type="dxa" w:w="4762"/>
+            <w:tcMar>
+              <w:top w:w="80" w:type="dxa"/>
+              <w:start w:w="100" w:type="dxa"/>
+              <w:bottom w:w="80" w:type="dxa"/>
+              <w:end w:w="100" w:type="dxa"/>
+            </w:tcMar>
+            <w:vAlign w:val="center"/>
+          </w:tcPr>
+          <w:p>
+            <w:pPr>
+              <w:spacing w:after="0" w:line="252" w:lineRule="auto"/>
+            </w:pPr>
+            <w:r>
+              <w:rPr>
+                <w:rFonts w:ascii="Noto Sans KR" w:hAnsi="Noto Sans KR" w:eastAsia="Noto Sans KR"/>
+                <w:sz w:val="16"/>
+              </w:rPr>
+              <w:t>health/error rate/trace/business KPI</w:t>
+            </w:r>
+          </w:p>
+        </w:tc>
+        <w:tc>
+          <w:tcPr>
+            <w:tcW w:type="dxa" w:w="3402"/>
+            <w:tcMar>
+              <w:top w:w="80" w:type="dxa"/>
+              <w:start w:w="100" w:type="dxa"/>
+              <w:bottom w:w="80" w:type="dxa"/>
+              <w:end w:w="100" w:type="dxa"/>
+            </w:tcMar>
+            <w:vAlign w:val="center"/>
+          </w:tcPr>
+          <w:p>
+            <w:pPr>
+              <w:spacing w:after="0" w:line="252" w:lineRule="auto"/>
+            </w:pPr>
+            <w:r>
+              <w:rPr>
+                <w:rFonts w:ascii="Noto Sans KR" w:hAnsi="Noto Sans KR" w:eastAsia="Noto Sans KR"/>
+                <w:sz w:val="16"/>
+              </w:rPr>
+              <w:t>rollback/reconcile 판단</w:t>
+            </w:r>
+          </w:p>
+        </w:tc>
+      </w:tr>
+      <w:tr>
+        <w:trPr>
+          <w:cantSplit/>
+        </w:trPr>
+        <w:tc>
+          <w:tcPr>
+            <w:tcW w:type="dxa" w:w="1360"/>
+            <w:tcMar>
+              <w:top w:w="80" w:type="dxa"/>
+              <w:start w:w="100" w:type="dxa"/>
+              <w:bottom w:w="80" w:type="dxa"/>
+              <w:end w:w="100" w:type="dxa"/>
+            </w:tcMar>
+            <w:vAlign w:val="center"/>
+            <w:shd w:fill="F7FAFC"/>
+          </w:tcPr>
+          <w:p>
+            <w:pPr>
+              <w:spacing w:after="0" w:line="252" w:lineRule="auto"/>
+            </w:pPr>
+            <w:r>
+              <w:rPr>
+                <w:rFonts w:ascii="Noto Sans KR" w:hAnsi="Noto Sans KR" w:eastAsia="Noto Sans KR"/>
+                <w:sz w:val="16"/>
+              </w:rPr>
+              <w:t>rollback</w:t>
+            </w:r>
+          </w:p>
+        </w:tc>
+        <w:tc>
+          <w:tcPr>
+            <w:tcW w:type="dxa" w:w="4762"/>
+            <w:tcMar>
+              <w:top w:w="80" w:type="dxa"/>
+              <w:start w:w="100" w:type="dxa"/>
+              <w:bottom w:w="80" w:type="dxa"/>
+              <w:end w:w="100" w:type="dxa"/>
+            </w:tcMar>
+            <w:vAlign w:val="center"/>
+            <w:shd w:fill="F7FAFC"/>
+          </w:tcPr>
+          <w:p>
+            <w:pPr>
+              <w:spacing w:after="0" w:line="252" w:lineRule="auto"/>
+            </w:pPr>
+            <w:r>
+              <w:rPr>
+                <w:rFonts w:ascii="Noto Sans KR" w:hAnsi="Noto Sans KR" w:eastAsia="Noto Sans KR"/>
+                <w:sz w:val="16"/>
+              </w:rPr>
+              <w:t>schema compatibility/old binary</w:t>
+            </w:r>
+          </w:p>
+        </w:tc>
+        <w:tc>
+          <w:tcPr>
+            <w:tcW w:type="dxa" w:w="3402"/>
+            <w:tcMar>
+              <w:top w:w="80" w:type="dxa"/>
+              <w:start w:w="100" w:type="dxa"/>
+              <w:bottom w:w="80" w:type="dxa"/>
+              <w:end w:w="100" w:type="dxa"/>
+            </w:tcMar>
+            <w:vAlign w:val="center"/>
+            <w:shd w:fill="F7FAFC"/>
+          </w:tcPr>
+          <w:p>
+            <w:pPr>
+              <w:spacing w:after="0" w:line="252" w:lineRule="auto"/>
+            </w:pPr>
+            <w:r>
+              <w:rPr>
+                <w:rFonts w:ascii="Noto Sans KR" w:hAnsi="Noto Sans KR" w:eastAsia="Noto Sans KR"/>
+                <w:sz w:val="16"/>
+              </w:rPr>
+              <w:t>DB reverse 또는 recovery 절차</w:t>
+            </w:r>
+          </w:p>
+        </w:tc>
+      </w:tr>
+      <w:tr>
+        <w:trPr>
+          <w:cantSplit/>
+        </w:trPr>
+        <w:tc>
+          <w:tcPr>
+            <w:tcW w:type="dxa" w:w="1360"/>
+            <w:tcMar>
+              <w:top w:w="80" w:type="dxa"/>
+              <w:start w:w="100" w:type="dxa"/>
+              <w:bottom w:w="80" w:type="dxa"/>
+              <w:end w:w="100" w:type="dxa"/>
+            </w:tcMar>
+            <w:vAlign w:val="center"/>
+          </w:tcPr>
+          <w:p>
+            <w:pPr>
+              <w:spacing w:after="0" w:line="252" w:lineRule="auto"/>
+            </w:pPr>
+            <w:r>
+              <w:rPr>
+                <w:rFonts w:ascii="Noto Sans KR" w:hAnsi="Noto Sans KR" w:eastAsia="Noto Sans KR"/>
+                <w:sz w:val="16"/>
+              </w:rPr>
+              <w:t>종료</w:t>
+            </w:r>
+          </w:p>
+        </w:tc>
+        <w:tc>
+          <w:tcPr>
+            <w:tcW w:type="dxa" w:w="4762"/>
+            <w:tcMar>
+              <w:top w:w="80" w:type="dxa"/>
+              <w:start w:w="100" w:type="dxa"/>
+              <w:bottom w:w="80" w:type="dxa"/>
+              <w:end w:w="100" w:type="dxa"/>
+            </w:tcMar>
+            <w:vAlign w:val="center"/>
+          </w:tcPr>
+          <w:p>
+            <w:pPr>
+              <w:spacing w:after="0" w:line="252" w:lineRule="auto"/>
+            </w:pPr>
+            <w:r>
+              <w:rPr>
+                <w:rFonts w:ascii="Noto Sans KR" w:hAnsi="Noto Sans KR" w:eastAsia="Noto Sans KR"/>
+                <w:sz w:val="16"/>
+              </w:rPr>
+              <w:t>audit/evidence/open issue</w:t>
+            </w:r>
+          </w:p>
+        </w:tc>
+        <w:tc>
+          <w:tcPr>
+            <w:tcW w:type="dxa" w:w="3402"/>
+            <w:tcMar>
+              <w:top w:w="80" w:type="dxa"/>
+              <w:start w:w="100" w:type="dxa"/>
+              <w:bottom w:w="80" w:type="dxa"/>
+              <w:end w:w="100" w:type="dxa"/>
+            </w:tcMar>
+            <w:vAlign w:val="center"/>
+          </w:tcPr>
+          <w:p>
+            <w:pPr>
+              <w:spacing w:after="0" w:line="252" w:lineRule="auto"/>
+            </w:pPr>
+            <w:r>
+              <w:rPr>
+                <w:rFonts w:ascii="Noto Sans KR" w:hAnsi="Noto Sans KR" w:eastAsia="Noto Sans KR"/>
+                <w:sz w:val="16"/>
+              </w:rPr>
+              <w:t>미확정 상태 남기지 않음</w:t>
+            </w:r>
+          </w:p>
+        </w:tc>
+      </w:tr>
+    </w:tbl>
+    <w:p>
+      <w:pPr>
+        <w:pStyle w:val="Heading1"/>
+      </w:pPr>
+      <w:r>
+        <w:t>6 사건 종료와 Evidence</w:t>
+      </w:r>
+    </w:p>
+    <w:tbl>
+      <w:tblPr>
+        <w:tblW w:type="auto" w:w="0"/>
+        <w:jc w:val="left"/>
+        <w:tblLayout w:type="fixed"/>
+        <w:tblLook w:firstColumn="1" w:firstRow="1" w:lastColumn="0" w:lastRow="0" w:noHBand="0" w:noVBand="1" w:val="04A0"/>
+      </w:tblPr>
+      <w:tblGrid>
+        <w:gridCol w:w="4933"/>
+        <w:gridCol w:w="4933"/>
+      </w:tblGrid>
+      <w:tr>
+        <w:trPr>
+          <w:tblHeader w:val="true"/>
+        </w:trPr>
+        <w:tc>
+          <w:tcPr>
+            <w:tcW w:type="dxa" w:w="1927"/>
+            <w:shd w:fill="17324D"/>
+            <w:tcMar>
+              <w:top w:w="110" w:type="dxa"/>
+              <w:start w:w="140" w:type="dxa"/>
+              <w:bottom w:w="110" w:type="dxa"/>
+              <w:end w:w="140" w:type="dxa"/>
+            </w:tcMar>
+          </w:tcPr>
+          <w:p>
+            <w:r>
+              <w:rPr>
+                <w:b/>
+                <w:color w:val="FFFFFF"/>
+              </w:rPr>
+              <w:t>이 장을 보는 이유</w:t>
+            </w:r>
+          </w:p>
+        </w:tc>
+        <w:tc>
+          <w:tcPr>
+            <w:tcW w:type="dxa" w:w="7371"/>
+            <w:tcMar>
+              <w:top w:w="110" w:type="dxa"/>
+              <w:start w:w="140" w:type="dxa"/>
+              <w:bottom w:w="110" w:type="dxa"/>
+              <w:end w:w="140" w:type="dxa"/>
+            </w:tcMar>
+          </w:tcPr>
+          <w:p>
+            <w:r>
+              <w:t>복구가 끝났다는 말보다 어떤 상태가 어떻게 확정됐는지 남깁니다.</w:t>
+            </w:r>
+          </w:p>
+        </w:tc>
+      </w:tr>
+    </w:tbl>
+    <w:p>
+      <w:pPr>
+        <w:pStyle w:val="ListBullet"/>
+        <w:spacing w:after="40"/>
+        <w:ind w:left="454" w:hanging="198"/>
+      </w:pPr>
+      <w:r>
+        <w:t>시작/종료 시각, 영향 시스템/인스턴스, transactionId/operationId 표본</w:t>
       </w:r>
     </w:p>
     <w:p>
       <w:pPr>
-        <w:pStyle w:val="Heading1"/>
-        <w:keepNext/>
-        <w:keepLines/>
-        <w:widowControl/>
+        <w:pStyle w:val="ListBullet"/>
+        <w:spacing w:after="40"/>
+        <w:ind w:left="454" w:hanging="198"/>
       </w:pPr>
       <w:r>
-        <w:t>7. 정상화·Escalation</w:t>
+        <w:t>원인, 실패 단계, 실행한 조치와 명령, ExitCode</w:t>
       </w:r>
     </w:p>
     <w:p>
       <w:pPr>
-        <w:pStyle w:val="Heading2"/>
-        <w:keepNext/>
-        <w:keepLines/>
-        <w:widowControl/>
+        <w:pStyle w:val="ListBullet"/>
+        <w:spacing w:after="40"/>
+        <w:ind w:left="454" w:hanging="198"/>
       </w:pPr>
       <w:r>
-        <w:t>7.1 조치 후 확인</w:t>
+        <w:t>UNKNOWN이 있었다면 최종 reconcile 결과</w:t>
       </w:r>
     </w:p>
     <w:p>
       <w:pPr>
-        <w:pStyle w:val="BodyRail"/>
+        <w:pStyle w:val="ListBullet"/>
+        <w:spacing w:after="40"/>
+        <w:ind w:left="454" w:hanging="198"/>
       </w:pPr>
       <w:r>
-        <w:t>조치 후에는 원래 transaction/execution 식별자로 최종 상태, Side Effect, 후속 Event와 Audit를 다시 확인합니다. 단순 health 회복만으로 업무 정상화를 확정하지 않습니다.</w:t>
+        <w:t>DB 변경/rollback 여부와 Backup Manifest</w:t>
       </w:r>
     </w:p>
     <w:p>
       <w:pPr>
-        <w:pStyle w:val="Heading2"/>
-        <w:keepNext/>
-        <w:keepLines/>
-        <w:widowControl/>
+        <w:pStyle w:val="ListBullet"/>
+        <w:spacing w:after="40"/>
+        <w:ind w:left="454" w:hanging="198"/>
       </w:pPr>
       <w:r>
-        <w:t>7.2 정상화 기준</w:t>
+        <w:t>재발 방지 항목과 Owner</w:t>
       </w:r>
     </w:p>
     <w:p>
       <w:pPr>
-        <w:pStyle w:val="BodyRail"/>
+        <w:pStyle w:val="CPFCaption"/>
+        <w:spacing w:before="160"/>
       </w:pPr>
       <w:r>
-        <w:t>정상화는 신규 오류가 줄었다는 이유만으로 선언하지 않습니다. 실패 backlog, UNKNOWN, retry/reconcile 대기, Batch lease와 DB 상태까지 정상 범위에 들어왔는지 확인합니다.</w:t>
-      </w:r>
-    </w:p>
-    <w:p>
-      <w:pPr>
-        <w:pStyle w:val="Heading2"/>
-        <w:keepNext/>
-        <w:keepLines/>
-        <w:widowControl/>
-      </w:pPr>
-      <w:r>
-        <w:t>7.3 Escalation 조건</w:t>
-      </w:r>
-    </w:p>
-    <w:p>
-      <w:pPr>
-        <w:pStyle w:val="BodyRail"/>
-      </w:pPr>
-      <w:r>
-        <w:t>Escalation은 영향 범위 확대, 반복 실패, UNKNOWN 장기화, 데이터 정합성 위험 또는 권한 밖 조치가 필요한 경우 수행하고 현재 Incident/Evidence를 함께 인계합니다.</w:t>
-      </w:r>
-    </w:p>
-    <w:p>
-      <w:pPr>
-        <w:pStyle w:val="BulletRail"/>
-      </w:pPr>
-      <w:r>
-        <w:t>•  영향 범위와 관련 transaction/instance를 연결합니다.</w:t>
-      </w:r>
-    </w:p>
-    <w:p>
-      <w:pPr>
-        <w:pStyle w:val="BulletRail"/>
-      </w:pPr>
-      <w:r>
-        <w:t>•  정상화 기준을 충족한 뒤 close하며 후속 Evidence를 보존합니다.</w:t>
-      </w:r>
-    </w:p>
-    <w:p>
-      <w:pPr>
-        <w:pStyle w:val="Heading2"/>
-        <w:keepNext/>
-        <w:keepLines/>
-        <w:widowControl/>
-      </w:pPr>
-      <w:r>
-        <w:t>7.4 인계 식별자</w:t>
-      </w:r>
-    </w:p>
-    <w:p>
-      <w:pPr>
-        <w:pStyle w:val="BodyRail"/>
-      </w:pPr>
-      <w:r>
-        <w:t>Escalation에는 transactionId·operationId·instanceId 또는 Job/Execution ID, 발생 시각, 현재 상태, 이미 수행한 조치와 금지된 재시도 조건을 함께 전달합니다.</w:t>
-      </w:r>
-    </w:p>
-    <w:p>
-      <w:pPr>
-        <w:pStyle w:val="BodyRail"/>
-      </w:pPr>
-      <w:r>
-        <w:t>다음 담당자가 같은 거래를 즉시 재현·추적할 수 있는 식별자와 Evidence를 확인합니다.</w:t>
-      </w:r>
-    </w:p>
-    <w:p>
-      <w:pPr>
-        <w:pStyle w:val="SourceRail"/>
-      </w:pPr>
-      <w:r>
-        <w:t>Source 길찾기 cpf-core/src/main/java/com/cpf/core/api/context/CpfContext.java</w:t>
+        <w:t>근거: Source snapshot ZIP-SHA256:B47BCE7700700BF4의 Public 계약과 CPF 정본 문서. Source에 없는 API·옵션은 작성하지 않음.</w:t>
       </w:r>
     </w:p>
     <w:sectPr>
       <w:headerReference w:type="default" r:id="rId9"/>
       <w:footerReference w:type="default" r:id="rId10"/>
-      <w:pgSz w:w="12240" w:h="15840"/>
-      <w:pgMar w:top="510" w:right="680" w:bottom="510" w:left="680" w:header="255" w:footer="312" w:gutter="0"/>
+      <w:pgSz w:w="11906" w:h="16838"/>
+      <w:pgMar w:top="907" w:right="1020" w:bottom="907" w:left="1020" w:header="397" w:footer="454" w:gutter="0"/>
       <w:cols w:space="720"/>
       <w:docGrid w:linePitch="360"/>
     </w:sectPr>
@@ -2709,16 +3983,21 @@
   <w:p>
     <w:pPr>
       <w:pStyle w:val="Footer"/>
-      <w:jc w:val="right"/>
+      <w:jc w:val="center"/>
     </w:pPr>
     <w:r>
       <w:rPr>
-        <w:color w:val="5F738A"/>
-        <w:sz w:val="16"/>
-      </w:rPr>
-      <w:t xml:space="preserve">Harness v2.1.0  ·  Source 054d894b47f4  ·  </w:t>
+        <w:rFonts w:ascii="Noto Sans KR" w:hAnsi="Noto Sans KR"/>
+        <w:color w:val="5E7186"/>
+        <w:sz w:val="15"/>
+      </w:rPr>
+      <w:t xml:space="preserve">Core Platform Framework  |  </w:t>
     </w:r>
-    <w:fldSimple w:instr="PAGE"/>
+    <w:r>
+      <w:fldChar w:fldCharType="begin"/>
+      <w:instrText xml:space="preserve"> PAGE </w:instrText>
+      <w:fldChar w:fldCharType="end"/>
+    </w:r>
   </w:p>
 </w:ftr>
 </file>
@@ -2726,13 +4005,17 @@
 <file path=word/header1.xml><?xml version="1.0" encoding="utf-8"?>
 <w:hdr xmlns:m="http://schemas.openxmlformats.org/officeDocument/2006/math" xmlns:mc="http://schemas.openxmlformats.org/markup-compatibility/2006" xmlns:mo="http://schemas.microsoft.com/office/mac/office/2008/main" xmlns:mv="urn:schemas-microsoft-com:mac:vml" xmlns:o="urn:schemas-microsoft-com:office:office" xmlns:r="http://schemas.openxmlformats.org/officeDocument/2006/relationships" xmlns:v="urn:schemas-microsoft-com:vml" xmlns:w10="urn:schemas-microsoft-com:office:word" xmlns:w14="http://schemas.microsoft.com/office/word/2010/wordml" xmlns:w="http://schemas.openxmlformats.org/wordprocessingml/2006/main" xmlns:wne="http://schemas.microsoft.com/office/word/2006/wordml" xmlns:wp14="http://schemas.microsoft.com/office/word/2010/wordprocessingDrawing" xmlns:wp="http://schemas.openxmlformats.org/drawingml/2006/wordprocessingDrawing" xmlns:wpc="http://schemas.microsoft.com/office/word/2010/wordprocessingCanvas" xmlns:wpg="http://schemas.microsoft.com/office/word/2010/wordprocessingGroup" xmlns:wpi="http://schemas.microsoft.com/office/word/2010/wordprocessingInk" xmlns:wps="http://schemas.microsoft.com/office/word/2010/wordprocessingShape" mc:Ignorable="w14 wp14">
   <w:p>
-    <w:pPr/>
+    <w:pPr>
+      <w:pStyle w:val="Header"/>
+      <w:jc w:val="right"/>
+    </w:pPr>
     <w:r>
       <w:rPr>
-        <w:color w:val="5F738A"/>
-        <w:sz w:val="16"/>
-      </w:rPr>
-      <w:t>CPF  |  Core Platform Framework</w:t>
+        <w:rFonts w:ascii="Noto Sans KR" w:hAnsi="Noto Sans KR"/>
+        <w:color w:val="5E7186"/>
+        <w:sz w:val="15"/>
+      </w:rPr>
+      <w:t>CPF  ·  운영자 매뉴얼</w:t>
     </w:r>
   </w:p>
 </w:hdr>
@@ -3102,12 +4385,12 @@
     <w:qFormat/>
     <w:rsid w:val="00FC693F"/>
     <w:pPr>
-      <w:spacing w:after="100" w:line="281" w:lineRule="auto"/>
+      <w:spacing w:after="86" w:line="283" w:lineRule="auto"/>
     </w:pPr>
     <w:rPr>
-      <w:rFonts w:ascii="Noto Sans CJK KR" w:hAnsi="Noto Sans CJK KR"/>
-      <w:color w:val="202124"/>
-      <w:sz w:val="20"/>
+      <w:rFonts w:ascii="Noto Sans KR" w:hAnsi="Noto Sans KR" w:eastAsia="Noto Sans KR"/>
+      <w:color w:val="243547"/>
+      <w:sz w:val="18"/>
     </w:rPr>
   </w:style>
   <w:style w:type="paragraph" w:styleId="Header">
@@ -3165,11 +4448,11 @@
     <w:pPr>
       <w:keepNext/>
       <w:keepLines/>
-      <w:spacing w:before="560" w:after="240"/>
+      <w:spacing w:before="300" w:after="100"/>
       <w:outlineLvl w:val="0"/>
     </w:pPr>
     <w:rPr>
-      <w:rFonts w:asciiTheme="majorHAnsi" w:eastAsiaTheme="majorEastAsia" w:hAnsiTheme="majorHAnsi" w:cstheme="majorBidi" w:ascii="Noto Sans CJK KR" w:hAnsi="Noto Sans CJK KR"/>
+      <w:rFonts w:asciiTheme="majorHAnsi" w:eastAsiaTheme="majorEastAsia" w:hAnsiTheme="majorHAnsi" w:cstheme="majorBidi" w:ascii="Noto Sans KR" w:hAnsi="Noto Sans KR" w:eastAsia="Noto Sans KR"/>
       <w:b/>
       <w:bCs/>
       <w:color w:val="17324D"/>
@@ -3189,15 +4472,16 @@
     <w:pPr>
       <w:keepNext/>
       <w:keepLines/>
-      <w:spacing w:before="320" w:after="70"/>
+      <w:spacing w:before="200" w:after="60"/>
+      <w:ind w:left="113"/>
       <w:outlineLvl w:val="1"/>
     </w:pPr>
     <w:rPr>
-      <w:rFonts w:asciiTheme="majorHAnsi" w:eastAsiaTheme="majorEastAsia" w:hAnsiTheme="majorHAnsi" w:cstheme="majorBidi" w:ascii="Noto Sans CJK KR" w:hAnsi="Noto Sans CJK KR"/>
+      <w:rFonts w:asciiTheme="majorHAnsi" w:eastAsiaTheme="majorEastAsia" w:hAnsiTheme="majorHAnsi" w:cstheme="majorBidi" w:ascii="Noto Sans KR" w:hAnsi="Noto Sans KR" w:eastAsia="Noto Sans KR"/>
       <w:b/>
       <w:bCs/>
       <w:color w:val="17324D"/>
-      <w:sz w:val="27"/>
+      <w:sz w:val="25"/>
       <w:szCs w:val="26"/>
     </w:rPr>
   </w:style>
@@ -3213,15 +4497,16 @@
     <w:pPr>
       <w:keepNext/>
       <w:keepLines/>
-      <w:spacing w:before="200" w:after="60"/>
+      <w:spacing w:before="140" w:after="40"/>
+      <w:ind w:left="255"/>
       <w:outlineLvl w:val="2"/>
     </w:pPr>
     <w:rPr>
-      <w:rFonts w:asciiTheme="majorHAnsi" w:eastAsiaTheme="majorEastAsia" w:hAnsiTheme="majorHAnsi" w:cstheme="majorBidi" w:ascii="Noto Sans CJK KR" w:hAnsi="Noto Sans CJK KR"/>
+      <w:rFonts w:asciiTheme="majorHAnsi" w:eastAsiaTheme="majorEastAsia" w:hAnsiTheme="majorHAnsi" w:cstheme="majorBidi" w:ascii="Noto Sans KR" w:hAnsi="Noto Sans KR" w:eastAsia="Noto Sans KR"/>
       <w:b/>
       <w:bCs/>
-      <w:color w:val="2563EB"/>
-      <w:sz w:val="23"/>
+      <w:color w:val="7154C7"/>
+      <w:sz w:val="21"/>
     </w:rPr>
   </w:style>
   <w:style w:type="paragraph" w:styleId="Heading4">
@@ -3455,16 +4740,16 @@
       <w:pBdr>
         <w:bottom w:val="single" w:sz="8" w:space="4" w:color="4F81BD" w:themeColor="accent1"/>
       </w:pBdr>
-      <w:spacing w:after="240" w:line="240" w:lineRule="auto" w:before="0"/>
+      <w:spacing w:after="300" w:line="240" w:lineRule="auto"/>
       <w:contextualSpacing/>
     </w:pPr>
     <w:rPr>
-      <w:rFonts w:asciiTheme="majorHAnsi" w:eastAsiaTheme="majorEastAsia" w:hAnsiTheme="majorHAnsi" w:cstheme="majorBidi" w:ascii="Noto Sans CJK KR" w:hAnsi="Noto Sans CJK KR"/>
+      <w:rFonts w:asciiTheme="majorHAnsi" w:eastAsiaTheme="majorEastAsia" w:hAnsiTheme="majorHAnsi" w:cstheme="majorBidi" w:ascii="Noto Sans KR" w:hAnsi="Noto Sans KR" w:eastAsia="Noto Sans KR"/>
       <w:b/>
-      <w:color w:val="17324D"/>
+      <w:color w:val="071A2B"/>
       <w:spacing w:val="5"/>
       <w:kern w:val="28"/>
-      <w:sz w:val="48"/>
+      <w:sz w:val="60"/>
       <w:szCs w:val="52"/>
     </w:rPr>
   </w:style>
@@ -3495,16 +4780,15 @@
       <w:numPr>
         <w:ilvl w:val="1"/>
       </w:numPr>
-      <w:spacing w:after="100"/>
     </w:pPr>
     <w:rPr>
-      <w:rFonts w:asciiTheme="majorHAnsi" w:eastAsiaTheme="majorEastAsia" w:hAnsiTheme="majorHAnsi" w:cstheme="majorBidi" w:ascii="Noto Sans CJK KR" w:hAnsi="Noto Sans CJK KR"/>
+      <w:rFonts w:asciiTheme="majorHAnsi" w:eastAsiaTheme="majorEastAsia" w:hAnsiTheme="majorHAnsi" w:cstheme="majorBidi" w:ascii="Noto Sans KR" w:hAnsi="Noto Sans KR" w:eastAsia="Noto Sans KR"/>
       <w:b w:val="0"/>
       <w:i/>
       <w:iCs/>
-      <w:color w:val="60738A"/>
+      <w:color w:val="5E7186"/>
       <w:spacing w:val="15"/>
-      <w:sz w:val="23"/>
+      <w:sz w:val="22"/>
       <w:szCs w:val="24"/>
     </w:rPr>
   </w:style>
@@ -14796,117 +16080,42 @@
       </w:tcPr>
     </w:tblStylePr>
   </w:style>
-  <w:style w:type="paragraph" w:customStyle="1" w:styleId="BodyRail">
-    <w:name w:val="Body Rail"/>
+  <w:style w:type="paragraph" w:customStyle="1" w:styleId="CPFCode">
+    <w:name w:val="CPF Code"/>
     <w:pPr>
-      <w:spacing w:after="100"/>
+      <w:spacing w:before="40" w:after="80"/>
+      <w:ind w:left="283" w:right="170"/>
+    </w:pPr>
+    <w:rPr>
+      <w:rFonts w:ascii="DejaVu Sans Mono" w:hAnsi="DejaVu Sans Mono" w:eastAsia="DejaVu Sans Mono"/>
+      <w:color w:val="071A2B"/>
+      <w:sz w:val="16"/>
+    </w:rPr>
+  </w:style>
+  <w:style w:type="paragraph" w:customStyle="1" w:styleId="CPFCaption">
+    <w:name w:val="CPF Caption"/>
+    <w:pPr>
+      <w:spacing w:before="40" w:after="100"/>
+      <w:ind w:left="255" w:right="255"/>
+    </w:pPr>
+    <w:rPr>
+      <w:rFonts w:ascii="Noto Sans KR" w:hAnsi="Noto Sans KR" w:eastAsia="Noto Sans KR"/>
+      <w:color w:val="5E7186"/>
+      <w:sz w:val="16"/>
+    </w:rPr>
+  </w:style>
+  <w:style w:type="paragraph" w:customStyle="1" w:styleId="CPFLabel">
+    <w:name w:val="CPF Label"/>
+    <w:pPr>
+      <w:keepNext/>
+      <w:spacing w:before="140" w:after="40"/>
       <w:ind w:left="255"/>
     </w:pPr>
     <w:rPr>
-      <w:rFonts w:ascii="Noto Sans CJK KR" w:hAnsi="Noto Sans CJK KR"/>
-      <w:b w:val="0"/>
-      <w:color w:val="202124"/>
-      <w:sz w:val="20"/>
-    </w:rPr>
-  </w:style>
-  <w:style w:type="paragraph" w:customStyle="1" w:styleId="BulletRail">
-    <w:name w:val="Bullet Rail"/>
-    <w:pPr>
-      <w:spacing w:after="60"/>
-      <w:ind w:left="425" w:hanging="170"/>
-    </w:pPr>
-    <w:rPr>
-      <w:rFonts w:ascii="Noto Sans CJK KR" w:hAnsi="Noto Sans CJK KR"/>
-      <w:b w:val="0"/>
-      <w:color w:val="202124"/>
-      <w:sz w:val="20"/>
-    </w:rPr>
-  </w:style>
-  <w:style w:type="paragraph" w:customStyle="1" w:styleId="FigureCaption">
-    <w:name w:val="Figure Caption"/>
-    <w:pPr>
-      <w:spacing w:after="60"/>
-    </w:pPr>
-    <w:rPr>
-      <w:rFonts w:ascii="Noto Sans CJK KR" w:hAnsi="Noto Sans CJK KR"/>
+      <w:rFonts w:ascii="Noto Sans KR" w:hAnsi="Noto Sans KR" w:eastAsia="Noto Sans KR"/>
       <w:b/>
-      <w:color w:val="17324D"/>
-      <w:sz w:val="18"/>
-    </w:rPr>
-  </w:style>
-  <w:style w:type="paragraph" w:customStyle="1" w:styleId="FigureExplain">
-    <w:name w:val="Figure Explain"/>
-    <w:pPr>
-      <w:spacing w:after="160"/>
-      <w:ind w:left="255"/>
-    </w:pPr>
-    <w:rPr>
-      <w:rFonts w:ascii="Noto Sans CJK KR" w:hAnsi="Noto Sans CJK KR"/>
-      <w:b w:val="0"/>
-      <w:color w:val="60738A"/>
-      <w:sz w:val="18"/>
-    </w:rPr>
-  </w:style>
-  <w:style w:type="paragraph" w:customStyle="1" w:styleId="SourceRail">
-    <w:name w:val="Source Rail"/>
-    <w:pPr>
-      <w:spacing w:after="120"/>
-      <w:ind w:left="255"/>
-    </w:pPr>
-    <w:rPr>
-      <w:rFonts w:ascii="Noto Sans CJK KR" w:hAnsi="Noto Sans CJK KR"/>
-      <w:b w:val="0"/>
-      <w:color w:val="2563EB"/>
-      <w:sz w:val="18"/>
-    </w:rPr>
-  </w:style>
-  <w:style w:type="paragraph" w:customStyle="1" w:styleId="TableTitle">
-    <w:name w:val="Table Title"/>
-    <w:pPr>
-      <w:spacing w:after="40"/>
-    </w:pPr>
-    <w:rPr>
-      <w:rFonts w:ascii="Noto Sans CJK KR" w:hAnsi="Noto Sans CJK KR"/>
-      <w:b/>
-      <w:color w:val="17324D"/>
-      <w:sz w:val="20"/>
-    </w:rPr>
-  </w:style>
-  <w:style w:type="paragraph" w:customStyle="1" w:styleId="TablePurpose">
-    <w:name w:val="Table Purpose"/>
-    <w:pPr>
-      <w:spacing w:after="100"/>
-    </w:pPr>
-    <w:rPr>
-      <w:rFonts w:ascii="Noto Sans CJK KR" w:hAnsi="Noto Sans CJK KR"/>
-      <w:b w:val="0"/>
-      <w:color w:val="60738A"/>
-      <w:sz w:val="18"/>
-    </w:rPr>
-  </w:style>
-  <w:style w:type="paragraph" w:customStyle="1" w:styleId="TOC1">
-    <w:name w:val="TOC 1"/>
-    <w:pPr>
-      <w:spacing w:after="40"/>
-    </w:pPr>
-    <w:rPr>
-      <w:rFonts w:ascii="Noto Sans CJK KR" w:hAnsi="Noto Sans CJK KR"/>
-      <w:b/>
-      <w:color w:val="17324D"/>
+      <w:color w:val="7154C7"/>
       <w:sz w:val="21"/>
-    </w:rPr>
-  </w:style>
-  <w:style w:type="paragraph" w:customStyle="1" w:styleId="TOC2">
-    <w:name w:val="TOC 2"/>
-    <w:pPr>
-      <w:spacing w:after="20"/>
-      <w:ind w:left="340"/>
-    </w:pPr>
-    <w:rPr>
-      <w:rFonts w:ascii="Noto Sans CJK KR" w:hAnsi="Noto Sans CJK KR"/>
-      <w:b w:val="0"/>
-      <w:color w:val="60738A"/>
-      <w:sz w:val="19"/>
     </w:rPr>
   </w:style>
 </w:styles>

--- a/cpf-docs/guides/04_운영자_매뉴얼.docx
+++ b/cpf-docs/guides/04_운영자_매뉴얼.docx
@@ -40,7 +40,7 @@
     <w:tbl>
       <w:tblPr>
         <w:tblW w:type="auto" w:w="0"/>
-        <w:jc w:val="left"/>
+        <w:jc w:val="center"/>
         <w:tblLayout w:type="fixed"/>
         <w:tblLook w:firstColumn="1" w:firstRow="1" w:lastColumn="0" w:lastRow="0" w:noHBand="0" w:noVBand="1" w:val="04A0"/>
       </w:tblPr>
@@ -54,21 +54,26 @@
         </w:trPr>
         <w:tc>
           <w:tcPr>
-            <w:tcW w:type="dxa" w:w="4933"/>
+            <w:tcW w:type="dxa" w:w="2367"/>
             <w:tcMar>
-              <w:top w:w="100" w:type="dxa"/>
-              <w:start w:w="150" w:type="dxa"/>
-              <w:bottom w:w="100" w:type="dxa"/>
-              <w:end w:w="150" w:type="dxa"/>
+              <w:top w:w="90" w:type="dxa"/>
+              <w:start w:w="100" w:type="dxa"/>
+              <w:bottom w:w="90" w:type="dxa"/>
+              <w:end w:w="100" w:type="dxa"/>
             </w:tcMar>
-            <w:shd w:fill="17324D"/>
+            <w:shd w:fill="223A57"/>
+            <w:vAlign w:val="center"/>
           </w:tcPr>
           <w:p>
+            <w:pPr>
+              <w:spacing w:before="0" w:after="0" w:line="252" w:lineRule="auto"/>
+              <w:jc w:val="left"/>
+            </w:pPr>
             <w:r>
               <w:rPr>
                 <w:b/>
                 <w:color w:val="FFFFFF"/>
-                <w:sz w:val="18"/>
+                <w:sz w:val="16"/>
               </w:rPr>
               <w:t>누가 보는가</w:t>
             </w:r>
@@ -76,18 +81,26 @@
         </w:tc>
         <w:tc>
           <w:tcPr>
-            <w:tcW w:type="dxa" w:w="4933"/>
+            <w:tcW w:type="dxa" w:w="7498"/>
             <w:tcMar>
-              <w:top w:w="100" w:type="dxa"/>
-              <w:start w:w="150" w:type="dxa"/>
-              <w:bottom w:w="100" w:type="dxa"/>
-              <w:end w:w="150" w:type="dxa"/>
+              <w:top w:w="90" w:type="dxa"/>
+              <w:start w:w="100" w:type="dxa"/>
+              <w:bottom w:w="90" w:type="dxa"/>
+              <w:end w:w="100" w:type="dxa"/>
             </w:tcMar>
+            <w:vAlign w:val="center"/>
+            <w:shd w:fill="223A57"/>
           </w:tcPr>
           <w:p>
+            <w:pPr>
+              <w:spacing w:before="0" w:after="0" w:line="252" w:lineRule="auto"/>
+              <w:jc w:val="left"/>
+            </w:pPr>
             <w:r>
               <w:rPr>
-                <w:sz w:val="18"/>
+                <w:b/>
+                <w:color w:val="FFFFFF"/>
+                <w:sz w:val="16"/>
               </w:rPr>
               <w:t>플랫폼 운영자·SRE·당직자</w:t>
             </w:r>
@@ -97,21 +110,25 @@
       <w:tr>
         <w:tc>
           <w:tcPr>
-            <w:tcW w:type="dxa" w:w="4933"/>
+            <w:tcW w:type="dxa" w:w="2367"/>
             <w:tcMar>
-              <w:top w:w="100" w:type="dxa"/>
-              <w:start w:w="150" w:type="dxa"/>
-              <w:bottom w:w="100" w:type="dxa"/>
-              <w:end w:w="150" w:type="dxa"/>
+              <w:top w:w="90" w:type="dxa"/>
+              <w:start w:w="100" w:type="dxa"/>
+              <w:bottom w:w="90" w:type="dxa"/>
+              <w:end w:w="100" w:type="dxa"/>
             </w:tcMar>
             <w:shd w:fill="17324D"/>
+            <w:vAlign w:val="center"/>
           </w:tcPr>
           <w:p>
+            <w:pPr>
+              <w:spacing w:before="0" w:after="0" w:line="252" w:lineRule="auto"/>
+            </w:pPr>
             <w:r>
               <w:rPr>
                 <w:b/>
                 <w:color w:val="FFFFFF"/>
-                <w:sz w:val="18"/>
+                <w:sz w:val="17"/>
               </w:rPr>
               <w:t>이 문서로 끝낼 일</w:t>
             </w:r>
@@ -119,18 +136,22 @@
         </w:tc>
         <w:tc>
           <w:tcPr>
-            <w:tcW w:type="dxa" w:w="4933"/>
+            <w:tcW w:type="dxa" w:w="7498"/>
             <w:tcMar>
-              <w:top w:w="100" w:type="dxa"/>
-              <w:start w:w="150" w:type="dxa"/>
-              <w:bottom w:w="100" w:type="dxa"/>
-              <w:end w:w="150" w:type="dxa"/>
+              <w:top w:w="90" w:type="dxa"/>
+              <w:start w:w="100" w:type="dxa"/>
+              <w:bottom w:w="90" w:type="dxa"/>
+              <w:end w:w="100" w:type="dxa"/>
             </w:tcMar>
+            <w:vAlign w:val="center"/>
           </w:tcPr>
           <w:p>
+            <w:pPr>
+              <w:spacing w:before="0" w:after="0" w:line="252" w:lineRule="auto"/>
+            </w:pPr>
             <w:r>
               <w:rPr>
-                <w:sz w:val="18"/>
+                <w:sz w:val="17"/>
               </w:rPr>
               <w:t>알람을 받고 식별→판단→안전 조치→Evidence까지 끝낸다</w:t>
             </w:r>
@@ -140,21 +161,25 @@
       <w:tr>
         <w:tc>
           <w:tcPr>
-            <w:tcW w:type="dxa" w:w="4933"/>
+            <w:tcW w:type="dxa" w:w="2367"/>
             <w:tcMar>
-              <w:top w:w="100" w:type="dxa"/>
-              <w:start w:w="150" w:type="dxa"/>
-              <w:bottom w:w="100" w:type="dxa"/>
-              <w:end w:w="150" w:type="dxa"/>
+              <w:top w:w="90" w:type="dxa"/>
+              <w:start w:w="100" w:type="dxa"/>
+              <w:bottom w:w="90" w:type="dxa"/>
+              <w:end w:w="100" w:type="dxa"/>
             </w:tcMar>
-            <w:shd w:fill="17324D"/>
+            <w:shd w:fill="F5F8FB"/>
+            <w:vAlign w:val="center"/>
           </w:tcPr>
           <w:p>
+            <w:pPr>
+              <w:spacing w:before="0" w:after="0" w:line="252" w:lineRule="auto"/>
+            </w:pPr>
             <w:r>
               <w:rPr>
                 <w:b/>
                 <w:color w:val="FFFFFF"/>
-                <w:sz w:val="18"/>
+                <w:sz w:val="17"/>
               </w:rPr>
               <w:t>기준</w:t>
             </w:r>
@@ -162,20 +187,23 @@
         </w:tc>
         <w:tc>
           <w:tcPr>
-            <w:tcW w:type="dxa" w:w="4933"/>
+            <w:tcW w:type="dxa" w:w="7498"/>
             <w:tcMar>
-              <w:top w:w="100" w:type="dxa"/>
-              <w:start w:w="150" w:type="dxa"/>
-              <w:bottom w:w="100" w:type="dxa"/>
-              <w:end w:w="150" w:type="dxa"/>
+              <w:top w:w="90" w:type="dxa"/>
+              <w:start w:w="100" w:type="dxa"/>
+              <w:bottom w:w="90" w:type="dxa"/>
+              <w:end w:w="100" w:type="dxa"/>
             </w:tcMar>
+            <w:vAlign w:val="center"/>
+            <w:shd w:fill="F5F8FB"/>
           </w:tcPr>
           <w:p>
             <w:r>
               <w:rPr>
-                <w:sz w:val="18"/>
+                <w:color w:val="26374C"/>
+                <w:sz w:val="16"/>
               </w:rPr>
-              <w:t>Harness 2.2.0 · Source 054d894b47f4 · Oracle/PostgreSQL/MariaDB</w:t>
+              <w:t>Harness 2.3.0 · Source A5B7844665F4 · Oracle/PostgreSQL/MariaDB</w:t>
             </w:r>
           </w:p>
         </w:tc>
@@ -224,6 +252,7 @@
     <w:p>
       <w:pPr>
         <w:pStyle w:val="Heading1"/>
+        <w:keepNext/>
       </w:pPr>
       <w:r>
         <w:t>찾아보기</w:t>
@@ -237,10 +266,141 @@
         <w:t>필요한 작업을 먼저 찾고 해당 장으로 이동합니다. 페이지 번호는 최종 PDF 기준입니다.</w:t>
       </w:r>
     </w:p>
+    <w:p>
+      <w:pPr>
+        <w:spacing w:after="60"/>
+        <w:ind w:left="259"/>
+      </w:pPr>
+      <w:r>
+        <w:rPr>
+          <w:b/>
+          <w:color w:val="1F3349"/>
+          <w:sz w:val="21"/>
+        </w:rPr>
+        <w:t>1 장애를 처음 봤을 때</w:t>
+      </w:r>
+    </w:p>
+    <w:p>
+      <w:pPr>
+        <w:spacing w:after="60"/>
+        <w:ind w:left="259"/>
+      </w:pPr>
+      <w:r>
+        <w:rPr>
+          <w:b/>
+          <w:color w:val="1F3349"/>
+          <w:sz w:val="21"/>
+        </w:rPr>
+        <w:t>2 HTTP/업무 상태별 조치</w:t>
+      </w:r>
+    </w:p>
+    <w:p>
+      <w:pPr>
+        <w:spacing w:after="60"/>
+        <w:ind w:left="259"/>
+      </w:pPr>
+      <w:r>
+        <w:rPr>
+          <w:b/>
+          <w:color w:val="1F3349"/>
+          <w:sz w:val="21"/>
+        </w:rPr>
+        <w:t>3 위험 운영 조치</w:t>
+      </w:r>
+    </w:p>
+    <w:p>
+      <w:pPr>
+        <w:spacing w:after="60"/>
+        <w:ind w:left="259"/>
+      </w:pPr>
+      <w:r>
+        <w:rPr>
+          <w:b/>
+          <w:color w:val="1F3349"/>
+          <w:sz w:val="21"/>
+        </w:rPr>
+        <w:t>4 DB Migration 운영</w:t>
+      </w:r>
+    </w:p>
+    <w:p>
+      <w:pPr>
+        <w:spacing w:after="60"/>
+        <w:ind w:left="259"/>
+      </w:pPr>
+      <w:r>
+        <w:rPr>
+          <w:b/>
+          <w:color w:val="1F3349"/>
+          <w:sz w:val="21"/>
+        </w:rPr>
+        <w:t>5 배포와 Rollback</w:t>
+      </w:r>
+    </w:p>
+    <w:p>
+      <w:pPr>
+        <w:spacing w:after="60"/>
+        <w:ind w:left="259"/>
+      </w:pPr>
+      <w:r>
+        <w:rPr>
+          <w:b/>
+          <w:color w:val="1F3349"/>
+          <w:sz w:val="21"/>
+        </w:rPr>
+        <w:t>6 사건 종료와 Evidence</w:t>
+      </w:r>
+    </w:p>
+    <w:p>
+      <w:r>
+        <w:br w:type="page"/>
+      </w:r>
+    </w:p>
+    <w:p>
+      <w:pPr>
+        <w:pStyle w:val="Heading1"/>
+        <w:keepNext/>
+      </w:pPr>
+      <w:r>
+        <w:t>1 장애를 처음 봤을 때</w:t>
+      </w:r>
+    </w:p>
+    <w:p>
+      <w:pPr>
+        <w:spacing w:before="80" w:after="200"/>
+        <w:ind w:left="173" w:right="58"/>
+        <w:shd w:fill="F3F7FB"/>
+        <w:pBdr>
+          <w:left w:val="single" w:sz="18" w:space="8" w:color="4F46E5"/>
+        </w:pBdr>
+      </w:pPr>
+      <w:r>
+        <w:rPr>
+          <w:b/>
+          <w:color w:val="362D91"/>
+          <w:sz w:val="20"/>
+        </w:rPr>
+        <w:t xml:space="preserve">이 장을 보는 이유  </w:t>
+      </w:r>
+      <w:r>
+        <w:rPr>
+          <w:color w:val="26374C"/>
+          <w:sz w:val="20"/>
+        </w:rPr>
+        <w:t>알람이나 사용자 신고를 받으면 원인을 추측하기 전에 거래·인스턴스·Operation을 식별합니다.</w:t>
+      </w:r>
+    </w:p>
+    <w:p>
+      <w:pPr>
+        <w:pStyle w:val="CPFLabel"/>
+      </w:pPr>
+      <w:r>
+        <w:t>첫 5분 확인</w:t>
+      </w:r>
+    </w:p>
     <w:tbl>
       <w:tblPr>
         <w:tblW w:type="auto" w:w="0"/>
-        <w:jc w:val="left"/>
+        <w:jc w:val="center"/>
         <w:tblLayout w:type="fixed"/>
         <w:tblLook w:firstColumn="1" w:firstRow="1" w:lastColumn="0" w:lastRow="0" w:noHBand="0" w:noVBand="1" w:val="04A0"/>
       </w:tblPr>
@@ -255,499 +415,21 @@
         </w:trPr>
         <w:tc>
           <w:tcPr>
-            <w:tcW w:type="dxa" w:w="1247"/>
-            <w:shd w:fill="17324D"/>
+            <w:tcW w:type="dxa" w:w="1973"/>
+            <w:shd w:fill="223A57"/>
+            <w:tcMar>
+              <w:top w:w="90" w:type="dxa"/>
+              <w:start w:w="100" w:type="dxa"/>
+              <w:bottom w:w="90" w:type="dxa"/>
+              <w:end w:w="100" w:type="dxa"/>
+            </w:tcMar>
+            <w:vAlign w:val="center"/>
           </w:tcPr>
           <w:p>
-            <w:r>
-              <w:rPr>
-                <w:b/>
-                <w:color w:val="FFFFFF"/>
-                <w:sz w:val="17"/>
-              </w:rPr>
-              <w:t>구분</w:t>
-            </w:r>
-          </w:p>
-        </w:tc>
-        <w:tc>
-          <w:tcPr>
-            <w:tcW w:type="dxa" w:w="7087"/>
-            <w:shd w:fill="17324D"/>
-          </w:tcPr>
-          <w:p>
-            <w:r>
-              <w:rPr>
-                <w:b/>
-                <w:color w:val="FFFFFF"/>
-                <w:sz w:val="17"/>
-              </w:rPr>
-              <w:t>내용</w:t>
-            </w:r>
-          </w:p>
-        </w:tc>
-        <w:tc>
-          <w:tcPr>
-            <w:tcW w:type="dxa" w:w="1020"/>
-            <w:shd w:fill="17324D"/>
-          </w:tcPr>
-          <w:p>
-            <w:r>
-              <w:rPr>
-                <w:b/>
-                <w:color w:val="FFFFFF"/>
-                <w:sz w:val="17"/>
-              </w:rPr>
-              <w:t>쪽</w:t>
-            </w:r>
-          </w:p>
-        </w:tc>
-      </w:tr>
-      <w:tr>
-        <w:trPr>
-          <w:cantSplit/>
-        </w:trPr>
-        <w:tc>
-          <w:tcPr>
-            <w:tcW w:type="dxa" w:w="1247"/>
-            <w:shd w:fill="E9F6F2"/>
-            <w:tcMar>
-              <w:top w:w="70" w:type="dxa"/>
-              <w:start w:w="100" w:type="dxa"/>
-              <w:bottom w:w="70" w:type="dxa"/>
-              <w:end w:w="100" w:type="dxa"/>
-            </w:tcMar>
-          </w:tcPr>
-          <w:p>
-            <w:r>
-              <w:t>대메뉴</w:t>
-            </w:r>
-          </w:p>
-        </w:tc>
-        <w:tc>
-          <w:tcPr>
-            <w:tcW w:type="dxa" w:w="7087"/>
-            <w:tcMar>
-              <w:top w:w="70" w:type="dxa"/>
-              <w:start w:w="100" w:type="dxa"/>
-              <w:bottom w:w="70" w:type="dxa"/>
-              <w:end w:w="100" w:type="dxa"/>
-            </w:tcMar>
-          </w:tcPr>
-          <w:p>
-            <w:r>
-              <w:rPr>
-                <w:b/>
-              </w:rPr>
-              <w:t>1 장애를 처음 봤을 때</w:t>
-            </w:r>
-          </w:p>
-        </w:tc>
-        <w:tc>
-          <w:tcPr>
-            <w:tcW w:type="dxa" w:w="1020"/>
-            <w:tcMar>
-              <w:top w:w="70" w:type="dxa"/>
-              <w:start w:w="100" w:type="dxa"/>
-              <w:bottom w:w="70" w:type="dxa"/>
-              <w:end w:w="100" w:type="dxa"/>
-            </w:tcMar>
-          </w:tcPr>
-          <w:p>
-            <w:r>
-              <w:t>3</w:t>
-            </w:r>
-          </w:p>
-        </w:tc>
-      </w:tr>
-      <w:tr>
-        <w:trPr>
-          <w:cantSplit/>
-        </w:trPr>
-        <w:tc>
-          <w:tcPr>
-            <w:tcW w:type="dxa" w:w="1247"/>
-            <w:shd w:fill="E9F6F2"/>
-            <w:tcMar>
-              <w:top w:w="70" w:type="dxa"/>
-              <w:start w:w="100" w:type="dxa"/>
-              <w:bottom w:w="70" w:type="dxa"/>
-              <w:end w:w="100" w:type="dxa"/>
-            </w:tcMar>
-          </w:tcPr>
-          <w:p>
-            <w:r>
-              <w:t>대메뉴</w:t>
-            </w:r>
-          </w:p>
-        </w:tc>
-        <w:tc>
-          <w:tcPr>
-            <w:tcW w:type="dxa" w:w="7087"/>
-            <w:tcMar>
-              <w:top w:w="70" w:type="dxa"/>
-              <w:start w:w="100" w:type="dxa"/>
-              <w:bottom w:w="70" w:type="dxa"/>
-              <w:end w:w="100" w:type="dxa"/>
-            </w:tcMar>
-          </w:tcPr>
-          <w:p>
-            <w:r>
-              <w:rPr>
-                <w:b/>
-              </w:rPr>
-              <w:t>2 HTTP/업무 상태별 조치</w:t>
-            </w:r>
-          </w:p>
-        </w:tc>
-        <w:tc>
-          <w:tcPr>
-            <w:tcW w:type="dxa" w:w="1020"/>
-            <w:tcMar>
-              <w:top w:w="70" w:type="dxa"/>
-              <w:start w:w="100" w:type="dxa"/>
-              <w:bottom w:w="70" w:type="dxa"/>
-              <w:end w:w="100" w:type="dxa"/>
-            </w:tcMar>
-          </w:tcPr>
-          <w:p>
-            <w:r>
-              <w:t>3</w:t>
-            </w:r>
-          </w:p>
-        </w:tc>
-      </w:tr>
-      <w:tr>
-        <w:trPr>
-          <w:cantSplit/>
-        </w:trPr>
-        <w:tc>
-          <w:tcPr>
-            <w:tcW w:type="dxa" w:w="1247"/>
-            <w:shd w:fill="E9F6F2"/>
-            <w:tcMar>
-              <w:top w:w="70" w:type="dxa"/>
-              <w:start w:w="100" w:type="dxa"/>
-              <w:bottom w:w="70" w:type="dxa"/>
-              <w:end w:w="100" w:type="dxa"/>
-            </w:tcMar>
-          </w:tcPr>
-          <w:p>
-            <w:r>
-              <w:t>대메뉴</w:t>
-            </w:r>
-          </w:p>
-        </w:tc>
-        <w:tc>
-          <w:tcPr>
-            <w:tcW w:type="dxa" w:w="7087"/>
-            <w:tcMar>
-              <w:top w:w="70" w:type="dxa"/>
-              <w:start w:w="100" w:type="dxa"/>
-              <w:bottom w:w="70" w:type="dxa"/>
-              <w:end w:w="100" w:type="dxa"/>
-            </w:tcMar>
-          </w:tcPr>
-          <w:p>
-            <w:r>
-              <w:rPr>
-                <w:b/>
-              </w:rPr>
-              <w:t>3 위험 운영 조치</w:t>
-            </w:r>
-          </w:p>
-        </w:tc>
-        <w:tc>
-          <w:tcPr>
-            <w:tcW w:type="dxa" w:w="1020"/>
-            <w:tcMar>
-              <w:top w:w="70" w:type="dxa"/>
-              <w:start w:w="100" w:type="dxa"/>
-              <w:bottom w:w="70" w:type="dxa"/>
-              <w:end w:w="100" w:type="dxa"/>
-            </w:tcMar>
-          </w:tcPr>
-          <w:p>
-            <w:r>
-              <w:t>4</w:t>
-            </w:r>
-          </w:p>
-        </w:tc>
-      </w:tr>
-      <w:tr>
-        <w:trPr>
-          <w:cantSplit/>
-        </w:trPr>
-        <w:tc>
-          <w:tcPr>
-            <w:tcW w:type="dxa" w:w="1247"/>
-            <w:shd w:fill="E9F6F2"/>
-            <w:tcMar>
-              <w:top w:w="70" w:type="dxa"/>
-              <w:start w:w="100" w:type="dxa"/>
-              <w:bottom w:w="70" w:type="dxa"/>
-              <w:end w:w="100" w:type="dxa"/>
-            </w:tcMar>
-          </w:tcPr>
-          <w:p>
-            <w:r>
-              <w:t>대메뉴</w:t>
-            </w:r>
-          </w:p>
-        </w:tc>
-        <w:tc>
-          <w:tcPr>
-            <w:tcW w:type="dxa" w:w="7087"/>
-            <w:tcMar>
-              <w:top w:w="70" w:type="dxa"/>
-              <w:start w:w="100" w:type="dxa"/>
-              <w:bottom w:w="70" w:type="dxa"/>
-              <w:end w:w="100" w:type="dxa"/>
-            </w:tcMar>
-          </w:tcPr>
-          <w:p>
-            <w:r>
-              <w:rPr>
-                <w:b/>
-              </w:rPr>
-              <w:t>4 DB Migration 운영</w:t>
-            </w:r>
-          </w:p>
-        </w:tc>
-        <w:tc>
-          <w:tcPr>
-            <w:tcW w:type="dxa" w:w="1020"/>
-            <w:tcMar>
-              <w:top w:w="70" w:type="dxa"/>
-              <w:start w:w="100" w:type="dxa"/>
-              <w:bottom w:w="70" w:type="dxa"/>
-              <w:end w:w="100" w:type="dxa"/>
-            </w:tcMar>
-          </w:tcPr>
-          <w:p>
-            <w:r>
-              <w:t>4</w:t>
-            </w:r>
-          </w:p>
-        </w:tc>
-      </w:tr>
-      <w:tr>
-        <w:trPr>
-          <w:cantSplit/>
-        </w:trPr>
-        <w:tc>
-          <w:tcPr>
-            <w:tcW w:type="dxa" w:w="1247"/>
-            <w:shd w:fill="E9F6F2"/>
-            <w:tcMar>
-              <w:top w:w="70" w:type="dxa"/>
-              <w:start w:w="100" w:type="dxa"/>
-              <w:bottom w:w="70" w:type="dxa"/>
-              <w:end w:w="100" w:type="dxa"/>
-            </w:tcMar>
-          </w:tcPr>
-          <w:p>
-            <w:r>
-              <w:t>대메뉴</w:t>
-            </w:r>
-          </w:p>
-        </w:tc>
-        <w:tc>
-          <w:tcPr>
-            <w:tcW w:type="dxa" w:w="7087"/>
-            <w:tcMar>
-              <w:top w:w="70" w:type="dxa"/>
-              <w:start w:w="100" w:type="dxa"/>
-              <w:bottom w:w="70" w:type="dxa"/>
-              <w:end w:w="100" w:type="dxa"/>
-            </w:tcMar>
-          </w:tcPr>
-          <w:p>
-            <w:r>
-              <w:rPr>
-                <w:b/>
-              </w:rPr>
-              <w:t>5 배포와 Rollback</w:t>
-            </w:r>
-          </w:p>
-        </w:tc>
-        <w:tc>
-          <w:tcPr>
-            <w:tcW w:type="dxa" w:w="1020"/>
-            <w:tcMar>
-              <w:top w:w="70" w:type="dxa"/>
-              <w:start w:w="100" w:type="dxa"/>
-              <w:bottom w:w="70" w:type="dxa"/>
-              <w:end w:w="100" w:type="dxa"/>
-            </w:tcMar>
-          </w:tcPr>
-          <w:p>
-            <w:r>
-              <w:t>4</w:t>
-            </w:r>
-          </w:p>
-        </w:tc>
-      </w:tr>
-      <w:tr>
-        <w:trPr>
-          <w:cantSplit/>
-        </w:trPr>
-        <w:tc>
-          <w:tcPr>
-            <w:tcW w:type="dxa" w:w="1247"/>
-            <w:shd w:fill="E9F6F2"/>
-            <w:tcMar>
-              <w:top w:w="70" w:type="dxa"/>
-              <w:start w:w="100" w:type="dxa"/>
-              <w:bottom w:w="70" w:type="dxa"/>
-              <w:end w:w="100" w:type="dxa"/>
-            </w:tcMar>
-          </w:tcPr>
-          <w:p>
-            <w:r>
-              <w:t>대메뉴</w:t>
-            </w:r>
-          </w:p>
-        </w:tc>
-        <w:tc>
-          <w:tcPr>
-            <w:tcW w:type="dxa" w:w="7087"/>
-            <w:tcMar>
-              <w:top w:w="70" w:type="dxa"/>
-              <w:start w:w="100" w:type="dxa"/>
-              <w:bottom w:w="70" w:type="dxa"/>
-              <w:end w:w="100" w:type="dxa"/>
-            </w:tcMar>
-          </w:tcPr>
-          <w:p>
-            <w:r>
-              <w:rPr>
-                <w:b/>
-              </w:rPr>
-              <w:t>6 사건 종료와 Evidence</w:t>
-            </w:r>
-          </w:p>
-        </w:tc>
-        <w:tc>
-          <w:tcPr>
-            <w:tcW w:type="dxa" w:w="1020"/>
-            <w:tcMar>
-              <w:top w:w="70" w:type="dxa"/>
-              <w:start w:w="100" w:type="dxa"/>
-              <w:bottom w:w="70" w:type="dxa"/>
-              <w:end w:w="100" w:type="dxa"/>
-            </w:tcMar>
-          </w:tcPr>
-          <w:p>
-            <w:r>
-              <w:t>5</w:t>
-            </w:r>
-          </w:p>
-        </w:tc>
-      </w:tr>
-    </w:tbl>
-    <w:p>
-      <w:r>
-        <w:br w:type="page"/>
-      </w:r>
-    </w:p>
-    <w:p>
-      <w:pPr>
-        <w:pStyle w:val="Heading1"/>
-      </w:pPr>
-      <w:r>
-        <w:t>1 장애를 처음 봤을 때</w:t>
-      </w:r>
-    </w:p>
-    <w:tbl>
-      <w:tblPr>
-        <w:tblW w:type="auto" w:w="0"/>
-        <w:jc w:val="left"/>
-        <w:tblLayout w:type="fixed"/>
-        <w:tblLook w:firstColumn="1" w:firstRow="1" w:lastColumn="0" w:lastRow="0" w:noHBand="0" w:noVBand="1" w:val="04A0"/>
-      </w:tblPr>
-      <w:tblGrid>
-        <w:gridCol w:w="4933"/>
-        <w:gridCol w:w="4933"/>
-      </w:tblGrid>
-      <w:tr>
-        <w:trPr>
-          <w:tblHeader w:val="true"/>
-        </w:trPr>
-        <w:tc>
-          <w:tcPr>
-            <w:tcW w:type="dxa" w:w="1927"/>
-            <w:shd w:fill="17324D"/>
-            <w:tcMar>
-              <w:top w:w="110" w:type="dxa"/>
-              <w:start w:w="140" w:type="dxa"/>
-              <w:bottom w:w="110" w:type="dxa"/>
-              <w:end w:w="140" w:type="dxa"/>
-            </w:tcMar>
-          </w:tcPr>
-          <w:p>
-            <w:r>
-              <w:rPr>
-                <w:b/>
-                <w:color w:val="FFFFFF"/>
-              </w:rPr>
-              <w:t>이 장을 보는 이유</w:t>
-            </w:r>
-          </w:p>
-        </w:tc>
-        <w:tc>
-          <w:tcPr>
-            <w:tcW w:type="dxa" w:w="7371"/>
-            <w:tcMar>
-              <w:top w:w="110" w:type="dxa"/>
-              <w:start w:w="140" w:type="dxa"/>
-              <w:bottom w:w="110" w:type="dxa"/>
-              <w:end w:w="140" w:type="dxa"/>
-            </w:tcMar>
-          </w:tcPr>
-          <w:p>
-            <w:r>
-              <w:t>알람이나 사용자 신고를 받으면 원인을 추측하기 전에 거래·인스턴스·Operation을 식별합니다.</w:t>
-            </w:r>
-          </w:p>
-        </w:tc>
-      </w:tr>
-    </w:tbl>
-    <w:p>
-      <w:pPr>
-        <w:pStyle w:val="CPFLabel"/>
-      </w:pPr>
-      <w:r>
-        <w:t>첫 5분 확인</w:t>
-      </w:r>
-    </w:p>
-    <w:tbl>
-      <w:tblPr>
-        <w:tblW w:type="auto" w:w="0"/>
-        <w:jc w:val="left"/>
-        <w:tblLayout w:type="fixed"/>
-        <w:tblLook w:firstColumn="1" w:firstRow="1" w:lastColumn="0" w:lastRow="0" w:noHBand="0" w:noVBand="1" w:val="04A0"/>
-      </w:tblPr>
-      <w:tblGrid>
-        <w:gridCol w:w="3289"/>
-        <w:gridCol w:w="3289"/>
-        <w:gridCol w:w="3289"/>
-      </w:tblGrid>
-      <w:tr>
-        <w:trPr>
-          <w:tblHeader w:val="true"/>
-        </w:trPr>
-        <w:tc>
-          <w:tcPr>
-            <w:tcW w:type="dxa" w:w="1663"/>
-            <w:shd w:fill="17324D"/>
-            <w:tcMar>
-              <w:top w:w="90" w:type="dxa"/>
-              <w:start w:w="110" w:type="dxa"/>
-              <w:bottom w:w="90" w:type="dxa"/>
-              <w:end w:w="110" w:type="dxa"/>
-            </w:tcMar>
-          </w:tcPr>
-          <w:p>
+            <w:pPr>
+              <w:spacing w:before="0" w:after="0" w:line="252" w:lineRule="auto"/>
+              <w:jc w:val="left"/>
+            </w:pPr>
             <w:r>
               <w:rPr>
                 <w:b/>
@@ -760,16 +442,21 @@
         </w:tc>
         <w:tc>
           <w:tcPr>
-            <w:tcW w:type="dxa" w:w="3628"/>
-            <w:shd w:fill="17324D"/>
+            <w:tcW w:type="dxa" w:w="4735"/>
+            <w:shd w:fill="223A57"/>
             <w:tcMar>
               <w:top w:w="90" w:type="dxa"/>
-              <w:start w:w="110" w:type="dxa"/>
+              <w:start w:w="100" w:type="dxa"/>
               <w:bottom w:w="90" w:type="dxa"/>
-              <w:end w:w="110" w:type="dxa"/>
+              <w:end w:w="100" w:type="dxa"/>
             </w:tcMar>
+            <w:vAlign w:val="center"/>
           </w:tcPr>
           <w:p>
+            <w:pPr>
+              <w:spacing w:before="0" w:after="0" w:line="252" w:lineRule="auto"/>
+              <w:jc w:val="left"/>
+            </w:pPr>
             <w:r>
               <w:rPr>
                 <w:b/>
@@ -782,16 +469,21 @@
         </w:tc>
         <w:tc>
           <w:tcPr>
-            <w:tcW w:type="dxa" w:w="4233"/>
-            <w:shd w:fill="17324D"/>
+            <w:tcW w:type="dxa" w:w="3157"/>
+            <w:shd w:fill="223A57"/>
             <w:tcMar>
               <w:top w:w="90" w:type="dxa"/>
-              <w:start w:w="110" w:type="dxa"/>
+              <w:start w:w="100" w:type="dxa"/>
               <w:bottom w:w="90" w:type="dxa"/>
-              <w:end w:w="110" w:type="dxa"/>
+              <w:end w:w="100" w:type="dxa"/>
             </w:tcMar>
+            <w:vAlign w:val="center"/>
           </w:tcPr>
           <w:p>
+            <w:pPr>
+              <w:spacing w:before="0" w:after="0" w:line="252" w:lineRule="auto"/>
+              <w:jc w:val="left"/>
+            </w:pPr>
             <w:r>
               <w:rPr>
                 <w:b/>
@@ -809,23 +501,23 @@
         </w:trPr>
         <w:tc>
           <w:tcPr>
-            <w:tcW w:type="dxa" w:w="1663"/>
+            <w:tcW w:type="dxa" w:w="1973"/>
             <w:tcMar>
-              <w:top w:w="80" w:type="dxa"/>
+              <w:top w:w="90" w:type="dxa"/>
               <w:start w:w="100" w:type="dxa"/>
-              <w:bottom w:w="80" w:type="dxa"/>
+              <w:bottom w:w="90" w:type="dxa"/>
               <w:end w:w="100" w:type="dxa"/>
             </w:tcMar>
             <w:vAlign w:val="center"/>
           </w:tcPr>
           <w:p>
             <w:pPr>
-              <w:spacing w:after="0" w:line="252" w:lineRule="auto"/>
+              <w:spacing w:after="0" w:line="252" w:lineRule="auto" w:before="0"/>
             </w:pPr>
             <w:r>
               <w:rPr>
                 <w:rFonts w:ascii="Noto Sans KR" w:hAnsi="Noto Sans KR" w:eastAsia="Noto Sans KR"/>
-                <w:sz w:val="16"/>
+                <w:sz w:val="17"/>
               </w:rPr>
               <w:t>거래</w:t>
             </w:r>
@@ -833,23 +525,23 @@
         </w:tc>
         <w:tc>
           <w:tcPr>
-            <w:tcW w:type="dxa" w:w="3628"/>
+            <w:tcW w:type="dxa" w:w="4735"/>
             <w:tcMar>
-              <w:top w:w="80" w:type="dxa"/>
+              <w:top w:w="90" w:type="dxa"/>
               <w:start w:w="100" w:type="dxa"/>
-              <w:bottom w:w="80" w:type="dxa"/>
+              <w:bottom w:w="90" w:type="dxa"/>
               <w:end w:w="100" w:type="dxa"/>
             </w:tcMar>
             <w:vAlign w:val="center"/>
           </w:tcPr>
           <w:p>
             <w:pPr>
-              <w:spacing w:after="0" w:line="252" w:lineRule="auto"/>
+              <w:spacing w:after="0" w:line="252" w:lineRule="auto" w:before="0"/>
             </w:pPr>
             <w:r>
               <w:rPr>
                 <w:rFonts w:ascii="Noto Sans KR" w:hAnsi="Noto Sans KR" w:eastAsia="Noto Sans KR"/>
-                <w:sz w:val="16"/>
+                <w:sz w:val="17"/>
               </w:rPr>
               <w:t>transactionId</w:t>
             </w:r>
@@ -857,23 +549,23 @@
         </w:tc>
         <w:tc>
           <w:tcPr>
-            <w:tcW w:type="dxa" w:w="4233"/>
+            <w:tcW w:type="dxa" w:w="3157"/>
             <w:tcMar>
-              <w:top w:w="80" w:type="dxa"/>
+              <w:top w:w="90" w:type="dxa"/>
               <w:start w:w="100" w:type="dxa"/>
-              <w:bottom w:w="80" w:type="dxa"/>
+              <w:bottom w:w="90" w:type="dxa"/>
               <w:end w:w="100" w:type="dxa"/>
             </w:tcMar>
             <w:vAlign w:val="center"/>
           </w:tcPr>
           <w:p>
             <w:pPr>
-              <w:spacing w:after="0" w:line="252" w:lineRule="auto"/>
+              <w:spacing w:after="0" w:line="252" w:lineRule="auto" w:before="0"/>
             </w:pPr>
             <w:r>
               <w:rPr>
                 <w:rFonts w:ascii="Noto Sans KR" w:hAnsi="Noto Sans KR" w:eastAsia="Noto Sans KR"/>
-                <w:sz w:val="16"/>
+                <w:sz w:val="17"/>
               </w:rPr>
               <w:t>한 요청의 전체 hop 추적</w:t>
             </w:r>
@@ -886,24 +578,24 @@
         </w:trPr>
         <w:tc>
           <w:tcPr>
-            <w:tcW w:type="dxa" w:w="1663"/>
+            <w:tcW w:type="dxa" w:w="1973"/>
             <w:tcMar>
-              <w:top w:w="80" w:type="dxa"/>
+              <w:top w:w="90" w:type="dxa"/>
               <w:start w:w="100" w:type="dxa"/>
-              <w:bottom w:w="80" w:type="dxa"/>
+              <w:bottom w:w="90" w:type="dxa"/>
               <w:end w:w="100" w:type="dxa"/>
             </w:tcMar>
             <w:vAlign w:val="center"/>
-            <w:shd w:fill="F7FAFC"/>
+            <w:shd w:fill="F5F8FB"/>
           </w:tcPr>
           <w:p>
             <w:pPr>
-              <w:spacing w:after="0" w:line="252" w:lineRule="auto"/>
+              <w:spacing w:after="0" w:line="252" w:lineRule="auto" w:before="0"/>
             </w:pPr>
             <w:r>
               <w:rPr>
                 <w:rFonts w:ascii="Noto Sans KR" w:hAnsi="Noto Sans KR" w:eastAsia="Noto Sans KR"/>
-                <w:sz w:val="16"/>
+                <w:sz w:val="17"/>
               </w:rPr>
               <w:t>Operation</w:t>
             </w:r>
@@ -911,24 +603,24 @@
         </w:tc>
         <w:tc>
           <w:tcPr>
-            <w:tcW w:type="dxa" w:w="3628"/>
+            <w:tcW w:type="dxa" w:w="4735"/>
             <w:tcMar>
-              <w:top w:w="80" w:type="dxa"/>
+              <w:top w:w="90" w:type="dxa"/>
               <w:start w:w="100" w:type="dxa"/>
-              <w:bottom w:w="80" w:type="dxa"/>
+              <w:bottom w:w="90" w:type="dxa"/>
               <w:end w:w="100" w:type="dxa"/>
             </w:tcMar>
             <w:vAlign w:val="center"/>
-            <w:shd w:fill="F7FAFC"/>
+            <w:shd w:fill="F5F8FB"/>
           </w:tcPr>
           <w:p>
             <w:pPr>
-              <w:spacing w:after="0" w:line="252" w:lineRule="auto"/>
+              <w:spacing w:after="0" w:line="252" w:lineRule="auto" w:before="0"/>
             </w:pPr>
             <w:r>
               <w:rPr>
                 <w:rFonts w:ascii="Noto Sans KR" w:hAnsi="Noto Sans KR" w:eastAsia="Noto Sans KR"/>
-                <w:sz w:val="16"/>
+                <w:sz w:val="17"/>
               </w:rPr>
               <w:t>operationId/targetOperationId</w:t>
             </w:r>
@@ -936,24 +628,24 @@
         </w:tc>
         <w:tc>
           <w:tcPr>
-            <w:tcW w:type="dxa" w:w="4233"/>
+            <w:tcW w:type="dxa" w:w="3157"/>
             <w:tcMar>
-              <w:top w:w="80" w:type="dxa"/>
+              <w:top w:w="90" w:type="dxa"/>
               <w:start w:w="100" w:type="dxa"/>
-              <w:bottom w:w="80" w:type="dxa"/>
+              <w:bottom w:w="90" w:type="dxa"/>
               <w:end w:w="100" w:type="dxa"/>
             </w:tcMar>
             <w:vAlign w:val="center"/>
-            <w:shd w:fill="F7FAFC"/>
+            <w:shd w:fill="F5F8FB"/>
           </w:tcPr>
           <w:p>
             <w:pPr>
-              <w:spacing w:after="0" w:line="252" w:lineRule="auto"/>
+              <w:spacing w:after="0" w:line="252" w:lineRule="auto" w:before="0"/>
             </w:pPr>
             <w:r>
               <w:rPr>
                 <w:rFonts w:ascii="Noto Sans KR" w:hAnsi="Noto Sans KR" w:eastAsia="Noto Sans KR"/>
-                <w:sz w:val="16"/>
+                <w:sz w:val="17"/>
               </w:rPr>
               <w:t>어떤 업무 기능인지</w:t>
             </w:r>
@@ -966,23 +658,23 @@
         </w:trPr>
         <w:tc>
           <w:tcPr>
-            <w:tcW w:type="dxa" w:w="1663"/>
+            <w:tcW w:type="dxa" w:w="1973"/>
             <w:tcMar>
-              <w:top w:w="80" w:type="dxa"/>
+              <w:top w:w="90" w:type="dxa"/>
               <w:start w:w="100" w:type="dxa"/>
-              <w:bottom w:w="80" w:type="dxa"/>
+              <w:bottom w:w="90" w:type="dxa"/>
               <w:end w:w="100" w:type="dxa"/>
             </w:tcMar>
             <w:vAlign w:val="center"/>
           </w:tcPr>
           <w:p>
             <w:pPr>
-              <w:spacing w:after="0" w:line="252" w:lineRule="auto"/>
+              <w:spacing w:after="0" w:line="252" w:lineRule="auto" w:before="0"/>
             </w:pPr>
             <w:r>
               <w:rPr>
                 <w:rFonts w:ascii="Noto Sans KR" w:hAnsi="Noto Sans KR" w:eastAsia="Noto Sans KR"/>
-                <w:sz w:val="16"/>
+                <w:sz w:val="17"/>
               </w:rPr>
               <w:t>Runtime</w:t>
             </w:r>
@@ -990,23 +682,23 @@
         </w:tc>
         <w:tc>
           <w:tcPr>
-            <w:tcW w:type="dxa" w:w="3628"/>
+            <w:tcW w:type="dxa" w:w="4735"/>
             <w:tcMar>
-              <w:top w:w="80" w:type="dxa"/>
+              <w:top w:w="90" w:type="dxa"/>
               <w:start w:w="100" w:type="dxa"/>
-              <w:bottom w:w="80" w:type="dxa"/>
+              <w:bottom w:w="90" w:type="dxa"/>
               <w:end w:w="100" w:type="dxa"/>
             </w:tcMar>
             <w:vAlign w:val="center"/>
           </w:tcPr>
           <w:p>
             <w:pPr>
-              <w:spacing w:after="0" w:line="252" w:lineRule="auto"/>
+              <w:spacing w:after="0" w:line="252" w:lineRule="auto" w:before="0"/>
             </w:pPr>
             <w:r>
               <w:rPr>
                 <w:rFonts w:ascii="Noto Sans KR" w:hAnsi="Noto Sans KR" w:eastAsia="Noto Sans KR"/>
-                <w:sz w:val="16"/>
+                <w:sz w:val="17"/>
               </w:rPr>
               <w:t>systemCode/instanceId</w:t>
             </w:r>
@@ -1014,23 +706,23 @@
         </w:tc>
         <w:tc>
           <w:tcPr>
-            <w:tcW w:type="dxa" w:w="4233"/>
+            <w:tcW w:type="dxa" w:w="3157"/>
             <w:tcMar>
-              <w:top w:w="80" w:type="dxa"/>
+              <w:top w:w="90" w:type="dxa"/>
               <w:start w:w="100" w:type="dxa"/>
-              <w:bottom w:w="80" w:type="dxa"/>
+              <w:bottom w:w="90" w:type="dxa"/>
               <w:end w:w="100" w:type="dxa"/>
             </w:tcMar>
             <w:vAlign w:val="center"/>
           </w:tcPr>
           <w:p>
             <w:pPr>
-              <w:spacing w:after="0" w:line="252" w:lineRule="auto"/>
+              <w:spacing w:after="0" w:line="252" w:lineRule="auto" w:before="0"/>
             </w:pPr>
             <w:r>
               <w:rPr>
                 <w:rFonts w:ascii="Noto Sans KR" w:hAnsi="Noto Sans KR" w:eastAsia="Noto Sans KR"/>
-                <w:sz w:val="16"/>
+                <w:sz w:val="17"/>
               </w:rPr>
               <w:t>어느 시스템·인스턴스인지</w:t>
             </w:r>
@@ -1043,24 +735,24 @@
         </w:trPr>
         <w:tc>
           <w:tcPr>
-            <w:tcW w:type="dxa" w:w="1663"/>
+            <w:tcW w:type="dxa" w:w="1973"/>
             <w:tcMar>
-              <w:top w:w="80" w:type="dxa"/>
+              <w:top w:w="90" w:type="dxa"/>
               <w:start w:w="100" w:type="dxa"/>
-              <w:bottom w:w="80" w:type="dxa"/>
+              <w:bottom w:w="90" w:type="dxa"/>
               <w:end w:w="100" w:type="dxa"/>
             </w:tcMar>
             <w:vAlign w:val="center"/>
-            <w:shd w:fill="F7FAFC"/>
+            <w:shd w:fill="F5F8FB"/>
           </w:tcPr>
           <w:p>
             <w:pPr>
-              <w:spacing w:after="0" w:line="252" w:lineRule="auto"/>
+              <w:spacing w:after="0" w:line="252" w:lineRule="auto" w:before="0"/>
             </w:pPr>
             <w:r>
               <w:rPr>
                 <w:rFonts w:ascii="Noto Sans KR" w:hAnsi="Noto Sans KR" w:eastAsia="Noto Sans KR"/>
-                <w:sz w:val="16"/>
+                <w:sz w:val="17"/>
               </w:rPr>
               <w:t>결과</w:t>
             </w:r>
@@ -1068,24 +760,24 @@
         </w:tc>
         <w:tc>
           <w:tcPr>
-            <w:tcW w:type="dxa" w:w="3628"/>
+            <w:tcW w:type="dxa" w:w="4735"/>
             <w:tcMar>
-              <w:top w:w="80" w:type="dxa"/>
+              <w:top w:w="90" w:type="dxa"/>
               <w:start w:w="100" w:type="dxa"/>
-              <w:bottom w:w="80" w:type="dxa"/>
+              <w:bottom w:w="90" w:type="dxa"/>
               <w:end w:w="100" w:type="dxa"/>
             </w:tcMar>
             <w:vAlign w:val="center"/>
-            <w:shd w:fill="F7FAFC"/>
+            <w:shd w:fill="F5F8FB"/>
           </w:tcPr>
           <w:p>
             <w:pPr>
-              <w:spacing w:after="0" w:line="252" w:lineRule="auto"/>
+              <w:spacing w:after="0" w:line="252" w:lineRule="auto" w:before="0"/>
             </w:pPr>
             <w:r>
               <w:rPr>
                 <w:rFonts w:ascii="Noto Sans KR" w:hAnsi="Noto Sans KR" w:eastAsia="Noto Sans KR"/>
-                <w:sz w:val="16"/>
+                <w:sz w:val="17"/>
               </w:rPr>
               <w:t>SUCCESS/BUSINESS_FAILURE/TECHNICAL_FAILURE/UNKNOWN</w:t>
             </w:r>
@@ -1093,24 +785,24 @@
         </w:tc>
         <w:tc>
           <w:tcPr>
-            <w:tcW w:type="dxa" w:w="4233"/>
+            <w:tcW w:type="dxa" w:w="3157"/>
             <w:tcMar>
-              <w:top w:w="80" w:type="dxa"/>
+              <w:top w:w="90" w:type="dxa"/>
               <w:start w:w="100" w:type="dxa"/>
-              <w:bottom w:w="80" w:type="dxa"/>
+              <w:bottom w:w="90" w:type="dxa"/>
               <w:end w:w="100" w:type="dxa"/>
             </w:tcMar>
             <w:vAlign w:val="center"/>
-            <w:shd w:fill="F7FAFC"/>
+            <w:shd w:fill="F5F8FB"/>
           </w:tcPr>
           <w:p>
             <w:pPr>
-              <w:spacing w:after="0" w:line="252" w:lineRule="auto"/>
+              <w:spacing w:after="0" w:line="252" w:lineRule="auto" w:before="0"/>
             </w:pPr>
             <w:r>
               <w:rPr>
                 <w:rFonts w:ascii="Noto Sans KR" w:hAnsi="Noto Sans KR" w:eastAsia="Noto Sans KR"/>
-                <w:sz w:val="16"/>
+                <w:sz w:val="17"/>
               </w:rPr>
               <w:t>복구 유형 결정</w:t>
             </w:r>
@@ -1123,23 +815,23 @@
         </w:trPr>
         <w:tc>
           <w:tcPr>
-            <w:tcW w:type="dxa" w:w="1663"/>
+            <w:tcW w:type="dxa" w:w="1973"/>
             <w:tcMar>
-              <w:top w:w="80" w:type="dxa"/>
+              <w:top w:w="90" w:type="dxa"/>
               <w:start w:w="100" w:type="dxa"/>
-              <w:bottom w:w="80" w:type="dxa"/>
+              <w:bottom w:w="90" w:type="dxa"/>
               <w:end w:w="100" w:type="dxa"/>
             </w:tcMar>
             <w:vAlign w:val="center"/>
           </w:tcPr>
           <w:p>
             <w:pPr>
-              <w:spacing w:after="0" w:line="252" w:lineRule="auto"/>
+              <w:spacing w:after="0" w:line="252" w:lineRule="auto" w:before="0"/>
             </w:pPr>
             <w:r>
               <w:rPr>
                 <w:rFonts w:ascii="Noto Sans KR" w:hAnsi="Noto Sans KR" w:eastAsia="Noto Sans KR"/>
-                <w:sz w:val="16"/>
+                <w:sz w:val="17"/>
               </w:rPr>
               <w:t>변경</w:t>
             </w:r>
@@ -1147,23 +839,23 @@
         </w:tc>
         <w:tc>
           <w:tcPr>
-            <w:tcW w:type="dxa" w:w="3628"/>
+            <w:tcW w:type="dxa" w:w="4735"/>
             <w:tcMar>
-              <w:top w:w="80" w:type="dxa"/>
+              <w:top w:w="90" w:type="dxa"/>
               <w:start w:w="100" w:type="dxa"/>
-              <w:bottom w:w="80" w:type="dxa"/>
+              <w:bottom w:w="90" w:type="dxa"/>
               <w:end w:w="100" w:type="dxa"/>
             </w:tcMar>
             <w:vAlign w:val="center"/>
           </w:tcPr>
           <w:p>
             <w:pPr>
-              <w:spacing w:after="0" w:line="252" w:lineRule="auto"/>
+              <w:spacing w:after="0" w:line="252" w:lineRule="auto" w:before="0"/>
             </w:pPr>
             <w:r>
               <w:rPr>
                 <w:rFonts w:ascii="Noto Sans KR" w:hAnsi="Noto Sans KR" w:eastAsia="Noto Sans KR"/>
-                <w:sz w:val="16"/>
+                <w:sz w:val="17"/>
               </w:rPr>
               <w:t>최근 deploy/config/db migration</w:t>
             </w:r>
@@ -1171,23 +863,23 @@
         </w:tc>
         <w:tc>
           <w:tcPr>
-            <w:tcW w:type="dxa" w:w="4233"/>
+            <w:tcW w:type="dxa" w:w="3157"/>
             <w:tcMar>
-              <w:top w:w="80" w:type="dxa"/>
+              <w:top w:w="90" w:type="dxa"/>
               <w:start w:w="100" w:type="dxa"/>
-              <w:bottom w:w="80" w:type="dxa"/>
+              <w:bottom w:w="90" w:type="dxa"/>
               <w:end w:w="100" w:type="dxa"/>
             </w:tcMar>
             <w:vAlign w:val="center"/>
           </w:tcPr>
           <w:p>
             <w:pPr>
-              <w:spacing w:after="0" w:line="252" w:lineRule="auto"/>
+              <w:spacing w:after="0" w:line="252" w:lineRule="auto" w:before="0"/>
             </w:pPr>
             <w:r>
               <w:rPr>
                 <w:rFonts w:ascii="Noto Sans KR" w:hAnsi="Noto Sans KR" w:eastAsia="Noto Sans KR"/>
-                <w:sz w:val="16"/>
+                <w:sz w:val="17"/>
               </w:rPr>
               <w:t>변경 상관관계</w:t>
             </w:r>
@@ -1247,65 +939,37 @@
     <w:p>
       <w:pPr>
         <w:pStyle w:val="Heading1"/>
+        <w:keepNext/>
       </w:pPr>
       <w:r>
         <w:t>2 HTTP/업무 상태별 조치</w:t>
       </w:r>
     </w:p>
-    <w:tbl>
-      <w:tblPr>
-        <w:tblW w:type="auto" w:w="0"/>
-        <w:jc w:val="left"/>
-        <w:tblLayout w:type="fixed"/>
-        <w:tblLook w:firstColumn="1" w:firstRow="1" w:lastColumn="0" w:lastRow="0" w:noHBand="0" w:noVBand="1" w:val="04A0"/>
-      </w:tblPr>
-      <w:tblGrid>
-        <w:gridCol w:w="4933"/>
-        <w:gridCol w:w="4933"/>
-      </w:tblGrid>
-      <w:tr>
-        <w:trPr>
-          <w:tblHeader w:val="true"/>
-        </w:trPr>
-        <w:tc>
-          <w:tcPr>
-            <w:tcW w:type="dxa" w:w="1927"/>
-            <w:shd w:fill="17324D"/>
-            <w:tcMar>
-              <w:top w:w="110" w:type="dxa"/>
-              <w:start w:w="140" w:type="dxa"/>
-              <w:bottom w:w="110" w:type="dxa"/>
-              <w:end w:w="140" w:type="dxa"/>
-            </w:tcMar>
-          </w:tcPr>
-          <w:p>
-            <w:r>
-              <w:rPr>
-                <w:b/>
-                <w:color w:val="FFFFFF"/>
-              </w:rPr>
-              <w:t>이 장을 보는 이유</w:t>
-            </w:r>
-          </w:p>
-        </w:tc>
-        <w:tc>
-          <w:tcPr>
-            <w:tcW w:type="dxa" w:w="7371"/>
-            <w:tcMar>
-              <w:top w:w="110" w:type="dxa"/>
-              <w:start w:w="140" w:type="dxa"/>
-              <w:bottom w:w="110" w:type="dxa"/>
-              <w:end w:w="140" w:type="dxa"/>
-            </w:tcMar>
-          </w:tcPr>
-          <w:p>
-            <w:r>
-              <w:t>401·403·404·409·429·500·503과 UNKNOWN을 같은 장애로 취급하지 않습니다.</w:t>
-            </w:r>
-          </w:p>
-        </w:tc>
-      </w:tr>
-    </w:tbl>
+    <w:p>
+      <w:pPr>
+        <w:spacing w:before="80" w:after="200"/>
+        <w:ind w:left="173" w:right="58"/>
+        <w:shd w:fill="F3F7FB"/>
+        <w:pBdr>
+          <w:left w:val="single" w:sz="18" w:space="8" w:color="4F46E5"/>
+        </w:pBdr>
+      </w:pPr>
+      <w:r>
+        <w:rPr>
+          <w:b/>
+          <w:color w:val="362D91"/>
+          <w:sz w:val="20"/>
+        </w:rPr>
+        <w:t xml:space="preserve">이 장을 보는 이유  </w:t>
+      </w:r>
+      <w:r>
+        <w:rPr>
+          <w:color w:val="26374C"/>
+          <w:sz w:val="20"/>
+        </w:rPr>
+        <w:t>401·403·404·409·429·500·503과 UNKNOWN을 같은 장애로 취급하지 않습니다.</w:t>
+      </w:r>
+    </w:p>
     <w:p>
       <w:pPr>
         <w:pStyle w:val="CPFLabel"/>
@@ -1317,7 +981,7 @@
     <w:tbl>
       <w:tblPr>
         <w:tblW w:type="auto" w:w="0"/>
-        <w:jc w:val="left"/>
+        <w:jc w:val="center"/>
         <w:tblLayout w:type="fixed"/>
         <w:tblLook w:firstColumn="1" w:firstRow="1" w:lastColumn="0" w:lastRow="0" w:noHBand="0" w:noVBand="1" w:val="04A0"/>
       </w:tblPr>
@@ -1333,16 +997,21 @@
         </w:trPr>
         <w:tc>
           <w:tcPr>
-            <w:tcW w:type="dxa" w:w="939"/>
-            <w:shd w:fill="17324D"/>
+            <w:tcW w:type="dxa" w:w="1103"/>
+            <w:shd w:fill="223A57"/>
             <w:tcMar>
               <w:top w:w="90" w:type="dxa"/>
-              <w:start w:w="110" w:type="dxa"/>
+              <w:start w:w="100" w:type="dxa"/>
               <w:bottom w:w="90" w:type="dxa"/>
-              <w:end w:w="110" w:type="dxa"/>
+              <w:end w:w="100" w:type="dxa"/>
             </w:tcMar>
+            <w:vAlign w:val="center"/>
           </w:tcPr>
           <w:p>
+            <w:pPr>
+              <w:spacing w:before="0" w:after="0" w:line="252" w:lineRule="auto"/>
+              <w:jc w:val="left"/>
+            </w:pPr>
             <w:r>
               <w:rPr>
                 <w:b/>
@@ -1355,16 +1024,21 @@
         </w:tc>
         <w:tc>
           <w:tcPr>
-            <w:tcW w:type="dxa" w:w="2213"/>
-            <w:shd w:fill="17324D"/>
+            <w:tcW w:type="dxa" w:w="2093"/>
+            <w:shd w:fill="223A57"/>
             <w:tcMar>
               <w:top w:w="90" w:type="dxa"/>
-              <w:start w:w="110" w:type="dxa"/>
+              <w:start w:w="100" w:type="dxa"/>
               <w:bottom w:w="90" w:type="dxa"/>
-              <w:end w:w="110" w:type="dxa"/>
+              <w:end w:w="100" w:type="dxa"/>
             </w:tcMar>
+            <w:vAlign w:val="center"/>
           </w:tcPr>
           <w:p>
+            <w:pPr>
+              <w:spacing w:before="0" w:after="0" w:line="252" w:lineRule="auto"/>
+              <w:jc w:val="left"/>
+            </w:pPr>
             <w:r>
               <w:rPr>
                 <w:b/>
@@ -1377,16 +1051,21 @@
         </w:tc>
         <w:tc>
           <w:tcPr>
-            <w:tcW w:type="dxa" w:w="3152"/>
-            <w:shd w:fill="17324D"/>
+            <w:tcW w:type="dxa" w:w="3789"/>
+            <w:shd w:fill="223A57"/>
             <w:tcMar>
               <w:top w:w="90" w:type="dxa"/>
-              <w:start w:w="110" w:type="dxa"/>
+              <w:start w:w="100" w:type="dxa"/>
               <w:bottom w:w="90" w:type="dxa"/>
-              <w:end w:w="110" w:type="dxa"/>
+              <w:end w:w="100" w:type="dxa"/>
             </w:tcMar>
+            <w:vAlign w:val="center"/>
           </w:tcPr>
           <w:p>
+            <w:pPr>
+              <w:spacing w:before="0" w:after="0" w:line="252" w:lineRule="auto"/>
+              <w:jc w:val="left"/>
+            </w:pPr>
             <w:r>
               <w:rPr>
                 <w:b/>
@@ -1399,16 +1078,21 @@
         </w:tc>
         <w:tc>
           <w:tcPr>
-            <w:tcW w:type="dxa" w:w="3219"/>
-            <w:shd w:fill="17324D"/>
+            <w:tcW w:type="dxa" w:w="2879"/>
+            <w:shd w:fill="223A57"/>
             <w:tcMar>
               <w:top w:w="90" w:type="dxa"/>
-              <w:start w:w="110" w:type="dxa"/>
+              <w:start w:w="100" w:type="dxa"/>
               <w:bottom w:w="90" w:type="dxa"/>
-              <w:end w:w="110" w:type="dxa"/>
+              <w:end w:w="100" w:type="dxa"/>
             </w:tcMar>
+            <w:vAlign w:val="center"/>
           </w:tcPr>
           <w:p>
+            <w:pPr>
+              <w:spacing w:before="0" w:after="0" w:line="252" w:lineRule="auto"/>
+              <w:jc w:val="left"/>
+            </w:pPr>
             <w:r>
               <w:rPr>
                 <w:b/>
@@ -1426,23 +1110,23 @@
         </w:trPr>
         <w:tc>
           <w:tcPr>
-            <w:tcW w:type="dxa" w:w="939"/>
+            <w:tcW w:type="dxa" w:w="1103"/>
             <w:tcMar>
-              <w:top w:w="80" w:type="dxa"/>
+              <w:top w:w="90" w:type="dxa"/>
               <w:start w:w="100" w:type="dxa"/>
-              <w:bottom w:w="80" w:type="dxa"/>
+              <w:bottom w:w="90" w:type="dxa"/>
               <w:end w:w="100" w:type="dxa"/>
             </w:tcMar>
             <w:vAlign w:val="center"/>
           </w:tcPr>
           <w:p>
             <w:pPr>
-              <w:spacing w:after="0" w:line="252" w:lineRule="auto"/>
+              <w:spacing w:after="0" w:line="252" w:lineRule="auto" w:before="0"/>
             </w:pPr>
             <w:r>
               <w:rPr>
                 <w:rFonts w:ascii="Noto Sans KR" w:hAnsi="Noto Sans KR" w:eastAsia="Noto Sans KR"/>
-                <w:sz w:val="16"/>
+                <w:sz w:val="17"/>
               </w:rPr>
               <w:t>401</w:t>
             </w:r>
@@ -1450,23 +1134,23 @@
         </w:tc>
         <w:tc>
           <w:tcPr>
-            <w:tcW w:type="dxa" w:w="2213"/>
+            <w:tcW w:type="dxa" w:w="2093"/>
             <w:tcMar>
-              <w:top w:w="80" w:type="dxa"/>
+              <w:top w:w="90" w:type="dxa"/>
               <w:start w:w="100" w:type="dxa"/>
-              <w:bottom w:w="80" w:type="dxa"/>
+              <w:bottom w:w="90" w:type="dxa"/>
               <w:end w:w="100" w:type="dxa"/>
             </w:tcMar>
             <w:vAlign w:val="center"/>
           </w:tcPr>
           <w:p>
             <w:pPr>
-              <w:spacing w:after="0" w:line="252" w:lineRule="auto"/>
+              <w:spacing w:after="0" w:line="252" w:lineRule="auto" w:before="0"/>
             </w:pPr>
             <w:r>
               <w:rPr>
                 <w:rFonts w:ascii="Noto Sans KR" w:hAnsi="Noto Sans KR" w:eastAsia="Noto Sans KR"/>
-                <w:sz w:val="16"/>
+                <w:sz w:val="17"/>
               </w:rPr>
               <w:t>인증 실패</w:t>
             </w:r>
@@ -1474,23 +1158,23 @@
         </w:tc>
         <w:tc>
           <w:tcPr>
-            <w:tcW w:type="dxa" w:w="3152"/>
+            <w:tcW w:type="dxa" w:w="3789"/>
             <w:tcMar>
-              <w:top w:w="80" w:type="dxa"/>
+              <w:top w:w="90" w:type="dxa"/>
               <w:start w:w="100" w:type="dxa"/>
-              <w:bottom w:w="80" w:type="dxa"/>
+              <w:bottom w:w="90" w:type="dxa"/>
               <w:end w:w="100" w:type="dxa"/>
             </w:tcMar>
             <w:vAlign w:val="center"/>
           </w:tcPr>
           <w:p>
             <w:pPr>
-              <w:spacing w:after="0" w:line="252" w:lineRule="auto"/>
+              <w:spacing w:after="0" w:line="252" w:lineRule="auto" w:before="0"/>
             </w:pPr>
             <w:r>
               <w:rPr>
                 <w:rFonts w:ascii="Noto Sans KR" w:hAnsi="Noto Sans KR" w:eastAsia="Noto Sans KR"/>
-                <w:sz w:val="16"/>
+                <w:sz w:val="17"/>
               </w:rPr>
               <w:t>token/session/clock</w:t>
             </w:r>
@@ -1498,23 +1182,23 @@
         </w:tc>
         <w:tc>
           <w:tcPr>
-            <w:tcW w:type="dxa" w:w="3219"/>
+            <w:tcW w:type="dxa" w:w="2879"/>
             <w:tcMar>
-              <w:top w:w="80" w:type="dxa"/>
+              <w:top w:w="90" w:type="dxa"/>
               <w:start w:w="100" w:type="dxa"/>
-              <w:bottom w:w="80" w:type="dxa"/>
+              <w:bottom w:w="90" w:type="dxa"/>
               <w:end w:w="100" w:type="dxa"/>
             </w:tcMar>
             <w:vAlign w:val="center"/>
           </w:tcPr>
           <w:p>
             <w:pPr>
-              <w:spacing w:after="0" w:line="252" w:lineRule="auto"/>
+              <w:spacing w:after="0" w:line="252" w:lineRule="auto" w:before="0"/>
             </w:pPr>
             <w:r>
               <w:rPr>
                 <w:rFonts w:ascii="Noto Sans KR" w:hAnsi="Noto Sans KR" w:eastAsia="Noto Sans KR"/>
-                <w:sz w:val="16"/>
+                <w:sz w:val="17"/>
               </w:rPr>
               <w:t>인증 경로 복구</w:t>
             </w:r>
@@ -1527,24 +1211,24 @@
         </w:trPr>
         <w:tc>
           <w:tcPr>
-            <w:tcW w:type="dxa" w:w="939"/>
+            <w:tcW w:type="dxa" w:w="1103"/>
             <w:tcMar>
-              <w:top w:w="80" w:type="dxa"/>
+              <w:top w:w="90" w:type="dxa"/>
               <w:start w:w="100" w:type="dxa"/>
-              <w:bottom w:w="80" w:type="dxa"/>
+              <w:bottom w:w="90" w:type="dxa"/>
               <w:end w:w="100" w:type="dxa"/>
             </w:tcMar>
             <w:vAlign w:val="center"/>
-            <w:shd w:fill="F7FAFC"/>
+            <w:shd w:fill="F5F8FB"/>
           </w:tcPr>
           <w:p>
             <w:pPr>
-              <w:spacing w:after="0" w:line="252" w:lineRule="auto"/>
+              <w:spacing w:after="0" w:line="252" w:lineRule="auto" w:before="0"/>
             </w:pPr>
             <w:r>
               <w:rPr>
                 <w:rFonts w:ascii="Noto Sans KR" w:hAnsi="Noto Sans KR" w:eastAsia="Noto Sans KR"/>
-                <w:sz w:val="16"/>
+                <w:sz w:val="17"/>
               </w:rPr>
               <w:t>403</w:t>
             </w:r>
@@ -1552,24 +1236,24 @@
         </w:tc>
         <w:tc>
           <w:tcPr>
-            <w:tcW w:type="dxa" w:w="2213"/>
+            <w:tcW w:type="dxa" w:w="2093"/>
             <w:tcMar>
-              <w:top w:w="80" w:type="dxa"/>
+              <w:top w:w="90" w:type="dxa"/>
               <w:start w:w="100" w:type="dxa"/>
-              <w:bottom w:w="80" w:type="dxa"/>
+              <w:bottom w:w="90" w:type="dxa"/>
               <w:end w:w="100" w:type="dxa"/>
             </w:tcMar>
             <w:vAlign w:val="center"/>
-            <w:shd w:fill="F7FAFC"/>
+            <w:shd w:fill="F5F8FB"/>
           </w:tcPr>
           <w:p>
             <w:pPr>
-              <w:spacing w:after="0" w:line="252" w:lineRule="auto"/>
+              <w:spacing w:after="0" w:line="252" w:lineRule="auto" w:before="0"/>
             </w:pPr>
             <w:r>
               <w:rPr>
                 <w:rFonts w:ascii="Noto Sans KR" w:hAnsi="Noto Sans KR" w:eastAsia="Noto Sans KR"/>
-                <w:sz w:val="16"/>
+                <w:sz w:val="17"/>
               </w:rPr>
               <w:t>권한/승인 부족</w:t>
             </w:r>
@@ -1577,24 +1261,24 @@
         </w:tc>
         <w:tc>
           <w:tcPr>
-            <w:tcW w:type="dxa" w:w="3152"/>
+            <w:tcW w:type="dxa" w:w="3789"/>
             <w:tcMar>
-              <w:top w:w="80" w:type="dxa"/>
+              <w:top w:w="90" w:type="dxa"/>
               <w:start w:w="100" w:type="dxa"/>
-              <w:bottom w:w="80" w:type="dxa"/>
+              <w:bottom w:w="90" w:type="dxa"/>
               <w:end w:w="100" w:type="dxa"/>
             </w:tcMar>
             <w:vAlign w:val="center"/>
-            <w:shd w:fill="F7FAFC"/>
+            <w:shd w:fill="F5F8FB"/>
           </w:tcPr>
           <w:p>
             <w:pPr>
-              <w:spacing w:after="0" w:line="252" w:lineRule="auto"/>
+              <w:spacing w:after="0" w:line="252" w:lineRule="auto" w:before="0"/>
             </w:pPr>
             <w:r>
               <w:rPr>
                 <w:rFonts w:ascii="Noto Sans KR" w:hAnsi="Noto Sans KR" w:eastAsia="Noto Sans KR"/>
-                <w:sz w:val="16"/>
+                <w:sz w:val="17"/>
               </w:rPr>
               <w:t>Permission/Approval</w:t>
             </w:r>
@@ -1602,24 +1286,24 @@
         </w:tc>
         <w:tc>
           <w:tcPr>
-            <w:tcW w:type="dxa" w:w="3219"/>
+            <w:tcW w:type="dxa" w:w="2879"/>
             <w:tcMar>
-              <w:top w:w="80" w:type="dxa"/>
+              <w:top w:w="90" w:type="dxa"/>
               <w:start w:w="100" w:type="dxa"/>
-              <w:bottom w:w="80" w:type="dxa"/>
+              <w:bottom w:w="90" w:type="dxa"/>
               <w:end w:w="100" w:type="dxa"/>
             </w:tcMar>
             <w:vAlign w:val="center"/>
-            <w:shd w:fill="F7FAFC"/>
+            <w:shd w:fill="F5F8FB"/>
           </w:tcPr>
           <w:p>
             <w:pPr>
-              <w:spacing w:after="0" w:line="252" w:lineRule="auto"/>
+              <w:spacing w:after="0" w:line="252" w:lineRule="auto" w:before="0"/>
             </w:pPr>
             <w:r>
               <w:rPr>
                 <w:rFonts w:ascii="Noto Sans KR" w:hAnsi="Noto Sans KR" w:eastAsia="Noto Sans KR"/>
-                <w:sz w:val="16"/>
+                <w:sz w:val="17"/>
               </w:rPr>
               <w:t>권한 우회 금지</w:t>
             </w:r>
@@ -1632,23 +1316,23 @@
         </w:trPr>
         <w:tc>
           <w:tcPr>
-            <w:tcW w:type="dxa" w:w="939"/>
+            <w:tcW w:type="dxa" w:w="1103"/>
             <w:tcMar>
-              <w:top w:w="80" w:type="dxa"/>
+              <w:top w:w="90" w:type="dxa"/>
               <w:start w:w="100" w:type="dxa"/>
-              <w:bottom w:w="80" w:type="dxa"/>
+              <w:bottom w:w="90" w:type="dxa"/>
               <w:end w:w="100" w:type="dxa"/>
             </w:tcMar>
             <w:vAlign w:val="center"/>
           </w:tcPr>
           <w:p>
             <w:pPr>
-              <w:spacing w:after="0" w:line="252" w:lineRule="auto"/>
+              <w:spacing w:after="0" w:line="252" w:lineRule="auto" w:before="0"/>
             </w:pPr>
             <w:r>
               <w:rPr>
                 <w:rFonts w:ascii="Noto Sans KR" w:hAnsi="Noto Sans KR" w:eastAsia="Noto Sans KR"/>
-                <w:sz w:val="16"/>
+                <w:sz w:val="17"/>
               </w:rPr>
               <w:t>404</w:t>
             </w:r>
@@ -1656,23 +1340,23 @@
         </w:tc>
         <w:tc>
           <w:tcPr>
-            <w:tcW w:type="dxa" w:w="2213"/>
+            <w:tcW w:type="dxa" w:w="2093"/>
             <w:tcMar>
-              <w:top w:w="80" w:type="dxa"/>
+              <w:top w:w="90" w:type="dxa"/>
               <w:start w:w="100" w:type="dxa"/>
-              <w:bottom w:w="80" w:type="dxa"/>
+              <w:bottom w:w="90" w:type="dxa"/>
               <w:end w:w="100" w:type="dxa"/>
             </w:tcMar>
             <w:vAlign w:val="center"/>
           </w:tcPr>
           <w:p>
             <w:pPr>
-              <w:spacing w:after="0" w:line="252" w:lineRule="auto"/>
+              <w:spacing w:after="0" w:line="252" w:lineRule="auto" w:before="0"/>
             </w:pPr>
             <w:r>
               <w:rPr>
                 <w:rFonts w:ascii="Noto Sans KR" w:hAnsi="Noto Sans KR" w:eastAsia="Noto Sans KR"/>
-                <w:sz w:val="16"/>
+                <w:sz w:val="17"/>
               </w:rPr>
               <w:t>대상/Operation 없음</w:t>
             </w:r>
@@ -1680,23 +1364,23 @@
         </w:tc>
         <w:tc>
           <w:tcPr>
-            <w:tcW w:type="dxa" w:w="3152"/>
+            <w:tcW w:type="dxa" w:w="3789"/>
             <w:tcMar>
-              <w:top w:w="80" w:type="dxa"/>
+              <w:top w:w="90" w:type="dxa"/>
               <w:start w:w="100" w:type="dxa"/>
-              <w:bottom w:w="80" w:type="dxa"/>
+              <w:bottom w:w="90" w:type="dxa"/>
               <w:end w:w="100" w:type="dxa"/>
             </w:tcMar>
             <w:vAlign w:val="center"/>
           </w:tcPr>
           <w:p>
             <w:pPr>
-              <w:spacing w:after="0" w:line="252" w:lineRule="auto"/>
+              <w:spacing w:after="0" w:line="252" w:lineRule="auto" w:before="0"/>
             </w:pPr>
             <w:r>
               <w:rPr>
                 <w:rFonts w:ascii="Noto Sans KR" w:hAnsi="Noto Sans KR" w:eastAsia="Noto Sans KR"/>
-                <w:sz w:val="16"/>
+                <w:sz w:val="17"/>
               </w:rPr>
               <w:t>route/operation registry</w:t>
             </w:r>
@@ -1704,23 +1388,23 @@
         </w:tc>
         <w:tc>
           <w:tcPr>
-            <w:tcW w:type="dxa" w:w="3219"/>
+            <w:tcW w:type="dxa" w:w="2879"/>
             <w:tcMar>
-              <w:top w:w="80" w:type="dxa"/>
+              <w:top w:w="90" w:type="dxa"/>
               <w:start w:w="100" w:type="dxa"/>
-              <w:bottom w:w="80" w:type="dxa"/>
+              <w:bottom w:w="90" w:type="dxa"/>
               <w:end w:w="100" w:type="dxa"/>
             </w:tcMar>
             <w:vAlign w:val="center"/>
           </w:tcPr>
           <w:p>
             <w:pPr>
-              <w:spacing w:after="0" w:line="252" w:lineRule="auto"/>
+              <w:spacing w:after="0" w:line="252" w:lineRule="auto" w:before="0"/>
             </w:pPr>
             <w:r>
               <w:rPr>
                 <w:rFonts w:ascii="Noto Sans KR" w:hAnsi="Noto Sans KR" w:eastAsia="Noto Sans KR"/>
-                <w:sz w:val="16"/>
+                <w:sz w:val="17"/>
               </w:rPr>
               <w:t>stale routing 확인</w:t>
             </w:r>
@@ -1733,24 +1417,24 @@
         </w:trPr>
         <w:tc>
           <w:tcPr>
-            <w:tcW w:type="dxa" w:w="939"/>
+            <w:tcW w:type="dxa" w:w="1103"/>
             <w:tcMar>
-              <w:top w:w="80" w:type="dxa"/>
+              <w:top w:w="90" w:type="dxa"/>
               <w:start w:w="100" w:type="dxa"/>
-              <w:bottom w:w="80" w:type="dxa"/>
+              <w:bottom w:w="90" w:type="dxa"/>
               <w:end w:w="100" w:type="dxa"/>
             </w:tcMar>
             <w:vAlign w:val="center"/>
-            <w:shd w:fill="F7FAFC"/>
+            <w:shd w:fill="F5F8FB"/>
           </w:tcPr>
           <w:p>
             <w:pPr>
-              <w:spacing w:after="0" w:line="252" w:lineRule="auto"/>
+              <w:spacing w:after="0" w:line="252" w:lineRule="auto" w:before="0"/>
             </w:pPr>
             <w:r>
               <w:rPr>
                 <w:rFonts w:ascii="Noto Sans KR" w:hAnsi="Noto Sans KR" w:eastAsia="Noto Sans KR"/>
-                <w:sz w:val="16"/>
+                <w:sz w:val="17"/>
               </w:rPr>
               <w:t>409</w:t>
             </w:r>
@@ -1758,24 +1442,24 @@
         </w:tc>
         <w:tc>
           <w:tcPr>
-            <w:tcW w:type="dxa" w:w="2213"/>
+            <w:tcW w:type="dxa" w:w="2093"/>
             <w:tcMar>
-              <w:top w:w="80" w:type="dxa"/>
+              <w:top w:w="90" w:type="dxa"/>
               <w:start w:w="100" w:type="dxa"/>
-              <w:bottom w:w="80" w:type="dxa"/>
+              <w:bottom w:w="90" w:type="dxa"/>
               <w:end w:w="100" w:type="dxa"/>
             </w:tcMar>
             <w:vAlign w:val="center"/>
-            <w:shd w:fill="F7FAFC"/>
+            <w:shd w:fill="F5F8FB"/>
           </w:tcPr>
           <w:p>
             <w:pPr>
-              <w:spacing w:after="0" w:line="252" w:lineRule="auto"/>
+              <w:spacing w:after="0" w:line="252" w:lineRule="auto" w:before="0"/>
             </w:pPr>
             <w:r>
               <w:rPr>
                 <w:rFonts w:ascii="Noto Sans KR" w:hAnsi="Noto Sans KR" w:eastAsia="Noto Sans KR"/>
-                <w:sz w:val="16"/>
+                <w:sz w:val="17"/>
               </w:rPr>
               <w:t>중복/상태 충돌</w:t>
             </w:r>
@@ -1783,24 +1467,24 @@
         </w:tc>
         <w:tc>
           <w:tcPr>
-            <w:tcW w:type="dxa" w:w="3152"/>
+            <w:tcW w:type="dxa" w:w="3789"/>
             <w:tcMar>
-              <w:top w:w="80" w:type="dxa"/>
+              <w:top w:w="90" w:type="dxa"/>
               <w:start w:w="100" w:type="dxa"/>
-              <w:bottom w:w="80" w:type="dxa"/>
+              <w:bottom w:w="90" w:type="dxa"/>
               <w:end w:w="100" w:type="dxa"/>
             </w:tcMar>
             <w:vAlign w:val="center"/>
-            <w:shd w:fill="F7FAFC"/>
+            <w:shd w:fill="F5F8FB"/>
           </w:tcPr>
           <w:p>
             <w:pPr>
-              <w:spacing w:after="0" w:line="252" w:lineRule="auto"/>
+              <w:spacing w:after="0" w:line="252" w:lineRule="auto" w:before="0"/>
             </w:pPr>
             <w:r>
               <w:rPr>
                 <w:rFonts w:ascii="Noto Sans KR" w:hAnsi="Noto Sans KR" w:eastAsia="Noto Sans KR"/>
-                <w:sz w:val="16"/>
+                <w:sz w:val="17"/>
               </w:rPr>
               <w:t>idempotency/state version</w:t>
             </w:r>
@@ -1808,24 +1492,24 @@
         </w:tc>
         <w:tc>
           <w:tcPr>
-            <w:tcW w:type="dxa" w:w="3219"/>
+            <w:tcW w:type="dxa" w:w="2879"/>
             <w:tcMar>
-              <w:top w:w="80" w:type="dxa"/>
+              <w:top w:w="90" w:type="dxa"/>
               <w:start w:w="100" w:type="dxa"/>
-              <w:bottom w:w="80" w:type="dxa"/>
+              <w:bottom w:w="90" w:type="dxa"/>
               <w:end w:w="100" w:type="dxa"/>
             </w:tcMar>
             <w:vAlign w:val="center"/>
-            <w:shd w:fill="F7FAFC"/>
+            <w:shd w:fill="F5F8FB"/>
           </w:tcPr>
           <w:p>
             <w:pPr>
-              <w:spacing w:after="0" w:line="252" w:lineRule="auto"/>
+              <w:spacing w:after="0" w:line="252" w:lineRule="auto" w:before="0"/>
             </w:pPr>
             <w:r>
               <w:rPr>
                 <w:rFonts w:ascii="Noto Sans KR" w:hAnsi="Noto Sans KR" w:eastAsia="Noto Sans KR"/>
-                <w:sz w:val="16"/>
+                <w:sz w:val="17"/>
               </w:rPr>
               <w:t>기존 실행/원장 확인</w:t>
             </w:r>
@@ -1838,23 +1522,23 @@
         </w:trPr>
         <w:tc>
           <w:tcPr>
-            <w:tcW w:type="dxa" w:w="939"/>
+            <w:tcW w:type="dxa" w:w="1103"/>
             <w:tcMar>
-              <w:top w:w="80" w:type="dxa"/>
+              <w:top w:w="90" w:type="dxa"/>
               <w:start w:w="100" w:type="dxa"/>
-              <w:bottom w:w="80" w:type="dxa"/>
+              <w:bottom w:w="90" w:type="dxa"/>
               <w:end w:w="100" w:type="dxa"/>
             </w:tcMar>
             <w:vAlign w:val="center"/>
           </w:tcPr>
           <w:p>
             <w:pPr>
-              <w:spacing w:after="0" w:line="252" w:lineRule="auto"/>
+              <w:spacing w:after="0" w:line="252" w:lineRule="auto" w:before="0"/>
             </w:pPr>
             <w:r>
               <w:rPr>
                 <w:rFonts w:ascii="Noto Sans KR" w:hAnsi="Noto Sans KR" w:eastAsia="Noto Sans KR"/>
-                <w:sz w:val="16"/>
+                <w:sz w:val="17"/>
               </w:rPr>
               <w:t>429</w:t>
             </w:r>
@@ -1862,23 +1546,23 @@
         </w:tc>
         <w:tc>
           <w:tcPr>
-            <w:tcW w:type="dxa" w:w="2213"/>
+            <w:tcW w:type="dxa" w:w="2093"/>
             <w:tcMar>
-              <w:top w:w="80" w:type="dxa"/>
+              <w:top w:w="90" w:type="dxa"/>
               <w:start w:w="100" w:type="dxa"/>
-              <w:bottom w:w="80" w:type="dxa"/>
+              <w:bottom w:w="90" w:type="dxa"/>
               <w:end w:w="100" w:type="dxa"/>
             </w:tcMar>
             <w:vAlign w:val="center"/>
           </w:tcPr>
           <w:p>
             <w:pPr>
-              <w:spacing w:after="0" w:line="252" w:lineRule="auto"/>
+              <w:spacing w:after="0" w:line="252" w:lineRule="auto" w:before="0"/>
             </w:pPr>
             <w:r>
               <w:rPr>
                 <w:rFonts w:ascii="Noto Sans KR" w:hAnsi="Noto Sans KR" w:eastAsia="Noto Sans KR"/>
-                <w:sz w:val="16"/>
+                <w:sz w:val="17"/>
               </w:rPr>
               <w:t>rate limit</w:t>
             </w:r>
@@ -1886,23 +1570,23 @@
         </w:tc>
         <w:tc>
           <w:tcPr>
-            <w:tcW w:type="dxa" w:w="3152"/>
+            <w:tcW w:type="dxa" w:w="3789"/>
             <w:tcMar>
-              <w:top w:w="80" w:type="dxa"/>
+              <w:top w:w="90" w:type="dxa"/>
               <w:start w:w="100" w:type="dxa"/>
-              <w:bottom w:w="80" w:type="dxa"/>
+              <w:bottom w:w="90" w:type="dxa"/>
               <w:end w:w="100" w:type="dxa"/>
             </w:tcMar>
             <w:vAlign w:val="center"/>
           </w:tcPr>
           <w:p>
             <w:pPr>
-              <w:spacing w:after="0" w:line="252" w:lineRule="auto"/>
+              <w:spacing w:after="0" w:line="252" w:lineRule="auto" w:before="0"/>
             </w:pPr>
             <w:r>
               <w:rPr>
                 <w:rFonts w:ascii="Noto Sans KR" w:hAnsi="Noto Sans KR" w:eastAsia="Noto Sans KR"/>
-                <w:sz w:val="16"/>
+                <w:sz w:val="17"/>
               </w:rPr>
               <w:t>quota/retry-after</w:t>
             </w:r>
@@ -1910,23 +1594,23 @@
         </w:tc>
         <w:tc>
           <w:tcPr>
-            <w:tcW w:type="dxa" w:w="3219"/>
+            <w:tcW w:type="dxa" w:w="2879"/>
             <w:tcMar>
-              <w:top w:w="80" w:type="dxa"/>
+              <w:top w:w="90" w:type="dxa"/>
               <w:start w:w="100" w:type="dxa"/>
-              <w:bottom w:w="80" w:type="dxa"/>
+              <w:bottom w:w="90" w:type="dxa"/>
               <w:end w:w="100" w:type="dxa"/>
             </w:tcMar>
             <w:vAlign w:val="center"/>
           </w:tcPr>
           <w:p>
             <w:pPr>
-              <w:spacing w:after="0" w:line="252" w:lineRule="auto"/>
+              <w:spacing w:after="0" w:line="252" w:lineRule="auto" w:before="0"/>
             </w:pPr>
             <w:r>
               <w:rPr>
                 <w:rFonts w:ascii="Noto Sans KR" w:hAnsi="Noto Sans KR" w:eastAsia="Noto Sans KR"/>
-                <w:sz w:val="16"/>
+                <w:sz w:val="17"/>
               </w:rPr>
               <w:t>backoff/용량</w:t>
             </w:r>
@@ -1939,24 +1623,24 @@
         </w:trPr>
         <w:tc>
           <w:tcPr>
-            <w:tcW w:type="dxa" w:w="939"/>
+            <w:tcW w:type="dxa" w:w="1103"/>
             <w:tcMar>
-              <w:top w:w="80" w:type="dxa"/>
+              <w:top w:w="90" w:type="dxa"/>
               <w:start w:w="100" w:type="dxa"/>
-              <w:bottom w:w="80" w:type="dxa"/>
+              <w:bottom w:w="90" w:type="dxa"/>
               <w:end w:w="100" w:type="dxa"/>
             </w:tcMar>
             <w:vAlign w:val="center"/>
-            <w:shd w:fill="F7FAFC"/>
+            <w:shd w:fill="F5F8FB"/>
           </w:tcPr>
           <w:p>
             <w:pPr>
-              <w:spacing w:after="0" w:line="252" w:lineRule="auto"/>
+              <w:spacing w:after="0" w:line="252" w:lineRule="auto" w:before="0"/>
             </w:pPr>
             <w:r>
               <w:rPr>
                 <w:rFonts w:ascii="Noto Sans KR" w:hAnsi="Noto Sans KR" w:eastAsia="Noto Sans KR"/>
-                <w:sz w:val="16"/>
+                <w:sz w:val="17"/>
               </w:rPr>
               <w:t>500</w:t>
             </w:r>
@@ -1964,24 +1648,24 @@
         </w:tc>
         <w:tc>
           <w:tcPr>
-            <w:tcW w:type="dxa" w:w="2213"/>
+            <w:tcW w:type="dxa" w:w="2093"/>
             <w:tcMar>
-              <w:top w:w="80" w:type="dxa"/>
+              <w:top w:w="90" w:type="dxa"/>
               <w:start w:w="100" w:type="dxa"/>
-              <w:bottom w:w="80" w:type="dxa"/>
+              <w:bottom w:w="90" w:type="dxa"/>
               <w:end w:w="100" w:type="dxa"/>
             </w:tcMar>
             <w:vAlign w:val="center"/>
-            <w:shd w:fill="F7FAFC"/>
+            <w:shd w:fill="F5F8FB"/>
           </w:tcPr>
           <w:p>
             <w:pPr>
-              <w:spacing w:after="0" w:line="252" w:lineRule="auto"/>
+              <w:spacing w:after="0" w:line="252" w:lineRule="auto" w:before="0"/>
             </w:pPr>
             <w:r>
               <w:rPr>
                 <w:rFonts w:ascii="Noto Sans KR" w:hAnsi="Noto Sans KR" w:eastAsia="Noto Sans KR"/>
-                <w:sz w:val="16"/>
+                <w:sz w:val="17"/>
               </w:rPr>
               <w:t>내부 오류</w:t>
             </w:r>
@@ -1989,24 +1673,24 @@
         </w:tc>
         <w:tc>
           <w:tcPr>
-            <w:tcW w:type="dxa" w:w="3152"/>
+            <w:tcW w:type="dxa" w:w="3789"/>
             <w:tcMar>
-              <w:top w:w="80" w:type="dxa"/>
+              <w:top w:w="90" w:type="dxa"/>
               <w:start w:w="100" w:type="dxa"/>
-              <w:bottom w:w="80" w:type="dxa"/>
+              <w:bottom w:w="90" w:type="dxa"/>
               <w:end w:w="100" w:type="dxa"/>
             </w:tcMar>
             <w:vAlign w:val="center"/>
-            <w:shd w:fill="F7FAFC"/>
+            <w:shd w:fill="F5F8FB"/>
           </w:tcPr>
           <w:p>
             <w:pPr>
-              <w:spacing w:after="0" w:line="252" w:lineRule="auto"/>
+              <w:spacing w:after="0" w:line="252" w:lineRule="auto" w:before="0"/>
             </w:pPr>
             <w:r>
               <w:rPr>
                 <w:rFonts w:ascii="Noto Sans KR" w:hAnsi="Noto Sans KR" w:eastAsia="Noto Sans KR"/>
-                <w:sz w:val="16"/>
+                <w:sz w:val="17"/>
               </w:rPr>
               <w:t>errorCode/stack/DB</w:t>
             </w:r>
@@ -2014,24 +1698,24 @@
         </w:tc>
         <w:tc>
           <w:tcPr>
-            <w:tcW w:type="dxa" w:w="3219"/>
+            <w:tcW w:type="dxa" w:w="2879"/>
             <w:tcMar>
-              <w:top w:w="80" w:type="dxa"/>
+              <w:top w:w="90" w:type="dxa"/>
               <w:start w:w="100" w:type="dxa"/>
-              <w:bottom w:w="80" w:type="dxa"/>
+              <w:bottom w:w="90" w:type="dxa"/>
               <w:end w:w="100" w:type="dxa"/>
             </w:tcMar>
             <w:vAlign w:val="center"/>
-            <w:shd w:fill="F7FAFC"/>
+            <w:shd w:fill="F5F8FB"/>
           </w:tcPr>
           <w:p>
             <w:pPr>
-              <w:spacing w:after="0" w:line="252" w:lineRule="auto"/>
+              <w:spacing w:after="0" w:line="252" w:lineRule="auto" w:before="0"/>
             </w:pPr>
             <w:r>
               <w:rPr>
                 <w:rFonts w:ascii="Noto Sans KR" w:hAnsi="Noto Sans KR" w:eastAsia="Noto Sans KR"/>
-                <w:sz w:val="16"/>
+                <w:sz w:val="17"/>
               </w:rPr>
               <w:t>원인별 rollback/recovery</w:t>
             </w:r>
@@ -2044,23 +1728,23 @@
         </w:trPr>
         <w:tc>
           <w:tcPr>
-            <w:tcW w:type="dxa" w:w="939"/>
+            <w:tcW w:type="dxa" w:w="1103"/>
             <w:tcMar>
-              <w:top w:w="80" w:type="dxa"/>
+              <w:top w:w="90" w:type="dxa"/>
               <w:start w:w="100" w:type="dxa"/>
-              <w:bottom w:w="80" w:type="dxa"/>
+              <w:bottom w:w="90" w:type="dxa"/>
               <w:end w:w="100" w:type="dxa"/>
             </w:tcMar>
             <w:vAlign w:val="center"/>
           </w:tcPr>
           <w:p>
             <w:pPr>
-              <w:spacing w:after="0" w:line="252" w:lineRule="auto"/>
+              <w:spacing w:after="0" w:line="252" w:lineRule="auto" w:before="0"/>
             </w:pPr>
             <w:r>
               <w:rPr>
                 <w:rFonts w:ascii="Noto Sans KR" w:hAnsi="Noto Sans KR" w:eastAsia="Noto Sans KR"/>
-                <w:sz w:val="16"/>
+                <w:sz w:val="17"/>
               </w:rPr>
               <w:t>503</w:t>
             </w:r>
@@ -2068,23 +1752,23 @@
         </w:tc>
         <w:tc>
           <w:tcPr>
-            <w:tcW w:type="dxa" w:w="2213"/>
+            <w:tcW w:type="dxa" w:w="2093"/>
             <w:tcMar>
-              <w:top w:w="80" w:type="dxa"/>
+              <w:top w:w="90" w:type="dxa"/>
               <w:start w:w="100" w:type="dxa"/>
-              <w:bottom w:w="80" w:type="dxa"/>
+              <w:bottom w:w="90" w:type="dxa"/>
               <w:end w:w="100" w:type="dxa"/>
             </w:tcMar>
             <w:vAlign w:val="center"/>
           </w:tcPr>
           <w:p>
             <w:pPr>
-              <w:spacing w:after="0" w:line="252" w:lineRule="auto"/>
+              <w:spacing w:after="0" w:line="252" w:lineRule="auto" w:before="0"/>
             </w:pPr>
             <w:r>
               <w:rPr>
                 <w:rFonts w:ascii="Noto Sans KR" w:hAnsi="Noto Sans KR" w:eastAsia="Noto Sans KR"/>
-                <w:sz w:val="16"/>
+                <w:sz w:val="17"/>
               </w:rPr>
               <w:t>infra unavailable</w:t>
             </w:r>
@@ -2092,23 +1776,23 @@
         </w:tc>
         <w:tc>
           <w:tcPr>
-            <w:tcW w:type="dxa" w:w="3152"/>
+            <w:tcW w:type="dxa" w:w="3789"/>
             <w:tcMar>
-              <w:top w:w="80" w:type="dxa"/>
+              <w:top w:w="90" w:type="dxa"/>
               <w:start w:w="100" w:type="dxa"/>
-              <w:bottom w:w="80" w:type="dxa"/>
+              <w:bottom w:w="90" w:type="dxa"/>
               <w:end w:w="100" w:type="dxa"/>
             </w:tcMar>
             <w:vAlign w:val="center"/>
           </w:tcPr>
           <w:p>
             <w:pPr>
-              <w:spacing w:after="0" w:line="252" w:lineRule="auto"/>
+              <w:spacing w:after="0" w:line="252" w:lineRule="auto" w:before="0"/>
             </w:pPr>
             <w:r>
               <w:rPr>
                 <w:rFonts w:ascii="Noto Sans KR" w:hAnsi="Noto Sans KR" w:eastAsia="Noto Sans KR"/>
-                <w:sz w:val="16"/>
+                <w:sz w:val="17"/>
               </w:rPr>
               <w:t>health/dependency</w:t>
             </w:r>
@@ -2116,23 +1800,23 @@
         </w:tc>
         <w:tc>
           <w:tcPr>
-            <w:tcW w:type="dxa" w:w="3219"/>
+            <w:tcW w:type="dxa" w:w="2879"/>
             <w:tcMar>
-              <w:top w:w="80" w:type="dxa"/>
+              <w:top w:w="90" w:type="dxa"/>
               <w:start w:w="100" w:type="dxa"/>
-              <w:bottom w:w="80" w:type="dxa"/>
+              <w:bottom w:w="90" w:type="dxa"/>
               <w:end w:w="100" w:type="dxa"/>
             </w:tcMar>
             <w:vAlign w:val="center"/>
           </w:tcPr>
           <w:p>
             <w:pPr>
-              <w:spacing w:after="0" w:line="252" w:lineRule="auto"/>
+              <w:spacing w:after="0" w:line="252" w:lineRule="auto" w:before="0"/>
             </w:pPr>
             <w:r>
               <w:rPr>
                 <w:rFonts w:ascii="Noto Sans KR" w:hAnsi="Noto Sans KR" w:eastAsia="Noto Sans KR"/>
-                <w:sz w:val="16"/>
+                <w:sz w:val="17"/>
               </w:rPr>
               <w:t>failover/복구</w:t>
             </w:r>
@@ -2145,24 +1829,24 @@
         </w:trPr>
         <w:tc>
           <w:tcPr>
-            <w:tcW w:type="dxa" w:w="939"/>
+            <w:tcW w:type="dxa" w:w="1103"/>
             <w:tcMar>
-              <w:top w:w="80" w:type="dxa"/>
+              <w:top w:w="90" w:type="dxa"/>
               <w:start w:w="100" w:type="dxa"/>
-              <w:bottom w:w="80" w:type="dxa"/>
+              <w:bottom w:w="90" w:type="dxa"/>
               <w:end w:w="100" w:type="dxa"/>
             </w:tcMar>
             <w:vAlign w:val="center"/>
-            <w:shd w:fill="F7FAFC"/>
+            <w:shd w:fill="F5F8FB"/>
           </w:tcPr>
           <w:p>
             <w:pPr>
-              <w:spacing w:after="0" w:line="252" w:lineRule="auto"/>
+              <w:spacing w:after="0" w:line="252" w:lineRule="auto" w:before="0"/>
             </w:pPr>
             <w:r>
               <w:rPr>
                 <w:rFonts w:ascii="Noto Sans KR" w:hAnsi="Noto Sans KR" w:eastAsia="Noto Sans KR"/>
-                <w:sz w:val="16"/>
+                <w:sz w:val="17"/>
               </w:rPr>
               <w:t>UNKNOWN</w:t>
             </w:r>
@@ -2170,24 +1854,24 @@
         </w:tc>
         <w:tc>
           <w:tcPr>
-            <w:tcW w:type="dxa" w:w="2213"/>
+            <w:tcW w:type="dxa" w:w="2093"/>
             <w:tcMar>
-              <w:top w:w="80" w:type="dxa"/>
+              <w:top w:w="90" w:type="dxa"/>
               <w:start w:w="100" w:type="dxa"/>
-              <w:bottom w:w="80" w:type="dxa"/>
+              <w:bottom w:w="90" w:type="dxa"/>
               <w:end w:w="100" w:type="dxa"/>
             </w:tcMar>
             <w:vAlign w:val="center"/>
-            <w:shd w:fill="F7FAFC"/>
+            <w:shd w:fill="F5F8FB"/>
           </w:tcPr>
           <w:p>
             <w:pPr>
-              <w:spacing w:after="0" w:line="252" w:lineRule="auto"/>
+              <w:spacing w:after="0" w:line="252" w:lineRule="auto" w:before="0"/>
             </w:pPr>
             <w:r>
               <w:rPr>
                 <w:rFonts w:ascii="Noto Sans KR" w:hAnsi="Noto Sans KR" w:eastAsia="Noto Sans KR"/>
-                <w:sz w:val="16"/>
+                <w:sz w:val="17"/>
               </w:rPr>
               <w:t>결과 미확정</w:t>
             </w:r>
@@ -2195,24 +1879,24 @@
         </w:tc>
         <w:tc>
           <w:tcPr>
-            <w:tcW w:type="dxa" w:w="3152"/>
+            <w:tcW w:type="dxa" w:w="3789"/>
             <w:tcMar>
-              <w:top w:w="80" w:type="dxa"/>
+              <w:top w:w="90" w:type="dxa"/>
               <w:start w:w="100" w:type="dxa"/>
-              <w:bottom w:w="80" w:type="dxa"/>
+              <w:bottom w:w="90" w:type="dxa"/>
               <w:end w:w="100" w:type="dxa"/>
             </w:tcMar>
             <w:vAlign w:val="center"/>
-            <w:shd w:fill="F7FAFC"/>
+            <w:shd w:fill="F5F8FB"/>
           </w:tcPr>
           <w:p>
             <w:pPr>
-              <w:spacing w:after="0" w:line="252" w:lineRule="auto"/>
+              <w:spacing w:after="0" w:line="252" w:lineRule="auto" w:before="0"/>
             </w:pPr>
             <w:r>
               <w:rPr>
                 <w:rFonts w:ascii="Noto Sans KR" w:hAnsi="Noto Sans KR" w:eastAsia="Noto Sans KR"/>
-                <w:sz w:val="16"/>
+                <w:sz w:val="17"/>
               </w:rPr>
               <w:t>ledger/probe/recoveryId</w:t>
             </w:r>
@@ -2220,24 +1904,24 @@
         </w:tc>
         <w:tc>
           <w:tcPr>
-            <w:tcW w:type="dxa" w:w="3219"/>
+            <w:tcW w:type="dxa" w:w="2879"/>
             <w:tcMar>
-              <w:top w:w="80" w:type="dxa"/>
+              <w:top w:w="90" w:type="dxa"/>
               <w:start w:w="100" w:type="dxa"/>
-              <w:bottom w:w="80" w:type="dxa"/>
+              <w:bottom w:w="90" w:type="dxa"/>
               <w:end w:w="100" w:type="dxa"/>
             </w:tcMar>
             <w:vAlign w:val="center"/>
-            <w:shd w:fill="F7FAFC"/>
+            <w:shd w:fill="F5F8FB"/>
           </w:tcPr>
           <w:p>
             <w:pPr>
-              <w:spacing w:after="0" w:line="252" w:lineRule="auto"/>
+              <w:spacing w:after="0" w:line="252" w:lineRule="auto" w:before="0"/>
             </w:pPr>
             <w:r>
               <w:rPr>
                 <w:rFonts w:ascii="Noto Sans KR" w:hAnsi="Noto Sans KR" w:eastAsia="Noto Sans KR"/>
-                <w:sz w:val="16"/>
+                <w:sz w:val="17"/>
               </w:rPr>
               <w:t>blind retry 금지, reconcile</w:t>
             </w:r>
@@ -2248,65 +1932,37 @@
     <w:p>
       <w:pPr>
         <w:pStyle w:val="Heading1"/>
+        <w:keepNext/>
       </w:pPr>
       <w:r>
         <w:t>3 위험 운영 조치</w:t>
       </w:r>
     </w:p>
-    <w:tbl>
-      <w:tblPr>
-        <w:tblW w:type="auto" w:w="0"/>
-        <w:jc w:val="left"/>
-        <w:tblLayout w:type="fixed"/>
-        <w:tblLook w:firstColumn="1" w:firstRow="1" w:lastColumn="0" w:lastRow="0" w:noHBand="0" w:noVBand="1" w:val="04A0"/>
-      </w:tblPr>
-      <w:tblGrid>
-        <w:gridCol w:w="4933"/>
-        <w:gridCol w:w="4933"/>
-      </w:tblGrid>
-      <w:tr>
-        <w:trPr>
-          <w:tblHeader w:val="true"/>
-        </w:trPr>
-        <w:tc>
-          <w:tcPr>
-            <w:tcW w:type="dxa" w:w="1927"/>
-            <w:shd w:fill="17324D"/>
-            <w:tcMar>
-              <w:top w:w="110" w:type="dxa"/>
-              <w:start w:w="140" w:type="dxa"/>
-              <w:bottom w:w="110" w:type="dxa"/>
-              <w:end w:w="140" w:type="dxa"/>
-            </w:tcMar>
-          </w:tcPr>
-          <w:p>
-            <w:r>
-              <w:rPr>
-                <w:b/>
-                <w:color w:val="FFFFFF"/>
-              </w:rPr>
-              <w:t>이 장을 보는 이유</w:t>
-            </w:r>
-          </w:p>
-        </w:tc>
-        <w:tc>
-          <w:tcPr>
-            <w:tcW w:type="dxa" w:w="7371"/>
-            <w:tcMar>
-              <w:top w:w="110" w:type="dxa"/>
-              <w:start w:w="140" w:type="dxa"/>
-              <w:bottom w:w="110" w:type="dxa"/>
-              <w:end w:w="140" w:type="dxa"/>
-            </w:tcMar>
-          </w:tcPr>
-          <w:p>
-            <w:r>
-              <w:t>중지·재시작·Replay·Reconcile·배포 같은 위험 조치는 권한·사유·승인·감사를 남깁니다.</w:t>
-            </w:r>
-          </w:p>
-        </w:tc>
-      </w:tr>
-    </w:tbl>
+    <w:p>
+      <w:pPr>
+        <w:spacing w:before="80" w:after="200"/>
+        <w:ind w:left="173" w:right="58"/>
+        <w:shd w:fill="F3F7FB"/>
+        <w:pBdr>
+          <w:left w:val="single" w:sz="18" w:space="8" w:color="4F46E5"/>
+        </w:pBdr>
+      </w:pPr>
+      <w:r>
+        <w:rPr>
+          <w:b/>
+          <w:color w:val="362D91"/>
+          <w:sz w:val="20"/>
+        </w:rPr>
+        <w:t xml:space="preserve">이 장을 보는 이유  </w:t>
+      </w:r>
+      <w:r>
+        <w:rPr>
+          <w:color w:val="26374C"/>
+          <w:sz w:val="20"/>
+        </w:rPr>
+        <w:t>중지·재시작·Replay·Reconcile·배포 같은 위험 조치는 권한·사유·승인·감사를 남깁니다.</w:t>
+      </w:r>
+    </w:p>
     <w:p>
       <w:pPr>
         <w:pStyle w:val="CPFLabel"/>
@@ -2318,7 +1974,7 @@
     <w:tbl>
       <w:tblPr>
         <w:tblW w:type="auto" w:w="0"/>
-        <w:jc w:val="left"/>
+        <w:jc w:val="center"/>
         <w:tblLayout w:type="fixed"/>
         <w:tblLook w:firstColumn="1" w:firstRow="1" w:lastColumn="0" w:lastRow="0" w:noHBand="0" w:noVBand="1" w:val="04A0"/>
       </w:tblPr>
@@ -2335,16 +1991,21 @@
         </w:trPr>
         <w:tc>
           <w:tcPr>
-            <w:tcW w:type="dxa" w:w="1561"/>
-            <w:shd w:fill="17324D"/>
+            <w:tcW w:type="dxa" w:w="1792"/>
+            <w:shd w:fill="223A57"/>
             <w:tcMar>
               <w:top w:w="90" w:type="dxa"/>
-              <w:start w:w="110" w:type="dxa"/>
+              <w:start w:w="100" w:type="dxa"/>
               <w:bottom w:w="90" w:type="dxa"/>
-              <w:end w:w="110" w:type="dxa"/>
+              <w:end w:w="100" w:type="dxa"/>
             </w:tcMar>
+            <w:vAlign w:val="center"/>
           </w:tcPr>
           <w:p>
+            <w:pPr>
+              <w:spacing w:before="0" w:after="0" w:line="252" w:lineRule="auto"/>
+              <w:jc w:val="left"/>
+            </w:pPr>
             <w:r>
               <w:rPr>
                 <w:b/>
@@ -2357,16 +2018,21 @@
         </w:tc>
         <w:tc>
           <w:tcPr>
-            <w:tcW w:type="dxa" w:w="2264"/>
-            <w:shd w:fill="17324D"/>
+            <w:tcW w:type="dxa" w:w="2963"/>
+            <w:shd w:fill="223A57"/>
             <w:tcMar>
               <w:top w:w="90" w:type="dxa"/>
-              <w:start w:w="110" w:type="dxa"/>
+              <w:start w:w="100" w:type="dxa"/>
               <w:bottom w:w="90" w:type="dxa"/>
-              <w:end w:w="110" w:type="dxa"/>
+              <w:end w:w="100" w:type="dxa"/>
             </w:tcMar>
+            <w:vAlign w:val="center"/>
           </w:tcPr>
           <w:p>
+            <w:pPr>
+              <w:spacing w:before="0" w:after="0" w:line="252" w:lineRule="auto"/>
+              <w:jc w:val="left"/>
+            </w:pPr>
             <w:r>
               <w:rPr>
                 <w:b/>
@@ -2379,16 +2045,21 @@
         </w:tc>
         <w:tc>
           <w:tcPr>
-            <w:tcW w:type="dxa" w:w="1405"/>
-            <w:shd w:fill="17324D"/>
+            <w:tcW w:type="dxa" w:w="1071"/>
+            <w:shd w:fill="223A57"/>
             <w:tcMar>
               <w:top w:w="90" w:type="dxa"/>
-              <w:start w:w="110" w:type="dxa"/>
+              <w:start w:w="100" w:type="dxa"/>
               <w:bottom w:w="90" w:type="dxa"/>
-              <w:end w:w="110" w:type="dxa"/>
+              <w:end w:w="100" w:type="dxa"/>
             </w:tcMar>
+            <w:vAlign w:val="center"/>
           </w:tcPr>
           <w:p>
+            <w:pPr>
+              <w:spacing w:before="0" w:after="0" w:line="252" w:lineRule="auto"/>
+              <w:jc w:val="left"/>
+            </w:pPr>
             <w:r>
               <w:rPr>
                 <w:b/>
@@ -2401,16 +2072,21 @@
         </w:tc>
         <w:tc>
           <w:tcPr>
-            <w:tcW w:type="dxa" w:w="1405"/>
-            <w:shd w:fill="17324D"/>
+            <w:tcW w:type="dxa" w:w="1071"/>
+            <w:shd w:fill="223A57"/>
             <w:tcMar>
               <w:top w:w="90" w:type="dxa"/>
-              <w:start w:w="110" w:type="dxa"/>
+              <w:start w:w="100" w:type="dxa"/>
               <w:bottom w:w="90" w:type="dxa"/>
-              <w:end w:w="110" w:type="dxa"/>
+              <w:end w:w="100" w:type="dxa"/>
             </w:tcMar>
+            <w:vAlign w:val="center"/>
           </w:tcPr>
           <w:p>
+            <w:pPr>
+              <w:spacing w:before="0" w:after="0" w:line="252" w:lineRule="auto"/>
+              <w:jc w:val="left"/>
+            </w:pPr>
             <w:r>
               <w:rPr>
                 <w:b/>
@@ -2423,16 +2099,21 @@
         </w:tc>
         <w:tc>
           <w:tcPr>
-            <w:tcW w:type="dxa" w:w="2888"/>
-            <w:shd w:fill="17324D"/>
+            <w:tcW w:type="dxa" w:w="2966"/>
+            <w:shd w:fill="223A57"/>
             <w:tcMar>
               <w:top w:w="90" w:type="dxa"/>
-              <w:start w:w="110" w:type="dxa"/>
+              <w:start w:w="100" w:type="dxa"/>
               <w:bottom w:w="90" w:type="dxa"/>
-              <w:end w:w="110" w:type="dxa"/>
+              <w:end w:w="100" w:type="dxa"/>
             </w:tcMar>
+            <w:vAlign w:val="center"/>
           </w:tcPr>
           <w:p>
+            <w:pPr>
+              <w:spacing w:before="0" w:after="0" w:line="252" w:lineRule="auto"/>
+              <w:jc w:val="left"/>
+            </w:pPr>
             <w:r>
               <w:rPr>
                 <w:b/>
@@ -2450,23 +2131,23 @@
         </w:trPr>
         <w:tc>
           <w:tcPr>
-            <w:tcW w:type="dxa" w:w="1561"/>
+            <w:tcW w:type="dxa" w:w="1792"/>
             <w:tcMar>
-              <w:top w:w="80" w:type="dxa"/>
+              <w:top w:w="90" w:type="dxa"/>
               <w:start w:w="100" w:type="dxa"/>
-              <w:bottom w:w="80" w:type="dxa"/>
+              <w:bottom w:w="90" w:type="dxa"/>
               <w:end w:w="100" w:type="dxa"/>
             </w:tcMar>
             <w:vAlign w:val="center"/>
           </w:tcPr>
           <w:p>
             <w:pPr>
-              <w:spacing w:after="0" w:line="252" w:lineRule="auto"/>
+              <w:spacing w:after="0" w:line="252" w:lineRule="auto" w:before="0"/>
             </w:pPr>
             <w:r>
               <w:rPr>
                 <w:rFonts w:ascii="Noto Sans KR" w:hAnsi="Noto Sans KR" w:eastAsia="Noto Sans KR"/>
-                <w:sz w:val="15"/>
+                <w:sz w:val="17"/>
               </w:rPr>
               <w:t>조회</w:t>
             </w:r>
@@ -2474,23 +2155,23 @@
         </w:tc>
         <w:tc>
           <w:tcPr>
-            <w:tcW w:type="dxa" w:w="2264"/>
+            <w:tcW w:type="dxa" w:w="2963"/>
             <w:tcMar>
-              <w:top w:w="80" w:type="dxa"/>
+              <w:top w:w="90" w:type="dxa"/>
               <w:start w:w="100" w:type="dxa"/>
-              <w:bottom w:w="80" w:type="dxa"/>
+              <w:bottom w:w="90" w:type="dxa"/>
               <w:end w:w="100" w:type="dxa"/>
             </w:tcMar>
             <w:vAlign w:val="center"/>
           </w:tcPr>
           <w:p>
             <w:pPr>
-              <w:spacing w:after="0" w:line="252" w:lineRule="auto"/>
+              <w:spacing w:after="0" w:line="252" w:lineRule="auto" w:before="0"/>
             </w:pPr>
             <w:r>
               <w:rPr>
                 <w:rFonts w:ascii="Noto Sans KR" w:hAnsi="Noto Sans KR" w:eastAsia="Noto Sans KR"/>
-                <w:sz w:val="15"/>
+                <w:sz w:val="17"/>
               </w:rPr>
               <w:t>read permission</w:t>
             </w:r>
@@ -2498,23 +2179,23 @@
         </w:tc>
         <w:tc>
           <w:tcPr>
-            <w:tcW w:type="dxa" w:w="1405"/>
+            <w:tcW w:type="dxa" w:w="1071"/>
             <w:tcMar>
-              <w:top w:w="80" w:type="dxa"/>
+              <w:top w:w="90" w:type="dxa"/>
               <w:start w:w="100" w:type="dxa"/>
-              <w:bottom w:w="80" w:type="dxa"/>
+              <w:bottom w:w="90" w:type="dxa"/>
               <w:end w:w="100" w:type="dxa"/>
             </w:tcMar>
             <w:vAlign w:val="center"/>
           </w:tcPr>
           <w:p>
             <w:pPr>
-              <w:spacing w:after="0" w:line="252" w:lineRule="auto"/>
+              <w:spacing w:after="0" w:line="252" w:lineRule="auto" w:before="0"/>
             </w:pPr>
             <w:r>
               <w:rPr>
                 <w:rFonts w:ascii="Noto Sans KR" w:hAnsi="Noto Sans KR" w:eastAsia="Noto Sans KR"/>
-                <w:sz w:val="15"/>
+                <w:sz w:val="17"/>
               </w:rPr>
               <w:t>선택</w:t>
             </w:r>
@@ -2522,23 +2203,23 @@
         </w:tc>
         <w:tc>
           <w:tcPr>
-            <w:tcW w:type="dxa" w:w="1405"/>
+            <w:tcW w:type="dxa" w:w="1071"/>
             <w:tcMar>
-              <w:top w:w="80" w:type="dxa"/>
+              <w:top w:w="90" w:type="dxa"/>
               <w:start w:w="100" w:type="dxa"/>
-              <w:bottom w:w="80" w:type="dxa"/>
+              <w:bottom w:w="90" w:type="dxa"/>
               <w:end w:w="100" w:type="dxa"/>
             </w:tcMar>
             <w:vAlign w:val="center"/>
           </w:tcPr>
           <w:p>
             <w:pPr>
-              <w:spacing w:after="0" w:line="252" w:lineRule="auto"/>
+              <w:spacing w:after="0" w:line="252" w:lineRule="auto" w:before="0"/>
             </w:pPr>
             <w:r>
               <w:rPr>
                 <w:rFonts w:ascii="Noto Sans KR" w:hAnsi="Noto Sans KR" w:eastAsia="Noto Sans KR"/>
-                <w:sz w:val="15"/>
+                <w:sz w:val="17"/>
               </w:rPr>
               <w:t>불필요</w:t>
             </w:r>
@@ -2546,23 +2227,23 @@
         </w:tc>
         <w:tc>
           <w:tcPr>
-            <w:tcW w:type="dxa" w:w="2888"/>
+            <w:tcW w:type="dxa" w:w="2966"/>
             <w:tcMar>
-              <w:top w:w="80" w:type="dxa"/>
+              <w:top w:w="90" w:type="dxa"/>
               <w:start w:w="100" w:type="dxa"/>
-              <w:bottom w:w="80" w:type="dxa"/>
+              <w:bottom w:w="90" w:type="dxa"/>
               <w:end w:w="100" w:type="dxa"/>
             </w:tcMar>
             <w:vAlign w:val="center"/>
           </w:tcPr>
           <w:p>
             <w:pPr>
-              <w:spacing w:after="0" w:line="252" w:lineRule="auto"/>
+              <w:spacing w:after="0" w:line="252" w:lineRule="auto" w:before="0"/>
             </w:pPr>
             <w:r>
               <w:rPr>
                 <w:rFonts w:ascii="Noto Sans KR" w:hAnsi="Noto Sans KR" w:eastAsia="Noto Sans KR"/>
-                <w:sz w:val="15"/>
+                <w:sz w:val="17"/>
               </w:rPr>
               <w:t>audit/read log</w:t>
             </w:r>
@@ -2575,24 +2256,24 @@
         </w:trPr>
         <w:tc>
           <w:tcPr>
-            <w:tcW w:type="dxa" w:w="1561"/>
+            <w:tcW w:type="dxa" w:w="1792"/>
             <w:tcMar>
-              <w:top w:w="80" w:type="dxa"/>
+              <w:top w:w="90" w:type="dxa"/>
               <w:start w:w="100" w:type="dxa"/>
-              <w:bottom w:w="80" w:type="dxa"/>
+              <w:bottom w:w="90" w:type="dxa"/>
               <w:end w:w="100" w:type="dxa"/>
             </w:tcMar>
             <w:vAlign w:val="center"/>
-            <w:shd w:fill="F7FAFC"/>
+            <w:shd w:fill="F5F8FB"/>
           </w:tcPr>
           <w:p>
             <w:pPr>
-              <w:spacing w:after="0" w:line="252" w:lineRule="auto"/>
+              <w:spacing w:after="0" w:line="252" w:lineRule="auto" w:before="0"/>
             </w:pPr>
             <w:r>
               <w:rPr>
                 <w:rFonts w:ascii="Noto Sans KR" w:hAnsi="Noto Sans KR" w:eastAsia="Noto Sans KR"/>
-                <w:sz w:val="15"/>
+                <w:sz w:val="17"/>
               </w:rPr>
               <w:t>재시도</w:t>
             </w:r>
@@ -2600,24 +2281,24 @@
         </w:tc>
         <w:tc>
           <w:tcPr>
-            <w:tcW w:type="dxa" w:w="2264"/>
+            <w:tcW w:type="dxa" w:w="2963"/>
             <w:tcMar>
-              <w:top w:w="80" w:type="dxa"/>
+              <w:top w:w="90" w:type="dxa"/>
               <w:start w:w="100" w:type="dxa"/>
-              <w:bottom w:w="80" w:type="dxa"/>
+              <w:bottom w:w="90" w:type="dxa"/>
               <w:end w:w="100" w:type="dxa"/>
             </w:tcMar>
             <w:vAlign w:val="center"/>
-            <w:shd w:fill="F7FAFC"/>
+            <w:shd w:fill="F5F8FB"/>
           </w:tcPr>
           <w:p>
             <w:pPr>
-              <w:spacing w:after="0" w:line="252" w:lineRule="auto"/>
+              <w:spacing w:after="0" w:line="252" w:lineRule="auto" w:before="0"/>
             </w:pPr>
             <w:r>
               <w:rPr>
                 <w:rFonts w:ascii="Noto Sans KR" w:hAnsi="Noto Sans KR" w:eastAsia="Noto Sans KR"/>
-                <w:sz w:val="15"/>
+                <w:sz w:val="17"/>
               </w:rPr>
               <w:t>operation permission</w:t>
             </w:r>
@@ -2625,24 +2306,24 @@
         </w:tc>
         <w:tc>
           <w:tcPr>
-            <w:tcW w:type="dxa" w:w="1405"/>
+            <w:tcW w:type="dxa" w:w="1071"/>
             <w:tcMar>
-              <w:top w:w="80" w:type="dxa"/>
+              <w:top w:w="90" w:type="dxa"/>
               <w:start w:w="100" w:type="dxa"/>
-              <w:bottom w:w="80" w:type="dxa"/>
+              <w:bottom w:w="90" w:type="dxa"/>
               <w:end w:w="100" w:type="dxa"/>
             </w:tcMar>
             <w:vAlign w:val="center"/>
-            <w:shd w:fill="F7FAFC"/>
+            <w:shd w:fill="F5F8FB"/>
           </w:tcPr>
           <w:p>
             <w:pPr>
-              <w:spacing w:after="0" w:line="252" w:lineRule="auto"/>
+              <w:spacing w:after="0" w:line="252" w:lineRule="auto" w:before="0"/>
             </w:pPr>
             <w:r>
               <w:rPr>
                 <w:rFonts w:ascii="Noto Sans KR" w:hAnsi="Noto Sans KR" w:eastAsia="Noto Sans KR"/>
-                <w:sz w:val="15"/>
+                <w:sz w:val="17"/>
               </w:rPr>
               <w:t>필수</w:t>
             </w:r>
@@ -2650,24 +2331,24 @@
         </w:tc>
         <w:tc>
           <w:tcPr>
-            <w:tcW w:type="dxa" w:w="1405"/>
+            <w:tcW w:type="dxa" w:w="1071"/>
             <w:tcMar>
-              <w:top w:w="80" w:type="dxa"/>
+              <w:top w:w="90" w:type="dxa"/>
               <w:start w:w="100" w:type="dxa"/>
-              <w:bottom w:w="80" w:type="dxa"/>
+              <w:bottom w:w="90" w:type="dxa"/>
               <w:end w:w="100" w:type="dxa"/>
             </w:tcMar>
             <w:vAlign w:val="center"/>
-            <w:shd w:fill="F7FAFC"/>
+            <w:shd w:fill="F5F8FB"/>
           </w:tcPr>
           <w:p>
             <w:pPr>
-              <w:spacing w:after="0" w:line="252" w:lineRule="auto"/>
+              <w:spacing w:after="0" w:line="252" w:lineRule="auto" w:before="0"/>
             </w:pPr>
             <w:r>
               <w:rPr>
                 <w:rFonts w:ascii="Noto Sans KR" w:hAnsi="Noto Sans KR" w:eastAsia="Noto Sans KR"/>
-                <w:sz w:val="15"/>
+                <w:sz w:val="17"/>
               </w:rPr>
               <w:t>정책</w:t>
             </w:r>
@@ -2675,24 +2356,24 @@
         </w:tc>
         <w:tc>
           <w:tcPr>
-            <w:tcW w:type="dxa" w:w="2888"/>
+            <w:tcW w:type="dxa" w:w="2966"/>
             <w:tcMar>
-              <w:top w:w="80" w:type="dxa"/>
+              <w:top w:w="90" w:type="dxa"/>
               <w:start w:w="100" w:type="dxa"/>
-              <w:bottom w:w="80" w:type="dxa"/>
+              <w:bottom w:w="90" w:type="dxa"/>
               <w:end w:w="100" w:type="dxa"/>
             </w:tcMar>
             <w:vAlign w:val="center"/>
-            <w:shd w:fill="F7FAFC"/>
+            <w:shd w:fill="F5F8FB"/>
           </w:tcPr>
           <w:p>
             <w:pPr>
-              <w:spacing w:after="0" w:line="252" w:lineRule="auto"/>
+              <w:spacing w:after="0" w:line="252" w:lineRule="auto" w:before="0"/>
             </w:pPr>
             <w:r>
               <w:rPr>
                 <w:rFonts w:ascii="Noto Sans KR" w:hAnsi="Noto Sans KR" w:eastAsia="Noto Sans KR"/>
-                <w:sz w:val="15"/>
+                <w:sz w:val="17"/>
               </w:rPr>
               <w:t>attempt/result</w:t>
             </w:r>
@@ -2705,23 +2386,23 @@
         </w:trPr>
         <w:tc>
           <w:tcPr>
-            <w:tcW w:type="dxa" w:w="1561"/>
+            <w:tcW w:type="dxa" w:w="1792"/>
             <w:tcMar>
-              <w:top w:w="80" w:type="dxa"/>
+              <w:top w:w="90" w:type="dxa"/>
               <w:start w:w="100" w:type="dxa"/>
-              <w:bottom w:w="80" w:type="dxa"/>
+              <w:bottom w:w="90" w:type="dxa"/>
               <w:end w:w="100" w:type="dxa"/>
             </w:tcMar>
             <w:vAlign w:val="center"/>
           </w:tcPr>
           <w:p>
             <w:pPr>
-              <w:spacing w:after="0" w:line="252" w:lineRule="auto"/>
+              <w:spacing w:after="0" w:line="252" w:lineRule="auto" w:before="0"/>
             </w:pPr>
             <w:r>
               <w:rPr>
                 <w:rFonts w:ascii="Noto Sans KR" w:hAnsi="Noto Sans KR" w:eastAsia="Noto Sans KR"/>
-                <w:sz w:val="15"/>
+                <w:sz w:val="17"/>
               </w:rPr>
               <w:t>Reconcile</w:t>
             </w:r>
@@ -2729,23 +2410,23 @@
         </w:tc>
         <w:tc>
           <w:tcPr>
-            <w:tcW w:type="dxa" w:w="2264"/>
+            <w:tcW w:type="dxa" w:w="2963"/>
             <w:tcMar>
-              <w:top w:w="80" w:type="dxa"/>
+              <w:top w:w="90" w:type="dxa"/>
               <w:start w:w="100" w:type="dxa"/>
-              <w:bottom w:w="80" w:type="dxa"/>
+              <w:bottom w:w="90" w:type="dxa"/>
               <w:end w:w="100" w:type="dxa"/>
             </w:tcMar>
             <w:vAlign w:val="center"/>
           </w:tcPr>
           <w:p>
             <w:pPr>
-              <w:spacing w:after="0" w:line="252" w:lineRule="auto"/>
+              <w:spacing w:after="0" w:line="252" w:lineRule="auto" w:before="0"/>
             </w:pPr>
             <w:r>
               <w:rPr>
                 <w:rFonts w:ascii="Noto Sans KR" w:hAnsi="Noto Sans KR" w:eastAsia="Noto Sans KR"/>
-                <w:sz w:val="15"/>
+                <w:sz w:val="17"/>
               </w:rPr>
               <w:t>recovery permission</w:t>
             </w:r>
@@ -2753,23 +2434,23 @@
         </w:tc>
         <w:tc>
           <w:tcPr>
-            <w:tcW w:type="dxa" w:w="1405"/>
+            <w:tcW w:type="dxa" w:w="1071"/>
             <w:tcMar>
-              <w:top w:w="80" w:type="dxa"/>
+              <w:top w:w="90" w:type="dxa"/>
               <w:start w:w="100" w:type="dxa"/>
-              <w:bottom w:w="80" w:type="dxa"/>
+              <w:bottom w:w="90" w:type="dxa"/>
               <w:end w:w="100" w:type="dxa"/>
             </w:tcMar>
             <w:vAlign w:val="center"/>
           </w:tcPr>
           <w:p>
             <w:pPr>
-              <w:spacing w:after="0" w:line="252" w:lineRule="auto"/>
+              <w:spacing w:after="0" w:line="252" w:lineRule="auto" w:before="0"/>
             </w:pPr>
             <w:r>
               <w:rPr>
                 <w:rFonts w:ascii="Noto Sans KR" w:hAnsi="Noto Sans KR" w:eastAsia="Noto Sans KR"/>
-                <w:sz w:val="15"/>
+                <w:sz w:val="17"/>
               </w:rPr>
               <w:t>필수</w:t>
             </w:r>
@@ -2777,23 +2458,23 @@
         </w:tc>
         <w:tc>
           <w:tcPr>
-            <w:tcW w:type="dxa" w:w="1405"/>
+            <w:tcW w:type="dxa" w:w="1071"/>
             <w:tcMar>
-              <w:top w:w="80" w:type="dxa"/>
+              <w:top w:w="90" w:type="dxa"/>
               <w:start w:w="100" w:type="dxa"/>
-              <w:bottom w:w="80" w:type="dxa"/>
+              <w:bottom w:w="90" w:type="dxa"/>
               <w:end w:w="100" w:type="dxa"/>
             </w:tcMar>
             <w:vAlign w:val="center"/>
           </w:tcPr>
           <w:p>
             <w:pPr>
-              <w:spacing w:after="0" w:line="252" w:lineRule="auto"/>
+              <w:spacing w:after="0" w:line="252" w:lineRule="auto" w:before="0"/>
             </w:pPr>
             <w:r>
               <w:rPr>
                 <w:rFonts w:ascii="Noto Sans KR" w:hAnsi="Noto Sans KR" w:eastAsia="Noto Sans KR"/>
-                <w:sz w:val="15"/>
+                <w:sz w:val="17"/>
               </w:rPr>
               <w:t>정책</w:t>
             </w:r>
@@ -2801,23 +2482,23 @@
         </w:tc>
         <w:tc>
           <w:tcPr>
-            <w:tcW w:type="dxa" w:w="2888"/>
+            <w:tcW w:type="dxa" w:w="2966"/>
             <w:tcMar>
-              <w:top w:w="80" w:type="dxa"/>
+              <w:top w:w="90" w:type="dxa"/>
               <w:start w:w="100" w:type="dxa"/>
-              <w:bottom w:w="80" w:type="dxa"/>
+              <w:bottom w:w="90" w:type="dxa"/>
               <w:end w:w="100" w:type="dxa"/>
             </w:tcMar>
             <w:vAlign w:val="center"/>
           </w:tcPr>
           <w:p>
             <w:pPr>
-              <w:spacing w:after="0" w:line="252" w:lineRule="auto"/>
+              <w:spacing w:after="0" w:line="252" w:lineRule="auto" w:before="0"/>
             </w:pPr>
             <w:r>
               <w:rPr>
                 <w:rFonts w:ascii="Noto Sans KR" w:hAnsi="Noto Sans KR" w:eastAsia="Noto Sans KR"/>
-                <w:sz w:val="15"/>
+                <w:sz w:val="17"/>
               </w:rPr>
               <w:t>before/after</w:t>
             </w:r>
@@ -2830,24 +2511,24 @@
         </w:trPr>
         <w:tc>
           <w:tcPr>
-            <w:tcW w:type="dxa" w:w="1561"/>
+            <w:tcW w:type="dxa" w:w="1792"/>
             <w:tcMar>
-              <w:top w:w="80" w:type="dxa"/>
+              <w:top w:w="90" w:type="dxa"/>
               <w:start w:w="100" w:type="dxa"/>
-              <w:bottom w:w="80" w:type="dxa"/>
+              <w:bottom w:w="90" w:type="dxa"/>
               <w:end w:w="100" w:type="dxa"/>
             </w:tcMar>
             <w:vAlign w:val="center"/>
-            <w:shd w:fill="F7FAFC"/>
+            <w:shd w:fill="F5F8FB"/>
           </w:tcPr>
           <w:p>
             <w:pPr>
-              <w:spacing w:after="0" w:line="252" w:lineRule="auto"/>
+              <w:spacing w:after="0" w:line="252" w:lineRule="auto" w:before="0"/>
             </w:pPr>
             <w:r>
               <w:rPr>
                 <w:rFonts w:ascii="Noto Sans KR" w:hAnsi="Noto Sans KR" w:eastAsia="Noto Sans KR"/>
-                <w:sz w:val="15"/>
+                <w:sz w:val="17"/>
               </w:rPr>
               <w:t>Batch abandon</w:t>
             </w:r>
@@ -2855,24 +2536,24 @@
         </w:tc>
         <w:tc>
           <w:tcPr>
-            <w:tcW w:type="dxa" w:w="2264"/>
+            <w:tcW w:type="dxa" w:w="2963"/>
             <w:tcMar>
-              <w:top w:w="80" w:type="dxa"/>
+              <w:top w:w="90" w:type="dxa"/>
               <w:start w:w="100" w:type="dxa"/>
-              <w:bottom w:w="80" w:type="dxa"/>
+              <w:bottom w:w="90" w:type="dxa"/>
               <w:end w:w="100" w:type="dxa"/>
             </w:tcMar>
             <w:vAlign w:val="center"/>
-            <w:shd w:fill="F7FAFC"/>
+            <w:shd w:fill="F5F8FB"/>
           </w:tcPr>
           <w:p>
             <w:pPr>
-              <w:spacing w:after="0" w:line="252" w:lineRule="auto"/>
+              <w:spacing w:after="0" w:line="252" w:lineRule="auto" w:before="0"/>
             </w:pPr>
             <w:r>
               <w:rPr>
                 <w:rFonts w:ascii="Noto Sans KR" w:hAnsi="Noto Sans KR" w:eastAsia="Noto Sans KR"/>
-                <w:sz w:val="15"/>
+                <w:sz w:val="17"/>
               </w:rPr>
               <w:t>strong permission</w:t>
             </w:r>
@@ -2880,24 +2561,24 @@
         </w:tc>
         <w:tc>
           <w:tcPr>
-            <w:tcW w:type="dxa" w:w="1405"/>
+            <w:tcW w:type="dxa" w:w="1071"/>
             <w:tcMar>
-              <w:top w:w="80" w:type="dxa"/>
+              <w:top w:w="90" w:type="dxa"/>
               <w:start w:w="100" w:type="dxa"/>
-              <w:bottom w:w="80" w:type="dxa"/>
+              <w:bottom w:w="90" w:type="dxa"/>
               <w:end w:w="100" w:type="dxa"/>
             </w:tcMar>
             <w:vAlign w:val="center"/>
-            <w:shd w:fill="F7FAFC"/>
+            <w:shd w:fill="F5F8FB"/>
           </w:tcPr>
           <w:p>
             <w:pPr>
-              <w:spacing w:after="0" w:line="252" w:lineRule="auto"/>
+              <w:spacing w:after="0" w:line="252" w:lineRule="auto" w:before="0"/>
             </w:pPr>
             <w:r>
               <w:rPr>
                 <w:rFonts w:ascii="Noto Sans KR" w:hAnsi="Noto Sans KR" w:eastAsia="Noto Sans KR"/>
-                <w:sz w:val="15"/>
+                <w:sz w:val="17"/>
               </w:rPr>
               <w:t>필수</w:t>
             </w:r>
@@ -2905,24 +2586,24 @@
         </w:tc>
         <w:tc>
           <w:tcPr>
-            <w:tcW w:type="dxa" w:w="1405"/>
+            <w:tcW w:type="dxa" w:w="1071"/>
             <w:tcMar>
-              <w:top w:w="80" w:type="dxa"/>
+              <w:top w:w="90" w:type="dxa"/>
               <w:start w:w="100" w:type="dxa"/>
-              <w:bottom w:w="80" w:type="dxa"/>
+              <w:bottom w:w="90" w:type="dxa"/>
               <w:end w:w="100" w:type="dxa"/>
             </w:tcMar>
             <w:vAlign w:val="center"/>
-            <w:shd w:fill="F7FAFC"/>
+            <w:shd w:fill="F5F8FB"/>
           </w:tcPr>
           <w:p>
             <w:pPr>
-              <w:spacing w:after="0" w:line="252" w:lineRule="auto"/>
+              <w:spacing w:after="0" w:line="252" w:lineRule="auto" w:before="0"/>
             </w:pPr>
             <w:r>
               <w:rPr>
                 <w:rFonts w:ascii="Noto Sans KR" w:hAnsi="Noto Sans KR" w:eastAsia="Noto Sans KR"/>
-                <w:sz w:val="15"/>
+                <w:sz w:val="17"/>
               </w:rPr>
               <w:t>필수</w:t>
             </w:r>
@@ -2930,24 +2611,24 @@
         </w:tc>
         <w:tc>
           <w:tcPr>
-            <w:tcW w:type="dxa" w:w="2888"/>
+            <w:tcW w:type="dxa" w:w="2966"/>
             <w:tcMar>
-              <w:top w:w="80" w:type="dxa"/>
+              <w:top w:w="90" w:type="dxa"/>
               <w:start w:w="100" w:type="dxa"/>
-              <w:bottom w:w="80" w:type="dxa"/>
+              <w:bottom w:w="90" w:type="dxa"/>
               <w:end w:w="100" w:type="dxa"/>
             </w:tcMar>
             <w:vAlign w:val="center"/>
-            <w:shd w:fill="F7FAFC"/>
+            <w:shd w:fill="F5F8FB"/>
           </w:tcPr>
           <w:p>
             <w:pPr>
-              <w:spacing w:after="0" w:line="252" w:lineRule="auto"/>
+              <w:spacing w:after="0" w:line="252" w:lineRule="auto" w:before="0"/>
             </w:pPr>
             <w:r>
               <w:rPr>
                 <w:rFonts w:ascii="Noto Sans KR" w:hAnsi="Noto Sans KR" w:eastAsia="Noto Sans KR"/>
-                <w:sz w:val="15"/>
+                <w:sz w:val="17"/>
               </w:rPr>
               <w:t>execution state</w:t>
             </w:r>
@@ -2960,23 +2641,23 @@
         </w:trPr>
         <w:tc>
           <w:tcPr>
-            <w:tcW w:type="dxa" w:w="1561"/>
+            <w:tcW w:type="dxa" w:w="1792"/>
             <w:tcMar>
-              <w:top w:w="80" w:type="dxa"/>
+              <w:top w:w="90" w:type="dxa"/>
               <w:start w:w="100" w:type="dxa"/>
-              <w:bottom w:w="80" w:type="dxa"/>
+              <w:bottom w:w="90" w:type="dxa"/>
               <w:end w:w="100" w:type="dxa"/>
             </w:tcMar>
             <w:vAlign w:val="center"/>
           </w:tcPr>
           <w:p>
             <w:pPr>
-              <w:spacing w:after="0" w:line="252" w:lineRule="auto"/>
+              <w:spacing w:after="0" w:line="252" w:lineRule="auto" w:before="0"/>
             </w:pPr>
             <w:r>
               <w:rPr>
                 <w:rFonts w:ascii="Noto Sans KR" w:hAnsi="Noto Sans KR" w:eastAsia="Noto Sans KR"/>
-                <w:sz w:val="15"/>
+                <w:sz w:val="17"/>
               </w:rPr>
               <w:t>배포/rollback</w:t>
             </w:r>
@@ -2984,23 +2665,23 @@
         </w:tc>
         <w:tc>
           <w:tcPr>
-            <w:tcW w:type="dxa" w:w="2264"/>
+            <w:tcW w:type="dxa" w:w="2963"/>
             <w:tcMar>
-              <w:top w:w="80" w:type="dxa"/>
+              <w:top w:w="90" w:type="dxa"/>
               <w:start w:w="100" w:type="dxa"/>
-              <w:bottom w:w="80" w:type="dxa"/>
+              <w:bottom w:w="90" w:type="dxa"/>
               <w:end w:w="100" w:type="dxa"/>
             </w:tcMar>
             <w:vAlign w:val="center"/>
           </w:tcPr>
           <w:p>
             <w:pPr>
-              <w:spacing w:after="0" w:line="252" w:lineRule="auto"/>
+              <w:spacing w:after="0" w:line="252" w:lineRule="auto" w:before="0"/>
             </w:pPr>
             <w:r>
               <w:rPr>
                 <w:rFonts w:ascii="Noto Sans KR" w:hAnsi="Noto Sans KR" w:eastAsia="Noto Sans KR"/>
-                <w:sz w:val="15"/>
+                <w:sz w:val="17"/>
               </w:rPr>
               <w:t>deployment permission</w:t>
             </w:r>
@@ -3008,23 +2689,23 @@
         </w:tc>
         <w:tc>
           <w:tcPr>
-            <w:tcW w:type="dxa" w:w="1405"/>
+            <w:tcW w:type="dxa" w:w="1071"/>
             <w:tcMar>
-              <w:top w:w="80" w:type="dxa"/>
+              <w:top w:w="90" w:type="dxa"/>
               <w:start w:w="100" w:type="dxa"/>
-              <w:bottom w:w="80" w:type="dxa"/>
+              <w:bottom w:w="90" w:type="dxa"/>
               <w:end w:w="100" w:type="dxa"/>
             </w:tcMar>
             <w:vAlign w:val="center"/>
           </w:tcPr>
           <w:p>
             <w:pPr>
-              <w:spacing w:after="0" w:line="252" w:lineRule="auto"/>
+              <w:spacing w:after="0" w:line="252" w:lineRule="auto" w:before="0"/>
             </w:pPr>
             <w:r>
               <w:rPr>
                 <w:rFonts w:ascii="Noto Sans KR" w:hAnsi="Noto Sans KR" w:eastAsia="Noto Sans KR"/>
-                <w:sz w:val="15"/>
+                <w:sz w:val="17"/>
               </w:rPr>
               <w:t>필수</w:t>
             </w:r>
@@ -3032,23 +2713,23 @@
         </w:tc>
         <w:tc>
           <w:tcPr>
-            <w:tcW w:type="dxa" w:w="1405"/>
+            <w:tcW w:type="dxa" w:w="1071"/>
             <w:tcMar>
-              <w:top w:w="80" w:type="dxa"/>
+              <w:top w:w="90" w:type="dxa"/>
               <w:start w:w="100" w:type="dxa"/>
-              <w:bottom w:w="80" w:type="dxa"/>
+              <w:bottom w:w="90" w:type="dxa"/>
               <w:end w:w="100" w:type="dxa"/>
             </w:tcMar>
             <w:vAlign w:val="center"/>
           </w:tcPr>
           <w:p>
             <w:pPr>
-              <w:spacing w:after="0" w:line="252" w:lineRule="auto"/>
+              <w:spacing w:after="0" w:line="252" w:lineRule="auto" w:before="0"/>
             </w:pPr>
             <w:r>
               <w:rPr>
                 <w:rFonts w:ascii="Noto Sans KR" w:hAnsi="Noto Sans KR" w:eastAsia="Noto Sans KR"/>
-                <w:sz w:val="15"/>
+                <w:sz w:val="17"/>
               </w:rPr>
               <w:t>변경관리</w:t>
             </w:r>
@@ -3056,23 +2737,23 @@
         </w:tc>
         <w:tc>
           <w:tcPr>
-            <w:tcW w:type="dxa" w:w="2888"/>
+            <w:tcW w:type="dxa" w:w="2966"/>
             <w:tcMar>
-              <w:top w:w="80" w:type="dxa"/>
+              <w:top w:w="90" w:type="dxa"/>
               <w:start w:w="100" w:type="dxa"/>
-              <w:bottom w:w="80" w:type="dxa"/>
+              <w:bottom w:w="90" w:type="dxa"/>
               <w:end w:w="100" w:type="dxa"/>
             </w:tcMar>
             <w:vAlign w:val="center"/>
           </w:tcPr>
           <w:p>
             <w:pPr>
-              <w:spacing w:after="0" w:line="252" w:lineRule="auto"/>
+              <w:spacing w:after="0" w:line="252" w:lineRule="auto" w:before="0"/>
             </w:pPr>
             <w:r>
               <w:rPr>
                 <w:rFonts w:ascii="Noto Sans KR" w:hAnsi="Noto Sans KR" w:eastAsia="Noto Sans KR"/>
-                <w:sz w:val="15"/>
+                <w:sz w:val="17"/>
               </w:rPr>
               <w:t>version/health</w:t>
             </w:r>
@@ -3083,65 +2764,37 @@
     <w:p>
       <w:pPr>
         <w:pStyle w:val="Heading1"/>
+        <w:keepNext/>
       </w:pPr>
       <w:r>
         <w:t>4 DB Migration 운영</w:t>
       </w:r>
     </w:p>
-    <w:tbl>
-      <w:tblPr>
-        <w:tblW w:type="auto" w:w="0"/>
-        <w:jc w:val="left"/>
-        <w:tblLayout w:type="fixed"/>
-        <w:tblLook w:firstColumn="1" w:firstRow="1" w:lastColumn="0" w:lastRow="0" w:noHBand="0" w:noVBand="1" w:val="04A0"/>
-      </w:tblPr>
-      <w:tblGrid>
-        <w:gridCol w:w="4933"/>
-        <w:gridCol w:w="4933"/>
-      </w:tblGrid>
-      <w:tr>
-        <w:trPr>
-          <w:tblHeader w:val="true"/>
-        </w:trPr>
-        <w:tc>
-          <w:tcPr>
-            <w:tcW w:type="dxa" w:w="1927"/>
-            <w:shd w:fill="17324D"/>
-            <w:tcMar>
-              <w:top w:w="110" w:type="dxa"/>
-              <w:start w:w="140" w:type="dxa"/>
-              <w:bottom w:w="110" w:type="dxa"/>
-              <w:end w:w="140" w:type="dxa"/>
-            </w:tcMar>
-          </w:tcPr>
-          <w:p>
-            <w:r>
-              <w:rPr>
-                <w:b/>
-                <w:color w:val="FFFFFF"/>
-              </w:rPr>
-              <w:t>이 장을 보는 이유</w:t>
-            </w:r>
-          </w:p>
-        </w:tc>
-        <w:tc>
-          <w:tcPr>
-            <w:tcW w:type="dxa" w:w="7371"/>
-            <w:tcMar>
-              <w:top w:w="110" w:type="dxa"/>
-              <w:start w:w="140" w:type="dxa"/>
-              <w:bottom w:w="110" w:type="dxa"/>
-              <w:end w:w="140" w:type="dxa"/>
-            </w:tcMar>
-          </w:tcPr>
-          <w:p>
-            <w:r>
-              <w:t>먼저 dry-run과 plan hash를 검토하고, 실제 적용은 애플리케이션 정지·rollback 준비·Backup Manifest·승인정보가 있어야 합니다.</w:t>
-            </w:r>
-          </w:p>
-        </w:tc>
-      </w:tr>
-    </w:tbl>
+    <w:p>
+      <w:pPr>
+        <w:spacing w:before="80" w:after="200"/>
+        <w:ind w:left="173" w:right="58"/>
+        <w:shd w:fill="F3F7FB"/>
+        <w:pBdr>
+          <w:left w:val="single" w:sz="18" w:space="8" w:color="4F46E5"/>
+        </w:pBdr>
+      </w:pPr>
+      <w:r>
+        <w:rPr>
+          <w:b/>
+          <w:color w:val="362D91"/>
+          <w:sz w:val="20"/>
+        </w:rPr>
+        <w:t xml:space="preserve">이 장을 보는 이유  </w:t>
+      </w:r>
+      <w:r>
+        <w:rPr>
+          <w:color w:val="26374C"/>
+          <w:sz w:val="20"/>
+        </w:rPr>
+        <w:t>먼저 dry-run과 plan hash를 검토하고, 실제 적용은 애플리케이션 정지·rollback 준비·Backup Manifest·승인정보가 있어야 합니다.</w:t>
+      </w:r>
+    </w:p>
     <w:p>
       <w:pPr>
         <w:pStyle w:val="CPFLabel"/>
@@ -3153,7 +2806,8 @@
     <w:tbl>
       <w:tblPr>
         <w:tblW w:type="auto" w:w="0"/>
-        <w:jc w:val="left"/>
+        <w:jc w:val="center"/>
+        <w:tblLayout w:type="fixed"/>
         <w:tblLook w:firstColumn="1" w:firstRow="1" w:lastColumn="0" w:lastRow="0" w:noHBand="0" w:noVBand="1" w:val="04A0"/>
       </w:tblPr>
       <w:tblGrid>
@@ -3166,20 +2820,28 @@
         <w:tc>
           <w:tcPr>
             <w:tcW w:type="dxa" w:w="9866"/>
-            <w:shd w:fill="F1F5F9"/>
+            <w:shd w:fill="223A57"/>
             <w:tcMar>
-              <w:top w:w="120" w:type="dxa"/>
-              <w:start w:w="150" w:type="dxa"/>
-              <w:bottom w:w="120" w:type="dxa"/>
-              <w:end w:w="150" w:type="dxa"/>
+              <w:top w:w="90" w:type="dxa"/>
+              <w:start w:w="100" w:type="dxa"/>
+              <w:bottom w:w="90" w:type="dxa"/>
+              <w:end w:w="100" w:type="dxa"/>
             </w:tcMar>
+            <w:vAlign w:val="center"/>
           </w:tcPr>
           <w:p>
             <w:pPr>
               <w:pStyle w:val="CPFCode"/>
+              <w:spacing w:before="0" w:after="0" w:line="252" w:lineRule="auto"/>
               <w:ind w:left="0"/>
+              <w:jc w:val="left"/>
             </w:pPr>
             <w:r>
+              <w:rPr>
+                <w:b/>
+                <w:color w:val="FFFFFF"/>
+                <w:sz w:val="16"/>
+              </w:rPr>
               <w:t>pwsh -NoProfile -File cpf-tools/db/tools/invoke-platform-database-migration.ps1 `</w:t>
               <w:br/>
               <w:t xml:space="preserve">  -ProfilePath &lt;profile.json&gt; -Direction upgrade -MigrationVersion &lt;version&gt; `</w:t>
@@ -3201,7 +2863,8 @@
     <w:tbl>
       <w:tblPr>
         <w:tblW w:type="auto" w:w="0"/>
-        <w:jc w:val="left"/>
+        <w:jc w:val="center"/>
+        <w:tblLayout w:type="fixed"/>
         <w:tblLook w:firstColumn="1" w:firstRow="1" w:lastColumn="0" w:lastRow="0" w:noHBand="0" w:noVBand="1" w:val="04A0"/>
       </w:tblPr>
       <w:tblGrid>
@@ -3214,20 +2877,28 @@
         <w:tc>
           <w:tcPr>
             <w:tcW w:type="dxa" w:w="9866"/>
-            <w:shd w:fill="F1F5F9"/>
+            <w:shd w:fill="223A57"/>
             <w:tcMar>
-              <w:top w:w="120" w:type="dxa"/>
-              <w:start w:w="150" w:type="dxa"/>
-              <w:bottom w:w="120" w:type="dxa"/>
-              <w:end w:w="150" w:type="dxa"/>
+              <w:top w:w="90" w:type="dxa"/>
+              <w:start w:w="100" w:type="dxa"/>
+              <w:bottom w:w="90" w:type="dxa"/>
+              <w:end w:w="100" w:type="dxa"/>
             </w:tcMar>
+            <w:vAlign w:val="center"/>
           </w:tcPr>
           <w:p>
             <w:pPr>
               <w:pStyle w:val="CPFCode"/>
+              <w:spacing w:before="0" w:after="0" w:line="252" w:lineRule="auto"/>
               <w:ind w:left="0"/>
+              <w:jc w:val="left"/>
             </w:pPr>
             <w:r>
+              <w:rPr>
+                <w:b/>
+                <w:color w:val="FFFFFF"/>
+                <w:sz w:val="16"/>
+              </w:rPr>
               <w:t>pwsh -NoProfile -File cpf-tools/db/tools/invoke-platform-database-migration.ps1 `</w:t>
               <w:br/>
               <w:t xml:space="preserve">  -ProfilePath &lt;profile.json&gt; -Direction upgrade -MigrationVersion &lt;version&gt; `</w:t>
@@ -3247,7 +2918,7 @@
     <w:tbl>
       <w:tblPr>
         <w:tblW w:type="auto" w:w="0"/>
-        <w:jc w:val="left"/>
+        <w:jc w:val="center"/>
         <w:tblLayout w:type="fixed"/>
         <w:tblLook w:firstColumn="1" w:firstRow="1" w:lastColumn="0" w:lastRow="0" w:noHBand="0" w:noVBand="1" w:val="04A0"/>
       </w:tblPr>
@@ -3261,16 +2932,21 @@
         </w:trPr>
         <w:tc>
           <w:tcPr>
-            <w:tcW w:type="dxa" w:w="1701"/>
-            <w:shd w:fill="17324D"/>
+            <w:tcW w:type="dxa" w:w="2466"/>
+            <w:shd w:fill="223A57"/>
             <w:tcMar>
               <w:top w:w="90" w:type="dxa"/>
-              <w:start w:w="120" w:type="dxa"/>
+              <w:start w:w="100" w:type="dxa"/>
               <w:bottom w:w="90" w:type="dxa"/>
-              <w:end w:w="120" w:type="dxa"/>
+              <w:end w:w="100" w:type="dxa"/>
             </w:tcMar>
+            <w:vAlign w:val="center"/>
           </w:tcPr>
           <w:p>
+            <w:pPr>
+              <w:spacing w:before="0" w:after="0" w:line="252" w:lineRule="auto"/>
+              <w:jc w:val="left"/>
+            </w:pPr>
             <w:r>
               <w:rPr>
                 <w:b/>
@@ -3283,17 +2959,27 @@
         </w:tc>
         <w:tc>
           <w:tcPr>
-            <w:tcW w:type="dxa" w:w="7371"/>
-            <w:shd w:fill="FDECEC"/>
+            <w:tcW w:type="dxa" w:w="7399"/>
+            <w:shd w:fill="223A57"/>
             <w:tcMar>
               <w:top w:w="90" w:type="dxa"/>
-              <w:start w:w="120" w:type="dxa"/>
+              <w:start w:w="100" w:type="dxa"/>
               <w:bottom w:w="90" w:type="dxa"/>
-              <w:end w:w="120" w:type="dxa"/>
+              <w:end w:w="100" w:type="dxa"/>
             </w:tcMar>
+            <w:vAlign w:val="center"/>
           </w:tcPr>
           <w:p>
+            <w:pPr>
+              <w:spacing w:before="0" w:after="0" w:line="252" w:lineRule="auto"/>
+              <w:jc w:val="left"/>
+            </w:pPr>
             <w:r>
+              <w:rPr>
+                <w:b/>
+                <w:color w:val="FFFFFF"/>
+                <w:sz w:val="16"/>
+              </w:rPr>
               <w:t>DB Password/Token 등 Secret 값을 명령행·로그·Evidence에 원문으로 기록하지 않습니다.</w:t>
             </w:r>
           </w:p>
@@ -3303,65 +2989,37 @@
     <w:p>
       <w:pPr>
         <w:pStyle w:val="Heading1"/>
+        <w:keepNext/>
       </w:pPr>
       <w:r>
         <w:t>5 배포와 Rollback</w:t>
       </w:r>
     </w:p>
-    <w:tbl>
-      <w:tblPr>
-        <w:tblW w:type="auto" w:w="0"/>
-        <w:jc w:val="left"/>
-        <w:tblLayout w:type="fixed"/>
-        <w:tblLook w:firstColumn="1" w:firstRow="1" w:lastColumn="0" w:lastRow="0" w:noHBand="0" w:noVBand="1" w:val="04A0"/>
-      </w:tblPr>
-      <w:tblGrid>
-        <w:gridCol w:w="4933"/>
-        <w:gridCol w:w="4933"/>
-      </w:tblGrid>
-      <w:tr>
-        <w:trPr>
-          <w:tblHeader w:val="true"/>
-        </w:trPr>
-        <w:tc>
-          <w:tcPr>
-            <w:tcW w:type="dxa" w:w="1927"/>
-            <w:shd w:fill="17324D"/>
-            <w:tcMar>
-              <w:top w:w="110" w:type="dxa"/>
-              <w:start w:w="140" w:type="dxa"/>
-              <w:bottom w:w="110" w:type="dxa"/>
-              <w:end w:w="140" w:type="dxa"/>
-            </w:tcMar>
-          </w:tcPr>
-          <w:p>
-            <w:r>
-              <w:rPr>
-                <w:b/>
-                <w:color w:val="FFFFFF"/>
-              </w:rPr>
-              <w:t>이 장을 보는 이유</w:t>
-            </w:r>
-          </w:p>
-        </w:tc>
-        <w:tc>
-          <w:tcPr>
-            <w:tcW w:type="dxa" w:w="7371"/>
-            <w:tcMar>
-              <w:top w:w="110" w:type="dxa"/>
-              <w:start w:w="140" w:type="dxa"/>
-              <w:bottom w:w="110" w:type="dxa"/>
-              <w:end w:w="140" w:type="dxa"/>
-            </w:tcMar>
-          </w:tcPr>
-          <w:p>
-            <w:r>
-              <w:t>배포 전후 Health/Trace/DB 상태를 비교하고 rollback 조건을 사전에 정합니다.</w:t>
-            </w:r>
-          </w:p>
-        </w:tc>
-      </w:tr>
-    </w:tbl>
+    <w:p>
+      <w:pPr>
+        <w:spacing w:before="80" w:after="200"/>
+        <w:ind w:left="173" w:right="58"/>
+        <w:shd w:fill="F3F7FB"/>
+        <w:pBdr>
+          <w:left w:val="single" w:sz="18" w:space="8" w:color="4F46E5"/>
+        </w:pBdr>
+      </w:pPr>
+      <w:r>
+        <w:rPr>
+          <w:b/>
+          <w:color w:val="362D91"/>
+          <w:sz w:val="20"/>
+        </w:rPr>
+        <w:t xml:space="preserve">이 장을 보는 이유  </w:t>
+      </w:r>
+      <w:r>
+        <w:rPr>
+          <w:color w:val="26374C"/>
+          <w:sz w:val="20"/>
+        </w:rPr>
+        <w:t>배포 전후 Health/Trace/DB 상태를 비교하고 rollback 조건을 사전에 정합니다.</w:t>
+      </w:r>
+    </w:p>
     <w:p>
       <w:pPr>
         <w:pStyle w:val="CPFLabel"/>
@@ -3373,7 +3031,7 @@
     <w:tbl>
       <w:tblPr>
         <w:tblW w:type="auto" w:w="0"/>
-        <w:jc w:val="left"/>
+        <w:jc w:val="center"/>
         <w:tblLayout w:type="fixed"/>
         <w:tblLook w:firstColumn="1" w:firstRow="1" w:lastColumn="0" w:lastRow="0" w:noHBand="0" w:noVBand="1" w:val="04A0"/>
       </w:tblPr>
@@ -3388,16 +3046,21 @@
         </w:trPr>
         <w:tc>
           <w:tcPr>
-            <w:tcW w:type="dxa" w:w="1360"/>
-            <w:shd w:fill="17324D"/>
+            <w:tcW w:type="dxa" w:w="1973"/>
+            <w:shd w:fill="223A57"/>
             <w:tcMar>
               <w:top w:w="90" w:type="dxa"/>
-              <w:start w:w="110" w:type="dxa"/>
+              <w:start w:w="100" w:type="dxa"/>
               <w:bottom w:w="90" w:type="dxa"/>
-              <w:end w:w="110" w:type="dxa"/>
+              <w:end w:w="100" w:type="dxa"/>
             </w:tcMar>
+            <w:vAlign w:val="center"/>
           </w:tcPr>
           <w:p>
+            <w:pPr>
+              <w:spacing w:before="0" w:after="0" w:line="252" w:lineRule="auto"/>
+              <w:jc w:val="left"/>
+            </w:pPr>
             <w:r>
               <w:rPr>
                 <w:b/>
@@ -3410,16 +3073,21 @@
         </w:tc>
         <w:tc>
           <w:tcPr>
-            <w:tcW w:type="dxa" w:w="4762"/>
-            <w:shd w:fill="17324D"/>
+            <w:tcW w:type="dxa" w:w="4735"/>
+            <w:shd w:fill="223A57"/>
             <w:tcMar>
               <w:top w:w="90" w:type="dxa"/>
-              <w:start w:w="110" w:type="dxa"/>
+              <w:start w:w="100" w:type="dxa"/>
               <w:bottom w:w="90" w:type="dxa"/>
-              <w:end w:w="110" w:type="dxa"/>
+              <w:end w:w="100" w:type="dxa"/>
             </w:tcMar>
+            <w:vAlign w:val="center"/>
           </w:tcPr>
           <w:p>
+            <w:pPr>
+              <w:spacing w:before="0" w:after="0" w:line="252" w:lineRule="auto"/>
+              <w:jc w:val="left"/>
+            </w:pPr>
             <w:r>
               <w:rPr>
                 <w:b/>
@@ -3432,16 +3100,21 @@
         </w:tc>
         <w:tc>
           <w:tcPr>
-            <w:tcW w:type="dxa" w:w="3402"/>
-            <w:shd w:fill="17324D"/>
+            <w:tcW w:type="dxa" w:w="3157"/>
+            <w:shd w:fill="223A57"/>
             <w:tcMar>
               <w:top w:w="90" w:type="dxa"/>
-              <w:start w:w="110" w:type="dxa"/>
+              <w:start w:w="100" w:type="dxa"/>
               <w:bottom w:w="90" w:type="dxa"/>
-              <w:end w:w="110" w:type="dxa"/>
+              <w:end w:w="100" w:type="dxa"/>
             </w:tcMar>
+            <w:vAlign w:val="center"/>
           </w:tcPr>
           <w:p>
+            <w:pPr>
+              <w:spacing w:before="0" w:after="0" w:line="252" w:lineRule="auto"/>
+              <w:jc w:val="left"/>
+            </w:pPr>
             <w:r>
               <w:rPr>
                 <w:b/>
@@ -3459,23 +3132,23 @@
         </w:trPr>
         <w:tc>
           <w:tcPr>
-            <w:tcW w:type="dxa" w:w="1360"/>
+            <w:tcW w:type="dxa" w:w="1973"/>
             <w:tcMar>
-              <w:top w:w="80" w:type="dxa"/>
+              <w:top w:w="90" w:type="dxa"/>
               <w:start w:w="100" w:type="dxa"/>
-              <w:bottom w:w="80" w:type="dxa"/>
+              <w:bottom w:w="90" w:type="dxa"/>
               <w:end w:w="100" w:type="dxa"/>
             </w:tcMar>
             <w:vAlign w:val="center"/>
           </w:tcPr>
           <w:p>
             <w:pPr>
-              <w:spacing w:after="0" w:line="252" w:lineRule="auto"/>
+              <w:spacing w:after="0" w:line="252" w:lineRule="auto" w:before="0"/>
             </w:pPr>
             <w:r>
               <w:rPr>
                 <w:rFonts w:ascii="Noto Sans KR" w:hAnsi="Noto Sans KR" w:eastAsia="Noto Sans KR"/>
-                <w:sz w:val="16"/>
+                <w:sz w:val="17"/>
               </w:rPr>
               <w:t>전</w:t>
             </w:r>
@@ -3483,23 +3156,23 @@
         </w:tc>
         <w:tc>
           <w:tcPr>
-            <w:tcW w:type="dxa" w:w="4762"/>
+            <w:tcW w:type="dxa" w:w="4735"/>
             <w:tcMar>
-              <w:top w:w="80" w:type="dxa"/>
+              <w:top w:w="90" w:type="dxa"/>
               <w:start w:w="100" w:type="dxa"/>
-              <w:bottom w:w="80" w:type="dxa"/>
+              <w:bottom w:w="90" w:type="dxa"/>
               <w:end w:w="100" w:type="dxa"/>
             </w:tcMar>
             <w:vAlign w:val="center"/>
           </w:tcPr>
           <w:p>
             <w:pPr>
-              <w:spacing w:after="0" w:line="252" w:lineRule="auto"/>
+              <w:spacing w:after="0" w:line="252" w:lineRule="auto" w:before="0"/>
             </w:pPr>
             <w:r>
               <w:rPr>
                 <w:rFonts w:ascii="Noto Sans KR" w:hAnsi="Noto Sans KR" w:eastAsia="Noto Sans KR"/>
-                <w:sz w:val="16"/>
+                <w:sz w:val="17"/>
               </w:rPr>
               <w:t>artifact/hash/config/db migration plan</w:t>
             </w:r>
@@ -3507,23 +3180,23 @@
         </w:tc>
         <w:tc>
           <w:tcPr>
-            <w:tcW w:type="dxa" w:w="3402"/>
+            <w:tcW w:type="dxa" w:w="3157"/>
             <w:tcMar>
-              <w:top w:w="80" w:type="dxa"/>
+              <w:top w:w="90" w:type="dxa"/>
               <w:start w:w="100" w:type="dxa"/>
-              <w:bottom w:w="80" w:type="dxa"/>
+              <w:bottom w:w="90" w:type="dxa"/>
               <w:end w:w="100" w:type="dxa"/>
             </w:tcMar>
             <w:vAlign w:val="center"/>
           </w:tcPr>
           <w:p>
             <w:pPr>
-              <w:spacing w:after="0" w:line="252" w:lineRule="auto"/>
+              <w:spacing w:after="0" w:line="252" w:lineRule="auto" w:before="0"/>
             </w:pPr>
             <w:r>
               <w:rPr>
                 <w:rFonts w:ascii="Noto Sans KR" w:hAnsi="Noto Sans KR" w:eastAsia="Noto Sans KR"/>
-                <w:sz w:val="16"/>
+                <w:sz w:val="17"/>
               </w:rPr>
               <w:t>배포 중지</w:t>
             </w:r>
@@ -3536,24 +3209,24 @@
         </w:trPr>
         <w:tc>
           <w:tcPr>
-            <w:tcW w:type="dxa" w:w="1360"/>
+            <w:tcW w:type="dxa" w:w="1973"/>
             <w:tcMar>
-              <w:top w:w="80" w:type="dxa"/>
+              <w:top w:w="90" w:type="dxa"/>
               <w:start w:w="100" w:type="dxa"/>
-              <w:bottom w:w="80" w:type="dxa"/>
+              <w:bottom w:w="90" w:type="dxa"/>
               <w:end w:w="100" w:type="dxa"/>
             </w:tcMar>
             <w:vAlign w:val="center"/>
-            <w:shd w:fill="F7FAFC"/>
+            <w:shd w:fill="F5F8FB"/>
           </w:tcPr>
           <w:p>
             <w:pPr>
-              <w:spacing w:after="0" w:line="252" w:lineRule="auto"/>
+              <w:spacing w:after="0" w:line="252" w:lineRule="auto" w:before="0"/>
             </w:pPr>
             <w:r>
               <w:rPr>
                 <w:rFonts w:ascii="Noto Sans KR" w:hAnsi="Noto Sans KR" w:eastAsia="Noto Sans KR"/>
-                <w:sz w:val="16"/>
+                <w:sz w:val="17"/>
               </w:rPr>
               <w:t>배포</w:t>
             </w:r>
@@ -3561,24 +3234,24 @@
         </w:tc>
         <w:tc>
           <w:tcPr>
-            <w:tcW w:type="dxa" w:w="4762"/>
+            <w:tcW w:type="dxa" w:w="4735"/>
             <w:tcMar>
-              <w:top w:w="80" w:type="dxa"/>
+              <w:top w:w="90" w:type="dxa"/>
               <w:start w:w="100" w:type="dxa"/>
-              <w:bottom w:w="80" w:type="dxa"/>
+              <w:bottom w:w="90" w:type="dxa"/>
               <w:end w:w="100" w:type="dxa"/>
             </w:tcMar>
             <w:vAlign w:val="center"/>
-            <w:shd w:fill="F7FAFC"/>
+            <w:shd w:fill="F5F8FB"/>
           </w:tcPr>
           <w:p>
             <w:pPr>
-              <w:spacing w:after="0" w:line="252" w:lineRule="auto"/>
+              <w:spacing w:after="0" w:line="252" w:lineRule="auto" w:before="0"/>
             </w:pPr>
             <w:r>
               <w:rPr>
                 <w:rFonts w:ascii="Noto Sans KR" w:hAnsi="Noto Sans KR" w:eastAsia="Noto Sans KR"/>
-                <w:sz w:val="16"/>
+                <w:sz w:val="17"/>
               </w:rPr>
               <w:t>instance별 version/health</w:t>
             </w:r>
@@ -3586,24 +3259,24 @@
         </w:tc>
         <w:tc>
           <w:tcPr>
-            <w:tcW w:type="dxa" w:w="3402"/>
+            <w:tcW w:type="dxa" w:w="3157"/>
             <w:tcMar>
-              <w:top w:w="80" w:type="dxa"/>
+              <w:top w:w="90" w:type="dxa"/>
               <w:start w:w="100" w:type="dxa"/>
-              <w:bottom w:w="80" w:type="dxa"/>
+              <w:bottom w:w="90" w:type="dxa"/>
               <w:end w:w="100" w:type="dxa"/>
             </w:tcMar>
             <w:vAlign w:val="center"/>
-            <w:shd w:fill="F7FAFC"/>
+            <w:shd w:fill="F5F8FB"/>
           </w:tcPr>
           <w:p>
             <w:pPr>
-              <w:spacing w:after="0" w:line="252" w:lineRule="auto"/>
+              <w:spacing w:after="0" w:line="252" w:lineRule="auto" w:before="0"/>
             </w:pPr>
             <w:r>
               <w:rPr>
                 <w:rFonts w:ascii="Noto Sans KR" w:hAnsi="Noto Sans KR" w:eastAsia="Noto Sans KR"/>
-                <w:sz w:val="16"/>
+                <w:sz w:val="17"/>
               </w:rPr>
               <w:t>영향 인스턴스 격리</w:t>
             </w:r>
@@ -3616,23 +3289,23 @@
         </w:trPr>
         <w:tc>
           <w:tcPr>
-            <w:tcW w:type="dxa" w:w="1360"/>
+            <w:tcW w:type="dxa" w:w="1973"/>
             <w:tcMar>
-              <w:top w:w="80" w:type="dxa"/>
+              <w:top w:w="90" w:type="dxa"/>
               <w:start w:w="100" w:type="dxa"/>
-              <w:bottom w:w="80" w:type="dxa"/>
+              <w:bottom w:w="90" w:type="dxa"/>
               <w:end w:w="100" w:type="dxa"/>
             </w:tcMar>
             <w:vAlign w:val="center"/>
           </w:tcPr>
           <w:p>
             <w:pPr>
-              <w:spacing w:after="0" w:line="252" w:lineRule="auto"/>
+              <w:spacing w:after="0" w:line="252" w:lineRule="auto" w:before="0"/>
             </w:pPr>
             <w:r>
               <w:rPr>
                 <w:rFonts w:ascii="Noto Sans KR" w:hAnsi="Noto Sans KR" w:eastAsia="Noto Sans KR"/>
-                <w:sz w:val="16"/>
+                <w:sz w:val="17"/>
               </w:rPr>
               <w:t>후</w:t>
             </w:r>
@@ -3640,23 +3313,23 @@
         </w:tc>
         <w:tc>
           <w:tcPr>
-            <w:tcW w:type="dxa" w:w="4762"/>
+            <w:tcW w:type="dxa" w:w="4735"/>
             <w:tcMar>
-              <w:top w:w="80" w:type="dxa"/>
+              <w:top w:w="90" w:type="dxa"/>
               <w:start w:w="100" w:type="dxa"/>
-              <w:bottom w:w="80" w:type="dxa"/>
+              <w:bottom w:w="90" w:type="dxa"/>
               <w:end w:w="100" w:type="dxa"/>
             </w:tcMar>
             <w:vAlign w:val="center"/>
           </w:tcPr>
           <w:p>
             <w:pPr>
-              <w:spacing w:after="0" w:line="252" w:lineRule="auto"/>
+              <w:spacing w:after="0" w:line="252" w:lineRule="auto" w:before="0"/>
             </w:pPr>
             <w:r>
               <w:rPr>
                 <w:rFonts w:ascii="Noto Sans KR" w:hAnsi="Noto Sans KR" w:eastAsia="Noto Sans KR"/>
-                <w:sz w:val="16"/>
+                <w:sz w:val="17"/>
               </w:rPr>
               <w:t>health/error rate/trace/business KPI</w:t>
             </w:r>
@@ -3664,23 +3337,23 @@
         </w:tc>
         <w:tc>
           <w:tcPr>
-            <w:tcW w:type="dxa" w:w="3402"/>
+            <w:tcW w:type="dxa" w:w="3157"/>
             <w:tcMar>
-              <w:top w:w="80" w:type="dxa"/>
+              <w:top w:w="90" w:type="dxa"/>
               <w:start w:w="100" w:type="dxa"/>
-              <w:bottom w:w="80" w:type="dxa"/>
+              <w:bottom w:w="90" w:type="dxa"/>
               <w:end w:w="100" w:type="dxa"/>
             </w:tcMar>
             <w:vAlign w:val="center"/>
           </w:tcPr>
           <w:p>
             <w:pPr>
-              <w:spacing w:after="0" w:line="252" w:lineRule="auto"/>
+              <w:spacing w:after="0" w:line="252" w:lineRule="auto" w:before="0"/>
             </w:pPr>
             <w:r>
               <w:rPr>
                 <w:rFonts w:ascii="Noto Sans KR" w:hAnsi="Noto Sans KR" w:eastAsia="Noto Sans KR"/>
-                <w:sz w:val="16"/>
+                <w:sz w:val="17"/>
               </w:rPr>
               <w:t>rollback/reconcile 판단</w:t>
             </w:r>
@@ -3693,24 +3366,24 @@
         </w:trPr>
         <w:tc>
           <w:tcPr>
-            <w:tcW w:type="dxa" w:w="1360"/>
+            <w:tcW w:type="dxa" w:w="1973"/>
             <w:tcMar>
-              <w:top w:w="80" w:type="dxa"/>
+              <w:top w:w="90" w:type="dxa"/>
               <w:start w:w="100" w:type="dxa"/>
-              <w:bottom w:w="80" w:type="dxa"/>
+              <w:bottom w:w="90" w:type="dxa"/>
               <w:end w:w="100" w:type="dxa"/>
             </w:tcMar>
             <w:vAlign w:val="center"/>
-            <w:shd w:fill="F7FAFC"/>
+            <w:shd w:fill="F5F8FB"/>
           </w:tcPr>
           <w:p>
             <w:pPr>
-              <w:spacing w:after="0" w:line="252" w:lineRule="auto"/>
+              <w:spacing w:after="0" w:line="252" w:lineRule="auto" w:before="0"/>
             </w:pPr>
             <w:r>
               <w:rPr>
                 <w:rFonts w:ascii="Noto Sans KR" w:hAnsi="Noto Sans KR" w:eastAsia="Noto Sans KR"/>
-                <w:sz w:val="16"/>
+                <w:sz w:val="17"/>
               </w:rPr>
               <w:t>rollback</w:t>
             </w:r>
@@ -3718,24 +3391,24 @@
         </w:tc>
         <w:tc>
           <w:tcPr>
-            <w:tcW w:type="dxa" w:w="4762"/>
+            <w:tcW w:type="dxa" w:w="4735"/>
             <w:tcMar>
-              <w:top w:w="80" w:type="dxa"/>
+              <w:top w:w="90" w:type="dxa"/>
               <w:start w:w="100" w:type="dxa"/>
-              <w:bottom w:w="80" w:type="dxa"/>
+              <w:bottom w:w="90" w:type="dxa"/>
               <w:end w:w="100" w:type="dxa"/>
             </w:tcMar>
             <w:vAlign w:val="center"/>
-            <w:shd w:fill="F7FAFC"/>
+            <w:shd w:fill="F5F8FB"/>
           </w:tcPr>
           <w:p>
             <w:pPr>
-              <w:spacing w:after="0" w:line="252" w:lineRule="auto"/>
+              <w:spacing w:after="0" w:line="252" w:lineRule="auto" w:before="0"/>
             </w:pPr>
             <w:r>
               <w:rPr>
                 <w:rFonts w:ascii="Noto Sans KR" w:hAnsi="Noto Sans KR" w:eastAsia="Noto Sans KR"/>
-                <w:sz w:val="16"/>
+                <w:sz w:val="17"/>
               </w:rPr>
               <w:t>schema compatibility/old binary</w:t>
             </w:r>
@@ -3743,24 +3416,24 @@
         </w:tc>
         <w:tc>
           <w:tcPr>
-            <w:tcW w:type="dxa" w:w="3402"/>
+            <w:tcW w:type="dxa" w:w="3157"/>
             <w:tcMar>
-              <w:top w:w="80" w:type="dxa"/>
+              <w:top w:w="90" w:type="dxa"/>
               <w:start w:w="100" w:type="dxa"/>
-              <w:bottom w:w="80" w:type="dxa"/>
+              <w:bottom w:w="90" w:type="dxa"/>
               <w:end w:w="100" w:type="dxa"/>
             </w:tcMar>
             <w:vAlign w:val="center"/>
-            <w:shd w:fill="F7FAFC"/>
+            <w:shd w:fill="F5F8FB"/>
           </w:tcPr>
           <w:p>
             <w:pPr>
-              <w:spacing w:after="0" w:line="252" w:lineRule="auto"/>
+              <w:spacing w:after="0" w:line="252" w:lineRule="auto" w:before="0"/>
             </w:pPr>
             <w:r>
               <w:rPr>
                 <w:rFonts w:ascii="Noto Sans KR" w:hAnsi="Noto Sans KR" w:eastAsia="Noto Sans KR"/>
-                <w:sz w:val="16"/>
+                <w:sz w:val="17"/>
               </w:rPr>
               <w:t>DB reverse 또는 recovery 절차</w:t>
             </w:r>
@@ -3773,23 +3446,23 @@
         </w:trPr>
         <w:tc>
           <w:tcPr>
-            <w:tcW w:type="dxa" w:w="1360"/>
+            <w:tcW w:type="dxa" w:w="1973"/>
             <w:tcMar>
-              <w:top w:w="80" w:type="dxa"/>
+              <w:top w:w="90" w:type="dxa"/>
               <w:start w:w="100" w:type="dxa"/>
-              <w:bottom w:w="80" w:type="dxa"/>
+              <w:bottom w:w="90" w:type="dxa"/>
               <w:end w:w="100" w:type="dxa"/>
             </w:tcMar>
             <w:vAlign w:val="center"/>
           </w:tcPr>
           <w:p>
             <w:pPr>
-              <w:spacing w:after="0" w:line="252" w:lineRule="auto"/>
+              <w:spacing w:after="0" w:line="252" w:lineRule="auto" w:before="0"/>
             </w:pPr>
             <w:r>
               <w:rPr>
                 <w:rFonts w:ascii="Noto Sans KR" w:hAnsi="Noto Sans KR" w:eastAsia="Noto Sans KR"/>
-                <w:sz w:val="16"/>
+                <w:sz w:val="17"/>
               </w:rPr>
               <w:t>종료</w:t>
             </w:r>
@@ -3797,23 +3470,23 @@
         </w:tc>
         <w:tc>
           <w:tcPr>
-            <w:tcW w:type="dxa" w:w="4762"/>
+            <w:tcW w:type="dxa" w:w="4735"/>
             <w:tcMar>
-              <w:top w:w="80" w:type="dxa"/>
+              <w:top w:w="90" w:type="dxa"/>
               <w:start w:w="100" w:type="dxa"/>
-              <w:bottom w:w="80" w:type="dxa"/>
+              <w:bottom w:w="90" w:type="dxa"/>
               <w:end w:w="100" w:type="dxa"/>
             </w:tcMar>
             <w:vAlign w:val="center"/>
           </w:tcPr>
           <w:p>
             <w:pPr>
-              <w:spacing w:after="0" w:line="252" w:lineRule="auto"/>
+              <w:spacing w:after="0" w:line="252" w:lineRule="auto" w:before="0"/>
             </w:pPr>
             <w:r>
               <w:rPr>
                 <w:rFonts w:ascii="Noto Sans KR" w:hAnsi="Noto Sans KR" w:eastAsia="Noto Sans KR"/>
-                <w:sz w:val="16"/>
+                <w:sz w:val="17"/>
               </w:rPr>
               <w:t>audit/evidence/open issue</w:t>
             </w:r>
@@ -3821,23 +3494,23 @@
         </w:tc>
         <w:tc>
           <w:tcPr>
-            <w:tcW w:type="dxa" w:w="3402"/>
+            <w:tcW w:type="dxa" w:w="3157"/>
             <w:tcMar>
-              <w:top w:w="80" w:type="dxa"/>
+              <w:top w:w="90" w:type="dxa"/>
               <w:start w:w="100" w:type="dxa"/>
-              <w:bottom w:w="80" w:type="dxa"/>
+              <w:bottom w:w="90" w:type="dxa"/>
               <w:end w:w="100" w:type="dxa"/>
             </w:tcMar>
             <w:vAlign w:val="center"/>
           </w:tcPr>
           <w:p>
             <w:pPr>
-              <w:spacing w:after="0" w:line="252" w:lineRule="auto"/>
+              <w:spacing w:after="0" w:line="252" w:lineRule="auto" w:before="0"/>
             </w:pPr>
             <w:r>
               <w:rPr>
                 <w:rFonts w:ascii="Noto Sans KR" w:hAnsi="Noto Sans KR" w:eastAsia="Noto Sans KR"/>
-                <w:sz w:val="16"/>
+                <w:sz w:val="17"/>
               </w:rPr>
               <w:t>미확정 상태 남기지 않음</w:t>
             </w:r>
@@ -3848,65 +3521,37 @@
     <w:p>
       <w:pPr>
         <w:pStyle w:val="Heading1"/>
+        <w:keepNext/>
       </w:pPr>
       <w:r>
         <w:t>6 사건 종료와 Evidence</w:t>
       </w:r>
     </w:p>
-    <w:tbl>
-      <w:tblPr>
-        <w:tblW w:type="auto" w:w="0"/>
-        <w:jc w:val="left"/>
-        <w:tblLayout w:type="fixed"/>
-        <w:tblLook w:firstColumn="1" w:firstRow="1" w:lastColumn="0" w:lastRow="0" w:noHBand="0" w:noVBand="1" w:val="04A0"/>
-      </w:tblPr>
-      <w:tblGrid>
-        <w:gridCol w:w="4933"/>
-        <w:gridCol w:w="4933"/>
-      </w:tblGrid>
-      <w:tr>
-        <w:trPr>
-          <w:tblHeader w:val="true"/>
-        </w:trPr>
-        <w:tc>
-          <w:tcPr>
-            <w:tcW w:type="dxa" w:w="1927"/>
-            <w:shd w:fill="17324D"/>
-            <w:tcMar>
-              <w:top w:w="110" w:type="dxa"/>
-              <w:start w:w="140" w:type="dxa"/>
-              <w:bottom w:w="110" w:type="dxa"/>
-              <w:end w:w="140" w:type="dxa"/>
-            </w:tcMar>
-          </w:tcPr>
-          <w:p>
-            <w:r>
-              <w:rPr>
-                <w:b/>
-                <w:color w:val="FFFFFF"/>
-              </w:rPr>
-              <w:t>이 장을 보는 이유</w:t>
-            </w:r>
-          </w:p>
-        </w:tc>
-        <w:tc>
-          <w:tcPr>
-            <w:tcW w:type="dxa" w:w="7371"/>
-            <w:tcMar>
-              <w:top w:w="110" w:type="dxa"/>
-              <w:start w:w="140" w:type="dxa"/>
-              <w:bottom w:w="110" w:type="dxa"/>
-              <w:end w:w="140" w:type="dxa"/>
-            </w:tcMar>
-          </w:tcPr>
-          <w:p>
-            <w:r>
-              <w:t>복구가 끝났다는 말보다 어떤 상태가 어떻게 확정됐는지 남깁니다.</w:t>
-            </w:r>
-          </w:p>
-        </w:tc>
-      </w:tr>
-    </w:tbl>
+    <w:p>
+      <w:pPr>
+        <w:spacing w:before="80" w:after="200"/>
+        <w:ind w:left="173" w:right="58"/>
+        <w:shd w:fill="F3F7FB"/>
+        <w:pBdr>
+          <w:left w:val="single" w:sz="18" w:space="8" w:color="4F46E5"/>
+        </w:pBdr>
+      </w:pPr>
+      <w:r>
+        <w:rPr>
+          <w:b/>
+          <w:color w:val="362D91"/>
+          <w:sz w:val="20"/>
+        </w:rPr>
+        <w:t xml:space="preserve">이 장을 보는 이유  </w:t>
+      </w:r>
+      <w:r>
+        <w:rPr>
+          <w:color w:val="26374C"/>
+          <w:sz w:val="20"/>
+        </w:rPr>
+        <w:t>복구가 끝났다는 말보다 어떤 상태가 어떻게 확정됐는지 남깁니다.</w:t>
+      </w:r>
+    </w:p>
     <w:p>
       <w:pPr>
         <w:pStyle w:val="ListBullet"/>
@@ -3955,15 +3600,6 @@
       </w:pPr>
       <w:r>
         <w:t>재발 방지 항목과 Owner</w:t>
-      </w:r>
-    </w:p>
-    <w:p>
-      <w:pPr>
-        <w:pStyle w:val="CPFCaption"/>
-        <w:spacing w:before="160"/>
-      </w:pPr>
-      <w:r>
-        <w:t>근거: Source snapshot ZIP-SHA256:B47BCE7700700BF4의 Public 계약과 CPF 정본 문서. Source에 없는 API·옵션은 작성하지 않음.</w:t>
       </w:r>
     </w:p>
     <w:sectPr>
@@ -4385,12 +4021,12 @@
     <w:qFormat/>
     <w:rsid w:val="00FC693F"/>
     <w:pPr>
-      <w:spacing w:after="86" w:line="283" w:lineRule="auto"/>
+      <w:spacing w:after="100" w:line="281" w:lineRule="auto"/>
     </w:pPr>
     <w:rPr>
       <w:rFonts w:ascii="Noto Sans KR" w:hAnsi="Noto Sans KR" w:eastAsia="Noto Sans KR"/>
       <w:color w:val="243547"/>
-      <w:sz w:val="18"/>
+      <w:sz w:val="19"/>
     </w:rPr>
   </w:style>
   <w:style w:type="paragraph" w:styleId="Header">
@@ -4448,7 +4084,7 @@
     <w:pPr>
       <w:keepNext/>
       <w:keepLines/>
-      <w:spacing w:before="300" w:after="100"/>
+      <w:spacing w:before="480" w:after="180"/>
       <w:outlineLvl w:val="0"/>
     </w:pPr>
     <w:rPr>
@@ -4456,7 +4092,7 @@
       <w:b/>
       <w:bCs/>
       <w:color w:val="17324D"/>
-      <w:sz w:val="34"/>
+      <w:sz w:val="38"/>
       <w:szCs w:val="28"/>
     </w:rPr>
   </w:style>
@@ -4472,7 +4108,7 @@
     <w:pPr>
       <w:keepNext/>
       <w:keepLines/>
-      <w:spacing w:before="200" w:after="60"/>
+      <w:spacing w:before="340" w:after="120"/>
       <w:ind w:left="113"/>
       <w:outlineLvl w:val="1"/>
     </w:pPr>
@@ -4480,8 +4116,8 @@
       <w:rFonts w:asciiTheme="majorHAnsi" w:eastAsiaTheme="majorEastAsia" w:hAnsiTheme="majorHAnsi" w:cstheme="majorBidi" w:ascii="Noto Sans KR" w:hAnsi="Noto Sans KR" w:eastAsia="Noto Sans KR"/>
       <w:b/>
       <w:bCs/>
-      <w:color w:val="17324D"/>
-      <w:sz w:val="25"/>
+      <w:color w:val="4F46E5"/>
+      <w:sz w:val="28"/>
       <w:szCs w:val="26"/>
     </w:rPr>
   </w:style>
@@ -4497,7 +4133,7 @@
     <w:pPr>
       <w:keepNext/>
       <w:keepLines/>
-      <w:spacing w:before="140" w:after="40"/>
+      <w:spacing w:before="240" w:after="80"/>
       <w:ind w:left="255"/>
       <w:outlineLvl w:val="2"/>
     </w:pPr>
@@ -4505,8 +4141,8 @@
       <w:rFonts w:asciiTheme="majorHAnsi" w:eastAsiaTheme="majorEastAsia" w:hAnsiTheme="majorHAnsi" w:cstheme="majorBidi" w:ascii="Noto Sans KR" w:hAnsi="Noto Sans KR" w:eastAsia="Noto Sans KR"/>
       <w:b/>
       <w:bCs/>
-      <w:color w:val="7154C7"/>
-      <w:sz w:val="21"/>
+      <w:color w:val="17324D"/>
+      <w:sz w:val="22"/>
     </w:rPr>
   </w:style>
   <w:style w:type="paragraph" w:styleId="Heading4">
@@ -4740,7 +4376,7 @@
       <w:pBdr>
         <w:bottom w:val="single" w:sz="8" w:space="4" w:color="4F81BD" w:themeColor="accent1"/>
       </w:pBdr>
-      <w:spacing w:after="300" w:line="240" w:lineRule="auto"/>
+      <w:spacing w:after="200" w:line="240" w:lineRule="auto"/>
       <w:contextualSpacing/>
     </w:pPr>
     <w:rPr>
@@ -4749,7 +4385,7 @@
       <w:color w:val="071A2B"/>
       <w:spacing w:val="5"/>
       <w:kern w:val="28"/>
-      <w:sz w:val="60"/>
+      <w:sz w:val="50"/>
       <w:szCs w:val="52"/>
     </w:rPr>
   </w:style>

--- a/cpf-docs/guides/04_운영자_매뉴얼.docx
+++ b/cpf-docs/guides/04_운영자_매뉴얼.docx
@@ -4,14 +4,14 @@
   <w:body>
     <w:p>
       <w:pPr>
-        <w:spacing w:before="600"/>
+        <w:spacing w:before="600" w:after="60"/>
       </w:pPr>
       <w:r>
         <w:rPr>
-          <w:rFonts w:ascii="Noto Sans KR" w:hAnsi="Noto Sans KR"/>
+          <w:rFonts w:ascii="Noto Sans KR" w:hAnsi="Noto Sans KR" w:eastAsia="Noto Sans KR" w:cs="Noto Sans KR"/>
           <w:b/>
-          <w:color w:val="00B882"/>
-          <w:sz w:val="22"/>
+          <w:color w:val="0F9D7A"/>
+          <w:sz w:val="16"/>
         </w:rPr>
         <w:t>CORE PLATFORM FRAMEWORK</w:t>
       </w:r>
@@ -21,6 +21,9 @@
         <w:pStyle w:val="Title"/>
       </w:pPr>
       <w:r>
+        <w:rPr>
+          <w:rFonts w:ascii="Noto Sans KR" w:hAnsi="Noto Sans KR" w:eastAsia="Noto Sans KR" w:cs="Noto Sans KR"/>
+        </w:rPr>
         <w:t>운영자 매뉴얼</w:t>
       </w:r>
     </w:p>
@@ -29,218 +32,68 @@
         <w:pStyle w:val="Subtitle"/>
       </w:pPr>
       <w:r>
+        <w:rPr>
+          <w:rFonts w:ascii="Noto Sans KR" w:hAnsi="Noto Sans KR" w:eastAsia="Noto Sans KR" w:cs="Noto Sans KR"/>
+        </w:rPr>
         <w:t>장애·배포·DB 변경·복구를 상태별로 판단하는 Runbook</w:t>
       </w:r>
     </w:p>
     <w:p>
       <w:pPr>
-        <w:spacing w:before="240" w:after="160"/>
+        <w:pStyle w:val="CPFLead"/>
+        <w:shd w:fill="EEF5FB"/>
+        <w:pBdr>
+          <w:left w:val="single" w:sz="20" w:space="8" w:color="0F9D7A"/>
+        </w:pBdr>
+        <w:spacing w:before="80" w:after="180"/>
+        <w:ind w:left="170" w:right="113"/>
       </w:pPr>
-    </w:p>
-    <w:tbl>
-      <w:tblPr>
-        <w:tblW w:type="auto" w:w="0"/>
-        <w:jc w:val="center"/>
-        <w:tblLayout w:type="fixed"/>
-        <w:tblLook w:firstColumn="1" w:firstRow="1" w:lastColumn="0" w:lastRow="0" w:noHBand="0" w:noVBand="1" w:val="04A0"/>
-      </w:tblPr>
-      <w:tblGrid>
-        <w:gridCol w:w="4933"/>
-        <w:gridCol w:w="4933"/>
-      </w:tblGrid>
-      <w:tr>
-        <w:trPr>
-          <w:tblHeader w:val="true"/>
-        </w:trPr>
-        <w:tc>
-          <w:tcPr>
-            <w:tcW w:type="dxa" w:w="2367"/>
-            <w:tcMar>
-              <w:top w:w="90" w:type="dxa"/>
-              <w:start w:w="100" w:type="dxa"/>
-              <w:bottom w:w="90" w:type="dxa"/>
-              <w:end w:w="100" w:type="dxa"/>
-            </w:tcMar>
-            <w:shd w:fill="223A57"/>
-            <w:vAlign w:val="center"/>
-          </w:tcPr>
-          <w:p>
-            <w:pPr>
-              <w:spacing w:before="0" w:after="0" w:line="252" w:lineRule="auto"/>
-              <w:jc w:val="left"/>
-            </w:pPr>
-            <w:r>
-              <w:rPr>
-                <w:b/>
-                <w:color w:val="FFFFFF"/>
-                <w:sz w:val="16"/>
-              </w:rPr>
-              <w:t>누가 보는가</w:t>
-            </w:r>
-          </w:p>
-        </w:tc>
-        <w:tc>
-          <w:tcPr>
-            <w:tcW w:type="dxa" w:w="7498"/>
-            <w:tcMar>
-              <w:top w:w="90" w:type="dxa"/>
-              <w:start w:w="100" w:type="dxa"/>
-              <w:bottom w:w="90" w:type="dxa"/>
-              <w:end w:w="100" w:type="dxa"/>
-            </w:tcMar>
-            <w:vAlign w:val="center"/>
-            <w:shd w:fill="223A57"/>
-          </w:tcPr>
-          <w:p>
-            <w:pPr>
-              <w:spacing w:before="0" w:after="0" w:line="252" w:lineRule="auto"/>
-              <w:jc w:val="left"/>
-            </w:pPr>
-            <w:r>
-              <w:rPr>
-                <w:b/>
-                <w:color w:val="FFFFFF"/>
-                <w:sz w:val="16"/>
-              </w:rPr>
-              <w:t>플랫폼 운영자·SRE·당직자</w:t>
-            </w:r>
-          </w:p>
-        </w:tc>
-      </w:tr>
-      <w:tr>
-        <w:tc>
-          <w:tcPr>
-            <w:tcW w:type="dxa" w:w="2367"/>
-            <w:tcMar>
-              <w:top w:w="90" w:type="dxa"/>
-              <w:start w:w="100" w:type="dxa"/>
-              <w:bottom w:w="90" w:type="dxa"/>
-              <w:end w:w="100" w:type="dxa"/>
-            </w:tcMar>
-            <w:shd w:fill="17324D"/>
-            <w:vAlign w:val="center"/>
-          </w:tcPr>
-          <w:p>
-            <w:pPr>
-              <w:spacing w:before="0" w:after="0" w:line="252" w:lineRule="auto"/>
-            </w:pPr>
-            <w:r>
-              <w:rPr>
-                <w:b/>
-                <w:color w:val="FFFFFF"/>
-                <w:sz w:val="17"/>
-              </w:rPr>
-              <w:t>이 문서로 끝낼 일</w:t>
-            </w:r>
-          </w:p>
-        </w:tc>
-        <w:tc>
-          <w:tcPr>
-            <w:tcW w:type="dxa" w:w="7498"/>
-            <w:tcMar>
-              <w:top w:w="90" w:type="dxa"/>
-              <w:start w:w="100" w:type="dxa"/>
-              <w:bottom w:w="90" w:type="dxa"/>
-              <w:end w:w="100" w:type="dxa"/>
-            </w:tcMar>
-            <w:vAlign w:val="center"/>
-          </w:tcPr>
-          <w:p>
-            <w:pPr>
-              <w:spacing w:before="0" w:after="0" w:line="252" w:lineRule="auto"/>
-            </w:pPr>
-            <w:r>
-              <w:rPr>
-                <w:sz w:val="17"/>
-              </w:rPr>
-              <w:t>알람을 받고 식별→판단→안전 조치→Evidence까지 끝낸다</w:t>
-            </w:r>
-          </w:p>
-        </w:tc>
-      </w:tr>
-      <w:tr>
-        <w:tc>
-          <w:tcPr>
-            <w:tcW w:type="dxa" w:w="2367"/>
-            <w:tcMar>
-              <w:top w:w="90" w:type="dxa"/>
-              <w:start w:w="100" w:type="dxa"/>
-              <w:bottom w:w="90" w:type="dxa"/>
-              <w:end w:w="100" w:type="dxa"/>
-            </w:tcMar>
-            <w:shd w:fill="F5F8FB"/>
-            <w:vAlign w:val="center"/>
-          </w:tcPr>
-          <w:p>
-            <w:pPr>
-              <w:spacing w:before="0" w:after="0" w:line="252" w:lineRule="auto"/>
-            </w:pPr>
-            <w:r>
-              <w:rPr>
-                <w:b/>
-                <w:color w:val="FFFFFF"/>
-                <w:sz w:val="17"/>
-              </w:rPr>
-              <w:t>기준</w:t>
-            </w:r>
-          </w:p>
-        </w:tc>
-        <w:tc>
-          <w:tcPr>
-            <w:tcW w:type="dxa" w:w="7498"/>
-            <w:tcMar>
-              <w:top w:w="90" w:type="dxa"/>
-              <w:start w:w="100" w:type="dxa"/>
-              <w:bottom w:w="90" w:type="dxa"/>
-              <w:end w:w="100" w:type="dxa"/>
-            </w:tcMar>
-            <w:vAlign w:val="center"/>
-            <w:shd w:fill="F5F8FB"/>
-          </w:tcPr>
-          <w:p>
-            <w:r>
-              <w:rPr>
-                <w:color w:val="26374C"/>
-                <w:sz w:val="16"/>
-              </w:rPr>
-              <w:t>Harness 2.3.0 · Source A5B7844665F4 · Oracle/PostgreSQL/MariaDB</w:t>
-            </w:r>
-          </w:p>
-        </w:tc>
-      </w:tr>
-    </w:tbl>
-    <w:p>
-      <w:pPr>
-        <w:spacing w:before="200"/>
-      </w:pPr>
+      <w:r>
+        <w:t>플랫폼 운영자·SRE·당직자를 위한 Runbook입니다. 알람을 식별하고 판단해 안전 조치와 Evidence까지 남깁니다.</w:t>
+      </w:r>
     </w:p>
     <w:p>
       <w:pPr>
         <w:pStyle w:val="ListBullet"/>
-        <w:spacing w:after="60"/>
+        <w:spacing w:after="64" w:line="269" w:lineRule="auto"/>
         <w:ind w:left="283"/>
       </w:pPr>
       <w:r>
+        <w:rPr>
+          <w:rFonts w:ascii="Noto Sans KR" w:hAnsi="Noto Sans KR" w:eastAsia="Noto Sans KR" w:cs="Noto Sans KR"/>
+          <w:color w:val="243547"/>
+          <w:sz w:val="20"/>
+        </w:rPr>
         <w:t>transactionId/operationId/instanceId로 사건을 좁힙니다.</w:t>
       </w:r>
     </w:p>
     <w:p>
       <w:pPr>
         <w:pStyle w:val="ListBullet"/>
-        <w:spacing w:after="60"/>
+        <w:spacing w:after="64" w:line="269" w:lineRule="auto"/>
         <w:ind w:left="283"/>
       </w:pPr>
       <w:r>
+        <w:rPr>
+          <w:rFonts w:ascii="Noto Sans KR" w:hAnsi="Noto Sans KR" w:eastAsia="Noto Sans KR" w:cs="Noto Sans KR"/>
+          <w:color w:val="243547"/>
+          <w:sz w:val="20"/>
+        </w:rPr>
         <w:t>HTTP/업무 상태에 맞는 조치를 선택합니다.</w:t>
       </w:r>
     </w:p>
     <w:p>
       <w:pPr>
         <w:pStyle w:val="ListBullet"/>
-        <w:spacing w:after="60"/>
+        <w:spacing w:after="64" w:line="269" w:lineRule="auto"/>
         <w:ind w:left="283"/>
       </w:pPr>
       <w:r>
+        <w:rPr>
+          <w:rFonts w:ascii="Noto Sans KR" w:hAnsi="Noto Sans KR" w:eastAsia="Noto Sans KR" w:cs="Noto Sans KR"/>
+          <w:color w:val="243547"/>
+          <w:sz w:val="20"/>
+        </w:rPr>
         <w:t>위험 조치는 Permission·Reason·Approval·Audit로 남깁니다.</w:t>
       </w:r>
     </w:p>
@@ -255,6 +108,9 @@
         <w:keepNext/>
       </w:pPr>
       <w:r>
+        <w:rPr>
+          <w:rFonts w:ascii="Noto Sans KR" w:hAnsi="Noto Sans KR" w:eastAsia="Noto Sans KR" w:cs="Noto Sans KR"/>
+        </w:rPr>
         <w:t>찾아보기</w:t>
       </w:r>
     </w:p>
@@ -268,91 +124,182 @@
     </w:p>
     <w:p>
       <w:pPr>
-        <w:spacing w:after="60"/>
+        <w:pStyle w:val="CPFTOCEntry"/>
+        <w:tabs>
+          <w:tab w:pos="10425" w:val="right" w:leader="dot"/>
+        </w:tabs>
+        <w:spacing w:after="56"/>
         <w:ind w:left="259"/>
       </w:pPr>
       <w:r>
         <w:rPr>
-          <w:b/>
-          <w:color w:val="1F3349"/>
-          <w:sz w:val="21"/>
+          <w:rFonts w:ascii="Noto Sans KR" w:hAnsi="Noto Sans KR"/>
+          <w:color w:val="243547"/>
+          <w:sz w:val="20"/>
         </w:rPr>
         <w:t>1 장애를 처음 봤을 때</w:t>
+      </w:r>
+      <w:r>
+        <w:tab/>
+      </w:r>
+      <w:r>
+        <w:rPr>
+          <w:rFonts w:ascii="Noto Sans KR" w:hAnsi="Noto Sans KR"/>
+          <w:b/>
+          <w:color w:val="17324D"/>
+          <w:sz w:val="20"/>
+        </w:rPr>
+        <w:t>2</w:t>
       </w:r>
     </w:p>
     <w:p>
       <w:pPr>
-        <w:spacing w:after="60"/>
+        <w:pStyle w:val="CPFTOCEntry"/>
+        <w:tabs>
+          <w:tab w:pos="10425" w:val="right" w:leader="dot"/>
+        </w:tabs>
+        <w:spacing w:after="56"/>
         <w:ind w:left="259"/>
       </w:pPr>
       <w:r>
         <w:rPr>
-          <w:b/>
-          <w:color w:val="1F3349"/>
-          <w:sz w:val="21"/>
+          <w:rFonts w:ascii="Noto Sans KR" w:hAnsi="Noto Sans KR"/>
+          <w:color w:val="243547"/>
+          <w:sz w:val="20"/>
         </w:rPr>
         <w:t>2 HTTP/업무 상태별 조치</w:t>
+      </w:r>
+      <w:r>
+        <w:tab/>
+      </w:r>
+      <w:r>
+        <w:rPr>
+          <w:rFonts w:ascii="Noto Sans KR" w:hAnsi="Noto Sans KR"/>
+          <w:b/>
+          <w:color w:val="17324D"/>
+          <w:sz w:val="20"/>
+        </w:rPr>
+        <w:t>2</w:t>
       </w:r>
     </w:p>
     <w:p>
       <w:pPr>
-        <w:spacing w:after="60"/>
+        <w:pStyle w:val="CPFTOCEntry"/>
+        <w:tabs>
+          <w:tab w:pos="10425" w:val="right" w:leader="dot"/>
+        </w:tabs>
+        <w:spacing w:after="56"/>
         <w:ind w:left="259"/>
       </w:pPr>
       <w:r>
         <w:rPr>
-          <w:b/>
-          <w:color w:val="1F3349"/>
-          <w:sz w:val="21"/>
+          <w:rFonts w:ascii="Noto Sans KR" w:hAnsi="Noto Sans KR"/>
+          <w:color w:val="243547"/>
+          <w:sz w:val="20"/>
         </w:rPr>
         <w:t>3 위험 운영 조치</w:t>
+      </w:r>
+      <w:r>
+        <w:tab/>
+      </w:r>
+      <w:r>
+        <w:rPr>
+          <w:rFonts w:ascii="Noto Sans KR" w:hAnsi="Noto Sans KR"/>
+          <w:b/>
+          <w:color w:val="17324D"/>
+          <w:sz w:val="20"/>
+        </w:rPr>
+        <w:t>3</w:t>
       </w:r>
     </w:p>
     <w:p>
       <w:pPr>
-        <w:spacing w:after="60"/>
+        <w:pStyle w:val="CPFTOCEntry"/>
+        <w:tabs>
+          <w:tab w:pos="10425" w:val="right" w:leader="dot"/>
+        </w:tabs>
+        <w:spacing w:after="56"/>
         <w:ind w:left="259"/>
       </w:pPr>
       <w:r>
         <w:rPr>
-          <w:b/>
-          <w:color w:val="1F3349"/>
-          <w:sz w:val="21"/>
+          <w:rFonts w:ascii="Noto Sans KR" w:hAnsi="Noto Sans KR"/>
+          <w:color w:val="243547"/>
+          <w:sz w:val="20"/>
         </w:rPr>
         <w:t>4 DB Migration 운영</w:t>
+      </w:r>
+      <w:r>
+        <w:tab/>
+      </w:r>
+      <w:r>
+        <w:rPr>
+          <w:rFonts w:ascii="Noto Sans KR" w:hAnsi="Noto Sans KR"/>
+          <w:b/>
+          <w:color w:val="17324D"/>
+          <w:sz w:val="20"/>
+        </w:rPr>
+        <w:t>3</w:t>
       </w:r>
     </w:p>
     <w:p>
       <w:pPr>
-        <w:spacing w:after="60"/>
+        <w:pStyle w:val="CPFTOCEntry"/>
+        <w:tabs>
+          <w:tab w:pos="10425" w:val="right" w:leader="dot"/>
+        </w:tabs>
+        <w:spacing w:after="56"/>
         <w:ind w:left="259"/>
       </w:pPr>
       <w:r>
         <w:rPr>
-          <w:b/>
-          <w:color w:val="1F3349"/>
-          <w:sz w:val="21"/>
+          <w:rFonts w:ascii="Noto Sans KR" w:hAnsi="Noto Sans KR"/>
+          <w:color w:val="243547"/>
+          <w:sz w:val="20"/>
         </w:rPr>
         <w:t>5 배포와 Rollback</w:t>
+      </w:r>
+      <w:r>
+        <w:tab/>
+      </w:r>
+      <w:r>
+        <w:rPr>
+          <w:rFonts w:ascii="Noto Sans KR" w:hAnsi="Noto Sans KR"/>
+          <w:b/>
+          <w:color w:val="17324D"/>
+          <w:sz w:val="20"/>
+        </w:rPr>
+        <w:t>3</w:t>
       </w:r>
     </w:p>
     <w:p>
       <w:pPr>
-        <w:spacing w:after="60"/>
+        <w:pStyle w:val="CPFTOCEntry"/>
+        <w:tabs>
+          <w:tab w:pos="10425" w:val="right" w:leader="dot"/>
+        </w:tabs>
+        <w:spacing w:after="56"/>
         <w:ind w:left="259"/>
       </w:pPr>
       <w:r>
         <w:rPr>
-          <w:b/>
-          <w:color w:val="1F3349"/>
-          <w:sz w:val="21"/>
+          <w:rFonts w:ascii="Noto Sans KR" w:hAnsi="Noto Sans KR"/>
+          <w:color w:val="243547"/>
+          <w:sz w:val="20"/>
         </w:rPr>
         <w:t>6 사건 종료와 Evidence</w:t>
       </w:r>
-    </w:p>
-    <w:p>
       <w:r>
-        <w:br w:type="page"/>
+        <w:tab/>
+      </w:r>
+      <w:r>
+        <w:rPr>
+          <w:rFonts w:ascii="Noto Sans KR" w:hAnsi="Noto Sans KR"/>
+          <w:b/>
+          <w:color w:val="17324D"/>
+          <w:sz w:val="20"/>
+        </w:rPr>
+        <w:t>4</w:t>
       </w:r>
     </w:p>
     <w:p>
@@ -361,30 +308,25 @@
         <w:keepNext/>
       </w:pPr>
       <w:r>
+        <w:rPr>
+          <w:rFonts w:ascii="Noto Sans KR" w:hAnsi="Noto Sans KR" w:eastAsia="Noto Sans KR" w:cs="Noto Sans KR"/>
+        </w:rPr>
         <w:t>1 장애를 처음 봤을 때</w:t>
       </w:r>
     </w:p>
     <w:p>
       <w:pPr>
         <w:spacing w:before="80" w:after="200"/>
-        <w:ind w:left="173" w:right="58"/>
-        <w:shd w:fill="F3F7FB"/>
+        <w:ind w:left="170" w:right="113"/>
+        <w:shd w:fill="F3F7FA"/>
+        <w:pStyle w:val="CPFSectionLead"/>
         <w:pBdr>
-          <w:left w:val="single" w:sz="18" w:space="8" w:color="4F46E5"/>
+          <w:left w:val="single" w:sz="16" w:space="7" w:color="8AA4BE"/>
         </w:pBdr>
       </w:pPr>
       <w:r>
         <w:rPr>
-          <w:b/>
-          <w:color w:val="362D91"/>
-          <w:sz w:val="20"/>
-        </w:rPr>
-        <w:t xml:space="preserve">이 장을 보는 이유  </w:t>
-      </w:r>
-      <w:r>
-        <w:rPr>
-          <w:color w:val="26374C"/>
-          <w:sz w:val="20"/>
+          <w:rFonts w:ascii="Noto Sans KR" w:hAnsi="Noto Sans KR" w:eastAsia="Noto Sans KR" w:cs="Noto Sans KR"/>
         </w:rPr>
         <w:t>알람이나 사용자 신고를 받으면 원인을 추측하기 전에 거래·인스턴스·Operation을 식별합니다.</w:t>
       </w:r>
@@ -394,6 +336,9 @@
         <w:pStyle w:val="CPFLabel"/>
       </w:pPr>
       <w:r>
+        <w:rPr>
+          <w:rFonts w:ascii="Noto Sans KR" w:hAnsi="Noto Sans KR" w:eastAsia="Noto Sans KR" w:cs="Noto Sans KR"/>
+        </w:rPr>
         <w:t>첫 5분 확인</w:t>
       </w:r>
     </w:p>
@@ -411,16 +356,17 @@
       </w:tblGrid>
       <w:tr>
         <w:trPr>
+          <w:trHeight w:hRule="atLeast" w:val="397"/>
           <w:tblHeader w:val="true"/>
         </w:trPr>
         <w:tc>
           <w:tcPr>
-            <w:tcW w:type="dxa" w:w="1973"/>
-            <w:shd w:fill="223A57"/>
+            <w:tcW w:type="dxa" w:w="2074"/>
+            <w:shd w:fill="0D2B45"/>
             <w:tcMar>
-              <w:top w:w="90" w:type="dxa"/>
+              <w:top w:w="70" w:type="dxa"/>
               <w:start w:w="100" w:type="dxa"/>
-              <w:bottom w:w="90" w:type="dxa"/>
+              <w:bottom w:w="70" w:type="dxa"/>
               <w:end w:w="100" w:type="dxa"/>
             </w:tcMar>
             <w:vAlign w:val="center"/>
@@ -428,13 +374,14 @@
           <w:p>
             <w:pPr>
               <w:spacing w:before="0" w:after="0" w:line="252" w:lineRule="auto"/>
-              <w:jc w:val="left"/>
+              <w:jc w:val="center"/>
             </w:pPr>
             <w:r>
               <w:rPr>
+                <w:rFonts w:ascii="Noto Sans KR" w:hAnsi="Noto Sans KR" w:eastAsia="Noto Sans KR" w:cs="Noto Sans KR"/>
                 <w:b/>
                 <w:color w:val="FFFFFF"/>
-                <w:sz w:val="16"/>
+                <w:sz w:val="18"/>
               </w:rPr>
               <w:t>확인</w:t>
             </w:r>
@@ -442,12 +389,12 @@
         </w:tc>
         <w:tc>
           <w:tcPr>
-            <w:tcW w:type="dxa" w:w="4735"/>
-            <w:shd w:fill="223A57"/>
+            <w:tcW w:type="dxa" w:w="3891"/>
+            <w:shd w:fill="0D2B45"/>
             <w:tcMar>
-              <w:top w:w="90" w:type="dxa"/>
+              <w:top w:w="70" w:type="dxa"/>
               <w:start w:w="100" w:type="dxa"/>
-              <w:bottom w:w="90" w:type="dxa"/>
+              <w:bottom w:w="70" w:type="dxa"/>
               <w:end w:w="100" w:type="dxa"/>
             </w:tcMar>
             <w:vAlign w:val="center"/>
@@ -455,13 +402,14 @@
           <w:p>
             <w:pPr>
               <w:spacing w:before="0" w:after="0" w:line="252" w:lineRule="auto"/>
-              <w:jc w:val="left"/>
+              <w:jc w:val="center"/>
             </w:pPr>
             <w:r>
               <w:rPr>
+                <w:rFonts w:ascii="Noto Sans KR" w:hAnsi="Noto Sans KR" w:eastAsia="Noto Sans KR" w:cs="Noto Sans KR"/>
                 <w:b/>
                 <w:color w:val="FFFFFF"/>
-                <w:sz w:val="16"/>
+                <w:sz w:val="18"/>
               </w:rPr>
               <w:t>찾을 값</w:t>
             </w:r>
@@ -469,12 +417,12 @@
         </w:tc>
         <w:tc>
           <w:tcPr>
-            <w:tcW w:type="dxa" w:w="3157"/>
-            <w:shd w:fill="223A57"/>
+            <w:tcW w:type="dxa" w:w="4920"/>
+            <w:shd w:fill="0D2B45"/>
             <w:tcMar>
-              <w:top w:w="90" w:type="dxa"/>
+              <w:top w:w="70" w:type="dxa"/>
               <w:start w:w="100" w:type="dxa"/>
-              <w:bottom w:w="90" w:type="dxa"/>
+              <w:bottom w:w="70" w:type="dxa"/>
               <w:end w:w="100" w:type="dxa"/>
             </w:tcMar>
             <w:vAlign w:val="center"/>
@@ -482,13 +430,14 @@
           <w:p>
             <w:pPr>
               <w:spacing w:before="0" w:after="0" w:line="252" w:lineRule="auto"/>
-              <w:jc w:val="left"/>
+              <w:jc w:val="center"/>
             </w:pPr>
             <w:r>
               <w:rPr>
+                <w:rFonts w:ascii="Noto Sans KR" w:hAnsi="Noto Sans KR" w:eastAsia="Noto Sans KR" w:cs="Noto Sans KR"/>
                 <w:b/>
                 <w:color w:val="FFFFFF"/>
-                <w:sz w:val="16"/>
+                <w:sz w:val="18"/>
               </w:rPr>
               <w:t>판단</w:t>
             </w:r>
@@ -498,26 +447,31 @@
       <w:tr>
         <w:trPr>
           <w:cantSplit/>
+          <w:trHeight w:hRule="atLeast" w:val="351"/>
         </w:trPr>
         <w:tc>
           <w:tcPr>
-            <w:tcW w:type="dxa" w:w="1973"/>
+            <w:tcW w:type="dxa" w:w="2074"/>
             <w:tcMar>
-              <w:top w:w="90" w:type="dxa"/>
+              <w:top w:w="70" w:type="dxa"/>
               <w:start w:w="100" w:type="dxa"/>
-              <w:bottom w:w="90" w:type="dxa"/>
+              <w:bottom w:w="70" w:type="dxa"/>
               <w:end w:w="100" w:type="dxa"/>
             </w:tcMar>
             <w:vAlign w:val="center"/>
+            <w:shd w:fill="FFFFFF"/>
           </w:tcPr>
           <w:p>
             <w:pPr>
               <w:spacing w:after="0" w:line="252" w:lineRule="auto" w:before="0"/>
+              <w:jc w:val="left"/>
             </w:pPr>
             <w:r>
               <w:rPr>
-                <w:rFonts w:ascii="Noto Sans KR" w:hAnsi="Noto Sans KR" w:eastAsia="Noto Sans KR"/>
-                <w:sz w:val="17"/>
+                <w:rFonts w:ascii="Noto Sans KR" w:hAnsi="Noto Sans KR" w:eastAsia="Noto Sans KR" w:cs="Noto Sans KR"/>
+                <w:b w:val="0"/>
+                <w:color w:val="243547"/>
+                <w:sz w:val="18"/>
               </w:rPr>
               <w:t>거래</w:t>
             </w:r>
@@ -525,23 +479,27 @@
         </w:tc>
         <w:tc>
           <w:tcPr>
-            <w:tcW w:type="dxa" w:w="4735"/>
+            <w:tcW w:type="dxa" w:w="3891"/>
             <w:tcMar>
-              <w:top w:w="90" w:type="dxa"/>
+              <w:top w:w="70" w:type="dxa"/>
               <w:start w:w="100" w:type="dxa"/>
-              <w:bottom w:w="90" w:type="dxa"/>
+              <w:bottom w:w="70" w:type="dxa"/>
               <w:end w:w="100" w:type="dxa"/>
             </w:tcMar>
             <w:vAlign w:val="center"/>
+            <w:shd w:fill="FFFFFF"/>
           </w:tcPr>
           <w:p>
             <w:pPr>
               <w:spacing w:after="0" w:line="252" w:lineRule="auto" w:before="0"/>
+              <w:jc w:val="left"/>
             </w:pPr>
             <w:r>
               <w:rPr>
-                <w:rFonts w:ascii="Noto Sans KR" w:hAnsi="Noto Sans KR" w:eastAsia="Noto Sans KR"/>
-                <w:sz w:val="17"/>
+                <w:rFonts w:ascii="Noto Sans KR" w:hAnsi="Noto Sans KR" w:eastAsia="Noto Sans KR" w:cs="Noto Sans KR"/>
+                <w:b w:val="0"/>
+                <w:color w:val="243547"/>
+                <w:sz w:val="18"/>
               </w:rPr>
               <w:t>transactionId</w:t>
             </w:r>
@@ -549,23 +507,27 @@
         </w:tc>
         <w:tc>
           <w:tcPr>
-            <w:tcW w:type="dxa" w:w="3157"/>
+            <w:tcW w:type="dxa" w:w="4920"/>
             <w:tcMar>
-              <w:top w:w="90" w:type="dxa"/>
+              <w:top w:w="70" w:type="dxa"/>
               <w:start w:w="100" w:type="dxa"/>
-              <w:bottom w:w="90" w:type="dxa"/>
+              <w:bottom w:w="70" w:type="dxa"/>
               <w:end w:w="100" w:type="dxa"/>
             </w:tcMar>
             <w:vAlign w:val="center"/>
+            <w:shd w:fill="FFFFFF"/>
           </w:tcPr>
           <w:p>
             <w:pPr>
               <w:spacing w:after="0" w:line="252" w:lineRule="auto" w:before="0"/>
+              <w:jc w:val="left"/>
             </w:pPr>
             <w:r>
               <w:rPr>
-                <w:rFonts w:ascii="Noto Sans KR" w:hAnsi="Noto Sans KR" w:eastAsia="Noto Sans KR"/>
-                <w:sz w:val="17"/>
+                <w:rFonts w:ascii="Noto Sans KR" w:hAnsi="Noto Sans KR" w:eastAsia="Noto Sans KR" w:cs="Noto Sans KR"/>
+                <w:b w:val="0"/>
+                <w:color w:val="243547"/>
+                <w:sz w:val="18"/>
               </w:rPr>
               <w:t>한 요청의 전체 hop 추적</w:t>
             </w:r>
@@ -575,27 +537,31 @@
       <w:tr>
         <w:trPr>
           <w:cantSplit/>
+          <w:trHeight w:hRule="atLeast" w:val="351"/>
         </w:trPr>
         <w:tc>
           <w:tcPr>
-            <w:tcW w:type="dxa" w:w="1973"/>
+            <w:tcW w:type="dxa" w:w="2074"/>
             <w:tcMar>
-              <w:top w:w="90" w:type="dxa"/>
+              <w:top w:w="70" w:type="dxa"/>
               <w:start w:w="100" w:type="dxa"/>
-              <w:bottom w:w="90" w:type="dxa"/>
+              <w:bottom w:w="70" w:type="dxa"/>
               <w:end w:w="100" w:type="dxa"/>
             </w:tcMar>
             <w:vAlign w:val="center"/>
-            <w:shd w:fill="F5F8FB"/>
+            <w:shd w:fill="F7FAFC"/>
           </w:tcPr>
           <w:p>
             <w:pPr>
               <w:spacing w:after="0" w:line="252" w:lineRule="auto" w:before="0"/>
+              <w:jc w:val="left"/>
             </w:pPr>
             <w:r>
               <w:rPr>
-                <w:rFonts w:ascii="Noto Sans KR" w:hAnsi="Noto Sans KR" w:eastAsia="Noto Sans KR"/>
-                <w:sz w:val="17"/>
+                <w:rFonts w:ascii="Noto Sans KR" w:hAnsi="Noto Sans KR" w:eastAsia="Noto Sans KR" w:cs="Noto Sans KR"/>
+                <w:b w:val="0"/>
+                <w:color w:val="243547"/>
+                <w:sz w:val="18"/>
               </w:rPr>
               <w:t>Operation</w:t>
             </w:r>
@@ -603,24 +569,27 @@
         </w:tc>
         <w:tc>
           <w:tcPr>
-            <w:tcW w:type="dxa" w:w="4735"/>
+            <w:tcW w:type="dxa" w:w="3891"/>
             <w:tcMar>
-              <w:top w:w="90" w:type="dxa"/>
+              <w:top w:w="70" w:type="dxa"/>
               <w:start w:w="100" w:type="dxa"/>
-              <w:bottom w:w="90" w:type="dxa"/>
+              <w:bottom w:w="70" w:type="dxa"/>
               <w:end w:w="100" w:type="dxa"/>
             </w:tcMar>
             <w:vAlign w:val="center"/>
-            <w:shd w:fill="F5F8FB"/>
+            <w:shd w:fill="F7FAFC"/>
           </w:tcPr>
           <w:p>
             <w:pPr>
               <w:spacing w:after="0" w:line="252" w:lineRule="auto" w:before="0"/>
+              <w:jc w:val="left"/>
             </w:pPr>
             <w:r>
               <w:rPr>
-                <w:rFonts w:ascii="Noto Sans KR" w:hAnsi="Noto Sans KR" w:eastAsia="Noto Sans KR"/>
-                <w:sz w:val="17"/>
+                <w:rFonts w:ascii="Noto Sans KR" w:hAnsi="Noto Sans KR" w:eastAsia="Noto Sans KR" w:cs="Noto Sans KR"/>
+                <w:b w:val="0"/>
+                <w:color w:val="243547"/>
+                <w:sz w:val="18"/>
               </w:rPr>
               <w:t>operationId/targetOperationId</w:t>
             </w:r>
@@ -628,24 +597,27 @@
         </w:tc>
         <w:tc>
           <w:tcPr>
-            <w:tcW w:type="dxa" w:w="3157"/>
+            <w:tcW w:type="dxa" w:w="4920"/>
             <w:tcMar>
-              <w:top w:w="90" w:type="dxa"/>
+              <w:top w:w="70" w:type="dxa"/>
               <w:start w:w="100" w:type="dxa"/>
-              <w:bottom w:w="90" w:type="dxa"/>
+              <w:bottom w:w="70" w:type="dxa"/>
               <w:end w:w="100" w:type="dxa"/>
             </w:tcMar>
             <w:vAlign w:val="center"/>
-            <w:shd w:fill="F5F8FB"/>
+            <w:shd w:fill="F7FAFC"/>
           </w:tcPr>
           <w:p>
             <w:pPr>
               <w:spacing w:after="0" w:line="252" w:lineRule="auto" w:before="0"/>
+              <w:jc w:val="left"/>
             </w:pPr>
             <w:r>
               <w:rPr>
-                <w:rFonts w:ascii="Noto Sans KR" w:hAnsi="Noto Sans KR" w:eastAsia="Noto Sans KR"/>
-                <w:sz w:val="17"/>
+                <w:rFonts w:ascii="Noto Sans KR" w:hAnsi="Noto Sans KR" w:eastAsia="Noto Sans KR" w:cs="Noto Sans KR"/>
+                <w:b w:val="0"/>
+                <w:color w:val="243547"/>
+                <w:sz w:val="18"/>
               </w:rPr>
               <w:t>어떤 업무 기능인지</w:t>
             </w:r>
@@ -655,26 +627,31 @@
       <w:tr>
         <w:trPr>
           <w:cantSplit/>
+          <w:trHeight w:hRule="atLeast" w:val="351"/>
         </w:trPr>
         <w:tc>
           <w:tcPr>
-            <w:tcW w:type="dxa" w:w="1973"/>
+            <w:tcW w:type="dxa" w:w="2074"/>
             <w:tcMar>
-              <w:top w:w="90" w:type="dxa"/>
+              <w:top w:w="70" w:type="dxa"/>
               <w:start w:w="100" w:type="dxa"/>
-              <w:bottom w:w="90" w:type="dxa"/>
+              <w:bottom w:w="70" w:type="dxa"/>
               <w:end w:w="100" w:type="dxa"/>
             </w:tcMar>
             <w:vAlign w:val="center"/>
+            <w:shd w:fill="FFFFFF"/>
           </w:tcPr>
           <w:p>
             <w:pPr>
               <w:spacing w:after="0" w:line="252" w:lineRule="auto" w:before="0"/>
+              <w:jc w:val="left"/>
             </w:pPr>
             <w:r>
               <w:rPr>
-                <w:rFonts w:ascii="Noto Sans KR" w:hAnsi="Noto Sans KR" w:eastAsia="Noto Sans KR"/>
-                <w:sz w:val="17"/>
+                <w:rFonts w:ascii="Noto Sans KR" w:hAnsi="Noto Sans KR" w:eastAsia="Noto Sans KR" w:cs="Noto Sans KR"/>
+                <w:b w:val="0"/>
+                <w:color w:val="243547"/>
+                <w:sz w:val="18"/>
               </w:rPr>
               <w:t>Runtime</w:t>
             </w:r>
@@ -682,23 +659,27 @@
         </w:tc>
         <w:tc>
           <w:tcPr>
-            <w:tcW w:type="dxa" w:w="4735"/>
+            <w:tcW w:type="dxa" w:w="3891"/>
             <w:tcMar>
-              <w:top w:w="90" w:type="dxa"/>
+              <w:top w:w="70" w:type="dxa"/>
               <w:start w:w="100" w:type="dxa"/>
-              <w:bottom w:w="90" w:type="dxa"/>
+              <w:bottom w:w="70" w:type="dxa"/>
               <w:end w:w="100" w:type="dxa"/>
             </w:tcMar>
             <w:vAlign w:val="center"/>
+            <w:shd w:fill="FFFFFF"/>
           </w:tcPr>
           <w:p>
             <w:pPr>
               <w:spacing w:after="0" w:line="252" w:lineRule="auto" w:before="0"/>
+              <w:jc w:val="left"/>
             </w:pPr>
             <w:r>
               <w:rPr>
-                <w:rFonts w:ascii="Noto Sans KR" w:hAnsi="Noto Sans KR" w:eastAsia="Noto Sans KR"/>
-                <w:sz w:val="17"/>
+                <w:rFonts w:ascii="Noto Sans KR" w:hAnsi="Noto Sans KR" w:eastAsia="Noto Sans KR" w:cs="Noto Sans KR"/>
+                <w:b w:val="0"/>
+                <w:color w:val="243547"/>
+                <w:sz w:val="18"/>
               </w:rPr>
               <w:t>systemCode/instanceId</w:t>
             </w:r>
@@ -706,23 +687,27 @@
         </w:tc>
         <w:tc>
           <w:tcPr>
-            <w:tcW w:type="dxa" w:w="3157"/>
+            <w:tcW w:type="dxa" w:w="4920"/>
             <w:tcMar>
-              <w:top w:w="90" w:type="dxa"/>
+              <w:top w:w="70" w:type="dxa"/>
               <w:start w:w="100" w:type="dxa"/>
-              <w:bottom w:w="90" w:type="dxa"/>
+              <w:bottom w:w="70" w:type="dxa"/>
               <w:end w:w="100" w:type="dxa"/>
             </w:tcMar>
             <w:vAlign w:val="center"/>
+            <w:shd w:fill="FFFFFF"/>
           </w:tcPr>
           <w:p>
             <w:pPr>
               <w:spacing w:after="0" w:line="252" w:lineRule="auto" w:before="0"/>
+              <w:jc w:val="left"/>
             </w:pPr>
             <w:r>
               <w:rPr>
-                <w:rFonts w:ascii="Noto Sans KR" w:hAnsi="Noto Sans KR" w:eastAsia="Noto Sans KR"/>
-                <w:sz w:val="17"/>
+                <w:rFonts w:ascii="Noto Sans KR" w:hAnsi="Noto Sans KR" w:eastAsia="Noto Sans KR" w:cs="Noto Sans KR"/>
+                <w:b w:val="0"/>
+                <w:color w:val="243547"/>
+                <w:sz w:val="18"/>
               </w:rPr>
               <w:t>어느 시스템·인스턴스인지</w:t>
             </w:r>
@@ -732,27 +717,31 @@
       <w:tr>
         <w:trPr>
           <w:cantSplit/>
+          <w:trHeight w:hRule="atLeast" w:val="351"/>
         </w:trPr>
         <w:tc>
           <w:tcPr>
-            <w:tcW w:type="dxa" w:w="1973"/>
+            <w:tcW w:type="dxa" w:w="2074"/>
             <w:tcMar>
-              <w:top w:w="90" w:type="dxa"/>
+              <w:top w:w="70" w:type="dxa"/>
               <w:start w:w="100" w:type="dxa"/>
-              <w:bottom w:w="90" w:type="dxa"/>
+              <w:bottom w:w="70" w:type="dxa"/>
               <w:end w:w="100" w:type="dxa"/>
             </w:tcMar>
             <w:vAlign w:val="center"/>
-            <w:shd w:fill="F5F8FB"/>
+            <w:shd w:fill="F7FAFC"/>
           </w:tcPr>
           <w:p>
             <w:pPr>
               <w:spacing w:after="0" w:line="252" w:lineRule="auto" w:before="0"/>
+              <w:jc w:val="left"/>
             </w:pPr>
             <w:r>
               <w:rPr>
-                <w:rFonts w:ascii="Noto Sans KR" w:hAnsi="Noto Sans KR" w:eastAsia="Noto Sans KR"/>
-                <w:sz w:val="17"/>
+                <w:rFonts w:ascii="Noto Sans KR" w:hAnsi="Noto Sans KR" w:eastAsia="Noto Sans KR" w:cs="Noto Sans KR"/>
+                <w:b w:val="0"/>
+                <w:color w:val="243547"/>
+                <w:sz w:val="18"/>
               </w:rPr>
               <w:t>결과</w:t>
             </w:r>
@@ -760,24 +749,27 @@
         </w:tc>
         <w:tc>
           <w:tcPr>
-            <w:tcW w:type="dxa" w:w="4735"/>
+            <w:tcW w:type="dxa" w:w="3891"/>
             <w:tcMar>
-              <w:top w:w="90" w:type="dxa"/>
+              <w:top w:w="70" w:type="dxa"/>
               <w:start w:w="100" w:type="dxa"/>
-              <w:bottom w:w="90" w:type="dxa"/>
+              <w:bottom w:w="70" w:type="dxa"/>
               <w:end w:w="100" w:type="dxa"/>
             </w:tcMar>
             <w:vAlign w:val="center"/>
-            <w:shd w:fill="F5F8FB"/>
+            <w:shd w:fill="F7FAFC"/>
           </w:tcPr>
           <w:p>
             <w:pPr>
               <w:spacing w:after="0" w:line="252" w:lineRule="auto" w:before="0"/>
+              <w:jc w:val="left"/>
             </w:pPr>
             <w:r>
               <w:rPr>
-                <w:rFonts w:ascii="Noto Sans KR" w:hAnsi="Noto Sans KR" w:eastAsia="Noto Sans KR"/>
-                <w:sz w:val="17"/>
+                <w:rFonts w:ascii="Noto Sans KR" w:hAnsi="Noto Sans KR" w:eastAsia="Noto Sans KR" w:cs="Noto Sans KR"/>
+                <w:b w:val="0"/>
+                <w:color w:val="243547"/>
+                <w:sz w:val="18"/>
               </w:rPr>
               <w:t>SUCCESS/BUSINESS_FAILURE/TECHNICAL_FAILURE/UNKNOWN</w:t>
             </w:r>
@@ -785,24 +777,27 @@
         </w:tc>
         <w:tc>
           <w:tcPr>
-            <w:tcW w:type="dxa" w:w="3157"/>
+            <w:tcW w:type="dxa" w:w="4920"/>
             <w:tcMar>
-              <w:top w:w="90" w:type="dxa"/>
+              <w:top w:w="70" w:type="dxa"/>
               <w:start w:w="100" w:type="dxa"/>
-              <w:bottom w:w="90" w:type="dxa"/>
+              <w:bottom w:w="70" w:type="dxa"/>
               <w:end w:w="100" w:type="dxa"/>
             </w:tcMar>
             <w:vAlign w:val="center"/>
-            <w:shd w:fill="F5F8FB"/>
+            <w:shd w:fill="F7FAFC"/>
           </w:tcPr>
           <w:p>
             <w:pPr>
               <w:spacing w:after="0" w:line="252" w:lineRule="auto" w:before="0"/>
+              <w:jc w:val="left"/>
             </w:pPr>
             <w:r>
               <w:rPr>
-                <w:rFonts w:ascii="Noto Sans KR" w:hAnsi="Noto Sans KR" w:eastAsia="Noto Sans KR"/>
-                <w:sz w:val="17"/>
+                <w:rFonts w:ascii="Noto Sans KR" w:hAnsi="Noto Sans KR" w:eastAsia="Noto Sans KR" w:cs="Noto Sans KR"/>
+                <w:b w:val="0"/>
+                <w:color w:val="243547"/>
+                <w:sz w:val="18"/>
               </w:rPr>
               <w:t>복구 유형 결정</w:t>
             </w:r>
@@ -812,26 +807,31 @@
       <w:tr>
         <w:trPr>
           <w:cantSplit/>
+          <w:trHeight w:hRule="atLeast" w:val="351"/>
         </w:trPr>
         <w:tc>
           <w:tcPr>
-            <w:tcW w:type="dxa" w:w="1973"/>
+            <w:tcW w:type="dxa" w:w="2074"/>
             <w:tcMar>
-              <w:top w:w="90" w:type="dxa"/>
+              <w:top w:w="70" w:type="dxa"/>
               <w:start w:w="100" w:type="dxa"/>
-              <w:bottom w:w="90" w:type="dxa"/>
+              <w:bottom w:w="70" w:type="dxa"/>
               <w:end w:w="100" w:type="dxa"/>
             </w:tcMar>
             <w:vAlign w:val="center"/>
+            <w:shd w:fill="FFFFFF"/>
           </w:tcPr>
           <w:p>
             <w:pPr>
               <w:spacing w:after="0" w:line="252" w:lineRule="auto" w:before="0"/>
+              <w:jc w:val="left"/>
             </w:pPr>
             <w:r>
               <w:rPr>
-                <w:rFonts w:ascii="Noto Sans KR" w:hAnsi="Noto Sans KR" w:eastAsia="Noto Sans KR"/>
-                <w:sz w:val="17"/>
+                <w:rFonts w:ascii="Noto Sans KR" w:hAnsi="Noto Sans KR" w:eastAsia="Noto Sans KR" w:cs="Noto Sans KR"/>
+                <w:b w:val="0"/>
+                <w:color w:val="243547"/>
+                <w:sz w:val="18"/>
               </w:rPr>
               <w:t>변경</w:t>
             </w:r>
@@ -839,23 +839,27 @@
         </w:tc>
         <w:tc>
           <w:tcPr>
-            <w:tcW w:type="dxa" w:w="4735"/>
+            <w:tcW w:type="dxa" w:w="3891"/>
             <w:tcMar>
-              <w:top w:w="90" w:type="dxa"/>
+              <w:top w:w="70" w:type="dxa"/>
               <w:start w:w="100" w:type="dxa"/>
-              <w:bottom w:w="90" w:type="dxa"/>
+              <w:bottom w:w="70" w:type="dxa"/>
               <w:end w:w="100" w:type="dxa"/>
             </w:tcMar>
             <w:vAlign w:val="center"/>
+            <w:shd w:fill="FFFFFF"/>
           </w:tcPr>
           <w:p>
             <w:pPr>
               <w:spacing w:after="0" w:line="252" w:lineRule="auto" w:before="0"/>
+              <w:jc w:val="left"/>
             </w:pPr>
             <w:r>
               <w:rPr>
-                <w:rFonts w:ascii="Noto Sans KR" w:hAnsi="Noto Sans KR" w:eastAsia="Noto Sans KR"/>
-                <w:sz w:val="17"/>
+                <w:rFonts w:ascii="Noto Sans KR" w:hAnsi="Noto Sans KR" w:eastAsia="Noto Sans KR" w:cs="Noto Sans KR"/>
+                <w:b w:val="0"/>
+                <w:color w:val="243547"/>
+                <w:sz w:val="18"/>
               </w:rPr>
               <w:t>최근 deploy/config/db migration</w:t>
             </w:r>
@@ -863,23 +867,27 @@
         </w:tc>
         <w:tc>
           <w:tcPr>
-            <w:tcW w:type="dxa" w:w="3157"/>
+            <w:tcW w:type="dxa" w:w="4920"/>
             <w:tcMar>
-              <w:top w:w="90" w:type="dxa"/>
+              <w:top w:w="70" w:type="dxa"/>
               <w:start w:w="100" w:type="dxa"/>
-              <w:bottom w:w="90" w:type="dxa"/>
+              <w:bottom w:w="70" w:type="dxa"/>
               <w:end w:w="100" w:type="dxa"/>
             </w:tcMar>
             <w:vAlign w:val="center"/>
+            <w:shd w:fill="FFFFFF"/>
           </w:tcPr>
           <w:p>
             <w:pPr>
               <w:spacing w:after="0" w:line="252" w:lineRule="auto" w:before="0"/>
+              <w:jc w:val="left"/>
             </w:pPr>
             <w:r>
               <w:rPr>
-                <w:rFonts w:ascii="Noto Sans KR" w:hAnsi="Noto Sans KR" w:eastAsia="Noto Sans KR"/>
-                <w:sz w:val="17"/>
+                <w:rFonts w:ascii="Noto Sans KR" w:hAnsi="Noto Sans KR" w:eastAsia="Noto Sans KR" w:cs="Noto Sans KR"/>
+                <w:b w:val="0"/>
+                <w:color w:val="243547"/>
+                <w:sz w:val="18"/>
               </w:rPr>
               <w:t>변경 상관관계</w:t>
             </w:r>
@@ -889,50 +897,13 @@
     </w:tbl>
     <w:p>
       <w:pPr>
-        <w:spacing w:before="60" w:after="40"/>
-        <w:jc w:val="center"/>
-      </w:pPr>
-      <w:r>
-        <w:drawing>
-          <wp:inline xmlns:a="http://schemas.openxmlformats.org/drawingml/2006/main" xmlns:pic="http://schemas.openxmlformats.org/drawingml/2006/picture">
-            <wp:extent cx="5629960" cy="3127756"/>
-            <wp:docPr id="1" name="Picture 1" descr="CPF 운영 관제 핵심 식별자 시각화" title="CPF 운영 관제 핵심 식별자 시각화"/>
-            <wp:cNvGraphicFramePr>
-              <a:graphicFrameLocks noChangeAspect="1"/>
-            </wp:cNvGraphicFramePr>
-            <a:graphic>
-              <a:graphicData uri="http://schemas.openxmlformats.org/drawingml/2006/picture">
-                <pic:pic>
-                  <pic:nvPicPr>
-                    <pic:cNvPr id="0" name="ops.png"/>
-                    <pic:cNvPicPr/>
-                  </pic:nvPicPr>
-                  <pic:blipFill>
-                    <a:blip r:embed="rId11"/>
-                    <a:stretch>
-                      <a:fillRect/>
-                    </a:stretch>
-                  </pic:blipFill>
-                  <pic:spPr>
-                    <a:xfrm>
-                      <a:off x="0" y="0"/>
-                      <a:ext cx="5629960" cy="3127756"/>
-                    </a:xfrm>
-                    <a:prstGeom prst="rect"/>
-                  </pic:spPr>
-                </pic:pic>
-              </a:graphicData>
-            </a:graphic>
-          </wp:inline>
-        </w:drawing>
-      </w:r>
-    </w:p>
-    <w:p>
-      <w:pPr>
         <w:pStyle w:val="CPFCaption"/>
         <w:jc w:val="left"/>
       </w:pPr>
       <w:r>
+        <w:rPr>
+          <w:rFonts w:ascii="Noto Sans KR" w:hAnsi="Noto Sans KR" w:eastAsia="Noto Sans KR" w:cs="Noto Sans KR"/>
+        </w:rPr>
         <w:t>Trace·Health·Audit·Recovery를 transactionId, operationId, instanceId 기준으로 연결해 같은 사건을 여러 화면에서 추적합니다.</w:t>
       </w:r>
     </w:p>
@@ -942,30 +913,25 @@
         <w:keepNext/>
       </w:pPr>
       <w:r>
+        <w:rPr>
+          <w:rFonts w:ascii="Noto Sans KR" w:hAnsi="Noto Sans KR" w:eastAsia="Noto Sans KR" w:cs="Noto Sans KR"/>
+        </w:rPr>
         <w:t>2 HTTP/업무 상태별 조치</w:t>
       </w:r>
     </w:p>
     <w:p>
       <w:pPr>
         <w:spacing w:before="80" w:after="200"/>
-        <w:ind w:left="173" w:right="58"/>
-        <w:shd w:fill="F3F7FB"/>
+        <w:ind w:left="170" w:right="113"/>
+        <w:shd w:fill="F3F7FA"/>
+        <w:pStyle w:val="CPFSectionLead"/>
         <w:pBdr>
-          <w:left w:val="single" w:sz="18" w:space="8" w:color="4F46E5"/>
+          <w:left w:val="single" w:sz="16" w:space="7" w:color="8AA4BE"/>
         </w:pBdr>
       </w:pPr>
       <w:r>
         <w:rPr>
-          <w:b/>
-          <w:color w:val="362D91"/>
-          <w:sz w:val="20"/>
-        </w:rPr>
-        <w:t xml:space="preserve">이 장을 보는 이유  </w:t>
-      </w:r>
-      <w:r>
-        <w:rPr>
-          <w:color w:val="26374C"/>
-          <w:sz w:val="20"/>
+          <w:rFonts w:ascii="Noto Sans KR" w:hAnsi="Noto Sans KR" w:eastAsia="Noto Sans KR" w:cs="Noto Sans KR"/>
         </w:rPr>
         <w:t>401·403·404·409·429·500·503과 UNKNOWN을 같은 장애로 취급하지 않습니다.</w:t>
       </w:r>
@@ -975,6 +941,9 @@
         <w:pStyle w:val="CPFLabel"/>
       </w:pPr>
       <w:r>
+        <w:rPr>
+          <w:rFonts w:ascii="Noto Sans KR" w:hAnsi="Noto Sans KR" w:eastAsia="Noto Sans KR" w:cs="Noto Sans KR"/>
+        </w:rPr>
         <w:t>상태별 런북</w:t>
       </w:r>
     </w:p>
@@ -993,16 +962,17 @@
       </w:tblGrid>
       <w:tr>
         <w:trPr>
+          <w:trHeight w:hRule="atLeast" w:val="397"/>
           <w:tblHeader w:val="true"/>
         </w:trPr>
         <w:tc>
           <w:tcPr>
-            <w:tcW w:type="dxa" w:w="1103"/>
-            <w:shd w:fill="223A57"/>
+            <w:tcW w:type="dxa" w:w="1344"/>
+            <w:shd w:fill="0D2B45"/>
             <w:tcMar>
-              <w:top w:w="90" w:type="dxa"/>
+              <w:top w:w="70" w:type="dxa"/>
               <w:start w:w="100" w:type="dxa"/>
-              <w:bottom w:w="90" w:type="dxa"/>
+              <w:bottom w:w="70" w:type="dxa"/>
               <w:end w:w="100" w:type="dxa"/>
             </w:tcMar>
             <w:vAlign w:val="center"/>
@@ -1010,13 +980,14 @@
           <w:p>
             <w:pPr>
               <w:spacing w:before="0" w:after="0" w:line="252" w:lineRule="auto"/>
-              <w:jc w:val="left"/>
+              <w:jc w:val="center"/>
             </w:pPr>
             <w:r>
               <w:rPr>
+                <w:rFonts w:ascii="Noto Sans KR" w:hAnsi="Noto Sans KR" w:eastAsia="Noto Sans KR" w:cs="Noto Sans KR"/>
                 <w:b/>
                 <w:color w:val="FFFFFF"/>
-                <w:sz w:val="16"/>
+                <w:sz w:val="18"/>
               </w:rPr>
               <w:t>상태</w:t>
             </w:r>
@@ -1024,12 +995,12 @@
         </w:tc>
         <w:tc>
           <w:tcPr>
-            <w:tcW w:type="dxa" w:w="2093"/>
-            <w:shd w:fill="223A57"/>
+            <w:tcW w:type="dxa" w:w="2918"/>
+            <w:shd w:fill="0D2B45"/>
             <w:tcMar>
-              <w:top w:w="90" w:type="dxa"/>
+              <w:top w:w="70" w:type="dxa"/>
               <w:start w:w="100" w:type="dxa"/>
-              <w:bottom w:w="90" w:type="dxa"/>
+              <w:bottom w:w="70" w:type="dxa"/>
               <w:end w:w="100" w:type="dxa"/>
             </w:tcMar>
             <w:vAlign w:val="center"/>
@@ -1037,13 +1008,14 @@
           <w:p>
             <w:pPr>
               <w:spacing w:before="0" w:after="0" w:line="252" w:lineRule="auto"/>
-              <w:jc w:val="left"/>
+              <w:jc w:val="center"/>
             </w:pPr>
             <w:r>
               <w:rPr>
+                <w:rFonts w:ascii="Noto Sans KR" w:hAnsi="Noto Sans KR" w:eastAsia="Noto Sans KR" w:cs="Noto Sans KR"/>
                 <w:b/>
                 <w:color w:val="FFFFFF"/>
-                <w:sz w:val="16"/>
+                <w:sz w:val="18"/>
               </w:rPr>
               <w:t>의미</w:t>
             </w:r>
@@ -1051,12 +1023,12 @@
         </w:tc>
         <w:tc>
           <w:tcPr>
-            <w:tcW w:type="dxa" w:w="3789"/>
-            <w:shd w:fill="223A57"/>
+            <w:tcW w:type="dxa" w:w="3124"/>
+            <w:shd w:fill="0D2B45"/>
             <w:tcMar>
-              <w:top w:w="90" w:type="dxa"/>
+              <w:top w:w="70" w:type="dxa"/>
               <w:start w:w="100" w:type="dxa"/>
-              <w:bottom w:w="90" w:type="dxa"/>
+              <w:bottom w:w="70" w:type="dxa"/>
               <w:end w:w="100" w:type="dxa"/>
             </w:tcMar>
             <w:vAlign w:val="center"/>
@@ -1064,13 +1036,14 @@
           <w:p>
             <w:pPr>
               <w:spacing w:before="0" w:after="0" w:line="252" w:lineRule="auto"/>
-              <w:jc w:val="left"/>
+              <w:jc w:val="center"/>
             </w:pPr>
             <w:r>
               <w:rPr>
+                <w:rFonts w:ascii="Noto Sans KR" w:hAnsi="Noto Sans KR" w:eastAsia="Noto Sans KR" w:cs="Noto Sans KR"/>
                 <w:b/>
                 <w:color w:val="FFFFFF"/>
-                <w:sz w:val="16"/>
+                <w:sz w:val="18"/>
               </w:rPr>
               <w:t>먼저 확인</w:t>
             </w:r>
@@ -1078,12 +1051,12 @@
         </w:tc>
         <w:tc>
           <w:tcPr>
-            <w:tcW w:type="dxa" w:w="2879"/>
-            <w:shd w:fill="223A57"/>
+            <w:tcW w:type="dxa" w:w="3499"/>
+            <w:shd w:fill="0D2B45"/>
             <w:tcMar>
-              <w:top w:w="90" w:type="dxa"/>
+              <w:top w:w="70" w:type="dxa"/>
               <w:start w:w="100" w:type="dxa"/>
-              <w:bottom w:w="90" w:type="dxa"/>
+              <w:bottom w:w="70" w:type="dxa"/>
               <w:end w:w="100" w:type="dxa"/>
             </w:tcMar>
             <w:vAlign w:val="center"/>
@@ -1091,13 +1064,14 @@
           <w:p>
             <w:pPr>
               <w:spacing w:before="0" w:after="0" w:line="252" w:lineRule="auto"/>
-              <w:jc w:val="left"/>
+              <w:jc w:val="center"/>
             </w:pPr>
             <w:r>
               <w:rPr>
+                <w:rFonts w:ascii="Noto Sans KR" w:hAnsi="Noto Sans KR" w:eastAsia="Noto Sans KR" w:cs="Noto Sans KR"/>
                 <w:b/>
                 <w:color w:val="FFFFFF"/>
-                <w:sz w:val="16"/>
+                <w:sz w:val="18"/>
               </w:rPr>
               <w:t>조치</w:t>
             </w:r>
@@ -1107,26 +1081,31 @@
       <w:tr>
         <w:trPr>
           <w:cantSplit/>
+          <w:trHeight w:hRule="atLeast" w:val="351"/>
         </w:trPr>
         <w:tc>
           <w:tcPr>
-            <w:tcW w:type="dxa" w:w="1103"/>
+            <w:tcW w:type="dxa" w:w="1344"/>
             <w:tcMar>
-              <w:top w:w="90" w:type="dxa"/>
+              <w:top w:w="70" w:type="dxa"/>
               <w:start w:w="100" w:type="dxa"/>
-              <w:bottom w:w="90" w:type="dxa"/>
+              <w:bottom w:w="70" w:type="dxa"/>
               <w:end w:w="100" w:type="dxa"/>
             </w:tcMar>
             <w:vAlign w:val="center"/>
+            <w:shd w:fill="FFFFFF"/>
           </w:tcPr>
           <w:p>
             <w:pPr>
               <w:spacing w:after="0" w:line="252" w:lineRule="auto" w:before="0"/>
+              <w:jc w:val="left"/>
             </w:pPr>
             <w:r>
               <w:rPr>
-                <w:rFonts w:ascii="Noto Sans KR" w:hAnsi="Noto Sans KR" w:eastAsia="Noto Sans KR"/>
-                <w:sz w:val="17"/>
+                <w:rFonts w:ascii="Noto Sans KR" w:hAnsi="Noto Sans KR" w:eastAsia="Noto Sans KR" w:cs="Noto Sans KR"/>
+                <w:b w:val="0"/>
+                <w:color w:val="243547"/>
+                <w:sz w:val="18"/>
               </w:rPr>
               <w:t>401</w:t>
             </w:r>
@@ -1134,23 +1113,27 @@
         </w:tc>
         <w:tc>
           <w:tcPr>
-            <w:tcW w:type="dxa" w:w="2093"/>
+            <w:tcW w:type="dxa" w:w="2918"/>
             <w:tcMar>
-              <w:top w:w="90" w:type="dxa"/>
+              <w:top w:w="70" w:type="dxa"/>
               <w:start w:w="100" w:type="dxa"/>
-              <w:bottom w:w="90" w:type="dxa"/>
+              <w:bottom w:w="70" w:type="dxa"/>
               <w:end w:w="100" w:type="dxa"/>
             </w:tcMar>
             <w:vAlign w:val="center"/>
+            <w:shd w:fill="FFFFFF"/>
           </w:tcPr>
           <w:p>
             <w:pPr>
               <w:spacing w:after="0" w:line="252" w:lineRule="auto" w:before="0"/>
+              <w:jc w:val="left"/>
             </w:pPr>
             <w:r>
               <w:rPr>
-                <w:rFonts w:ascii="Noto Sans KR" w:hAnsi="Noto Sans KR" w:eastAsia="Noto Sans KR"/>
-                <w:sz w:val="17"/>
+                <w:rFonts w:ascii="Noto Sans KR" w:hAnsi="Noto Sans KR" w:eastAsia="Noto Sans KR" w:cs="Noto Sans KR"/>
+                <w:b w:val="0"/>
+                <w:color w:val="243547"/>
+                <w:sz w:val="18"/>
               </w:rPr>
               <w:t>인증 실패</w:t>
             </w:r>
@@ -1158,23 +1141,27 @@
         </w:tc>
         <w:tc>
           <w:tcPr>
-            <w:tcW w:type="dxa" w:w="3789"/>
+            <w:tcW w:type="dxa" w:w="3124"/>
             <w:tcMar>
-              <w:top w:w="90" w:type="dxa"/>
+              <w:top w:w="70" w:type="dxa"/>
               <w:start w:w="100" w:type="dxa"/>
-              <w:bottom w:w="90" w:type="dxa"/>
+              <w:bottom w:w="70" w:type="dxa"/>
               <w:end w:w="100" w:type="dxa"/>
             </w:tcMar>
             <w:vAlign w:val="center"/>
+            <w:shd w:fill="FFFFFF"/>
           </w:tcPr>
           <w:p>
             <w:pPr>
               <w:spacing w:after="0" w:line="252" w:lineRule="auto" w:before="0"/>
+              <w:jc w:val="left"/>
             </w:pPr>
             <w:r>
               <w:rPr>
-                <w:rFonts w:ascii="Noto Sans KR" w:hAnsi="Noto Sans KR" w:eastAsia="Noto Sans KR"/>
-                <w:sz w:val="17"/>
+                <w:rFonts w:ascii="Noto Sans KR" w:hAnsi="Noto Sans KR" w:eastAsia="Noto Sans KR" w:cs="Noto Sans KR"/>
+                <w:b w:val="0"/>
+                <w:color w:val="243547"/>
+                <w:sz w:val="18"/>
               </w:rPr>
               <w:t>token/session/clock</w:t>
             </w:r>
@@ -1182,23 +1169,27 @@
         </w:tc>
         <w:tc>
           <w:tcPr>
-            <w:tcW w:type="dxa" w:w="2879"/>
+            <w:tcW w:type="dxa" w:w="3499"/>
             <w:tcMar>
-              <w:top w:w="90" w:type="dxa"/>
+              <w:top w:w="70" w:type="dxa"/>
               <w:start w:w="100" w:type="dxa"/>
-              <w:bottom w:w="90" w:type="dxa"/>
+              <w:bottom w:w="70" w:type="dxa"/>
               <w:end w:w="100" w:type="dxa"/>
             </w:tcMar>
             <w:vAlign w:val="center"/>
+            <w:shd w:fill="FFFFFF"/>
           </w:tcPr>
           <w:p>
             <w:pPr>
               <w:spacing w:after="0" w:line="252" w:lineRule="auto" w:before="0"/>
+              <w:jc w:val="left"/>
             </w:pPr>
             <w:r>
               <w:rPr>
-                <w:rFonts w:ascii="Noto Sans KR" w:hAnsi="Noto Sans KR" w:eastAsia="Noto Sans KR"/>
-                <w:sz w:val="17"/>
+                <w:rFonts w:ascii="Noto Sans KR" w:hAnsi="Noto Sans KR" w:eastAsia="Noto Sans KR" w:cs="Noto Sans KR"/>
+                <w:b w:val="0"/>
+                <w:color w:val="243547"/>
+                <w:sz w:val="18"/>
               </w:rPr>
               <w:t>인증 경로 복구</w:t>
             </w:r>
@@ -1208,27 +1199,31 @@
       <w:tr>
         <w:trPr>
           <w:cantSplit/>
+          <w:trHeight w:hRule="atLeast" w:val="351"/>
         </w:trPr>
         <w:tc>
           <w:tcPr>
-            <w:tcW w:type="dxa" w:w="1103"/>
+            <w:tcW w:type="dxa" w:w="1344"/>
             <w:tcMar>
-              <w:top w:w="90" w:type="dxa"/>
+              <w:top w:w="70" w:type="dxa"/>
               <w:start w:w="100" w:type="dxa"/>
-              <w:bottom w:w="90" w:type="dxa"/>
+              <w:bottom w:w="70" w:type="dxa"/>
               <w:end w:w="100" w:type="dxa"/>
             </w:tcMar>
             <w:vAlign w:val="center"/>
-            <w:shd w:fill="F5F8FB"/>
+            <w:shd w:fill="F7FAFC"/>
           </w:tcPr>
           <w:p>
             <w:pPr>
               <w:spacing w:after="0" w:line="252" w:lineRule="auto" w:before="0"/>
+              <w:jc w:val="left"/>
             </w:pPr>
             <w:r>
               <w:rPr>
-                <w:rFonts w:ascii="Noto Sans KR" w:hAnsi="Noto Sans KR" w:eastAsia="Noto Sans KR"/>
-                <w:sz w:val="17"/>
+                <w:rFonts w:ascii="Noto Sans KR" w:hAnsi="Noto Sans KR" w:eastAsia="Noto Sans KR" w:cs="Noto Sans KR"/>
+                <w:b w:val="0"/>
+                <w:color w:val="243547"/>
+                <w:sz w:val="18"/>
               </w:rPr>
               <w:t>403</w:t>
             </w:r>
@@ -1236,24 +1231,27 @@
         </w:tc>
         <w:tc>
           <w:tcPr>
-            <w:tcW w:type="dxa" w:w="2093"/>
+            <w:tcW w:type="dxa" w:w="2918"/>
             <w:tcMar>
-              <w:top w:w="90" w:type="dxa"/>
+              <w:top w:w="70" w:type="dxa"/>
               <w:start w:w="100" w:type="dxa"/>
-              <w:bottom w:w="90" w:type="dxa"/>
+              <w:bottom w:w="70" w:type="dxa"/>
               <w:end w:w="100" w:type="dxa"/>
             </w:tcMar>
             <w:vAlign w:val="center"/>
-            <w:shd w:fill="F5F8FB"/>
+            <w:shd w:fill="F7FAFC"/>
           </w:tcPr>
           <w:p>
             <w:pPr>
               <w:spacing w:after="0" w:line="252" w:lineRule="auto" w:before="0"/>
+              <w:jc w:val="left"/>
             </w:pPr>
             <w:r>
               <w:rPr>
-                <w:rFonts w:ascii="Noto Sans KR" w:hAnsi="Noto Sans KR" w:eastAsia="Noto Sans KR"/>
-                <w:sz w:val="17"/>
+                <w:rFonts w:ascii="Noto Sans KR" w:hAnsi="Noto Sans KR" w:eastAsia="Noto Sans KR" w:cs="Noto Sans KR"/>
+                <w:b w:val="0"/>
+                <w:color w:val="243547"/>
+                <w:sz w:val="18"/>
               </w:rPr>
               <w:t>권한/승인 부족</w:t>
             </w:r>
@@ -1261,24 +1259,27 @@
         </w:tc>
         <w:tc>
           <w:tcPr>
-            <w:tcW w:type="dxa" w:w="3789"/>
+            <w:tcW w:type="dxa" w:w="3124"/>
             <w:tcMar>
-              <w:top w:w="90" w:type="dxa"/>
+              <w:top w:w="70" w:type="dxa"/>
               <w:start w:w="100" w:type="dxa"/>
-              <w:bottom w:w="90" w:type="dxa"/>
+              <w:bottom w:w="70" w:type="dxa"/>
               <w:end w:w="100" w:type="dxa"/>
             </w:tcMar>
             <w:vAlign w:val="center"/>
-            <w:shd w:fill="F5F8FB"/>
+            <w:shd w:fill="F7FAFC"/>
           </w:tcPr>
           <w:p>
             <w:pPr>
               <w:spacing w:after="0" w:line="252" w:lineRule="auto" w:before="0"/>
+              <w:jc w:val="left"/>
             </w:pPr>
             <w:r>
               <w:rPr>
-                <w:rFonts w:ascii="Noto Sans KR" w:hAnsi="Noto Sans KR" w:eastAsia="Noto Sans KR"/>
-                <w:sz w:val="17"/>
+                <w:rFonts w:ascii="Noto Sans KR" w:hAnsi="Noto Sans KR" w:eastAsia="Noto Sans KR" w:cs="Noto Sans KR"/>
+                <w:b w:val="0"/>
+                <w:color w:val="243547"/>
+                <w:sz w:val="18"/>
               </w:rPr>
               <w:t>Permission/Approval</w:t>
             </w:r>
@@ -1286,24 +1287,27 @@
         </w:tc>
         <w:tc>
           <w:tcPr>
-            <w:tcW w:type="dxa" w:w="2879"/>
+            <w:tcW w:type="dxa" w:w="3499"/>
             <w:tcMar>
-              <w:top w:w="90" w:type="dxa"/>
+              <w:top w:w="70" w:type="dxa"/>
               <w:start w:w="100" w:type="dxa"/>
-              <w:bottom w:w="90" w:type="dxa"/>
+              <w:bottom w:w="70" w:type="dxa"/>
               <w:end w:w="100" w:type="dxa"/>
             </w:tcMar>
             <w:vAlign w:val="center"/>
-            <w:shd w:fill="F5F8FB"/>
+            <w:shd w:fill="F7FAFC"/>
           </w:tcPr>
           <w:p>
             <w:pPr>
               <w:spacing w:after="0" w:line="252" w:lineRule="auto" w:before="0"/>
+              <w:jc w:val="left"/>
             </w:pPr>
             <w:r>
               <w:rPr>
-                <w:rFonts w:ascii="Noto Sans KR" w:hAnsi="Noto Sans KR" w:eastAsia="Noto Sans KR"/>
-                <w:sz w:val="17"/>
+                <w:rFonts w:ascii="Noto Sans KR" w:hAnsi="Noto Sans KR" w:eastAsia="Noto Sans KR" w:cs="Noto Sans KR"/>
+                <w:b w:val="0"/>
+                <w:color w:val="243547"/>
+                <w:sz w:val="18"/>
               </w:rPr>
               <w:t>권한 우회 금지</w:t>
             </w:r>
@@ -1313,26 +1317,31 @@
       <w:tr>
         <w:trPr>
           <w:cantSplit/>
+          <w:trHeight w:hRule="atLeast" w:val="351"/>
         </w:trPr>
         <w:tc>
           <w:tcPr>
-            <w:tcW w:type="dxa" w:w="1103"/>
+            <w:tcW w:type="dxa" w:w="1344"/>
             <w:tcMar>
-              <w:top w:w="90" w:type="dxa"/>
+              <w:top w:w="70" w:type="dxa"/>
               <w:start w:w="100" w:type="dxa"/>
-              <w:bottom w:w="90" w:type="dxa"/>
+              <w:bottom w:w="70" w:type="dxa"/>
               <w:end w:w="100" w:type="dxa"/>
             </w:tcMar>
             <w:vAlign w:val="center"/>
+            <w:shd w:fill="FFFFFF"/>
           </w:tcPr>
           <w:p>
             <w:pPr>
               <w:spacing w:after="0" w:line="252" w:lineRule="auto" w:before="0"/>
+              <w:jc w:val="left"/>
             </w:pPr>
             <w:r>
               <w:rPr>
-                <w:rFonts w:ascii="Noto Sans KR" w:hAnsi="Noto Sans KR" w:eastAsia="Noto Sans KR"/>
-                <w:sz w:val="17"/>
+                <w:rFonts w:ascii="Noto Sans KR" w:hAnsi="Noto Sans KR" w:eastAsia="Noto Sans KR" w:cs="Noto Sans KR"/>
+                <w:b w:val="0"/>
+                <w:color w:val="243547"/>
+                <w:sz w:val="18"/>
               </w:rPr>
               <w:t>404</w:t>
             </w:r>
@@ -1340,23 +1349,27 @@
         </w:tc>
         <w:tc>
           <w:tcPr>
-            <w:tcW w:type="dxa" w:w="2093"/>
+            <w:tcW w:type="dxa" w:w="2918"/>
             <w:tcMar>
-              <w:top w:w="90" w:type="dxa"/>
+              <w:top w:w="70" w:type="dxa"/>
               <w:start w:w="100" w:type="dxa"/>
-              <w:bottom w:w="90" w:type="dxa"/>
+              <w:bottom w:w="70" w:type="dxa"/>
               <w:end w:w="100" w:type="dxa"/>
             </w:tcMar>
             <w:vAlign w:val="center"/>
+            <w:shd w:fill="FFFFFF"/>
           </w:tcPr>
           <w:p>
             <w:pPr>
               <w:spacing w:after="0" w:line="252" w:lineRule="auto" w:before="0"/>
+              <w:jc w:val="left"/>
             </w:pPr>
             <w:r>
               <w:rPr>
-                <w:rFonts w:ascii="Noto Sans KR" w:hAnsi="Noto Sans KR" w:eastAsia="Noto Sans KR"/>
-                <w:sz w:val="17"/>
+                <w:rFonts w:ascii="Noto Sans KR" w:hAnsi="Noto Sans KR" w:eastAsia="Noto Sans KR" w:cs="Noto Sans KR"/>
+                <w:b w:val="0"/>
+                <w:color w:val="243547"/>
+                <w:sz w:val="18"/>
               </w:rPr>
               <w:t>대상/Operation 없음</w:t>
             </w:r>
@@ -1364,23 +1377,27 @@
         </w:tc>
         <w:tc>
           <w:tcPr>
-            <w:tcW w:type="dxa" w:w="3789"/>
+            <w:tcW w:type="dxa" w:w="3124"/>
             <w:tcMar>
-              <w:top w:w="90" w:type="dxa"/>
+              <w:top w:w="70" w:type="dxa"/>
               <w:start w:w="100" w:type="dxa"/>
-              <w:bottom w:w="90" w:type="dxa"/>
+              <w:bottom w:w="70" w:type="dxa"/>
               <w:end w:w="100" w:type="dxa"/>
             </w:tcMar>
             <w:vAlign w:val="center"/>
+            <w:shd w:fill="FFFFFF"/>
           </w:tcPr>
           <w:p>
             <w:pPr>
               <w:spacing w:after="0" w:line="252" w:lineRule="auto" w:before="0"/>
+              <w:jc w:val="left"/>
             </w:pPr>
             <w:r>
               <w:rPr>
-                <w:rFonts w:ascii="Noto Sans KR" w:hAnsi="Noto Sans KR" w:eastAsia="Noto Sans KR"/>
-                <w:sz w:val="17"/>
+                <w:rFonts w:ascii="Noto Sans KR" w:hAnsi="Noto Sans KR" w:eastAsia="Noto Sans KR" w:cs="Noto Sans KR"/>
+                <w:b w:val="0"/>
+                <w:color w:val="243547"/>
+                <w:sz w:val="18"/>
               </w:rPr>
               <w:t>route/operation registry</w:t>
             </w:r>
@@ -1388,23 +1405,27 @@
         </w:tc>
         <w:tc>
           <w:tcPr>
-            <w:tcW w:type="dxa" w:w="2879"/>
+            <w:tcW w:type="dxa" w:w="3499"/>
             <w:tcMar>
-              <w:top w:w="90" w:type="dxa"/>
+              <w:top w:w="70" w:type="dxa"/>
               <w:start w:w="100" w:type="dxa"/>
-              <w:bottom w:w="90" w:type="dxa"/>
+              <w:bottom w:w="70" w:type="dxa"/>
               <w:end w:w="100" w:type="dxa"/>
             </w:tcMar>
             <w:vAlign w:val="center"/>
+            <w:shd w:fill="FFFFFF"/>
           </w:tcPr>
           <w:p>
             <w:pPr>
               <w:spacing w:after="0" w:line="252" w:lineRule="auto" w:before="0"/>
+              <w:jc w:val="left"/>
             </w:pPr>
             <w:r>
               <w:rPr>
-                <w:rFonts w:ascii="Noto Sans KR" w:hAnsi="Noto Sans KR" w:eastAsia="Noto Sans KR"/>
-                <w:sz w:val="17"/>
+                <w:rFonts w:ascii="Noto Sans KR" w:hAnsi="Noto Sans KR" w:eastAsia="Noto Sans KR" w:cs="Noto Sans KR"/>
+                <w:b w:val="0"/>
+                <w:color w:val="243547"/>
+                <w:sz w:val="18"/>
               </w:rPr>
               <w:t>stale routing 확인</w:t>
             </w:r>
@@ -1414,27 +1435,31 @@
       <w:tr>
         <w:trPr>
           <w:cantSplit/>
+          <w:trHeight w:hRule="atLeast" w:val="351"/>
         </w:trPr>
         <w:tc>
           <w:tcPr>
-            <w:tcW w:type="dxa" w:w="1103"/>
+            <w:tcW w:type="dxa" w:w="1344"/>
             <w:tcMar>
-              <w:top w:w="90" w:type="dxa"/>
+              <w:top w:w="70" w:type="dxa"/>
               <w:start w:w="100" w:type="dxa"/>
-              <w:bottom w:w="90" w:type="dxa"/>
+              <w:bottom w:w="70" w:type="dxa"/>
               <w:end w:w="100" w:type="dxa"/>
             </w:tcMar>
             <w:vAlign w:val="center"/>
-            <w:shd w:fill="F5F8FB"/>
+            <w:shd w:fill="F7FAFC"/>
           </w:tcPr>
           <w:p>
             <w:pPr>
               <w:spacing w:after="0" w:line="252" w:lineRule="auto" w:before="0"/>
+              <w:jc w:val="left"/>
             </w:pPr>
             <w:r>
               <w:rPr>
-                <w:rFonts w:ascii="Noto Sans KR" w:hAnsi="Noto Sans KR" w:eastAsia="Noto Sans KR"/>
-                <w:sz w:val="17"/>
+                <w:rFonts w:ascii="Noto Sans KR" w:hAnsi="Noto Sans KR" w:eastAsia="Noto Sans KR" w:cs="Noto Sans KR"/>
+                <w:b w:val="0"/>
+                <w:color w:val="243547"/>
+                <w:sz w:val="18"/>
               </w:rPr>
               <w:t>409</w:t>
             </w:r>
@@ -1442,24 +1467,27 @@
         </w:tc>
         <w:tc>
           <w:tcPr>
-            <w:tcW w:type="dxa" w:w="2093"/>
+            <w:tcW w:type="dxa" w:w="2918"/>
             <w:tcMar>
-              <w:top w:w="90" w:type="dxa"/>
+              <w:top w:w="70" w:type="dxa"/>
               <w:start w:w="100" w:type="dxa"/>
-              <w:bottom w:w="90" w:type="dxa"/>
+              <w:bottom w:w="70" w:type="dxa"/>
               <w:end w:w="100" w:type="dxa"/>
             </w:tcMar>
             <w:vAlign w:val="center"/>
-            <w:shd w:fill="F5F8FB"/>
+            <w:shd w:fill="F7FAFC"/>
           </w:tcPr>
           <w:p>
             <w:pPr>
               <w:spacing w:after="0" w:line="252" w:lineRule="auto" w:before="0"/>
+              <w:jc w:val="left"/>
             </w:pPr>
             <w:r>
               <w:rPr>
-                <w:rFonts w:ascii="Noto Sans KR" w:hAnsi="Noto Sans KR" w:eastAsia="Noto Sans KR"/>
-                <w:sz w:val="17"/>
+                <w:rFonts w:ascii="Noto Sans KR" w:hAnsi="Noto Sans KR" w:eastAsia="Noto Sans KR" w:cs="Noto Sans KR"/>
+                <w:b w:val="0"/>
+                <w:color w:val="243547"/>
+                <w:sz w:val="18"/>
               </w:rPr>
               <w:t>중복/상태 충돌</w:t>
             </w:r>
@@ -1467,24 +1495,27 @@
         </w:tc>
         <w:tc>
           <w:tcPr>
-            <w:tcW w:type="dxa" w:w="3789"/>
+            <w:tcW w:type="dxa" w:w="3124"/>
             <w:tcMar>
-              <w:top w:w="90" w:type="dxa"/>
+              <w:top w:w="70" w:type="dxa"/>
               <w:start w:w="100" w:type="dxa"/>
-              <w:bottom w:w="90" w:type="dxa"/>
+              <w:bottom w:w="70" w:type="dxa"/>
               <w:end w:w="100" w:type="dxa"/>
             </w:tcMar>
             <w:vAlign w:val="center"/>
-            <w:shd w:fill="F5F8FB"/>
+            <w:shd w:fill="F7FAFC"/>
           </w:tcPr>
           <w:p>
             <w:pPr>
               <w:spacing w:after="0" w:line="252" w:lineRule="auto" w:before="0"/>
+              <w:jc w:val="left"/>
             </w:pPr>
             <w:r>
               <w:rPr>
-                <w:rFonts w:ascii="Noto Sans KR" w:hAnsi="Noto Sans KR" w:eastAsia="Noto Sans KR"/>
-                <w:sz w:val="17"/>
+                <w:rFonts w:ascii="Noto Sans KR" w:hAnsi="Noto Sans KR" w:eastAsia="Noto Sans KR" w:cs="Noto Sans KR"/>
+                <w:b w:val="0"/>
+                <w:color w:val="243547"/>
+                <w:sz w:val="18"/>
               </w:rPr>
               <w:t>idempotency/state version</w:t>
             </w:r>
@@ -1492,24 +1523,27 @@
         </w:tc>
         <w:tc>
           <w:tcPr>
-            <w:tcW w:type="dxa" w:w="2879"/>
+            <w:tcW w:type="dxa" w:w="3499"/>
             <w:tcMar>
-              <w:top w:w="90" w:type="dxa"/>
+              <w:top w:w="70" w:type="dxa"/>
               <w:start w:w="100" w:type="dxa"/>
-              <w:bottom w:w="90" w:type="dxa"/>
+              <w:bottom w:w="70" w:type="dxa"/>
               <w:end w:w="100" w:type="dxa"/>
             </w:tcMar>
             <w:vAlign w:val="center"/>
-            <w:shd w:fill="F5F8FB"/>
+            <w:shd w:fill="F7FAFC"/>
           </w:tcPr>
           <w:p>
             <w:pPr>
               <w:spacing w:after="0" w:line="252" w:lineRule="auto" w:before="0"/>
+              <w:jc w:val="left"/>
             </w:pPr>
             <w:r>
               <w:rPr>
-                <w:rFonts w:ascii="Noto Sans KR" w:hAnsi="Noto Sans KR" w:eastAsia="Noto Sans KR"/>
-                <w:sz w:val="17"/>
+                <w:rFonts w:ascii="Noto Sans KR" w:hAnsi="Noto Sans KR" w:eastAsia="Noto Sans KR" w:cs="Noto Sans KR"/>
+                <w:b w:val="0"/>
+                <w:color w:val="243547"/>
+                <w:sz w:val="18"/>
               </w:rPr>
               <w:t>기존 실행/원장 확인</w:t>
             </w:r>
@@ -1519,26 +1553,31 @@
       <w:tr>
         <w:trPr>
           <w:cantSplit/>
+          <w:trHeight w:hRule="atLeast" w:val="351"/>
         </w:trPr>
         <w:tc>
           <w:tcPr>
-            <w:tcW w:type="dxa" w:w="1103"/>
+            <w:tcW w:type="dxa" w:w="1344"/>
             <w:tcMar>
-              <w:top w:w="90" w:type="dxa"/>
+              <w:top w:w="70" w:type="dxa"/>
               <w:start w:w="100" w:type="dxa"/>
-              <w:bottom w:w="90" w:type="dxa"/>
+              <w:bottom w:w="70" w:type="dxa"/>
               <w:end w:w="100" w:type="dxa"/>
             </w:tcMar>
             <w:vAlign w:val="center"/>
+            <w:shd w:fill="FFFFFF"/>
           </w:tcPr>
           <w:p>
             <w:pPr>
               <w:spacing w:after="0" w:line="252" w:lineRule="auto" w:before="0"/>
+              <w:jc w:val="left"/>
             </w:pPr>
             <w:r>
               <w:rPr>
-                <w:rFonts w:ascii="Noto Sans KR" w:hAnsi="Noto Sans KR" w:eastAsia="Noto Sans KR"/>
-                <w:sz w:val="17"/>
+                <w:rFonts w:ascii="Noto Sans KR" w:hAnsi="Noto Sans KR" w:eastAsia="Noto Sans KR" w:cs="Noto Sans KR"/>
+                <w:b w:val="0"/>
+                <w:color w:val="243547"/>
+                <w:sz w:val="18"/>
               </w:rPr>
               <w:t>429</w:t>
             </w:r>
@@ -1546,23 +1585,27 @@
         </w:tc>
         <w:tc>
           <w:tcPr>
-            <w:tcW w:type="dxa" w:w="2093"/>
+            <w:tcW w:type="dxa" w:w="2918"/>
             <w:tcMar>
-              <w:top w:w="90" w:type="dxa"/>
+              <w:top w:w="70" w:type="dxa"/>
               <w:start w:w="100" w:type="dxa"/>
-              <w:bottom w:w="90" w:type="dxa"/>
+              <w:bottom w:w="70" w:type="dxa"/>
               <w:end w:w="100" w:type="dxa"/>
             </w:tcMar>
             <w:vAlign w:val="center"/>
+            <w:shd w:fill="FFFFFF"/>
           </w:tcPr>
           <w:p>
             <w:pPr>
               <w:spacing w:after="0" w:line="252" w:lineRule="auto" w:before="0"/>
+              <w:jc w:val="left"/>
             </w:pPr>
             <w:r>
               <w:rPr>
-                <w:rFonts w:ascii="Noto Sans KR" w:hAnsi="Noto Sans KR" w:eastAsia="Noto Sans KR"/>
-                <w:sz w:val="17"/>
+                <w:rFonts w:ascii="Noto Sans KR" w:hAnsi="Noto Sans KR" w:eastAsia="Noto Sans KR" w:cs="Noto Sans KR"/>
+                <w:b w:val="0"/>
+                <w:color w:val="243547"/>
+                <w:sz w:val="18"/>
               </w:rPr>
               <w:t>rate limit</w:t>
             </w:r>
@@ -1570,23 +1613,27 @@
         </w:tc>
         <w:tc>
           <w:tcPr>
-            <w:tcW w:type="dxa" w:w="3789"/>
+            <w:tcW w:type="dxa" w:w="3124"/>
             <w:tcMar>
-              <w:top w:w="90" w:type="dxa"/>
+              <w:top w:w="70" w:type="dxa"/>
               <w:start w:w="100" w:type="dxa"/>
-              <w:bottom w:w="90" w:type="dxa"/>
+              <w:bottom w:w="70" w:type="dxa"/>
               <w:end w:w="100" w:type="dxa"/>
             </w:tcMar>
             <w:vAlign w:val="center"/>
+            <w:shd w:fill="FFFFFF"/>
           </w:tcPr>
           <w:p>
             <w:pPr>
               <w:spacing w:after="0" w:line="252" w:lineRule="auto" w:before="0"/>
+              <w:jc w:val="left"/>
             </w:pPr>
             <w:r>
               <w:rPr>
-                <w:rFonts w:ascii="Noto Sans KR" w:hAnsi="Noto Sans KR" w:eastAsia="Noto Sans KR"/>
-                <w:sz w:val="17"/>
+                <w:rFonts w:ascii="Noto Sans KR" w:hAnsi="Noto Sans KR" w:eastAsia="Noto Sans KR" w:cs="Noto Sans KR"/>
+                <w:b w:val="0"/>
+                <w:color w:val="243547"/>
+                <w:sz w:val="18"/>
               </w:rPr>
               <w:t>quota/retry-after</w:t>
             </w:r>
@@ -1594,23 +1641,27 @@
         </w:tc>
         <w:tc>
           <w:tcPr>
-            <w:tcW w:type="dxa" w:w="2879"/>
+            <w:tcW w:type="dxa" w:w="3499"/>
             <w:tcMar>
-              <w:top w:w="90" w:type="dxa"/>
+              <w:top w:w="70" w:type="dxa"/>
               <w:start w:w="100" w:type="dxa"/>
-              <w:bottom w:w="90" w:type="dxa"/>
+              <w:bottom w:w="70" w:type="dxa"/>
               <w:end w:w="100" w:type="dxa"/>
             </w:tcMar>
             <w:vAlign w:val="center"/>
+            <w:shd w:fill="FFFFFF"/>
           </w:tcPr>
           <w:p>
             <w:pPr>
               <w:spacing w:after="0" w:line="252" w:lineRule="auto" w:before="0"/>
+              <w:jc w:val="left"/>
             </w:pPr>
             <w:r>
               <w:rPr>
-                <w:rFonts w:ascii="Noto Sans KR" w:hAnsi="Noto Sans KR" w:eastAsia="Noto Sans KR"/>
-                <w:sz w:val="17"/>
+                <w:rFonts w:ascii="Noto Sans KR" w:hAnsi="Noto Sans KR" w:eastAsia="Noto Sans KR" w:cs="Noto Sans KR"/>
+                <w:b w:val="0"/>
+                <w:color w:val="243547"/>
+                <w:sz w:val="18"/>
               </w:rPr>
               <w:t>backoff/용량</w:t>
             </w:r>
@@ -1620,27 +1671,31 @@
       <w:tr>
         <w:trPr>
           <w:cantSplit/>
+          <w:trHeight w:hRule="atLeast" w:val="351"/>
         </w:trPr>
         <w:tc>
           <w:tcPr>
-            <w:tcW w:type="dxa" w:w="1103"/>
+            <w:tcW w:type="dxa" w:w="1344"/>
             <w:tcMar>
-              <w:top w:w="90" w:type="dxa"/>
+              <w:top w:w="70" w:type="dxa"/>
               <w:start w:w="100" w:type="dxa"/>
-              <w:bottom w:w="90" w:type="dxa"/>
+              <w:bottom w:w="70" w:type="dxa"/>
               <w:end w:w="100" w:type="dxa"/>
             </w:tcMar>
             <w:vAlign w:val="center"/>
-            <w:shd w:fill="F5F8FB"/>
+            <w:shd w:fill="F7FAFC"/>
           </w:tcPr>
           <w:p>
             <w:pPr>
               <w:spacing w:after="0" w:line="252" w:lineRule="auto" w:before="0"/>
+              <w:jc w:val="left"/>
             </w:pPr>
             <w:r>
               <w:rPr>
-                <w:rFonts w:ascii="Noto Sans KR" w:hAnsi="Noto Sans KR" w:eastAsia="Noto Sans KR"/>
-                <w:sz w:val="17"/>
+                <w:rFonts w:ascii="Noto Sans KR" w:hAnsi="Noto Sans KR" w:eastAsia="Noto Sans KR" w:cs="Noto Sans KR"/>
+                <w:b w:val="0"/>
+                <w:color w:val="243547"/>
+                <w:sz w:val="18"/>
               </w:rPr>
               <w:t>500</w:t>
             </w:r>
@@ -1648,24 +1703,27 @@
         </w:tc>
         <w:tc>
           <w:tcPr>
-            <w:tcW w:type="dxa" w:w="2093"/>
+            <w:tcW w:type="dxa" w:w="2918"/>
             <w:tcMar>
-              <w:top w:w="90" w:type="dxa"/>
+              <w:top w:w="70" w:type="dxa"/>
               <w:start w:w="100" w:type="dxa"/>
-              <w:bottom w:w="90" w:type="dxa"/>
+              <w:bottom w:w="70" w:type="dxa"/>
               <w:end w:w="100" w:type="dxa"/>
             </w:tcMar>
             <w:vAlign w:val="center"/>
-            <w:shd w:fill="F5F8FB"/>
+            <w:shd w:fill="F7FAFC"/>
           </w:tcPr>
           <w:p>
             <w:pPr>
               <w:spacing w:after="0" w:line="252" w:lineRule="auto" w:before="0"/>
+              <w:jc w:val="left"/>
             </w:pPr>
             <w:r>
               <w:rPr>
-                <w:rFonts w:ascii="Noto Sans KR" w:hAnsi="Noto Sans KR" w:eastAsia="Noto Sans KR"/>
-                <w:sz w:val="17"/>
+                <w:rFonts w:ascii="Noto Sans KR" w:hAnsi="Noto Sans KR" w:eastAsia="Noto Sans KR" w:cs="Noto Sans KR"/>
+                <w:b w:val="0"/>
+                <w:color w:val="243547"/>
+                <w:sz w:val="18"/>
               </w:rPr>
               <w:t>내부 오류</w:t>
             </w:r>
@@ -1673,24 +1731,27 @@
         </w:tc>
         <w:tc>
           <w:tcPr>
-            <w:tcW w:type="dxa" w:w="3789"/>
+            <w:tcW w:type="dxa" w:w="3124"/>
             <w:tcMar>
-              <w:top w:w="90" w:type="dxa"/>
+              <w:top w:w="70" w:type="dxa"/>
               <w:start w:w="100" w:type="dxa"/>
-              <w:bottom w:w="90" w:type="dxa"/>
+              <w:bottom w:w="70" w:type="dxa"/>
               <w:end w:w="100" w:type="dxa"/>
             </w:tcMar>
             <w:vAlign w:val="center"/>
-            <w:shd w:fill="F5F8FB"/>
+            <w:shd w:fill="F7FAFC"/>
           </w:tcPr>
           <w:p>
             <w:pPr>
               <w:spacing w:after="0" w:line="252" w:lineRule="auto" w:before="0"/>
+              <w:jc w:val="left"/>
             </w:pPr>
             <w:r>
               <w:rPr>
-                <w:rFonts w:ascii="Noto Sans KR" w:hAnsi="Noto Sans KR" w:eastAsia="Noto Sans KR"/>
-                <w:sz w:val="17"/>
+                <w:rFonts w:ascii="Noto Sans KR" w:hAnsi="Noto Sans KR" w:eastAsia="Noto Sans KR" w:cs="Noto Sans KR"/>
+                <w:b w:val="0"/>
+                <w:color w:val="243547"/>
+                <w:sz w:val="18"/>
               </w:rPr>
               <w:t>errorCode/stack/DB</w:t>
             </w:r>
@@ -1698,24 +1759,27 @@
         </w:tc>
         <w:tc>
           <w:tcPr>
-            <w:tcW w:type="dxa" w:w="2879"/>
+            <w:tcW w:type="dxa" w:w="3499"/>
             <w:tcMar>
-              <w:top w:w="90" w:type="dxa"/>
+              <w:top w:w="70" w:type="dxa"/>
               <w:start w:w="100" w:type="dxa"/>
-              <w:bottom w:w="90" w:type="dxa"/>
+              <w:bottom w:w="70" w:type="dxa"/>
               <w:end w:w="100" w:type="dxa"/>
             </w:tcMar>
             <w:vAlign w:val="center"/>
-            <w:shd w:fill="F5F8FB"/>
+            <w:shd w:fill="F7FAFC"/>
           </w:tcPr>
           <w:p>
             <w:pPr>
               <w:spacing w:after="0" w:line="252" w:lineRule="auto" w:before="0"/>
+              <w:jc w:val="left"/>
             </w:pPr>
             <w:r>
               <w:rPr>
-                <w:rFonts w:ascii="Noto Sans KR" w:hAnsi="Noto Sans KR" w:eastAsia="Noto Sans KR"/>
-                <w:sz w:val="17"/>
+                <w:rFonts w:ascii="Noto Sans KR" w:hAnsi="Noto Sans KR" w:eastAsia="Noto Sans KR" w:cs="Noto Sans KR"/>
+                <w:b w:val="0"/>
+                <w:color w:val="243547"/>
+                <w:sz w:val="18"/>
               </w:rPr>
               <w:t>원인별 rollback/recovery</w:t>
             </w:r>
@@ -1725,26 +1789,31 @@
       <w:tr>
         <w:trPr>
           <w:cantSplit/>
+          <w:trHeight w:hRule="atLeast" w:val="351"/>
         </w:trPr>
         <w:tc>
           <w:tcPr>
-            <w:tcW w:type="dxa" w:w="1103"/>
+            <w:tcW w:type="dxa" w:w="1344"/>
             <w:tcMar>
-              <w:top w:w="90" w:type="dxa"/>
+              <w:top w:w="70" w:type="dxa"/>
               <w:start w:w="100" w:type="dxa"/>
-              <w:bottom w:w="90" w:type="dxa"/>
+              <w:bottom w:w="70" w:type="dxa"/>
               <w:end w:w="100" w:type="dxa"/>
             </w:tcMar>
             <w:vAlign w:val="center"/>
+            <w:shd w:fill="FFFFFF"/>
           </w:tcPr>
           <w:p>
             <w:pPr>
               <w:spacing w:after="0" w:line="252" w:lineRule="auto" w:before="0"/>
+              <w:jc w:val="left"/>
             </w:pPr>
             <w:r>
               <w:rPr>
-                <w:rFonts w:ascii="Noto Sans KR" w:hAnsi="Noto Sans KR" w:eastAsia="Noto Sans KR"/>
-                <w:sz w:val="17"/>
+                <w:rFonts w:ascii="Noto Sans KR" w:hAnsi="Noto Sans KR" w:eastAsia="Noto Sans KR" w:cs="Noto Sans KR"/>
+                <w:b w:val="0"/>
+                <w:color w:val="243547"/>
+                <w:sz w:val="18"/>
               </w:rPr>
               <w:t>503</w:t>
             </w:r>
@@ -1752,23 +1821,27 @@
         </w:tc>
         <w:tc>
           <w:tcPr>
-            <w:tcW w:type="dxa" w:w="2093"/>
+            <w:tcW w:type="dxa" w:w="2918"/>
             <w:tcMar>
-              <w:top w:w="90" w:type="dxa"/>
+              <w:top w:w="70" w:type="dxa"/>
               <w:start w:w="100" w:type="dxa"/>
-              <w:bottom w:w="90" w:type="dxa"/>
+              <w:bottom w:w="70" w:type="dxa"/>
               <w:end w:w="100" w:type="dxa"/>
             </w:tcMar>
             <w:vAlign w:val="center"/>
+            <w:shd w:fill="FFFFFF"/>
           </w:tcPr>
           <w:p>
             <w:pPr>
               <w:spacing w:after="0" w:line="252" w:lineRule="auto" w:before="0"/>
+              <w:jc w:val="left"/>
             </w:pPr>
             <w:r>
               <w:rPr>
-                <w:rFonts w:ascii="Noto Sans KR" w:hAnsi="Noto Sans KR" w:eastAsia="Noto Sans KR"/>
-                <w:sz w:val="17"/>
+                <w:rFonts w:ascii="Noto Sans KR" w:hAnsi="Noto Sans KR" w:eastAsia="Noto Sans KR" w:cs="Noto Sans KR"/>
+                <w:b w:val="0"/>
+                <w:color w:val="243547"/>
+                <w:sz w:val="18"/>
               </w:rPr>
               <w:t>infra unavailable</w:t>
             </w:r>
@@ -1776,23 +1849,27 @@
         </w:tc>
         <w:tc>
           <w:tcPr>
-            <w:tcW w:type="dxa" w:w="3789"/>
+            <w:tcW w:type="dxa" w:w="3124"/>
             <w:tcMar>
-              <w:top w:w="90" w:type="dxa"/>
+              <w:top w:w="70" w:type="dxa"/>
               <w:start w:w="100" w:type="dxa"/>
-              <w:bottom w:w="90" w:type="dxa"/>
+              <w:bottom w:w="70" w:type="dxa"/>
               <w:end w:w="100" w:type="dxa"/>
             </w:tcMar>
             <w:vAlign w:val="center"/>
+            <w:shd w:fill="FFFFFF"/>
           </w:tcPr>
           <w:p>
             <w:pPr>
               <w:spacing w:after="0" w:line="252" w:lineRule="auto" w:before="0"/>
+              <w:jc w:val="left"/>
             </w:pPr>
             <w:r>
               <w:rPr>
-                <w:rFonts w:ascii="Noto Sans KR" w:hAnsi="Noto Sans KR" w:eastAsia="Noto Sans KR"/>
-                <w:sz w:val="17"/>
+                <w:rFonts w:ascii="Noto Sans KR" w:hAnsi="Noto Sans KR" w:eastAsia="Noto Sans KR" w:cs="Noto Sans KR"/>
+                <w:b w:val="0"/>
+                <w:color w:val="243547"/>
+                <w:sz w:val="18"/>
               </w:rPr>
               <w:t>health/dependency</w:t>
             </w:r>
@@ -1800,23 +1877,27 @@
         </w:tc>
         <w:tc>
           <w:tcPr>
-            <w:tcW w:type="dxa" w:w="2879"/>
+            <w:tcW w:type="dxa" w:w="3499"/>
             <w:tcMar>
-              <w:top w:w="90" w:type="dxa"/>
+              <w:top w:w="70" w:type="dxa"/>
               <w:start w:w="100" w:type="dxa"/>
-              <w:bottom w:w="90" w:type="dxa"/>
+              <w:bottom w:w="70" w:type="dxa"/>
               <w:end w:w="100" w:type="dxa"/>
             </w:tcMar>
             <w:vAlign w:val="center"/>
+            <w:shd w:fill="FFFFFF"/>
           </w:tcPr>
           <w:p>
             <w:pPr>
               <w:spacing w:after="0" w:line="252" w:lineRule="auto" w:before="0"/>
+              <w:jc w:val="left"/>
             </w:pPr>
             <w:r>
               <w:rPr>
-                <w:rFonts w:ascii="Noto Sans KR" w:hAnsi="Noto Sans KR" w:eastAsia="Noto Sans KR"/>
-                <w:sz w:val="17"/>
+                <w:rFonts w:ascii="Noto Sans KR" w:hAnsi="Noto Sans KR" w:eastAsia="Noto Sans KR" w:cs="Noto Sans KR"/>
+                <w:b w:val="0"/>
+                <w:color w:val="243547"/>
+                <w:sz w:val="18"/>
               </w:rPr>
               <w:t>failover/복구</w:t>
             </w:r>
@@ -1826,27 +1907,31 @@
       <w:tr>
         <w:trPr>
           <w:cantSplit/>
+          <w:trHeight w:hRule="atLeast" w:val="351"/>
         </w:trPr>
         <w:tc>
           <w:tcPr>
-            <w:tcW w:type="dxa" w:w="1103"/>
+            <w:tcW w:type="dxa" w:w="1344"/>
             <w:tcMar>
-              <w:top w:w="90" w:type="dxa"/>
+              <w:top w:w="70" w:type="dxa"/>
               <w:start w:w="100" w:type="dxa"/>
-              <w:bottom w:w="90" w:type="dxa"/>
+              <w:bottom w:w="70" w:type="dxa"/>
               <w:end w:w="100" w:type="dxa"/>
             </w:tcMar>
             <w:vAlign w:val="center"/>
-            <w:shd w:fill="F5F8FB"/>
+            <w:shd w:fill="F7FAFC"/>
           </w:tcPr>
           <w:p>
             <w:pPr>
               <w:spacing w:after="0" w:line="252" w:lineRule="auto" w:before="0"/>
+              <w:jc w:val="left"/>
             </w:pPr>
             <w:r>
               <w:rPr>
-                <w:rFonts w:ascii="Noto Sans KR" w:hAnsi="Noto Sans KR" w:eastAsia="Noto Sans KR"/>
-                <w:sz w:val="17"/>
+                <w:rFonts w:ascii="Noto Sans KR" w:hAnsi="Noto Sans KR" w:eastAsia="Noto Sans KR" w:cs="Noto Sans KR"/>
+                <w:b w:val="0"/>
+                <w:color w:val="243547"/>
+                <w:sz w:val="18"/>
               </w:rPr>
               <w:t>UNKNOWN</w:t>
             </w:r>
@@ -1854,24 +1939,27 @@
         </w:tc>
         <w:tc>
           <w:tcPr>
-            <w:tcW w:type="dxa" w:w="2093"/>
+            <w:tcW w:type="dxa" w:w="2918"/>
             <w:tcMar>
-              <w:top w:w="90" w:type="dxa"/>
+              <w:top w:w="70" w:type="dxa"/>
               <w:start w:w="100" w:type="dxa"/>
-              <w:bottom w:w="90" w:type="dxa"/>
+              <w:bottom w:w="70" w:type="dxa"/>
               <w:end w:w="100" w:type="dxa"/>
             </w:tcMar>
             <w:vAlign w:val="center"/>
-            <w:shd w:fill="F5F8FB"/>
+            <w:shd w:fill="F7FAFC"/>
           </w:tcPr>
           <w:p>
             <w:pPr>
               <w:spacing w:after="0" w:line="252" w:lineRule="auto" w:before="0"/>
+              <w:jc w:val="left"/>
             </w:pPr>
             <w:r>
               <w:rPr>
-                <w:rFonts w:ascii="Noto Sans KR" w:hAnsi="Noto Sans KR" w:eastAsia="Noto Sans KR"/>
-                <w:sz w:val="17"/>
+                <w:rFonts w:ascii="Noto Sans KR" w:hAnsi="Noto Sans KR" w:eastAsia="Noto Sans KR" w:cs="Noto Sans KR"/>
+                <w:b w:val="0"/>
+                <w:color w:val="243547"/>
+                <w:sz w:val="18"/>
               </w:rPr>
               <w:t>결과 미확정</w:t>
             </w:r>
@@ -1879,24 +1967,27 @@
         </w:tc>
         <w:tc>
           <w:tcPr>
-            <w:tcW w:type="dxa" w:w="3789"/>
+            <w:tcW w:type="dxa" w:w="3124"/>
             <w:tcMar>
-              <w:top w:w="90" w:type="dxa"/>
+              <w:top w:w="70" w:type="dxa"/>
               <w:start w:w="100" w:type="dxa"/>
-              <w:bottom w:w="90" w:type="dxa"/>
+              <w:bottom w:w="70" w:type="dxa"/>
               <w:end w:w="100" w:type="dxa"/>
             </w:tcMar>
             <w:vAlign w:val="center"/>
-            <w:shd w:fill="F5F8FB"/>
+            <w:shd w:fill="F7FAFC"/>
           </w:tcPr>
           <w:p>
             <w:pPr>
               <w:spacing w:after="0" w:line="252" w:lineRule="auto" w:before="0"/>
+              <w:jc w:val="left"/>
             </w:pPr>
             <w:r>
               <w:rPr>
-                <w:rFonts w:ascii="Noto Sans KR" w:hAnsi="Noto Sans KR" w:eastAsia="Noto Sans KR"/>
-                <w:sz w:val="17"/>
+                <w:rFonts w:ascii="Noto Sans KR" w:hAnsi="Noto Sans KR" w:eastAsia="Noto Sans KR" w:cs="Noto Sans KR"/>
+                <w:b w:val="0"/>
+                <w:color w:val="243547"/>
+                <w:sz w:val="18"/>
               </w:rPr>
               <w:t>ledger/probe/recoveryId</w:t>
             </w:r>
@@ -1904,24 +1995,27 @@
         </w:tc>
         <w:tc>
           <w:tcPr>
-            <w:tcW w:type="dxa" w:w="2879"/>
+            <w:tcW w:type="dxa" w:w="3499"/>
             <w:tcMar>
-              <w:top w:w="90" w:type="dxa"/>
+              <w:top w:w="70" w:type="dxa"/>
               <w:start w:w="100" w:type="dxa"/>
-              <w:bottom w:w="90" w:type="dxa"/>
+              <w:bottom w:w="70" w:type="dxa"/>
               <w:end w:w="100" w:type="dxa"/>
             </w:tcMar>
             <w:vAlign w:val="center"/>
-            <w:shd w:fill="F5F8FB"/>
+            <w:shd w:fill="F7FAFC"/>
           </w:tcPr>
           <w:p>
             <w:pPr>
               <w:spacing w:after="0" w:line="252" w:lineRule="auto" w:before="0"/>
+              <w:jc w:val="left"/>
             </w:pPr>
             <w:r>
               <w:rPr>
-                <w:rFonts w:ascii="Noto Sans KR" w:hAnsi="Noto Sans KR" w:eastAsia="Noto Sans KR"/>
-                <w:sz w:val="17"/>
+                <w:rFonts w:ascii="Noto Sans KR" w:hAnsi="Noto Sans KR" w:eastAsia="Noto Sans KR" w:cs="Noto Sans KR"/>
+                <w:b w:val="0"/>
+                <w:color w:val="243547"/>
+                <w:sz w:val="18"/>
               </w:rPr>
               <w:t>blind retry 금지, reconcile</w:t>
             </w:r>
@@ -1935,30 +2029,25 @@
         <w:keepNext/>
       </w:pPr>
       <w:r>
+        <w:rPr>
+          <w:rFonts w:ascii="Noto Sans KR" w:hAnsi="Noto Sans KR" w:eastAsia="Noto Sans KR" w:cs="Noto Sans KR"/>
+        </w:rPr>
         <w:t>3 위험 운영 조치</w:t>
       </w:r>
     </w:p>
     <w:p>
       <w:pPr>
         <w:spacing w:before="80" w:after="200"/>
-        <w:ind w:left="173" w:right="58"/>
-        <w:shd w:fill="F3F7FB"/>
+        <w:ind w:left="170" w:right="113"/>
+        <w:shd w:fill="F3F7FA"/>
+        <w:pStyle w:val="CPFSectionLead"/>
         <w:pBdr>
-          <w:left w:val="single" w:sz="18" w:space="8" w:color="4F46E5"/>
+          <w:left w:val="single" w:sz="16" w:space="7" w:color="8AA4BE"/>
         </w:pBdr>
       </w:pPr>
       <w:r>
         <w:rPr>
-          <w:b/>
-          <w:color w:val="362D91"/>
-          <w:sz w:val="20"/>
-        </w:rPr>
-        <w:t xml:space="preserve">이 장을 보는 이유  </w:t>
-      </w:r>
-      <w:r>
-        <w:rPr>
-          <w:color w:val="26374C"/>
-          <w:sz w:val="20"/>
+          <w:rFonts w:ascii="Noto Sans KR" w:hAnsi="Noto Sans KR" w:eastAsia="Noto Sans KR" w:cs="Noto Sans KR"/>
         </w:rPr>
         <w:t>중지·재시작·Replay·Reconcile·배포 같은 위험 조치는 권한·사유·승인·감사를 남깁니다.</w:t>
       </w:r>
@@ -1968,6 +2057,9 @@
         <w:pStyle w:val="CPFLabel"/>
       </w:pPr>
       <w:r>
+        <w:rPr>
+          <w:rFonts w:ascii="Noto Sans KR" w:hAnsi="Noto Sans KR" w:eastAsia="Noto Sans KR" w:cs="Noto Sans KR"/>
+        </w:rPr>
         <w:t>조치 승인선</w:t>
       </w:r>
     </w:p>
@@ -1987,16 +2079,17 @@
       </w:tblGrid>
       <w:tr>
         <w:trPr>
+          <w:trHeight w:hRule="atLeast" w:val="397"/>
           <w:tblHeader w:val="true"/>
         </w:trPr>
         <w:tc>
           <w:tcPr>
-            <w:tcW w:type="dxa" w:w="1792"/>
-            <w:shd w:fill="223A57"/>
+            <w:tcW w:type="dxa" w:w="2727"/>
+            <w:shd w:fill="0D2B45"/>
             <w:tcMar>
-              <w:top w:w="90" w:type="dxa"/>
+              <w:top w:w="70" w:type="dxa"/>
               <w:start w:w="100" w:type="dxa"/>
-              <w:bottom w:w="90" w:type="dxa"/>
+              <w:bottom w:w="70" w:type="dxa"/>
               <w:end w:w="100" w:type="dxa"/>
             </w:tcMar>
             <w:vAlign w:val="center"/>
@@ -2004,13 +2097,14 @@
           <w:p>
             <w:pPr>
               <w:spacing w:before="0" w:after="0" w:line="252" w:lineRule="auto"/>
-              <w:jc w:val="left"/>
+              <w:jc w:val="center"/>
             </w:pPr>
             <w:r>
               <w:rPr>
+                <w:rFonts w:ascii="Noto Sans KR" w:hAnsi="Noto Sans KR" w:eastAsia="Noto Sans KR" w:cs="Noto Sans KR"/>
                 <w:b/>
                 <w:color w:val="FFFFFF"/>
-                <w:sz w:val="16"/>
+                <w:sz w:val="18"/>
               </w:rPr>
               <w:t>조치</w:t>
             </w:r>
@@ -2018,12 +2112,12 @@
         </w:tc>
         <w:tc>
           <w:tcPr>
-            <w:tcW w:type="dxa" w:w="2963"/>
-            <w:shd w:fill="223A57"/>
+            <w:tcW w:type="dxa" w:w="2749"/>
+            <w:shd w:fill="0D2B45"/>
             <w:tcMar>
-              <w:top w:w="90" w:type="dxa"/>
+              <w:top w:w="70" w:type="dxa"/>
               <w:start w:w="100" w:type="dxa"/>
-              <w:bottom w:w="90" w:type="dxa"/>
+              <w:bottom w:w="70" w:type="dxa"/>
               <w:end w:w="100" w:type="dxa"/>
             </w:tcMar>
             <w:vAlign w:val="center"/>
@@ -2031,13 +2125,14 @@
           <w:p>
             <w:pPr>
               <w:spacing w:before="0" w:after="0" w:line="252" w:lineRule="auto"/>
-              <w:jc w:val="left"/>
+              <w:jc w:val="center"/>
             </w:pPr>
             <w:r>
               <w:rPr>
+                <w:rFonts w:ascii="Noto Sans KR" w:hAnsi="Noto Sans KR" w:eastAsia="Noto Sans KR" w:cs="Noto Sans KR"/>
                 <w:b/>
                 <w:color w:val="FFFFFF"/>
-                <w:sz w:val="16"/>
+                <w:sz w:val="18"/>
               </w:rPr>
               <w:t>권한</w:t>
             </w:r>
@@ -2045,12 +2140,12 @@
         </w:tc>
         <w:tc>
           <w:tcPr>
-            <w:tcW w:type="dxa" w:w="1071"/>
-            <w:shd w:fill="223A57"/>
+            <w:tcW w:type="dxa" w:w="1595"/>
+            <w:shd w:fill="0D2B45"/>
             <w:tcMar>
-              <w:top w:w="90" w:type="dxa"/>
+              <w:top w:w="70" w:type="dxa"/>
               <w:start w:w="100" w:type="dxa"/>
-              <w:bottom w:w="90" w:type="dxa"/>
+              <w:bottom w:w="70" w:type="dxa"/>
               <w:end w:w="100" w:type="dxa"/>
             </w:tcMar>
             <w:vAlign w:val="center"/>
@@ -2058,13 +2153,14 @@
           <w:p>
             <w:pPr>
               <w:spacing w:before="0" w:after="0" w:line="252" w:lineRule="auto"/>
-              <w:jc w:val="left"/>
+              <w:jc w:val="center"/>
             </w:pPr>
             <w:r>
               <w:rPr>
+                <w:rFonts w:ascii="Noto Sans KR" w:hAnsi="Noto Sans KR" w:eastAsia="Noto Sans KR" w:cs="Noto Sans KR"/>
                 <w:b/>
                 <w:color w:val="FFFFFF"/>
-                <w:sz w:val="16"/>
+                <w:sz w:val="18"/>
               </w:rPr>
               <w:t>사유</w:t>
             </w:r>
@@ -2072,12 +2168,12 @@
         </w:tc>
         <w:tc>
           <w:tcPr>
-            <w:tcW w:type="dxa" w:w="1071"/>
-            <w:shd w:fill="223A57"/>
+            <w:tcW w:type="dxa" w:w="1595"/>
+            <w:shd w:fill="0D2B45"/>
             <w:tcMar>
-              <w:top w:w="90" w:type="dxa"/>
+              <w:top w:w="70" w:type="dxa"/>
               <w:start w:w="100" w:type="dxa"/>
-              <w:bottom w:w="90" w:type="dxa"/>
+              <w:bottom w:w="70" w:type="dxa"/>
               <w:end w:w="100" w:type="dxa"/>
             </w:tcMar>
             <w:vAlign w:val="center"/>
@@ -2085,13 +2181,14 @@
           <w:p>
             <w:pPr>
               <w:spacing w:before="0" w:after="0" w:line="252" w:lineRule="auto"/>
-              <w:jc w:val="left"/>
+              <w:jc w:val="center"/>
             </w:pPr>
             <w:r>
               <w:rPr>
+                <w:rFonts w:ascii="Noto Sans KR" w:hAnsi="Noto Sans KR" w:eastAsia="Noto Sans KR" w:cs="Noto Sans KR"/>
                 <w:b/>
                 <w:color w:val="FFFFFF"/>
-                <w:sz w:val="16"/>
+                <w:sz w:val="18"/>
               </w:rPr>
               <w:t>승인</w:t>
             </w:r>
@@ -2099,12 +2196,12 @@
         </w:tc>
         <w:tc>
           <w:tcPr>
-            <w:tcW w:type="dxa" w:w="2966"/>
-            <w:shd w:fill="223A57"/>
+            <w:tcW w:type="dxa" w:w="2218"/>
+            <w:shd w:fill="0D2B45"/>
             <w:tcMar>
-              <w:top w:w="90" w:type="dxa"/>
+              <w:top w:w="70" w:type="dxa"/>
               <w:start w:w="100" w:type="dxa"/>
-              <w:bottom w:w="90" w:type="dxa"/>
+              <w:bottom w:w="70" w:type="dxa"/>
               <w:end w:w="100" w:type="dxa"/>
             </w:tcMar>
             <w:vAlign w:val="center"/>
@@ -2112,13 +2209,14 @@
           <w:p>
             <w:pPr>
               <w:spacing w:before="0" w:after="0" w:line="252" w:lineRule="auto"/>
-              <w:jc w:val="left"/>
+              <w:jc w:val="center"/>
             </w:pPr>
             <w:r>
               <w:rPr>
+                <w:rFonts w:ascii="Noto Sans KR" w:hAnsi="Noto Sans KR" w:eastAsia="Noto Sans KR" w:cs="Noto Sans KR"/>
                 <w:b/>
                 <w:color w:val="FFFFFF"/>
-                <w:sz w:val="16"/>
+                <w:sz w:val="18"/>
               </w:rPr>
               <w:t>결과 추적</w:t>
             </w:r>
@@ -2128,26 +2226,31 @@
       <w:tr>
         <w:trPr>
           <w:cantSplit/>
+          <w:trHeight w:hRule="atLeast" w:val="351"/>
         </w:trPr>
         <w:tc>
           <w:tcPr>
-            <w:tcW w:type="dxa" w:w="1792"/>
+            <w:tcW w:type="dxa" w:w="2727"/>
             <w:tcMar>
-              <w:top w:w="90" w:type="dxa"/>
+              <w:top w:w="70" w:type="dxa"/>
               <w:start w:w="100" w:type="dxa"/>
-              <w:bottom w:w="90" w:type="dxa"/>
+              <w:bottom w:w="70" w:type="dxa"/>
               <w:end w:w="100" w:type="dxa"/>
             </w:tcMar>
             <w:vAlign w:val="center"/>
+            <w:shd w:fill="FFFFFF"/>
           </w:tcPr>
           <w:p>
             <w:pPr>
               <w:spacing w:after="0" w:line="252" w:lineRule="auto" w:before="0"/>
+              <w:jc w:val="left"/>
             </w:pPr>
             <w:r>
               <w:rPr>
-                <w:rFonts w:ascii="Noto Sans KR" w:hAnsi="Noto Sans KR" w:eastAsia="Noto Sans KR"/>
-                <w:sz w:val="17"/>
+                <w:rFonts w:ascii="Noto Sans KR" w:hAnsi="Noto Sans KR" w:eastAsia="Noto Sans KR" w:cs="Noto Sans KR"/>
+                <w:b w:val="0"/>
+                <w:color w:val="243547"/>
+                <w:sz w:val="18"/>
               </w:rPr>
               <w:t>조회</w:t>
             </w:r>
@@ -2155,23 +2258,27 @@
         </w:tc>
         <w:tc>
           <w:tcPr>
-            <w:tcW w:type="dxa" w:w="2963"/>
+            <w:tcW w:type="dxa" w:w="2749"/>
             <w:tcMar>
-              <w:top w:w="90" w:type="dxa"/>
+              <w:top w:w="70" w:type="dxa"/>
               <w:start w:w="100" w:type="dxa"/>
-              <w:bottom w:w="90" w:type="dxa"/>
+              <w:bottom w:w="70" w:type="dxa"/>
               <w:end w:w="100" w:type="dxa"/>
             </w:tcMar>
             <w:vAlign w:val="center"/>
+            <w:shd w:fill="FFFFFF"/>
           </w:tcPr>
           <w:p>
             <w:pPr>
               <w:spacing w:after="0" w:line="252" w:lineRule="auto" w:before="0"/>
+              <w:jc w:val="left"/>
             </w:pPr>
             <w:r>
               <w:rPr>
-                <w:rFonts w:ascii="Noto Sans KR" w:hAnsi="Noto Sans KR" w:eastAsia="Noto Sans KR"/>
-                <w:sz w:val="17"/>
+                <w:rFonts w:ascii="Noto Sans KR" w:hAnsi="Noto Sans KR" w:eastAsia="Noto Sans KR" w:cs="Noto Sans KR"/>
+                <w:b w:val="0"/>
+                <w:color w:val="243547"/>
+                <w:sz w:val="18"/>
               </w:rPr>
               <w:t>read permission</w:t>
             </w:r>
@@ -2179,23 +2286,27 @@
         </w:tc>
         <w:tc>
           <w:tcPr>
-            <w:tcW w:type="dxa" w:w="1071"/>
+            <w:tcW w:type="dxa" w:w="1595"/>
             <w:tcMar>
-              <w:top w:w="90" w:type="dxa"/>
+              <w:top w:w="70" w:type="dxa"/>
               <w:start w:w="100" w:type="dxa"/>
-              <w:bottom w:w="90" w:type="dxa"/>
+              <w:bottom w:w="70" w:type="dxa"/>
               <w:end w:w="100" w:type="dxa"/>
             </w:tcMar>
             <w:vAlign w:val="center"/>
+            <w:shd w:fill="FFFFFF"/>
           </w:tcPr>
           <w:p>
             <w:pPr>
               <w:spacing w:after="0" w:line="252" w:lineRule="auto" w:before="0"/>
+              <w:jc w:val="left"/>
             </w:pPr>
             <w:r>
               <w:rPr>
-                <w:rFonts w:ascii="Noto Sans KR" w:hAnsi="Noto Sans KR" w:eastAsia="Noto Sans KR"/>
-                <w:sz w:val="17"/>
+                <w:rFonts w:ascii="Noto Sans KR" w:hAnsi="Noto Sans KR" w:eastAsia="Noto Sans KR" w:cs="Noto Sans KR"/>
+                <w:b w:val="0"/>
+                <w:color w:val="243547"/>
+                <w:sz w:val="18"/>
               </w:rPr>
               <w:t>선택</w:t>
             </w:r>
@@ -2203,23 +2314,27 @@
         </w:tc>
         <w:tc>
           <w:tcPr>
-            <w:tcW w:type="dxa" w:w="1071"/>
+            <w:tcW w:type="dxa" w:w="1595"/>
             <w:tcMar>
-              <w:top w:w="90" w:type="dxa"/>
+              <w:top w:w="70" w:type="dxa"/>
               <w:start w:w="100" w:type="dxa"/>
-              <w:bottom w:w="90" w:type="dxa"/>
+              <w:bottom w:w="70" w:type="dxa"/>
               <w:end w:w="100" w:type="dxa"/>
             </w:tcMar>
             <w:vAlign w:val="center"/>
+            <w:shd w:fill="FFFFFF"/>
           </w:tcPr>
           <w:p>
             <w:pPr>
               <w:spacing w:after="0" w:line="252" w:lineRule="auto" w:before="0"/>
+              <w:jc w:val="left"/>
             </w:pPr>
             <w:r>
               <w:rPr>
-                <w:rFonts w:ascii="Noto Sans KR" w:hAnsi="Noto Sans KR" w:eastAsia="Noto Sans KR"/>
-                <w:sz w:val="17"/>
+                <w:rFonts w:ascii="Noto Sans KR" w:hAnsi="Noto Sans KR" w:eastAsia="Noto Sans KR" w:cs="Noto Sans KR"/>
+                <w:b w:val="0"/>
+                <w:color w:val="243547"/>
+                <w:sz w:val="18"/>
               </w:rPr>
               <w:t>불필요</w:t>
             </w:r>
@@ -2227,23 +2342,27 @@
         </w:tc>
         <w:tc>
           <w:tcPr>
-            <w:tcW w:type="dxa" w:w="2966"/>
+            <w:tcW w:type="dxa" w:w="2218"/>
             <w:tcMar>
-              <w:top w:w="90" w:type="dxa"/>
+              <w:top w:w="70" w:type="dxa"/>
               <w:start w:w="100" w:type="dxa"/>
-              <w:bottom w:w="90" w:type="dxa"/>
+              <w:bottom w:w="70" w:type="dxa"/>
               <w:end w:w="100" w:type="dxa"/>
             </w:tcMar>
             <w:vAlign w:val="center"/>
+            <w:shd w:fill="FFFFFF"/>
           </w:tcPr>
           <w:p>
             <w:pPr>
               <w:spacing w:after="0" w:line="252" w:lineRule="auto" w:before="0"/>
+              <w:jc w:val="left"/>
             </w:pPr>
             <w:r>
               <w:rPr>
-                <w:rFonts w:ascii="Noto Sans KR" w:hAnsi="Noto Sans KR" w:eastAsia="Noto Sans KR"/>
-                <w:sz w:val="17"/>
+                <w:rFonts w:ascii="Noto Sans KR" w:hAnsi="Noto Sans KR" w:eastAsia="Noto Sans KR" w:cs="Noto Sans KR"/>
+                <w:b w:val="0"/>
+                <w:color w:val="243547"/>
+                <w:sz w:val="18"/>
               </w:rPr>
               <w:t>audit/read log</w:t>
             </w:r>
@@ -2253,27 +2372,31 @@
       <w:tr>
         <w:trPr>
           <w:cantSplit/>
+          <w:trHeight w:hRule="atLeast" w:val="351"/>
         </w:trPr>
         <w:tc>
           <w:tcPr>
-            <w:tcW w:type="dxa" w:w="1792"/>
+            <w:tcW w:type="dxa" w:w="2727"/>
             <w:tcMar>
-              <w:top w:w="90" w:type="dxa"/>
+              <w:top w:w="70" w:type="dxa"/>
               <w:start w:w="100" w:type="dxa"/>
-              <w:bottom w:w="90" w:type="dxa"/>
+              <w:bottom w:w="70" w:type="dxa"/>
               <w:end w:w="100" w:type="dxa"/>
             </w:tcMar>
             <w:vAlign w:val="center"/>
-            <w:shd w:fill="F5F8FB"/>
+            <w:shd w:fill="F7FAFC"/>
           </w:tcPr>
           <w:p>
             <w:pPr>
               <w:spacing w:after="0" w:line="252" w:lineRule="auto" w:before="0"/>
+              <w:jc w:val="left"/>
             </w:pPr>
             <w:r>
               <w:rPr>
-                <w:rFonts w:ascii="Noto Sans KR" w:hAnsi="Noto Sans KR" w:eastAsia="Noto Sans KR"/>
-                <w:sz w:val="17"/>
+                <w:rFonts w:ascii="Noto Sans KR" w:hAnsi="Noto Sans KR" w:eastAsia="Noto Sans KR" w:cs="Noto Sans KR"/>
+                <w:b w:val="0"/>
+                <w:color w:val="243547"/>
+                <w:sz w:val="18"/>
               </w:rPr>
               <w:t>재시도</w:t>
             </w:r>
@@ -2281,24 +2404,27 @@
         </w:tc>
         <w:tc>
           <w:tcPr>
-            <w:tcW w:type="dxa" w:w="2963"/>
+            <w:tcW w:type="dxa" w:w="2749"/>
             <w:tcMar>
-              <w:top w:w="90" w:type="dxa"/>
+              <w:top w:w="70" w:type="dxa"/>
               <w:start w:w="100" w:type="dxa"/>
-              <w:bottom w:w="90" w:type="dxa"/>
+              <w:bottom w:w="70" w:type="dxa"/>
               <w:end w:w="100" w:type="dxa"/>
             </w:tcMar>
             <w:vAlign w:val="center"/>
-            <w:shd w:fill="F5F8FB"/>
+            <w:shd w:fill="F7FAFC"/>
           </w:tcPr>
           <w:p>
             <w:pPr>
               <w:spacing w:after="0" w:line="252" w:lineRule="auto" w:before="0"/>
+              <w:jc w:val="left"/>
             </w:pPr>
             <w:r>
               <w:rPr>
-                <w:rFonts w:ascii="Noto Sans KR" w:hAnsi="Noto Sans KR" w:eastAsia="Noto Sans KR"/>
-                <w:sz w:val="17"/>
+                <w:rFonts w:ascii="Noto Sans KR" w:hAnsi="Noto Sans KR" w:eastAsia="Noto Sans KR" w:cs="Noto Sans KR"/>
+                <w:b w:val="0"/>
+                <w:color w:val="243547"/>
+                <w:sz w:val="18"/>
               </w:rPr>
               <w:t>operation permission</w:t>
             </w:r>
@@ -2306,24 +2432,27 @@
         </w:tc>
         <w:tc>
           <w:tcPr>
-            <w:tcW w:type="dxa" w:w="1071"/>
+            <w:tcW w:type="dxa" w:w="1595"/>
             <w:tcMar>
-              <w:top w:w="90" w:type="dxa"/>
+              <w:top w:w="70" w:type="dxa"/>
               <w:start w:w="100" w:type="dxa"/>
-              <w:bottom w:w="90" w:type="dxa"/>
+              <w:bottom w:w="70" w:type="dxa"/>
               <w:end w:w="100" w:type="dxa"/>
             </w:tcMar>
             <w:vAlign w:val="center"/>
-            <w:shd w:fill="F5F8FB"/>
+            <w:shd w:fill="F7FAFC"/>
           </w:tcPr>
           <w:p>
             <w:pPr>
               <w:spacing w:after="0" w:line="252" w:lineRule="auto" w:before="0"/>
+              <w:jc w:val="left"/>
             </w:pPr>
             <w:r>
               <w:rPr>
-                <w:rFonts w:ascii="Noto Sans KR" w:hAnsi="Noto Sans KR" w:eastAsia="Noto Sans KR"/>
-                <w:sz w:val="17"/>
+                <w:rFonts w:ascii="Noto Sans KR" w:hAnsi="Noto Sans KR" w:eastAsia="Noto Sans KR" w:cs="Noto Sans KR"/>
+                <w:b w:val="0"/>
+                <w:color w:val="243547"/>
+                <w:sz w:val="18"/>
               </w:rPr>
               <w:t>필수</w:t>
             </w:r>
@@ -2331,24 +2460,27 @@
         </w:tc>
         <w:tc>
           <w:tcPr>
-            <w:tcW w:type="dxa" w:w="1071"/>
+            <w:tcW w:type="dxa" w:w="1595"/>
             <w:tcMar>
-              <w:top w:w="90" w:type="dxa"/>
+              <w:top w:w="70" w:type="dxa"/>
               <w:start w:w="100" w:type="dxa"/>
-              <w:bottom w:w="90" w:type="dxa"/>
+              <w:bottom w:w="70" w:type="dxa"/>
               <w:end w:w="100" w:type="dxa"/>
             </w:tcMar>
             <w:vAlign w:val="center"/>
-            <w:shd w:fill="F5F8FB"/>
+            <w:shd w:fill="F7FAFC"/>
           </w:tcPr>
           <w:p>
             <w:pPr>
               <w:spacing w:after="0" w:line="252" w:lineRule="auto" w:before="0"/>
+              <w:jc w:val="left"/>
             </w:pPr>
             <w:r>
               <w:rPr>
-                <w:rFonts w:ascii="Noto Sans KR" w:hAnsi="Noto Sans KR" w:eastAsia="Noto Sans KR"/>
-                <w:sz w:val="17"/>
+                <w:rFonts w:ascii="Noto Sans KR" w:hAnsi="Noto Sans KR" w:eastAsia="Noto Sans KR" w:cs="Noto Sans KR"/>
+                <w:b w:val="0"/>
+                <w:color w:val="243547"/>
+                <w:sz w:val="18"/>
               </w:rPr>
               <w:t>정책</w:t>
             </w:r>
@@ -2356,24 +2488,27 @@
         </w:tc>
         <w:tc>
           <w:tcPr>
-            <w:tcW w:type="dxa" w:w="2966"/>
+            <w:tcW w:type="dxa" w:w="2218"/>
             <w:tcMar>
-              <w:top w:w="90" w:type="dxa"/>
+              <w:top w:w="70" w:type="dxa"/>
               <w:start w:w="100" w:type="dxa"/>
-              <w:bottom w:w="90" w:type="dxa"/>
+              <w:bottom w:w="70" w:type="dxa"/>
               <w:end w:w="100" w:type="dxa"/>
             </w:tcMar>
             <w:vAlign w:val="center"/>
-            <w:shd w:fill="F5F8FB"/>
+            <w:shd w:fill="F7FAFC"/>
           </w:tcPr>
           <w:p>
             <w:pPr>
               <w:spacing w:after="0" w:line="252" w:lineRule="auto" w:before="0"/>
+              <w:jc w:val="left"/>
             </w:pPr>
             <w:r>
               <w:rPr>
-                <w:rFonts w:ascii="Noto Sans KR" w:hAnsi="Noto Sans KR" w:eastAsia="Noto Sans KR"/>
-                <w:sz w:val="17"/>
+                <w:rFonts w:ascii="Noto Sans KR" w:hAnsi="Noto Sans KR" w:eastAsia="Noto Sans KR" w:cs="Noto Sans KR"/>
+                <w:b w:val="0"/>
+                <w:color w:val="243547"/>
+                <w:sz w:val="18"/>
               </w:rPr>
               <w:t>attempt/result</w:t>
             </w:r>
@@ -2383,26 +2518,31 @@
       <w:tr>
         <w:trPr>
           <w:cantSplit/>
+          <w:trHeight w:hRule="atLeast" w:val="351"/>
         </w:trPr>
         <w:tc>
           <w:tcPr>
-            <w:tcW w:type="dxa" w:w="1792"/>
+            <w:tcW w:type="dxa" w:w="2727"/>
             <w:tcMar>
-              <w:top w:w="90" w:type="dxa"/>
+              <w:top w:w="70" w:type="dxa"/>
               <w:start w:w="100" w:type="dxa"/>
-              <w:bottom w:w="90" w:type="dxa"/>
+              <w:bottom w:w="70" w:type="dxa"/>
               <w:end w:w="100" w:type="dxa"/>
             </w:tcMar>
             <w:vAlign w:val="center"/>
+            <w:shd w:fill="FFFFFF"/>
           </w:tcPr>
           <w:p>
             <w:pPr>
               <w:spacing w:after="0" w:line="252" w:lineRule="auto" w:before="0"/>
+              <w:jc w:val="left"/>
             </w:pPr>
             <w:r>
               <w:rPr>
-                <w:rFonts w:ascii="Noto Sans KR" w:hAnsi="Noto Sans KR" w:eastAsia="Noto Sans KR"/>
-                <w:sz w:val="17"/>
+                <w:rFonts w:ascii="Noto Sans KR" w:hAnsi="Noto Sans KR" w:eastAsia="Noto Sans KR" w:cs="Noto Sans KR"/>
+                <w:b w:val="0"/>
+                <w:color w:val="243547"/>
+                <w:sz w:val="18"/>
               </w:rPr>
               <w:t>Reconcile</w:t>
             </w:r>
@@ -2410,23 +2550,27 @@
         </w:tc>
         <w:tc>
           <w:tcPr>
-            <w:tcW w:type="dxa" w:w="2963"/>
+            <w:tcW w:type="dxa" w:w="2749"/>
             <w:tcMar>
-              <w:top w:w="90" w:type="dxa"/>
+              <w:top w:w="70" w:type="dxa"/>
               <w:start w:w="100" w:type="dxa"/>
-              <w:bottom w:w="90" w:type="dxa"/>
+              <w:bottom w:w="70" w:type="dxa"/>
               <w:end w:w="100" w:type="dxa"/>
             </w:tcMar>
             <w:vAlign w:val="center"/>
+            <w:shd w:fill="FFFFFF"/>
           </w:tcPr>
           <w:p>
             <w:pPr>
               <w:spacing w:after="0" w:line="252" w:lineRule="auto" w:before="0"/>
+              <w:jc w:val="left"/>
             </w:pPr>
             <w:r>
               <w:rPr>
-                <w:rFonts w:ascii="Noto Sans KR" w:hAnsi="Noto Sans KR" w:eastAsia="Noto Sans KR"/>
-                <w:sz w:val="17"/>
+                <w:rFonts w:ascii="Noto Sans KR" w:hAnsi="Noto Sans KR" w:eastAsia="Noto Sans KR" w:cs="Noto Sans KR"/>
+                <w:b w:val="0"/>
+                <w:color w:val="243547"/>
+                <w:sz w:val="18"/>
               </w:rPr>
               <w:t>recovery permission</w:t>
             </w:r>
@@ -2434,23 +2578,27 @@
         </w:tc>
         <w:tc>
           <w:tcPr>
-            <w:tcW w:type="dxa" w:w="1071"/>
+            <w:tcW w:type="dxa" w:w="1595"/>
             <w:tcMar>
-              <w:top w:w="90" w:type="dxa"/>
+              <w:top w:w="70" w:type="dxa"/>
               <w:start w:w="100" w:type="dxa"/>
-              <w:bottom w:w="90" w:type="dxa"/>
+              <w:bottom w:w="70" w:type="dxa"/>
               <w:end w:w="100" w:type="dxa"/>
             </w:tcMar>
             <w:vAlign w:val="center"/>
+            <w:shd w:fill="FFFFFF"/>
           </w:tcPr>
           <w:p>
             <w:pPr>
               <w:spacing w:after="0" w:line="252" w:lineRule="auto" w:before="0"/>
+              <w:jc w:val="left"/>
             </w:pPr>
             <w:r>
               <w:rPr>
-                <w:rFonts w:ascii="Noto Sans KR" w:hAnsi="Noto Sans KR" w:eastAsia="Noto Sans KR"/>
-                <w:sz w:val="17"/>
+                <w:rFonts w:ascii="Noto Sans KR" w:hAnsi="Noto Sans KR" w:eastAsia="Noto Sans KR" w:cs="Noto Sans KR"/>
+                <w:b w:val="0"/>
+                <w:color w:val="243547"/>
+                <w:sz w:val="18"/>
               </w:rPr>
               <w:t>필수</w:t>
             </w:r>
@@ -2458,23 +2606,27 @@
         </w:tc>
         <w:tc>
           <w:tcPr>
-            <w:tcW w:type="dxa" w:w="1071"/>
+            <w:tcW w:type="dxa" w:w="1595"/>
             <w:tcMar>
-              <w:top w:w="90" w:type="dxa"/>
+              <w:top w:w="70" w:type="dxa"/>
               <w:start w:w="100" w:type="dxa"/>
-              <w:bottom w:w="90" w:type="dxa"/>
+              <w:bottom w:w="70" w:type="dxa"/>
               <w:end w:w="100" w:type="dxa"/>
             </w:tcMar>
             <w:vAlign w:val="center"/>
+            <w:shd w:fill="FFFFFF"/>
           </w:tcPr>
           <w:p>
             <w:pPr>
               <w:spacing w:after="0" w:line="252" w:lineRule="auto" w:before="0"/>
+              <w:jc w:val="left"/>
             </w:pPr>
             <w:r>
               <w:rPr>
-                <w:rFonts w:ascii="Noto Sans KR" w:hAnsi="Noto Sans KR" w:eastAsia="Noto Sans KR"/>
-                <w:sz w:val="17"/>
+                <w:rFonts w:ascii="Noto Sans KR" w:hAnsi="Noto Sans KR" w:eastAsia="Noto Sans KR" w:cs="Noto Sans KR"/>
+                <w:b w:val="0"/>
+                <w:color w:val="243547"/>
+                <w:sz w:val="18"/>
               </w:rPr>
               <w:t>정책</w:t>
             </w:r>
@@ -2482,23 +2634,27 @@
         </w:tc>
         <w:tc>
           <w:tcPr>
-            <w:tcW w:type="dxa" w:w="2966"/>
+            <w:tcW w:type="dxa" w:w="2218"/>
             <w:tcMar>
-              <w:top w:w="90" w:type="dxa"/>
+              <w:top w:w="70" w:type="dxa"/>
               <w:start w:w="100" w:type="dxa"/>
-              <w:bottom w:w="90" w:type="dxa"/>
+              <w:bottom w:w="70" w:type="dxa"/>
               <w:end w:w="100" w:type="dxa"/>
             </w:tcMar>
             <w:vAlign w:val="center"/>
+            <w:shd w:fill="FFFFFF"/>
           </w:tcPr>
           <w:p>
             <w:pPr>
               <w:spacing w:after="0" w:line="252" w:lineRule="auto" w:before="0"/>
+              <w:jc w:val="left"/>
             </w:pPr>
             <w:r>
               <w:rPr>
-                <w:rFonts w:ascii="Noto Sans KR" w:hAnsi="Noto Sans KR" w:eastAsia="Noto Sans KR"/>
-                <w:sz w:val="17"/>
+                <w:rFonts w:ascii="Noto Sans KR" w:hAnsi="Noto Sans KR" w:eastAsia="Noto Sans KR" w:cs="Noto Sans KR"/>
+                <w:b w:val="0"/>
+                <w:color w:val="243547"/>
+                <w:sz w:val="18"/>
               </w:rPr>
               <w:t>before/after</w:t>
             </w:r>
@@ -2508,27 +2664,31 @@
       <w:tr>
         <w:trPr>
           <w:cantSplit/>
+          <w:trHeight w:hRule="atLeast" w:val="351"/>
         </w:trPr>
         <w:tc>
           <w:tcPr>
-            <w:tcW w:type="dxa" w:w="1792"/>
+            <w:tcW w:type="dxa" w:w="2727"/>
             <w:tcMar>
-              <w:top w:w="90" w:type="dxa"/>
+              <w:top w:w="70" w:type="dxa"/>
               <w:start w:w="100" w:type="dxa"/>
-              <w:bottom w:w="90" w:type="dxa"/>
+              <w:bottom w:w="70" w:type="dxa"/>
               <w:end w:w="100" w:type="dxa"/>
             </w:tcMar>
             <w:vAlign w:val="center"/>
-            <w:shd w:fill="F5F8FB"/>
+            <w:shd w:fill="F7FAFC"/>
           </w:tcPr>
           <w:p>
             <w:pPr>
               <w:spacing w:after="0" w:line="252" w:lineRule="auto" w:before="0"/>
+              <w:jc w:val="left"/>
             </w:pPr>
             <w:r>
               <w:rPr>
-                <w:rFonts w:ascii="Noto Sans KR" w:hAnsi="Noto Sans KR" w:eastAsia="Noto Sans KR"/>
-                <w:sz w:val="17"/>
+                <w:rFonts w:ascii="Noto Sans KR" w:hAnsi="Noto Sans KR" w:eastAsia="Noto Sans KR" w:cs="Noto Sans KR"/>
+                <w:b w:val="0"/>
+                <w:color w:val="243547"/>
+                <w:sz w:val="18"/>
               </w:rPr>
               <w:t>Batch abandon</w:t>
             </w:r>
@@ -2536,24 +2696,27 @@
         </w:tc>
         <w:tc>
           <w:tcPr>
-            <w:tcW w:type="dxa" w:w="2963"/>
+            <w:tcW w:type="dxa" w:w="2749"/>
             <w:tcMar>
-              <w:top w:w="90" w:type="dxa"/>
+              <w:top w:w="70" w:type="dxa"/>
               <w:start w:w="100" w:type="dxa"/>
-              <w:bottom w:w="90" w:type="dxa"/>
+              <w:bottom w:w="70" w:type="dxa"/>
               <w:end w:w="100" w:type="dxa"/>
             </w:tcMar>
             <w:vAlign w:val="center"/>
-            <w:shd w:fill="F5F8FB"/>
+            <w:shd w:fill="F7FAFC"/>
           </w:tcPr>
           <w:p>
             <w:pPr>
               <w:spacing w:after="0" w:line="252" w:lineRule="auto" w:before="0"/>
+              <w:jc w:val="left"/>
             </w:pPr>
             <w:r>
               <w:rPr>
-                <w:rFonts w:ascii="Noto Sans KR" w:hAnsi="Noto Sans KR" w:eastAsia="Noto Sans KR"/>
-                <w:sz w:val="17"/>
+                <w:rFonts w:ascii="Noto Sans KR" w:hAnsi="Noto Sans KR" w:eastAsia="Noto Sans KR" w:cs="Noto Sans KR"/>
+                <w:b w:val="0"/>
+                <w:color w:val="243547"/>
+                <w:sz w:val="18"/>
               </w:rPr>
               <w:t>strong permission</w:t>
             </w:r>
@@ -2561,24 +2724,27 @@
         </w:tc>
         <w:tc>
           <w:tcPr>
-            <w:tcW w:type="dxa" w:w="1071"/>
+            <w:tcW w:type="dxa" w:w="1595"/>
             <w:tcMar>
-              <w:top w:w="90" w:type="dxa"/>
+              <w:top w:w="70" w:type="dxa"/>
               <w:start w:w="100" w:type="dxa"/>
-              <w:bottom w:w="90" w:type="dxa"/>
+              <w:bottom w:w="70" w:type="dxa"/>
               <w:end w:w="100" w:type="dxa"/>
             </w:tcMar>
             <w:vAlign w:val="center"/>
-            <w:shd w:fill="F5F8FB"/>
+            <w:shd w:fill="F7FAFC"/>
           </w:tcPr>
           <w:p>
             <w:pPr>
               <w:spacing w:after="0" w:line="252" w:lineRule="auto" w:before="0"/>
+              <w:jc w:val="left"/>
             </w:pPr>
             <w:r>
               <w:rPr>
-                <w:rFonts w:ascii="Noto Sans KR" w:hAnsi="Noto Sans KR" w:eastAsia="Noto Sans KR"/>
-                <w:sz w:val="17"/>
+                <w:rFonts w:ascii="Noto Sans KR" w:hAnsi="Noto Sans KR" w:eastAsia="Noto Sans KR" w:cs="Noto Sans KR"/>
+                <w:b w:val="0"/>
+                <w:color w:val="243547"/>
+                <w:sz w:val="18"/>
               </w:rPr>
               <w:t>필수</w:t>
             </w:r>
@@ -2586,24 +2752,27 @@
         </w:tc>
         <w:tc>
           <w:tcPr>
-            <w:tcW w:type="dxa" w:w="1071"/>
+            <w:tcW w:type="dxa" w:w="1595"/>
             <w:tcMar>
-              <w:top w:w="90" w:type="dxa"/>
+              <w:top w:w="70" w:type="dxa"/>
               <w:start w:w="100" w:type="dxa"/>
-              <w:bottom w:w="90" w:type="dxa"/>
+              <w:bottom w:w="70" w:type="dxa"/>
               <w:end w:w="100" w:type="dxa"/>
             </w:tcMar>
             <w:vAlign w:val="center"/>
-            <w:shd w:fill="F5F8FB"/>
+            <w:shd w:fill="F7FAFC"/>
           </w:tcPr>
           <w:p>
             <w:pPr>
               <w:spacing w:after="0" w:line="252" w:lineRule="auto" w:before="0"/>
+              <w:jc w:val="left"/>
             </w:pPr>
             <w:r>
               <w:rPr>
-                <w:rFonts w:ascii="Noto Sans KR" w:hAnsi="Noto Sans KR" w:eastAsia="Noto Sans KR"/>
-                <w:sz w:val="17"/>
+                <w:rFonts w:ascii="Noto Sans KR" w:hAnsi="Noto Sans KR" w:eastAsia="Noto Sans KR" w:cs="Noto Sans KR"/>
+                <w:b w:val="0"/>
+                <w:color w:val="243547"/>
+                <w:sz w:val="18"/>
               </w:rPr>
               <w:t>필수</w:t>
             </w:r>
@@ -2611,24 +2780,27 @@
         </w:tc>
         <w:tc>
           <w:tcPr>
-            <w:tcW w:type="dxa" w:w="2966"/>
+            <w:tcW w:type="dxa" w:w="2218"/>
             <w:tcMar>
-              <w:top w:w="90" w:type="dxa"/>
+              <w:top w:w="70" w:type="dxa"/>
               <w:start w:w="100" w:type="dxa"/>
-              <w:bottom w:w="90" w:type="dxa"/>
+              <w:bottom w:w="70" w:type="dxa"/>
               <w:end w:w="100" w:type="dxa"/>
             </w:tcMar>
             <w:vAlign w:val="center"/>
-            <w:shd w:fill="F5F8FB"/>
+            <w:shd w:fill="F7FAFC"/>
           </w:tcPr>
           <w:p>
             <w:pPr>
               <w:spacing w:after="0" w:line="252" w:lineRule="auto" w:before="0"/>
+              <w:jc w:val="left"/>
             </w:pPr>
             <w:r>
               <w:rPr>
-                <w:rFonts w:ascii="Noto Sans KR" w:hAnsi="Noto Sans KR" w:eastAsia="Noto Sans KR"/>
-                <w:sz w:val="17"/>
+                <w:rFonts w:ascii="Noto Sans KR" w:hAnsi="Noto Sans KR" w:eastAsia="Noto Sans KR" w:cs="Noto Sans KR"/>
+                <w:b w:val="0"/>
+                <w:color w:val="243547"/>
+                <w:sz w:val="18"/>
               </w:rPr>
               <w:t>execution state</w:t>
             </w:r>
@@ -2638,26 +2810,31 @@
       <w:tr>
         <w:trPr>
           <w:cantSplit/>
+          <w:trHeight w:hRule="atLeast" w:val="351"/>
         </w:trPr>
         <w:tc>
           <w:tcPr>
-            <w:tcW w:type="dxa" w:w="1792"/>
+            <w:tcW w:type="dxa" w:w="2727"/>
             <w:tcMar>
-              <w:top w:w="90" w:type="dxa"/>
+              <w:top w:w="70" w:type="dxa"/>
               <w:start w:w="100" w:type="dxa"/>
-              <w:bottom w:w="90" w:type="dxa"/>
+              <w:bottom w:w="70" w:type="dxa"/>
               <w:end w:w="100" w:type="dxa"/>
             </w:tcMar>
             <w:vAlign w:val="center"/>
+            <w:shd w:fill="FFFFFF"/>
           </w:tcPr>
           <w:p>
             <w:pPr>
               <w:spacing w:after="0" w:line="252" w:lineRule="auto" w:before="0"/>
+              <w:jc w:val="left"/>
             </w:pPr>
             <w:r>
               <w:rPr>
-                <w:rFonts w:ascii="Noto Sans KR" w:hAnsi="Noto Sans KR" w:eastAsia="Noto Sans KR"/>
-                <w:sz w:val="17"/>
+                <w:rFonts w:ascii="Noto Sans KR" w:hAnsi="Noto Sans KR" w:eastAsia="Noto Sans KR" w:cs="Noto Sans KR"/>
+                <w:b w:val="0"/>
+                <w:color w:val="243547"/>
+                <w:sz w:val="18"/>
               </w:rPr>
               <w:t>배포/rollback</w:t>
             </w:r>
@@ -2665,23 +2842,27 @@
         </w:tc>
         <w:tc>
           <w:tcPr>
-            <w:tcW w:type="dxa" w:w="2963"/>
+            <w:tcW w:type="dxa" w:w="2749"/>
             <w:tcMar>
-              <w:top w:w="90" w:type="dxa"/>
+              <w:top w:w="70" w:type="dxa"/>
               <w:start w:w="100" w:type="dxa"/>
-              <w:bottom w:w="90" w:type="dxa"/>
+              <w:bottom w:w="70" w:type="dxa"/>
               <w:end w:w="100" w:type="dxa"/>
             </w:tcMar>
             <w:vAlign w:val="center"/>
+            <w:shd w:fill="FFFFFF"/>
           </w:tcPr>
           <w:p>
             <w:pPr>
               <w:spacing w:after="0" w:line="252" w:lineRule="auto" w:before="0"/>
+              <w:jc w:val="left"/>
             </w:pPr>
             <w:r>
               <w:rPr>
-                <w:rFonts w:ascii="Noto Sans KR" w:hAnsi="Noto Sans KR" w:eastAsia="Noto Sans KR"/>
-                <w:sz w:val="17"/>
+                <w:rFonts w:ascii="Noto Sans KR" w:hAnsi="Noto Sans KR" w:eastAsia="Noto Sans KR" w:cs="Noto Sans KR"/>
+                <w:b w:val="0"/>
+                <w:color w:val="243547"/>
+                <w:sz w:val="18"/>
               </w:rPr>
               <w:t>deployment permission</w:t>
             </w:r>
@@ -2689,23 +2870,27 @@
         </w:tc>
         <w:tc>
           <w:tcPr>
-            <w:tcW w:type="dxa" w:w="1071"/>
+            <w:tcW w:type="dxa" w:w="1595"/>
             <w:tcMar>
-              <w:top w:w="90" w:type="dxa"/>
+              <w:top w:w="70" w:type="dxa"/>
               <w:start w:w="100" w:type="dxa"/>
-              <w:bottom w:w="90" w:type="dxa"/>
+              <w:bottom w:w="70" w:type="dxa"/>
               <w:end w:w="100" w:type="dxa"/>
             </w:tcMar>
             <w:vAlign w:val="center"/>
+            <w:shd w:fill="FFFFFF"/>
           </w:tcPr>
           <w:p>
             <w:pPr>
               <w:spacing w:after="0" w:line="252" w:lineRule="auto" w:before="0"/>
+              <w:jc w:val="left"/>
             </w:pPr>
             <w:r>
               <w:rPr>
-                <w:rFonts w:ascii="Noto Sans KR" w:hAnsi="Noto Sans KR" w:eastAsia="Noto Sans KR"/>
-                <w:sz w:val="17"/>
+                <w:rFonts w:ascii="Noto Sans KR" w:hAnsi="Noto Sans KR" w:eastAsia="Noto Sans KR" w:cs="Noto Sans KR"/>
+                <w:b w:val="0"/>
+                <w:color w:val="243547"/>
+                <w:sz w:val="18"/>
               </w:rPr>
               <w:t>필수</w:t>
             </w:r>
@@ -2713,23 +2898,27 @@
         </w:tc>
         <w:tc>
           <w:tcPr>
-            <w:tcW w:type="dxa" w:w="1071"/>
+            <w:tcW w:type="dxa" w:w="1595"/>
             <w:tcMar>
-              <w:top w:w="90" w:type="dxa"/>
+              <w:top w:w="70" w:type="dxa"/>
               <w:start w:w="100" w:type="dxa"/>
-              <w:bottom w:w="90" w:type="dxa"/>
+              <w:bottom w:w="70" w:type="dxa"/>
               <w:end w:w="100" w:type="dxa"/>
             </w:tcMar>
             <w:vAlign w:val="center"/>
+            <w:shd w:fill="FFFFFF"/>
           </w:tcPr>
           <w:p>
             <w:pPr>
               <w:spacing w:after="0" w:line="252" w:lineRule="auto" w:before="0"/>
+              <w:jc w:val="left"/>
             </w:pPr>
             <w:r>
               <w:rPr>
-                <w:rFonts w:ascii="Noto Sans KR" w:hAnsi="Noto Sans KR" w:eastAsia="Noto Sans KR"/>
-                <w:sz w:val="17"/>
+                <w:rFonts w:ascii="Noto Sans KR" w:hAnsi="Noto Sans KR" w:eastAsia="Noto Sans KR" w:cs="Noto Sans KR"/>
+                <w:b w:val="0"/>
+                <w:color w:val="243547"/>
+                <w:sz w:val="18"/>
               </w:rPr>
               <w:t>변경관리</w:t>
             </w:r>
@@ -2737,23 +2926,27 @@
         </w:tc>
         <w:tc>
           <w:tcPr>
-            <w:tcW w:type="dxa" w:w="2966"/>
+            <w:tcW w:type="dxa" w:w="2218"/>
             <w:tcMar>
-              <w:top w:w="90" w:type="dxa"/>
+              <w:top w:w="70" w:type="dxa"/>
               <w:start w:w="100" w:type="dxa"/>
-              <w:bottom w:w="90" w:type="dxa"/>
+              <w:bottom w:w="70" w:type="dxa"/>
               <w:end w:w="100" w:type="dxa"/>
             </w:tcMar>
             <w:vAlign w:val="center"/>
+            <w:shd w:fill="FFFFFF"/>
           </w:tcPr>
           <w:p>
             <w:pPr>
               <w:spacing w:after="0" w:line="252" w:lineRule="auto" w:before="0"/>
+              <w:jc w:val="left"/>
             </w:pPr>
             <w:r>
               <w:rPr>
-                <w:rFonts w:ascii="Noto Sans KR" w:hAnsi="Noto Sans KR" w:eastAsia="Noto Sans KR"/>
-                <w:sz w:val="17"/>
+                <w:rFonts w:ascii="Noto Sans KR" w:hAnsi="Noto Sans KR" w:eastAsia="Noto Sans KR" w:cs="Noto Sans KR"/>
+                <w:b w:val="0"/>
+                <w:color w:val="243547"/>
+                <w:sz w:val="18"/>
               </w:rPr>
               <w:t>version/health</w:t>
             </w:r>
@@ -2767,30 +2960,25 @@
         <w:keepNext/>
       </w:pPr>
       <w:r>
+        <w:rPr>
+          <w:rFonts w:ascii="Noto Sans KR" w:hAnsi="Noto Sans KR" w:eastAsia="Noto Sans KR" w:cs="Noto Sans KR"/>
+        </w:rPr>
         <w:t>4 DB Migration 운영</w:t>
       </w:r>
     </w:p>
     <w:p>
       <w:pPr>
         <w:spacing w:before="80" w:after="200"/>
-        <w:ind w:left="173" w:right="58"/>
-        <w:shd w:fill="F3F7FB"/>
+        <w:ind w:left="170" w:right="113"/>
+        <w:shd w:fill="F3F7FA"/>
+        <w:pStyle w:val="CPFSectionLead"/>
         <w:pBdr>
-          <w:left w:val="single" w:sz="18" w:space="8" w:color="4F46E5"/>
+          <w:left w:val="single" w:sz="16" w:space="7" w:color="8AA4BE"/>
         </w:pBdr>
       </w:pPr>
       <w:r>
         <w:rPr>
-          <w:b/>
-          <w:color w:val="362D91"/>
-          <w:sz w:val="20"/>
-        </w:rPr>
-        <w:t xml:space="preserve">이 장을 보는 이유  </w:t>
-      </w:r>
-      <w:r>
-        <w:rPr>
-          <w:color w:val="26374C"/>
-          <w:sz w:val="20"/>
+          <w:rFonts w:ascii="Noto Sans KR" w:hAnsi="Noto Sans KR" w:eastAsia="Noto Sans KR" w:cs="Noto Sans KR"/>
         </w:rPr>
         <w:t>먼저 dry-run과 plan hash를 검토하고, 실제 적용은 애플리케이션 정지·rollback 준비·Backup Manifest·승인정보가 있어야 합니다.</w:t>
       </w:r>
@@ -2800,222 +2988,125 @@
         <w:pStyle w:val="CPFLabel"/>
       </w:pPr>
       <w:r>
+        <w:rPr>
+          <w:rFonts w:ascii="Noto Sans KR" w:hAnsi="Noto Sans KR" w:eastAsia="Noto Sans KR" w:cs="Noto Sans KR"/>
+        </w:rPr>
         <w:t>1단계: dry-run</w:t>
       </w:r>
     </w:p>
-    <w:tbl>
-      <w:tblPr>
-        <w:tblW w:type="auto" w:w="0"/>
-        <w:jc w:val="center"/>
-        <w:tblLayout w:type="fixed"/>
-        <w:tblLook w:firstColumn="1" w:firstRow="1" w:lastColumn="0" w:lastRow="0" w:noHBand="0" w:noVBand="1" w:val="04A0"/>
-      </w:tblPr>
-      <w:tblGrid>
-        <w:gridCol w:w="9866"/>
-      </w:tblGrid>
-      <w:tr>
-        <w:trPr>
-          <w:tblHeader w:val="true"/>
-        </w:trPr>
-        <w:tc>
-          <w:tcPr>
-            <w:tcW w:type="dxa" w:w="9866"/>
-            <w:shd w:fill="223A57"/>
-            <w:tcMar>
-              <w:top w:w="90" w:type="dxa"/>
-              <w:start w:w="100" w:type="dxa"/>
-              <w:bottom w:w="90" w:type="dxa"/>
-              <w:end w:w="100" w:type="dxa"/>
-            </w:tcMar>
-            <w:vAlign w:val="center"/>
-          </w:tcPr>
-          <w:p>
-            <w:pPr>
-              <w:pStyle w:val="CPFCode"/>
-              <w:spacing w:before="0" w:after="0" w:line="252" w:lineRule="auto"/>
-              <w:ind w:left="0"/>
-              <w:jc w:val="left"/>
-            </w:pPr>
-            <w:r>
-              <w:rPr>
-                <w:b/>
-                <w:color w:val="FFFFFF"/>
-                <w:sz w:val="16"/>
-              </w:rPr>
-              <w:t>pwsh -NoProfile -File cpf-tools/db/tools/invoke-platform-database-migration.ps1 `</w:t>
-              <w:br/>
-              <w:t xml:space="preserve">  -ProfilePath &lt;profile.json&gt; -Direction upgrade -MigrationVersion &lt;version&gt; `</w:t>
-              <w:br/>
-              <w:t xml:space="preserve">  -Modules &lt;module&gt; -ResultPath &lt;dry-run-result.json&gt; -DryRun</w:t>
-            </w:r>
-          </w:p>
-        </w:tc>
-      </w:tr>
-    </w:tbl>
+    <w:p>
+      <w:pPr>
+        <w:pStyle w:val="CPFCode"/>
+        <w:shd w:fill="17324D"/>
+        <w:pBdr>
+          <w:left w:val="single" w:sz="18" w:space="8" w:color="4F8DF7"/>
+        </w:pBdr>
+        <w:spacing w:before="100" w:after="140"/>
+        <w:ind w:left="170" w:right="113"/>
+      </w:pPr>
+      <w:r>
+        <w:rPr>
+          <w:rFonts w:ascii="Consolas" w:hAnsi="Consolas" w:eastAsia="Consolas" w:cs="Consolas"/>
+          <w:color w:val="F4F8FC"/>
+          <w:sz w:val="18"/>
+        </w:rPr>
+        <w:t>pwsh -NoProfile -File cpf-tools/db/tools/invoke-platform-database-migration.ps1 `</w:t>
+        <w:br/>
+        <w:t xml:space="preserve">  -ProfilePath &lt;profile.json&gt; -Direction upgrade -MigrationVersion &lt;version&gt; `</w:t>
+        <w:br/>
+        <w:t xml:space="preserve">  -Modules &lt;module&gt; -ResultPath &lt;dry-run-result.json&gt; -DryRun</w:t>
+      </w:r>
+    </w:p>
     <w:p>
       <w:pPr>
         <w:pStyle w:val="CPFLabel"/>
       </w:pPr>
       <w:r>
+        <w:rPr>
+          <w:rFonts w:ascii="Noto Sans KR" w:hAnsi="Noto Sans KR" w:eastAsia="Noto Sans KR" w:cs="Noto Sans KR"/>
+        </w:rPr>
         <w:t>2단계: 승인된 plan 적용</w:t>
       </w:r>
     </w:p>
-    <w:tbl>
-      <w:tblPr>
-        <w:tblW w:type="auto" w:w="0"/>
-        <w:jc w:val="center"/>
-        <w:tblLayout w:type="fixed"/>
-        <w:tblLook w:firstColumn="1" w:firstRow="1" w:lastColumn="0" w:lastRow="0" w:noHBand="0" w:noVBand="1" w:val="04A0"/>
-      </w:tblPr>
-      <w:tblGrid>
-        <w:gridCol w:w="9866"/>
-      </w:tblGrid>
-      <w:tr>
-        <w:trPr>
-          <w:tblHeader w:val="true"/>
-        </w:trPr>
-        <w:tc>
-          <w:tcPr>
-            <w:tcW w:type="dxa" w:w="9866"/>
-            <w:shd w:fill="223A57"/>
-            <w:tcMar>
-              <w:top w:w="90" w:type="dxa"/>
-              <w:start w:w="100" w:type="dxa"/>
-              <w:bottom w:w="90" w:type="dxa"/>
-              <w:end w:w="100" w:type="dxa"/>
-            </w:tcMar>
-            <w:vAlign w:val="center"/>
-          </w:tcPr>
-          <w:p>
-            <w:pPr>
-              <w:pStyle w:val="CPFCode"/>
-              <w:spacing w:before="0" w:after="0" w:line="252" w:lineRule="auto"/>
-              <w:ind w:left="0"/>
-              <w:jc w:val="left"/>
-            </w:pPr>
-            <w:r>
-              <w:rPr>
-                <w:b/>
-                <w:color w:val="FFFFFF"/>
-                <w:sz w:val="16"/>
-              </w:rPr>
-              <w:t>pwsh -NoProfile -File cpf-tools/db/tools/invoke-platform-database-migration.ps1 `</w:t>
-              <w:br/>
-              <w:t xml:space="preserve">  -ProfilePath &lt;profile.json&gt; -Direction upgrade -MigrationVersion &lt;version&gt; `</w:t>
-              <w:br/>
-              <w:t xml:space="preserve">  -Modules &lt;module&gt; -Apply -ConfirmApply -ConfirmApplicationsStopped `</w:t>
-              <w:br/>
-              <w:t xml:space="preserve">  -ConfirmRollbackReady -ExpectedPlanSha256 &lt;reviewed-sha256&gt; `</w:t>
-              <w:br/>
-              <w:t xml:space="preserve">  -BackupManifestPath &lt;backup-manifest.json&gt; -Operator &lt;operator&gt; `</w:t>
-              <w:br/>
-              <w:t xml:space="preserve">  -Reason &lt;reason&gt; -ApprovalReference &lt;approval&gt; -ResultPath &lt;apply-result.json&gt;</w:t>
-            </w:r>
-          </w:p>
-        </w:tc>
-      </w:tr>
-    </w:tbl>
-    <w:tbl>
-      <w:tblPr>
-        <w:tblW w:type="auto" w:w="0"/>
-        <w:jc w:val="center"/>
-        <w:tblLayout w:type="fixed"/>
-        <w:tblLook w:firstColumn="1" w:firstRow="1" w:lastColumn="0" w:lastRow="0" w:noHBand="0" w:noVBand="1" w:val="04A0"/>
-      </w:tblPr>
-      <w:tblGrid>
-        <w:gridCol w:w="4933"/>
-        <w:gridCol w:w="4933"/>
-      </w:tblGrid>
-      <w:tr>
-        <w:trPr>
-          <w:tblHeader w:val="true"/>
-        </w:trPr>
-        <w:tc>
-          <w:tcPr>
-            <w:tcW w:type="dxa" w:w="2466"/>
-            <w:shd w:fill="223A57"/>
-            <w:tcMar>
-              <w:top w:w="90" w:type="dxa"/>
-              <w:start w:w="100" w:type="dxa"/>
-              <w:bottom w:w="90" w:type="dxa"/>
-              <w:end w:w="100" w:type="dxa"/>
-            </w:tcMar>
-            <w:vAlign w:val="center"/>
-          </w:tcPr>
-          <w:p>
-            <w:pPr>
-              <w:spacing w:before="0" w:after="0" w:line="252" w:lineRule="auto"/>
-              <w:jc w:val="left"/>
-            </w:pPr>
-            <w:r>
-              <w:rPr>
-                <w:b/>
-                <w:color w:val="FFFFFF"/>
-                <w:sz w:val="16"/>
-              </w:rPr>
-              <w:t>Secret</w:t>
-            </w:r>
-          </w:p>
-        </w:tc>
-        <w:tc>
-          <w:tcPr>
-            <w:tcW w:type="dxa" w:w="7399"/>
-            <w:shd w:fill="223A57"/>
-            <w:tcMar>
-              <w:top w:w="90" w:type="dxa"/>
-              <w:start w:w="100" w:type="dxa"/>
-              <w:bottom w:w="90" w:type="dxa"/>
-              <w:end w:w="100" w:type="dxa"/>
-            </w:tcMar>
-            <w:vAlign w:val="center"/>
-          </w:tcPr>
-          <w:p>
-            <w:pPr>
-              <w:spacing w:before="0" w:after="0" w:line="252" w:lineRule="auto"/>
-              <w:jc w:val="left"/>
-            </w:pPr>
-            <w:r>
-              <w:rPr>
-                <w:b/>
-                <w:color w:val="FFFFFF"/>
-                <w:sz w:val="16"/>
-              </w:rPr>
-              <w:t>DB Password/Token 등 Secret 값을 명령행·로그·Evidence에 원문으로 기록하지 않습니다.</w:t>
-            </w:r>
-          </w:p>
-        </w:tc>
-      </w:tr>
-    </w:tbl>
+    <w:p>
+      <w:pPr>
+        <w:pStyle w:val="CPFCode"/>
+        <w:shd w:fill="17324D"/>
+        <w:pBdr>
+          <w:left w:val="single" w:sz="18" w:space="8" w:color="4F8DF7"/>
+        </w:pBdr>
+        <w:spacing w:before="100" w:after="140"/>
+        <w:ind w:left="170" w:right="113"/>
+      </w:pPr>
+      <w:r>
+        <w:rPr>
+          <w:rFonts w:ascii="Consolas" w:hAnsi="Consolas" w:eastAsia="Consolas" w:cs="Consolas"/>
+          <w:color w:val="F4F8FC"/>
+          <w:sz w:val="18"/>
+        </w:rPr>
+        <w:t>pwsh -NoProfile -File cpf-tools/db/tools/invoke-platform-database-migration.ps1 `</w:t>
+        <w:br/>
+        <w:t xml:space="preserve">  -ProfilePath &lt;profile.json&gt; -Direction upgrade -MigrationVersion &lt;version&gt; `</w:t>
+        <w:br/>
+        <w:t xml:space="preserve">  -Modules &lt;module&gt; -Apply -ConfirmApply -ConfirmApplicationsStopped `</w:t>
+        <w:br/>
+        <w:t xml:space="preserve">  -ConfirmRollbackReady -ExpectedPlanSha256 &lt;reviewed-sha256&gt; `</w:t>
+        <w:br/>
+        <w:t xml:space="preserve">  -BackupManifestPath &lt;backup-manifest.json&gt; -Operator &lt;operator&gt; `</w:t>
+        <w:br/>
+        <w:t xml:space="preserve">  -Reason &lt;reason&gt; -ApprovalReference &lt;approval&gt; -ResultPath &lt;apply-result.json&gt;</w:t>
+      </w:r>
+    </w:p>
+    <w:p>
+      <w:pPr>
+        <w:pStyle w:val="CPFCallout"/>
+        <w:shd w:fill="EEF5FB"/>
+        <w:pBdr>
+          <w:left w:val="single" w:sz="18" w:space="8" w:color="4F46E5"/>
+        </w:pBdr>
+        <w:spacing w:before="80" w:after="140"/>
+        <w:ind w:left="170" w:right="113"/>
+      </w:pPr>
+      <w:r>
+        <w:rPr>
+          <w:rFonts w:ascii="Noto Sans KR" w:hAnsi="Noto Sans KR" w:eastAsia="Noto Sans KR" w:cs="Noto Sans KR"/>
+          <w:b/>
+          <w:color w:val="4F46E5"/>
+        </w:rPr>
+        <w:t xml:space="preserve">Secret  </w:t>
+      </w:r>
+      <w:r>
+        <w:rPr>
+          <w:rFonts w:ascii="Noto Sans KR" w:hAnsi="Noto Sans KR" w:eastAsia="Noto Sans KR" w:cs="Noto Sans KR"/>
+        </w:rPr>
+        <w:t>DB Password/Token 등 Secret 값을 명령행·로그·Evidence에 원문으로 기록하지 않습니다.</w:t>
+      </w:r>
+    </w:p>
     <w:p>
       <w:pPr>
         <w:pStyle w:val="Heading1"/>
         <w:keepNext/>
       </w:pPr>
       <w:r>
+        <w:rPr>
+          <w:rFonts w:ascii="Noto Sans KR" w:hAnsi="Noto Sans KR" w:eastAsia="Noto Sans KR" w:cs="Noto Sans KR"/>
+        </w:rPr>
         <w:t>5 배포와 Rollback</w:t>
       </w:r>
     </w:p>
     <w:p>
       <w:pPr>
         <w:spacing w:before="80" w:after="200"/>
-        <w:ind w:left="173" w:right="58"/>
-        <w:shd w:fill="F3F7FB"/>
+        <w:ind w:left="170" w:right="113"/>
+        <w:shd w:fill="F3F7FA"/>
+        <w:pStyle w:val="CPFSectionLead"/>
         <w:pBdr>
-          <w:left w:val="single" w:sz="18" w:space="8" w:color="4F46E5"/>
+          <w:left w:val="single" w:sz="16" w:space="7" w:color="8AA4BE"/>
         </w:pBdr>
       </w:pPr>
       <w:r>
         <w:rPr>
-          <w:b/>
-          <w:color w:val="362D91"/>
-          <w:sz w:val="20"/>
-        </w:rPr>
-        <w:t xml:space="preserve">이 장을 보는 이유  </w:t>
-      </w:r>
-      <w:r>
-        <w:rPr>
-          <w:color w:val="26374C"/>
-          <w:sz w:val="20"/>
+          <w:rFonts w:ascii="Noto Sans KR" w:hAnsi="Noto Sans KR" w:eastAsia="Noto Sans KR" w:cs="Noto Sans KR"/>
         </w:rPr>
         <w:t>배포 전후 Health/Trace/DB 상태를 비교하고 rollback 조건을 사전에 정합니다.</w:t>
       </w:r>
@@ -3025,6 +3116,9 @@
         <w:pStyle w:val="CPFLabel"/>
       </w:pPr>
       <w:r>
+        <w:rPr>
+          <w:rFonts w:ascii="Noto Sans KR" w:hAnsi="Noto Sans KR" w:eastAsia="Noto Sans KR" w:cs="Noto Sans KR"/>
+        </w:rPr>
         <w:t>배포 Checkpoint</w:t>
       </w:r>
     </w:p>
@@ -3042,16 +3136,17 @@
       </w:tblGrid>
       <w:tr>
         <w:trPr>
+          <w:trHeight w:hRule="atLeast" w:val="397"/>
           <w:tblHeader w:val="true"/>
         </w:trPr>
         <w:tc>
           <w:tcPr>
-            <w:tcW w:type="dxa" w:w="1973"/>
-            <w:shd w:fill="223A57"/>
+            <w:tcW w:type="dxa" w:w="1662"/>
+            <w:shd w:fill="0D2B45"/>
             <w:tcMar>
-              <w:top w:w="90" w:type="dxa"/>
+              <w:top w:w="70" w:type="dxa"/>
               <w:start w:w="100" w:type="dxa"/>
-              <w:bottom w:w="90" w:type="dxa"/>
+              <w:bottom w:w="70" w:type="dxa"/>
               <w:end w:w="100" w:type="dxa"/>
             </w:tcMar>
             <w:vAlign w:val="center"/>
@@ -3059,13 +3154,14 @@
           <w:p>
             <w:pPr>
               <w:spacing w:before="0" w:after="0" w:line="252" w:lineRule="auto"/>
-              <w:jc w:val="left"/>
+              <w:jc w:val="center"/>
             </w:pPr>
             <w:r>
               <w:rPr>
+                <w:rFonts w:ascii="Noto Sans KR" w:hAnsi="Noto Sans KR" w:eastAsia="Noto Sans KR" w:cs="Noto Sans KR"/>
                 <w:b/>
                 <w:color w:val="FFFFFF"/>
-                <w:sz w:val="16"/>
+                <w:sz w:val="18"/>
               </w:rPr>
               <w:t>단계</w:t>
             </w:r>
@@ -3073,12 +3169,12 @@
         </w:tc>
         <w:tc>
           <w:tcPr>
-            <w:tcW w:type="dxa" w:w="4735"/>
-            <w:shd w:fill="223A57"/>
+            <w:tcW w:type="dxa" w:w="5392"/>
+            <w:shd w:fill="0D2B45"/>
             <w:tcMar>
-              <w:top w:w="90" w:type="dxa"/>
+              <w:top w:w="70" w:type="dxa"/>
               <w:start w:w="100" w:type="dxa"/>
-              <w:bottom w:w="90" w:type="dxa"/>
+              <w:bottom w:w="70" w:type="dxa"/>
               <w:end w:w="100" w:type="dxa"/>
             </w:tcMar>
             <w:vAlign w:val="center"/>
@@ -3086,13 +3182,14 @@
           <w:p>
             <w:pPr>
               <w:spacing w:before="0" w:after="0" w:line="252" w:lineRule="auto"/>
-              <w:jc w:val="left"/>
+              <w:jc w:val="center"/>
             </w:pPr>
             <w:r>
               <w:rPr>
+                <w:rFonts w:ascii="Noto Sans KR" w:hAnsi="Noto Sans KR" w:eastAsia="Noto Sans KR" w:cs="Noto Sans KR"/>
                 <w:b/>
                 <w:color w:val="FFFFFF"/>
-                <w:sz w:val="16"/>
+                <w:sz w:val="18"/>
               </w:rPr>
               <w:t>확인</w:t>
             </w:r>
@@ -3100,12 +3197,12 @@
         </w:tc>
         <w:tc>
           <w:tcPr>
-            <w:tcW w:type="dxa" w:w="3157"/>
-            <w:shd w:fill="223A57"/>
+            <w:tcW w:type="dxa" w:w="3831"/>
+            <w:shd w:fill="0D2B45"/>
             <w:tcMar>
-              <w:top w:w="90" w:type="dxa"/>
+              <w:top w:w="70" w:type="dxa"/>
               <w:start w:w="100" w:type="dxa"/>
-              <w:bottom w:w="90" w:type="dxa"/>
+              <w:bottom w:w="70" w:type="dxa"/>
               <w:end w:w="100" w:type="dxa"/>
             </w:tcMar>
             <w:vAlign w:val="center"/>
@@ -3113,13 +3210,14 @@
           <w:p>
             <w:pPr>
               <w:spacing w:before="0" w:after="0" w:line="252" w:lineRule="auto"/>
-              <w:jc w:val="left"/>
+              <w:jc w:val="center"/>
             </w:pPr>
             <w:r>
               <w:rPr>
+                <w:rFonts w:ascii="Noto Sans KR" w:hAnsi="Noto Sans KR" w:eastAsia="Noto Sans KR" w:cs="Noto Sans KR"/>
                 <w:b/>
                 <w:color w:val="FFFFFF"/>
-                <w:sz w:val="16"/>
+                <w:sz w:val="18"/>
               </w:rPr>
               <w:t>실패 시</w:t>
             </w:r>
@@ -3129,26 +3227,31 @@
       <w:tr>
         <w:trPr>
           <w:cantSplit/>
+          <w:trHeight w:hRule="atLeast" w:val="351"/>
         </w:trPr>
         <w:tc>
           <w:tcPr>
-            <w:tcW w:type="dxa" w:w="1973"/>
+            <w:tcW w:type="dxa" w:w="1662"/>
             <w:tcMar>
-              <w:top w:w="90" w:type="dxa"/>
+              <w:top w:w="70" w:type="dxa"/>
               <w:start w:w="100" w:type="dxa"/>
-              <w:bottom w:w="90" w:type="dxa"/>
+              <w:bottom w:w="70" w:type="dxa"/>
               <w:end w:w="100" w:type="dxa"/>
             </w:tcMar>
             <w:vAlign w:val="center"/>
+            <w:shd w:fill="FFFFFF"/>
           </w:tcPr>
           <w:p>
             <w:pPr>
               <w:spacing w:after="0" w:line="252" w:lineRule="auto" w:before="0"/>
+              <w:jc w:val="left"/>
             </w:pPr>
             <w:r>
               <w:rPr>
-                <w:rFonts w:ascii="Noto Sans KR" w:hAnsi="Noto Sans KR" w:eastAsia="Noto Sans KR"/>
-                <w:sz w:val="17"/>
+                <w:rFonts w:ascii="Noto Sans KR" w:hAnsi="Noto Sans KR" w:eastAsia="Noto Sans KR" w:cs="Noto Sans KR"/>
+                <w:b w:val="0"/>
+                <w:color w:val="243547"/>
+                <w:sz w:val="18"/>
               </w:rPr>
               <w:t>전</w:t>
             </w:r>
@@ -3156,23 +3259,27 @@
         </w:tc>
         <w:tc>
           <w:tcPr>
-            <w:tcW w:type="dxa" w:w="4735"/>
+            <w:tcW w:type="dxa" w:w="5392"/>
             <w:tcMar>
-              <w:top w:w="90" w:type="dxa"/>
+              <w:top w:w="70" w:type="dxa"/>
               <w:start w:w="100" w:type="dxa"/>
-              <w:bottom w:w="90" w:type="dxa"/>
+              <w:bottom w:w="70" w:type="dxa"/>
               <w:end w:w="100" w:type="dxa"/>
             </w:tcMar>
             <w:vAlign w:val="center"/>
+            <w:shd w:fill="FFFFFF"/>
           </w:tcPr>
           <w:p>
             <w:pPr>
               <w:spacing w:after="0" w:line="252" w:lineRule="auto" w:before="0"/>
+              <w:jc w:val="left"/>
             </w:pPr>
             <w:r>
               <w:rPr>
-                <w:rFonts w:ascii="Noto Sans KR" w:hAnsi="Noto Sans KR" w:eastAsia="Noto Sans KR"/>
-                <w:sz w:val="17"/>
+                <w:rFonts w:ascii="Noto Sans KR" w:hAnsi="Noto Sans KR" w:eastAsia="Noto Sans KR" w:cs="Noto Sans KR"/>
+                <w:b w:val="0"/>
+                <w:color w:val="243547"/>
+                <w:sz w:val="18"/>
               </w:rPr>
               <w:t>artifact/hash/config/db migration plan</w:t>
             </w:r>
@@ -3180,23 +3287,27 @@
         </w:tc>
         <w:tc>
           <w:tcPr>
-            <w:tcW w:type="dxa" w:w="3157"/>
+            <w:tcW w:type="dxa" w:w="3831"/>
             <w:tcMar>
-              <w:top w:w="90" w:type="dxa"/>
+              <w:top w:w="70" w:type="dxa"/>
               <w:start w:w="100" w:type="dxa"/>
-              <w:bottom w:w="90" w:type="dxa"/>
+              <w:bottom w:w="70" w:type="dxa"/>
               <w:end w:w="100" w:type="dxa"/>
             </w:tcMar>
             <w:vAlign w:val="center"/>
+            <w:shd w:fill="FFFFFF"/>
           </w:tcPr>
           <w:p>
             <w:pPr>
               <w:spacing w:after="0" w:line="252" w:lineRule="auto" w:before="0"/>
+              <w:jc w:val="left"/>
             </w:pPr>
             <w:r>
               <w:rPr>
-                <w:rFonts w:ascii="Noto Sans KR" w:hAnsi="Noto Sans KR" w:eastAsia="Noto Sans KR"/>
-                <w:sz w:val="17"/>
+                <w:rFonts w:ascii="Noto Sans KR" w:hAnsi="Noto Sans KR" w:eastAsia="Noto Sans KR" w:cs="Noto Sans KR"/>
+                <w:b w:val="0"/>
+                <w:color w:val="243547"/>
+                <w:sz w:val="18"/>
               </w:rPr>
               <w:t>배포 중지</w:t>
             </w:r>
@@ -3206,27 +3317,31 @@
       <w:tr>
         <w:trPr>
           <w:cantSplit/>
+          <w:trHeight w:hRule="atLeast" w:val="351"/>
         </w:trPr>
         <w:tc>
           <w:tcPr>
-            <w:tcW w:type="dxa" w:w="1973"/>
+            <w:tcW w:type="dxa" w:w="1662"/>
             <w:tcMar>
-              <w:top w:w="90" w:type="dxa"/>
+              <w:top w:w="70" w:type="dxa"/>
               <w:start w:w="100" w:type="dxa"/>
-              <w:bottom w:w="90" w:type="dxa"/>
+              <w:bottom w:w="70" w:type="dxa"/>
               <w:end w:w="100" w:type="dxa"/>
             </w:tcMar>
             <w:vAlign w:val="center"/>
-            <w:shd w:fill="F5F8FB"/>
+            <w:shd w:fill="F7FAFC"/>
           </w:tcPr>
           <w:p>
             <w:pPr>
               <w:spacing w:after="0" w:line="252" w:lineRule="auto" w:before="0"/>
+              <w:jc w:val="left"/>
             </w:pPr>
             <w:r>
               <w:rPr>
-                <w:rFonts w:ascii="Noto Sans KR" w:hAnsi="Noto Sans KR" w:eastAsia="Noto Sans KR"/>
-                <w:sz w:val="17"/>
+                <w:rFonts w:ascii="Noto Sans KR" w:hAnsi="Noto Sans KR" w:eastAsia="Noto Sans KR" w:cs="Noto Sans KR"/>
+                <w:b w:val="0"/>
+                <w:color w:val="243547"/>
+                <w:sz w:val="18"/>
               </w:rPr>
               <w:t>배포</w:t>
             </w:r>
@@ -3234,24 +3349,27 @@
         </w:tc>
         <w:tc>
           <w:tcPr>
-            <w:tcW w:type="dxa" w:w="4735"/>
+            <w:tcW w:type="dxa" w:w="5392"/>
             <w:tcMar>
-              <w:top w:w="90" w:type="dxa"/>
+              <w:top w:w="70" w:type="dxa"/>
               <w:start w:w="100" w:type="dxa"/>
-              <w:bottom w:w="90" w:type="dxa"/>
+              <w:bottom w:w="70" w:type="dxa"/>
               <w:end w:w="100" w:type="dxa"/>
             </w:tcMar>
             <w:vAlign w:val="center"/>
-            <w:shd w:fill="F5F8FB"/>
+            <w:shd w:fill="F7FAFC"/>
           </w:tcPr>
           <w:p>
             <w:pPr>
               <w:spacing w:after="0" w:line="252" w:lineRule="auto" w:before="0"/>
+              <w:jc w:val="left"/>
             </w:pPr>
             <w:r>
               <w:rPr>
-                <w:rFonts w:ascii="Noto Sans KR" w:hAnsi="Noto Sans KR" w:eastAsia="Noto Sans KR"/>
-                <w:sz w:val="17"/>
+                <w:rFonts w:ascii="Noto Sans KR" w:hAnsi="Noto Sans KR" w:eastAsia="Noto Sans KR" w:cs="Noto Sans KR"/>
+                <w:b w:val="0"/>
+                <w:color w:val="243547"/>
+                <w:sz w:val="18"/>
               </w:rPr>
               <w:t>instance별 version/health</w:t>
             </w:r>
@@ -3259,24 +3377,27 @@
         </w:tc>
         <w:tc>
           <w:tcPr>
-            <w:tcW w:type="dxa" w:w="3157"/>
+            <w:tcW w:type="dxa" w:w="3831"/>
             <w:tcMar>
-              <w:top w:w="90" w:type="dxa"/>
+              <w:top w:w="70" w:type="dxa"/>
               <w:start w:w="100" w:type="dxa"/>
-              <w:bottom w:w="90" w:type="dxa"/>
+              <w:bottom w:w="70" w:type="dxa"/>
               <w:end w:w="100" w:type="dxa"/>
             </w:tcMar>
             <w:vAlign w:val="center"/>
-            <w:shd w:fill="F5F8FB"/>
+            <w:shd w:fill="F7FAFC"/>
           </w:tcPr>
           <w:p>
             <w:pPr>
               <w:spacing w:after="0" w:line="252" w:lineRule="auto" w:before="0"/>
+              <w:jc w:val="left"/>
             </w:pPr>
             <w:r>
               <w:rPr>
-                <w:rFonts w:ascii="Noto Sans KR" w:hAnsi="Noto Sans KR" w:eastAsia="Noto Sans KR"/>
-                <w:sz w:val="17"/>
+                <w:rFonts w:ascii="Noto Sans KR" w:hAnsi="Noto Sans KR" w:eastAsia="Noto Sans KR" w:cs="Noto Sans KR"/>
+                <w:b w:val="0"/>
+                <w:color w:val="243547"/>
+                <w:sz w:val="18"/>
               </w:rPr>
               <w:t>영향 인스턴스 격리</w:t>
             </w:r>
@@ -3286,26 +3407,31 @@
       <w:tr>
         <w:trPr>
           <w:cantSplit/>
+          <w:trHeight w:hRule="atLeast" w:val="351"/>
         </w:trPr>
         <w:tc>
           <w:tcPr>
-            <w:tcW w:type="dxa" w:w="1973"/>
+            <w:tcW w:type="dxa" w:w="1662"/>
             <w:tcMar>
-              <w:top w:w="90" w:type="dxa"/>
+              <w:top w:w="70" w:type="dxa"/>
               <w:start w:w="100" w:type="dxa"/>
-              <w:bottom w:w="90" w:type="dxa"/>
+              <w:bottom w:w="70" w:type="dxa"/>
               <w:end w:w="100" w:type="dxa"/>
             </w:tcMar>
             <w:vAlign w:val="center"/>
+            <w:shd w:fill="FFFFFF"/>
           </w:tcPr>
           <w:p>
             <w:pPr>
               <w:spacing w:after="0" w:line="252" w:lineRule="auto" w:before="0"/>
+              <w:jc w:val="left"/>
             </w:pPr>
             <w:r>
               <w:rPr>
-                <w:rFonts w:ascii="Noto Sans KR" w:hAnsi="Noto Sans KR" w:eastAsia="Noto Sans KR"/>
-                <w:sz w:val="17"/>
+                <w:rFonts w:ascii="Noto Sans KR" w:hAnsi="Noto Sans KR" w:eastAsia="Noto Sans KR" w:cs="Noto Sans KR"/>
+                <w:b w:val="0"/>
+                <w:color w:val="243547"/>
+                <w:sz w:val="18"/>
               </w:rPr>
               <w:t>후</w:t>
             </w:r>
@@ -3313,23 +3439,27 @@
         </w:tc>
         <w:tc>
           <w:tcPr>
-            <w:tcW w:type="dxa" w:w="4735"/>
+            <w:tcW w:type="dxa" w:w="5392"/>
             <w:tcMar>
-              <w:top w:w="90" w:type="dxa"/>
+              <w:top w:w="70" w:type="dxa"/>
               <w:start w:w="100" w:type="dxa"/>
-              <w:bottom w:w="90" w:type="dxa"/>
+              <w:bottom w:w="70" w:type="dxa"/>
               <w:end w:w="100" w:type="dxa"/>
             </w:tcMar>
             <w:vAlign w:val="center"/>
+            <w:shd w:fill="FFFFFF"/>
           </w:tcPr>
           <w:p>
             <w:pPr>
               <w:spacing w:after="0" w:line="252" w:lineRule="auto" w:before="0"/>
+              <w:jc w:val="left"/>
             </w:pPr>
             <w:r>
               <w:rPr>
-                <w:rFonts w:ascii="Noto Sans KR" w:hAnsi="Noto Sans KR" w:eastAsia="Noto Sans KR"/>
-                <w:sz w:val="17"/>
+                <w:rFonts w:ascii="Noto Sans KR" w:hAnsi="Noto Sans KR" w:eastAsia="Noto Sans KR" w:cs="Noto Sans KR"/>
+                <w:b w:val="0"/>
+                <w:color w:val="243547"/>
+                <w:sz w:val="18"/>
               </w:rPr>
               <w:t>health/error rate/trace/business KPI</w:t>
             </w:r>
@@ -3337,23 +3467,27 @@
         </w:tc>
         <w:tc>
           <w:tcPr>
-            <w:tcW w:type="dxa" w:w="3157"/>
+            <w:tcW w:type="dxa" w:w="3831"/>
             <w:tcMar>
-              <w:top w:w="90" w:type="dxa"/>
+              <w:top w:w="70" w:type="dxa"/>
               <w:start w:w="100" w:type="dxa"/>
-              <w:bottom w:w="90" w:type="dxa"/>
+              <w:bottom w:w="70" w:type="dxa"/>
               <w:end w:w="100" w:type="dxa"/>
             </w:tcMar>
             <w:vAlign w:val="center"/>
+            <w:shd w:fill="FFFFFF"/>
           </w:tcPr>
           <w:p>
             <w:pPr>
               <w:spacing w:after="0" w:line="252" w:lineRule="auto" w:before="0"/>
+              <w:jc w:val="left"/>
             </w:pPr>
             <w:r>
               <w:rPr>
-                <w:rFonts w:ascii="Noto Sans KR" w:hAnsi="Noto Sans KR" w:eastAsia="Noto Sans KR"/>
-                <w:sz w:val="17"/>
+                <w:rFonts w:ascii="Noto Sans KR" w:hAnsi="Noto Sans KR" w:eastAsia="Noto Sans KR" w:cs="Noto Sans KR"/>
+                <w:b w:val="0"/>
+                <w:color w:val="243547"/>
+                <w:sz w:val="18"/>
               </w:rPr>
               <w:t>rollback/reconcile 판단</w:t>
             </w:r>
@@ -3363,27 +3497,31 @@
       <w:tr>
         <w:trPr>
           <w:cantSplit/>
+          <w:trHeight w:hRule="atLeast" w:val="351"/>
         </w:trPr>
         <w:tc>
           <w:tcPr>
-            <w:tcW w:type="dxa" w:w="1973"/>
+            <w:tcW w:type="dxa" w:w="1662"/>
             <w:tcMar>
-              <w:top w:w="90" w:type="dxa"/>
+              <w:top w:w="70" w:type="dxa"/>
               <w:start w:w="100" w:type="dxa"/>
-              <w:bottom w:w="90" w:type="dxa"/>
+              <w:bottom w:w="70" w:type="dxa"/>
               <w:end w:w="100" w:type="dxa"/>
             </w:tcMar>
             <w:vAlign w:val="center"/>
-            <w:shd w:fill="F5F8FB"/>
+            <w:shd w:fill="F7FAFC"/>
           </w:tcPr>
           <w:p>
             <w:pPr>
               <w:spacing w:after="0" w:line="252" w:lineRule="auto" w:before="0"/>
+              <w:jc w:val="left"/>
             </w:pPr>
             <w:r>
               <w:rPr>
-                <w:rFonts w:ascii="Noto Sans KR" w:hAnsi="Noto Sans KR" w:eastAsia="Noto Sans KR"/>
-                <w:sz w:val="17"/>
+                <w:rFonts w:ascii="Noto Sans KR" w:hAnsi="Noto Sans KR" w:eastAsia="Noto Sans KR" w:cs="Noto Sans KR"/>
+                <w:b w:val="0"/>
+                <w:color w:val="243547"/>
+                <w:sz w:val="18"/>
               </w:rPr>
               <w:t>rollback</w:t>
             </w:r>
@@ -3391,24 +3529,27 @@
         </w:tc>
         <w:tc>
           <w:tcPr>
-            <w:tcW w:type="dxa" w:w="4735"/>
+            <w:tcW w:type="dxa" w:w="5392"/>
             <w:tcMar>
-              <w:top w:w="90" w:type="dxa"/>
+              <w:top w:w="70" w:type="dxa"/>
               <w:start w:w="100" w:type="dxa"/>
-              <w:bottom w:w="90" w:type="dxa"/>
+              <w:bottom w:w="70" w:type="dxa"/>
               <w:end w:w="100" w:type="dxa"/>
             </w:tcMar>
             <w:vAlign w:val="center"/>
-            <w:shd w:fill="F5F8FB"/>
+            <w:shd w:fill="F7FAFC"/>
           </w:tcPr>
           <w:p>
             <w:pPr>
               <w:spacing w:after="0" w:line="252" w:lineRule="auto" w:before="0"/>
+              <w:jc w:val="left"/>
             </w:pPr>
             <w:r>
               <w:rPr>
-                <w:rFonts w:ascii="Noto Sans KR" w:hAnsi="Noto Sans KR" w:eastAsia="Noto Sans KR"/>
-                <w:sz w:val="17"/>
+                <w:rFonts w:ascii="Noto Sans KR" w:hAnsi="Noto Sans KR" w:eastAsia="Noto Sans KR" w:cs="Noto Sans KR"/>
+                <w:b w:val="0"/>
+                <w:color w:val="243547"/>
+                <w:sz w:val="18"/>
               </w:rPr>
               <w:t>schema compatibility/old binary</w:t>
             </w:r>
@@ -3416,24 +3557,27 @@
         </w:tc>
         <w:tc>
           <w:tcPr>
-            <w:tcW w:type="dxa" w:w="3157"/>
+            <w:tcW w:type="dxa" w:w="3831"/>
             <w:tcMar>
-              <w:top w:w="90" w:type="dxa"/>
+              <w:top w:w="70" w:type="dxa"/>
               <w:start w:w="100" w:type="dxa"/>
-              <w:bottom w:w="90" w:type="dxa"/>
+              <w:bottom w:w="70" w:type="dxa"/>
               <w:end w:w="100" w:type="dxa"/>
             </w:tcMar>
             <w:vAlign w:val="center"/>
-            <w:shd w:fill="F5F8FB"/>
+            <w:shd w:fill="F7FAFC"/>
           </w:tcPr>
           <w:p>
             <w:pPr>
               <w:spacing w:after="0" w:line="252" w:lineRule="auto" w:before="0"/>
+              <w:jc w:val="left"/>
             </w:pPr>
             <w:r>
               <w:rPr>
-                <w:rFonts w:ascii="Noto Sans KR" w:hAnsi="Noto Sans KR" w:eastAsia="Noto Sans KR"/>
-                <w:sz w:val="17"/>
+                <w:rFonts w:ascii="Noto Sans KR" w:hAnsi="Noto Sans KR" w:eastAsia="Noto Sans KR" w:cs="Noto Sans KR"/>
+                <w:b w:val="0"/>
+                <w:color w:val="243547"/>
+                <w:sz w:val="18"/>
               </w:rPr>
               <w:t>DB reverse 또는 recovery 절차</w:t>
             </w:r>
@@ -3443,26 +3587,31 @@
       <w:tr>
         <w:trPr>
           <w:cantSplit/>
+          <w:trHeight w:hRule="atLeast" w:val="351"/>
         </w:trPr>
         <w:tc>
           <w:tcPr>
-            <w:tcW w:type="dxa" w:w="1973"/>
+            <w:tcW w:type="dxa" w:w="1662"/>
             <w:tcMar>
-              <w:top w:w="90" w:type="dxa"/>
+              <w:top w:w="70" w:type="dxa"/>
               <w:start w:w="100" w:type="dxa"/>
-              <w:bottom w:w="90" w:type="dxa"/>
+              <w:bottom w:w="70" w:type="dxa"/>
               <w:end w:w="100" w:type="dxa"/>
             </w:tcMar>
             <w:vAlign w:val="center"/>
+            <w:shd w:fill="FFFFFF"/>
           </w:tcPr>
           <w:p>
             <w:pPr>
               <w:spacing w:after="0" w:line="252" w:lineRule="auto" w:before="0"/>
+              <w:jc w:val="left"/>
             </w:pPr>
             <w:r>
               <w:rPr>
-                <w:rFonts w:ascii="Noto Sans KR" w:hAnsi="Noto Sans KR" w:eastAsia="Noto Sans KR"/>
-                <w:sz w:val="17"/>
+                <w:rFonts w:ascii="Noto Sans KR" w:hAnsi="Noto Sans KR" w:eastAsia="Noto Sans KR" w:cs="Noto Sans KR"/>
+                <w:b w:val="0"/>
+                <w:color w:val="243547"/>
+                <w:sz w:val="18"/>
               </w:rPr>
               <w:t>종료</w:t>
             </w:r>
@@ -3470,23 +3619,27 @@
         </w:tc>
         <w:tc>
           <w:tcPr>
-            <w:tcW w:type="dxa" w:w="4735"/>
+            <w:tcW w:type="dxa" w:w="5392"/>
             <w:tcMar>
-              <w:top w:w="90" w:type="dxa"/>
+              <w:top w:w="70" w:type="dxa"/>
               <w:start w:w="100" w:type="dxa"/>
-              <w:bottom w:w="90" w:type="dxa"/>
+              <w:bottom w:w="70" w:type="dxa"/>
               <w:end w:w="100" w:type="dxa"/>
             </w:tcMar>
             <w:vAlign w:val="center"/>
+            <w:shd w:fill="FFFFFF"/>
           </w:tcPr>
           <w:p>
             <w:pPr>
               <w:spacing w:after="0" w:line="252" w:lineRule="auto" w:before="0"/>
+              <w:jc w:val="left"/>
             </w:pPr>
             <w:r>
               <w:rPr>
-                <w:rFonts w:ascii="Noto Sans KR" w:hAnsi="Noto Sans KR" w:eastAsia="Noto Sans KR"/>
-                <w:sz w:val="17"/>
+                <w:rFonts w:ascii="Noto Sans KR" w:hAnsi="Noto Sans KR" w:eastAsia="Noto Sans KR" w:cs="Noto Sans KR"/>
+                <w:b w:val="0"/>
+                <w:color w:val="243547"/>
+                <w:sz w:val="18"/>
               </w:rPr>
               <w:t>audit/evidence/open issue</w:t>
             </w:r>
@@ -3494,23 +3647,27 @@
         </w:tc>
         <w:tc>
           <w:tcPr>
-            <w:tcW w:type="dxa" w:w="3157"/>
+            <w:tcW w:type="dxa" w:w="3831"/>
             <w:tcMar>
-              <w:top w:w="90" w:type="dxa"/>
+              <w:top w:w="70" w:type="dxa"/>
               <w:start w:w="100" w:type="dxa"/>
-              <w:bottom w:w="90" w:type="dxa"/>
+              <w:bottom w:w="70" w:type="dxa"/>
               <w:end w:w="100" w:type="dxa"/>
             </w:tcMar>
             <w:vAlign w:val="center"/>
+            <w:shd w:fill="FFFFFF"/>
           </w:tcPr>
           <w:p>
             <w:pPr>
               <w:spacing w:after="0" w:line="252" w:lineRule="auto" w:before="0"/>
+              <w:jc w:val="left"/>
             </w:pPr>
             <w:r>
               <w:rPr>
-                <w:rFonts w:ascii="Noto Sans KR" w:hAnsi="Noto Sans KR" w:eastAsia="Noto Sans KR"/>
-                <w:sz w:val="17"/>
+                <w:rFonts w:ascii="Noto Sans KR" w:hAnsi="Noto Sans KR" w:eastAsia="Noto Sans KR" w:cs="Noto Sans KR"/>
+                <w:b w:val="0"/>
+                <w:color w:val="243547"/>
+                <w:sz w:val="18"/>
               </w:rPr>
               <w:t>미확정 상태 남기지 않음</w:t>
             </w:r>
@@ -3524,30 +3681,25 @@
         <w:keepNext/>
       </w:pPr>
       <w:r>
+        <w:rPr>
+          <w:rFonts w:ascii="Noto Sans KR" w:hAnsi="Noto Sans KR" w:eastAsia="Noto Sans KR" w:cs="Noto Sans KR"/>
+        </w:rPr>
         <w:t>6 사건 종료와 Evidence</w:t>
       </w:r>
     </w:p>
     <w:p>
       <w:pPr>
         <w:spacing w:before="80" w:after="200"/>
-        <w:ind w:left="173" w:right="58"/>
-        <w:shd w:fill="F3F7FB"/>
+        <w:ind w:left="170" w:right="113"/>
+        <w:shd w:fill="F3F7FA"/>
+        <w:pStyle w:val="CPFSectionLead"/>
         <w:pBdr>
-          <w:left w:val="single" w:sz="18" w:space="8" w:color="4F46E5"/>
+          <w:left w:val="single" w:sz="16" w:space="7" w:color="8AA4BE"/>
         </w:pBdr>
       </w:pPr>
       <w:r>
         <w:rPr>
-          <w:b/>
-          <w:color w:val="362D91"/>
-          <w:sz w:val="20"/>
-        </w:rPr>
-        <w:t xml:space="preserve">이 장을 보는 이유  </w:t>
-      </w:r>
-      <w:r>
-        <w:rPr>
-          <w:color w:val="26374C"/>
-          <w:sz w:val="20"/>
+          <w:rFonts w:ascii="Noto Sans KR" w:hAnsi="Noto Sans KR" w:eastAsia="Noto Sans KR" w:cs="Noto Sans KR"/>
         </w:rPr>
         <w:t>복구가 끝났다는 말보다 어떤 상태가 어떻게 확정됐는지 남깁니다.</w:t>
       </w:r>
@@ -3555,58 +3707,130 @@
     <w:p>
       <w:pPr>
         <w:pStyle w:val="ListBullet"/>
-        <w:spacing w:after="40"/>
+        <w:spacing w:after="64" w:line="269" w:lineRule="auto"/>
         <w:ind w:left="454" w:hanging="198"/>
       </w:pPr>
       <w:r>
+        <w:rPr>
+          <w:rFonts w:ascii="Noto Sans KR" w:hAnsi="Noto Sans KR" w:eastAsia="Noto Sans KR" w:cs="Noto Sans KR"/>
+          <w:color w:val="243547"/>
+          <w:sz w:val="20"/>
+        </w:rPr>
         <w:t>시작/종료 시각, 영향 시스템/인스턴스, transactionId/operationId 표본</w:t>
       </w:r>
     </w:p>
     <w:p>
       <w:pPr>
         <w:pStyle w:val="ListBullet"/>
-        <w:spacing w:after="40"/>
+        <w:spacing w:after="64" w:line="269" w:lineRule="auto"/>
         <w:ind w:left="454" w:hanging="198"/>
       </w:pPr>
       <w:r>
+        <w:rPr>
+          <w:rFonts w:ascii="Noto Sans KR" w:hAnsi="Noto Sans KR" w:eastAsia="Noto Sans KR" w:cs="Noto Sans KR"/>
+          <w:color w:val="243547"/>
+          <w:sz w:val="20"/>
+        </w:rPr>
         <w:t>원인, 실패 단계, 실행한 조치와 명령, ExitCode</w:t>
       </w:r>
     </w:p>
     <w:p>
       <w:pPr>
         <w:pStyle w:val="ListBullet"/>
-        <w:spacing w:after="40"/>
+        <w:spacing w:after="64" w:line="269" w:lineRule="auto"/>
         <w:ind w:left="454" w:hanging="198"/>
       </w:pPr>
       <w:r>
+        <w:rPr>
+          <w:rFonts w:ascii="Noto Sans KR" w:hAnsi="Noto Sans KR" w:eastAsia="Noto Sans KR" w:cs="Noto Sans KR"/>
+          <w:color w:val="243547"/>
+          <w:sz w:val="20"/>
+        </w:rPr>
         <w:t>UNKNOWN이 있었다면 최종 reconcile 결과</w:t>
       </w:r>
     </w:p>
     <w:p>
       <w:pPr>
         <w:pStyle w:val="ListBullet"/>
-        <w:spacing w:after="40"/>
+        <w:spacing w:after="64" w:line="269" w:lineRule="auto"/>
         <w:ind w:left="454" w:hanging="198"/>
       </w:pPr>
       <w:r>
+        <w:rPr>
+          <w:rFonts w:ascii="Noto Sans KR" w:hAnsi="Noto Sans KR" w:eastAsia="Noto Sans KR" w:cs="Noto Sans KR"/>
+          <w:color w:val="243547"/>
+          <w:sz w:val="20"/>
+        </w:rPr>
         <w:t>DB 변경/rollback 여부와 Backup Manifest</w:t>
       </w:r>
     </w:p>
     <w:p>
       <w:pPr>
         <w:pStyle w:val="ListBullet"/>
-        <w:spacing w:after="40"/>
+        <w:spacing w:after="64" w:line="269" w:lineRule="auto"/>
         <w:ind w:left="454" w:hanging="198"/>
       </w:pPr>
       <w:r>
+        <w:rPr>
+          <w:rFonts w:ascii="Noto Sans KR" w:hAnsi="Noto Sans KR" w:eastAsia="Noto Sans KR" w:cs="Noto Sans KR"/>
+          <w:color w:val="243547"/>
+          <w:sz w:val="20"/>
+        </w:rPr>
         <w:t>재발 방지 항목과 Owner</w:t>
+      </w:r>
+    </w:p>
+    <w:p>
+      <w:pPr>
+        <w:jc w:val="center"/>
+      </w:pPr>
+      <w:r>
+        <w:drawing>
+          <wp:inline xmlns:a="http://schemas.openxmlformats.org/drawingml/2006/main" xmlns:pic="http://schemas.openxmlformats.org/drawingml/2006/picture">
+            <wp:extent cx="5715000" cy="3214688"/>
+            <wp:docPr id="1" name="CPF 운영 Timeline" descr="transactionId, operationId, instanceId, recoveryId와 Permission, Reason, Approval, Execution, Audit의 연결 흐름"/>
+            <wp:cNvGraphicFramePr>
+              <a:graphicFrameLocks noChangeAspect="1"/>
+            </wp:cNvGraphicFramePr>
+            <a:graphic>
+              <a:graphicData uri="http://schemas.openxmlformats.org/drawingml/2006/picture">
+                <pic:pic>
+                  <pic:nvPicPr>
+                    <pic:cNvPr id="0" name="image.png"/>
+                    <pic:cNvPicPr/>
+                  </pic:nvPicPr>
+                  <pic:blipFill>
+                    <a:blip r:embed="rId11"/>
+                    <a:stretch>
+                      <a:fillRect/>
+                    </a:stretch>
+                  </pic:blipFill>
+                  <pic:spPr>
+                    <a:xfrm>
+                      <a:off x="0" y="0"/>
+                      <a:ext cx="5715000" cy="3214688"/>
+                    </a:xfrm>
+                    <a:prstGeom prst="rect"/>
+                  </pic:spPr>
+                </pic:pic>
+              </a:graphicData>
+            </a:graphic>
+          </wp:inline>
+        </w:drawing>
+      </w:r>
+    </w:p>
+    <w:p>
+      <w:pPr>
+        <w:pStyle w:val="CPFCaption"/>
+      </w:pPr>
+      <w:r>
+        <w:t>운영 Timeline은 거래·Operation·Runtime·복구·Audit Evidence를 같은 흐름으로 연결해 사건 종료 시 누락을 확인하는 기준으로 사용합니다.</w:t>
       </w:r>
     </w:p>
     <w:sectPr>
       <w:headerReference w:type="default" r:id="rId9"/>
       <w:footerReference w:type="default" r:id="rId10"/>
       <w:pgSz w:w="11906" w:h="16838"/>
-      <w:pgMar w:top="907" w:right="1020" w:bottom="907" w:left="1020" w:header="397" w:footer="454" w:gutter="0"/>
+      <w:pgMar w:top="510" w:right="510" w:bottom="510" w:left="510" w:header="255" w:footer="312" w:gutter="0"/>
       <w:cols w:space="720"/>
       <w:docGrid w:linePitch="360"/>
     </w:sectPr>
@@ -4026,7 +4250,7 @@
     <w:rPr>
       <w:rFonts w:ascii="Noto Sans KR" w:hAnsi="Noto Sans KR" w:eastAsia="Noto Sans KR"/>
       <w:color w:val="243547"/>
-      <w:sz w:val="19"/>
+      <w:sz w:val="20"/>
     </w:rPr>
   </w:style>
   <w:style w:type="paragraph" w:styleId="Header">
@@ -4084,7 +4308,7 @@
     <w:pPr>
       <w:keepNext/>
       <w:keepLines/>
-      <w:spacing w:before="480" w:after="180"/>
+      <w:spacing w:before="800" w:after="160"/>
       <w:outlineLvl w:val="0"/>
     </w:pPr>
     <w:rPr>
@@ -4092,7 +4316,7 @@
       <w:b/>
       <w:bCs/>
       <w:color w:val="17324D"/>
-      <w:sz w:val="38"/>
+      <w:sz w:val="34"/>
       <w:szCs w:val="28"/>
     </w:rPr>
   </w:style>
@@ -4108,7 +4332,7 @@
     <w:pPr>
       <w:keepNext/>
       <w:keepLines/>
-      <w:spacing w:before="340" w:after="120"/>
+      <w:spacing w:before="360" w:after="80"/>
       <w:ind w:left="113"/>
       <w:outlineLvl w:val="1"/>
     </w:pPr>
@@ -4117,7 +4341,7 @@
       <w:b/>
       <w:bCs/>
       <w:color w:val="4F46E5"/>
-      <w:sz w:val="28"/>
+      <w:sz w:val="27"/>
       <w:szCs w:val="26"/>
     </w:rPr>
   </w:style>
@@ -4133,7 +4357,7 @@
     <w:pPr>
       <w:keepNext/>
       <w:keepLines/>
-      <w:spacing w:before="240" w:after="80"/>
+      <w:spacing w:before="240" w:after="60"/>
       <w:ind w:left="255"/>
       <w:outlineLvl w:val="2"/>
     </w:pPr>
@@ -4142,7 +4366,7 @@
       <w:b/>
       <w:bCs/>
       <w:color w:val="17324D"/>
-      <w:sz w:val="22"/>
+      <w:sz w:val="23"/>
     </w:rPr>
   </w:style>
   <w:style w:type="paragraph" w:styleId="Heading4">
@@ -4373,10 +4597,12 @@
     <w:qFormat/>
     <w:rsid w:val="00FC693F"/>
     <w:pPr>
+      <w:keepNext/>
+      <w:keepLines/>
       <w:pBdr>
         <w:bottom w:val="single" w:sz="8" w:space="4" w:color="4F81BD" w:themeColor="accent1"/>
       </w:pBdr>
-      <w:spacing w:after="200" w:line="240" w:lineRule="auto"/>
+      <w:spacing w:after="140" w:line="240" w:lineRule="auto" w:before="0"/>
       <w:contextualSpacing/>
     </w:pPr>
     <w:rPr>
@@ -4385,7 +4611,7 @@
       <w:color w:val="071A2B"/>
       <w:spacing w:val="5"/>
       <w:kern w:val="28"/>
-      <w:sz w:val="50"/>
+      <w:sz w:val="48"/>
       <w:szCs w:val="52"/>
     </w:rPr>
   </w:style>
@@ -4413,9 +4639,12 @@
     <w:qFormat/>
     <w:rsid w:val="00FC693F"/>
     <w:pPr>
+      <w:keepNext/>
+      <w:keepLines/>
       <w:numPr>
         <w:ilvl w:val="1"/>
       </w:numPr>
+      <w:spacing w:before="0" w:after="180"/>
     </w:pPr>
     <w:rPr>
       <w:rFonts w:asciiTheme="majorHAnsi" w:eastAsiaTheme="majorEastAsia" w:hAnsiTheme="majorHAnsi" w:cstheme="majorBidi" w:ascii="Noto Sans KR" w:hAnsi="Noto Sans KR" w:eastAsia="Noto Sans KR"/>
@@ -4424,7 +4653,7 @@
       <w:iCs/>
       <w:color w:val="5E7186"/>
       <w:spacing w:val="15"/>
-      <w:sz w:val="22"/>
+      <w:sz w:val="23"/>
       <w:szCs w:val="24"/>
     </w:rPr>
   </w:style>
@@ -15719,39 +15948,119 @@
   <w:style w:type="paragraph" w:customStyle="1" w:styleId="CPFCode">
     <w:name w:val="CPF Code"/>
     <w:pPr>
-      <w:spacing w:before="40" w:after="80"/>
+      <w:spacing w:before="100" w:after="140" w:line="240" w:lineRule="auto"/>
       <w:ind w:left="283" w:right="170"/>
     </w:pPr>
     <w:rPr>
-      <w:rFonts w:ascii="DejaVu Sans Mono" w:hAnsi="DejaVu Sans Mono" w:eastAsia="DejaVu Sans Mono"/>
-      <w:color w:val="071A2B"/>
-      <w:sz w:val="16"/>
+      <w:rFonts w:ascii="Noto Sans KR" w:hAnsi="Noto Sans KR" w:eastAsia="DejaVu Sans Mono"/>
+      <w:b w:val="0"/>
+      <w:color w:val="F4F8FC"/>
+      <w:sz w:val="18"/>
     </w:rPr>
   </w:style>
   <w:style w:type="paragraph" w:customStyle="1" w:styleId="CPFCaption">
     <w:name w:val="CPF Caption"/>
     <w:pPr>
-      <w:spacing w:before="40" w:after="100"/>
+      <w:spacing w:before="60" w:after="160"/>
       <w:ind w:left="255" w:right="255"/>
     </w:pPr>
     <w:rPr>
       <w:rFonts w:ascii="Noto Sans KR" w:hAnsi="Noto Sans KR" w:eastAsia="Noto Sans KR"/>
       <w:color w:val="5E7186"/>
-      <w:sz w:val="16"/>
+      <w:sz w:val="18"/>
     </w:rPr>
   </w:style>
   <w:style w:type="paragraph" w:customStyle="1" w:styleId="CPFLabel">
     <w:name w:val="CPF Label"/>
     <w:pPr>
       <w:keepNext/>
-      <w:spacing w:before="140" w:after="40"/>
+      <w:spacing w:before="200" w:after="80"/>
       <w:ind w:left="255"/>
     </w:pPr>
     <w:rPr>
       <w:rFonts w:ascii="Noto Sans KR" w:hAnsi="Noto Sans KR" w:eastAsia="Noto Sans KR"/>
       <w:b/>
-      <w:color w:val="7154C7"/>
-      <w:sz w:val="21"/>
+      <w:color w:val="4F46E5"/>
+      <w:sz w:val="20"/>
+    </w:rPr>
+  </w:style>
+  <w:style w:type="paragraph" w:customStyle="1" w:styleId="CPFLead">
+    <w:name w:val="CPF Lead"/>
+    <w:basedOn w:val="Normal"/>
+    <w:pPr>
+      <w:spacing w:before="60" w:after="180" w:line="283" w:lineRule="auto"/>
+    </w:pPr>
+    <w:rPr>
+      <w:rFonts w:ascii="Noto Sans KR" w:hAnsi="Noto Sans KR"/>
+      <w:b w:val="0"/>
+      <w:color w:val="243547"/>
+      <w:sz w:val="20"/>
+    </w:rPr>
+  </w:style>
+  <w:style w:type="paragraph" w:customStyle="1" w:styleId="CPFSectionLead">
+    <w:name w:val="CPF Section Lead"/>
+    <w:basedOn w:val="Normal"/>
+    <w:pPr>
+      <w:spacing w:before="40" w:after="160" w:line="276" w:lineRule="auto"/>
+    </w:pPr>
+    <w:rPr>
+      <w:rFonts w:ascii="Noto Sans KR" w:hAnsi="Noto Sans KR"/>
+      <w:b w:val="0"/>
+      <w:color w:val="243547"/>
+      <w:sz w:val="19"/>
+    </w:rPr>
+  </w:style>
+  <w:style w:type="paragraph" w:customStyle="1" w:styleId="CPFCallout">
+    <w:name w:val="CPF Callout"/>
+    <w:basedOn w:val="Normal"/>
+    <w:pPr>
+      <w:spacing w:before="80" w:after="140" w:line="269" w:lineRule="auto"/>
+    </w:pPr>
+    <w:rPr>
+      <w:rFonts w:ascii="Noto Sans KR" w:hAnsi="Noto Sans KR"/>
+      <w:b w:val="0"/>
+      <w:color w:val="243547"/>
+      <w:sz w:val="19"/>
+    </w:rPr>
+  </w:style>
+  <w:style w:type="paragraph" w:customStyle="1" w:styleId="CPFWarning">
+    <w:name w:val="CPF Warning"/>
+    <w:basedOn w:val="Normal"/>
+    <w:pPr>
+      <w:spacing w:before="80" w:after="140" w:line="269" w:lineRule="auto"/>
+    </w:pPr>
+    <w:rPr>
+      <w:rFonts w:ascii="Noto Sans KR" w:hAnsi="Noto Sans KR"/>
+      <w:b w:val="0"/>
+      <w:color w:val="A85600"/>
+      <w:sz w:val="19"/>
+    </w:rPr>
+  </w:style>
+  <w:style w:type="paragraph" w:customStyle="1" w:styleId="CPFSource">
+    <w:name w:val="CPF Source"/>
+    <w:basedOn w:val="Normal"/>
+    <w:pPr>
+      <w:spacing w:before="60" w:after="120" w:line="252" w:lineRule="auto"/>
+    </w:pPr>
+    <w:rPr>
+      <w:rFonts w:ascii="Noto Sans KR" w:hAnsi="Noto Sans KR"/>
+      <w:b w:val="0"/>
+      <w:color w:val="5E7186"/>
+      <w:sz w:val="18"/>
+    </w:rPr>
+  </w:style>
+  <w:style w:type="paragraph" w:customStyle="1" w:styleId="CPFTOCEntry">
+    <w:name w:val="CPF TOC Entry"/>
+    <w:basedOn w:val="Normal"/>
+    <w:pPr>
+      <w:spacing w:before="0" w:after="50" w:line="252" w:lineRule="auto"/>
+      <w:ind w:left="113"/>
+    </w:pPr>
+    <w:rPr>
+      <w:rFonts w:ascii="Noto Sans KR" w:hAnsi="Noto Sans KR"/>
+      <w:b w:val="0"/>
+      <w:color w:val="243547"/>
+      <w:sz w:val="20"/>
     </w:rPr>
   </w:style>
 </w:styles>

--- a/cpf-docs/guides/04_운영자_매뉴얼.docx
+++ b/cpf-docs/guides/04_운영자_매뉴얼.docx
@@ -291,7 +291,6 @@
         <w:rPr>
           <w:rFonts w:ascii="Noto Sans KR" w:hAnsi="Noto Sans KR" w:eastAsia="Noto Sans KR" w:cs="Noto Sans KR"/>
         </w:rPr>
-        <w:br w:type="page"/>
       </w:r>
     </w:p>
     <w:p>
@@ -1037,6 +1036,7 @@
       <w:pPr>
         <w:pStyle w:val="Heading1"/>
         <w:keepNext w:val="true"/>
+        <w:pageBreakBefore/>
         <w:rPr/>
       </w:pPr>
       <w:bookmarkStart w:id="0" w:name="__RefHeading___Toc3374_1421710836"/>
@@ -1266,16 +1266,16 @@
             <w:shd w:fill="183B63" w:val="clear"/>
             <w:vAlign w:val="center"/>
             <w:tcMar>
-              <w:top w:w="70" w:type="dxa"/>
-              <w:start w:w="90" w:type="dxa"/>
-              <w:bottom w:w="70" w:type="dxa"/>
-              <w:end w:w="90" w:type="dxa"/>
+              <w:top w:w="80" w:type="dxa"/>
+              <w:start w:w="100" w:type="dxa"/>
+              <w:bottom w:w="80" w:type="dxa"/>
+              <w:end w:w="100" w:type="dxa"/>
             </w:tcMar>
           </w:tcPr>
           <w:p>
             <w:pPr>
               <w:pStyle w:val="Normal"/>
-              <w:spacing w:lineRule="auto" w:line="274" w:before="0" w:after="46"/>
+              <w:spacing w:lineRule="auto" w:line="269" w:before="0" w:after="70"/>
               <w:ind w:start="0" w:end="0"/>
               <w:jc w:val="center"/>
               <w:rPr/>
@@ -1284,8 +1284,8 @@
               <w:rPr>
                 <w:rFonts w:ascii="Noto Sans KR" w:hAnsi="Noto Sans KR" w:cs="Noto Sans KR" w:eastAsia="Noto Sans KR"/>
                 <w:b/>
+                <w:sz w:val="19"/>
                 <w:color w:val="FFFFFF"/>
-                <w:sz w:val="18"/>
               </w:rPr>
               <w:t>확인</w:t>
             </w:r>
@@ -1303,16 +1303,16 @@
             <w:shd w:fill="183B63" w:val="clear"/>
             <w:vAlign w:val="center"/>
             <w:tcMar>
-              <w:top w:w="70" w:type="dxa"/>
-              <w:start w:w="90" w:type="dxa"/>
-              <w:bottom w:w="70" w:type="dxa"/>
-              <w:end w:w="90" w:type="dxa"/>
+              <w:top w:w="80" w:type="dxa"/>
+              <w:start w:w="100" w:type="dxa"/>
+              <w:bottom w:w="80" w:type="dxa"/>
+              <w:end w:w="100" w:type="dxa"/>
             </w:tcMar>
           </w:tcPr>
           <w:p>
             <w:pPr>
               <w:pStyle w:val="Normal"/>
-              <w:spacing w:lineRule="auto" w:line="274" w:before="0" w:after="46"/>
+              <w:spacing w:lineRule="auto" w:line="269" w:before="0" w:after="70"/>
               <w:ind w:start="0" w:end="0"/>
               <w:jc w:val="center"/>
               <w:rPr/>
@@ -1321,8 +1321,8 @@
               <w:rPr>
                 <w:rFonts w:ascii="Noto Sans KR" w:hAnsi="Noto Sans KR" w:cs="Noto Sans KR" w:eastAsia="Noto Sans KR"/>
                 <w:b/>
+                <w:sz w:val="19"/>
                 <w:color w:val="FFFFFF"/>
-                <w:sz w:val="18"/>
               </w:rPr>
               <w:t>찾을 값</w:t>
             </w:r>
@@ -1340,16 +1340,16 @@
             <w:shd w:fill="183B63" w:val="clear"/>
             <w:vAlign w:val="center"/>
             <w:tcMar>
-              <w:top w:w="70" w:type="dxa"/>
-              <w:start w:w="90" w:type="dxa"/>
-              <w:bottom w:w="70" w:type="dxa"/>
-              <w:end w:w="90" w:type="dxa"/>
+              <w:top w:w="80" w:type="dxa"/>
+              <w:start w:w="100" w:type="dxa"/>
+              <w:bottom w:w="80" w:type="dxa"/>
+              <w:end w:w="100" w:type="dxa"/>
             </w:tcMar>
           </w:tcPr>
           <w:p>
             <w:pPr>
               <w:pStyle w:val="Normal"/>
-              <w:spacing w:lineRule="auto" w:line="274" w:before="0" w:after="46"/>
+              <w:spacing w:lineRule="auto" w:line="269" w:before="0" w:after="70"/>
               <w:ind w:start="0" w:end="0"/>
               <w:jc w:val="center"/>
               <w:rPr/>
@@ -1358,8 +1358,8 @@
               <w:rPr>
                 <w:rFonts w:ascii="Noto Sans KR" w:hAnsi="Noto Sans KR" w:cs="Noto Sans KR" w:eastAsia="Noto Sans KR"/>
                 <w:b/>
+                <w:sz w:val="19"/>
                 <w:color w:val="FFFFFF"/>
-                <w:sz w:val="18"/>
               </w:rPr>
               <w:t>판단</w:t>
             </w:r>
@@ -1383,16 +1383,16 @@
             <w:shd w:fill="FFFFFF" w:val="clear"/>
             <w:vAlign w:val="center"/>
             <w:tcMar>
-              <w:top w:w="58" w:type="dxa"/>
-              <w:start w:w="90" w:type="dxa"/>
-              <w:bottom w:w="58" w:type="dxa"/>
-              <w:end w:w="90" w:type="dxa"/>
+              <w:top w:w="80" w:type="dxa"/>
+              <w:start w:w="100" w:type="dxa"/>
+              <w:bottom w:w="80" w:type="dxa"/>
+              <w:end w:w="100" w:type="dxa"/>
             </w:tcMar>
           </w:tcPr>
           <w:p>
             <w:pPr>
               <w:pStyle w:val="Normal"/>
-              <w:spacing w:lineRule="auto" w:line="274" w:before="0" w:after="46"/>
+              <w:spacing w:lineRule="auto" w:line="269" w:before="0" w:after="70"/>
               <w:ind w:start="0" w:end="0"/>
               <w:jc w:val="left"/>
               <w:rPr/>
@@ -1420,16 +1420,16 @@
             <w:shd w:fill="FFFFFF" w:val="clear"/>
             <w:vAlign w:val="center"/>
             <w:tcMar>
-              <w:top w:w="58" w:type="dxa"/>
-              <w:start w:w="90" w:type="dxa"/>
-              <w:bottom w:w="58" w:type="dxa"/>
-              <w:end w:w="90" w:type="dxa"/>
+              <w:top w:w="80" w:type="dxa"/>
+              <w:start w:w="100" w:type="dxa"/>
+              <w:bottom w:w="80" w:type="dxa"/>
+              <w:end w:w="100" w:type="dxa"/>
             </w:tcMar>
           </w:tcPr>
           <w:p>
             <w:pPr>
               <w:pStyle w:val="Normal"/>
-              <w:spacing w:lineRule="auto" w:line="274" w:before="0" w:after="46"/>
+              <w:spacing w:lineRule="auto" w:line="269" w:before="0" w:after="70"/>
               <w:ind w:start="0" w:end="0"/>
               <w:jc w:val="left"/>
               <w:rPr/>
@@ -1457,16 +1457,16 @@
             <w:shd w:fill="FFFFFF" w:val="clear"/>
             <w:vAlign w:val="center"/>
             <w:tcMar>
-              <w:top w:w="58" w:type="dxa"/>
-              <w:start w:w="90" w:type="dxa"/>
-              <w:bottom w:w="58" w:type="dxa"/>
-              <w:end w:w="90" w:type="dxa"/>
+              <w:top w:w="80" w:type="dxa"/>
+              <w:start w:w="100" w:type="dxa"/>
+              <w:bottom w:w="80" w:type="dxa"/>
+              <w:end w:w="100" w:type="dxa"/>
             </w:tcMar>
           </w:tcPr>
           <w:p>
             <w:pPr>
               <w:pStyle w:val="Normal"/>
-              <w:spacing w:lineRule="auto" w:line="274" w:before="0" w:after="46"/>
+              <w:spacing w:lineRule="auto" w:line="269" w:before="0" w:after="70"/>
               <w:ind w:start="0" w:end="0"/>
               <w:jc w:val="left"/>
               <w:rPr/>
@@ -1518,16 +1518,16 @@
             <w:shd w:fill="F4F7FB" w:val="clear"/>
             <w:vAlign w:val="center"/>
             <w:tcMar>
-              <w:top w:w="58" w:type="dxa"/>
-              <w:start w:w="90" w:type="dxa"/>
-              <w:bottom w:w="58" w:type="dxa"/>
-              <w:end w:w="90" w:type="dxa"/>
+              <w:top w:w="80" w:type="dxa"/>
+              <w:start w:w="100" w:type="dxa"/>
+              <w:bottom w:w="80" w:type="dxa"/>
+              <w:end w:w="100" w:type="dxa"/>
             </w:tcMar>
           </w:tcPr>
           <w:p>
             <w:pPr>
               <w:pStyle w:val="Normal"/>
-              <w:spacing w:lineRule="auto" w:line="274" w:before="0" w:after="46"/>
+              <w:spacing w:lineRule="auto" w:line="269" w:before="0" w:after="70"/>
               <w:ind w:start="0" w:end="0"/>
               <w:jc w:val="left"/>
               <w:rPr/>
@@ -1555,16 +1555,16 @@
             <w:shd w:fill="F4F7FB" w:val="clear"/>
             <w:vAlign w:val="center"/>
             <w:tcMar>
-              <w:top w:w="58" w:type="dxa"/>
-              <w:start w:w="90" w:type="dxa"/>
-              <w:bottom w:w="58" w:type="dxa"/>
-              <w:end w:w="90" w:type="dxa"/>
+              <w:top w:w="80" w:type="dxa"/>
+              <w:start w:w="100" w:type="dxa"/>
+              <w:bottom w:w="80" w:type="dxa"/>
+              <w:end w:w="100" w:type="dxa"/>
             </w:tcMar>
           </w:tcPr>
           <w:p>
             <w:pPr>
               <w:pStyle w:val="Normal"/>
-              <w:spacing w:lineRule="auto" w:line="274" w:before="0" w:after="46"/>
+              <w:spacing w:lineRule="auto" w:line="269" w:before="0" w:after="70"/>
               <w:ind w:start="0" w:end="0"/>
               <w:jc w:val="left"/>
               <w:rPr/>
@@ -1592,16 +1592,16 @@
             <w:shd w:fill="F4F7FB" w:val="clear"/>
             <w:vAlign w:val="center"/>
             <w:tcMar>
-              <w:top w:w="58" w:type="dxa"/>
-              <w:start w:w="90" w:type="dxa"/>
-              <w:bottom w:w="58" w:type="dxa"/>
-              <w:end w:w="90" w:type="dxa"/>
+              <w:top w:w="80" w:type="dxa"/>
+              <w:start w:w="100" w:type="dxa"/>
+              <w:bottom w:w="80" w:type="dxa"/>
+              <w:end w:w="100" w:type="dxa"/>
             </w:tcMar>
           </w:tcPr>
           <w:p>
             <w:pPr>
               <w:pStyle w:val="Normal"/>
-              <w:spacing w:lineRule="auto" w:line="274" w:before="0" w:after="46"/>
+              <w:spacing w:lineRule="auto" w:line="269" w:before="0" w:after="70"/>
               <w:ind w:start="0" w:end="0"/>
               <w:jc w:val="left"/>
               <w:rPr/>
@@ -1635,16 +1635,16 @@
             <w:shd w:fill="FFFFFF" w:val="clear"/>
             <w:vAlign w:val="center"/>
             <w:tcMar>
-              <w:top w:w="58" w:type="dxa"/>
-              <w:start w:w="90" w:type="dxa"/>
-              <w:bottom w:w="58" w:type="dxa"/>
-              <w:end w:w="90" w:type="dxa"/>
+              <w:top w:w="80" w:type="dxa"/>
+              <w:start w:w="100" w:type="dxa"/>
+              <w:bottom w:w="80" w:type="dxa"/>
+              <w:end w:w="100" w:type="dxa"/>
             </w:tcMar>
           </w:tcPr>
           <w:p>
             <w:pPr>
               <w:pStyle w:val="Normal"/>
-              <w:spacing w:lineRule="auto" w:line="274" w:before="0" w:after="46"/>
+              <w:spacing w:lineRule="auto" w:line="269" w:before="0" w:after="70"/>
               <w:ind w:start="0" w:end="0"/>
               <w:jc w:val="left"/>
               <w:rPr/>
@@ -1672,16 +1672,16 @@
             <w:shd w:fill="FFFFFF" w:val="clear"/>
             <w:vAlign w:val="center"/>
             <w:tcMar>
-              <w:top w:w="58" w:type="dxa"/>
-              <w:start w:w="90" w:type="dxa"/>
-              <w:bottom w:w="58" w:type="dxa"/>
-              <w:end w:w="90" w:type="dxa"/>
+              <w:top w:w="80" w:type="dxa"/>
+              <w:start w:w="100" w:type="dxa"/>
+              <w:bottom w:w="80" w:type="dxa"/>
+              <w:end w:w="100" w:type="dxa"/>
             </w:tcMar>
           </w:tcPr>
           <w:p>
             <w:pPr>
               <w:pStyle w:val="Normal"/>
-              <w:spacing w:lineRule="auto" w:line="274" w:before="0" w:after="46"/>
+              <w:spacing w:lineRule="auto" w:line="269" w:before="0" w:after="70"/>
               <w:ind w:start="0" w:end="0"/>
               <w:jc w:val="left"/>
               <w:rPr/>
@@ -1709,16 +1709,16 @@
             <w:shd w:fill="FFFFFF" w:val="clear"/>
             <w:vAlign w:val="center"/>
             <w:tcMar>
-              <w:top w:w="58" w:type="dxa"/>
-              <w:start w:w="90" w:type="dxa"/>
-              <w:bottom w:w="58" w:type="dxa"/>
-              <w:end w:w="90" w:type="dxa"/>
+              <w:top w:w="80" w:type="dxa"/>
+              <w:start w:w="100" w:type="dxa"/>
+              <w:bottom w:w="80" w:type="dxa"/>
+              <w:end w:w="100" w:type="dxa"/>
             </w:tcMar>
           </w:tcPr>
           <w:p>
             <w:pPr>
               <w:pStyle w:val="Normal"/>
-              <w:spacing w:lineRule="auto" w:line="274" w:before="0" w:after="46"/>
+              <w:spacing w:lineRule="auto" w:line="269" w:before="0" w:after="70"/>
               <w:ind w:start="0" w:end="0"/>
               <w:jc w:val="left"/>
               <w:rPr/>
@@ -1770,16 +1770,16 @@
             <w:shd w:fill="F4F7FB" w:val="clear"/>
             <w:vAlign w:val="center"/>
             <w:tcMar>
-              <w:top w:w="58" w:type="dxa"/>
-              <w:start w:w="90" w:type="dxa"/>
-              <w:bottom w:w="58" w:type="dxa"/>
-              <w:end w:w="90" w:type="dxa"/>
+              <w:top w:w="80" w:type="dxa"/>
+              <w:start w:w="100" w:type="dxa"/>
+              <w:bottom w:w="80" w:type="dxa"/>
+              <w:end w:w="100" w:type="dxa"/>
             </w:tcMar>
           </w:tcPr>
           <w:p>
             <w:pPr>
               <w:pStyle w:val="Normal"/>
-              <w:spacing w:lineRule="auto" w:line="274" w:before="0" w:after="46"/>
+              <w:spacing w:lineRule="auto" w:line="269" w:before="0" w:after="70"/>
               <w:ind w:start="0" w:end="0"/>
               <w:jc w:val="left"/>
               <w:rPr/>
@@ -1807,16 +1807,16 @@
             <w:shd w:fill="F4F7FB" w:val="clear"/>
             <w:vAlign w:val="center"/>
             <w:tcMar>
-              <w:top w:w="58" w:type="dxa"/>
-              <w:start w:w="90" w:type="dxa"/>
-              <w:bottom w:w="58" w:type="dxa"/>
-              <w:end w:w="90" w:type="dxa"/>
+              <w:top w:w="80" w:type="dxa"/>
+              <w:start w:w="100" w:type="dxa"/>
+              <w:bottom w:w="80" w:type="dxa"/>
+              <w:end w:w="100" w:type="dxa"/>
             </w:tcMar>
           </w:tcPr>
           <w:p>
             <w:pPr>
               <w:pStyle w:val="Normal"/>
-              <w:spacing w:lineRule="auto" w:line="274" w:before="0" w:after="46"/>
+              <w:spacing w:lineRule="auto" w:line="269" w:before="0" w:after="70"/>
               <w:ind w:start="0" w:end="0"/>
               <w:jc w:val="left"/>
               <w:rPr/>
@@ -1844,16 +1844,16 @@
             <w:shd w:fill="F4F7FB" w:val="clear"/>
             <w:vAlign w:val="center"/>
             <w:tcMar>
-              <w:top w:w="58" w:type="dxa"/>
-              <w:start w:w="90" w:type="dxa"/>
-              <w:bottom w:w="58" w:type="dxa"/>
-              <w:end w:w="90" w:type="dxa"/>
+              <w:top w:w="80" w:type="dxa"/>
+              <w:start w:w="100" w:type="dxa"/>
+              <w:bottom w:w="80" w:type="dxa"/>
+              <w:end w:w="100" w:type="dxa"/>
             </w:tcMar>
           </w:tcPr>
           <w:p>
             <w:pPr>
               <w:pStyle w:val="Normal"/>
-              <w:spacing w:lineRule="auto" w:line="274" w:before="0" w:after="46"/>
+              <w:spacing w:lineRule="auto" w:line="269" w:before="0" w:after="70"/>
               <w:ind w:start="0" w:end="0"/>
               <w:jc w:val="left"/>
               <w:rPr/>
@@ -1887,16 +1887,16 @@
             <w:shd w:fill="FFFFFF" w:val="clear"/>
             <w:vAlign w:val="center"/>
             <w:tcMar>
-              <w:top w:w="58" w:type="dxa"/>
-              <w:start w:w="90" w:type="dxa"/>
-              <w:bottom w:w="58" w:type="dxa"/>
-              <w:end w:w="90" w:type="dxa"/>
+              <w:top w:w="80" w:type="dxa"/>
+              <w:start w:w="100" w:type="dxa"/>
+              <w:bottom w:w="80" w:type="dxa"/>
+              <w:end w:w="100" w:type="dxa"/>
             </w:tcMar>
           </w:tcPr>
           <w:p>
             <w:pPr>
               <w:pStyle w:val="Normal"/>
-              <w:spacing w:lineRule="auto" w:line="274" w:before="0" w:after="46"/>
+              <w:spacing w:lineRule="auto" w:line="269" w:before="0" w:after="70"/>
               <w:ind w:start="0" w:end="0"/>
               <w:jc w:val="left"/>
               <w:rPr/>
@@ -1924,16 +1924,16 @@
             <w:shd w:fill="FFFFFF" w:val="clear"/>
             <w:vAlign w:val="center"/>
             <w:tcMar>
-              <w:top w:w="58" w:type="dxa"/>
-              <w:start w:w="90" w:type="dxa"/>
-              <w:bottom w:w="58" w:type="dxa"/>
-              <w:end w:w="90" w:type="dxa"/>
+              <w:top w:w="80" w:type="dxa"/>
+              <w:start w:w="100" w:type="dxa"/>
+              <w:bottom w:w="80" w:type="dxa"/>
+              <w:end w:w="100" w:type="dxa"/>
             </w:tcMar>
           </w:tcPr>
           <w:p>
             <w:pPr>
               <w:pStyle w:val="Normal"/>
-              <w:spacing w:lineRule="auto" w:line="274" w:before="0" w:after="46"/>
+              <w:spacing w:lineRule="auto" w:line="269" w:before="0" w:after="70"/>
               <w:ind w:start="0" w:end="0"/>
               <w:jc w:val="left"/>
               <w:rPr/>
@@ -1970,16 +1970,16 @@
             <w:shd w:fill="FFFFFF" w:val="clear"/>
             <w:vAlign w:val="center"/>
             <w:tcMar>
-              <w:top w:w="58" w:type="dxa"/>
-              <w:start w:w="90" w:type="dxa"/>
-              <w:bottom w:w="58" w:type="dxa"/>
-              <w:end w:w="90" w:type="dxa"/>
+              <w:top w:w="80" w:type="dxa"/>
+              <w:start w:w="100" w:type="dxa"/>
+              <w:bottom w:w="80" w:type="dxa"/>
+              <w:end w:w="100" w:type="dxa"/>
             </w:tcMar>
           </w:tcPr>
           <w:p>
             <w:pPr>
               <w:pStyle w:val="Normal"/>
-              <w:spacing w:lineRule="auto" w:line="274" w:before="0" w:after="46"/>
+              <w:spacing w:lineRule="auto" w:line="269" w:before="0" w:after="70"/>
               <w:ind w:start="0" w:end="0"/>
               <w:jc w:val="left"/>
               <w:rPr/>
@@ -2039,6 +2039,7 @@
       <w:pPr>
         <w:pStyle w:val="Heading1"/>
         <w:keepNext w:val="true"/>
+        <w:pageBreakBefore/>
         <w:rPr/>
       </w:pPr>
       <w:bookmarkStart w:id="2" w:name="__RefHeading___Toc3378_1421710836"/>
@@ -2215,16 +2216,16 @@
             <w:shd w:fill="183B63" w:val="clear"/>
             <w:vAlign w:val="center"/>
             <w:tcMar>
-              <w:top w:w="70" w:type="dxa"/>
-              <w:start w:w="90" w:type="dxa"/>
-              <w:bottom w:w="70" w:type="dxa"/>
-              <w:end w:w="90" w:type="dxa"/>
+              <w:top w:w="80" w:type="dxa"/>
+              <w:start w:w="100" w:type="dxa"/>
+              <w:bottom w:w="80" w:type="dxa"/>
+              <w:end w:w="100" w:type="dxa"/>
             </w:tcMar>
           </w:tcPr>
           <w:p>
             <w:pPr>
               <w:pStyle w:val="Normal"/>
-              <w:spacing w:lineRule="auto" w:line="274" w:before="0" w:after="46"/>
+              <w:spacing w:lineRule="auto" w:line="269" w:before="0" w:after="70"/>
               <w:ind w:start="0" w:end="0"/>
               <w:jc w:val="center"/>
               <w:rPr/>
@@ -2233,8 +2234,8 @@
               <w:rPr>
                 <w:rFonts w:ascii="Noto Sans KR" w:hAnsi="Noto Sans KR" w:cs="Noto Sans KR" w:eastAsia="Noto Sans KR"/>
                 <w:b/>
+                <w:sz w:val="19"/>
                 <w:color w:val="FFFFFF"/>
-                <w:sz w:val="18"/>
               </w:rPr>
               <w:t>상태</w:t>
             </w:r>
@@ -2252,16 +2253,16 @@
             <w:shd w:fill="183B63" w:val="clear"/>
             <w:vAlign w:val="center"/>
             <w:tcMar>
-              <w:top w:w="70" w:type="dxa"/>
-              <w:start w:w="90" w:type="dxa"/>
-              <w:bottom w:w="70" w:type="dxa"/>
-              <w:end w:w="90" w:type="dxa"/>
+              <w:top w:w="80" w:type="dxa"/>
+              <w:start w:w="100" w:type="dxa"/>
+              <w:bottom w:w="80" w:type="dxa"/>
+              <w:end w:w="100" w:type="dxa"/>
             </w:tcMar>
           </w:tcPr>
           <w:p>
             <w:pPr>
               <w:pStyle w:val="Normal"/>
-              <w:spacing w:lineRule="auto" w:line="274" w:before="0" w:after="46"/>
+              <w:spacing w:lineRule="auto" w:line="269" w:before="0" w:after="70"/>
               <w:ind w:start="0" w:end="0"/>
               <w:jc w:val="center"/>
               <w:rPr/>
@@ -2270,8 +2271,8 @@
               <w:rPr>
                 <w:rFonts w:ascii="Noto Sans KR" w:hAnsi="Noto Sans KR" w:cs="Noto Sans KR" w:eastAsia="Noto Sans KR"/>
                 <w:b/>
+                <w:sz w:val="19"/>
                 <w:color w:val="FFFFFF"/>
-                <w:sz w:val="18"/>
               </w:rPr>
               <w:t>의미</w:t>
             </w:r>
@@ -2289,16 +2290,16 @@
             <w:shd w:fill="183B63" w:val="clear"/>
             <w:vAlign w:val="center"/>
             <w:tcMar>
-              <w:top w:w="70" w:type="dxa"/>
-              <w:start w:w="90" w:type="dxa"/>
-              <w:bottom w:w="70" w:type="dxa"/>
-              <w:end w:w="90" w:type="dxa"/>
+              <w:top w:w="80" w:type="dxa"/>
+              <w:start w:w="100" w:type="dxa"/>
+              <w:bottom w:w="80" w:type="dxa"/>
+              <w:end w:w="100" w:type="dxa"/>
             </w:tcMar>
           </w:tcPr>
           <w:p>
             <w:pPr>
               <w:pStyle w:val="Normal"/>
-              <w:spacing w:lineRule="auto" w:line="274" w:before="0" w:after="46"/>
+              <w:spacing w:lineRule="auto" w:line="269" w:before="0" w:after="70"/>
               <w:ind w:start="0" w:end="0"/>
               <w:jc w:val="center"/>
               <w:rPr/>
@@ -2307,8 +2308,8 @@
               <w:rPr>
                 <w:rFonts w:ascii="Noto Sans KR" w:hAnsi="Noto Sans KR" w:cs="Noto Sans KR" w:eastAsia="Noto Sans KR"/>
                 <w:b/>
+                <w:sz w:val="19"/>
                 <w:color w:val="FFFFFF"/>
-                <w:sz w:val="18"/>
               </w:rPr>
               <w:t>먼저 확인</w:t>
             </w:r>
@@ -2326,16 +2327,16 @@
             <w:shd w:fill="183B63" w:val="clear"/>
             <w:vAlign w:val="center"/>
             <w:tcMar>
-              <w:top w:w="70" w:type="dxa"/>
-              <w:start w:w="90" w:type="dxa"/>
-              <w:bottom w:w="70" w:type="dxa"/>
-              <w:end w:w="90" w:type="dxa"/>
+              <w:top w:w="80" w:type="dxa"/>
+              <w:start w:w="100" w:type="dxa"/>
+              <w:bottom w:w="80" w:type="dxa"/>
+              <w:end w:w="100" w:type="dxa"/>
             </w:tcMar>
           </w:tcPr>
           <w:p>
             <w:pPr>
               <w:pStyle w:val="Normal"/>
-              <w:spacing w:lineRule="auto" w:line="274" w:before="0" w:after="46"/>
+              <w:spacing w:lineRule="auto" w:line="269" w:before="0" w:after="70"/>
               <w:ind w:start="0" w:end="0"/>
               <w:jc w:val="center"/>
               <w:rPr/>
@@ -2344,8 +2345,8 @@
               <w:rPr>
                 <w:rFonts w:ascii="Noto Sans KR" w:hAnsi="Noto Sans KR" w:cs="Noto Sans KR" w:eastAsia="Noto Sans KR"/>
                 <w:b/>
+                <w:sz w:val="19"/>
                 <w:color w:val="FFFFFF"/>
-                <w:sz w:val="18"/>
               </w:rPr>
               <w:t>조치</w:t>
             </w:r>
@@ -2369,16 +2370,16 @@
             <w:shd w:fill="FFFFFF" w:val="clear"/>
             <w:vAlign w:val="center"/>
             <w:tcMar>
-              <w:top w:w="58" w:type="dxa"/>
-              <w:start w:w="90" w:type="dxa"/>
-              <w:bottom w:w="58" w:type="dxa"/>
-              <w:end w:w="90" w:type="dxa"/>
+              <w:top w:w="80" w:type="dxa"/>
+              <w:start w:w="100" w:type="dxa"/>
+              <w:bottom w:w="80" w:type="dxa"/>
+              <w:end w:w="100" w:type="dxa"/>
             </w:tcMar>
           </w:tcPr>
           <w:p>
             <w:pPr>
               <w:pStyle w:val="Normal"/>
-              <w:spacing w:lineRule="auto" w:line="274" w:before="0" w:after="46"/>
+              <w:spacing w:lineRule="auto" w:line="269" w:before="0" w:after="70"/>
               <w:ind w:start="0" w:end="0"/>
               <w:jc w:val="left"/>
               <w:rPr/>
@@ -2406,16 +2407,16 @@
             <w:shd w:fill="FFFFFF" w:val="clear"/>
             <w:vAlign w:val="center"/>
             <w:tcMar>
-              <w:top w:w="58" w:type="dxa"/>
-              <w:start w:w="90" w:type="dxa"/>
-              <w:bottom w:w="58" w:type="dxa"/>
-              <w:end w:w="90" w:type="dxa"/>
+              <w:top w:w="80" w:type="dxa"/>
+              <w:start w:w="100" w:type="dxa"/>
+              <w:bottom w:w="80" w:type="dxa"/>
+              <w:end w:w="100" w:type="dxa"/>
             </w:tcMar>
           </w:tcPr>
           <w:p>
             <w:pPr>
               <w:pStyle w:val="Normal"/>
-              <w:spacing w:lineRule="auto" w:line="274" w:before="0" w:after="46"/>
+              <w:spacing w:lineRule="auto" w:line="269" w:before="0" w:after="70"/>
               <w:ind w:start="0" w:end="0"/>
               <w:jc w:val="left"/>
               <w:rPr/>
@@ -2443,16 +2444,16 @@
             <w:shd w:fill="FFFFFF" w:val="clear"/>
             <w:vAlign w:val="center"/>
             <w:tcMar>
-              <w:top w:w="58" w:type="dxa"/>
-              <w:start w:w="90" w:type="dxa"/>
-              <w:bottom w:w="58" w:type="dxa"/>
-              <w:end w:w="90" w:type="dxa"/>
+              <w:top w:w="80" w:type="dxa"/>
+              <w:start w:w="100" w:type="dxa"/>
+              <w:bottom w:w="80" w:type="dxa"/>
+              <w:end w:w="100" w:type="dxa"/>
             </w:tcMar>
           </w:tcPr>
           <w:p>
             <w:pPr>
               <w:pStyle w:val="Normal"/>
-              <w:spacing w:lineRule="auto" w:line="274" w:before="0" w:after="46"/>
+              <w:spacing w:lineRule="auto" w:line="269" w:before="0" w:after="70"/>
               <w:ind w:start="0" w:end="0"/>
               <w:jc w:val="left"/>
               <w:rPr/>
@@ -2480,16 +2481,16 @@
             <w:shd w:fill="FFFFFF" w:val="clear"/>
             <w:vAlign w:val="center"/>
             <w:tcMar>
-              <w:top w:w="58" w:type="dxa"/>
-              <w:start w:w="90" w:type="dxa"/>
-              <w:bottom w:w="58" w:type="dxa"/>
-              <w:end w:w="90" w:type="dxa"/>
+              <w:top w:w="80" w:type="dxa"/>
+              <w:start w:w="100" w:type="dxa"/>
+              <w:bottom w:w="80" w:type="dxa"/>
+              <w:end w:w="100" w:type="dxa"/>
             </w:tcMar>
           </w:tcPr>
           <w:p>
             <w:pPr>
               <w:pStyle w:val="Normal"/>
-              <w:spacing w:lineRule="auto" w:line="274" w:before="0" w:after="46"/>
+              <w:spacing w:lineRule="auto" w:line="269" w:before="0" w:after="70"/>
               <w:ind w:start="0" w:end="0"/>
               <w:jc w:val="left"/>
               <w:rPr/>
@@ -2523,16 +2524,16 @@
             <w:shd w:fill="F4F7FB" w:val="clear"/>
             <w:vAlign w:val="center"/>
             <w:tcMar>
-              <w:top w:w="58" w:type="dxa"/>
-              <w:start w:w="90" w:type="dxa"/>
-              <w:bottom w:w="58" w:type="dxa"/>
-              <w:end w:w="90" w:type="dxa"/>
+              <w:top w:w="80" w:type="dxa"/>
+              <w:start w:w="100" w:type="dxa"/>
+              <w:bottom w:w="80" w:type="dxa"/>
+              <w:end w:w="100" w:type="dxa"/>
             </w:tcMar>
           </w:tcPr>
           <w:p>
             <w:pPr>
               <w:pStyle w:val="Normal"/>
-              <w:spacing w:lineRule="auto" w:line="274" w:before="0" w:after="46"/>
+              <w:spacing w:lineRule="auto" w:line="269" w:before="0" w:after="70"/>
               <w:ind w:start="0" w:end="0"/>
               <w:jc w:val="left"/>
               <w:rPr/>
@@ -2560,16 +2561,16 @@
             <w:shd w:fill="F4F7FB" w:val="clear"/>
             <w:vAlign w:val="center"/>
             <w:tcMar>
-              <w:top w:w="58" w:type="dxa"/>
-              <w:start w:w="90" w:type="dxa"/>
-              <w:bottom w:w="58" w:type="dxa"/>
-              <w:end w:w="90" w:type="dxa"/>
+              <w:top w:w="80" w:type="dxa"/>
+              <w:start w:w="100" w:type="dxa"/>
+              <w:bottom w:w="80" w:type="dxa"/>
+              <w:end w:w="100" w:type="dxa"/>
             </w:tcMar>
           </w:tcPr>
           <w:p>
             <w:pPr>
               <w:pStyle w:val="Normal"/>
-              <w:spacing w:lineRule="auto" w:line="274" w:before="0" w:after="46"/>
+              <w:spacing w:lineRule="auto" w:line="269" w:before="0" w:after="70"/>
               <w:ind w:start="0" w:end="0"/>
               <w:jc w:val="left"/>
               <w:rPr/>
@@ -2615,16 +2616,16 @@
             <w:shd w:fill="F4F7FB" w:val="clear"/>
             <w:vAlign w:val="center"/>
             <w:tcMar>
-              <w:top w:w="58" w:type="dxa"/>
-              <w:start w:w="90" w:type="dxa"/>
-              <w:bottom w:w="58" w:type="dxa"/>
-              <w:end w:w="90" w:type="dxa"/>
+              <w:top w:w="80" w:type="dxa"/>
+              <w:start w:w="100" w:type="dxa"/>
+              <w:bottom w:w="80" w:type="dxa"/>
+              <w:end w:w="100" w:type="dxa"/>
             </w:tcMar>
           </w:tcPr>
           <w:p>
             <w:pPr>
               <w:pStyle w:val="Normal"/>
-              <w:spacing w:lineRule="auto" w:line="274" w:before="0" w:after="46"/>
+              <w:spacing w:lineRule="auto" w:line="269" w:before="0" w:after="70"/>
               <w:ind w:start="0" w:end="0"/>
               <w:jc w:val="left"/>
               <w:rPr/>
@@ -2652,16 +2653,16 @@
             <w:shd w:fill="F4F7FB" w:val="clear"/>
             <w:vAlign w:val="center"/>
             <w:tcMar>
-              <w:top w:w="58" w:type="dxa"/>
-              <w:start w:w="90" w:type="dxa"/>
-              <w:bottom w:w="58" w:type="dxa"/>
-              <w:end w:w="90" w:type="dxa"/>
+              <w:top w:w="80" w:type="dxa"/>
+              <w:start w:w="100" w:type="dxa"/>
+              <w:bottom w:w="80" w:type="dxa"/>
+              <w:end w:w="100" w:type="dxa"/>
             </w:tcMar>
           </w:tcPr>
           <w:p>
             <w:pPr>
               <w:pStyle w:val="Normal"/>
-              <w:spacing w:lineRule="auto" w:line="274" w:before="0" w:after="46"/>
+              <w:spacing w:lineRule="auto" w:line="269" w:before="0" w:after="70"/>
               <w:ind w:start="0" w:end="0"/>
               <w:jc w:val="left"/>
               <w:rPr/>
@@ -2695,16 +2696,16 @@
             <w:shd w:fill="FFFFFF" w:val="clear"/>
             <w:vAlign w:val="center"/>
             <w:tcMar>
-              <w:top w:w="58" w:type="dxa"/>
-              <w:start w:w="90" w:type="dxa"/>
-              <w:bottom w:w="58" w:type="dxa"/>
-              <w:end w:w="90" w:type="dxa"/>
+              <w:top w:w="80" w:type="dxa"/>
+              <w:start w:w="100" w:type="dxa"/>
+              <w:bottom w:w="80" w:type="dxa"/>
+              <w:end w:w="100" w:type="dxa"/>
             </w:tcMar>
           </w:tcPr>
           <w:p>
             <w:pPr>
               <w:pStyle w:val="Normal"/>
-              <w:spacing w:lineRule="auto" w:line="274" w:before="0" w:after="46"/>
+              <w:spacing w:lineRule="auto" w:line="269" w:before="0" w:after="70"/>
               <w:ind w:start="0" w:end="0"/>
               <w:jc w:val="left"/>
               <w:rPr/>
@@ -2732,16 +2733,16 @@
             <w:shd w:fill="FFFFFF" w:val="clear"/>
             <w:vAlign w:val="center"/>
             <w:tcMar>
-              <w:top w:w="58" w:type="dxa"/>
-              <w:start w:w="90" w:type="dxa"/>
-              <w:bottom w:w="58" w:type="dxa"/>
-              <w:end w:w="90" w:type="dxa"/>
+              <w:top w:w="80" w:type="dxa"/>
+              <w:start w:w="100" w:type="dxa"/>
+              <w:bottom w:w="80" w:type="dxa"/>
+              <w:end w:w="100" w:type="dxa"/>
             </w:tcMar>
           </w:tcPr>
           <w:p>
             <w:pPr>
               <w:pStyle w:val="Normal"/>
-              <w:spacing w:lineRule="auto" w:line="274" w:before="0" w:after="46"/>
+              <w:spacing w:lineRule="auto" w:line="269" w:before="0" w:after="70"/>
               <w:ind w:start="0" w:end="0"/>
               <w:jc w:val="left"/>
               <w:rPr/>
@@ -2787,16 +2788,16 @@
             <w:shd w:fill="FFFFFF" w:val="clear"/>
             <w:vAlign w:val="center"/>
             <w:tcMar>
-              <w:top w:w="58" w:type="dxa"/>
-              <w:start w:w="90" w:type="dxa"/>
-              <w:bottom w:w="58" w:type="dxa"/>
-              <w:end w:w="90" w:type="dxa"/>
+              <w:top w:w="80" w:type="dxa"/>
+              <w:start w:w="100" w:type="dxa"/>
+              <w:bottom w:w="80" w:type="dxa"/>
+              <w:end w:w="100" w:type="dxa"/>
             </w:tcMar>
           </w:tcPr>
           <w:p>
             <w:pPr>
               <w:pStyle w:val="Normal"/>
-              <w:spacing w:lineRule="auto" w:line="274" w:before="0" w:after="46"/>
+              <w:spacing w:lineRule="auto" w:line="269" w:before="0" w:after="70"/>
               <w:ind w:start="0" w:end="0"/>
               <w:jc w:val="left"/>
               <w:rPr/>
@@ -2824,16 +2825,16 @@
             <w:shd w:fill="FFFFFF" w:val="clear"/>
             <w:vAlign w:val="center"/>
             <w:tcMar>
-              <w:top w:w="58" w:type="dxa"/>
-              <w:start w:w="90" w:type="dxa"/>
-              <w:bottom w:w="58" w:type="dxa"/>
-              <w:end w:w="90" w:type="dxa"/>
+              <w:top w:w="80" w:type="dxa"/>
+              <w:start w:w="100" w:type="dxa"/>
+              <w:bottom w:w="80" w:type="dxa"/>
+              <w:end w:w="100" w:type="dxa"/>
             </w:tcMar>
           </w:tcPr>
           <w:p>
             <w:pPr>
               <w:pStyle w:val="Normal"/>
-              <w:spacing w:lineRule="auto" w:line="274" w:before="0" w:after="46"/>
+              <w:spacing w:lineRule="auto" w:line="269" w:before="0" w:after="70"/>
               <w:ind w:start="0" w:end="0"/>
               <w:jc w:val="left"/>
               <w:rPr/>
@@ -2876,16 +2877,16 @@
             <w:shd w:fill="F4F7FB" w:val="clear"/>
             <w:vAlign w:val="center"/>
             <w:tcMar>
-              <w:top w:w="58" w:type="dxa"/>
-              <w:start w:w="90" w:type="dxa"/>
-              <w:bottom w:w="58" w:type="dxa"/>
-              <w:end w:w="90" w:type="dxa"/>
+              <w:top w:w="80" w:type="dxa"/>
+              <w:start w:w="100" w:type="dxa"/>
+              <w:bottom w:w="80" w:type="dxa"/>
+              <w:end w:w="100" w:type="dxa"/>
             </w:tcMar>
           </w:tcPr>
           <w:p>
             <w:pPr>
               <w:pStyle w:val="Normal"/>
-              <w:spacing w:lineRule="auto" w:line="274" w:before="0" w:after="46"/>
+              <w:spacing w:lineRule="auto" w:line="269" w:before="0" w:after="70"/>
               <w:ind w:start="0" w:end="0"/>
               <w:jc w:val="left"/>
               <w:rPr/>
@@ -2913,16 +2914,16 @@
             <w:shd w:fill="F4F7FB" w:val="clear"/>
             <w:vAlign w:val="center"/>
             <w:tcMar>
-              <w:top w:w="58" w:type="dxa"/>
-              <w:start w:w="90" w:type="dxa"/>
-              <w:bottom w:w="58" w:type="dxa"/>
-              <w:end w:w="90" w:type="dxa"/>
+              <w:top w:w="80" w:type="dxa"/>
+              <w:start w:w="100" w:type="dxa"/>
+              <w:bottom w:w="80" w:type="dxa"/>
+              <w:end w:w="100" w:type="dxa"/>
             </w:tcMar>
           </w:tcPr>
           <w:p>
             <w:pPr>
               <w:pStyle w:val="Normal"/>
-              <w:spacing w:lineRule="auto" w:line="274" w:before="0" w:after="46"/>
+              <w:spacing w:lineRule="auto" w:line="269" w:before="0" w:after="70"/>
               <w:ind w:start="0" w:end="0"/>
               <w:jc w:val="left"/>
               <w:rPr/>
@@ -2968,16 +2969,16 @@
             <w:shd w:fill="F4F7FB" w:val="clear"/>
             <w:vAlign w:val="center"/>
             <w:tcMar>
-              <w:top w:w="58" w:type="dxa"/>
-              <w:start w:w="90" w:type="dxa"/>
-              <w:bottom w:w="58" w:type="dxa"/>
-              <w:end w:w="90" w:type="dxa"/>
+              <w:top w:w="80" w:type="dxa"/>
+              <w:start w:w="100" w:type="dxa"/>
+              <w:bottom w:w="80" w:type="dxa"/>
+              <w:end w:w="100" w:type="dxa"/>
             </w:tcMar>
           </w:tcPr>
           <w:p>
             <w:pPr>
               <w:pStyle w:val="Normal"/>
-              <w:spacing w:lineRule="auto" w:line="274" w:before="0" w:after="46"/>
+              <w:spacing w:lineRule="auto" w:line="269" w:before="0" w:after="70"/>
               <w:ind w:start="0" w:end="0"/>
               <w:jc w:val="left"/>
               <w:rPr/>
@@ -3005,16 +3006,16 @@
             <w:shd w:fill="F4F7FB" w:val="clear"/>
             <w:vAlign w:val="center"/>
             <w:tcMar>
-              <w:top w:w="58" w:type="dxa"/>
-              <w:start w:w="90" w:type="dxa"/>
-              <w:bottom w:w="58" w:type="dxa"/>
-              <w:end w:w="90" w:type="dxa"/>
+              <w:top w:w="80" w:type="dxa"/>
+              <w:start w:w="100" w:type="dxa"/>
+              <w:bottom w:w="80" w:type="dxa"/>
+              <w:end w:w="100" w:type="dxa"/>
             </w:tcMar>
           </w:tcPr>
           <w:p>
             <w:pPr>
               <w:pStyle w:val="Normal"/>
-              <w:spacing w:lineRule="auto" w:line="274" w:before="0" w:after="46"/>
+              <w:spacing w:lineRule="auto" w:line="269" w:before="0" w:after="70"/>
               <w:ind w:start="0" w:end="0"/>
               <w:jc w:val="left"/>
               <w:rPr/>
@@ -3066,16 +3067,16 @@
             <w:shd w:fill="FFFFFF" w:val="clear"/>
             <w:vAlign w:val="center"/>
             <w:tcMar>
-              <w:top w:w="58" w:type="dxa"/>
-              <w:start w:w="90" w:type="dxa"/>
-              <w:bottom w:w="58" w:type="dxa"/>
-              <w:end w:w="90" w:type="dxa"/>
+              <w:top w:w="80" w:type="dxa"/>
+              <w:start w:w="100" w:type="dxa"/>
+              <w:bottom w:w="80" w:type="dxa"/>
+              <w:end w:w="100" w:type="dxa"/>
             </w:tcMar>
           </w:tcPr>
           <w:p>
             <w:pPr>
               <w:pStyle w:val="Normal"/>
-              <w:spacing w:lineRule="auto" w:line="274" w:before="0" w:after="46"/>
+              <w:spacing w:lineRule="auto" w:line="269" w:before="0" w:after="70"/>
               <w:ind w:start="0" w:end="0"/>
               <w:jc w:val="left"/>
               <w:rPr/>
@@ -3103,16 +3104,16 @@
             <w:shd w:fill="FFFFFF" w:val="clear"/>
             <w:vAlign w:val="center"/>
             <w:tcMar>
-              <w:top w:w="58" w:type="dxa"/>
-              <w:start w:w="90" w:type="dxa"/>
-              <w:bottom w:w="58" w:type="dxa"/>
-              <w:end w:w="90" w:type="dxa"/>
+              <w:top w:w="80" w:type="dxa"/>
+              <w:start w:w="100" w:type="dxa"/>
+              <w:bottom w:w="80" w:type="dxa"/>
+              <w:end w:w="100" w:type="dxa"/>
             </w:tcMar>
           </w:tcPr>
           <w:p>
             <w:pPr>
               <w:pStyle w:val="Normal"/>
-              <w:spacing w:lineRule="auto" w:line="274" w:before="0" w:after="46"/>
+              <w:spacing w:lineRule="auto" w:line="269" w:before="0" w:after="70"/>
               <w:ind w:start="0" w:end="0"/>
               <w:jc w:val="left"/>
               <w:rPr/>
@@ -3140,16 +3141,16 @@
             <w:shd w:fill="FFFFFF" w:val="clear"/>
             <w:vAlign w:val="center"/>
             <w:tcMar>
-              <w:top w:w="58" w:type="dxa"/>
-              <w:start w:w="90" w:type="dxa"/>
-              <w:bottom w:w="58" w:type="dxa"/>
-              <w:end w:w="90" w:type="dxa"/>
+              <w:top w:w="80" w:type="dxa"/>
+              <w:start w:w="100" w:type="dxa"/>
+              <w:bottom w:w="80" w:type="dxa"/>
+              <w:end w:w="100" w:type="dxa"/>
             </w:tcMar>
           </w:tcPr>
           <w:p>
             <w:pPr>
               <w:pStyle w:val="Normal"/>
-              <w:spacing w:lineRule="auto" w:line="274" w:before="0" w:after="46"/>
+              <w:spacing w:lineRule="auto" w:line="269" w:before="0" w:after="70"/>
               <w:ind w:start="0" w:end="0"/>
               <w:jc w:val="left"/>
               <w:rPr/>
@@ -3177,16 +3178,16 @@
             <w:shd w:fill="FFFFFF" w:val="clear"/>
             <w:vAlign w:val="center"/>
             <w:tcMar>
-              <w:top w:w="58" w:type="dxa"/>
-              <w:start w:w="90" w:type="dxa"/>
-              <w:bottom w:w="58" w:type="dxa"/>
-              <w:end w:w="90" w:type="dxa"/>
+              <w:top w:w="80" w:type="dxa"/>
+              <w:start w:w="100" w:type="dxa"/>
+              <w:bottom w:w="80" w:type="dxa"/>
+              <w:end w:w="100" w:type="dxa"/>
             </w:tcMar>
           </w:tcPr>
           <w:p>
             <w:pPr>
               <w:pStyle w:val="Normal"/>
-              <w:spacing w:lineRule="auto" w:line="274" w:before="0" w:after="46"/>
+              <w:spacing w:lineRule="auto" w:line="269" w:before="0" w:after="70"/>
               <w:ind w:start="0" w:end="0"/>
               <w:jc w:val="left"/>
               <w:rPr/>
@@ -3229,16 +3230,16 @@
             <w:shd w:fill="F4F7FB" w:val="clear"/>
             <w:vAlign w:val="center"/>
             <w:tcMar>
-              <w:top w:w="58" w:type="dxa"/>
-              <w:start w:w="90" w:type="dxa"/>
-              <w:bottom w:w="58" w:type="dxa"/>
-              <w:end w:w="90" w:type="dxa"/>
+              <w:top w:w="80" w:type="dxa"/>
+              <w:start w:w="100" w:type="dxa"/>
+              <w:bottom w:w="80" w:type="dxa"/>
+              <w:end w:w="100" w:type="dxa"/>
             </w:tcMar>
           </w:tcPr>
           <w:p>
             <w:pPr>
               <w:pStyle w:val="Normal"/>
-              <w:spacing w:lineRule="auto" w:line="274" w:before="0" w:after="46"/>
+              <w:spacing w:lineRule="auto" w:line="269" w:before="0" w:after="70"/>
               <w:ind w:start="0" w:end="0"/>
               <w:jc w:val="left"/>
               <w:rPr/>
@@ -3266,16 +3267,16 @@
             <w:shd w:fill="F4F7FB" w:val="clear"/>
             <w:vAlign w:val="center"/>
             <w:tcMar>
-              <w:top w:w="58" w:type="dxa"/>
-              <w:start w:w="90" w:type="dxa"/>
-              <w:bottom w:w="58" w:type="dxa"/>
-              <w:end w:w="90" w:type="dxa"/>
+              <w:top w:w="80" w:type="dxa"/>
+              <w:start w:w="100" w:type="dxa"/>
+              <w:bottom w:w="80" w:type="dxa"/>
+              <w:end w:w="100" w:type="dxa"/>
             </w:tcMar>
           </w:tcPr>
           <w:p>
             <w:pPr>
               <w:pStyle w:val="Normal"/>
-              <w:spacing w:lineRule="auto" w:line="274" w:before="0" w:after="46"/>
+              <w:spacing w:lineRule="auto" w:line="269" w:before="0" w:after="70"/>
               <w:ind w:start="0" w:end="0"/>
               <w:jc w:val="left"/>
               <w:rPr/>
@@ -3303,16 +3304,16 @@
             <w:shd w:fill="F4F7FB" w:val="clear"/>
             <w:vAlign w:val="center"/>
             <w:tcMar>
-              <w:top w:w="58" w:type="dxa"/>
-              <w:start w:w="90" w:type="dxa"/>
-              <w:bottom w:w="58" w:type="dxa"/>
-              <w:end w:w="90" w:type="dxa"/>
+              <w:top w:w="80" w:type="dxa"/>
+              <w:start w:w="100" w:type="dxa"/>
+              <w:bottom w:w="80" w:type="dxa"/>
+              <w:end w:w="100" w:type="dxa"/>
             </w:tcMar>
           </w:tcPr>
           <w:p>
             <w:pPr>
               <w:pStyle w:val="Normal"/>
-              <w:spacing w:lineRule="auto" w:line="274" w:before="0" w:after="46"/>
+              <w:spacing w:lineRule="auto" w:line="269" w:before="0" w:after="70"/>
               <w:ind w:start="0" w:end="0"/>
               <w:jc w:val="left"/>
               <w:rPr/>
@@ -3340,16 +3341,16 @@
             <w:shd w:fill="F4F7FB" w:val="clear"/>
             <w:vAlign w:val="center"/>
             <w:tcMar>
-              <w:top w:w="58" w:type="dxa"/>
-              <w:start w:w="90" w:type="dxa"/>
-              <w:bottom w:w="58" w:type="dxa"/>
-              <w:end w:w="90" w:type="dxa"/>
+              <w:top w:w="80" w:type="dxa"/>
+              <w:start w:w="100" w:type="dxa"/>
+              <w:bottom w:w="80" w:type="dxa"/>
+              <w:end w:w="100" w:type="dxa"/>
             </w:tcMar>
           </w:tcPr>
           <w:p>
             <w:pPr>
               <w:pStyle w:val="Normal"/>
-              <w:spacing w:lineRule="auto" w:line="274" w:before="0" w:after="46"/>
+              <w:spacing w:lineRule="auto" w:line="269" w:before="0" w:after="70"/>
               <w:ind w:start="0" w:end="0"/>
               <w:jc w:val="left"/>
               <w:rPr/>
@@ -3392,16 +3393,16 @@
             <w:shd w:fill="FFFFFF" w:val="clear"/>
             <w:vAlign w:val="center"/>
             <w:tcMar>
-              <w:top w:w="58" w:type="dxa"/>
-              <w:start w:w="90" w:type="dxa"/>
-              <w:bottom w:w="58" w:type="dxa"/>
-              <w:end w:w="90" w:type="dxa"/>
+              <w:top w:w="80" w:type="dxa"/>
+              <w:start w:w="100" w:type="dxa"/>
+              <w:bottom w:w="80" w:type="dxa"/>
+              <w:end w:w="100" w:type="dxa"/>
             </w:tcMar>
           </w:tcPr>
           <w:p>
             <w:pPr>
               <w:pStyle w:val="Normal"/>
-              <w:spacing w:lineRule="auto" w:line="274" w:before="0" w:after="46"/>
+              <w:spacing w:lineRule="auto" w:line="269" w:before="0" w:after="70"/>
               <w:ind w:start="0" w:end="0"/>
               <w:jc w:val="left"/>
               <w:rPr/>
@@ -3429,16 +3430,16 @@
             <w:shd w:fill="FFFFFF" w:val="clear"/>
             <w:vAlign w:val="center"/>
             <w:tcMar>
-              <w:top w:w="58" w:type="dxa"/>
-              <w:start w:w="90" w:type="dxa"/>
-              <w:bottom w:w="58" w:type="dxa"/>
-              <w:end w:w="90" w:type="dxa"/>
+              <w:top w:w="80" w:type="dxa"/>
+              <w:start w:w="100" w:type="dxa"/>
+              <w:bottom w:w="80" w:type="dxa"/>
+              <w:end w:w="100" w:type="dxa"/>
             </w:tcMar>
           </w:tcPr>
           <w:p>
             <w:pPr>
               <w:pStyle w:val="Normal"/>
-              <w:spacing w:lineRule="auto" w:line="274" w:before="0" w:after="46"/>
+              <w:spacing w:lineRule="auto" w:line="269" w:before="0" w:after="70"/>
               <w:ind w:start="0" w:end="0"/>
               <w:jc w:val="left"/>
               <w:rPr/>
@@ -3466,16 +3467,16 @@
             <w:shd w:fill="FFFFFF" w:val="clear"/>
             <w:vAlign w:val="center"/>
             <w:tcMar>
-              <w:top w:w="58" w:type="dxa"/>
-              <w:start w:w="90" w:type="dxa"/>
-              <w:bottom w:w="58" w:type="dxa"/>
-              <w:end w:w="90" w:type="dxa"/>
+              <w:top w:w="80" w:type="dxa"/>
+              <w:start w:w="100" w:type="dxa"/>
+              <w:bottom w:w="80" w:type="dxa"/>
+              <w:end w:w="100" w:type="dxa"/>
             </w:tcMar>
           </w:tcPr>
           <w:p>
             <w:pPr>
               <w:pStyle w:val="Normal"/>
-              <w:spacing w:lineRule="auto" w:line="274" w:before="0" w:after="46"/>
+              <w:spacing w:lineRule="auto" w:line="269" w:before="0" w:after="70"/>
               <w:ind w:start="0" w:end="0"/>
               <w:jc w:val="left"/>
               <w:rPr/>
@@ -3503,16 +3504,16 @@
             <w:shd w:fill="FFFFFF" w:val="clear"/>
             <w:vAlign w:val="center"/>
             <w:tcMar>
-              <w:top w:w="58" w:type="dxa"/>
-              <w:start w:w="90" w:type="dxa"/>
-              <w:bottom w:w="58" w:type="dxa"/>
-              <w:end w:w="90" w:type="dxa"/>
+              <w:top w:w="80" w:type="dxa"/>
+              <w:start w:w="100" w:type="dxa"/>
+              <w:bottom w:w="80" w:type="dxa"/>
+              <w:end w:w="100" w:type="dxa"/>
             </w:tcMar>
           </w:tcPr>
           <w:p>
             <w:pPr>
               <w:pStyle w:val="Normal"/>
-              <w:spacing w:lineRule="auto" w:line="274" w:before="0" w:after="46"/>
+              <w:spacing w:lineRule="auto" w:line="269" w:before="0" w:after="70"/>
               <w:ind w:start="0" w:end="0"/>
               <w:jc w:val="left"/>
               <w:rPr/>
@@ -3555,16 +3556,16 @@
             <w:shd w:fill="F4F7FB" w:val="clear"/>
             <w:vAlign w:val="center"/>
             <w:tcMar>
-              <w:top w:w="58" w:type="dxa"/>
-              <w:start w:w="90" w:type="dxa"/>
-              <w:bottom w:w="58" w:type="dxa"/>
-              <w:end w:w="90" w:type="dxa"/>
+              <w:top w:w="80" w:type="dxa"/>
+              <w:start w:w="100" w:type="dxa"/>
+              <w:bottom w:w="80" w:type="dxa"/>
+              <w:end w:w="100" w:type="dxa"/>
             </w:tcMar>
           </w:tcPr>
           <w:p>
             <w:pPr>
               <w:pStyle w:val="Normal"/>
-              <w:spacing w:lineRule="auto" w:line="274" w:before="0" w:after="46"/>
+              <w:spacing w:lineRule="auto" w:line="269" w:before="0" w:after="70"/>
               <w:ind w:start="0" w:end="0"/>
               <w:jc w:val="left"/>
               <w:rPr/>
@@ -3592,16 +3593,16 @@
             <w:shd w:fill="F4F7FB" w:val="clear"/>
             <w:vAlign w:val="center"/>
             <w:tcMar>
-              <w:top w:w="58" w:type="dxa"/>
-              <w:start w:w="90" w:type="dxa"/>
-              <w:bottom w:w="58" w:type="dxa"/>
-              <w:end w:w="90" w:type="dxa"/>
+              <w:top w:w="80" w:type="dxa"/>
+              <w:start w:w="100" w:type="dxa"/>
+              <w:bottom w:w="80" w:type="dxa"/>
+              <w:end w:w="100" w:type="dxa"/>
             </w:tcMar>
           </w:tcPr>
           <w:p>
             <w:pPr>
               <w:pStyle w:val="Normal"/>
-              <w:spacing w:lineRule="auto" w:line="274" w:before="0" w:after="46"/>
+              <w:spacing w:lineRule="auto" w:line="269" w:before="0" w:after="70"/>
               <w:ind w:start="0" w:end="0"/>
               <w:jc w:val="left"/>
               <w:rPr/>
@@ -3629,16 +3630,16 @@
             <w:shd w:fill="F4F7FB" w:val="clear"/>
             <w:vAlign w:val="center"/>
             <w:tcMar>
-              <w:top w:w="58" w:type="dxa"/>
-              <w:start w:w="90" w:type="dxa"/>
-              <w:bottom w:w="58" w:type="dxa"/>
-              <w:end w:w="90" w:type="dxa"/>
+              <w:top w:w="80" w:type="dxa"/>
+              <w:start w:w="100" w:type="dxa"/>
+              <w:bottom w:w="80" w:type="dxa"/>
+              <w:end w:w="100" w:type="dxa"/>
             </w:tcMar>
           </w:tcPr>
           <w:p>
             <w:pPr>
               <w:pStyle w:val="Normal"/>
-              <w:spacing w:lineRule="auto" w:line="274" w:before="0" w:after="46"/>
+              <w:spacing w:lineRule="auto" w:line="269" w:before="0" w:after="70"/>
               <w:ind w:start="0" w:end="0"/>
               <w:jc w:val="left"/>
               <w:rPr/>
@@ -3666,16 +3667,16 @@
             <w:shd w:fill="F4F7FB" w:val="clear"/>
             <w:vAlign w:val="center"/>
             <w:tcMar>
-              <w:top w:w="58" w:type="dxa"/>
-              <w:start w:w="90" w:type="dxa"/>
-              <w:bottom w:w="58" w:type="dxa"/>
-              <w:end w:w="90" w:type="dxa"/>
+              <w:top w:w="80" w:type="dxa"/>
+              <w:start w:w="100" w:type="dxa"/>
+              <w:bottom w:w="80" w:type="dxa"/>
+              <w:end w:w="100" w:type="dxa"/>
             </w:tcMar>
           </w:tcPr>
           <w:p>
             <w:pPr>
               <w:pStyle w:val="Normal"/>
-              <w:spacing w:lineRule="auto" w:line="274" w:before="0" w:after="46"/>
+              <w:spacing w:lineRule="auto" w:line="269" w:before="0" w:after="70"/>
               <w:ind w:start="0" w:end="0"/>
               <w:jc w:val="left"/>
               <w:rPr/>
@@ -3715,6 +3716,7 @@
       <w:pPr>
         <w:pStyle w:val="Heading1"/>
         <w:keepNext w:val="true"/>
+        <w:pageBreakBefore/>
         <w:rPr/>
       </w:pPr>
       <w:bookmarkStart w:id="4" w:name="__RefHeading___Toc3382_1421710836"/>
@@ -3934,16 +3936,16 @@
             <w:shd w:fill="183B63" w:val="clear"/>
             <w:vAlign w:val="center"/>
             <w:tcMar>
-              <w:top w:w="70" w:type="dxa"/>
-              <w:start w:w="90" w:type="dxa"/>
-              <w:bottom w:w="70" w:type="dxa"/>
-              <w:end w:w="90" w:type="dxa"/>
+              <w:top w:w="80" w:type="dxa"/>
+              <w:start w:w="100" w:type="dxa"/>
+              <w:bottom w:w="80" w:type="dxa"/>
+              <w:end w:w="100" w:type="dxa"/>
             </w:tcMar>
           </w:tcPr>
           <w:p>
             <w:pPr>
               <w:pStyle w:val="Normal"/>
-              <w:spacing w:lineRule="auto" w:line="274" w:before="0" w:after="46"/>
+              <w:spacing w:lineRule="auto" w:line="269" w:before="0" w:after="70"/>
               <w:ind w:start="0" w:end="0"/>
               <w:jc w:val="center"/>
               <w:rPr/>
@@ -3952,8 +3954,8 @@
               <w:rPr>
                 <w:rFonts w:ascii="Noto Sans KR" w:hAnsi="Noto Sans KR" w:cs="Noto Sans KR" w:eastAsia="Noto Sans KR"/>
                 <w:b/>
+                <w:sz w:val="19"/>
                 <w:color w:val="FFFFFF"/>
-                <w:sz w:val="17"/>
               </w:rPr>
               <w:t>조치</w:t>
             </w:r>
@@ -3971,16 +3973,16 @@
             <w:shd w:fill="183B63" w:val="clear"/>
             <w:vAlign w:val="center"/>
             <w:tcMar>
-              <w:top w:w="70" w:type="dxa"/>
-              <w:start w:w="90" w:type="dxa"/>
-              <w:bottom w:w="70" w:type="dxa"/>
-              <w:end w:w="90" w:type="dxa"/>
+              <w:top w:w="80" w:type="dxa"/>
+              <w:start w:w="100" w:type="dxa"/>
+              <w:bottom w:w="80" w:type="dxa"/>
+              <w:end w:w="100" w:type="dxa"/>
             </w:tcMar>
           </w:tcPr>
           <w:p>
             <w:pPr>
               <w:pStyle w:val="Normal"/>
-              <w:spacing w:lineRule="auto" w:line="274" w:before="0" w:after="46"/>
+              <w:spacing w:lineRule="auto" w:line="269" w:before="0" w:after="70"/>
               <w:ind w:start="0" w:end="0"/>
               <w:jc w:val="center"/>
               <w:rPr/>
@@ -3989,8 +3991,8 @@
               <w:rPr>
                 <w:rFonts w:ascii="Noto Sans KR" w:hAnsi="Noto Sans KR" w:cs="Noto Sans KR" w:eastAsia="Noto Sans KR"/>
                 <w:b/>
+                <w:sz w:val="19"/>
                 <w:color w:val="FFFFFF"/>
-                <w:sz w:val="17"/>
               </w:rPr>
               <w:t>권한</w:t>
             </w:r>
@@ -4008,16 +4010,16 @@
             <w:shd w:fill="183B63" w:val="clear"/>
             <w:vAlign w:val="center"/>
             <w:tcMar>
-              <w:top w:w="70" w:type="dxa"/>
-              <w:start w:w="90" w:type="dxa"/>
-              <w:bottom w:w="70" w:type="dxa"/>
-              <w:end w:w="90" w:type="dxa"/>
+              <w:top w:w="80" w:type="dxa"/>
+              <w:start w:w="100" w:type="dxa"/>
+              <w:bottom w:w="80" w:type="dxa"/>
+              <w:end w:w="100" w:type="dxa"/>
             </w:tcMar>
           </w:tcPr>
           <w:p>
             <w:pPr>
               <w:pStyle w:val="Normal"/>
-              <w:spacing w:lineRule="auto" w:line="274" w:before="0" w:after="46"/>
+              <w:spacing w:lineRule="auto" w:line="269" w:before="0" w:after="70"/>
               <w:ind w:start="0" w:end="0"/>
               <w:jc w:val="center"/>
               <w:rPr/>
@@ -4026,8 +4028,8 @@
               <w:rPr>
                 <w:rFonts w:ascii="Noto Sans KR" w:hAnsi="Noto Sans KR" w:cs="Noto Sans KR" w:eastAsia="Noto Sans KR"/>
                 <w:b/>
+                <w:sz w:val="19"/>
                 <w:color w:val="FFFFFF"/>
-                <w:sz w:val="17"/>
               </w:rPr>
               <w:t>사유</w:t>
             </w:r>
@@ -4045,16 +4047,16 @@
             <w:shd w:fill="183B63" w:val="clear"/>
             <w:vAlign w:val="center"/>
             <w:tcMar>
-              <w:top w:w="70" w:type="dxa"/>
-              <w:start w:w="90" w:type="dxa"/>
-              <w:bottom w:w="70" w:type="dxa"/>
-              <w:end w:w="90" w:type="dxa"/>
+              <w:top w:w="80" w:type="dxa"/>
+              <w:start w:w="100" w:type="dxa"/>
+              <w:bottom w:w="80" w:type="dxa"/>
+              <w:end w:w="100" w:type="dxa"/>
             </w:tcMar>
           </w:tcPr>
           <w:p>
             <w:pPr>
               <w:pStyle w:val="Normal"/>
-              <w:spacing w:lineRule="auto" w:line="274" w:before="0" w:after="46"/>
+              <w:spacing w:lineRule="auto" w:line="269" w:before="0" w:after="70"/>
               <w:ind w:start="0" w:end="0"/>
               <w:jc w:val="center"/>
               <w:rPr/>
@@ -4063,8 +4065,8 @@
               <w:rPr>
                 <w:rFonts w:ascii="Noto Sans KR" w:hAnsi="Noto Sans KR" w:cs="Noto Sans KR" w:eastAsia="Noto Sans KR"/>
                 <w:b/>
+                <w:sz w:val="19"/>
                 <w:color w:val="FFFFFF"/>
-                <w:sz w:val="17"/>
               </w:rPr>
               <w:t>승인</w:t>
             </w:r>
@@ -4082,16 +4084,16 @@
             <w:shd w:fill="183B63" w:val="clear"/>
             <w:vAlign w:val="center"/>
             <w:tcMar>
-              <w:top w:w="70" w:type="dxa"/>
-              <w:start w:w="90" w:type="dxa"/>
-              <w:bottom w:w="70" w:type="dxa"/>
-              <w:end w:w="90" w:type="dxa"/>
+              <w:top w:w="80" w:type="dxa"/>
+              <w:start w:w="100" w:type="dxa"/>
+              <w:bottom w:w="80" w:type="dxa"/>
+              <w:end w:w="100" w:type="dxa"/>
             </w:tcMar>
           </w:tcPr>
           <w:p>
             <w:pPr>
               <w:pStyle w:val="Normal"/>
-              <w:spacing w:lineRule="auto" w:line="274" w:before="0" w:after="46"/>
+              <w:spacing w:lineRule="auto" w:line="269" w:before="0" w:after="70"/>
               <w:ind w:start="0" w:end="0"/>
               <w:jc w:val="center"/>
               <w:rPr/>
@@ -4100,8 +4102,8 @@
               <w:rPr>
                 <w:rFonts w:ascii="Noto Sans KR" w:hAnsi="Noto Sans KR" w:cs="Noto Sans KR" w:eastAsia="Noto Sans KR"/>
                 <w:b/>
+                <w:sz w:val="19"/>
                 <w:color w:val="FFFFFF"/>
-                <w:sz w:val="17"/>
               </w:rPr>
               <w:t>결과 추적</w:t>
             </w:r>
@@ -4125,16 +4127,16 @@
             <w:shd w:fill="FFFFFF" w:val="clear"/>
             <w:vAlign w:val="center"/>
             <w:tcMar>
-              <w:top w:w="58" w:type="dxa"/>
-              <w:start w:w="90" w:type="dxa"/>
-              <w:bottom w:w="58" w:type="dxa"/>
-              <w:end w:w="90" w:type="dxa"/>
+              <w:top w:w="80" w:type="dxa"/>
+              <w:start w:w="100" w:type="dxa"/>
+              <w:bottom w:w="80" w:type="dxa"/>
+              <w:end w:w="100" w:type="dxa"/>
             </w:tcMar>
           </w:tcPr>
           <w:p>
             <w:pPr>
               <w:pStyle w:val="Normal"/>
-              <w:spacing w:lineRule="auto" w:line="274" w:before="0" w:after="46"/>
+              <w:spacing w:lineRule="auto" w:line="269" w:before="0" w:after="70"/>
               <w:ind w:start="0" w:end="0"/>
               <w:jc w:val="left"/>
               <w:rPr/>
@@ -4144,7 +4146,7 @@
                 <w:rFonts w:ascii="Noto Sans KR" w:hAnsi="Noto Sans KR" w:cs="Noto Sans KR" w:eastAsia="Noto Sans KR"/>
                 <w:b w:val="false"/>
                 <w:color w:val="1C3553"/>
-                <w:sz w:val="17"/>
+                <w:sz w:val="18"/>
               </w:rPr>
               <w:t>조회</w:t>
             </w:r>
@@ -4162,16 +4164,16 @@
             <w:shd w:fill="FFFFFF" w:val="clear"/>
             <w:vAlign w:val="center"/>
             <w:tcMar>
-              <w:top w:w="58" w:type="dxa"/>
-              <w:start w:w="90" w:type="dxa"/>
-              <w:bottom w:w="58" w:type="dxa"/>
-              <w:end w:w="90" w:type="dxa"/>
+              <w:top w:w="80" w:type="dxa"/>
+              <w:start w:w="100" w:type="dxa"/>
+              <w:bottom w:w="80" w:type="dxa"/>
+              <w:end w:w="100" w:type="dxa"/>
             </w:tcMar>
           </w:tcPr>
           <w:p>
             <w:pPr>
               <w:pStyle w:val="Normal"/>
-              <w:spacing w:lineRule="auto" w:line="274" w:before="0" w:after="46"/>
+              <w:spacing w:lineRule="auto" w:line="269" w:before="0" w:after="70"/>
               <w:ind w:start="0" w:end="0"/>
               <w:jc w:val="left"/>
               <w:rPr/>
@@ -4181,7 +4183,7 @@
                 <w:rFonts w:eastAsia="Noto Sans KR" w:cs="Noto Sans KR" w:ascii="Noto Sans KR" w:hAnsi="Noto Sans KR"/>
                 <w:b w:val="false"/>
                 <w:color w:val="1C3553"/>
-                <w:sz w:val="17"/>
+                <w:sz w:val="18"/>
               </w:rPr>
               <w:t>read permission</w:t>
             </w:r>
@@ -4199,16 +4201,16 @@
             <w:shd w:fill="FFFFFF" w:val="clear"/>
             <w:vAlign w:val="center"/>
             <w:tcMar>
-              <w:top w:w="58" w:type="dxa"/>
-              <w:start w:w="90" w:type="dxa"/>
-              <w:bottom w:w="58" w:type="dxa"/>
-              <w:end w:w="90" w:type="dxa"/>
+              <w:top w:w="80" w:type="dxa"/>
+              <w:start w:w="100" w:type="dxa"/>
+              <w:bottom w:w="80" w:type="dxa"/>
+              <w:end w:w="100" w:type="dxa"/>
             </w:tcMar>
           </w:tcPr>
           <w:p>
             <w:pPr>
               <w:pStyle w:val="Normal"/>
-              <w:spacing w:lineRule="auto" w:line="274" w:before="0" w:after="46"/>
+              <w:spacing w:lineRule="auto" w:line="269" w:before="0" w:after="70"/>
               <w:ind w:start="0" w:end="0"/>
               <w:jc w:val="left"/>
               <w:rPr/>
@@ -4218,7 +4220,7 @@
                 <w:rFonts w:ascii="Noto Sans KR" w:hAnsi="Noto Sans KR" w:cs="Noto Sans KR" w:eastAsia="Noto Sans KR"/>
                 <w:b w:val="false"/>
                 <w:color w:val="1C3553"/>
-                <w:sz w:val="17"/>
+                <w:sz w:val="18"/>
               </w:rPr>
               <w:t>선택</w:t>
             </w:r>
@@ -4236,16 +4238,16 @@
             <w:shd w:fill="FFFFFF" w:val="clear"/>
             <w:vAlign w:val="center"/>
             <w:tcMar>
-              <w:top w:w="58" w:type="dxa"/>
-              <w:start w:w="90" w:type="dxa"/>
-              <w:bottom w:w="58" w:type="dxa"/>
-              <w:end w:w="90" w:type="dxa"/>
+              <w:top w:w="80" w:type="dxa"/>
+              <w:start w:w="100" w:type="dxa"/>
+              <w:bottom w:w="80" w:type="dxa"/>
+              <w:end w:w="100" w:type="dxa"/>
             </w:tcMar>
           </w:tcPr>
           <w:p>
             <w:pPr>
               <w:pStyle w:val="Normal"/>
-              <w:spacing w:lineRule="auto" w:line="274" w:before="0" w:after="46"/>
+              <w:spacing w:lineRule="auto" w:line="269" w:before="0" w:after="70"/>
               <w:ind w:start="0" w:end="0"/>
               <w:jc w:val="left"/>
               <w:rPr/>
@@ -4255,7 +4257,7 @@
                 <w:rFonts w:ascii="Noto Sans KR" w:hAnsi="Noto Sans KR" w:cs="Noto Sans KR" w:eastAsia="Noto Sans KR"/>
                 <w:b w:val="false"/>
                 <w:color w:val="1C3553"/>
-                <w:sz w:val="17"/>
+                <w:sz w:val="18"/>
               </w:rPr>
               <w:t>불필요</w:t>
             </w:r>
@@ -4273,16 +4275,16 @@
             <w:shd w:fill="FFFFFF" w:val="clear"/>
             <w:vAlign w:val="center"/>
             <w:tcMar>
-              <w:top w:w="58" w:type="dxa"/>
-              <w:start w:w="90" w:type="dxa"/>
-              <w:bottom w:w="58" w:type="dxa"/>
-              <w:end w:w="90" w:type="dxa"/>
+              <w:top w:w="80" w:type="dxa"/>
+              <w:start w:w="100" w:type="dxa"/>
+              <w:bottom w:w="80" w:type="dxa"/>
+              <w:end w:w="100" w:type="dxa"/>
             </w:tcMar>
           </w:tcPr>
           <w:p>
             <w:pPr>
               <w:pStyle w:val="Normal"/>
-              <w:spacing w:lineRule="auto" w:line="274" w:before="0" w:after="46"/>
+              <w:spacing w:lineRule="auto" w:line="269" w:before="0" w:after="70"/>
               <w:ind w:start="0" w:end="0"/>
               <w:jc w:val="left"/>
               <w:rPr/>
@@ -4292,7 +4294,7 @@
                 <w:rFonts w:eastAsia="Noto Sans KR" w:cs="Noto Sans KR" w:ascii="Noto Sans KR" w:hAnsi="Noto Sans KR"/>
                 <w:b w:val="false"/>
                 <w:color w:val="1C3553"/>
-                <w:sz w:val="17"/>
+                <w:sz w:val="18"/>
               </w:rPr>
               <w:t>audit/read log</w:t>
             </w:r>
@@ -4316,16 +4318,16 @@
             <w:shd w:fill="F4F7FB" w:val="clear"/>
             <w:vAlign w:val="center"/>
             <w:tcMar>
-              <w:top w:w="58" w:type="dxa"/>
-              <w:start w:w="90" w:type="dxa"/>
-              <w:bottom w:w="58" w:type="dxa"/>
-              <w:end w:w="90" w:type="dxa"/>
+              <w:top w:w="80" w:type="dxa"/>
+              <w:start w:w="100" w:type="dxa"/>
+              <w:bottom w:w="80" w:type="dxa"/>
+              <w:end w:w="100" w:type="dxa"/>
             </w:tcMar>
           </w:tcPr>
           <w:p>
             <w:pPr>
               <w:pStyle w:val="Normal"/>
-              <w:spacing w:lineRule="auto" w:line="274" w:before="0" w:after="46"/>
+              <w:spacing w:lineRule="auto" w:line="269" w:before="0" w:after="70"/>
               <w:ind w:start="0" w:end="0"/>
               <w:jc w:val="left"/>
               <w:rPr/>
@@ -4335,7 +4337,7 @@
                 <w:rFonts w:ascii="Noto Sans KR" w:hAnsi="Noto Sans KR" w:cs="Noto Sans KR" w:eastAsia="Noto Sans KR"/>
                 <w:b w:val="false"/>
                 <w:color w:val="1C3553"/>
-                <w:sz w:val="17"/>
+                <w:sz w:val="18"/>
               </w:rPr>
               <w:t>재시도</w:t>
             </w:r>
@@ -4353,16 +4355,16 @@
             <w:shd w:fill="F4F7FB" w:val="clear"/>
             <w:vAlign w:val="center"/>
             <w:tcMar>
-              <w:top w:w="58" w:type="dxa"/>
-              <w:start w:w="90" w:type="dxa"/>
-              <w:bottom w:w="58" w:type="dxa"/>
-              <w:end w:w="90" w:type="dxa"/>
+              <w:top w:w="80" w:type="dxa"/>
+              <w:start w:w="100" w:type="dxa"/>
+              <w:bottom w:w="80" w:type="dxa"/>
+              <w:end w:w="100" w:type="dxa"/>
             </w:tcMar>
           </w:tcPr>
           <w:p>
             <w:pPr>
               <w:pStyle w:val="Normal"/>
-              <w:spacing w:lineRule="auto" w:line="274" w:before="0" w:after="46"/>
+              <w:spacing w:lineRule="auto" w:line="269" w:before="0" w:after="70"/>
               <w:ind w:start="0" w:end="0"/>
               <w:jc w:val="left"/>
               <w:rPr/>
@@ -4372,7 +4374,7 @@
                 <w:rFonts w:eastAsia="Noto Sans KR" w:cs="Noto Sans KR" w:ascii="Noto Sans KR" w:hAnsi="Noto Sans KR"/>
                 <w:b w:val="false"/>
                 <w:color w:val="1C3553"/>
-                <w:sz w:val="17"/>
+                <w:sz w:val="18"/>
               </w:rPr>
               <w:t>operation permission</w:t>
             </w:r>
@@ -4390,16 +4392,16 @@
             <w:shd w:fill="F4F7FB" w:val="clear"/>
             <w:vAlign w:val="center"/>
             <w:tcMar>
-              <w:top w:w="58" w:type="dxa"/>
-              <w:start w:w="90" w:type="dxa"/>
-              <w:bottom w:w="58" w:type="dxa"/>
-              <w:end w:w="90" w:type="dxa"/>
+              <w:top w:w="80" w:type="dxa"/>
+              <w:start w:w="100" w:type="dxa"/>
+              <w:bottom w:w="80" w:type="dxa"/>
+              <w:end w:w="100" w:type="dxa"/>
             </w:tcMar>
           </w:tcPr>
           <w:p>
             <w:pPr>
               <w:pStyle w:val="Normal"/>
-              <w:spacing w:lineRule="auto" w:line="274" w:before="0" w:after="46"/>
+              <w:spacing w:lineRule="auto" w:line="269" w:before="0" w:after="70"/>
               <w:ind w:start="0" w:end="0"/>
               <w:jc w:val="left"/>
               <w:rPr/>
@@ -4409,7 +4411,7 @@
                 <w:rFonts w:ascii="Noto Sans KR" w:hAnsi="Noto Sans KR" w:cs="Noto Sans KR" w:eastAsia="Noto Sans KR"/>
                 <w:b w:val="false"/>
                 <w:color w:val="1C3553"/>
-                <w:sz w:val="17"/>
+                <w:sz w:val="18"/>
               </w:rPr>
               <w:t>필수</w:t>
             </w:r>
@@ -4427,16 +4429,16 @@
             <w:shd w:fill="F4F7FB" w:val="clear"/>
             <w:vAlign w:val="center"/>
             <w:tcMar>
-              <w:top w:w="58" w:type="dxa"/>
-              <w:start w:w="90" w:type="dxa"/>
-              <w:bottom w:w="58" w:type="dxa"/>
-              <w:end w:w="90" w:type="dxa"/>
+              <w:top w:w="80" w:type="dxa"/>
+              <w:start w:w="100" w:type="dxa"/>
+              <w:bottom w:w="80" w:type="dxa"/>
+              <w:end w:w="100" w:type="dxa"/>
             </w:tcMar>
           </w:tcPr>
           <w:p>
             <w:pPr>
               <w:pStyle w:val="Normal"/>
-              <w:spacing w:lineRule="auto" w:line="274" w:before="0" w:after="46"/>
+              <w:spacing w:lineRule="auto" w:line="269" w:before="0" w:after="70"/>
               <w:ind w:start="0" w:end="0"/>
               <w:jc w:val="left"/>
               <w:rPr/>
@@ -4446,7 +4448,7 @@
                 <w:rFonts w:ascii="Noto Sans KR" w:hAnsi="Noto Sans KR" w:cs="Noto Sans KR" w:eastAsia="Noto Sans KR"/>
                 <w:b w:val="false"/>
                 <w:color w:val="1C3553"/>
-                <w:sz w:val="17"/>
+                <w:sz w:val="18"/>
               </w:rPr>
               <w:t>정책</w:t>
             </w:r>
@@ -4464,16 +4466,16 @@
             <w:shd w:fill="F4F7FB" w:val="clear"/>
             <w:vAlign w:val="center"/>
             <w:tcMar>
-              <w:top w:w="58" w:type="dxa"/>
-              <w:start w:w="90" w:type="dxa"/>
-              <w:bottom w:w="58" w:type="dxa"/>
-              <w:end w:w="90" w:type="dxa"/>
+              <w:top w:w="80" w:type="dxa"/>
+              <w:start w:w="100" w:type="dxa"/>
+              <w:bottom w:w="80" w:type="dxa"/>
+              <w:end w:w="100" w:type="dxa"/>
             </w:tcMar>
           </w:tcPr>
           <w:p>
             <w:pPr>
               <w:pStyle w:val="Normal"/>
-              <w:spacing w:lineRule="auto" w:line="274" w:before="0" w:after="46"/>
+              <w:spacing w:lineRule="auto" w:line="269" w:before="0" w:after="70"/>
               <w:ind w:start="0" w:end="0"/>
               <w:jc w:val="left"/>
               <w:rPr/>
@@ -4483,7 +4485,7 @@
                 <w:rFonts w:eastAsia="Noto Sans KR" w:cs="Noto Sans KR" w:ascii="Noto Sans KR" w:hAnsi="Noto Sans KR"/>
                 <w:b w:val="false"/>
                 <w:color w:val="1C3553"/>
-                <w:sz w:val="17"/>
+                <w:sz w:val="18"/>
               </w:rPr>
               <w:t>attempt/result</w:t>
             </w:r>
@@ -4507,16 +4509,16 @@
             <w:shd w:fill="FFFFFF" w:val="clear"/>
             <w:vAlign w:val="center"/>
             <w:tcMar>
-              <w:top w:w="58" w:type="dxa"/>
-              <w:start w:w="90" w:type="dxa"/>
-              <w:bottom w:w="58" w:type="dxa"/>
-              <w:end w:w="90" w:type="dxa"/>
+              <w:top w:w="80" w:type="dxa"/>
+              <w:start w:w="100" w:type="dxa"/>
+              <w:bottom w:w="80" w:type="dxa"/>
+              <w:end w:w="100" w:type="dxa"/>
             </w:tcMar>
           </w:tcPr>
           <w:p>
             <w:pPr>
               <w:pStyle w:val="Normal"/>
-              <w:spacing w:lineRule="auto" w:line="274" w:before="0" w:after="46"/>
+              <w:spacing w:lineRule="auto" w:line="269" w:before="0" w:after="70"/>
               <w:ind w:start="0" w:end="0"/>
               <w:jc w:val="left"/>
               <w:rPr/>
@@ -4526,7 +4528,7 @@
                 <w:rFonts w:eastAsia="Noto Sans KR" w:cs="Noto Sans KR" w:ascii="Noto Sans KR" w:hAnsi="Noto Sans KR"/>
                 <w:b w:val="false"/>
                 <w:color w:val="1C3553"/>
-                <w:sz w:val="17"/>
+                <w:sz w:val="18"/>
               </w:rPr>
               <w:t>Reconcile</w:t>
             </w:r>
@@ -4544,16 +4546,16 @@
             <w:shd w:fill="FFFFFF" w:val="clear"/>
             <w:vAlign w:val="center"/>
             <w:tcMar>
-              <w:top w:w="58" w:type="dxa"/>
-              <w:start w:w="90" w:type="dxa"/>
-              <w:bottom w:w="58" w:type="dxa"/>
-              <w:end w:w="90" w:type="dxa"/>
+              <w:top w:w="80" w:type="dxa"/>
+              <w:start w:w="100" w:type="dxa"/>
+              <w:bottom w:w="80" w:type="dxa"/>
+              <w:end w:w="100" w:type="dxa"/>
             </w:tcMar>
           </w:tcPr>
           <w:p>
             <w:pPr>
               <w:pStyle w:val="Normal"/>
-              <w:spacing w:lineRule="auto" w:line="274" w:before="0" w:after="46"/>
+              <w:spacing w:lineRule="auto" w:line="269" w:before="0" w:after="70"/>
               <w:ind w:start="0" w:end="0"/>
               <w:jc w:val="left"/>
               <w:rPr/>
@@ -4563,7 +4565,7 @@
                 <w:rFonts w:eastAsia="Noto Sans KR" w:cs="Noto Sans KR" w:ascii="Noto Sans KR" w:hAnsi="Noto Sans KR"/>
                 <w:b w:val="false"/>
                 <w:color w:val="1C3553"/>
-                <w:sz w:val="17"/>
+                <w:sz w:val="18"/>
               </w:rPr>
               <w:t>recovery permission</w:t>
             </w:r>
@@ -4581,16 +4583,16 @@
             <w:shd w:fill="FFFFFF" w:val="clear"/>
             <w:vAlign w:val="center"/>
             <w:tcMar>
-              <w:top w:w="58" w:type="dxa"/>
-              <w:start w:w="90" w:type="dxa"/>
-              <w:bottom w:w="58" w:type="dxa"/>
-              <w:end w:w="90" w:type="dxa"/>
+              <w:top w:w="80" w:type="dxa"/>
+              <w:start w:w="100" w:type="dxa"/>
+              <w:bottom w:w="80" w:type="dxa"/>
+              <w:end w:w="100" w:type="dxa"/>
             </w:tcMar>
           </w:tcPr>
           <w:p>
             <w:pPr>
               <w:pStyle w:val="Normal"/>
-              <w:spacing w:lineRule="auto" w:line="274" w:before="0" w:after="46"/>
+              <w:spacing w:lineRule="auto" w:line="269" w:before="0" w:after="70"/>
               <w:ind w:start="0" w:end="0"/>
               <w:jc w:val="left"/>
               <w:rPr/>
@@ -4600,7 +4602,7 @@
                 <w:rFonts w:ascii="Noto Sans KR" w:hAnsi="Noto Sans KR" w:cs="Noto Sans KR" w:eastAsia="Noto Sans KR"/>
                 <w:b w:val="false"/>
                 <w:color w:val="1C3553"/>
-                <w:sz w:val="17"/>
+                <w:sz w:val="18"/>
               </w:rPr>
               <w:t>필수</w:t>
             </w:r>
@@ -4618,16 +4620,16 @@
             <w:shd w:fill="FFFFFF" w:val="clear"/>
             <w:vAlign w:val="center"/>
             <w:tcMar>
-              <w:top w:w="58" w:type="dxa"/>
-              <w:start w:w="90" w:type="dxa"/>
-              <w:bottom w:w="58" w:type="dxa"/>
-              <w:end w:w="90" w:type="dxa"/>
+              <w:top w:w="80" w:type="dxa"/>
+              <w:start w:w="100" w:type="dxa"/>
+              <w:bottom w:w="80" w:type="dxa"/>
+              <w:end w:w="100" w:type="dxa"/>
             </w:tcMar>
           </w:tcPr>
           <w:p>
             <w:pPr>
               <w:pStyle w:val="Normal"/>
-              <w:spacing w:lineRule="auto" w:line="274" w:before="0" w:after="46"/>
+              <w:spacing w:lineRule="auto" w:line="269" w:before="0" w:after="70"/>
               <w:ind w:start="0" w:end="0"/>
               <w:jc w:val="left"/>
               <w:rPr/>
@@ -4637,7 +4639,7 @@
                 <w:rFonts w:ascii="Noto Sans KR" w:hAnsi="Noto Sans KR" w:cs="Noto Sans KR" w:eastAsia="Noto Sans KR"/>
                 <w:b w:val="false"/>
                 <w:color w:val="1C3553"/>
-                <w:sz w:val="17"/>
+                <w:sz w:val="18"/>
               </w:rPr>
               <w:t>정책</w:t>
             </w:r>
@@ -4655,16 +4657,16 @@
             <w:shd w:fill="FFFFFF" w:val="clear"/>
             <w:vAlign w:val="center"/>
             <w:tcMar>
-              <w:top w:w="58" w:type="dxa"/>
-              <w:start w:w="90" w:type="dxa"/>
-              <w:bottom w:w="58" w:type="dxa"/>
-              <w:end w:w="90" w:type="dxa"/>
+              <w:top w:w="80" w:type="dxa"/>
+              <w:start w:w="100" w:type="dxa"/>
+              <w:bottom w:w="80" w:type="dxa"/>
+              <w:end w:w="100" w:type="dxa"/>
             </w:tcMar>
           </w:tcPr>
           <w:p>
             <w:pPr>
               <w:pStyle w:val="Normal"/>
-              <w:spacing w:lineRule="auto" w:line="274" w:before="0" w:after="46"/>
+              <w:spacing w:lineRule="auto" w:line="269" w:before="0" w:after="70"/>
               <w:ind w:start="0" w:end="0"/>
               <w:jc w:val="left"/>
               <w:rPr/>
@@ -4674,7 +4676,7 @@
                 <w:rFonts w:eastAsia="Noto Sans KR" w:cs="Noto Sans KR" w:ascii="Noto Sans KR" w:hAnsi="Noto Sans KR"/>
                 <w:b w:val="false"/>
                 <w:color w:val="1C3553"/>
-                <w:sz w:val="17"/>
+                <w:sz w:val="18"/>
               </w:rPr>
               <w:t>before/after</w:t>
             </w:r>
@@ -4698,16 +4700,16 @@
             <w:shd w:fill="F4F7FB" w:val="clear"/>
             <w:vAlign w:val="center"/>
             <w:tcMar>
-              <w:top w:w="58" w:type="dxa"/>
-              <w:start w:w="90" w:type="dxa"/>
-              <w:bottom w:w="58" w:type="dxa"/>
-              <w:end w:w="90" w:type="dxa"/>
+              <w:top w:w="80" w:type="dxa"/>
+              <w:start w:w="100" w:type="dxa"/>
+              <w:bottom w:w="80" w:type="dxa"/>
+              <w:end w:w="100" w:type="dxa"/>
             </w:tcMar>
           </w:tcPr>
           <w:p>
             <w:pPr>
               <w:pStyle w:val="Normal"/>
-              <w:spacing w:lineRule="auto" w:line="274" w:before="0" w:after="46"/>
+              <w:spacing w:lineRule="auto" w:line="269" w:before="0" w:after="70"/>
               <w:ind w:start="0" w:end="0"/>
               <w:jc w:val="left"/>
               <w:rPr/>
@@ -4717,7 +4719,7 @@
                 <w:rFonts w:eastAsia="Noto Sans KR" w:cs="Noto Sans KR" w:ascii="Noto Sans KR" w:hAnsi="Noto Sans KR"/>
                 <w:b w:val="false"/>
                 <w:color w:val="1C3553"/>
-                <w:sz w:val="17"/>
+                <w:sz w:val="18"/>
               </w:rPr>
               <w:t>Batch abandon</w:t>
             </w:r>
@@ -4735,16 +4737,16 @@
             <w:shd w:fill="F4F7FB" w:val="clear"/>
             <w:vAlign w:val="center"/>
             <w:tcMar>
-              <w:top w:w="58" w:type="dxa"/>
-              <w:start w:w="90" w:type="dxa"/>
-              <w:bottom w:w="58" w:type="dxa"/>
-              <w:end w:w="90" w:type="dxa"/>
+              <w:top w:w="80" w:type="dxa"/>
+              <w:start w:w="100" w:type="dxa"/>
+              <w:bottom w:w="80" w:type="dxa"/>
+              <w:end w:w="100" w:type="dxa"/>
             </w:tcMar>
           </w:tcPr>
           <w:p>
             <w:pPr>
               <w:pStyle w:val="Normal"/>
-              <w:spacing w:lineRule="auto" w:line="274" w:before="0" w:after="46"/>
+              <w:spacing w:lineRule="auto" w:line="269" w:before="0" w:after="70"/>
               <w:ind w:start="0" w:end="0"/>
               <w:jc w:val="left"/>
               <w:rPr/>
@@ -4754,7 +4756,7 @@
                 <w:rFonts w:eastAsia="Noto Sans KR" w:cs="Noto Sans KR" w:ascii="Noto Sans KR" w:hAnsi="Noto Sans KR"/>
                 <w:b w:val="false"/>
                 <w:color w:val="1C3553"/>
-                <w:sz w:val="17"/>
+                <w:sz w:val="18"/>
               </w:rPr>
               <w:t>strong permission</w:t>
             </w:r>
@@ -4772,16 +4774,16 @@
             <w:shd w:fill="F4F7FB" w:val="clear"/>
             <w:vAlign w:val="center"/>
             <w:tcMar>
-              <w:top w:w="58" w:type="dxa"/>
-              <w:start w:w="90" w:type="dxa"/>
-              <w:bottom w:w="58" w:type="dxa"/>
-              <w:end w:w="90" w:type="dxa"/>
+              <w:top w:w="80" w:type="dxa"/>
+              <w:start w:w="100" w:type="dxa"/>
+              <w:bottom w:w="80" w:type="dxa"/>
+              <w:end w:w="100" w:type="dxa"/>
             </w:tcMar>
           </w:tcPr>
           <w:p>
             <w:pPr>
               <w:pStyle w:val="Normal"/>
-              <w:spacing w:lineRule="auto" w:line="274" w:before="0" w:after="46"/>
+              <w:spacing w:lineRule="auto" w:line="269" w:before="0" w:after="70"/>
               <w:ind w:start="0" w:end="0"/>
               <w:jc w:val="left"/>
               <w:rPr/>
@@ -4791,7 +4793,7 @@
                 <w:rFonts w:ascii="Noto Sans KR" w:hAnsi="Noto Sans KR" w:cs="Noto Sans KR" w:eastAsia="Noto Sans KR"/>
                 <w:b w:val="false"/>
                 <w:color w:val="1C3553"/>
-                <w:sz w:val="17"/>
+                <w:sz w:val="18"/>
               </w:rPr>
               <w:t>필수</w:t>
             </w:r>
@@ -4809,16 +4811,16 @@
             <w:shd w:fill="F4F7FB" w:val="clear"/>
             <w:vAlign w:val="center"/>
             <w:tcMar>
-              <w:top w:w="58" w:type="dxa"/>
-              <w:start w:w="90" w:type="dxa"/>
-              <w:bottom w:w="58" w:type="dxa"/>
-              <w:end w:w="90" w:type="dxa"/>
+              <w:top w:w="80" w:type="dxa"/>
+              <w:start w:w="100" w:type="dxa"/>
+              <w:bottom w:w="80" w:type="dxa"/>
+              <w:end w:w="100" w:type="dxa"/>
             </w:tcMar>
           </w:tcPr>
           <w:p>
             <w:pPr>
               <w:pStyle w:val="Normal"/>
-              <w:spacing w:lineRule="auto" w:line="274" w:before="0" w:after="46"/>
+              <w:spacing w:lineRule="auto" w:line="269" w:before="0" w:after="70"/>
               <w:ind w:start="0" w:end="0"/>
               <w:jc w:val="left"/>
               <w:rPr/>
@@ -4828,7 +4830,7 @@
                 <w:rFonts w:ascii="Noto Sans KR" w:hAnsi="Noto Sans KR" w:cs="Noto Sans KR" w:eastAsia="Noto Sans KR"/>
                 <w:b w:val="false"/>
                 <w:color w:val="1C3553"/>
-                <w:sz w:val="17"/>
+                <w:sz w:val="18"/>
               </w:rPr>
               <w:t>필수</w:t>
             </w:r>
@@ -4846,16 +4848,16 @@
             <w:shd w:fill="F4F7FB" w:val="clear"/>
             <w:vAlign w:val="center"/>
             <w:tcMar>
-              <w:top w:w="58" w:type="dxa"/>
-              <w:start w:w="90" w:type="dxa"/>
-              <w:bottom w:w="58" w:type="dxa"/>
-              <w:end w:w="90" w:type="dxa"/>
+              <w:top w:w="80" w:type="dxa"/>
+              <w:start w:w="100" w:type="dxa"/>
+              <w:bottom w:w="80" w:type="dxa"/>
+              <w:end w:w="100" w:type="dxa"/>
             </w:tcMar>
           </w:tcPr>
           <w:p>
             <w:pPr>
               <w:pStyle w:val="Normal"/>
-              <w:spacing w:lineRule="auto" w:line="274" w:before="0" w:after="46"/>
+              <w:spacing w:lineRule="auto" w:line="269" w:before="0" w:after="70"/>
               <w:ind w:start="0" w:end="0"/>
               <w:jc w:val="left"/>
               <w:rPr/>
@@ -4865,7 +4867,7 @@
                 <w:rFonts w:eastAsia="Noto Sans KR" w:cs="Noto Sans KR" w:ascii="Noto Sans KR" w:hAnsi="Noto Sans KR"/>
                 <w:b w:val="false"/>
                 <w:color w:val="1C3553"/>
-                <w:sz w:val="17"/>
+                <w:sz w:val="18"/>
               </w:rPr>
               <w:t>execution state</w:t>
             </w:r>
@@ -4889,16 +4891,16 @@
             <w:shd w:fill="FFFFFF" w:val="clear"/>
             <w:vAlign w:val="center"/>
             <w:tcMar>
-              <w:top w:w="58" w:type="dxa"/>
-              <w:start w:w="90" w:type="dxa"/>
-              <w:bottom w:w="58" w:type="dxa"/>
-              <w:end w:w="90" w:type="dxa"/>
+              <w:top w:w="80" w:type="dxa"/>
+              <w:start w:w="100" w:type="dxa"/>
+              <w:bottom w:w="80" w:type="dxa"/>
+              <w:end w:w="100" w:type="dxa"/>
             </w:tcMar>
           </w:tcPr>
           <w:p>
             <w:pPr>
               <w:pStyle w:val="Normal"/>
-              <w:spacing w:lineRule="auto" w:line="274" w:before="0" w:after="46"/>
+              <w:spacing w:lineRule="auto" w:line="269" w:before="0" w:after="70"/>
               <w:ind w:start="0" w:end="0"/>
               <w:jc w:val="left"/>
               <w:rPr/>
@@ -4908,7 +4910,7 @@
                 <w:rFonts w:ascii="Noto Sans KR" w:hAnsi="Noto Sans KR" w:cs="Noto Sans KR" w:eastAsia="Noto Sans KR"/>
                 <w:b w:val="false"/>
                 <w:color w:val="1C3553"/>
-                <w:sz w:val="17"/>
+                <w:sz w:val="18"/>
               </w:rPr>
               <w:t>배포</w:t>
             </w:r>
@@ -4917,7 +4919,7 @@
                 <w:rFonts w:eastAsia="Noto Sans KR" w:cs="Noto Sans KR" w:ascii="Noto Sans KR" w:hAnsi="Noto Sans KR"/>
                 <w:b w:val="false"/>
                 <w:color w:val="1C3553"/>
-                <w:sz w:val="17"/>
+                <w:sz w:val="18"/>
               </w:rPr>
               <w:t>/rollback</w:t>
             </w:r>
@@ -4935,16 +4937,16 @@
             <w:shd w:fill="FFFFFF" w:val="clear"/>
             <w:vAlign w:val="center"/>
             <w:tcMar>
-              <w:top w:w="58" w:type="dxa"/>
-              <w:start w:w="90" w:type="dxa"/>
-              <w:bottom w:w="58" w:type="dxa"/>
-              <w:end w:w="90" w:type="dxa"/>
+              <w:top w:w="80" w:type="dxa"/>
+              <w:start w:w="100" w:type="dxa"/>
+              <w:bottom w:w="80" w:type="dxa"/>
+              <w:end w:w="100" w:type="dxa"/>
             </w:tcMar>
           </w:tcPr>
           <w:p>
             <w:pPr>
               <w:pStyle w:val="Normal"/>
-              <w:spacing w:lineRule="auto" w:line="274" w:before="0" w:after="46"/>
+              <w:spacing w:lineRule="auto" w:line="269" w:before="0" w:after="70"/>
               <w:ind w:start="0" w:end="0"/>
               <w:jc w:val="left"/>
               <w:rPr/>
@@ -4954,7 +4956,7 @@
                 <w:rFonts w:eastAsia="Noto Sans KR" w:cs="Noto Sans KR" w:ascii="Noto Sans KR" w:hAnsi="Noto Sans KR"/>
                 <w:b w:val="false"/>
                 <w:color w:val="1C3553"/>
-                <w:sz w:val="17"/>
+                <w:sz w:val="18"/>
               </w:rPr>
               <w:t>deployment permission</w:t>
             </w:r>
@@ -4972,16 +4974,16 @@
             <w:shd w:fill="FFFFFF" w:val="clear"/>
             <w:vAlign w:val="center"/>
             <w:tcMar>
-              <w:top w:w="58" w:type="dxa"/>
-              <w:start w:w="90" w:type="dxa"/>
-              <w:bottom w:w="58" w:type="dxa"/>
-              <w:end w:w="90" w:type="dxa"/>
+              <w:top w:w="80" w:type="dxa"/>
+              <w:start w:w="100" w:type="dxa"/>
+              <w:bottom w:w="80" w:type="dxa"/>
+              <w:end w:w="100" w:type="dxa"/>
             </w:tcMar>
           </w:tcPr>
           <w:p>
             <w:pPr>
               <w:pStyle w:val="Normal"/>
-              <w:spacing w:lineRule="auto" w:line="274" w:before="0" w:after="46"/>
+              <w:spacing w:lineRule="auto" w:line="269" w:before="0" w:after="70"/>
               <w:ind w:start="0" w:end="0"/>
               <w:jc w:val="left"/>
               <w:rPr/>
@@ -4991,7 +4993,7 @@
                 <w:rFonts w:ascii="Noto Sans KR" w:hAnsi="Noto Sans KR" w:cs="Noto Sans KR" w:eastAsia="Noto Sans KR"/>
                 <w:b w:val="false"/>
                 <w:color w:val="1C3553"/>
-                <w:sz w:val="17"/>
+                <w:sz w:val="18"/>
               </w:rPr>
               <w:t>필수</w:t>
             </w:r>
@@ -5009,16 +5011,16 @@
             <w:shd w:fill="FFFFFF" w:val="clear"/>
             <w:vAlign w:val="center"/>
             <w:tcMar>
-              <w:top w:w="58" w:type="dxa"/>
-              <w:start w:w="90" w:type="dxa"/>
-              <w:bottom w:w="58" w:type="dxa"/>
-              <w:end w:w="90" w:type="dxa"/>
+              <w:top w:w="80" w:type="dxa"/>
+              <w:start w:w="100" w:type="dxa"/>
+              <w:bottom w:w="80" w:type="dxa"/>
+              <w:end w:w="100" w:type="dxa"/>
             </w:tcMar>
           </w:tcPr>
           <w:p>
             <w:pPr>
               <w:pStyle w:val="Normal"/>
-              <w:spacing w:lineRule="auto" w:line="274" w:before="0" w:after="46"/>
+              <w:spacing w:lineRule="auto" w:line="269" w:before="0" w:after="70"/>
               <w:ind w:start="0" w:end="0"/>
               <w:jc w:val="left"/>
               <w:rPr/>
@@ -5028,7 +5030,7 @@
                 <w:rFonts w:ascii="Noto Sans KR" w:hAnsi="Noto Sans KR" w:cs="Noto Sans KR" w:eastAsia="Noto Sans KR"/>
                 <w:b w:val="false"/>
                 <w:color w:val="1C3553"/>
-                <w:sz w:val="17"/>
+                <w:sz w:val="18"/>
               </w:rPr>
               <w:t>변경관리</w:t>
             </w:r>
@@ -5046,16 +5048,16 @@
             <w:shd w:fill="FFFFFF" w:val="clear"/>
             <w:vAlign w:val="center"/>
             <w:tcMar>
-              <w:top w:w="58" w:type="dxa"/>
-              <w:start w:w="90" w:type="dxa"/>
-              <w:bottom w:w="58" w:type="dxa"/>
-              <w:end w:w="90" w:type="dxa"/>
+              <w:top w:w="80" w:type="dxa"/>
+              <w:start w:w="100" w:type="dxa"/>
+              <w:bottom w:w="80" w:type="dxa"/>
+              <w:end w:w="100" w:type="dxa"/>
             </w:tcMar>
           </w:tcPr>
           <w:p>
             <w:pPr>
               <w:pStyle w:val="Normal"/>
-              <w:spacing w:lineRule="auto" w:line="274" w:before="0" w:after="46"/>
+              <w:spacing w:lineRule="auto" w:line="269" w:before="0" w:after="70"/>
               <w:ind w:start="0" w:end="0"/>
               <w:jc w:val="left"/>
               <w:rPr/>
@@ -5065,7 +5067,7 @@
                 <w:rFonts w:eastAsia="Noto Sans KR" w:cs="Noto Sans KR" w:ascii="Noto Sans KR" w:hAnsi="Noto Sans KR"/>
                 <w:b w:val="false"/>
                 <w:color w:val="1C3553"/>
-                <w:sz w:val="17"/>
+                <w:sz w:val="18"/>
               </w:rPr>
               <w:t>version/health</w:t>
             </w:r>
@@ -5077,6 +5079,7 @@
       <w:pPr>
         <w:pStyle w:val="Heading1"/>
         <w:keepNext w:val="true"/>
+        <w:pageBreakBefore/>
         <w:rPr/>
       </w:pPr>
       <w:bookmarkStart w:id="6" w:name="__RefHeading___Toc3386_1421710836"/>
@@ -5382,6 +5385,7 @@
       <w:pPr>
         <w:pStyle w:val="Heading1"/>
         <w:keepNext w:val="true"/>
+        <w:pageBreakBefore/>
         <w:rPr/>
       </w:pPr>
       <w:bookmarkStart w:id="9" w:name="__RefHeading___Toc3392_1421710836"/>
@@ -5602,16 +5606,16 @@
             <w:shd w:fill="183B63" w:val="clear"/>
             <w:vAlign w:val="center"/>
             <w:tcMar>
-              <w:top w:w="70" w:type="dxa"/>
-              <w:start w:w="90" w:type="dxa"/>
-              <w:bottom w:w="70" w:type="dxa"/>
-              <w:end w:w="90" w:type="dxa"/>
+              <w:top w:w="80" w:type="dxa"/>
+              <w:start w:w="100" w:type="dxa"/>
+              <w:bottom w:w="80" w:type="dxa"/>
+              <w:end w:w="100" w:type="dxa"/>
             </w:tcMar>
           </w:tcPr>
           <w:p>
             <w:pPr>
               <w:pStyle w:val="Normal"/>
-              <w:spacing w:lineRule="auto" w:line="274" w:before="0" w:after="46"/>
+              <w:spacing w:lineRule="auto" w:line="269" w:before="0" w:after="70"/>
               <w:ind w:start="0" w:end="0"/>
               <w:jc w:val="center"/>
               <w:rPr/>
@@ -5620,8 +5624,8 @@
               <w:rPr>
                 <w:rFonts w:ascii="Noto Sans KR" w:hAnsi="Noto Sans KR" w:cs="Noto Sans KR" w:eastAsia="Noto Sans KR"/>
                 <w:b/>
+                <w:sz w:val="19"/>
                 <w:color w:val="FFFFFF"/>
-                <w:sz w:val="18"/>
               </w:rPr>
               <w:t>단계</w:t>
             </w:r>
@@ -5639,16 +5643,16 @@
             <w:shd w:fill="183B63" w:val="clear"/>
             <w:vAlign w:val="center"/>
             <w:tcMar>
-              <w:top w:w="70" w:type="dxa"/>
-              <w:start w:w="90" w:type="dxa"/>
-              <w:bottom w:w="70" w:type="dxa"/>
-              <w:end w:w="90" w:type="dxa"/>
+              <w:top w:w="80" w:type="dxa"/>
+              <w:start w:w="100" w:type="dxa"/>
+              <w:bottom w:w="80" w:type="dxa"/>
+              <w:end w:w="100" w:type="dxa"/>
             </w:tcMar>
           </w:tcPr>
           <w:p>
             <w:pPr>
               <w:pStyle w:val="Normal"/>
-              <w:spacing w:lineRule="auto" w:line="274" w:before="0" w:after="46"/>
+              <w:spacing w:lineRule="auto" w:line="269" w:before="0" w:after="70"/>
               <w:ind w:start="0" w:end="0"/>
               <w:jc w:val="center"/>
               <w:rPr/>
@@ -5657,8 +5661,8 @@
               <w:rPr>
                 <w:rFonts w:ascii="Noto Sans KR" w:hAnsi="Noto Sans KR" w:cs="Noto Sans KR" w:eastAsia="Noto Sans KR"/>
                 <w:b/>
+                <w:sz w:val="19"/>
                 <w:color w:val="FFFFFF"/>
-                <w:sz w:val="18"/>
               </w:rPr>
               <w:t>확인</w:t>
             </w:r>
@@ -5676,16 +5680,16 @@
             <w:shd w:fill="183B63" w:val="clear"/>
             <w:vAlign w:val="center"/>
             <w:tcMar>
-              <w:top w:w="70" w:type="dxa"/>
-              <w:start w:w="90" w:type="dxa"/>
-              <w:bottom w:w="70" w:type="dxa"/>
-              <w:end w:w="90" w:type="dxa"/>
+              <w:top w:w="80" w:type="dxa"/>
+              <w:start w:w="100" w:type="dxa"/>
+              <w:bottom w:w="80" w:type="dxa"/>
+              <w:end w:w="100" w:type="dxa"/>
             </w:tcMar>
           </w:tcPr>
           <w:p>
             <w:pPr>
               <w:pStyle w:val="Normal"/>
-              <w:spacing w:lineRule="auto" w:line="274" w:before="0" w:after="46"/>
+              <w:spacing w:lineRule="auto" w:line="269" w:before="0" w:after="70"/>
               <w:ind w:start="0" w:end="0"/>
               <w:jc w:val="center"/>
               <w:rPr/>
@@ -5694,8 +5698,8 @@
               <w:rPr>
                 <w:rFonts w:ascii="Noto Sans KR" w:hAnsi="Noto Sans KR" w:cs="Noto Sans KR" w:eastAsia="Noto Sans KR"/>
                 <w:b/>
+                <w:sz w:val="19"/>
                 <w:color w:val="FFFFFF"/>
-                <w:sz w:val="18"/>
               </w:rPr>
               <w:t>실패 시</w:t>
             </w:r>
@@ -5719,16 +5723,16 @@
             <w:shd w:fill="FFFFFF" w:val="clear"/>
             <w:vAlign w:val="center"/>
             <w:tcMar>
-              <w:top w:w="58" w:type="dxa"/>
-              <w:start w:w="90" w:type="dxa"/>
-              <w:bottom w:w="58" w:type="dxa"/>
-              <w:end w:w="90" w:type="dxa"/>
+              <w:top w:w="80" w:type="dxa"/>
+              <w:start w:w="100" w:type="dxa"/>
+              <w:bottom w:w="80" w:type="dxa"/>
+              <w:end w:w="100" w:type="dxa"/>
             </w:tcMar>
           </w:tcPr>
           <w:p>
             <w:pPr>
               <w:pStyle w:val="Normal"/>
-              <w:spacing w:lineRule="auto" w:line="274" w:before="0" w:after="46"/>
+              <w:spacing w:lineRule="auto" w:line="269" w:before="0" w:after="70"/>
               <w:ind w:start="0" w:end="0"/>
               <w:jc w:val="left"/>
               <w:rPr/>
@@ -5756,16 +5760,16 @@
             <w:shd w:fill="FFFFFF" w:val="clear"/>
             <w:vAlign w:val="center"/>
             <w:tcMar>
-              <w:top w:w="58" w:type="dxa"/>
-              <w:start w:w="90" w:type="dxa"/>
-              <w:bottom w:w="58" w:type="dxa"/>
-              <w:end w:w="90" w:type="dxa"/>
+              <w:top w:w="80" w:type="dxa"/>
+              <w:start w:w="100" w:type="dxa"/>
+              <w:bottom w:w="80" w:type="dxa"/>
+              <w:end w:w="100" w:type="dxa"/>
             </w:tcMar>
           </w:tcPr>
           <w:p>
             <w:pPr>
               <w:pStyle w:val="Normal"/>
-              <w:spacing w:lineRule="auto" w:line="274" w:before="0" w:after="46"/>
+              <w:spacing w:lineRule="auto" w:line="269" w:before="0" w:after="70"/>
               <w:ind w:start="0" w:end="0"/>
               <w:jc w:val="left"/>
               <w:rPr/>
@@ -5793,16 +5797,16 @@
             <w:shd w:fill="FFFFFF" w:val="clear"/>
             <w:vAlign w:val="center"/>
             <w:tcMar>
-              <w:top w:w="58" w:type="dxa"/>
-              <w:start w:w="90" w:type="dxa"/>
-              <w:bottom w:w="58" w:type="dxa"/>
-              <w:end w:w="90" w:type="dxa"/>
+              <w:top w:w="80" w:type="dxa"/>
+              <w:start w:w="100" w:type="dxa"/>
+              <w:bottom w:w="80" w:type="dxa"/>
+              <w:end w:w="100" w:type="dxa"/>
             </w:tcMar>
           </w:tcPr>
           <w:p>
             <w:pPr>
               <w:pStyle w:val="Normal"/>
-              <w:spacing w:lineRule="auto" w:line="274" w:before="0" w:after="46"/>
+              <w:spacing w:lineRule="auto" w:line="269" w:before="0" w:after="70"/>
               <w:ind w:start="0" w:end="0"/>
               <w:jc w:val="left"/>
               <w:rPr/>
@@ -5836,16 +5840,16 @@
             <w:shd w:fill="F4F7FB" w:val="clear"/>
             <w:vAlign w:val="center"/>
             <w:tcMar>
-              <w:top w:w="58" w:type="dxa"/>
-              <w:start w:w="90" w:type="dxa"/>
-              <w:bottom w:w="58" w:type="dxa"/>
-              <w:end w:w="90" w:type="dxa"/>
+              <w:top w:w="80" w:type="dxa"/>
+              <w:start w:w="100" w:type="dxa"/>
+              <w:bottom w:w="80" w:type="dxa"/>
+              <w:end w:w="100" w:type="dxa"/>
             </w:tcMar>
           </w:tcPr>
           <w:p>
             <w:pPr>
               <w:pStyle w:val="Normal"/>
-              <w:spacing w:lineRule="auto" w:line="274" w:before="0" w:after="46"/>
+              <w:spacing w:lineRule="auto" w:line="269" w:before="0" w:after="70"/>
               <w:ind w:start="0" w:end="0"/>
               <w:jc w:val="left"/>
               <w:rPr/>
@@ -5873,16 +5877,16 @@
             <w:shd w:fill="F4F7FB" w:val="clear"/>
             <w:vAlign w:val="center"/>
             <w:tcMar>
-              <w:top w:w="58" w:type="dxa"/>
-              <w:start w:w="90" w:type="dxa"/>
-              <w:bottom w:w="58" w:type="dxa"/>
-              <w:end w:w="90" w:type="dxa"/>
+              <w:top w:w="80" w:type="dxa"/>
+              <w:start w:w="100" w:type="dxa"/>
+              <w:bottom w:w="80" w:type="dxa"/>
+              <w:end w:w="100" w:type="dxa"/>
             </w:tcMar>
           </w:tcPr>
           <w:p>
             <w:pPr>
               <w:pStyle w:val="Normal"/>
-              <w:spacing w:lineRule="auto" w:line="274" w:before="0" w:after="46"/>
+              <w:spacing w:lineRule="auto" w:line="269" w:before="0" w:after="70"/>
               <w:ind w:start="0" w:end="0"/>
               <w:jc w:val="left"/>
               <w:rPr/>
@@ -5928,16 +5932,16 @@
             <w:shd w:fill="F4F7FB" w:val="clear"/>
             <w:vAlign w:val="center"/>
             <w:tcMar>
-              <w:top w:w="58" w:type="dxa"/>
-              <w:start w:w="90" w:type="dxa"/>
-              <w:bottom w:w="58" w:type="dxa"/>
-              <w:end w:w="90" w:type="dxa"/>
+              <w:top w:w="80" w:type="dxa"/>
+              <w:start w:w="100" w:type="dxa"/>
+              <w:bottom w:w="80" w:type="dxa"/>
+              <w:end w:w="100" w:type="dxa"/>
             </w:tcMar>
           </w:tcPr>
           <w:p>
             <w:pPr>
               <w:pStyle w:val="Normal"/>
-              <w:spacing w:lineRule="auto" w:line="274" w:before="0" w:after="46"/>
+              <w:spacing w:lineRule="auto" w:line="269" w:before="0" w:after="70"/>
               <w:ind w:start="0" w:end="0"/>
               <w:jc w:val="left"/>
               <w:rPr/>
@@ -5971,16 +5975,16 @@
             <w:shd w:fill="FFFFFF" w:val="clear"/>
             <w:vAlign w:val="center"/>
             <w:tcMar>
-              <w:top w:w="58" w:type="dxa"/>
-              <w:start w:w="90" w:type="dxa"/>
-              <w:bottom w:w="58" w:type="dxa"/>
-              <w:end w:w="90" w:type="dxa"/>
+              <w:top w:w="80" w:type="dxa"/>
+              <w:start w:w="100" w:type="dxa"/>
+              <w:bottom w:w="80" w:type="dxa"/>
+              <w:end w:w="100" w:type="dxa"/>
             </w:tcMar>
           </w:tcPr>
           <w:p>
             <w:pPr>
               <w:pStyle w:val="Normal"/>
-              <w:spacing w:lineRule="auto" w:line="274" w:before="0" w:after="46"/>
+              <w:spacing w:lineRule="auto" w:line="269" w:before="0" w:after="70"/>
               <w:ind w:start="0" w:end="0"/>
               <w:jc w:val="left"/>
               <w:rPr/>
@@ -6008,16 +6012,16 @@
             <w:shd w:fill="FFFFFF" w:val="clear"/>
             <w:vAlign w:val="center"/>
             <w:tcMar>
-              <w:top w:w="58" w:type="dxa"/>
-              <w:start w:w="90" w:type="dxa"/>
-              <w:bottom w:w="58" w:type="dxa"/>
-              <w:end w:w="90" w:type="dxa"/>
+              <w:top w:w="80" w:type="dxa"/>
+              <w:start w:w="100" w:type="dxa"/>
+              <w:bottom w:w="80" w:type="dxa"/>
+              <w:end w:w="100" w:type="dxa"/>
             </w:tcMar>
           </w:tcPr>
           <w:p>
             <w:pPr>
               <w:pStyle w:val="Normal"/>
-              <w:spacing w:lineRule="auto" w:line="274" w:before="0" w:after="46"/>
+              <w:spacing w:lineRule="auto" w:line="269" w:before="0" w:after="70"/>
               <w:ind w:start="0" w:end="0"/>
               <w:jc w:val="left"/>
               <w:rPr/>
@@ -6045,16 +6049,16 @@
             <w:shd w:fill="FFFFFF" w:val="clear"/>
             <w:vAlign w:val="center"/>
             <w:tcMar>
-              <w:top w:w="58" w:type="dxa"/>
-              <w:start w:w="90" w:type="dxa"/>
-              <w:bottom w:w="58" w:type="dxa"/>
-              <w:end w:w="90" w:type="dxa"/>
+              <w:top w:w="80" w:type="dxa"/>
+              <w:start w:w="100" w:type="dxa"/>
+              <w:bottom w:w="80" w:type="dxa"/>
+              <w:end w:w="100" w:type="dxa"/>
             </w:tcMar>
           </w:tcPr>
           <w:p>
             <w:pPr>
               <w:pStyle w:val="Normal"/>
-              <w:spacing w:lineRule="auto" w:line="274" w:before="0" w:after="46"/>
+              <w:spacing w:lineRule="auto" w:line="269" w:before="0" w:after="70"/>
               <w:ind w:start="0" w:end="0"/>
               <w:jc w:val="left"/>
               <w:rPr/>
@@ -6097,16 +6101,16 @@
             <w:shd w:fill="F4F7FB" w:val="clear"/>
             <w:vAlign w:val="center"/>
             <w:tcMar>
-              <w:top w:w="58" w:type="dxa"/>
-              <w:start w:w="90" w:type="dxa"/>
-              <w:bottom w:w="58" w:type="dxa"/>
-              <w:end w:w="90" w:type="dxa"/>
+              <w:top w:w="80" w:type="dxa"/>
+              <w:start w:w="100" w:type="dxa"/>
+              <w:bottom w:w="80" w:type="dxa"/>
+              <w:end w:w="100" w:type="dxa"/>
             </w:tcMar>
           </w:tcPr>
           <w:p>
             <w:pPr>
               <w:pStyle w:val="Normal"/>
-              <w:spacing w:lineRule="auto" w:line="274" w:before="0" w:after="46"/>
+              <w:spacing w:lineRule="auto" w:line="269" w:before="0" w:after="70"/>
               <w:ind w:start="0" w:end="0"/>
               <w:jc w:val="left"/>
               <w:rPr/>
@@ -6134,16 +6138,16 @@
             <w:shd w:fill="F4F7FB" w:val="clear"/>
             <w:vAlign w:val="center"/>
             <w:tcMar>
-              <w:top w:w="58" w:type="dxa"/>
-              <w:start w:w="90" w:type="dxa"/>
-              <w:bottom w:w="58" w:type="dxa"/>
-              <w:end w:w="90" w:type="dxa"/>
+              <w:top w:w="80" w:type="dxa"/>
+              <w:start w:w="100" w:type="dxa"/>
+              <w:bottom w:w="80" w:type="dxa"/>
+              <w:end w:w="100" w:type="dxa"/>
             </w:tcMar>
           </w:tcPr>
           <w:p>
             <w:pPr>
               <w:pStyle w:val="Normal"/>
-              <w:spacing w:lineRule="auto" w:line="274" w:before="0" w:after="46"/>
+              <w:spacing w:lineRule="auto" w:line="269" w:before="0" w:after="70"/>
               <w:ind w:start="0" w:end="0"/>
               <w:jc w:val="left"/>
               <w:rPr/>
@@ -6171,16 +6175,16 @@
             <w:shd w:fill="F4F7FB" w:val="clear"/>
             <w:vAlign w:val="center"/>
             <w:tcMar>
-              <w:top w:w="58" w:type="dxa"/>
-              <w:start w:w="90" w:type="dxa"/>
-              <w:bottom w:w="58" w:type="dxa"/>
-              <w:end w:w="90" w:type="dxa"/>
+              <w:top w:w="80" w:type="dxa"/>
+              <w:start w:w="100" w:type="dxa"/>
+              <w:bottom w:w="80" w:type="dxa"/>
+              <w:end w:w="100" w:type="dxa"/>
             </w:tcMar>
           </w:tcPr>
           <w:p>
             <w:pPr>
               <w:pStyle w:val="Normal"/>
-              <w:spacing w:lineRule="auto" w:line="274" w:before="0" w:after="46"/>
+              <w:spacing w:lineRule="auto" w:line="269" w:before="0" w:after="70"/>
               <w:ind w:start="0" w:end="0"/>
               <w:jc w:val="left"/>
               <w:rPr/>
@@ -6241,16 +6245,16 @@
             <w:shd w:fill="FFFFFF" w:val="clear"/>
             <w:vAlign w:val="center"/>
             <w:tcMar>
-              <w:top w:w="58" w:type="dxa"/>
-              <w:start w:w="90" w:type="dxa"/>
-              <w:bottom w:w="58" w:type="dxa"/>
-              <w:end w:w="90" w:type="dxa"/>
+              <w:top w:w="80" w:type="dxa"/>
+              <w:start w:w="100" w:type="dxa"/>
+              <w:bottom w:w="80" w:type="dxa"/>
+              <w:end w:w="100" w:type="dxa"/>
             </w:tcMar>
           </w:tcPr>
           <w:p>
             <w:pPr>
               <w:pStyle w:val="Normal"/>
-              <w:spacing w:lineRule="auto" w:line="274" w:before="0" w:after="46"/>
+              <w:spacing w:lineRule="auto" w:line="269" w:before="0" w:after="70"/>
               <w:ind w:start="0" w:end="0"/>
               <w:jc w:val="left"/>
               <w:rPr/>
@@ -6278,16 +6282,16 @@
             <w:shd w:fill="FFFFFF" w:val="clear"/>
             <w:vAlign w:val="center"/>
             <w:tcMar>
-              <w:top w:w="58" w:type="dxa"/>
-              <w:start w:w="90" w:type="dxa"/>
-              <w:bottom w:w="58" w:type="dxa"/>
-              <w:end w:w="90" w:type="dxa"/>
+              <w:top w:w="80" w:type="dxa"/>
+              <w:start w:w="100" w:type="dxa"/>
+              <w:bottom w:w="80" w:type="dxa"/>
+              <w:end w:w="100" w:type="dxa"/>
             </w:tcMar>
           </w:tcPr>
           <w:p>
             <w:pPr>
               <w:pStyle w:val="Normal"/>
-              <w:spacing w:lineRule="auto" w:line="274" w:before="0" w:after="46"/>
+              <w:spacing w:lineRule="auto" w:line="269" w:before="0" w:after="70"/>
               <w:ind w:start="0" w:end="0"/>
               <w:jc w:val="left"/>
               <w:rPr/>
@@ -6315,16 +6319,16 @@
             <w:shd w:fill="FFFFFF" w:val="clear"/>
             <w:vAlign w:val="center"/>
             <w:tcMar>
-              <w:top w:w="58" w:type="dxa"/>
-              <w:start w:w="90" w:type="dxa"/>
-              <w:bottom w:w="58" w:type="dxa"/>
-              <w:end w:w="90" w:type="dxa"/>
+              <w:top w:w="80" w:type="dxa"/>
+              <w:start w:w="100" w:type="dxa"/>
+              <w:bottom w:w="80" w:type="dxa"/>
+              <w:end w:w="100" w:type="dxa"/>
             </w:tcMar>
           </w:tcPr>
           <w:p>
             <w:pPr>
               <w:pStyle w:val="Normal"/>
-              <w:spacing w:lineRule="auto" w:line="274" w:before="0" w:after="46"/>
+              <w:spacing w:lineRule="auto" w:line="269" w:before="0" w:after="70"/>
               <w:ind w:start="0" w:end="0"/>
               <w:jc w:val="left"/>
               <w:rPr/>
@@ -6346,6 +6350,7 @@
       <w:pPr>
         <w:pStyle w:val="Heading1"/>
         <w:keepNext w:val="true"/>
+        <w:pageBreakBefore/>
         <w:rPr/>
       </w:pPr>
       <w:bookmarkStart w:id="11" w:name="__RefHeading___Toc3396_1421710836"/>
@@ -6677,44 +6682,6 @@
         <w:rPr>
           <w:rFonts w:ascii="Noto Sans KR" w:hAnsi="Noto Sans KR" w:eastAsia="Noto Sans KR" w:cs="Noto Sans KR"/>
         </w:rPr>
-        <w:drawing>
-          <wp:inline distT="0" distB="0" distL="0" distR="0">
-            <wp:extent cx="5715000" cy="3215005"/>
-            <wp:effectExtent l="0" t="0" r="0" b="0"/>
-            <wp:docPr id="1" name="CPF 운영 Timeline" descr="transactionId, operationId, instanceId, recoveryId와 Permission, Reason, Approval, Execution, Audit의 연결 흐름" title=""/>
-            <wp:cNvGraphicFramePr>
-              <a:graphicFrameLocks xmlns:a="http://schemas.openxmlformats.org/drawingml/2006/main" noChangeAspect="1"/>
-            </wp:cNvGraphicFramePr>
-            <a:graphic xmlns:a="http://schemas.openxmlformats.org/drawingml/2006/main">
-              <a:graphicData uri="http://schemas.openxmlformats.org/drawingml/2006/picture">
-                <pic:pic xmlns:pic="http://schemas.openxmlformats.org/drawingml/2006/picture">
-                  <pic:nvPicPr>
-                    <pic:cNvPr id="1" name="CPF 운영 Timeline" descr="transactionId, operationId, instanceId, recoveryId와 Permission, Reason, Approval, Execution, Audit의 연결 흐름" title=""/>
-                    <pic:cNvPicPr>
-                      <a:picLocks noChangeAspect="1" noChangeArrowheads="1"/>
-                    </pic:cNvPicPr>
-                  </pic:nvPicPr>
-                  <pic:blipFill>
-                    <a:blip r:embed="rId2"/>
-                    <a:stretch>
-                      <a:fillRect/>
-                    </a:stretch>
-                  </pic:blipFill>
-                  <pic:spPr bwMode="auto">
-                    <a:xfrm>
-                      <a:off x="0" y="0"/>
-                      <a:ext cx="5715000" cy="3215005"/>
-                    </a:xfrm>
-                    <a:prstGeom prst="rect">
-                      <a:avLst/>
-                    </a:prstGeom>
-                    <a:noFill/>
-                  </pic:spPr>
-                </pic:pic>
-              </a:graphicData>
-            </a:graphic>
-          </wp:inline>
-        </w:drawing>
       </w:r>
     </w:p>
     <w:p>
@@ -6775,6 +6742,7 @@
     <w:p>
       <w:pPr>
         <w:pStyle w:val="Heading1"/>
+        <w:pageBreakBefore w:val="0"/>
         <w:rPr/>
       </w:pPr>
       <w:bookmarkStart w:id="12" w:name="__RefHeading___Toc3398_1421710836"/>
@@ -7030,6 +6998,7 @@
     <w:p>
       <w:pPr>
         <w:pStyle w:val="Heading1"/>
+        <w:pageBreakBefore w:val="0"/>
         <w:rPr/>
       </w:pPr>
       <w:bookmarkStart w:id="15" w:name="__RefHeading___Toc3404_1421710836"/>
@@ -7285,6 +7254,7 @@
     <w:p>
       <w:pPr>
         <w:pStyle w:val="Heading1"/>
+        <w:pageBreakBefore w:val="0"/>
         <w:rPr/>
       </w:pPr>
       <w:bookmarkStart w:id="18" w:name="__RefHeading___Toc3410_1421710836"/>
@@ -7740,6 +7710,7 @@
     <w:p>
       <w:pPr>
         <w:pStyle w:val="Heading2"/>
+        <w:pageBreakBefore/>
       </w:pPr>
       <w:r>
         <w:t>사건 종료 Checkpoint</w:t>
@@ -7766,18 +7737,24 @@
             <w:tcW w:type="dxa" w:w="817795"/>
             <w:vAlign w:val="center"/>
             <w:shd w:fill="183B63" w:val="clear"/>
+            <w:tcMar>
+              <w:top w:w="80" w:type="dxa"/>
+              <w:start w:w="100" w:type="dxa"/>
+              <w:bottom w:w="80" w:type="dxa"/>
+              <w:end w:w="100" w:type="dxa"/>
+            </w:tcMar>
           </w:tcPr>
           <w:p>
             <w:pPr>
-              <w:spacing w:after="40" w:line="274" w:lineRule="auto"/>
+              <w:spacing w:after="70" w:line="269" w:lineRule="auto"/>
               <w:jc w:val="center"/>
             </w:pPr>
             <w:r>
               <w:rPr>
                 <w:rFonts w:ascii="Noto Sans KR" w:hAnsi="Noto Sans KR" w:eastAsia="Noto Sans KR" w:cs="Noto Sans KR"/>
                 <w:b/>
+                <w:sz w:val="19"/>
                 <w:color w:val="FFFFFF"/>
-                <w:sz w:val="18"/>
               </w:rPr>
               <w:t>확인</w:t>
             </w:r>
@@ -7788,18 +7765,24 @@
             <w:tcW w:type="dxa" w:w="3478586"/>
             <w:vAlign w:val="center"/>
             <w:shd w:fill="183B63" w:val="clear"/>
+            <w:tcMar>
+              <w:top w:w="80" w:type="dxa"/>
+              <w:start w:w="100" w:type="dxa"/>
+              <w:bottom w:w="80" w:type="dxa"/>
+              <w:end w:w="100" w:type="dxa"/>
+            </w:tcMar>
           </w:tcPr>
           <w:p>
             <w:pPr>
-              <w:spacing w:after="40" w:line="274" w:lineRule="auto"/>
+              <w:spacing w:after="70" w:line="269" w:lineRule="auto"/>
               <w:jc w:val="center"/>
             </w:pPr>
             <w:r>
               <w:rPr>
                 <w:rFonts w:ascii="Noto Sans KR" w:hAnsi="Noto Sans KR" w:eastAsia="Noto Sans KR" w:cs="Noto Sans KR"/>
                 <w:b/>
+                <w:sz w:val="19"/>
                 <w:color w:val="FFFFFF"/>
-                <w:sz w:val="18"/>
               </w:rPr>
               <w:t>종료 조건</w:t>
             </w:r>
@@ -7810,18 +7793,24 @@
             <w:tcW w:type="dxa" w:w="2543839"/>
             <w:vAlign w:val="center"/>
             <w:shd w:fill="183B63" w:val="clear"/>
+            <w:tcMar>
+              <w:top w:w="80" w:type="dxa"/>
+              <w:start w:w="100" w:type="dxa"/>
+              <w:bottom w:w="80" w:type="dxa"/>
+              <w:end w:w="100" w:type="dxa"/>
+            </w:tcMar>
           </w:tcPr>
           <w:p>
             <w:pPr>
-              <w:spacing w:after="40" w:line="274" w:lineRule="auto"/>
+              <w:spacing w:after="70" w:line="269" w:lineRule="auto"/>
               <w:jc w:val="center"/>
             </w:pPr>
             <w:r>
               <w:rPr>
                 <w:rFonts w:ascii="Noto Sans KR" w:hAnsi="Noto Sans KR" w:eastAsia="Noto Sans KR" w:cs="Noto Sans KR"/>
                 <w:b/>
+                <w:sz w:val="19"/>
                 <w:color w:val="FFFFFF"/>
-                <w:sz w:val="18"/>
               </w:rPr>
               <w:t>Evidence</w:t>
             </w:r>
@@ -7837,10 +7826,16 @@
             <w:tcW w:type="dxa" w:w="817795"/>
             <w:vAlign w:val="center"/>
             <w:shd w:fill="FFFFFF" w:val="clear"/>
+            <w:tcMar>
+              <w:top w:w="80" w:type="dxa"/>
+              <w:start w:w="100" w:type="dxa"/>
+              <w:bottom w:w="80" w:type="dxa"/>
+              <w:end w:w="100" w:type="dxa"/>
+            </w:tcMar>
           </w:tcPr>
           <w:p>
             <w:pPr>
-              <w:spacing w:after="40" w:line="274" w:lineRule="auto"/>
+              <w:spacing w:after="70" w:line="269" w:lineRule="auto"/>
               <w:jc w:val="left"/>
             </w:pPr>
             <w:r>
@@ -7858,10 +7853,16 @@
             <w:tcW w:type="dxa" w:w="3478586"/>
             <w:vAlign w:val="center"/>
             <w:shd w:fill="FFFFFF" w:val="clear"/>
+            <w:tcMar>
+              <w:top w:w="80" w:type="dxa"/>
+              <w:start w:w="100" w:type="dxa"/>
+              <w:bottom w:w="80" w:type="dxa"/>
+              <w:end w:w="100" w:type="dxa"/>
+            </w:tcMar>
           </w:tcPr>
           <w:p>
             <w:pPr>
-              <w:spacing w:after="40" w:line="274" w:lineRule="auto"/>
+              <w:spacing w:after="70" w:line="269" w:lineRule="auto"/>
               <w:jc w:val="left"/>
             </w:pPr>
             <w:r>
@@ -7879,10 +7880,16 @@
             <w:tcW w:type="dxa" w:w="2543839"/>
             <w:vAlign w:val="center"/>
             <w:shd w:fill="FFFFFF" w:val="clear"/>
+            <w:tcMar>
+              <w:top w:w="80" w:type="dxa"/>
+              <w:start w:w="100" w:type="dxa"/>
+              <w:bottom w:w="80" w:type="dxa"/>
+              <w:end w:w="100" w:type="dxa"/>
+            </w:tcMar>
           </w:tcPr>
           <w:p>
             <w:pPr>
-              <w:spacing w:after="40" w:line="274" w:lineRule="auto"/>
+              <w:spacing w:after="70" w:line="269" w:lineRule="auto"/>
               <w:jc w:val="left"/>
             </w:pPr>
             <w:r>
@@ -7905,10 +7912,16 @@
             <w:tcW w:type="dxa" w:w="817795"/>
             <w:vAlign w:val="center"/>
             <w:shd w:fill="F4F7FB" w:val="clear"/>
+            <w:tcMar>
+              <w:top w:w="80" w:type="dxa"/>
+              <w:start w:w="100" w:type="dxa"/>
+              <w:bottom w:w="80" w:type="dxa"/>
+              <w:end w:w="100" w:type="dxa"/>
+            </w:tcMar>
           </w:tcPr>
           <w:p>
             <w:pPr>
-              <w:spacing w:after="40" w:line="274" w:lineRule="auto"/>
+              <w:spacing w:after="70" w:line="269" w:lineRule="auto"/>
               <w:jc w:val="left"/>
             </w:pPr>
             <w:r>
@@ -7926,10 +7939,16 @@
             <w:tcW w:type="dxa" w:w="3478586"/>
             <w:vAlign w:val="center"/>
             <w:shd w:fill="F4F7FB" w:val="clear"/>
+            <w:tcMar>
+              <w:top w:w="80" w:type="dxa"/>
+              <w:start w:w="100" w:type="dxa"/>
+              <w:bottom w:w="80" w:type="dxa"/>
+              <w:end w:w="100" w:type="dxa"/>
+            </w:tcMar>
           </w:tcPr>
           <w:p>
             <w:pPr>
-              <w:spacing w:after="40" w:line="274" w:lineRule="auto"/>
+              <w:spacing w:after="70" w:line="269" w:lineRule="auto"/>
               <w:jc w:val="left"/>
             </w:pPr>
             <w:r>
@@ -7947,10 +7966,16 @@
             <w:tcW w:type="dxa" w:w="2543839"/>
             <w:vAlign w:val="center"/>
             <w:shd w:fill="F4F7FB" w:val="clear"/>
+            <w:tcMar>
+              <w:top w:w="80" w:type="dxa"/>
+              <w:start w:w="100" w:type="dxa"/>
+              <w:bottom w:w="80" w:type="dxa"/>
+              <w:end w:w="100" w:type="dxa"/>
+            </w:tcMar>
           </w:tcPr>
           <w:p>
             <w:pPr>
-              <w:spacing w:after="40" w:line="274" w:lineRule="auto"/>
+              <w:spacing w:after="70" w:line="269" w:lineRule="auto"/>
               <w:jc w:val="left"/>
             </w:pPr>
             <w:r>
@@ -7973,10 +7998,16 @@
             <w:tcW w:type="dxa" w:w="817795"/>
             <w:vAlign w:val="center"/>
             <w:shd w:fill="FFFFFF" w:val="clear"/>
+            <w:tcMar>
+              <w:top w:w="80" w:type="dxa"/>
+              <w:start w:w="100" w:type="dxa"/>
+              <w:bottom w:w="80" w:type="dxa"/>
+              <w:end w:w="100" w:type="dxa"/>
+            </w:tcMar>
           </w:tcPr>
           <w:p>
             <w:pPr>
-              <w:spacing w:after="40" w:line="274" w:lineRule="auto"/>
+              <w:spacing w:after="70" w:line="269" w:lineRule="auto"/>
               <w:jc w:val="left"/>
             </w:pPr>
             <w:r>
@@ -7994,10 +8025,16 @@
             <w:tcW w:type="dxa" w:w="3478586"/>
             <w:vAlign w:val="center"/>
             <w:shd w:fill="FFFFFF" w:val="clear"/>
+            <w:tcMar>
+              <w:top w:w="80" w:type="dxa"/>
+              <w:start w:w="100" w:type="dxa"/>
+              <w:bottom w:w="80" w:type="dxa"/>
+              <w:end w:w="100" w:type="dxa"/>
+            </w:tcMar>
           </w:tcPr>
           <w:p>
             <w:pPr>
-              <w:spacing w:after="40" w:line="274" w:lineRule="auto"/>
+              <w:spacing w:after="70" w:line="269" w:lineRule="auto"/>
               <w:jc w:val="left"/>
             </w:pPr>
             <w:r>
@@ -8015,10 +8052,16 @@
             <w:tcW w:type="dxa" w:w="2543839"/>
             <w:vAlign w:val="center"/>
             <w:shd w:fill="FFFFFF" w:val="clear"/>
+            <w:tcMar>
+              <w:top w:w="80" w:type="dxa"/>
+              <w:start w:w="100" w:type="dxa"/>
+              <w:bottom w:w="80" w:type="dxa"/>
+              <w:end w:w="100" w:type="dxa"/>
+            </w:tcMar>
           </w:tcPr>
           <w:p>
             <w:pPr>
-              <w:spacing w:after="40" w:line="274" w:lineRule="auto"/>
+              <w:spacing w:after="70" w:line="269" w:lineRule="auto"/>
               <w:jc w:val="left"/>
             </w:pPr>
             <w:r>
@@ -8041,10 +8084,16 @@
             <w:tcW w:type="dxa" w:w="817795"/>
             <w:vAlign w:val="center"/>
             <w:shd w:fill="F4F7FB" w:val="clear"/>
+            <w:tcMar>
+              <w:top w:w="80" w:type="dxa"/>
+              <w:start w:w="100" w:type="dxa"/>
+              <w:bottom w:w="80" w:type="dxa"/>
+              <w:end w:w="100" w:type="dxa"/>
+            </w:tcMar>
           </w:tcPr>
           <w:p>
             <w:pPr>
-              <w:spacing w:after="40" w:line="274" w:lineRule="auto"/>
+              <w:spacing w:after="70" w:line="269" w:lineRule="auto"/>
               <w:jc w:val="left"/>
             </w:pPr>
             <w:r>
@@ -8062,10 +8111,16 @@
             <w:tcW w:type="dxa" w:w="3478586"/>
             <w:vAlign w:val="center"/>
             <w:shd w:fill="F4F7FB" w:val="clear"/>
+            <w:tcMar>
+              <w:top w:w="80" w:type="dxa"/>
+              <w:start w:w="100" w:type="dxa"/>
+              <w:bottom w:w="80" w:type="dxa"/>
+              <w:end w:w="100" w:type="dxa"/>
+            </w:tcMar>
           </w:tcPr>
           <w:p>
             <w:pPr>
-              <w:spacing w:after="40" w:line="274" w:lineRule="auto"/>
+              <w:spacing w:after="70" w:line="269" w:lineRule="auto"/>
               <w:jc w:val="left"/>
             </w:pPr>
             <w:r>
@@ -8083,10 +8138,16 @@
             <w:tcW w:type="dxa" w:w="2543839"/>
             <w:vAlign w:val="center"/>
             <w:shd w:fill="F4F7FB" w:val="clear"/>
+            <w:tcMar>
+              <w:top w:w="80" w:type="dxa"/>
+              <w:start w:w="100" w:type="dxa"/>
+              <w:bottom w:w="80" w:type="dxa"/>
+              <w:end w:w="100" w:type="dxa"/>
+            </w:tcMar>
           </w:tcPr>
           <w:p>
             <w:pPr>
-              <w:spacing w:after="40" w:line="274" w:lineRule="auto"/>
+              <w:spacing w:after="70" w:line="269" w:lineRule="auto"/>
               <w:jc w:val="left"/>
             </w:pPr>
             <w:r>
@@ -8109,10 +8170,16 @@
             <w:tcW w:type="dxa" w:w="817795"/>
             <w:vAlign w:val="center"/>
             <w:shd w:fill="FFFFFF" w:val="clear"/>
+            <w:tcMar>
+              <w:top w:w="80" w:type="dxa"/>
+              <w:start w:w="100" w:type="dxa"/>
+              <w:bottom w:w="80" w:type="dxa"/>
+              <w:end w:w="100" w:type="dxa"/>
+            </w:tcMar>
           </w:tcPr>
           <w:p>
             <w:pPr>
-              <w:spacing w:after="40" w:line="274" w:lineRule="auto"/>
+              <w:spacing w:after="70" w:line="269" w:lineRule="auto"/>
               <w:jc w:val="left"/>
             </w:pPr>
             <w:r>
@@ -8130,10 +8197,16 @@
             <w:tcW w:type="dxa" w:w="3478586"/>
             <w:vAlign w:val="center"/>
             <w:shd w:fill="FFFFFF" w:val="clear"/>
+            <w:tcMar>
+              <w:top w:w="80" w:type="dxa"/>
+              <w:start w:w="100" w:type="dxa"/>
+              <w:bottom w:w="80" w:type="dxa"/>
+              <w:end w:w="100" w:type="dxa"/>
+            </w:tcMar>
           </w:tcPr>
           <w:p>
             <w:pPr>
-              <w:spacing w:after="40" w:line="274" w:lineRule="auto"/>
+              <w:spacing w:after="70" w:line="269" w:lineRule="auto"/>
               <w:jc w:val="left"/>
             </w:pPr>
             <w:r>
@@ -8151,10 +8224,16 @@
             <w:tcW w:type="dxa" w:w="2543839"/>
             <w:vAlign w:val="center"/>
             <w:shd w:fill="FFFFFF" w:val="clear"/>
+            <w:tcMar>
+              <w:top w:w="80" w:type="dxa"/>
+              <w:start w:w="100" w:type="dxa"/>
+              <w:bottom w:w="80" w:type="dxa"/>
+              <w:end w:w="100" w:type="dxa"/>
+            </w:tcMar>
           </w:tcPr>
           <w:p>
             <w:pPr>
-              <w:spacing w:after="40" w:line="274" w:lineRule="auto"/>
+              <w:spacing w:after="70" w:line="269" w:lineRule="auto"/>
               <w:jc w:val="left"/>
             </w:pPr>
             <w:r>
@@ -8175,6 +8254,44 @@
       </w:pPr>
       <w:r>
         <w:t>Health가 녹색이라는 이유만으로 사건을 닫지 않습니다. 업무 결과와 Side Effect가 최종 상태로 확정되고 후속 조치가 없을 때 종료합니다.</w:t>
+      </w:r>
+    </w:p>
+    <w:p>
+      <w:pPr>
+        <w:pStyle w:val="Heading2"/>
+      </w:pPr>
+      <w:r>
+        <w:t>종료 후 재확인</w:t>
+      </w:r>
+    </w:p>
+    <w:p>
+      <w:pPr/>
+      <w:r>
+        <w:t>사건을 닫은 뒤에도 같은 원인으로 다시 열리지 않도록 복구 결과와 후속조치를 한 번 더 연결합니다.</w:t>
+      </w:r>
+    </w:p>
+    <w:p>
+      <w:pPr>
+        <w:pStyle w:val="ListBullet"/>
+      </w:pPr>
+      <w:r>
+        <w:t>Reconcile Queue나 수동 보정 대상이 남아 있으면 Owner·기한·식별자를 기록하고 사건 종료와 별도 후속조치를 구분합니다.</w:t>
+      </w:r>
+    </w:p>
+    <w:p>
+      <w:pPr>
+        <w:pStyle w:val="ListBullet"/>
+      </w:pPr>
+      <w:r>
+        <w:t>재기동/Failover 뒤 다른 Instance에서도 동일 거래를 재검증해 특정 노드에서만 정상인 상태가 아닌지 확인합니다.</w:t>
+      </w:r>
+    </w:p>
+    <w:p>
+      <w:pPr>
+        <w:pStyle w:val="ListBullet"/>
+      </w:pPr>
+      <w:r>
+        <w:t>감사 기록과 사용자 영향 공지, 운영 Runbook 수정이 필요한 경우 실제 변경 위치까지 연결한 뒤 Evidence를 보존합니다.</w:t>
       </w:r>
     </w:p>
     <w:sectPr>
@@ -9299,7 +9416,7 @@
     <w:pPr>
       <w:widowControl/>
       <w:bidi w:val="0"/>
-      <w:spacing w:lineRule="auto" w:line="312" w:before="0" w:after="180"/>
+      <w:spacing w:lineRule="auto" w:line="317" w:before="0" w:after="170"/>
       <w:jc w:val="start"/>
     </w:pPr>
     <w:rPr>
@@ -9323,7 +9440,7 @@
       <w:keepNext/>
       <w:keepLines/>
       <w:widowControl/>
-      <w:spacing w:lineRule="auto" w:line="259" w:before="1120" w:after="260"/>
+      <w:spacing w:lineRule="auto" w:line="259" w:before="1160" w:after="240"/>
       <w:outlineLvl w:val="0"/>
     </w:pPr>
     <w:rPr>
@@ -9348,7 +9465,7 @@
       <w:keepNext/>
       <w:keepLines/>
       <w:widowControl/>
-      <w:spacing w:lineRule="auto" w:line="259" w:before="640" w:after="170"/>
+      <w:spacing w:lineRule="auto" w:line="259" w:before="640" w:after="150"/>
       <w:ind w:start="113"/>
       <w:outlineLvl w:val="1"/>
     </w:pPr>
@@ -9374,7 +9491,7 @@
       <w:keepNext/>
       <w:keepLines/>
       <w:widowControl/>
-      <w:spacing w:lineRule="auto" w:line="264" w:before="420" w:after="130"/>
+      <w:spacing w:lineRule="auto" w:line="264" w:before="400" w:after="120"/>
       <w:ind w:start="255"/>
       <w:outlineLvl w:val="2"/>
     </w:pPr>
@@ -10475,7 +10592,7 @@
     <w:pPr>
       <w:keepNext w:val="false"/>
       <w:widowControl/>
-      <w:spacing w:lineRule="auto" w:line="324" w:before="0" w:after="220"/>
+      <w:spacing w:lineRule="auto" w:line="324" w:before="0" w:after="200"/>
     </w:pPr>
     <w:rPr>
       <w:rFonts w:ascii="Noto Sans KR" w:hAnsi="Noto Sans KR" w:eastAsia="Noto Sans KR" w:cs="Noto Sans KR"/>
@@ -10571,7 +10688,7 @@
       <w:keepNext/>
       <w:keepLines/>
       <w:widowControl/>
-      <w:spacing w:lineRule="auto" w:line="276" w:before="180" w:after="100"/>
+      <w:spacing w:lineRule="auto" w:line="276" w:before="180" w:after="120"/>
     </w:pPr>
     <w:rPr>
       <w:rFonts w:ascii="Noto Sans KR" w:hAnsi="Noto Sans KR" w:eastAsia="Noto Sans KR" w:cs="Noto Sans KR"/>
@@ -10587,7 +10704,7 @@
     <w:pPr>
       <w:keepNext w:val="true"/>
       <w:widowControl/>
-      <w:spacing w:lineRule="auto" w:line="288" w:before="0" w:after="140"/>
+      <w:spacing w:lineRule="auto" w:line="288" w:before="0" w:after="120"/>
     </w:pPr>
     <w:rPr>
       <w:rFonts w:ascii="Noto Sans KR" w:hAnsi="Noto Sans KR" w:eastAsia="Noto Sans KR" w:cs="Noto Sans KR"/>

--- a/cpf-docs/guides/04_운영자_매뉴얼.docx
+++ b/cpf-docs/guides/04_운영자_매뉴얼.docx
@@ -8294,6 +8294,178 @@
         <w:t>감사 기록과 사용자 영향 공지, 운영 Runbook 수정이 필요한 경우 실제 변경 위치까지 연결한 뒤 Evidence를 보존합니다.</w:t>
       </w:r>
     </w:p>
+    <w:p>
+      <w:pPr>
+        <w:pStyle w:val="Heading1"/>
+      </w:pPr>
+      <w:r>
+        <w:t>10 Runtime Identity로 장애 범위를 좁히기</w:t>
+      </w:r>
+    </w:p>
+    <w:p>
+      <w:pPr>
+        <w:pStyle w:val="CPFSectionLead"/>
+      </w:pPr>
+      <w:r>
+        <w:t>운영 장애는 서버 이름 하나나 HTTP Status 하나만 보고 판정하지 않습니다. 거래·Operation·실제 Runtime·복구 실행을 같은 Timeline으로 연결해 조치 범위를 좁힙니다.</w:t>
+      </w:r>
+    </w:p>
+    <w:p>
+      <w:pPr>
+        <w:pStyle w:val="Heading2"/>
+      </w:pPr>
+      <w:r>
+        <w:t>식별자 순서</w:t>
+      </w:r>
+    </w:p>
+    <w:p>
+      <w:pPr>
+        <w:pStyle w:val="ListBullet"/>
+      </w:pPr>
+      <w:r>
+        <w:t>`transactionId`로 원 거래와 파생 호출을 묶습니다.</w:t>
+      </w:r>
+    </w:p>
+    <w:p>
+      <w:pPr>
+        <w:pStyle w:val="ListBullet"/>
+      </w:pPr>
+      <w:r>
+        <w:t>`operationId`로 실패한 업무 실행 정의를 확인합니다.</w:t>
+      </w:r>
+    </w:p>
+    <w:p>
+      <w:pPr>
+        <w:pStyle w:val="ListBullet"/>
+      </w:pPr>
+      <w:r>
+        <w:t>`instanceId`로 실제 WAS/Runtime Instance를 확인합니다. 명시값이 없으면 Hostname이며 Canonical Header에는 넣지 않습니다.</w:t>
+      </w:r>
+    </w:p>
+    <w:p>
+      <w:pPr>
+        <w:pStyle w:val="ListBullet"/>
+      </w:pPr>
+      <w:r>
+        <w:t>`recoveryId`로 Retry/Reconcile/Reprocess가 원 거래와 어떻게 연결됐는지 확인합니다.</w:t>
+      </w:r>
+    </w:p>
+    <w:p>
+      <w:pPr>
+        <w:pStyle w:val="Heading2"/>
+      </w:pPr>
+      <w:r>
+        <w:t>UNKNOWN 처리</w:t>
+      </w:r>
+    </w:p>
+    <w:p>
+      <w:r>
+        <w:t>Timeout이나 연결 단절 뒤 실제 Side Effect를 모르면 재호출부터 하지 않습니다. Provider/DB/Message/Trace를 조회해 `UNKNOWN`인지 판정하고, Probe/Reconcile로 실제 결과를 확정한 뒤 필요한 보상 또는 재처리를 승인합니다.</w:t>
+      </w:r>
+    </w:p>
+    <w:p>
+      <w:pPr>
+        <w:pStyle w:val="CPFCallout"/>
+      </w:pPr>
+      <w:r>
+        <w:t>종료 조건  Process가 살아남음 ≠ 복구 완료. 업무 결과·DB 상태·대기 Queue/Batch 상태·Trace/Audit까지 정상화되어야 Incident를 닫습니다.</w:t>
+      </w:r>
+    </w:p>
+    <w:p>
+      <w:pPr>
+        <w:pStyle w:val="Heading2"/>
+      </w:pPr>
+      <w:r>
+        <w:t>Instance 충돌과 준비상태</w:t>
+      </w:r>
+    </w:p>
+    <w:p>
+      <w:pPr>
+        <w:pStyle w:val="ListBullet"/>
+      </w:pPr>
+      <w:r>
+        <w:t>동일 Host에서 동일 System Process를 2개 이상 실행하면 explicit instanceId가 필요합니다.</w:t>
+      </w:r>
+    </w:p>
+    <w:p>
+      <w:pPr>
+        <w:pStyle w:val="ListBullet"/>
+      </w:pPr>
+      <w:r>
+        <w:t>`localhost`, `127.0.0.1`, Domain명 같은 fallback으로 실제 Instance를 숨기지 않습니다.</w:t>
+      </w:r>
+    </w:p>
+    <w:p>
+      <w:pPr>
+        <w:pStyle w:val="ListBullet"/>
+      </w:pPr>
+      <w:r>
+        <w:t>active `{systemCode, instanceId}` 중복이 있으면 READY로 올리지 않고 Registry/Config를 먼저 정정합니다.</w:t>
+      </w:r>
+    </w:p>
+    <w:p>
+      <w:pPr>
+        <w:pStyle w:val="Heading2"/>
+        <w:spacing w:before="320" w:after="120"/>
+      </w:pPr>
+      <w:r>
+        <w:t>장애 범위 확정 체크리스트</w:t>
+      </w:r>
+    </w:p>
+    <w:p>
+      <w:pPr>
+        <w:pStyle w:val="ListBullet"/>
+        <w:spacing w:after="60" w:line="276" w:lineRule="auto"/>
+      </w:pPr>
+      <w:r>
+        <w:t>거래 단위는 transactionId, 실행 정의는 operationId, 실제 처리 Runtime은 instanceId, 복구 실행은 recoveryId로 연결해 같은 Timeline에서 확인합니다.</w:t>
+      </w:r>
+    </w:p>
+    <w:p>
+      <w:pPr>
+        <w:pStyle w:val="ListBullet"/>
+        <w:spacing w:after="60" w:line="276" w:lineRule="auto"/>
+      </w:pPr>
+      <w:r>
+        <w:t>HTTP 상태나 Health 한 항목만으로 성공·실패를 확정하지 않고 Owner Domain의 업무 결과와 DB 상태, Trace/Audit, 외부 Side Effect를 함께 확인합니다.</w:t>
+      </w:r>
+    </w:p>
+    <w:p>
+      <w:pPr>
+        <w:pStyle w:val="ListBullet"/>
+        <w:spacing w:after="60" w:line="276" w:lineRule="auto"/>
+      </w:pPr>
+      <w:r>
+        <w:t>UNKNOWN이면 Blind Retry를 시작하지 않고 Provider·DB·Message·Trace에서 Side Effect를 확인한 뒤 Probe/Reconcile 또는 승인된 재처리를 선택합니다.</w:t>
+      </w:r>
+    </w:p>
+    <w:p>
+      <w:pPr>
+        <w:pStyle w:val="ListBullet"/>
+        <w:spacing w:after="60" w:line="276" w:lineRule="auto"/>
+      </w:pPr>
+      <w:r>
+        <w:t>Instance 충돌이나 중복 READY가 의심되면 systemCode와 instanceId 조합, Registry/Config, 실제 Hostname과 Process 상태를 대조합니다.</w:t>
+      </w:r>
+    </w:p>
+    <w:p>
+      <w:pPr>
+        <w:pStyle w:val="ListBullet"/>
+        <w:spacing w:after="60" w:line="276" w:lineRule="auto"/>
+      </w:pPr>
+      <w:r>
+        <w:t>복구 종료 전 Reconcile Queue·대기 Batch/Message·수동 보정 대상이 남았는지 확인하고 후속 작업은 원 거래와 recoveryId로 연결합니다.</w:t>
+      </w:r>
+    </w:p>
+    <w:p>
+      <w:pPr>
+        <w:pStyle w:val="ListBullet"/>
+        <w:spacing w:after="60" w:line="276" w:lineRule="auto"/>
+      </w:pPr>
+      <w:r>
+        <w:t>사건 종료 Evidence에는 판단 근거, 승인자, 실행 결과, before/after 상태와 재발 방지 조치를 남깁니다.</w:t>
+      </w:r>
+    </w:p>
     <w:sectPr>
       <w:headerReference w:type="even" r:id="rId3"/>
       <w:headerReference w:type="default" r:id="rId4"/>
